--- a/Am_I_The_Bad_Guy_Master_Draft.docx
+++ b/Am_I_The_Bad_Guy_Master_Draft.docx
@@ -7,7 +7,55 @@
         <w:pStyle w:val="Title"/>
       </w:pPr>
       <w:r>
-        <w:t xml:space="preserve">AM I THE BAD GUY? From Hoodlum to Hopkins</w:t>
+        <w:t xml:space="preserve">AM</w:t>
+      </w:r>
+      <w:r>
+        <w:t xml:space="preserve"> </w:t>
+      </w:r>
+      <w:r>
+        <w:t xml:space="preserve">I</w:t>
+      </w:r>
+      <w:r>
+        <w:t xml:space="preserve"> </w:t>
+      </w:r>
+      <w:r>
+        <w:t xml:space="preserve">THE</w:t>
+      </w:r>
+      <w:r>
+        <w:t xml:space="preserve"> </w:t>
+      </w:r>
+      <w:r>
+        <w:t xml:space="preserve">BAD</w:t>
+      </w:r>
+      <w:r>
+        <w:t xml:space="preserve"> </w:t>
+      </w:r>
+      <w:r>
+        <w:t xml:space="preserve">GUY?</w:t>
+      </w:r>
+      <w:r>
+        <w:t xml:space="preserve"> </w:t>
+      </w:r>
+      <w:r>
+        <w:t xml:space="preserve">From</w:t>
+      </w:r>
+      <w:r>
+        <w:t xml:space="preserve"> </w:t>
+      </w:r>
+      <w:r>
+        <w:t xml:space="preserve">Hoodlum</w:t>
+      </w:r>
+      <w:r>
+        <w:t xml:space="preserve"> </w:t>
+      </w:r>
+      <w:r>
+        <w:t xml:space="preserve">to</w:t>
+      </w:r>
+      <w:r>
+        <w:t xml:space="preserve"> </w:t>
+      </w:r>
+      <w:r>
+        <w:t xml:space="preserve">Hopkins</w:t>
       </w:r>
     </w:p>
     <w:p>
@@ -15,7 +63,13 @@
         <w:pStyle w:val="Author"/>
       </w:pPr>
       <w:r>
-        <w:t xml:space="preserve">Michael Thompson</w:t>
+        <w:t xml:space="preserve">Michael</w:t>
+      </w:r>
+      <w:r>
+        <w:t xml:space="preserve"> </w:t>
+      </w:r>
+      <w:r>
+        <w:t xml:space="preserve">Thompson</w:t>
       </w:r>
     </w:p>
     <w:sdt>
@@ -44,7 +98,7 @@
         </w:p>
       </w:sdtContent>
     </w:sdt>
-    <w:bookmarkStart w:id="12" w:name="title-page"/>
+    <w:bookmarkStart w:id="23" w:name="title-page"/>
     <w:p>
       <w:pPr>
         <w:pStyle w:val="Heading1"/>
@@ -69,18 +123,18 @@
           <wp:inline>
             <wp:extent cx="5334000" cy="7950532"/>
             <wp:effectExtent b="0" l="0" r="0" t="0"/>
-            <wp:docPr descr="The Improbability of Me Book Cover" title="" id="10" name="Picture"/>
+            <wp:docPr descr="The Improbability of Me Book Cover" title="" id="21" name="Picture"/>
             <a:graphic>
               <a:graphicData uri="http://schemas.openxmlformats.org/drawingml/2006/picture">
                 <pic:pic>
                   <pic:nvPicPr>
-                    <pic:cNvPr descr="book_cover.png" id="11" name="Picture"/>
+                    <pic:cNvPr descr="book_cover.png" id="22" name="Picture"/>
                     <pic:cNvPicPr>
                       <a:picLocks noChangeArrowheads="1" noChangeAspect="1"/>
                     </pic:cNvPicPr>
                   </pic:nvPicPr>
                   <pic:blipFill>
-                    <a:blip r:embed="rId9"/>
+                    <a:blip r:embed="rId20"/>
                     <a:stretch>
                       <a:fillRect/>
                     </a:stretch>
@@ -115,8 +169,8 @@
         <w:t xml:space="preserve">The Improbability of Me Book Cover</w:t>
       </w:r>
     </w:p>
-    <w:bookmarkEnd w:id="12"/>
-    <w:bookmarkStart w:id="13" w:name="am-i-the-bad-guy"/>
+    <w:bookmarkEnd w:id="23"/>
+    <w:bookmarkStart w:id="24" w:name="am-i-the-bad-guy"/>
     <w:p>
       <w:pPr>
         <w:pStyle w:val="Heading1"/>
@@ -131,8 +185,8 @@
       </w:pPr>
       <w:r>
         <w:rPr>
+          <w:bCs/>
           <w:b/>
-          <w:bCs/>
         </w:rPr>
         <w:t xml:space="preserve">From Hoodlum to Hopkins</w:t>
       </w:r>
@@ -143,8 +197,8 @@
       </w:pPr>
       <w:r>
         <w:rPr>
+          <w:iCs/>
           <w:i/>
-          <w:iCs/>
         </w:rPr>
         <w:t xml:space="preserve">by Michael Thompson</w:t>
       </w:r>
@@ -162,10 +216,24 @@
       </w:pPr>
       <w:r>
         <w:rPr>
+          <w:iCs/>
           <w:i/>
+        </w:rPr>
+        <w:t xml:space="preserve">“</w:t>
+      </w:r>
+      <w:r>
+        <w:rPr>
           <w:iCs/>
+          <w:i/>
         </w:rPr>
-        <w:t xml:space="preserve">“Intelligence and Guile.”</w:t>
+        <w:t xml:space="preserve">Intelligence and Guile.</w:t>
+      </w:r>
+      <w:r>
+        <w:rPr>
+          <w:iCs/>
+          <w:i/>
+        </w:rPr>
+        <w:t xml:space="preserve">”</w:t>
       </w:r>
       <w:r>
         <w:t xml:space="preserve"> </w:t>
@@ -188,8 +256,8 @@
         </w:pict>
       </w:r>
     </w:p>
-    <w:bookmarkEnd w:id="13"/>
-    <w:bookmarkStart w:id="14" w:name="chapter-1-am-i-the-bad-guy"/>
+    <w:bookmarkEnd w:id="24"/>
+    <w:bookmarkStart w:id="25" w:name="chapter-1-am-i-the-bad-guy"/>
     <w:p>
       <w:pPr>
         <w:pStyle w:val="Heading1"/>
@@ -293,8 +361,8 @@
         <w:t xml:space="preserve">The gold is the scar. This is me.</w:t>
       </w:r>
     </w:p>
-    <w:bookmarkEnd w:id="14"/>
-    <w:bookmarkStart w:id="15" w:name="X204e9764ec6521e2a3b16d8274f3f6726bc9e4d"/>
+    <w:bookmarkEnd w:id="25"/>
+    <w:bookmarkStart w:id="26" w:name="X204e9764ec6521e2a3b16d8274f3f6726bc9e4d"/>
     <w:p>
       <w:pPr>
         <w:pStyle w:val="Heading1"/>
@@ -361,7 +429,13 @@
         <w:t xml:space="preserve"> </w:t>
       </w:r>
       <w:r>
-        <w:t xml:space="preserve">“oh that’s so sweet,”</w:t>
+        <w:t xml:space="preserve">“</w:t>
+      </w:r>
+      <w:r>
+        <w:t xml:space="preserve">oh that’s so sweet,</w:t>
+      </w:r>
+      <w:r>
+        <w:t xml:space="preserve">”</w:t>
       </w:r>
       <w:r>
         <w:t xml:space="preserve"> </w:t>
@@ -373,7 +447,13 @@
         <w:t xml:space="preserve"> </w:t>
       </w:r>
       <w:r>
-        <w:t xml:space="preserve">“I’m gonna beat your little ass!”</w:t>
+        <w:t xml:space="preserve">“</w:t>
+      </w:r>
+      <w:r>
+        <w:t xml:space="preserve">I’m gonna beat your little ass!</w:t>
+      </w:r>
+      <w:r>
+        <w:t xml:space="preserve">”</w:t>
       </w:r>
     </w:p>
     <w:p>
@@ -515,7 +595,13 @@
         <w:t xml:space="preserve"> </w:t>
       </w:r>
       <w:r>
-        <w:t xml:space="preserve">“Pauline, look at the little chickens. They’re flying out of the soup.”</w:t>
+        <w:t xml:space="preserve">“</w:t>
+      </w:r>
+      <w:r>
+        <w:t xml:space="preserve">Pauline, look at the little chickens. They’re flying out of the soup.</w:t>
+      </w:r>
+      <w:r>
+        <w:t xml:space="preserve">”</w:t>
       </w:r>
     </w:p>
     <w:p>
@@ -601,7 +687,13 @@
         <w:t xml:space="preserve"> </w:t>
       </w:r>
       <w:r>
-        <w:t xml:space="preserve">“Say hi to your grandmother for me! Tell her how wonderful she is!”</w:t>
+        <w:t xml:space="preserve">“</w:t>
+      </w:r>
+      <w:r>
+        <w:t xml:space="preserve">Say hi to your grandmother for me! Tell her how wonderful she is!</w:t>
+      </w:r>
+      <w:r>
+        <w:t xml:space="preserve">”</w:t>
       </w:r>
     </w:p>
     <w:p>
@@ -612,8 +704,8 @@
         <w:t xml:space="preserve">Pauline taught me that the credible threat of violence could create boundaries when nobody else would.</w:t>
       </w:r>
     </w:p>
-    <w:bookmarkEnd w:id="15"/>
-    <w:bookmarkStart w:id="16" w:name="chapter-3-audrey-avenue"/>
+    <w:bookmarkEnd w:id="26"/>
+    <w:bookmarkStart w:id="27" w:name="chapter-3-audrey-avenue"/>
     <w:p>
       <w:pPr>
         <w:pStyle w:val="Heading1"/>
@@ -690,7 +782,19 @@
         <w:pStyle w:val="BodyText"/>
       </w:pPr>
       <w:r>
-        <w:t xml:space="preserve">He said, “Is this them?”</w:t>
+        <w:t xml:space="preserve">He said,</w:t>
+      </w:r>
+      <w:r>
+        <w:t xml:space="preserve"> </w:t>
+      </w:r>
+      <w:r>
+        <w:t xml:space="preserve">“</w:t>
+      </w:r>
+      <w:r>
+        <w:t xml:space="preserve">Is this them?</w:t>
+      </w:r>
+      <w:r>
+        <w:t xml:space="preserve">”</w:t>
       </w:r>
     </w:p>
     <w:p>
@@ -706,7 +810,19 @@
         <w:pStyle w:val="BodyText"/>
       </w:pPr>
       <w:r>
-        <w:t xml:space="preserve">He said, “Take your shit back.”</w:t>
+        <w:t xml:space="preserve">He said,</w:t>
+      </w:r>
+      <w:r>
+        <w:t xml:space="preserve"> </w:t>
+      </w:r>
+      <w:r>
+        <w:t xml:space="preserve">“</w:t>
+      </w:r>
+      <w:r>
+        <w:t xml:space="preserve">Take your shit back.</w:t>
+      </w:r>
+      <w:r>
+        <w:t xml:space="preserve">”</w:t>
       </w:r>
     </w:p>
     <w:p>
@@ -898,7 +1014,19 @@
         <w:pStyle w:val="BodyText"/>
       </w:pPr>
       <w:r>
-        <w:t xml:space="preserve">“Not hard enough,” J.R. said, his voice flat, ordering her to do it again.</w:t>
+        <w:t xml:space="preserve">“</w:t>
+      </w:r>
+      <w:r>
+        <w:t xml:space="preserve">Not hard enough,</w:t>
+      </w:r>
+      <w:r>
+        <w:t xml:space="preserve">”</w:t>
+      </w:r>
+      <w:r>
+        <w:t xml:space="preserve"> </w:t>
+      </w:r>
+      <w:r>
+        <w:t xml:space="preserve">J.R. said, his voice flat, ordering her to do it again.</w:t>
       </w:r>
     </w:p>
     <w:p>
@@ -941,8 +1069,8 @@
         <w:t xml:space="preserve">But Brooklyn left its mark. Sometimes the world isn’t cleanly divided into good and evil. Sometimes it’s just a neighborhood where the garbage lady and the monsters share the same sidewalk. And your survival depends on knowing which one you are walking past.</w:t>
       </w:r>
     </w:p>
-    <w:bookmarkEnd w:id="16"/>
-    <w:bookmarkStart w:id="17" w:name="X0128add2613ae3062d69dcf91b8b04d5fa4e006"/>
+    <w:bookmarkEnd w:id="27"/>
+    <w:bookmarkStart w:id="28" w:name="X0128add2613ae3062d69dcf91b8b04d5fa4e006"/>
     <w:p>
       <w:pPr>
         <w:pStyle w:val="Heading1"/>
@@ -993,7 +1121,13 @@
         <w:t xml:space="preserve"> </w:t>
       </w:r>
       <w:r>
-        <w:t xml:space="preserve">“ask twice”</w:t>
+        <w:t xml:space="preserve">“</w:t>
+      </w:r>
+      <w:r>
+        <w:t xml:space="preserve">ask twice</w:t>
+      </w:r>
+      <w:r>
+        <w:t xml:space="preserve">”</w:t>
       </w:r>
       <w:r>
         <w:t xml:space="preserve"> </w:t>
@@ -1023,7 +1157,13 @@
         <w:pStyle w:val="BodyText"/>
       </w:pPr>
       <w:r>
-        <w:t xml:space="preserve">“You boys think fighting is about showing how tough you are,”</w:t>
+        <w:t xml:space="preserve">“</w:t>
+      </w:r>
+      <w:r>
+        <w:t xml:space="preserve">You boys think fighting is about showing how tough you are,</w:t>
+      </w:r>
+      <w:r>
+        <w:t xml:space="preserve">”</w:t>
       </w:r>
       <w:r>
         <w:t xml:space="preserve"> </w:t>
@@ -1035,15 +1175,27 @@
         <w:t xml:space="preserve"> </w:t>
       </w:r>
       <w:r>
-        <w:t xml:space="preserve">“You think it’s about standing square, trading punches like the guys on TV. That’s playground bullshit. That’s how you get your head cracked open.”</w:t>
-      </w:r>
-    </w:p>
-    <w:p>
-      <w:pPr>
-        <w:pStyle w:val="BodyText"/>
-      </w:pPr>
-      <w:r>
-        <w:t xml:space="preserve">“If another man puts his hands on you, he means to hurt you. You don’t trade blows. You shut him down.”</w:t>
+        <w:t xml:space="preserve">“</w:t>
+      </w:r>
+      <w:r>
+        <w:t xml:space="preserve">You think it’s about standing square, trading punches like the guys on TV. That’s playground bullshit. That’s how you get your head cracked open.</w:t>
+      </w:r>
+      <w:r>
+        <w:t xml:space="preserve">”</w:t>
+      </w:r>
+    </w:p>
+    <w:p>
+      <w:pPr>
+        <w:pStyle w:val="BodyText"/>
+      </w:pPr>
+      <w:r>
+        <w:t xml:space="preserve">“</w:t>
+      </w:r>
+      <w:r>
+        <w:t xml:space="preserve">If another man puts his hands on you, he means to hurt you. You don’t trade blows. You shut him down.</w:t>
+      </w:r>
+      <w:r>
+        <w:t xml:space="preserve">”</w:t>
       </w:r>
     </w:p>
     <w:p>
@@ -1057,7 +1209,13 @@
         <w:t xml:space="preserve"> </w:t>
       </w:r>
       <w:r>
-        <w:t xml:space="preserve">“Come here, Michael.”</w:t>
+        <w:t xml:space="preserve">“</w:t>
+      </w:r>
+      <w:r>
+        <w:t xml:space="preserve">Come here, Michael.</w:t>
+      </w:r>
+      <w:r>
+        <w:t xml:space="preserve">”</w:t>
       </w:r>
     </w:p>
     <w:p>
@@ -1073,7 +1231,13 @@
         <w:pStyle w:val="BodyText"/>
       </w:pPr>
       <w:r>
-        <w:t xml:space="preserve">“Let’s say a guy gets close enough to grab your shirt,”</w:t>
+        <w:t xml:space="preserve">“</w:t>
+      </w:r>
+      <w:r>
+        <w:t xml:space="preserve">Let’s say a guy gets close enough to grab your shirt,</w:t>
+      </w:r>
+      <w:r>
+        <w:t xml:space="preserve">”</w:t>
       </w:r>
       <w:r>
         <w:t xml:space="preserve"> </w:t>
@@ -1085,7 +1249,13 @@
         <w:t xml:space="preserve"> </w:t>
       </w:r>
       <w:r>
-        <w:t xml:space="preserve">“You don’t punch him in the ribs. You go for the soft tissue. You go for the ears.”</w:t>
+        <w:t xml:space="preserve">“</w:t>
+      </w:r>
+      <w:r>
+        <w:t xml:space="preserve">You don’t punch him in the ribs. You go for the soft tissue. You go for the ears.</w:t>
+      </w:r>
+      <w:r>
+        <w:t xml:space="preserve">”</w:t>
       </w:r>
     </w:p>
     <w:p>
@@ -1109,7 +1279,13 @@
         <w:pStyle w:val="BodyText"/>
       </w:pPr>
       <w:r>
-        <w:t xml:space="preserve">“When you peel a man’s ear off,”</w:t>
+        <w:t xml:space="preserve">“</w:t>
+      </w:r>
+      <w:r>
+        <w:t xml:space="preserve">When you peel a man’s ear off,</w:t>
+      </w:r>
+      <w:r>
+        <w:t xml:space="preserve">”</w:t>
       </w:r>
       <w:r>
         <w:t xml:space="preserve"> </w:t>
@@ -1121,7 +1297,13 @@
         <w:t xml:space="preserve"> </w:t>
       </w:r>
       <w:r>
-        <w:t xml:space="preserve">“that will take the fight right out of them.”</w:t>
+        <w:t xml:space="preserve">“</w:t>
+      </w:r>
+      <w:r>
+        <w:t xml:space="preserve">that will take the fight right out of them.</w:t>
+      </w:r>
+      <w:r>
+        <w:t xml:space="preserve">”</w:t>
       </w:r>
     </w:p>
     <w:p>
@@ -1135,15 +1317,27 @@
         <w:t xml:space="preserve"> </w:t>
       </w:r>
       <w:r>
-        <w:t xml:space="preserve">“What if they pin your arms, Dad?”</w:t>
-      </w:r>
-    </w:p>
-    <w:p>
-      <w:pPr>
-        <w:pStyle w:val="BodyText"/>
-      </w:pPr>
-      <w:r>
-        <w:t xml:space="preserve">“You still have your jaw. If a man has you wrapped up, his face is close. You bite the tip of his nose off. Doesn’t matter how big he is. He’s going to let go.”</w:t>
+        <w:t xml:space="preserve">“</w:t>
+      </w:r>
+      <w:r>
+        <w:t xml:space="preserve">What if they pin your arms, Dad?</w:t>
+      </w:r>
+      <w:r>
+        <w:t xml:space="preserve">”</w:t>
+      </w:r>
+    </w:p>
+    <w:p>
+      <w:pPr>
+        <w:pStyle w:val="BodyText"/>
+      </w:pPr>
+      <w:r>
+        <w:t xml:space="preserve">“</w:t>
+      </w:r>
+      <w:r>
+        <w:t xml:space="preserve">You still have your jaw. If a man has you wrapped up, his face is close. You bite the tip of his nose off. Doesn’t matter how big he is. He’s going to let go.</w:t>
+      </w:r>
+      <w:r>
+        <w:t xml:space="preserve">”</w:t>
       </w:r>
     </w:p>
     <w:p>
@@ -1159,7 +1353,13 @@
         <w:pStyle w:val="BodyText"/>
       </w:pPr>
       <w:r>
-        <w:t xml:space="preserve">“This isn’t about being mean, and it isn’t about showing off. If you have to fight, you end it. Peel the ear. Bite the nose. Survive.”</w:t>
+        <w:t xml:space="preserve">“</w:t>
+      </w:r>
+      <w:r>
+        <w:t xml:space="preserve">This isn’t about being mean, and it isn’t about showing off. If you have to fight, you end it. Peel the ear. Bite the nose. Survive.</w:t>
+      </w:r>
+      <w:r>
+        <w:t xml:space="preserve">”</w:t>
       </w:r>
       <w:r>
         <w:t xml:space="preserve"> </w:t>
@@ -1208,8 +1408,8 @@
         <w:t xml:space="preserve">North Avenue was waiting.</w:t>
       </w:r>
     </w:p>
-    <w:bookmarkEnd w:id="17"/>
-    <w:bookmarkStart w:id="18" w:name="chapter-5-the-neighborhood-boys"/>
+    <w:bookmarkEnd w:id="28"/>
+    <w:bookmarkStart w:id="29" w:name="chapter-5-the-neighborhood-boys"/>
     <w:p>
       <w:pPr>
         <w:pStyle w:val="Heading1"/>
@@ -1252,7 +1452,13 @@
         <w:t xml:space="preserve"> </w:t>
       </w:r>
       <w:r>
-        <w:t xml:space="preserve">“You the new tough guy?”</w:t>
+        <w:t xml:space="preserve">“</w:t>
+      </w:r>
+      <w:r>
+        <w:t xml:space="preserve">You the new tough guy?</w:t>
+      </w:r>
+      <w:r>
+        <w:t xml:space="preserve">”</w:t>
       </w:r>
       <w:r>
         <w:t xml:space="preserve"> </w:t>
@@ -1272,7 +1478,13 @@
         <w:t xml:space="preserve"> </w:t>
       </w:r>
       <w:r>
-        <w:t xml:space="preserve">“Do you fish?”</w:t>
+        <w:t xml:space="preserve">“</w:t>
+      </w:r>
+      <w:r>
+        <w:t xml:space="preserve">Do you fish?</w:t>
+      </w:r>
+      <w:r>
+        <w:t xml:space="preserve">”</w:t>
       </w:r>
     </w:p>
     <w:p>
@@ -1302,7 +1514,13 @@
         <w:t xml:space="preserve"> </w:t>
       </w:r>
       <w:r>
-        <w:t xml:space="preserve">“The Reverend Frank.”</w:t>
+        <w:t xml:space="preserve">“</w:t>
+      </w:r>
+      <w:r>
+        <w:t xml:space="preserve">The Reverend Frank.</w:t>
+      </w:r>
+      <w:r>
+        <w:t xml:space="preserve">”</w:t>
       </w:r>
       <w:r>
         <w:t xml:space="preserve"> </w:t>
@@ -1322,7 +1540,13 @@
         <w:t xml:space="preserve"> </w:t>
       </w:r>
       <w:r>
-        <w:t xml:space="preserve">“Blade.”</w:t>
+        <w:t xml:space="preserve">“</w:t>
+      </w:r>
+      <w:r>
+        <w:t xml:space="preserve">Blade.</w:t>
+      </w:r>
+      <w:r>
+        <w:t xml:space="preserve">”</w:t>
       </w:r>
       <w:r>
         <w:t xml:space="preserve"> </w:t>
@@ -1334,7 +1558,13 @@
         <w:t xml:space="preserve"> </w:t>
       </w:r>
       <w:r>
-        <w:t xml:space="preserve">“Make way for the Blade! The boy who don’t wait for the law!”</w:t>
+        <w:t xml:space="preserve">“</w:t>
+      </w:r>
+      <w:r>
+        <w:t xml:space="preserve">Make way for the Blade! The boy who don’t wait for the law!</w:t>
+      </w:r>
+      <w:r>
+        <w:t xml:space="preserve">”</w:t>
       </w:r>
     </w:p>
     <w:p>
@@ -1380,7 +1610,13 @@
         <w:t xml:space="preserve"> </w:t>
       </w:r>
       <w:r>
-        <w:t xml:space="preserve">“Come on, get off the bus, bitch.”</w:t>
+        <w:t xml:space="preserve">“</w:t>
+      </w:r>
+      <w:r>
+        <w:t xml:space="preserve">Come on, get off the bus, bitch.</w:t>
+      </w:r>
+      <w:r>
+        <w:t xml:space="preserve">”</w:t>
       </w:r>
       <w:r>
         <w:t xml:space="preserve"> </w:t>
@@ -1392,7 +1628,13 @@
         <w:t xml:space="preserve"> </w:t>
       </w:r>
       <w:r>
-        <w:t xml:space="preserve">“bitch,”</w:t>
+        <w:t xml:space="preserve">“</w:t>
+      </w:r>
+      <w:r>
+        <w:t xml:space="preserve">bitch,</w:t>
+      </w:r>
+      <w:r>
+        <w:t xml:space="preserve">”</w:t>
       </w:r>
       <w:r>
         <w:t xml:space="preserve"> </w:t>
@@ -1420,7 +1662,13 @@
         <w:t xml:space="preserve"> </w:t>
       </w:r>
       <w:r>
-        <w:t xml:space="preserve">“I’m going to get my cousin!”</w:t>
+        <w:t xml:space="preserve">“</w:t>
+      </w:r>
+      <w:r>
+        <w:t xml:space="preserve">I’m going to get my cousin!</w:t>
+      </w:r>
+      <w:r>
+        <w:t xml:space="preserve">”</w:t>
       </w:r>
       <w:r>
         <w:t xml:space="preserve"> </w:t>
@@ -1432,7 +1680,13 @@
         <w:t xml:space="preserve"> </w:t>
       </w:r>
       <w:r>
-        <w:t xml:space="preserve">“Go get your fat fuck cousin!”</w:t>
+        <w:t xml:space="preserve">“</w:t>
+      </w:r>
+      <w:r>
+        <w:t xml:space="preserve">Go get your fat fuck cousin!</w:t>
+      </w:r>
+      <w:r>
+        <w:t xml:space="preserve">”</w:t>
       </w:r>
       <w:r>
         <w:t xml:space="preserve"> </w:t>
@@ -1452,7 +1706,13 @@
         <w:t xml:space="preserve"> </w:t>
       </w:r>
       <w:r>
-        <w:t xml:space="preserve">“Hey Ed, I think Chris’s fat ass killed your dog.”</w:t>
+        <w:t xml:space="preserve">“</w:t>
+      </w:r>
+      <w:r>
+        <w:t xml:space="preserve">Hey Ed, I think Chris’s fat ass killed your dog.</w:t>
+      </w:r>
+      <w:r>
+        <w:t xml:space="preserve">”</w:t>
       </w:r>
       <w:r>
         <w:t xml:space="preserve"> </w:t>
@@ -1544,7 +1804,13 @@
         <w:t xml:space="preserve"> </w:t>
       </w:r>
       <w:r>
-        <w:t xml:space="preserve">“Big Head”</w:t>
+        <w:t xml:space="preserve">“</w:t>
+      </w:r>
+      <w:r>
+        <w:t xml:space="preserve">Big Head</w:t>
+      </w:r>
+      <w:r>
+        <w:t xml:space="preserve">”</w:t>
       </w:r>
       <w:r>
         <w:t xml:space="preserve"> </w:t>
@@ -1617,8 +1883,8 @@
         <w:t xml:space="preserve">They were my first real team. They taught me who I wanted to be, and who I refused to become.</w:t>
       </w:r>
     </w:p>
-    <w:bookmarkEnd w:id="18"/>
-    <w:bookmarkStart w:id="19" w:name="chapter-6-the-city-that-bleeds"/>
+    <w:bookmarkEnd w:id="29"/>
+    <w:bookmarkStart w:id="30" w:name="chapter-6-the-city-that-bleeds"/>
     <w:p>
       <w:pPr>
         <w:pStyle w:val="Heading1"/>
@@ -1669,7 +1935,13 @@
         <w:t xml:space="preserve"> </w:t>
       </w:r>
       <w:r>
-        <w:t xml:space="preserve">“City.”</w:t>
+        <w:t xml:space="preserve">“</w:t>
+      </w:r>
+      <w:r>
+        <w:t xml:space="preserve">City.</w:t>
+      </w:r>
+      <w:r>
+        <w:t xml:space="preserve">”</w:t>
       </w:r>
       <w:r>
         <w:t xml:space="preserve"> </w:t>
@@ -1763,7 +2035,13 @@
         <w:pStyle w:val="BodyText"/>
       </w:pPr>
       <w:r>
-        <w:t xml:space="preserve">“I act crazy so people don’t mess with me,”</w:t>
+        <w:t xml:space="preserve">“</w:t>
+      </w:r>
+      <w:r>
+        <w:t xml:space="preserve">I act crazy so people don’t mess with me,</w:t>
+      </w:r>
+      <w:r>
+        <w:t xml:space="preserve">”</w:t>
       </w:r>
       <w:r>
         <w:t xml:space="preserve"> </w:t>
@@ -1775,7 +2053,13 @@
         <w:t xml:space="preserve"> </w:t>
       </w:r>
       <w:r>
-        <w:t xml:space="preserve">“But I’m really actually normal. I feel like you are the other way around. I feel like you are acting normal.”</w:t>
+        <w:t xml:space="preserve">“</w:t>
+      </w:r>
+      <w:r>
+        <w:t xml:space="preserve">But I’m really actually normal. I feel like you are the other way around. I feel like you are acting normal.</w:t>
+      </w:r>
+      <w:r>
+        <w:t xml:space="preserve">”</w:t>
       </w:r>
     </w:p>
     <w:p>
@@ -1786,8 +2070,8 @@
         <w:t xml:space="preserve">He was right. Inside the Castle on the Hill, I was learning to code switch. I was learning to turn on the polish. Out on those two buses, the normal kid was dying. Something else was taking the wheel.</w:t>
       </w:r>
     </w:p>
-    <w:bookmarkEnd w:id="19"/>
-    <w:bookmarkStart w:id="20" w:name="chapter-7-mechanical-failures"/>
+    <w:bookmarkEnd w:id="30"/>
+    <w:bookmarkStart w:id="31" w:name="chapter-7-mechanical-failures"/>
     <w:p>
       <w:pPr>
         <w:pStyle w:val="Heading1"/>
@@ -1846,7 +2130,13 @@
         <w:t xml:space="preserve"> </w:t>
       </w:r>
       <w:r>
-        <w:t xml:space="preserve">“everybody off.”</w:t>
+        <w:t xml:space="preserve">“</w:t>
+      </w:r>
+      <w:r>
+        <w:t xml:space="preserve">everybody off.</w:t>
+      </w:r>
+      <w:r>
+        <w:t xml:space="preserve">”</w:t>
       </w:r>
       <w:r>
         <w:t xml:space="preserve"> </w:t>
@@ -1898,7 +2188,13 @@
         <w:t xml:space="preserve"> </w:t>
       </w:r>
       <w:r>
-        <w:t xml:space="preserve">“Why you do that, yo? Why you do that, yo?”</w:t>
+        <w:t xml:space="preserve">“</w:t>
+      </w:r>
+      <w:r>
+        <w:t xml:space="preserve">Why you do that, yo? Why you do that, yo?</w:t>
+      </w:r>
+      <w:r>
+        <w:t xml:space="preserve">”</w:t>
       </w:r>
       <w:r>
         <w:t xml:space="preserve"> </w:t>
@@ -1958,7 +2254,13 @@
         <w:t xml:space="preserve"> </w:t>
       </w:r>
       <w:r>
-        <w:t xml:space="preserve">“this is the day I became a man”</w:t>
+        <w:t xml:space="preserve">“</w:t>
+      </w:r>
+      <w:r>
+        <w:t xml:space="preserve">this is the day I became a man</w:t>
+      </w:r>
+      <w:r>
+        <w:t xml:space="preserve">”</w:t>
       </w:r>
       <w:r>
         <w:t xml:space="preserve"> </w:t>
@@ -1994,7 +2296,13 @@
         <w:t xml:space="preserve"> </w:t>
       </w:r>
       <w:r>
-        <w:t xml:space="preserve">“pay for play”</w:t>
+        <w:t xml:space="preserve">“</w:t>
+      </w:r>
+      <w:r>
+        <w:t xml:space="preserve">pay for play</w:t>
+      </w:r>
+      <w:r>
+        <w:t xml:space="preserve">”</w:t>
       </w:r>
       <w:r>
         <w:t xml:space="preserve"> </w:t>
@@ -2014,7 +2322,13 @@
         <w:t xml:space="preserve"> </w:t>
       </w:r>
       <w:r>
-        <w:t xml:space="preserve">“Speak slowly, I’m blonde.”</w:t>
+        <w:t xml:space="preserve">“</w:t>
+      </w:r>
+      <w:r>
+        <w:t xml:space="preserve">Speak slowly, I’m blonde.</w:t>
+      </w:r>
+      <w:r>
+        <w:t xml:space="preserve">”</w:t>
       </w:r>
     </w:p>
     <w:p>
@@ -2030,7 +2344,13 @@
         <w:pStyle w:val="BodyText"/>
       </w:pPr>
       <w:r>
-        <w:t xml:space="preserve">“Well, you’re fucking retarded,”</w:t>
+        <w:t xml:space="preserve">“</w:t>
+      </w:r>
+      <w:r>
+        <w:t xml:space="preserve">Well, you’re fucking retarded,</w:t>
+      </w:r>
+      <w:r>
+        <w:t xml:space="preserve">”</w:t>
       </w:r>
       <w:r>
         <w:t xml:space="preserve"> </w:t>
@@ -2058,15 +2378,27 @@
         <w:t xml:space="preserve"> </w:t>
       </w:r>
       <w:r>
-        <w:t xml:space="preserve">“There’s three of them. You got my back?”</w:t>
-      </w:r>
-    </w:p>
-    <w:p>
-      <w:pPr>
-        <w:pStyle w:val="BodyText"/>
-      </w:pPr>
-      <w:r>
-        <w:t xml:space="preserve">“No,”</w:t>
+        <w:t xml:space="preserve">“</w:t>
+      </w:r>
+      <w:r>
+        <w:t xml:space="preserve">There’s three of them. You got my back?</w:t>
+      </w:r>
+      <w:r>
+        <w:t xml:space="preserve">”</w:t>
+      </w:r>
+    </w:p>
+    <w:p>
+      <w:pPr>
+        <w:pStyle w:val="BodyText"/>
+      </w:pPr>
+      <w:r>
+        <w:t xml:space="preserve">“</w:t>
+      </w:r>
+      <w:r>
+        <w:t xml:space="preserve">No,</w:t>
+      </w:r>
+      <w:r>
+        <w:t xml:space="preserve">”</w:t>
       </w:r>
       <w:r>
         <w:t xml:space="preserve"> </w:t>
@@ -2078,23 +2410,41 @@
         <w:t xml:space="preserve"> </w:t>
       </w:r>
       <w:r>
-        <w:t xml:space="preserve">“I don’t want to get involved.”</w:t>
-      </w:r>
-    </w:p>
-    <w:p>
-      <w:pPr>
-        <w:pStyle w:val="BodyText"/>
-      </w:pPr>
-      <w:r>
-        <w:t xml:space="preserve">“Can you at least hold my books? If they beat my ass and throw my books down the sewer, my dad is going to kill me.”</w:t>
-      </w:r>
-    </w:p>
-    <w:p>
-      <w:pPr>
-        <w:pStyle w:val="BodyText"/>
-      </w:pPr>
-      <w:r>
-        <w:t xml:space="preserve">“I don’t want to be involved,”</w:t>
+        <w:t xml:space="preserve">“</w:t>
+      </w:r>
+      <w:r>
+        <w:t xml:space="preserve">I don’t want to get involved.</w:t>
+      </w:r>
+      <w:r>
+        <w:t xml:space="preserve">”</w:t>
+      </w:r>
+    </w:p>
+    <w:p>
+      <w:pPr>
+        <w:pStyle w:val="BodyText"/>
+      </w:pPr>
+      <w:r>
+        <w:t xml:space="preserve">“</w:t>
+      </w:r>
+      <w:r>
+        <w:t xml:space="preserve">Can you at least hold my books? If they beat my ass and throw my books down the sewer, my dad is going to kill me.</w:t>
+      </w:r>
+      <w:r>
+        <w:t xml:space="preserve">”</w:t>
+      </w:r>
+    </w:p>
+    <w:p>
+      <w:pPr>
+        <w:pStyle w:val="BodyText"/>
+      </w:pPr>
+      <w:r>
+        <w:t xml:space="preserve">“</w:t>
+      </w:r>
+      <w:r>
+        <w:t xml:space="preserve">I don’t want to be involved,</w:t>
+      </w:r>
+      <w:r>
+        <w:t xml:space="preserve">”</w:t>
       </w:r>
       <w:r>
         <w:t xml:space="preserve"> </w:t>
@@ -2122,7 +2472,13 @@
         <w:t xml:space="preserve"> </w:t>
       </w:r>
       <w:r>
-        <w:t xml:space="preserve">“I got your back. Don’t worry about it.”</w:t>
+        <w:t xml:space="preserve">“</w:t>
+      </w:r>
+      <w:r>
+        <w:t xml:space="preserve">I got your back. Don’t worry about it.</w:t>
+      </w:r>
+      <w:r>
+        <w:t xml:space="preserve">”</w:t>
       </w:r>
     </w:p>
     <w:p>
@@ -2154,7 +2510,13 @@
         <w:pStyle w:val="BodyText"/>
       </w:pPr>
       <w:r>
-        <w:t xml:space="preserve">“If one of you motherfuckers jump in,”</w:t>
+        <w:t xml:space="preserve">“</w:t>
+      </w:r>
+      <w:r>
+        <w:t xml:space="preserve">If one of you motherfuckers jump in,</w:t>
+      </w:r>
+      <w:r>
+        <w:t xml:space="preserve">”</w:t>
       </w:r>
       <w:r>
         <w:t xml:space="preserve"> </w:t>
@@ -2166,7 +2528,13 @@
         <w:t xml:space="preserve"> </w:t>
       </w:r>
       <w:r>
-        <w:t xml:space="preserve">“when we’re done beating your ass, I’m gonna rape your girlfriend right here.”</w:t>
+        <w:t xml:space="preserve">“</w:t>
+      </w:r>
+      <w:r>
+        <w:t xml:space="preserve">when we’re done beating your ass, I’m gonna rape your girlfriend right here.</w:t>
+      </w:r>
+      <w:r>
+        <w:t xml:space="preserve">”</w:t>
       </w:r>
     </w:p>
     <w:p>
@@ -2204,7 +2572,13 @@
         <w:t xml:space="preserve"> </w:t>
       </w:r>
       <w:r>
-        <w:t xml:space="preserve">“You go, champ! You go, champ!”</w:t>
+        <w:t xml:space="preserve">“</w:t>
+      </w:r>
+      <w:r>
+        <w:t xml:space="preserve">You go, champ! You go, champ!</w:t>
+      </w:r>
+      <w:r>
+        <w:t xml:space="preserve">”</w:t>
       </w:r>
     </w:p>
     <w:p>
@@ -2228,7 +2602,13 @@
         <w:pStyle w:val="BodyText"/>
       </w:pPr>
       <w:r>
-        <w:t xml:space="preserve">“I got a seat for you, Champ,”</w:t>
+        <w:t xml:space="preserve">“</w:t>
+      </w:r>
+      <w:r>
+        <w:t xml:space="preserve">I got a seat for you, Champ,</w:t>
+      </w:r>
+      <w:r>
+        <w:t xml:space="preserve">”</w:t>
       </w:r>
       <w:r>
         <w:t xml:space="preserve"> </w:t>
@@ -2266,7 +2646,13 @@
         <w:pStyle w:val="BodyText"/>
       </w:pPr>
       <w:r>
-        <w:t xml:space="preserve">“I like your jacket, yo.”</w:t>
+        <w:t xml:space="preserve">“</w:t>
+      </w:r>
+      <w:r>
+        <w:t xml:space="preserve">I like your jacket, yo.</w:t>
+      </w:r>
+      <w:r>
+        <w:t xml:space="preserve">”</w:t>
       </w:r>
     </w:p>
     <w:p>
@@ -2280,15 +2666,27 @@
         <w:t xml:space="preserve"> </w:t>
       </w:r>
       <w:r>
-        <w:t xml:space="preserve">“I like it too.”</w:t>
-      </w:r>
-    </w:p>
-    <w:p>
-      <w:pPr>
-        <w:pStyle w:val="BodyText"/>
-      </w:pPr>
-      <w:r>
-        <w:t xml:space="preserve">“Give it to me,”</w:t>
+        <w:t xml:space="preserve">“</w:t>
+      </w:r>
+      <w:r>
+        <w:t xml:space="preserve">I like it too.</w:t>
+      </w:r>
+      <w:r>
+        <w:t xml:space="preserve">”</w:t>
+      </w:r>
+    </w:p>
+    <w:p>
+      <w:pPr>
+        <w:pStyle w:val="BodyText"/>
+      </w:pPr>
+      <w:r>
+        <w:t xml:space="preserve">“</w:t>
+      </w:r>
+      <w:r>
+        <w:t xml:space="preserve">Give it to me,</w:t>
+      </w:r>
+      <w:r>
+        <w:t xml:space="preserve">”</w:t>
       </w:r>
       <w:r>
         <w:t xml:space="preserve"> </w:t>
@@ -2316,7 +2714,13 @@
         <w:t xml:space="preserve"> </w:t>
       </w:r>
       <w:r>
-        <w:t xml:space="preserve">“White motherfucker.”</w:t>
+        <w:t xml:space="preserve">“</w:t>
+      </w:r>
+      <w:r>
+        <w:t xml:space="preserve">White motherfucker.</w:t>
+      </w:r>
+      <w:r>
+        <w:t xml:space="preserve">”</w:t>
       </w:r>
       <w:r>
         <w:t xml:space="preserve"> </w:t>
@@ -2338,7 +2742,13 @@
         <w:pStyle w:val="BodyText"/>
       </w:pPr>
       <w:r>
-        <w:t xml:space="preserve">“A karate boy. We like karate boys around here.”</w:t>
+        <w:t xml:space="preserve">“</w:t>
+      </w:r>
+      <w:r>
+        <w:t xml:space="preserve">A karate boy. We like karate boys around here.</w:t>
+      </w:r>
+      <w:r>
+        <w:t xml:space="preserve">”</w:t>
       </w:r>
     </w:p>
     <w:p>
@@ -2408,7 +2818,13 @@
         <w:t xml:space="preserve"> </w:t>
       </w:r>
       <w:r>
-        <w:t xml:space="preserve">“Kill that white motherfucker!”</w:t>
+        <w:t xml:space="preserve">“</w:t>
+      </w:r>
+      <w:r>
+        <w:t xml:space="preserve">Kill that white motherfucker!</w:t>
+      </w:r>
+      <w:r>
+        <w:t xml:space="preserve">”</w:t>
       </w:r>
     </w:p>
     <w:p>
@@ -2478,7 +2894,13 @@
         <w:t xml:space="preserve"> </w:t>
       </w:r>
       <w:r>
-        <w:t xml:space="preserve">“They jumped me. They jumped me.”</w:t>
+        <w:t xml:space="preserve">“</w:t>
+      </w:r>
+      <w:r>
+        <w:t xml:space="preserve">They jumped me. They jumped me.</w:t>
+      </w:r>
+      <w:r>
+        <w:t xml:space="preserve">”</w:t>
       </w:r>
     </w:p>
     <w:p>
@@ -2494,7 +2916,13 @@
         <w:pStyle w:val="BodyText"/>
       </w:pPr>
       <w:r>
-        <w:t xml:space="preserve">“Bitch, if you come down this hall I will blow your fucking brains out. This place is a war zone. This is how you act in war.”</w:t>
+        <w:t xml:space="preserve">“</w:t>
+      </w:r>
+      <w:r>
+        <w:t xml:space="preserve">Bitch, if you come down this hall I will blow your fucking brains out. This place is a war zone. This is how you act in war.</w:t>
+      </w:r>
+      <w:r>
+        <w:t xml:space="preserve">”</w:t>
       </w:r>
     </w:p>
     <w:p>
@@ -2516,7 +2944,13 @@
         <w:t xml:space="preserve"> </w:t>
       </w:r>
       <w:r>
-        <w:t xml:space="preserve">“When you stab one of those animals, always yank the knife up to finish the job.”</w:t>
+        <w:t xml:space="preserve">“</w:t>
+      </w:r>
+      <w:r>
+        <w:t xml:space="preserve">When you stab one of those animals, always yank the knife up to finish the job.</w:t>
+      </w:r>
+      <w:r>
+        <w:t xml:space="preserve">”</w:t>
       </w:r>
     </w:p>
     <w:p>
@@ -2538,7 +2972,13 @@
         <w:t xml:space="preserve"> </w:t>
       </w:r>
       <w:r>
-        <w:t xml:space="preserve">“If they come at you, you better start shooting.”</w:t>
+        <w:t xml:space="preserve">“</w:t>
+      </w:r>
+      <w:r>
+        <w:t xml:space="preserve">If they come at you, you better start shooting.</w:t>
+      </w:r>
+      <w:r>
+        <w:t xml:space="preserve">”</w:t>
       </w:r>
       <w:r>
         <w:t xml:space="preserve"> </w:t>
@@ -2571,8 +3011,8 @@
         <w:t xml:space="preserve">I was still learning.</w:t>
       </w:r>
     </w:p>
-    <w:bookmarkEnd w:id="20"/>
-    <w:bookmarkStart w:id="21" w:name="Xc7f51bae443ee57455858b79d92340219cff2fa"/>
+    <w:bookmarkEnd w:id="31"/>
+    <w:bookmarkStart w:id="32" w:name="Xc7f51bae443ee57455858b79d92340219cff2fa"/>
     <w:p>
       <w:pPr>
         <w:pStyle w:val="Heading1"/>
@@ -2649,7 +3089,13 @@
         <w:pStyle w:val="BodyText"/>
       </w:pPr>
       <w:r>
-        <w:t xml:space="preserve">“Come on,”</w:t>
+        <w:t xml:space="preserve">“</w:t>
+      </w:r>
+      <w:r>
+        <w:t xml:space="preserve">Come on,</w:t>
+      </w:r>
+      <w:r>
+        <w:t xml:space="preserve">”</w:t>
       </w:r>
       <w:r>
         <w:t xml:space="preserve"> </w:t>
@@ -2661,7 +3107,13 @@
         <w:t xml:space="preserve"> </w:t>
       </w:r>
       <w:r>
-        <w:t xml:space="preserve">“I’ll knock you out.”</w:t>
+        <w:t xml:space="preserve">“</w:t>
+      </w:r>
+      <w:r>
+        <w:t xml:space="preserve">I’ll knock you out.</w:t>
+      </w:r>
+      <w:r>
+        <w:t xml:space="preserve">”</w:t>
       </w:r>
     </w:p>
     <w:p>
@@ -2685,7 +3137,13 @@
         <w:pStyle w:val="BodyText"/>
       </w:pPr>
       <w:r>
-        <w:t xml:space="preserve">“I’ll knock you out, big boy.”</w:t>
+        <w:t xml:space="preserve">“</w:t>
+      </w:r>
+      <w:r>
+        <w:t xml:space="preserve">I’ll knock you out, big boy.</w:t>
+      </w:r>
+      <w:r>
+        <w:t xml:space="preserve">”</w:t>
       </w:r>
     </w:p>
     <w:p>
@@ -2701,7 +3159,13 @@
         <w:pStyle w:val="BodyText"/>
       </w:pPr>
       <w:r>
-        <w:t xml:space="preserve">“Let’s go then.”</w:t>
+        <w:t xml:space="preserve">“</w:t>
+      </w:r>
+      <w:r>
+        <w:t xml:space="preserve">Let’s go then.</w:t>
+      </w:r>
+      <w:r>
+        <w:t xml:space="preserve">”</w:t>
       </w:r>
     </w:p>
     <w:p>
@@ -2741,7 +3205,13 @@
         <w:pStyle w:val="BodyText"/>
       </w:pPr>
       <w:r>
-        <w:t xml:space="preserve">“I’ll be back, motherfucker!”</w:t>
+        <w:t xml:space="preserve">“</w:t>
+      </w:r>
+      <w:r>
+        <w:t xml:space="preserve">I’ll be back, motherfucker!</w:t>
+      </w:r>
+      <w:r>
+        <w:t xml:space="preserve">”</w:t>
       </w:r>
     </w:p>
     <w:p>
@@ -2771,7 +3241,13 @@
         <w:t xml:space="preserve"> </w:t>
       </w:r>
       <w:r>
-        <w:t xml:space="preserve">“I bet Jerry is in that crowd.”</w:t>
+        <w:t xml:space="preserve">“</w:t>
+      </w:r>
+      <w:r>
+        <w:t xml:space="preserve">I bet Jerry is in that crowd.</w:t>
+      </w:r>
+      <w:r>
+        <w:t xml:space="preserve">”</w:t>
       </w:r>
     </w:p>
     <w:p>
@@ -2785,7 +3261,13 @@
         <w:t xml:space="preserve"> </w:t>
       </w:r>
       <w:r>
-        <w:t xml:space="preserve">“I told you I’d be back, bitch!”</w:t>
+        <w:t xml:space="preserve">“</w:t>
+      </w:r>
+      <w:r>
+        <w:t xml:space="preserve">I told you I’d be back, bitch!</w:t>
+      </w:r>
+      <w:r>
+        <w:t xml:space="preserve">”</w:t>
       </w:r>
     </w:p>
     <w:p>
@@ -2825,7 +3307,13 @@
         <w:pStyle w:val="BodyText"/>
       </w:pPr>
       <w:r>
-        <w:t xml:space="preserve">“If it’s going to be all of you against me,”</w:t>
+        <w:t xml:space="preserve">“</w:t>
+      </w:r>
+      <w:r>
+        <w:t xml:space="preserve">If it’s going to be all of you against me,</w:t>
+      </w:r>
+      <w:r>
+        <w:t xml:space="preserve">”</w:t>
       </w:r>
       <w:r>
         <w:t xml:space="preserve"> </w:t>
@@ -2837,7 +3325,13 @@
         <w:t xml:space="preserve"> </w:t>
       </w:r>
       <w:r>
-        <w:t xml:space="preserve">“it’s going to be me and this against all of you.”</w:t>
+        <w:t xml:space="preserve">“</w:t>
+      </w:r>
+      <w:r>
+        <w:t xml:space="preserve">it’s going to be me and this against all of you.</w:t>
+      </w:r>
+      <w:r>
+        <w:t xml:space="preserve">”</w:t>
       </w:r>
     </w:p>
     <w:p>
@@ -2859,7 +3353,13 @@
         <w:t xml:space="preserve"> </w:t>
       </w:r>
       <w:r>
-        <w:t xml:space="preserve">“He will stab you. He has stabbed people before.”</w:t>
+        <w:t xml:space="preserve">“</w:t>
+      </w:r>
+      <w:r>
+        <w:t xml:space="preserve">He will stab you. He has stabbed people before.</w:t>
+      </w:r>
+      <w:r>
+        <w:t xml:space="preserve">”</w:t>
       </w:r>
     </w:p>
     <w:p>
@@ -2881,7 +3381,13 @@
         <w:t xml:space="preserve"> </w:t>
       </w:r>
       <w:r>
-        <w:t xml:space="preserve">“It don’t gotta be like that, man. Jerry just wants another go.”</w:t>
+        <w:t xml:space="preserve">“</w:t>
+      </w:r>
+      <w:r>
+        <w:t xml:space="preserve">It don’t gotta be like that, man. Jerry just wants another go.</w:t>
+      </w:r>
+      <w:r>
+        <w:t xml:space="preserve">”</w:t>
       </w:r>
     </w:p>
     <w:p>
@@ -2905,7 +3411,13 @@
         <w:pStyle w:val="BodyText"/>
       </w:pPr>
       <w:r>
-        <w:t xml:space="preserve">“Fine,”</w:t>
+        <w:t xml:space="preserve">“</w:t>
+      </w:r>
+      <w:r>
+        <w:t xml:space="preserve">Fine,</w:t>
+      </w:r>
+      <w:r>
+        <w:t xml:space="preserve">”</w:t>
       </w:r>
       <w:r>
         <w:t xml:space="preserve"> </w:t>
@@ -2925,7 +3437,13 @@
         <w:t xml:space="preserve"> </w:t>
       </w:r>
       <w:r>
-        <w:t xml:space="preserve">“Hold this. If they jump me, just bring it to me. I’ll handle the rest.”</w:t>
+        <w:t xml:space="preserve">“</w:t>
+      </w:r>
+      <w:r>
+        <w:t xml:space="preserve">Hold this. If they jump me, just bring it to me. I’ll handle the rest.</w:t>
+      </w:r>
+      <w:r>
+        <w:t xml:space="preserve">”</w:t>
       </w:r>
       <w:r>
         <w:t xml:space="preserve"> </w:t>
@@ -2955,7 +3473,13 @@
         <w:pStyle w:val="BodyText"/>
       </w:pPr>
       <w:r>
-        <w:t xml:space="preserve">“Hey!”</w:t>
+        <w:t xml:space="preserve">“</w:t>
+      </w:r>
+      <w:r>
+        <w:t xml:space="preserve">Hey!</w:t>
+      </w:r>
+      <w:r>
+        <w:t xml:space="preserve">”</w:t>
       </w:r>
       <w:r>
         <w:t xml:space="preserve"> </w:t>
@@ -2967,7 +3491,13 @@
         <w:t xml:space="preserve"> </w:t>
       </w:r>
       <w:r>
-        <w:t xml:space="preserve">“No kicking!”</w:t>
+        <w:t xml:space="preserve">“</w:t>
+      </w:r>
+      <w:r>
+        <w:t xml:space="preserve">No kicking!</w:t>
+      </w:r>
+      <w:r>
+        <w:t xml:space="preserve">”</w:t>
       </w:r>
     </w:p>
     <w:p>
@@ -2981,15 +3511,27 @@
         <w:t xml:space="preserve"> </w:t>
       </w:r>
       <w:r>
-        <w:t xml:space="preserve">“You asked for this. There ain’t no rules.”</w:t>
-      </w:r>
-    </w:p>
-    <w:p>
-      <w:pPr>
-        <w:pStyle w:val="BodyText"/>
-      </w:pPr>
-      <w:r>
-        <w:t xml:space="preserve">“No kicking,”</w:t>
+        <w:t xml:space="preserve">“</w:t>
+      </w:r>
+      <w:r>
+        <w:t xml:space="preserve">You asked for this. There ain’t no rules.</w:t>
+      </w:r>
+      <w:r>
+        <w:t xml:space="preserve">”</w:t>
+      </w:r>
+    </w:p>
+    <w:p>
+      <w:pPr>
+        <w:pStyle w:val="BodyText"/>
+      </w:pPr>
+      <w:r>
+        <w:t xml:space="preserve">“</w:t>
+      </w:r>
+      <w:r>
+        <w:t xml:space="preserve">No kicking,</w:t>
+      </w:r>
+      <w:r>
+        <w:t xml:space="preserve">”</w:t>
       </w:r>
       <w:r>
         <w:t xml:space="preserve"> </w:t>
@@ -3003,7 +3545,13 @@
         <w:pStyle w:val="BodyText"/>
       </w:pPr>
       <w:r>
-        <w:t xml:space="preserve">“The next time I touch you,”</w:t>
+        <w:t xml:space="preserve">“</w:t>
+      </w:r>
+      <w:r>
+        <w:t xml:space="preserve">The next time I touch you,</w:t>
+      </w:r>
+      <w:r>
+        <w:t xml:space="preserve">”</w:t>
       </w:r>
       <w:r>
         <w:t xml:space="preserve"> </w:t>
@@ -3015,7 +3563,13 @@
         <w:t xml:space="preserve"> </w:t>
       </w:r>
       <w:r>
-        <w:t xml:space="preserve">“it’s going to be worse.”</w:t>
+        <w:t xml:space="preserve">“</w:t>
+      </w:r>
+      <w:r>
+        <w:t xml:space="preserve">it’s going to be worse.</w:t>
+      </w:r>
+      <w:r>
+        <w:t xml:space="preserve">”</w:t>
       </w:r>
     </w:p>
     <w:p>
@@ -3074,8 +3628,8 @@
         <w:t xml:space="preserve">Violence implied can be as effective as violence applied. They just need to know you’re willing to take it to the end. I’ll never forget how the temperature changed when Chris said I had stabbed people before. I didn’t say it. I didn’t brag. He said it calm and matter-of-fact, and the mob went quiet.</w:t>
       </w:r>
     </w:p>
-    <w:bookmarkEnd w:id="21"/>
-    <w:bookmarkStart w:id="22" w:name="chapter-9-the-truck"/>
+    <w:bookmarkEnd w:id="32"/>
+    <w:bookmarkStart w:id="33" w:name="chapter-9-the-truck"/>
     <w:p>
       <w:pPr>
         <w:pStyle w:val="Heading1"/>
@@ -3134,7 +3688,13 @@
         <w:t xml:space="preserve"> </w:t>
       </w:r>
       <w:r>
-        <w:t xml:space="preserve">“What’s going on?”</w:t>
+        <w:t xml:space="preserve">“</w:t>
+      </w:r>
+      <w:r>
+        <w:t xml:space="preserve">What’s going on?</w:t>
+      </w:r>
+      <w:r>
+        <w:t xml:space="preserve">”</w:t>
       </w:r>
       <w:r>
         <w:t xml:space="preserve"> </w:t>
@@ -3151,8 +3711,8 @@
         <w:t xml:space="preserve">Just the daily crime wave of these assholes riding around in a cheap truck, stealing everything they could get their hands on.</w:t>
       </w:r>
     </w:p>
-    <w:bookmarkEnd w:id="22"/>
-    <w:bookmarkStart w:id="23" w:name="chapter-10-the-stet-docket"/>
+    <w:bookmarkEnd w:id="33"/>
+    <w:bookmarkStart w:id="34" w:name="chapter-10-the-stet-docket"/>
     <w:p>
       <w:pPr>
         <w:pStyle w:val="Heading1"/>
@@ -3187,7 +3747,13 @@
         <w:t xml:space="preserve"> </w:t>
       </w:r>
       <w:r>
-        <w:t xml:space="preserve">“Let’s go be Marines,”</w:t>
+        <w:t xml:space="preserve">“</w:t>
+      </w:r>
+      <w:r>
+        <w:t xml:space="preserve">Let’s go be Marines,</w:t>
+      </w:r>
+      <w:r>
+        <w:t xml:space="preserve">”</w:t>
       </w:r>
       <w:r>
         <w:t xml:space="preserve"> </w:t>
@@ -3217,15 +3783,27 @@
         <w:pStyle w:val="BodyText"/>
       </w:pPr>
       <w:r>
-        <w:t xml:space="preserve">“What are you boys here for?”</w:t>
-      </w:r>
-    </w:p>
-    <w:p>
-      <w:pPr>
-        <w:pStyle w:val="BodyText"/>
-      </w:pPr>
-      <w:r>
-        <w:t xml:space="preserve">“We want to be Marines.”</w:t>
+        <w:t xml:space="preserve">“</w:t>
+      </w:r>
+      <w:r>
+        <w:t xml:space="preserve">What are you boys here for?</w:t>
+      </w:r>
+      <w:r>
+        <w:t xml:space="preserve">”</w:t>
+      </w:r>
+    </w:p>
+    <w:p>
+      <w:pPr>
+        <w:pStyle w:val="BodyText"/>
+      </w:pPr>
+      <w:r>
+        <w:t xml:space="preserve">“</w:t>
+      </w:r>
+      <w:r>
+        <w:t xml:space="preserve">We want to be Marines.</w:t>
+      </w:r>
+      <w:r>
+        <w:t xml:space="preserve">”</w:t>
       </w:r>
     </w:p>
     <w:p>
@@ -3239,7 +3817,13 @@
         <w:t xml:space="preserve"> </w:t>
       </w:r>
       <w:r>
-        <w:t xml:space="preserve">“Don’t do that to yourself, son. You join the Air Force, I will fly you around the world. I will give you access to fine wine and fine women. You’ll sleep in a bed, not in a foxhole.”</w:t>
+        <w:t xml:space="preserve">“</w:t>
+      </w:r>
+      <w:r>
+        <w:t xml:space="preserve">Don’t do that to yourself, son. You join the Air Force, I will fly you around the world. I will give you access to fine wine and fine women. You’ll sleep in a bed, not in a foxhole.</w:t>
+      </w:r>
+      <w:r>
+        <w:t xml:space="preserve">”</w:t>
       </w:r>
     </w:p>
     <w:p>
@@ -3253,7 +3837,13 @@
         <w:t xml:space="preserve"> </w:t>
       </w:r>
       <w:r>
-        <w:t xml:space="preserve">“around the world.”</w:t>
+        <w:t xml:space="preserve">“</w:t>
+      </w:r>
+      <w:r>
+        <w:t xml:space="preserve">around the world.</w:t>
+      </w:r>
+      <w:r>
+        <w:t xml:space="preserve">”</w:t>
       </w:r>
       <w:r>
         <w:t xml:space="preserve"> </w:t>
@@ -3283,15 +3873,27 @@
         <w:pStyle w:val="BodyText"/>
       </w:pPr>
       <w:r>
-        <w:t xml:space="preserve">“Where’s Ed? Where’s your big brother?”</w:t>
-      </w:r>
-    </w:p>
-    <w:p>
-      <w:pPr>
-        <w:pStyle w:val="BodyText"/>
-      </w:pPr>
-      <w:r>
-        <w:t xml:space="preserve">“I’m on my own,”</w:t>
+        <w:t xml:space="preserve">“</w:t>
+      </w:r>
+      <w:r>
+        <w:t xml:space="preserve">Where’s Ed? Where’s your big brother?</w:t>
+      </w:r>
+      <w:r>
+        <w:t xml:space="preserve">”</w:t>
+      </w:r>
+    </w:p>
+    <w:p>
+      <w:pPr>
+        <w:pStyle w:val="BodyText"/>
+      </w:pPr>
+      <w:r>
+        <w:t xml:space="preserve">“</w:t>
+      </w:r>
+      <w:r>
+        <w:t xml:space="preserve">I’m on my own,</w:t>
+      </w:r>
+      <w:r>
+        <w:t xml:space="preserve">”</w:t>
       </w:r>
       <w:r>
         <w:t xml:space="preserve"> </w:t>
@@ -3303,7 +3905,13 @@
         <w:t xml:space="preserve"> </w:t>
       </w:r>
       <w:r>
-        <w:t xml:space="preserve">“Ed told me to figure it out.”</w:t>
+        <w:t xml:space="preserve">“</w:t>
+      </w:r>
+      <w:r>
+        <w:t xml:space="preserve">Ed told me to figure it out.</w:t>
+      </w:r>
+      <w:r>
+        <w:t xml:space="preserve">”</w:t>
       </w:r>
     </w:p>
     <w:p>
@@ -3319,7 +3927,13 @@
         <w:pStyle w:val="BodyText"/>
       </w:pPr>
       <w:r>
-        <w:t xml:space="preserve">“Call your brother,”</w:t>
+        <w:t xml:space="preserve">“</w:t>
+      </w:r>
+      <w:r>
+        <w:t xml:space="preserve">Call your brother,</w:t>
+      </w:r>
+      <w:r>
+        <w:t xml:space="preserve">”</w:t>
       </w:r>
       <w:r>
         <w:t xml:space="preserve"> </w:t>
@@ -3331,7 +3945,13 @@
         <w:t xml:space="preserve"> </w:t>
       </w:r>
       <w:r>
-        <w:t xml:space="preserve">“This is big brother shit.”</w:t>
+        <w:t xml:space="preserve">“</w:t>
+      </w:r>
+      <w:r>
+        <w:t xml:space="preserve">This is big brother shit.</w:t>
+      </w:r>
+      <w:r>
+        <w:t xml:space="preserve">”</w:t>
       </w:r>
       <w:r>
         <w:t xml:space="preserve"> </w:t>
@@ -3345,7 +3965,13 @@
         <w:pStyle w:val="BodyText"/>
       </w:pPr>
       <w:r>
-        <w:t xml:space="preserve">“I’ll be right there.”</w:t>
+        <w:t xml:space="preserve">“</w:t>
+      </w:r>
+      <w:r>
+        <w:t xml:space="preserve">I’ll be right there.</w:t>
+      </w:r>
+      <w:r>
+        <w:t xml:space="preserve">”</w:t>
       </w:r>
     </w:p>
     <w:p>
@@ -3359,7 +3985,13 @@
         <w:t xml:space="preserve"> </w:t>
       </w:r>
       <w:r>
-        <w:t xml:space="preserve">“Are we going to do this?”</w:t>
+        <w:t xml:space="preserve">“</w:t>
+      </w:r>
+      <w:r>
+        <w:t xml:space="preserve">Are we going to do this?</w:t>
+      </w:r>
+      <w:r>
+        <w:t xml:space="preserve">”</w:t>
       </w:r>
       <w:r>
         <w:t xml:space="preserve"> </w:t>
@@ -3397,7 +4029,13 @@
         <w:pStyle w:val="BodyText"/>
       </w:pPr>
       <w:r>
-        <w:t xml:space="preserve">“Come on,”</w:t>
+        <w:t xml:space="preserve">“</w:t>
+      </w:r>
+      <w:r>
+        <w:t xml:space="preserve">Come on,</w:t>
+      </w:r>
+      <w:r>
+        <w:t xml:space="preserve">”</w:t>
       </w:r>
       <w:r>
         <w:t xml:space="preserve"> </w:t>
@@ -3409,7 +4047,13 @@
         <w:t xml:space="preserve"> </w:t>
       </w:r>
       <w:r>
-        <w:t xml:space="preserve">“Let’s go.”</w:t>
+        <w:t xml:space="preserve">“</w:t>
+      </w:r>
+      <w:r>
+        <w:t xml:space="preserve">Let’s go.</w:t>
+      </w:r>
+      <w:r>
+        <w:t xml:space="preserve">”</w:t>
       </w:r>
     </w:p>
     <w:p>
@@ -3455,7 +4099,13 @@
         <w:t xml:space="preserve"> </w:t>
       </w:r>
       <w:r>
-        <w:t xml:space="preserve">“He’s got a sword! He’s got a knife!”</w:t>
+        <w:t xml:space="preserve">“</w:t>
+      </w:r>
+      <w:r>
+        <w:t xml:space="preserve">He’s got a sword! He’s got a knife!</w:t>
+      </w:r>
+      <w:r>
+        <w:t xml:space="preserve">”</w:t>
       </w:r>
     </w:p>
     <w:p>
@@ -3471,7 +4121,13 @@
         <w:pStyle w:val="BodyText"/>
       </w:pPr>
       <w:r>
-        <w:t xml:space="preserve">“Come over here and break this motherfucker’s ribs,”</w:t>
+        <w:t xml:space="preserve">“</w:t>
+      </w:r>
+      <w:r>
+        <w:t xml:space="preserve">Come over here and break this motherfucker’s ribs,</w:t>
+      </w:r>
+      <w:r>
+        <w:t xml:space="preserve">”</w:t>
       </w:r>
       <w:r>
         <w:t xml:space="preserve"> </w:t>
@@ -3493,7 +4149,13 @@
         <w:pStyle w:val="BodyText"/>
       </w:pPr>
       <w:r>
-        <w:t xml:space="preserve">“Come on, we gotta go,”</w:t>
+        <w:t xml:space="preserve">“</w:t>
+      </w:r>
+      <w:r>
+        <w:t xml:space="preserve">Come on, we gotta go,</w:t>
+      </w:r>
+      <w:r>
+        <w:t xml:space="preserve">”</w:t>
       </w:r>
       <w:r>
         <w:t xml:space="preserve"> </w:t>
@@ -3505,7 +4167,13 @@
         <w:t xml:space="preserve"> </w:t>
       </w:r>
       <w:r>
-        <w:t xml:space="preserve">“Ain’t got time for this shit.”</w:t>
+        <w:t xml:space="preserve">“</w:t>
+      </w:r>
+      <w:r>
+        <w:t xml:space="preserve">Ain’t got time for this shit.</w:t>
+      </w:r>
+      <w:r>
+        <w:t xml:space="preserve">”</w:t>
       </w:r>
     </w:p>
     <w:p>
@@ -3537,7 +4205,13 @@
         <w:pStyle w:val="BodyText"/>
       </w:pPr>
       <w:r>
-        <w:t xml:space="preserve">“POLICE! OPEN THE GODDAMN DOOR!”</w:t>
+        <w:t xml:space="preserve">“</w:t>
+      </w:r>
+      <w:r>
+        <w:t xml:space="preserve">POLICE! OPEN THE GODDAMN DOOR!</w:t>
+      </w:r>
+      <w:r>
+        <w:t xml:space="preserve">”</w:t>
       </w:r>
     </w:p>
     <w:p>
@@ -3553,7 +4227,13 @@
         <w:pStyle w:val="BodyText"/>
       </w:pPr>
       <w:r>
-        <w:t xml:space="preserve">“Don’t let ’em in!”</w:t>
+        <w:t xml:space="preserve">“</w:t>
+      </w:r>
+      <w:r>
+        <w:t xml:space="preserve">Don’t let ’em in!</w:t>
+      </w:r>
+      <w:r>
+        <w:t xml:space="preserve">”</w:t>
       </w:r>
     </w:p>
     <w:p>
@@ -3577,7 +4257,13 @@
         <w:pStyle w:val="BodyText"/>
       </w:pPr>
       <w:r>
-        <w:t xml:space="preserve">“Where’s the fucking sword?”</w:t>
+        <w:t xml:space="preserve">“</w:t>
+      </w:r>
+      <w:r>
+        <w:t xml:space="preserve">Where’s the fucking sword?</w:t>
+      </w:r>
+      <w:r>
+        <w:t xml:space="preserve">”</w:t>
       </w:r>
     </w:p>
     <w:p>
@@ -3593,15 +4279,27 @@
         <w:pStyle w:val="BodyText"/>
       </w:pPr>
       <w:r>
-        <w:t xml:space="preserve">“What sword? I don’t have a sword. I don’t even own a sword.”</w:t>
-      </w:r>
-    </w:p>
-    <w:p>
-      <w:pPr>
-        <w:pStyle w:val="BodyText"/>
-      </w:pPr>
-      <w:r>
-        <w:t xml:space="preserve">“If you’re gonna be a little prick, then you’re gonna go to fucking Southern District.”</w:t>
+        <w:t xml:space="preserve">“</w:t>
+      </w:r>
+      <w:r>
+        <w:t xml:space="preserve">What sword? I don’t have a sword. I don’t even own a sword.</w:t>
+      </w:r>
+      <w:r>
+        <w:t xml:space="preserve">”</w:t>
+      </w:r>
+    </w:p>
+    <w:p>
+      <w:pPr>
+        <w:pStyle w:val="BodyText"/>
+      </w:pPr>
+      <w:r>
+        <w:t xml:space="preserve">“</w:t>
+      </w:r>
+      <w:r>
+        <w:t xml:space="preserve">If you’re gonna be a little prick, then you’re gonna go to fucking Southern District.</w:t>
+      </w:r>
+      <w:r>
+        <w:t xml:space="preserve">”</w:t>
       </w:r>
     </w:p>
     <w:p>
@@ -3617,15 +4315,27 @@
         <w:pStyle w:val="BodyText"/>
       </w:pPr>
       <w:r>
-        <w:t xml:space="preserve">“What you in here for, big youngin?”</w:t>
-      </w:r>
-    </w:p>
-    <w:p>
-      <w:pPr>
-        <w:pStyle w:val="BodyText"/>
-      </w:pPr>
-      <w:r>
-        <w:t xml:space="preserve">“I don’t know, they picked me up for a fight. But I was just sitting in my house.”</w:t>
+        <w:t xml:space="preserve">“</w:t>
+      </w:r>
+      <w:r>
+        <w:t xml:space="preserve">What you in here for, big youngin?</w:t>
+      </w:r>
+      <w:r>
+        <w:t xml:space="preserve">”</w:t>
+      </w:r>
+    </w:p>
+    <w:p>
+      <w:pPr>
+        <w:pStyle w:val="BodyText"/>
+      </w:pPr>
+      <w:r>
+        <w:t xml:space="preserve">“</w:t>
+      </w:r>
+      <w:r>
+        <w:t xml:space="preserve">I don’t know, they picked me up for a fight. But I was just sitting in my house.</w:t>
+      </w:r>
+      <w:r>
+        <w:t xml:space="preserve">”</w:t>
       </w:r>
     </w:p>
     <w:p>
@@ -3639,15 +4349,27 @@
         <w:t xml:space="preserve"> </w:t>
       </w:r>
       <w:r>
-        <w:t xml:space="preserve">“The violent crime task force picked me up.”</w:t>
-      </w:r>
-    </w:p>
-    <w:p>
-      <w:pPr>
-        <w:pStyle w:val="BodyText"/>
-      </w:pPr>
-      <w:r>
-        <w:t xml:space="preserve">“Oh man, all right, cool. Good to know.”</w:t>
+        <w:t xml:space="preserve">“</w:t>
+      </w:r>
+      <w:r>
+        <w:t xml:space="preserve">The violent crime task force picked me up.</w:t>
+      </w:r>
+      <w:r>
+        <w:t xml:space="preserve">”</w:t>
+      </w:r>
+    </w:p>
+    <w:p>
+      <w:pPr>
+        <w:pStyle w:val="BodyText"/>
+      </w:pPr>
+      <w:r>
+        <w:t xml:space="preserve">“</w:t>
+      </w:r>
+      <w:r>
+        <w:t xml:space="preserve">Oh man, all right, cool. Good to know.</w:t>
+      </w:r>
+      <w:r>
+        <w:t xml:space="preserve">”</w:t>
       </w:r>
       <w:r>
         <w:t xml:space="preserve"> </w:t>
@@ -3691,15 +4413,27 @@
         <w:t xml:space="preserve"> </w:t>
       </w:r>
       <w:r>
-        <w:t xml:space="preserve">“If I even get a fucking whiff of you doing something between now and January when you ship out, I’m gonna put you away.”</w:t>
-      </w:r>
-    </w:p>
-    <w:p>
-      <w:pPr>
-        <w:pStyle w:val="BodyText"/>
-      </w:pPr>
-      <w:r>
-        <w:t xml:space="preserve">“Understood. You won’t hear a peep out of me.”</w:t>
+        <w:t xml:space="preserve">“</w:t>
+      </w:r>
+      <w:r>
+        <w:t xml:space="preserve">If I even get a fucking whiff of you doing something between now and January when you ship out, I’m gonna put you away.</w:t>
+      </w:r>
+      <w:r>
+        <w:t xml:space="preserve">”</w:t>
+      </w:r>
+    </w:p>
+    <w:p>
+      <w:pPr>
+        <w:pStyle w:val="BodyText"/>
+      </w:pPr>
+      <w:r>
+        <w:t xml:space="preserve">“</w:t>
+      </w:r>
+      <w:r>
+        <w:t xml:space="preserve">Understood. You won’t hear a peep out of me.</w:t>
+      </w:r>
+      <w:r>
+        <w:t xml:space="preserve">”</w:t>
       </w:r>
     </w:p>
     <w:p>
@@ -3718,8 +4452,8 @@
         <w:t xml:space="preserve">I laid low for the next couple of months. And on January 3, 1995, I shipped out, leaving Baltimore behind.</w:t>
       </w:r>
     </w:p>
-    <w:bookmarkEnd w:id="23"/>
-    <w:bookmarkStart w:id="24" w:name="chapter-11-bo-derek-and-the-asvab"/>
+    <w:bookmarkEnd w:id="34"/>
+    <w:bookmarkStart w:id="35" w:name="chapter-11-bo-derek-and-the-asvab"/>
     <w:p>
       <w:pPr>
         <w:pStyle w:val="Heading1"/>
@@ -3747,7 +4481,13 @@
         <w:t xml:space="preserve"> </w:t>
       </w:r>
       <w:r>
-        <w:t xml:space="preserve">“Your hair is so soft and beautiful. Why you want to do this?”</w:t>
+        <w:t xml:space="preserve">“</w:t>
+      </w:r>
+      <w:r>
+        <w:t xml:space="preserve">Your hair is so soft and beautiful. Why you want to do this?</w:t>
+      </w:r>
+      <w:r>
+        <w:t xml:space="preserve">”</w:t>
       </w:r>
       <w:r>
         <w:t xml:space="preserve"> </w:t>
@@ -3783,7 +4523,13 @@
         <w:t xml:space="preserve"> </w:t>
       </w:r>
       <w:r>
-        <w:t xml:space="preserve">“What’s up?”</w:t>
+        <w:t xml:space="preserve">“</w:t>
+      </w:r>
+      <w:r>
+        <w:t xml:space="preserve">What’s up?</w:t>
+      </w:r>
+      <w:r>
+        <w:t xml:space="preserve">”</w:t>
       </w:r>
     </w:p>
     <w:p>
@@ -3798,10 +4544,24 @@
       </w:r>
       <w:r>
         <w:rPr>
+          <w:iCs/>
           <w:i/>
+        </w:rPr>
+        <w:t xml:space="preserve">“</w:t>
+      </w:r>
+      <w:r>
+        <w:rPr>
           <w:iCs/>
+          <w:i/>
         </w:rPr>
-        <w:t xml:space="preserve">“What’s up? What the fuck do you mean what’s up?!”</w:t>
+        <w:t xml:space="preserve">What’s up? What the fuck do you mean what’s up?!</w:t>
+      </w:r>
+      <w:r>
+        <w:rPr>
+          <w:iCs/>
+          <w:i/>
+        </w:rPr>
+        <w:t xml:space="preserve">”</w:t>
       </w:r>
       <w:r>
         <w:t xml:space="preserve"> </w:t>
@@ -3815,7 +4575,13 @@
         <w:pStyle w:val="BodyText"/>
       </w:pPr>
       <w:r>
-        <w:t xml:space="preserve">“Get over here, Bo Derek!”</w:t>
+        <w:t xml:space="preserve">“</w:t>
+      </w:r>
+      <w:r>
+        <w:t xml:space="preserve">Get over here, Bo Derek!</w:t>
+      </w:r>
+      <w:r>
+        <w:t xml:space="preserve">”</w:t>
       </w:r>
     </w:p>
     <w:p>
@@ -3845,7 +4611,13 @@
         <w:t xml:space="preserve"> </w:t>
       </w:r>
       <w:r>
-        <w:t xml:space="preserve">“Aerospace Electrical Environmental Systems Specialist.”</w:t>
+        <w:t xml:space="preserve">“</w:t>
+      </w:r>
+      <w:r>
+        <w:t xml:space="preserve">Aerospace Electrical Environmental Systems Specialist.</w:t>
+      </w:r>
+      <w:r>
+        <w:t xml:space="preserve">”</w:t>
       </w:r>
       <w:r>
         <w:t xml:space="preserve"> </w:t>
@@ -3874,8 +4646,8 @@
       </w:r>
       <w:r>
         <w:rPr>
+          <w:iCs/>
           <w:i/>
-          <w:iCs/>
         </w:rPr>
         <w:t xml:space="preserve">Jesus Christ, what the fuck is that?</w:t>
       </w:r>
@@ -3898,8 +4670,8 @@
       </w:r>
       <w:r>
         <w:rPr>
+          <w:iCs/>
           <w:i/>
-          <w:iCs/>
         </w:rPr>
         <w:t xml:space="preserve">Where in the fuck am I? This fucking place is wild.</w:t>
       </w:r>
@@ -3924,10 +4696,24 @@
       </w:r>
       <w:r>
         <w:rPr>
+          <w:iCs/>
           <w:i/>
+        </w:rPr>
+        <w:t xml:space="preserve">“</w:t>
+      </w:r>
+      <w:r>
+        <w:rPr>
           <w:iCs/>
+          <w:i/>
         </w:rPr>
-        <w:t xml:space="preserve">“Don’t leave your fucking iron out, or Airman Bigfoot’s gonna walk through here and stub his Bigfoot ass toe!”</w:t>
+        <w:t xml:space="preserve">Don’t leave your fucking iron out, or Airman Bigfoot’s gonna walk through here and stub his Bigfoot ass toe!</w:t>
+      </w:r>
+      <w:r>
+        <w:rPr>
+          <w:iCs/>
+          <w:i/>
+        </w:rPr>
+        <w:t xml:space="preserve">”</w:t>
       </w:r>
     </w:p>
     <w:p>
@@ -3941,7 +4727,13 @@
         <w:t xml:space="preserve"> </w:t>
       </w:r>
       <w:r>
-        <w:t xml:space="preserve">“Moo moo, I’m Elsie the cow.”</w:t>
+        <w:t xml:space="preserve">“</w:t>
+      </w:r>
+      <w:r>
+        <w:t xml:space="preserve">Moo moo, I’m Elsie the cow.</w:t>
+      </w:r>
+      <w:r>
+        <w:t xml:space="preserve">”</w:t>
       </w:r>
     </w:p>
     <w:p>
@@ -3955,7 +4747,13 @@
         <w:t xml:space="preserve"> </w:t>
       </w:r>
       <w:r>
-        <w:t xml:space="preserve">“Go ahead and write the last initial of your name and the last four digits of your social security number.”</w:t>
+        <w:t xml:space="preserve">“</w:t>
+      </w:r>
+      <w:r>
+        <w:t xml:space="preserve">Go ahead and write the last initial of your name and the last four digits of your social security number.</w:t>
+      </w:r>
+      <w:r>
+        <w:t xml:space="preserve">”</w:t>
       </w:r>
     </w:p>
     <w:p>
@@ -3969,7 +4767,13 @@
         <w:t xml:space="preserve"> </w:t>
       </w:r>
       <w:r>
-        <w:t xml:space="preserve">‘T’</w:t>
+        <w:t xml:space="preserve">‘</w:t>
+      </w:r>
+      <w:r>
+        <w:t xml:space="preserve">T</w:t>
+      </w:r>
+      <w:r>
+        <w:t xml:space="preserve">’</w:t>
       </w:r>
       <w:r>
         <w:t xml:space="preserve"> </w:t>
@@ -3981,7 +4785,13 @@
         <w:t xml:space="preserve"> </w:t>
       </w:r>
       <w:r>
-        <w:t xml:space="preserve">“Now, don’t make this fucking first letter too goddamn big.”</w:t>
+        <w:t xml:space="preserve">“</w:t>
+      </w:r>
+      <w:r>
+        <w:t xml:space="preserve">Now, don’t make this fucking first letter too goddamn big.</w:t>
+      </w:r>
+      <w:r>
+        <w:t xml:space="preserve">”</w:t>
       </w:r>
     </w:p>
     <w:p>
@@ -3996,8 +4806,8 @@
       </w:r>
       <w:r>
         <w:rPr>
+          <w:iCs/>
           <w:i/>
-          <w:iCs/>
         </w:rPr>
         <w:t xml:space="preserve">Oh, fuck.</w:t>
       </w:r>
@@ -4013,7 +4823,13 @@
         <w:t xml:space="preserve"> </w:t>
       </w:r>
       <w:r>
-        <w:t xml:space="preserve">“Jesus Christ, Thompson, what the fuck did you do? Drink a case of Jack Daniels before you fucking wrote this on this underwear?!”</w:t>
+        <w:t xml:space="preserve">“</w:t>
+      </w:r>
+      <w:r>
+        <w:t xml:space="preserve">Jesus Christ, Thompson, what the fuck did you do? Drink a case of Jack Daniels before you fucking wrote this on this underwear?!</w:t>
+      </w:r>
+      <w:r>
+        <w:t xml:space="preserve">”</w:t>
       </w:r>
     </w:p>
     <w:p>
@@ -4027,7 +4843,13 @@
         <w:t xml:space="preserve"> </w:t>
       </w:r>
       <w:r>
-        <w:t xml:space="preserve">“Sir, Airman Thompson reports as ordered. No, sir.”</w:t>
+        <w:t xml:space="preserve">“</w:t>
+      </w:r>
+      <w:r>
+        <w:t xml:space="preserve">Sir, Airman Thompson reports as ordered. No, sir.</w:t>
+      </w:r>
+      <w:r>
+        <w:t xml:space="preserve">”</w:t>
       </w:r>
       <w:r>
         <w:t xml:space="preserve"> </w:t>
@@ -4039,7 +4861,13 @@
         <w:t xml:space="preserve"> </w:t>
       </w:r>
       <w:r>
-        <w:t xml:space="preserve">“Sir, Airman Thompson reports as ordered,”</w:t>
+        <w:t xml:space="preserve">“</w:t>
+      </w:r>
+      <w:r>
+        <w:t xml:space="preserve">Sir, Airman Thompson reports as ordered,</w:t>
+      </w:r>
+      <w:r>
+        <w:t xml:space="preserve">”</w:t>
       </w:r>
       <w:r>
         <w:t xml:space="preserve"> </w:t>
@@ -4051,7 +4879,13 @@
         <w:t xml:space="preserve"> </w:t>
       </w:r>
       <w:r>
-        <w:t xml:space="preserve">“Reporting as ordered? Reporting? Who the fuck are you? Are you Connie fucking Chung?”</w:t>
+        <w:t xml:space="preserve">“</w:t>
+      </w:r>
+      <w:r>
+        <w:t xml:space="preserve">Reporting as ordered? Reporting? Who the fuck are you? Are you Connie fucking Chung?</w:t>
+      </w:r>
+      <w:r>
+        <w:t xml:space="preserve">”</w:t>
       </w:r>
       <w:r>
         <w:t xml:space="preserve"> </w:t>
@@ -4071,7 +4905,13 @@
         <w:t xml:space="preserve"> </w:t>
       </w:r>
       <w:r>
-        <w:t xml:space="preserve">“Get in there, get out. We don’t have time for this Thompson Continental breakfast bullshit. Let’s just fucking go in there and eat.”</w:t>
+        <w:t xml:space="preserve">“</w:t>
+      </w:r>
+      <w:r>
+        <w:t xml:space="preserve">Get in there, get out. We don’t have time for this Thompson Continental breakfast bullshit. Let’s just fucking go in there and eat.</w:t>
+      </w:r>
+      <w:r>
+        <w:t xml:space="preserve">”</w:t>
       </w:r>
     </w:p>
     <w:p>
@@ -4085,7 +4925,13 @@
         <w:t xml:space="preserve"> </w:t>
       </w:r>
       <w:r>
-        <w:t xml:space="preserve">“I’m gonna give you one fucking second to get over here and unfuck yourself.”</w:t>
+        <w:t xml:space="preserve">“</w:t>
+      </w:r>
+      <w:r>
+        <w:t xml:space="preserve">I’m gonna give you one fucking second to get over here and unfuck yourself.</w:t>
+      </w:r>
+      <w:r>
+        <w:t xml:space="preserve">”</w:t>
       </w:r>
     </w:p>
     <w:p>
@@ -4099,7 +4945,13 @@
         <w:t xml:space="preserve"> </w:t>
       </w:r>
       <w:r>
-        <w:t xml:space="preserve">“Okay,”</w:t>
+        <w:t xml:space="preserve">“</w:t>
+      </w:r>
+      <w:r>
+        <w:t xml:space="preserve">Okay,</w:t>
+      </w:r>
+      <w:r>
+        <w:t xml:space="preserve">”</w:t>
       </w:r>
       <w:r>
         <w:t xml:space="preserve"> </w:t>
@@ -4119,7 +4971,13 @@
         <w:t xml:space="preserve"> </w:t>
       </w:r>
       <w:r>
-        <w:t xml:space="preserve">“You don’t know how bad I want to fucking choke you to death right now.”</w:t>
+        <w:t xml:space="preserve">“</w:t>
+      </w:r>
+      <w:r>
+        <w:t xml:space="preserve">You don’t know how bad I want to fucking choke you to death right now.</w:t>
+      </w:r>
+      <w:r>
+        <w:t xml:space="preserve">”</w:t>
       </w:r>
     </w:p>
     <w:p>
@@ -4134,8 +4992,8 @@
       </w:r>
       <w:r>
         <w:rPr>
+          <w:iCs/>
           <w:i/>
-          <w:iCs/>
         </w:rPr>
         <w:t xml:space="preserve">This guy could probably stomp a mudhole in your ass,</w:t>
       </w:r>
@@ -4157,7 +5015,13 @@
         <w:t xml:space="preserve"> </w:t>
       </w:r>
       <w:r>
-        <w:t xml:space="preserve">“Ever and Ever”</w:t>
+        <w:t xml:space="preserve">“</w:t>
+      </w:r>
+      <w:r>
+        <w:t xml:space="preserve">Ever and Ever</w:t>
+      </w:r>
+      <w:r>
+        <w:t xml:space="preserve">”</w:t>
       </w:r>
       <w:r>
         <w:t xml:space="preserve"> </w:t>
@@ -4185,7 +5049,13 @@
         <w:t xml:space="preserve"> </w:t>
       </w:r>
       <w:r>
-        <w:t xml:space="preserve">“Look at this fucking thing.”</w:t>
+        <w:t xml:space="preserve">“</w:t>
+      </w:r>
+      <w:r>
+        <w:t xml:space="preserve">Look at this fucking thing.</w:t>
+      </w:r>
+      <w:r>
+        <w:t xml:space="preserve">”</w:t>
       </w:r>
       <w:r>
         <w:t xml:space="preserve"> </w:t>
@@ -4224,8 +5094,8 @@
         </w:pict>
       </w:r>
     </w:p>
-    <w:bookmarkEnd w:id="24"/>
-    <w:bookmarkStart w:id="25" w:name="chapter-12-culture-shock-and-cobra-gold"/>
+    <w:bookmarkEnd w:id="35"/>
+    <w:bookmarkStart w:id="36" w:name="chapter-12-culture-shock-and-cobra-gold"/>
     <w:p>
       <w:pPr>
         <w:pStyle w:val="Heading1"/>
@@ -4277,8 +5147,8 @@
       </w:r>
       <w:r>
         <w:rPr>
+          <w:iCs/>
           <w:i/>
-          <w:iCs/>
         </w:rPr>
         <w:t xml:space="preserve">actual</w:t>
       </w:r>
@@ -4300,7 +5170,13 @@
         <w:t xml:space="preserve"> </w:t>
       </w:r>
       <w:r>
-        <w:t xml:space="preserve">“Strictly combat.”</w:t>
+        <w:t xml:space="preserve">“</w:t>
+      </w:r>
+      <w:r>
+        <w:t xml:space="preserve">Strictly combat.</w:t>
+      </w:r>
+      <w:r>
+        <w:t xml:space="preserve">”</w:t>
       </w:r>
       <w:r>
         <w:t xml:space="preserve"> </w:t>
@@ -4312,7 +5188,13 @@
         <w:t xml:space="preserve"> </w:t>
       </w:r>
       <w:r>
-        <w:t xml:space="preserve">“secret squirrel”</w:t>
+        <w:t xml:space="preserve">“</w:t>
+      </w:r>
+      <w:r>
+        <w:t xml:space="preserve">secret squirrel</w:t>
+      </w:r>
+      <w:r>
+        <w:t xml:space="preserve">”</w:t>
       </w:r>
       <w:r>
         <w:t xml:space="preserve"> </w:t>
@@ -4332,7 +5214,13 @@
         <w:t xml:space="preserve"> </w:t>
       </w:r>
       <w:r>
-        <w:t xml:space="preserve">“Let’s go get a beer.”</w:t>
+        <w:t xml:space="preserve">“</w:t>
+      </w:r>
+      <w:r>
+        <w:t xml:space="preserve">Let’s go get a beer.</w:t>
+      </w:r>
+      <w:r>
+        <w:t xml:space="preserve">”</w:t>
       </w:r>
     </w:p>
     <w:p>
@@ -4346,7 +5234,13 @@
         <w:t xml:space="preserve"> </w:t>
       </w:r>
       <w:r>
-        <w:t xml:space="preserve">“It doesn’t matter here in Okinawa, kid. The local law is the law, and you can drink at eighteen. You’re good to go.”</w:t>
+        <w:t xml:space="preserve">“</w:t>
+      </w:r>
+      <w:r>
+        <w:t xml:space="preserve">It doesn’t matter here in Okinawa, kid. The local law is the law, and you can drink at eighteen. You’re good to go.</w:t>
+      </w:r>
+      <w:r>
+        <w:t xml:space="preserve">”</w:t>
       </w:r>
     </w:p>
     <w:p>
@@ -4362,7 +5256,13 @@
         <w:pStyle w:val="BodyText"/>
       </w:pPr>
       <w:r>
-        <w:t xml:space="preserve">“Look,”</w:t>
+        <w:t xml:space="preserve">“</w:t>
+      </w:r>
+      <w:r>
+        <w:t xml:space="preserve">Look,</w:t>
+      </w:r>
+      <w:r>
+        <w:t xml:space="preserve">”</w:t>
       </w:r>
       <w:r>
         <w:t xml:space="preserve"> </w:t>
@@ -4374,7 +5274,13 @@
         <w:t xml:space="preserve"> </w:t>
       </w:r>
       <w:r>
-        <w:t xml:space="preserve">“I have a daughter about your age running around this island. Don’t let me ever find out she knows your name, or I’ll make your life a living hell. Do you understand me?”</w:t>
+        <w:t xml:space="preserve">“</w:t>
+      </w:r>
+      <w:r>
+        <w:t xml:space="preserve">I have a daughter about your age running around this island. Don’t let me ever find out she knows your name, or I’ll make your life a living hell. Do you understand me?</w:t>
+      </w:r>
+      <w:r>
+        <w:t xml:space="preserve">”</w:t>
       </w:r>
     </w:p>
     <w:p>
@@ -4390,7 +5296,13 @@
         <w:pStyle w:val="BodyText"/>
       </w:pPr>
       <w:r>
-        <w:t xml:space="preserve">“Yes, sir,”</w:t>
+        <w:t xml:space="preserve">“</w:t>
+      </w:r>
+      <w:r>
+        <w:t xml:space="preserve">Yes, sir,</w:t>
+      </w:r>
+      <w:r>
+        <w:t xml:space="preserve">”</w:t>
       </w:r>
       <w:r>
         <w:t xml:space="preserve"> </w:t>
@@ -4402,7 +5314,13 @@
         <w:t xml:space="preserve"> </w:t>
       </w:r>
       <w:r>
-        <w:t xml:space="preserve">“Completely understand. No issues there.”</w:t>
+        <w:t xml:space="preserve">“</w:t>
+      </w:r>
+      <w:r>
+        <w:t xml:space="preserve">Completely understand. No issues there.</w:t>
+      </w:r>
+      <w:r>
+        <w:t xml:space="preserve">”</w:t>
       </w:r>
     </w:p>
     <w:p>
@@ -4426,7 +5344,13 @@
         <w:pStyle w:val="BodyText"/>
       </w:pPr>
       <w:r>
-        <w:t xml:space="preserve">“Hey,”</w:t>
+        <w:t xml:space="preserve">“</w:t>
+      </w:r>
+      <w:r>
+        <w:t xml:space="preserve">Hey,</w:t>
+      </w:r>
+      <w:r>
+        <w:t xml:space="preserve">”</w:t>
       </w:r>
       <w:r>
         <w:t xml:space="preserve"> </w:t>
@@ -4438,7 +5362,13 @@
         <w:t xml:space="preserve"> </w:t>
       </w:r>
       <w:r>
-        <w:t xml:space="preserve">“Come on, let’s go get some taco rice.”</w:t>
+        <w:t xml:space="preserve">“</w:t>
+      </w:r>
+      <w:r>
+        <w:t xml:space="preserve">Come on, let’s go get some taco rice.</w:t>
+      </w:r>
+      <w:r>
+        <w:t xml:space="preserve">”</w:t>
       </w:r>
     </w:p>
     <w:p>
@@ -4492,7 +5422,13 @@
         <w:t xml:space="preserve"> </w:t>
       </w:r>
       <w:r>
-        <w:t xml:space="preserve">“strictly combat.”</w:t>
+        <w:t xml:space="preserve">“</w:t>
+      </w:r>
+      <w:r>
+        <w:t xml:space="preserve">strictly combat.</w:t>
+      </w:r>
+      <w:r>
+        <w:t xml:space="preserve">”</w:t>
       </w:r>
       <w:r>
         <w:t xml:space="preserve"> </w:t>
@@ -4504,7 +5440,13 @@
         <w:t xml:space="preserve"> </w:t>
       </w:r>
       <w:r>
-        <w:t xml:space="preserve">“Strictly combat.”</w:t>
+        <w:t xml:space="preserve">“</w:t>
+      </w:r>
+      <w:r>
+        <w:t xml:space="preserve">Strictly combat.</w:t>
+      </w:r>
+      <w:r>
+        <w:t xml:space="preserve">”</w:t>
       </w:r>
       <w:r>
         <w:t xml:space="preserve"> </w:t>
@@ -4516,7 +5458,13 @@
         <w:t xml:space="preserve"> </w:t>
       </w:r>
       <w:r>
-        <w:t xml:space="preserve">“strictly combat,”</w:t>
+        <w:t xml:space="preserve">“</w:t>
+      </w:r>
+      <w:r>
+        <w:t xml:space="preserve">strictly combat,</w:t>
+      </w:r>
+      <w:r>
+        <w:t xml:space="preserve">”</w:t>
       </w:r>
       <w:r>
         <w:t xml:space="preserve"> </w:t>
@@ -4544,7 +5492,13 @@
         <w:t xml:space="preserve"> </w:t>
       </w:r>
       <w:r>
-        <w:t xml:space="preserve">“Thompson, number two engine is turning on the C-130. Get your ass down here, we’re leaving now.”</w:t>
+        <w:t xml:space="preserve">“</w:t>
+      </w:r>
+      <w:r>
+        <w:t xml:space="preserve">Thompson, number two engine is turning on the C-130. Get your ass down here, we’re leaving now.</w:t>
+      </w:r>
+      <w:r>
+        <w:t xml:space="preserve">”</w:t>
       </w:r>
       <w:r>
         <w:t xml:space="preserve"> </w:t>
@@ -4580,7 +5534,13 @@
         <w:t xml:space="preserve"> </w:t>
       </w:r>
       <w:r>
-        <w:t xml:space="preserve">“Banana Lady”</w:t>
+        <w:t xml:space="preserve">“</w:t>
+      </w:r>
+      <w:r>
+        <w:t xml:space="preserve">Banana Lady</w:t>
+      </w:r>
+      <w:r>
+        <w:t xml:space="preserve">”</w:t>
       </w:r>
       <w:r>
         <w:t xml:space="preserve"> </w:t>
@@ -4609,8 +5569,8 @@
       </w:r>
       <w:r>
         <w:rPr>
+          <w:iCs/>
           <w:i/>
-          <w:iCs/>
         </w:rPr>
         <w:t xml:space="preserve">wan wan</w:t>
       </w:r>
@@ -4625,8 +5585,8 @@
       </w:r>
       <w:r>
         <w:rPr>
+          <w:iCs/>
           <w:i/>
-          <w:iCs/>
         </w:rPr>
         <w:t xml:space="preserve">woof woof</w:t>
       </w:r>
@@ -4662,10 +5622,24 @@
       </w:r>
       <w:r>
         <w:rPr>
+          <w:iCs/>
           <w:i/>
+        </w:rPr>
+        <w:t xml:space="preserve">“</w:t>
+      </w:r>
+      <w:r>
+        <w:rPr>
           <w:iCs/>
+          <w:i/>
         </w:rPr>
-        <w:t xml:space="preserve">“Chotto matte! Chotto matte kudasai!”</w:t>
+        <w:t xml:space="preserve">Chotto matte! Chotto matte kudasai!</w:t>
+      </w:r>
+      <w:r>
+        <w:rPr>
+          <w:iCs/>
+          <w:i/>
+        </w:rPr>
+        <w:t xml:space="preserve">”</w:t>
       </w:r>
     </w:p>
     <w:p>
@@ -4688,8 +5662,8 @@
       </w:r>
       <w:r>
         <w:rPr>
+          <w:iCs/>
           <w:i/>
-          <w:iCs/>
         </w:rPr>
         <w:t xml:space="preserve">that</w:t>
       </w:r>
@@ -4705,6 +5679,248 @@
         <w:pStyle w:val="BodyText"/>
       </w:pPr>
       <w:r>
+        <w:t xml:space="preserve">But the military is still the military, and you can’t escape human nature completely.</w:t>
+      </w:r>
+    </w:p>
+    <w:p>
+      <w:pPr>
+        <w:pStyle w:val="BodyText"/>
+      </w:pPr>
+      <w:r>
+        <w:t xml:space="preserve">My boss at the time was a newly minted Staff Sergeant. He had just squeaked by to get his stripe before the Buck Sergeant rank was phased out. He was feeling himself. He thought the extra stripe made him a tough guy.</w:t>
+      </w:r>
+    </w:p>
+    <w:p>
+      <w:pPr>
+        <w:pStyle w:val="BodyText"/>
+      </w:pPr>
+      <w:r>
+        <w:t xml:space="preserve">One night in the barracks, he got drunk. He decided he was going to be</w:t>
+      </w:r>
+      <w:r>
+        <w:t xml:space="preserve"> </w:t>
+      </w:r>
+      <w:r>
+        <w:t xml:space="preserve">“</w:t>
+      </w:r>
+      <w:r>
+        <w:t xml:space="preserve">Billy Badass</w:t>
+      </w:r>
+      <w:r>
+        <w:t xml:space="preserve">”</w:t>
+      </w:r>
+      <w:r>
+        <w:t xml:space="preserve"> </w:t>
+      </w:r>
+      <w:r>
+        <w:t xml:space="preserve">at my expense. He started talking shit, getting loud, trying to son me in front of the other guys.</w:t>
+      </w:r>
+    </w:p>
+    <w:p>
+      <w:pPr>
+        <w:pStyle w:val="BodyText"/>
+      </w:pPr>
+      <w:r>
+        <w:t xml:space="preserve">I talked shit back.</w:t>
+      </w:r>
+    </w:p>
+    <w:p>
+      <w:pPr>
+        <w:pStyle w:val="BodyText"/>
+      </w:pPr>
+      <w:r>
+        <w:t xml:space="preserve">He didn’t like that. He threw a punch. It was the weakest, most uncoordinated loop I had ever seen. It was slow motion.</w:t>
+      </w:r>
+    </w:p>
+    <w:p>
+      <w:pPr>
+        <w:pStyle w:val="BodyText"/>
+      </w:pPr>
+      <w:r>
+        <w:t xml:space="preserve">I ducked under it, took his back, and gently sunk in the hooks. I wrapped my arm around his neck for a rear naked choke. But I didn’t squeeze. I just held him there, controlling him, giving him a chance to cool off.</w:t>
+      </w:r>
+    </w:p>
+    <w:p>
+      <w:pPr>
+        <w:pStyle w:val="BodyText"/>
+      </w:pPr>
+      <w:r>
+        <w:t xml:space="preserve">“</w:t>
+      </w:r>
+      <w:r>
+        <w:t xml:space="preserve">I’m going to break your legs!</w:t>
+      </w:r>
+      <w:r>
+        <w:t xml:space="preserve">”</w:t>
+      </w:r>
+      <w:r>
+        <w:t xml:space="preserve"> </w:t>
+      </w:r>
+      <w:r>
+        <w:t xml:space="preserve">he screamed.</w:t>
+      </w:r>
+    </w:p>
+    <w:p>
+      <w:pPr>
+        <w:pStyle w:val="BodyText"/>
+      </w:pPr>
+      <w:r>
+        <w:t xml:space="preserve">He was one of those</w:t>
+      </w:r>
+      <w:r>
+        <w:t xml:space="preserve"> </w:t>
+      </w:r>
+      <w:r>
+        <w:t xml:space="preserve">“</w:t>
+      </w:r>
+      <w:r>
+        <w:t xml:space="preserve">I see red and bodies hit the floor</w:t>
+      </w:r>
+      <w:r>
+        <w:t xml:space="preserve">”</w:t>
+      </w:r>
+      <w:r>
+        <w:t xml:space="preserve"> </w:t>
+      </w:r>
+      <w:r>
+        <w:t xml:space="preserve">weirdos. I knew he wasn’t going to break anything.</w:t>
+      </w:r>
+    </w:p>
+    <w:p>
+      <w:pPr>
+        <w:pStyle w:val="BodyText"/>
+      </w:pPr>
+      <w:r>
+        <w:t xml:space="preserve">“</w:t>
+      </w:r>
+      <w:r>
+        <w:t xml:space="preserve">You aren’t doing anything from here,</w:t>
+      </w:r>
+      <w:r>
+        <w:t xml:space="preserve">”</w:t>
+      </w:r>
+      <w:r>
+        <w:t xml:space="preserve"> </w:t>
+      </w:r>
+      <w:r>
+        <w:t xml:space="preserve">I whispered.</w:t>
+      </w:r>
+    </w:p>
+    <w:p>
+      <w:pPr>
+        <w:pStyle w:val="BodyText"/>
+      </w:pPr>
+      <w:r>
+        <w:t xml:space="preserve">He tried to raise his elbows high and slam them down into my thighs to break my grip. It was pathetic. It tickled more than it hurt. I actually laughed.</w:t>
+      </w:r>
+    </w:p>
+    <w:p>
+      <w:pPr>
+        <w:pStyle w:val="BodyText"/>
+      </w:pPr>
+      <w:r>
+        <w:t xml:space="preserve">“</w:t>
+      </w:r>
+      <w:r>
+        <w:t xml:space="preserve">Okay,</w:t>
+      </w:r>
+      <w:r>
+        <w:t xml:space="preserve">”</w:t>
+      </w:r>
+      <w:r>
+        <w:t xml:space="preserve"> </w:t>
+      </w:r>
+      <w:r>
+        <w:t xml:space="preserve">I said.</w:t>
+      </w:r>
+      <w:r>
+        <w:t xml:space="preserve"> </w:t>
+      </w:r>
+      <w:r>
+        <w:t xml:space="preserve">“</w:t>
+      </w:r>
+      <w:r>
+        <w:t xml:space="preserve">Nap time.</w:t>
+      </w:r>
+      <w:r>
+        <w:t xml:space="preserve">”</w:t>
+      </w:r>
+    </w:p>
+    <w:p>
+      <w:pPr>
+        <w:pStyle w:val="BodyText"/>
+      </w:pPr>
+      <w:r>
+        <w:t xml:space="preserve">I squeezed. He went limp in seconds. I let him slide to the floor and walked away.</w:t>
+      </w:r>
+    </w:p>
+    <w:p>
+      <w:pPr>
+        <w:pStyle w:val="BodyText"/>
+      </w:pPr>
+      <w:r>
+        <w:t xml:space="preserve">My friend saw the whole thing and lost his mind.</w:t>
+      </w:r>
+      <w:r>
+        <w:t xml:space="preserve"> </w:t>
+      </w:r>
+      <w:r>
+        <w:t xml:space="preserve">“</w:t>
+      </w:r>
+      <w:r>
+        <w:t xml:space="preserve">Whoa! You just choked out the Staff Sergeant!</w:t>
+      </w:r>
+      <w:r>
+        <w:t xml:space="preserve">”</w:t>
+      </w:r>
+    </w:p>
+    <w:p>
+      <w:pPr>
+        <w:pStyle w:val="BodyText"/>
+      </w:pPr>
+      <w:r>
+        <w:t xml:space="preserve">He told the story to everyone. That was the mistake. You can fight, but you can’t embarrass the chain of command.</w:t>
+      </w:r>
+    </w:p>
+    <w:p>
+      <w:pPr>
+        <w:pStyle w:val="BodyText"/>
+      </w:pPr>
+      <w:r>
+        <w:t xml:space="preserve">I got called in to</w:t>
+      </w:r>
+      <w:r>
+        <w:t xml:space="preserve"> </w:t>
+      </w:r>
+      <w:r>
+        <w:t xml:space="preserve">“</w:t>
+      </w:r>
+      <w:r>
+        <w:t xml:space="preserve">Stand Before The Man.</w:t>
+      </w:r>
+      <w:r>
+        <w:t xml:space="preserve">”</w:t>
+      </w:r>
+      <w:r>
+        <w:t xml:space="preserve"> </w:t>
+      </w:r>
+      <w:r>
+        <w:t xml:space="preserve">The higher-ups weren’t mad about the fight. They knew the Sergeant was drunk and out of line, but they couldn’t have the story circulating. It undermined authority.</w:t>
+      </w:r>
+    </w:p>
+    <w:p>
+      <w:pPr>
+        <w:pStyle w:val="BodyText"/>
+      </w:pPr>
+      <w:r>
+        <w:t xml:space="preserve">We came to an understanding. I shut up about it, and nothing went on my record. Me and the Staff Sergeant actually became good friends after that. As is often the case, violence clears the air.</w:t>
+      </w:r>
+    </w:p>
+    <w:p>
+      <w:pPr>
+        <w:pStyle w:val="BodyText"/>
+      </w:pPr>
+      <w:r>
         <w:t xml:space="preserve">Then came Operation Cobra Gold.</w:t>
       </w:r>
     </w:p>
@@ -4720,8 +5936,8 @@
       </w:r>
       <w:r>
         <w:rPr>
+          <w:iCs/>
           <w:i/>
-          <w:iCs/>
         </w:rPr>
         <w:t xml:space="preserve">Jesus Christ, I’m glad the Marine recruiter was out of the office that day I went in to enlist.</w:t>
       </w:r>
@@ -4768,8 +5984,8 @@
       </w:r>
       <w:r>
         <w:rPr>
+          <w:iCs/>
           <w:i/>
-          <w:iCs/>
         </w:rPr>
         <w:t xml:space="preserve">boom</w:t>
       </w:r>
@@ -4791,7 +6007,13 @@
         <w:t xml:space="preserve"> </w:t>
       </w:r>
       <w:r>
-        <w:t xml:space="preserve">“They probably eat those fucking things,”</w:t>
+        <w:t xml:space="preserve">“</w:t>
+      </w:r>
+      <w:r>
+        <w:t xml:space="preserve">They probably eat those fucking things,</w:t>
+      </w:r>
+      <w:r>
+        <w:t xml:space="preserve">”</w:t>
       </w:r>
       <w:r>
         <w:t xml:space="preserve"> </w:t>
@@ -4803,7 +6025,13 @@
         <w:t xml:space="preserve"> </w:t>
       </w:r>
       <w:r>
-        <w:t xml:space="preserve">“That’s why they’re so good at catching them. You watch - tomorrow they’re gonna bring you a box full of cobras and lizards looking for more glowsticks.”</w:t>
+        <w:t xml:space="preserve">“</w:t>
+      </w:r>
+      <w:r>
+        <w:t xml:space="preserve">That’s why they’re so good at catching them. You watch - tomorrow they’re gonna bring you a box full of cobras and lizards looking for more glowsticks.</w:t>
+      </w:r>
+      <w:r>
+        <w:t xml:space="preserve">”</w:t>
       </w:r>
       <w:r>
         <w:t xml:space="preserve"> </w:t>
@@ -4832,8 +6060,8 @@
       </w:r>
       <w:r>
         <w:rPr>
+          <w:iCs/>
           <w:i/>
-          <w:iCs/>
         </w:rPr>
         <w:t xml:space="preserve">That Thai dude must think we are some real pussies.</w:t>
       </w:r>
@@ -4850,8 +6078,8 @@
       </w:r>
       <w:r>
         <w:rPr>
+          <w:iCs/>
           <w:i/>
-          <w:iCs/>
         </w:rPr>
         <w:t xml:space="preserve">Namman Muay</w:t>
       </w:r>
@@ -4882,8 +6110,8 @@
       </w:r>
       <w:r>
         <w:rPr>
+          <w:iCs/>
           <w:i/>
-          <w:iCs/>
         </w:rPr>
         <w:t xml:space="preserve">Rocky IV</w:t>
       </w:r>
@@ -4899,7 +6127,13 @@
         <w:pStyle w:val="BodyText"/>
       </w:pPr>
       <w:r>
-        <w:t xml:space="preserve">“They can kick me here,”</w:t>
+        <w:t xml:space="preserve">“</w:t>
+      </w:r>
+      <w:r>
+        <w:t xml:space="preserve">They can kick me here,</w:t>
+      </w:r>
+      <w:r>
+        <w:t xml:space="preserve">”</w:t>
       </w:r>
       <w:r>
         <w:t xml:space="preserve"> </w:t>
@@ -4911,7 +6145,13 @@
         <w:t xml:space="preserve"> </w:t>
       </w:r>
       <w:r>
-        <w:t xml:space="preserve">“No problem. Muscle is strong.”</w:t>
+        <w:t xml:space="preserve">“</w:t>
+      </w:r>
+      <w:r>
+        <w:t xml:space="preserve">No problem. Muscle is strong.</w:t>
+      </w:r>
+      <w:r>
+        <w:t xml:space="preserve">”</w:t>
       </w:r>
     </w:p>
     <w:p>
@@ -4925,7 +6165,13 @@
         <w:t xml:space="preserve"> </w:t>
       </w:r>
       <w:r>
-        <w:t xml:space="preserve">“They can kick me here. No problem. I don’t feel.”</w:t>
+        <w:t xml:space="preserve">“</w:t>
+      </w:r>
+      <w:r>
+        <w:t xml:space="preserve">They can kick me here. No problem. I don’t feel.</w:t>
+      </w:r>
+      <w:r>
+        <w:t xml:space="preserve">”</w:t>
       </w:r>
     </w:p>
     <w:p>
@@ -4939,7 +6185,13 @@
         <w:t xml:space="preserve"> </w:t>
       </w:r>
       <w:r>
-        <w:t xml:space="preserve">“But they can’t kick me here. Head is different.”</w:t>
+        <w:t xml:space="preserve">“</w:t>
+      </w:r>
+      <w:r>
+        <w:t xml:space="preserve">But they can’t kick me here. Head is different.</w:t>
+      </w:r>
+      <w:r>
+        <w:t xml:space="preserve">”</w:t>
       </w:r>
     </w:p>
     <w:p>
@@ -4961,7 +6213,13 @@
         <w:t xml:space="preserve"> </w:t>
       </w:r>
       <w:r>
-        <w:t xml:space="preserve">“Excuse me, man. What’s your lifting regimen? How do you put on that kind of mass?”</w:t>
+        <w:t xml:space="preserve">“</w:t>
+      </w:r>
+      <w:r>
+        <w:t xml:space="preserve">Excuse me, man. What’s your lifting regimen? How do you put on that kind of mass?</w:t>
+      </w:r>
+      <w:r>
+        <w:t xml:space="preserve">”</w:t>
       </w:r>
     </w:p>
     <w:p>
@@ -4977,7 +6235,13 @@
         <w:pStyle w:val="BodyText"/>
       </w:pPr>
       <w:r>
-        <w:t xml:space="preserve">“Regimen is good,”</w:t>
+        <w:t xml:space="preserve">“</w:t>
+      </w:r>
+      <w:r>
+        <w:t xml:space="preserve">Regimen is good,</w:t>
+      </w:r>
+      <w:r>
+        <w:t xml:space="preserve">”</w:t>
       </w:r>
       <w:r>
         <w:t xml:space="preserve"> </w:t>
@@ -4989,15 +6253,27 @@
         <w:t xml:space="preserve"> </w:t>
       </w:r>
       <w:r>
-        <w:t xml:space="preserve">“But regimen is only half. If you want to get past the natural limit, you need steroids.”</w:t>
-      </w:r>
-    </w:p>
-    <w:p>
-      <w:pPr>
-        <w:pStyle w:val="BodyText"/>
-      </w:pPr>
-      <w:r>
-        <w:t xml:space="preserve">“I’m interested,”</w:t>
+        <w:t xml:space="preserve">“</w:t>
+      </w:r>
+      <w:r>
+        <w:t xml:space="preserve">But regimen is only half. If you want to get past the natural limit, you need steroids.</w:t>
+      </w:r>
+      <w:r>
+        <w:t xml:space="preserve">”</w:t>
+      </w:r>
+    </w:p>
+    <w:p>
+      <w:pPr>
+        <w:pStyle w:val="BodyText"/>
+      </w:pPr>
+      <w:r>
+        <w:t xml:space="preserve">“</w:t>
+      </w:r>
+      <w:r>
+        <w:t xml:space="preserve">I’m interested,</w:t>
+      </w:r>
+      <w:r>
+        <w:t xml:space="preserve">”</w:t>
       </w:r>
       <w:r>
         <w:t xml:space="preserve"> </w:t>
@@ -5009,7 +6285,13 @@
         <w:t xml:space="preserve"> </w:t>
       </w:r>
       <w:r>
-        <w:t xml:space="preserve">“But I’m in the Air Force. If I get hit with a random urinalysis, my career is over.”</w:t>
+        <w:t xml:space="preserve">“</w:t>
+      </w:r>
+      <w:r>
+        <w:t xml:space="preserve">But I’m in the Air Force. If I get hit with a random urinalysis, my career is over.</w:t>
+      </w:r>
+      <w:r>
+        <w:t xml:space="preserve">”</w:t>
       </w:r>
     </w:p>
     <w:p>
@@ -5023,7 +6305,13 @@
         <w:t xml:space="preserve"> </w:t>
       </w:r>
       <w:r>
-        <w:t xml:space="preserve">“Military testing is simple logic, my friend. They test for party drugs — cocaine, weed, speed. Steroid testing is very expensive. They don’t run those panels unless they already suspect you. And even then, some compounds clear in a few days. You just need to know the math of the cycle.”</w:t>
+        <w:t xml:space="preserve">“</w:t>
+      </w:r>
+      <w:r>
+        <w:t xml:space="preserve">Military testing is simple logic, my friend. They test for party drugs — cocaine, weed, speed. Steroid testing is very expensive. They don’t run those panels unless they already suspect you. And even then, some compounds clear in a few days. You just need to know the math of the cycle.</w:t>
+      </w:r>
+      <w:r>
+        <w:t xml:space="preserve">”</w:t>
       </w:r>
     </w:p>
     <w:p>
@@ -5039,7 +6327,13 @@
         <w:pStyle w:val="BodyText"/>
       </w:pPr>
       <w:r>
-        <w:t xml:space="preserve">“My name is Spartak,”</w:t>
+        <w:t xml:space="preserve">“</w:t>
+      </w:r>
+      <w:r>
+        <w:t xml:space="preserve">My name is Spartak,</w:t>
+      </w:r>
+      <w:r>
+        <w:t xml:space="preserve">”</w:t>
       </w:r>
       <w:r>
         <w:t xml:space="preserve"> </w:t>
@@ -5051,7 +6345,13 @@
         <w:t xml:space="preserve"> </w:t>
       </w:r>
       <w:r>
-        <w:t xml:space="preserve">“Spartak Todorov. I import from the state labs in Bulgaria and Thailand. Real pharmaceutical grade. If you ever want to be Superman, write me. I will hook you up.”</w:t>
+        <w:t xml:space="preserve">“</w:t>
+      </w:r>
+      <w:r>
+        <w:t xml:space="preserve">Spartak Todorov. I import from the state labs in Bulgaria and Thailand. Real pharmaceutical grade. If you ever want to be Superman, write me. I will hook you up.</w:t>
+      </w:r>
+      <w:r>
+        <w:t xml:space="preserve">”</w:t>
       </w:r>
     </w:p>
     <w:p>
@@ -5073,7 +6373,13 @@
         <w:t xml:space="preserve"> </w:t>
       </w:r>
       <w:r>
-        <w:t xml:space="preserve">“Kingpin.”</w:t>
+        <w:t xml:space="preserve">“</w:t>
+      </w:r>
+      <w:r>
+        <w:t xml:space="preserve">Kingpin.</w:t>
+      </w:r>
+      <w:r>
+        <w:t xml:space="preserve">”</w:t>
       </w:r>
     </w:p>
     <w:p>
@@ -5083,8 +6389,8 @@
         </w:pict>
       </w:r>
     </w:p>
-    <w:bookmarkEnd w:id="25"/>
-    <w:bookmarkStart w:id="26" w:name="chapter-13-the-note-from-spartak"/>
+    <w:bookmarkEnd w:id="36"/>
+    <w:bookmarkStart w:id="37" w:name="chapter-13-the-note-from-spartak"/>
     <w:p>
       <w:pPr>
         <w:pStyle w:val="Heading1"/>
@@ -5135,7 +6441,13 @@
         <w:t xml:space="preserve"> </w:t>
       </w:r>
       <w:r>
-        <w:t xml:space="preserve">“Camel Lot,”</w:t>
+        <w:t xml:space="preserve">“</w:t>
+      </w:r>
+      <w:r>
+        <w:t xml:space="preserve">Camel Lot,</w:t>
+      </w:r>
+      <w:r>
+        <w:t xml:space="preserve">”</w:t>
       </w:r>
       <w:r>
         <w:t xml:space="preserve"> </w:t>
@@ -5147,7 +6459,13 @@
         <w:t xml:space="preserve"> </w:t>
       </w:r>
       <w:r>
-        <w:t xml:space="preserve">“Camel Snot.”</w:t>
+        <w:t xml:space="preserve">“</w:t>
+      </w:r>
+      <w:r>
+        <w:t xml:space="preserve">Camel Snot.</w:t>
+      </w:r>
+      <w:r>
+        <w:t xml:space="preserve">”</w:t>
       </w:r>
       <w:r>
         <w:t xml:space="preserve"> </w:t>
@@ -5232,8 +6550,8 @@
       </w:r>
       <w:r>
         <w:rPr>
+          <w:iCs/>
           <w:i/>
-          <w:iCs/>
         </w:rPr>
         <w:t xml:space="preserve">SPARTAK TODOROV</w:t>
       </w:r>
@@ -5248,8 +6566,8 @@
       </w:r>
       <w:r>
         <w:rPr>
+          <w:iCs/>
           <w:i/>
-          <w:iCs/>
         </w:rPr>
         <w:t xml:space="preserve">If you ever want to be Superman, write me.</w:t>
       </w:r>
@@ -5276,8 +6594,8 @@
       </w:pPr>
       <w:r>
         <w:rPr>
+          <w:iCs/>
           <w:i/>
-          <w:iCs/>
         </w:rPr>
         <w:t xml:space="preserve">Spartak. This is Michael from the Pattaya bar a couple years ago. I am ready. How do I get started.</w:t>
       </w:r>
@@ -5296,8 +6614,8 @@
       </w:pPr>
       <w:r>
         <w:rPr>
+          <w:iCs/>
           <w:i/>
-          <w:iCs/>
         </w:rPr>
         <w:t xml:space="preserve">Write me here.</w:t>
       </w:r>
@@ -5325,8 +6643,8 @@
         </w:pict>
       </w:r>
     </w:p>
-    <w:bookmarkEnd w:id="26"/>
-    <w:bookmarkStart w:id="27" w:name="chapter-14-the-happy-birthday-cans"/>
+    <w:bookmarkEnd w:id="37"/>
+    <w:bookmarkStart w:id="38" w:name="chapter-14-the-happy-birthday-cans"/>
     <w:p>
       <w:pPr>
         <w:pStyle w:val="Heading1"/>
@@ -5386,8 +6704,8 @@
       </w:r>
       <w:r>
         <w:rPr>
+          <w:iCs/>
           <w:i/>
-          <w:iCs/>
         </w:rPr>
         <w:t xml:space="preserve">Unbreakable</w:t>
       </w:r>
@@ -5427,7 +6745,13 @@
         <w:pStyle w:val="BodyText"/>
       </w:pPr>
       <w:r>
-        <w:t xml:space="preserve">“Sure,”</w:t>
+        <w:t xml:space="preserve">“</w:t>
+      </w:r>
+      <w:r>
+        <w:t xml:space="preserve">Sure,</w:t>
+      </w:r>
+      <w:r>
+        <w:t xml:space="preserve">”</w:t>
       </w:r>
       <w:r>
         <w:t xml:space="preserve"> </w:t>
@@ -5480,8 +6804,8 @@
       </w:r>
       <w:r>
         <w:rPr>
+          <w:iCs/>
           <w:i/>
-          <w:iCs/>
         </w:rPr>
         <w:t xml:space="preserve">HAPPY BIRTHDAY</w:t>
       </w:r>
@@ -5503,8 +6827,8 @@
       </w:pPr>
       <w:r>
         <w:rPr>
+          <w:iCs/>
           <w:i/>
-          <w:iCs/>
         </w:rPr>
         <w:t xml:space="preserve">Pssssht.</w:t>
       </w:r>
@@ -5545,8 +6869,8 @@
       </w:r>
       <w:r>
         <w:rPr>
+          <w:iCs/>
           <w:i/>
-          <w:iCs/>
         </w:rPr>
         <w:t xml:space="preserve">Bad Boy Pharmaceuticals</w:t>
       </w:r>
@@ -5558,8 +6882,8 @@
       </w:r>
       <w:r>
         <w:rPr>
+          <w:iCs/>
           <w:i/>
-          <w:iCs/>
         </w:rPr>
         <w:t xml:space="preserve">Professional Street Nigga</w:t>
       </w:r>
@@ -5582,8 +6906,8 @@
         </w:pict>
       </w:r>
     </w:p>
-    <w:bookmarkEnd w:id="27"/>
-    <w:bookmarkStart w:id="28" w:name="X19e983f3f874ad32ae8ba117be84d5bf708d1aa"/>
+    <w:bookmarkEnd w:id="38"/>
+    <w:bookmarkStart w:id="39" w:name="X19e983f3f874ad32ae8ba117be84d5bf708d1aa"/>
     <w:p>
       <w:pPr>
         <w:pStyle w:val="Heading1"/>
@@ -5658,7 +6982,13 @@
         <w:t xml:space="preserve"> </w:t>
       </w:r>
       <w:r>
-        <w:t xml:space="preserve">“Orange”</w:t>
+        <w:t xml:space="preserve">“</w:t>
+      </w:r>
+      <w:r>
+        <w:t xml:space="preserve">Orange</w:t>
+      </w:r>
+      <w:r>
+        <w:t xml:space="preserve">”</w:t>
       </w:r>
       <w:r>
         <w:t xml:space="preserve"> </w:t>
@@ -5678,7 +7008,13 @@
         <w:t xml:space="preserve"> </w:t>
       </w:r>
       <w:r>
-        <w:t xml:space="preserve">“Kingpin’s”</w:t>
+        <w:t xml:space="preserve">“</w:t>
+      </w:r>
+      <w:r>
+        <w:t xml:space="preserve">Kingpin’s</w:t>
+      </w:r>
+      <w:r>
+        <w:t xml:space="preserve">”</w:t>
       </w:r>
       <w:r>
         <w:t xml:space="preserve"> </w:t>
@@ -5694,8 +7030,8 @@
         </w:pict>
       </w:r>
     </w:p>
-    <w:bookmarkEnd w:id="28"/>
-    <w:bookmarkStart w:id="29" w:name="X1e7e20419cfd40fc63ea7ac02eb7819a84ac037"/>
+    <w:bookmarkEnd w:id="39"/>
+    <w:bookmarkStart w:id="40" w:name="X1e7e20419cfd40fc63ea7ac02eb7819a84ac037"/>
     <w:p>
       <w:pPr>
         <w:pStyle w:val="Heading1"/>
@@ -5802,7 +7138,13 @@
         <w:t xml:space="preserve"> </w:t>
       </w:r>
       <w:r>
-        <w:t xml:space="preserve">“What’s wrong?”</w:t>
+        <w:t xml:space="preserve">“</w:t>
+      </w:r>
+      <w:r>
+        <w:t xml:space="preserve">What’s wrong?</w:t>
+      </w:r>
+      <w:r>
+        <w:t xml:space="preserve">”</w:t>
       </w:r>
       <w:r>
         <w:t xml:space="preserve"> </w:t>
@@ -5832,13 +7174,25 @@
         <w:pStyle w:val="BodyText"/>
       </w:pPr>
       <w:r>
-        <w:t xml:space="preserve">“Don’t move, motherfucker!”</w:t>
-      </w:r>
-      <w:r>
-        <w:t xml:space="preserve"> </w:t>
-      </w:r>
-      <w:r>
-        <w:t xml:space="preserve">“Get down, motherfucker!”</w:t>
+        <w:t xml:space="preserve">“</w:t>
+      </w:r>
+      <w:r>
+        <w:t xml:space="preserve">Don’t move, motherfucker!</w:t>
+      </w:r>
+      <w:r>
+        <w:t xml:space="preserve">”</w:t>
+      </w:r>
+      <w:r>
+        <w:t xml:space="preserve"> </w:t>
+      </w:r>
+      <w:r>
+        <w:t xml:space="preserve">“</w:t>
+      </w:r>
+      <w:r>
+        <w:t xml:space="preserve">Get down, motherfucker!</w:t>
+      </w:r>
+      <w:r>
+        <w:t xml:space="preserve">”</w:t>
       </w:r>
     </w:p>
     <w:p>
@@ -5868,7 +7222,13 @@
         <w:t xml:space="preserve"> </w:t>
       </w:r>
       <w:r>
-        <w:t xml:space="preserve">“investigation”</w:t>
+        <w:t xml:space="preserve">“</w:t>
+      </w:r>
+      <w:r>
+        <w:t xml:space="preserve">investigation</w:t>
+      </w:r>
+      <w:r>
+        <w:t xml:space="preserve">”</w:t>
       </w:r>
       <w:r>
         <w:t xml:space="preserve"> </w:t>
@@ -5912,7 +7272,13 @@
         <w:t xml:space="preserve"> </w:t>
       </w:r>
       <w:r>
-        <w:t xml:space="preserve">“Where’s the money?”</w:t>
+        <w:t xml:space="preserve">“</w:t>
+      </w:r>
+      <w:r>
+        <w:t xml:space="preserve">Where’s the money?</w:t>
+      </w:r>
+      <w:r>
+        <w:t xml:space="preserve">”</w:t>
       </w:r>
     </w:p>
     <w:p>
@@ -5926,7 +7292,13 @@
         <w:t xml:space="preserve"> </w:t>
       </w:r>
       <w:r>
-        <w:t xml:space="preserve">“Kingpin”</w:t>
+        <w:t xml:space="preserve">“</w:t>
+      </w:r>
+      <w:r>
+        <w:t xml:space="preserve">Kingpin</w:t>
+      </w:r>
+      <w:r>
+        <w:t xml:space="preserve">”</w:t>
       </w:r>
       <w:r>
         <w:t xml:space="preserve"> </w:t>
@@ -5940,7 +7312,13 @@
         <w:pStyle w:val="BodyText"/>
       </w:pPr>
       <w:r>
-        <w:t xml:space="preserve">“We know you got money,”</w:t>
+        <w:t xml:space="preserve">“</w:t>
+      </w:r>
+      <w:r>
+        <w:t xml:space="preserve">We know you got money,</w:t>
+      </w:r>
+      <w:r>
+        <w:t xml:space="preserve">”</w:t>
       </w:r>
       <w:r>
         <w:t xml:space="preserve"> </w:t>
@@ -5962,7 +7340,13 @@
         <w:pStyle w:val="BodyText"/>
       </w:pPr>
       <w:r>
-        <w:t xml:space="preserve">“Get a shovel,”</w:t>
+        <w:t xml:space="preserve">“</w:t>
+      </w:r>
+      <w:r>
+        <w:t xml:space="preserve">Get a shovel,</w:t>
+      </w:r>
+      <w:r>
+        <w:t xml:space="preserve">”</w:t>
       </w:r>
       <w:r>
         <w:t xml:space="preserve"> </w:t>
@@ -5974,7 +7358,13 @@
         <w:t xml:space="preserve"> </w:t>
       </w:r>
       <w:r>
-        <w:t xml:space="preserve">“and start digging.”</w:t>
+        <w:t xml:space="preserve">“</w:t>
+      </w:r>
+      <w:r>
+        <w:t xml:space="preserve">and start digging.</w:t>
+      </w:r>
+      <w:r>
+        <w:t xml:space="preserve">”</w:t>
       </w:r>
     </w:p>
     <w:p>
@@ -6012,7 +7402,13 @@
         <w:t xml:space="preserve"> </w:t>
       </w:r>
       <w:r>
-        <w:t xml:space="preserve">“rough ride.”</w:t>
+        <w:t xml:space="preserve">“</w:t>
+      </w:r>
+      <w:r>
+        <w:t xml:space="preserve">rough ride.</w:t>
+      </w:r>
+      <w:r>
+        <w:t xml:space="preserve">”</w:t>
       </w:r>
       <w:r>
         <w:t xml:space="preserve"> </w:t>
@@ -6058,7 +7454,13 @@
         <w:pStyle w:val="BodyText"/>
       </w:pPr>
       <w:r>
-        <w:t xml:space="preserve">“Who cuffed you?”</w:t>
+        <w:t xml:space="preserve">“</w:t>
+      </w:r>
+      <w:r>
+        <w:t xml:space="preserve">Who cuffed you?</w:t>
+      </w:r>
+      <w:r>
+        <w:t xml:space="preserve">”</w:t>
       </w:r>
       <w:r>
         <w:t xml:space="preserve"> </w:t>
@@ -6072,23 +7474,41 @@
         <w:pStyle w:val="BodyText"/>
       </w:pPr>
       <w:r>
-        <w:t xml:space="preserve">“I don’t know.”</w:t>
-      </w:r>
-    </w:p>
-    <w:p>
-      <w:pPr>
-        <w:pStyle w:val="BodyText"/>
-      </w:pPr>
-      <w:r>
-        <w:t xml:space="preserve">“How did you get the cuffs in front of you?”</w:t>
-      </w:r>
-    </w:p>
-    <w:p>
-      <w:pPr>
-        <w:pStyle w:val="BodyText"/>
-      </w:pPr>
-      <w:r>
-        <w:t xml:space="preserve">“I just slid them over.”</w:t>
+        <w:t xml:space="preserve">“</w:t>
+      </w:r>
+      <w:r>
+        <w:t xml:space="preserve">I don’t know.</w:t>
+      </w:r>
+      <w:r>
+        <w:t xml:space="preserve">”</w:t>
+      </w:r>
+    </w:p>
+    <w:p>
+      <w:pPr>
+        <w:pStyle w:val="BodyText"/>
+      </w:pPr>
+      <w:r>
+        <w:t xml:space="preserve">“</w:t>
+      </w:r>
+      <w:r>
+        <w:t xml:space="preserve">How did you get the cuffs in front of you?</w:t>
+      </w:r>
+      <w:r>
+        <w:t xml:space="preserve">”</w:t>
+      </w:r>
+    </w:p>
+    <w:p>
+      <w:pPr>
+        <w:pStyle w:val="BodyText"/>
+      </w:pPr>
+      <w:r>
+        <w:t xml:space="preserve">“</w:t>
+      </w:r>
+      <w:r>
+        <w:t xml:space="preserve">I just slid them over.</w:t>
+      </w:r>
+      <w:r>
+        <w:t xml:space="preserve">”</w:t>
       </w:r>
     </w:p>
     <w:p>
@@ -6127,8 +7547,8 @@
       </w:r>
       <w:r>
         <w:rPr>
+          <w:iCs/>
           <w:i/>
-          <w:iCs/>
         </w:rPr>
         <w:t xml:space="preserve">Using an Alias.</w:t>
       </w:r>
@@ -6160,7 +7580,13 @@
         <w:pStyle w:val="BodyText"/>
       </w:pPr>
       <w:r>
-        <w:t xml:space="preserve">“Are you a knocker, yo?”</w:t>
+        <w:t xml:space="preserve">“</w:t>
+      </w:r>
+      <w:r>
+        <w:t xml:space="preserve">Are you a knocker, yo?</w:t>
+      </w:r>
+      <w:r>
+        <w:t xml:space="preserve">”</w:t>
       </w:r>
       <w:r>
         <w:t xml:space="preserve"> </w:t>
@@ -6174,7 +7600,13 @@
         <w:pStyle w:val="BodyText"/>
       </w:pPr>
       <w:r>
-        <w:t xml:space="preserve">“I don’t know what a knocker is,”</w:t>
+        <w:t xml:space="preserve">“</w:t>
+      </w:r>
+      <w:r>
+        <w:t xml:space="preserve">I don’t know what a knocker is,</w:t>
+      </w:r>
+      <w:r>
+        <w:t xml:space="preserve">”</w:t>
       </w:r>
       <w:r>
         <w:t xml:space="preserve"> </w:t>
@@ -6186,7 +7618,13 @@
         <w:t xml:space="preserve"> </w:t>
       </w:r>
       <w:r>
-        <w:t xml:space="preserve">“I’ve been out of the loop a while.”</w:t>
+        <w:t xml:space="preserve">“</w:t>
+      </w:r>
+      <w:r>
+        <w:t xml:space="preserve">I’ve been out of the loop a while.</w:t>
+      </w:r>
+      <w:r>
+        <w:t xml:space="preserve">”</w:t>
       </w:r>
     </w:p>
     <w:p>
@@ -6200,7 +7638,13 @@
         <w:t xml:space="preserve"> </w:t>
       </w:r>
       <w:r>
-        <w:t xml:space="preserve">“knocker,”</w:t>
+        <w:t xml:space="preserve">“</w:t>
+      </w:r>
+      <w:r>
+        <w:t xml:space="preserve">knocker,</w:t>
+      </w:r>
+      <w:r>
+        <w:t xml:space="preserve">”</w:t>
       </w:r>
       <w:r>
         <w:t xml:space="preserve"> </w:t>
@@ -6228,7 +7672,13 @@
         <w:t xml:space="preserve"> </w:t>
       </w:r>
       <w:r>
-        <w:t xml:space="preserve">“Thompson.”</w:t>
+        <w:t xml:space="preserve">“</w:t>
+      </w:r>
+      <w:r>
+        <w:t xml:space="preserve">Thompson.</w:t>
+      </w:r>
+      <w:r>
+        <w:t xml:space="preserve">”</w:t>
       </w:r>
     </w:p>
     <w:p>
@@ -6268,7 +7718,13 @@
         <w:pStyle w:val="BodyText"/>
       </w:pPr>
       <w:r>
-        <w:t xml:space="preserve">“Damn, yo,”</w:t>
+        <w:t xml:space="preserve">“</w:t>
+      </w:r>
+      <w:r>
+        <w:t xml:space="preserve">Damn, yo,</w:t>
+      </w:r>
+      <w:r>
+        <w:t xml:space="preserve">”</w:t>
       </w:r>
       <w:r>
         <w:t xml:space="preserve"> </w:t>
@@ -6280,7 +7736,13 @@
         <w:t xml:space="preserve"> </w:t>
       </w:r>
       <w:r>
-        <w:t xml:space="preserve">“You better grab a Snickers. Cause you gonna be here a minute.”</w:t>
+        <w:t xml:space="preserve">“</w:t>
+      </w:r>
+      <w:r>
+        <w:t xml:space="preserve">You better grab a Snickers. Cause you gonna be here a minute.</w:t>
+      </w:r>
+      <w:r>
+        <w:t xml:space="preserve">”</w:t>
       </w:r>
     </w:p>
     <w:p>
@@ -6294,7 +7756,13 @@
         <w:t xml:space="preserve"> </w:t>
       </w:r>
       <w:r>
-        <w:t xml:space="preserve">“Yo, that’s Osama Bin Laden’s cousin, yo.”</w:t>
+        <w:t xml:space="preserve">“</w:t>
+      </w:r>
+      <w:r>
+        <w:t xml:space="preserve">Yo, that’s Osama Bin Laden’s cousin, yo.</w:t>
+      </w:r>
+      <w:r>
+        <w:t xml:space="preserve">”</w:t>
       </w:r>
     </w:p>
     <w:p>
@@ -6320,8 +7788,8 @@
         </w:pict>
       </w:r>
     </w:p>
-    <w:bookmarkEnd w:id="29"/>
-    <w:bookmarkStart w:id="30" w:name="chapter-17-castle-grayskull"/>
+    <w:bookmarkEnd w:id="40"/>
+    <w:bookmarkStart w:id="41" w:name="chapter-17-castle-grayskull"/>
     <w:p>
       <w:pPr>
         <w:pStyle w:val="Heading1"/>
@@ -6364,7 +7832,13 @@
         <w:t xml:space="preserve"> </w:t>
       </w:r>
       <w:r>
-        <w:t xml:space="preserve">“threat to myself and others.”</w:t>
+        <w:t xml:space="preserve">“</w:t>
+      </w:r>
+      <w:r>
+        <w:t xml:space="preserve">threat to myself and others.</w:t>
+      </w:r>
+      <w:r>
+        <w:t xml:space="preserve">”</w:t>
       </w:r>
       <w:r>
         <w:t xml:space="preserve"> </w:t>
@@ -6392,7 +7866,13 @@
         <w:t xml:space="preserve"> </w:t>
       </w:r>
       <w:r>
-        <w:t xml:space="preserve">“box.”</w:t>
+        <w:t xml:space="preserve">“</w:t>
+      </w:r>
+      <w:r>
+        <w:t xml:space="preserve">box.</w:t>
+      </w:r>
+      <w:r>
+        <w:t xml:space="preserve">”</w:t>
       </w:r>
       <w:r>
         <w:t xml:space="preserve"> </w:t>
@@ -6420,7 +7900,13 @@
         <w:t xml:space="preserve"> </w:t>
       </w:r>
       <w:r>
-        <w:t xml:space="preserve">“Killer K”</w:t>
+        <w:t xml:space="preserve">“</w:t>
+      </w:r>
+      <w:r>
+        <w:t xml:space="preserve">Killer K</w:t>
+      </w:r>
+      <w:r>
+        <w:t xml:space="preserve">”</w:t>
       </w:r>
       <w:r>
         <w:t xml:space="preserve"> </w:t>
@@ -6472,7 +7958,13 @@
         <w:t xml:space="preserve"> </w:t>
       </w:r>
       <w:r>
-        <w:t xml:space="preserve">“Wait just a second.”</w:t>
+        <w:t xml:space="preserve">“</w:t>
+      </w:r>
+      <w:r>
+        <w:t xml:space="preserve">Wait just a second.</w:t>
+      </w:r>
+      <w:r>
+        <w:t xml:space="preserve">”</w:t>
       </w:r>
     </w:p>
     <w:p>
@@ -6481,8 +7973,8 @@
       </w:pPr>
       <w:r>
         <w:rPr>
+          <w:iCs/>
           <w:i/>
-          <w:iCs/>
         </w:rPr>
         <w:t xml:space="preserve">Boom.</w:t>
       </w:r>
@@ -6514,7 +8006,13 @@
         <w:pStyle w:val="BodyText"/>
       </w:pPr>
       <w:r>
-        <w:t xml:space="preserve">“These white boys are from the same streets,”</w:t>
+        <w:t xml:space="preserve">“</w:t>
+      </w:r>
+      <w:r>
+        <w:t xml:space="preserve">These white boys are from the same streets,</w:t>
+      </w:r>
+      <w:r>
+        <w:t xml:space="preserve">”</w:t>
       </w:r>
       <w:r>
         <w:t xml:space="preserve"> </w:t>
@@ -6526,7 +8024,13 @@
         <w:t xml:space="preserve"> </w:t>
       </w:r>
       <w:r>
-        <w:t xml:space="preserve">“Watch yo ass.”</w:t>
+        <w:t xml:space="preserve">“</w:t>
+      </w:r>
+      <w:r>
+        <w:t xml:space="preserve">Watch yo ass.</w:t>
+      </w:r>
+      <w:r>
+        <w:t xml:space="preserve">”</w:t>
       </w:r>
     </w:p>
     <w:p>
@@ -6556,7 +8060,13 @@
         <w:t xml:space="preserve"> </w:t>
       </w:r>
       <w:r>
-        <w:t xml:space="preserve">“This case is complex, with international ties and complications beyond a district court.”</w:t>
+        <w:t xml:space="preserve">“</w:t>
+      </w:r>
+      <w:r>
+        <w:t xml:space="preserve">This case is complex, with international ties and complications beyond a district court.</w:t>
+      </w:r>
+      <w:r>
+        <w:t xml:space="preserve">”</w:t>
       </w:r>
       <w:r>
         <w:t xml:space="preserve"> </w:t>
@@ -6578,7 +8088,13 @@
         <w:pStyle w:val="BodyText"/>
       </w:pPr>
       <w:r>
-        <w:t xml:space="preserve">“Your Honor, Mr. Thompson is a veteran of the Air Force Special Operations Command,”</w:t>
+        <w:t xml:space="preserve">“</w:t>
+      </w:r>
+      <w:r>
+        <w:t xml:space="preserve">Your Honor, Mr. Thompson is a veteran of the Air Force Special Operations Command,</w:t>
+      </w:r>
+      <w:r>
+        <w:t xml:space="preserve">”</w:t>
       </w:r>
       <w:r>
         <w:t xml:space="preserve"> </w:t>
@@ -6590,7 +8106,13 @@
         <w:t xml:space="preserve"> </w:t>
       </w:r>
       <w:r>
-        <w:t xml:space="preserve">“He has a passport stamped around the world. He has international connections. We fear if he is released, he has the know-how and the global connections to disappear, and will never be found again.”</w:t>
+        <w:t xml:space="preserve">“</w:t>
+      </w:r>
+      <w:r>
+        <w:t xml:space="preserve">He has a passport stamped around the world. He has international connections. We fear if he is released, he has the know-how and the global connections to disappear, and will never be found again.</w:t>
+      </w:r>
+      <w:r>
+        <w:t xml:space="preserve">”</w:t>
       </w:r>
     </w:p>
     <w:p>
@@ -6612,7 +8134,13 @@
         <w:t xml:space="preserve"> </w:t>
       </w:r>
       <w:r>
-        <w:t xml:space="preserve">‘No bail.’</w:t>
+        <w:t xml:space="preserve">‘</w:t>
+      </w:r>
+      <w:r>
+        <w:t xml:space="preserve">No bail.</w:t>
+      </w:r>
+      <w:r>
+        <w:t xml:space="preserve">’</w:t>
       </w:r>
       <w:r>
         <w:t xml:space="preserve"> </w:t>
@@ -6624,7 +8152,13 @@
         <w:t xml:space="preserve"> </w:t>
       </w:r>
       <w:r>
-        <w:t xml:space="preserve">‘Killer K’</w:t>
+        <w:t xml:space="preserve">‘</w:t>
+      </w:r>
+      <w:r>
+        <w:t xml:space="preserve">Killer K</w:t>
+      </w:r>
+      <w:r>
+        <w:t xml:space="preserve">’</w:t>
       </w:r>
       <w:r>
         <w:t xml:space="preserve"> </w:t>
@@ -6669,14 +8203,14 @@
       </w:r>
       <w:r>
         <w:rPr>
+          <w:iCs/>
           <w:i/>
-          <w:iCs/>
         </w:rPr>
         <w:t xml:space="preserve">Who the fuck is this guy?</w:t>
       </w:r>
     </w:p>
-    <w:bookmarkEnd w:id="30"/>
-    <w:bookmarkStart w:id="31" w:name="chapter-18-the-plea-deal"/>
+    <w:bookmarkEnd w:id="41"/>
+    <w:bookmarkStart w:id="42" w:name="chapter-18-the-plea-deal"/>
     <w:p>
       <w:pPr>
         <w:pStyle w:val="Heading1"/>
@@ -6753,7 +8287,13 @@
         <w:pStyle w:val="BodyText"/>
       </w:pPr>
       <w:r>
-        <w:t xml:space="preserve">“If you fight this in court,”</w:t>
+        <w:t xml:space="preserve">“</w:t>
+      </w:r>
+      <w:r>
+        <w:t xml:space="preserve">If you fight this in court,</w:t>
+      </w:r>
+      <w:r>
+        <w:t xml:space="preserve">”</w:t>
       </w:r>
       <w:r>
         <w:t xml:space="preserve"> </w:t>
@@ -6765,7 +8305,13 @@
         <w:t xml:space="preserve"> </w:t>
       </w:r>
       <w:r>
-        <w:t xml:space="preserve">“and you lose, we will stack the charges. We will make sure you never see the outside again.”</w:t>
+        <w:t xml:space="preserve">“</w:t>
+      </w:r>
+      <w:r>
+        <w:t xml:space="preserve">and you lose, we will stack the charges. We will make sure you never see the outside again.</w:t>
+      </w:r>
+      <w:r>
+        <w:t xml:space="preserve">”</w:t>
       </w:r>
     </w:p>
     <w:p>
@@ -6787,7 +8333,13 @@
         <w:t xml:space="preserve"> </w:t>
       </w:r>
       <w:r>
-        <w:t xml:space="preserve">“Kingpin.”</w:t>
+        <w:t xml:space="preserve">“</w:t>
+      </w:r>
+      <w:r>
+        <w:t xml:space="preserve">Kingpin.</w:t>
+      </w:r>
+      <w:r>
+        <w:t xml:space="preserve">”</w:t>
       </w:r>
     </w:p>
     <w:p>
@@ -6850,8 +8402,8 @@
       </w:r>
       <w:r>
         <w:rPr>
+          <w:iCs/>
           <w:i/>
-          <w:iCs/>
         </w:rPr>
         <w:t xml:space="preserve">Be respectful. Just take it.</w:t>
       </w:r>
@@ -6877,7 +8429,13 @@
         <w:pStyle w:val="BodyText"/>
       </w:pPr>
       <w:r>
-        <w:t xml:space="preserve">“Your crime was one of intelligence and guile,”</w:t>
+        <w:t xml:space="preserve">“</w:t>
+      </w:r>
+      <w:r>
+        <w:t xml:space="preserve">Your crime was one of intelligence and guile,</w:t>
+      </w:r>
+      <w:r>
+        <w:t xml:space="preserve">”</w:t>
       </w:r>
       <w:r>
         <w:t xml:space="preserve"> </w:t>
@@ -6889,7 +8447,13 @@
         <w:t xml:space="preserve"> </w:t>
       </w:r>
       <w:r>
-        <w:t xml:space="preserve">“You possess a degree of intelligence and guile that makes you the most dangerous man in this courtroom.”</w:t>
+        <w:t xml:space="preserve">“</w:t>
+      </w:r>
+      <w:r>
+        <w:t xml:space="preserve">You possess a degree of intelligence and guile that makes you the most dangerous man in this courtroom.</w:t>
+      </w:r>
+      <w:r>
+        <w:t xml:space="preserve">”</w:t>
       </w:r>
     </w:p>
     <w:p>
@@ -6904,8 +8468,8 @@
       </w:r>
       <w:r>
         <w:rPr>
+          <w:iCs/>
           <w:i/>
-          <w:iCs/>
         </w:rPr>
         <w:t xml:space="preserve">Who the fuck is this guy, Hannibal Lecter?</w:t>
       </w:r>
@@ -6948,8 +8512,8 @@
       </w:pPr>
       <w:r>
         <w:rPr>
+          <w:bCs/>
           <w:b/>
-          <w:bCs/>
         </w:rPr>
         <w:t xml:space="preserve">Case Number:</w:t>
       </w:r>
@@ -6964,8 +8528,8 @@
       </w:r>
       <w:r>
         <w:rPr>
+          <w:bCs/>
           <w:b/>
-          <w:bCs/>
         </w:rPr>
         <w:t xml:space="preserve">Case Title:</w:t>
       </w:r>
@@ -6980,8 +8544,8 @@
       </w:r>
       <w:r>
         <w:rPr>
+          <w:bCs/>
           <w:b/>
-          <w:bCs/>
         </w:rPr>
         <w:t xml:space="preserve">Court:</w:t>
       </w:r>
@@ -6996,8 +8560,8 @@
       </w:r>
       <w:r>
         <w:rPr>
+          <w:bCs/>
           <w:b/>
-          <w:bCs/>
         </w:rPr>
         <w:t xml:space="preserve">Charge:</w:t>
       </w:r>
@@ -7012,8 +8576,8 @@
       </w:r>
       <w:r>
         <w:rPr>
+          <w:bCs/>
           <w:b/>
-          <w:bCs/>
         </w:rPr>
         <w:t xml:space="preserve">Plea:</w:t>
       </w:r>
@@ -7028,8 +8592,8 @@
       </w:r>
       <w:r>
         <w:rPr>
+          <w:bCs/>
           <w:b/>
-          <w:bCs/>
         </w:rPr>
         <w:t xml:space="preserve">Disposition:</w:t>
       </w:r>
@@ -7044,8 +8608,8 @@
       </w:r>
       <w:r>
         <w:rPr>
+          <w:bCs/>
           <w:b/>
-          <w:bCs/>
         </w:rPr>
         <w:t xml:space="preserve">Sentence:</w:t>
       </w:r>
@@ -7060,8 +8624,8 @@
       </w:r>
       <w:r>
         <w:rPr>
+          <w:bCs/>
           <w:b/>
-          <w:bCs/>
         </w:rPr>
         <w:t xml:space="preserve">Probation Supervised:</w:t>
       </w:r>
@@ -7103,8 +8667,8 @@
         </w:pict>
       </w:r>
     </w:p>
-    <w:bookmarkEnd w:id="31"/>
-    <w:bookmarkStart w:id="32" w:name="chapter-19-hiding-the-hardware"/>
+    <w:bookmarkEnd w:id="42"/>
+    <w:bookmarkStart w:id="43" w:name="chapter-19-hiding-the-hardware"/>
     <w:p>
       <w:pPr>
         <w:pStyle w:val="Heading1"/>
@@ -7285,7 +8849,13 @@
         <w:pStyle w:val="BodyText"/>
       </w:pPr>
       <w:r>
-        <w:t xml:space="preserve">“Would this be a problem?”</w:t>
+        <w:t xml:space="preserve">“</w:t>
+      </w:r>
+      <w:r>
+        <w:t xml:space="preserve">Would this be a problem?</w:t>
+      </w:r>
+      <w:r>
+        <w:t xml:space="preserve">”</w:t>
       </w:r>
       <w:r>
         <w:t xml:space="preserve"> </w:t>
@@ -7315,7 +8885,13 @@
         <w:pStyle w:val="BodyText"/>
       </w:pPr>
       <w:r>
-        <w:t xml:space="preserve">“Everyone deserves a second chance,”</w:t>
+        <w:t xml:space="preserve">“</w:t>
+      </w:r>
+      <w:r>
+        <w:t xml:space="preserve">Everyone deserves a second chance,</w:t>
+      </w:r>
+      <w:r>
+        <w:t xml:space="preserve">”</w:t>
       </w:r>
       <w:r>
         <w:t xml:space="preserve"> </w:t>
@@ -7327,15 +8903,27 @@
         <w:t xml:space="preserve"> </w:t>
       </w:r>
       <w:r>
-        <w:t xml:space="preserve">“Are you done with whatever got you that device on your leg?”</w:t>
-      </w:r>
-    </w:p>
-    <w:p>
-      <w:pPr>
-        <w:pStyle w:val="BodyText"/>
-      </w:pPr>
-      <w:r>
-        <w:t xml:space="preserve">“Yes,”</w:t>
+        <w:t xml:space="preserve">“</w:t>
+      </w:r>
+      <w:r>
+        <w:t xml:space="preserve">Are you done with whatever got you that device on your leg?</w:t>
+      </w:r>
+      <w:r>
+        <w:t xml:space="preserve">”</w:t>
+      </w:r>
+    </w:p>
+    <w:p>
+      <w:pPr>
+        <w:pStyle w:val="BodyText"/>
+      </w:pPr>
+      <w:r>
+        <w:t xml:space="preserve">“</w:t>
+      </w:r>
+      <w:r>
+        <w:t xml:space="preserve">Yes,</w:t>
+      </w:r>
+      <w:r>
+        <w:t xml:space="preserve">”</w:t>
       </w:r>
       <w:r>
         <w:t xml:space="preserve"> </w:t>
@@ -7349,7 +8937,13 @@
         <w:pStyle w:val="BodyText"/>
       </w:pPr>
       <w:r>
-        <w:t xml:space="preserve">“Start Monday.”</w:t>
+        <w:t xml:space="preserve">“</w:t>
+      </w:r>
+      <w:r>
+        <w:t xml:space="preserve">Start Monday.</w:t>
+      </w:r>
+      <w:r>
+        <w:t xml:space="preserve">”</w:t>
       </w:r>
     </w:p>
     <w:p>
@@ -7371,7 +8965,13 @@
         <w:t xml:space="preserve"> </w:t>
       </w:r>
       <w:r>
-        <w:t xml:space="preserve">“fitness for service.”</w:t>
+        <w:t xml:space="preserve">“</w:t>
+      </w:r>
+      <w:r>
+        <w:t xml:space="preserve">fitness for service.</w:t>
+      </w:r>
+      <w:r>
+        <w:t xml:space="preserve">”</w:t>
       </w:r>
       <w:r>
         <w:t xml:space="preserve"> </w:t>
@@ -7439,7 +9039,13 @@
         <w:t xml:space="preserve"> </w:t>
       </w:r>
       <w:r>
-        <w:t xml:space="preserve">“Northrop Grumman”</w:t>
+        <w:t xml:space="preserve">“</w:t>
+      </w:r>
+      <w:r>
+        <w:t xml:space="preserve">Northrop Grumman</w:t>
+      </w:r>
+      <w:r>
+        <w:t xml:space="preserve">”</w:t>
       </w:r>
       <w:r>
         <w:t xml:space="preserve"> </w:t>
@@ -7479,8 +9085,8 @@
         </w:pict>
       </w:r>
     </w:p>
-    <w:bookmarkEnd w:id="32"/>
-    <w:bookmarkStart w:id="33" w:name="chapter-20-did-i-win"/>
+    <w:bookmarkEnd w:id="43"/>
+    <w:bookmarkStart w:id="44" w:name="chapter-20-did-i-win"/>
     <w:p>
       <w:pPr>
         <w:pStyle w:val="Heading1"/>
@@ -7605,15 +9211,27 @@
         <w:pStyle w:val="BodyText"/>
       </w:pPr>
       <w:r>
-        <w:t xml:space="preserve">“Did I win?”</w:t>
-      </w:r>
-    </w:p>
-    <w:p>
-      <w:pPr>
-        <w:pStyle w:val="BodyText"/>
-      </w:pPr>
-      <w:r>
-        <w:t xml:space="preserve">“No. Rick choked you out.”</w:t>
+        <w:t xml:space="preserve">“</w:t>
+      </w:r>
+      <w:r>
+        <w:t xml:space="preserve">Did I win?</w:t>
+      </w:r>
+      <w:r>
+        <w:t xml:space="preserve">”</w:t>
+      </w:r>
+    </w:p>
+    <w:p>
+      <w:pPr>
+        <w:pStyle w:val="BodyText"/>
+      </w:pPr>
+      <w:r>
+        <w:t xml:space="preserve">“</w:t>
+      </w:r>
+      <w:r>
+        <w:t xml:space="preserve">No. Rick choked you out.</w:t>
+      </w:r>
+      <w:r>
+        <w:t xml:space="preserve">”</w:t>
       </w:r>
     </w:p>
     <w:p>
@@ -7629,7 +9247,13 @@
         <w:pStyle w:val="BodyText"/>
       </w:pPr>
       <w:r>
-        <w:t xml:space="preserve">“Well shit,”</w:t>
+        <w:t xml:space="preserve">“</w:t>
+      </w:r>
+      <w:r>
+        <w:t xml:space="preserve">Well shit,</w:t>
+      </w:r>
+      <w:r>
+        <w:t xml:space="preserve">”</w:t>
       </w:r>
       <w:r>
         <w:t xml:space="preserve"> </w:t>
@@ -7641,7 +9265,13 @@
         <w:t xml:space="preserve"> </w:t>
       </w:r>
       <w:r>
-        <w:t xml:space="preserve">“Sign me up.”</w:t>
+        <w:t xml:space="preserve">“</w:t>
+      </w:r>
+      <w:r>
+        <w:t xml:space="preserve">Sign me up.</w:t>
+      </w:r>
+      <w:r>
+        <w:t xml:space="preserve">”</w:t>
       </w:r>
     </w:p>
     <w:p>
@@ -7862,8 +9492,8 @@
       </w:pPr>
       <w:r>
         <w:rPr>
+          <w:iCs/>
           <w:i/>
-          <w:iCs/>
         </w:rPr>
         <w:t xml:space="preserve">Did I win?</w:t>
       </w:r>
@@ -7907,8 +9537,8 @@
         </w:pict>
       </w:r>
     </w:p>
-    <w:bookmarkEnd w:id="33"/>
-    <w:bookmarkStart w:id="34" w:name="X775f2a29f7a1b28efa5e1005506fa5be477b11f"/>
+    <w:bookmarkEnd w:id="44"/>
+    <w:bookmarkStart w:id="45" w:name="X775f2a29f7a1b28efa5e1005506fa5be477b11f"/>
     <w:p>
       <w:pPr>
         <w:pStyle w:val="Heading1"/>
@@ -7976,8 +9606,8 @@
       </w:r>
       <w:r>
         <w:rPr>
+          <w:iCs/>
           <w:i/>
-          <w:iCs/>
         </w:rPr>
         <w:t xml:space="preserve">I</w:t>
       </w:r>
@@ -8087,7 +9717,13 @@
         <w:t xml:space="preserve"> </w:t>
       </w:r>
       <w:r>
-        <w:t xml:space="preserve">“time to grow up”</w:t>
+        <w:t xml:space="preserve">“</w:t>
+      </w:r>
+      <w:r>
+        <w:t xml:space="preserve">time to grow up</w:t>
+      </w:r>
+      <w:r>
+        <w:t xml:space="preserve">”</w:t>
       </w:r>
       <w:r>
         <w:t xml:space="preserve"> </w:t>
@@ -8107,7 +9743,13 @@
         <w:t xml:space="preserve"> </w:t>
       </w:r>
       <w:r>
-        <w:t xml:space="preserve">“I was a drug distribution node”</w:t>
+        <w:t xml:space="preserve">“</w:t>
+      </w:r>
+      <w:r>
+        <w:t xml:space="preserve">I was a drug distribution node</w:t>
+      </w:r>
+      <w:r>
+        <w:t xml:space="preserve">”</w:t>
       </w:r>
       <w:r>
         <w:t xml:space="preserve"> </w:t>
@@ -8163,8 +9805,8 @@
         </w:pict>
       </w:r>
     </w:p>
-    <w:bookmarkEnd w:id="34"/>
-    <w:bookmarkStart w:id="35" w:name="chapter-22-the-linthicum-theater"/>
+    <w:bookmarkEnd w:id="45"/>
+    <w:bookmarkStart w:id="46" w:name="chapter-22-the-linthicum-theater"/>
     <w:p>
       <w:pPr>
         <w:pStyle w:val="Heading1"/>
@@ -8216,8 +9858,8 @@
       </w:r>
       <w:r>
         <w:rPr>
+          <w:iCs/>
           <w:i/>
-          <w:iCs/>
         </w:rPr>
         <w:t xml:space="preserve">Terminator</w:t>
       </w:r>
@@ -8263,7 +9905,13 @@
         <w:t xml:space="preserve"> </w:t>
       </w:r>
       <w:r>
-        <w:t xml:space="preserve">“Shut the fuck up, white motherfucker, or I’ll fuck you up.”</w:t>
+        <w:t xml:space="preserve">“</w:t>
+      </w:r>
+      <w:r>
+        <w:t xml:space="preserve">Shut the fuck up, white motherfucker, or I’ll fuck you up.</w:t>
+      </w:r>
+      <w:r>
+        <w:t xml:space="preserve">”</w:t>
       </w:r>
     </w:p>
     <w:p>
@@ -8311,7 +9959,13 @@
         <w:pStyle w:val="BodyText"/>
       </w:pPr>
       <w:r>
-        <w:t xml:space="preserve">“If you don’t put that phone away,”</w:t>
+        <w:t xml:space="preserve">“</w:t>
+      </w:r>
+      <w:r>
+        <w:t xml:space="preserve">If you don’t put that phone away,</w:t>
+      </w:r>
+      <w:r>
+        <w:t xml:space="preserve">”</w:t>
       </w:r>
       <w:r>
         <w:t xml:space="preserve"> </w:t>
@@ -8323,7 +9977,13 @@
         <w:t xml:space="preserve"> </w:t>
       </w:r>
       <w:r>
-        <w:t xml:space="preserve">“I am going to choke you to death.”</w:t>
+        <w:t xml:space="preserve">“</w:t>
+      </w:r>
+      <w:r>
+        <w:t xml:space="preserve">I am going to choke you to death.</w:t>
+      </w:r>
+      <w:r>
+        <w:t xml:space="preserve">”</w:t>
       </w:r>
     </w:p>
     <w:p>
@@ -8477,8 +10137,8 @@
         </w:pict>
       </w:r>
     </w:p>
-    <w:bookmarkEnd w:id="35"/>
-    <w:bookmarkStart w:id="36" w:name="chapter-23-spartan-technology"/>
+    <w:bookmarkEnd w:id="46"/>
+    <w:bookmarkStart w:id="47" w:name="chapter-23-spartan-technology"/>
     <w:p>
       <w:pPr>
         <w:pStyle w:val="Heading1"/>
@@ -8578,8 +10238,8 @@
       </w:r>
       <w:r>
         <w:rPr>
+          <w:iCs/>
           <w:i/>
-          <w:iCs/>
         </w:rPr>
         <w:t xml:space="preserve">my</w:t>
       </w:r>
@@ -8637,8 +10297,8 @@
         </w:pict>
       </w:r>
     </w:p>
-    <w:bookmarkEnd w:id="36"/>
-    <w:bookmarkStart w:id="37" w:name="X60b8a515d37633f6bafb891bf07c09e1b541969"/>
+    <w:bookmarkEnd w:id="47"/>
+    <w:bookmarkStart w:id="48" w:name="X60b8a515d37633f6bafb891bf07c09e1b541969"/>
     <w:p>
       <w:pPr>
         <w:pStyle w:val="Heading1"/>
@@ -8674,8 +10334,8 @@
       </w:r>
       <w:r>
         <w:rPr>
+          <w:iCs/>
           <w:i/>
-          <w:iCs/>
         </w:rPr>
         <w:t xml:space="preserve">how</w:t>
       </w:r>
@@ -8690,8 +10350,8 @@
       </w:r>
       <w:r>
         <w:rPr>
+          <w:iCs/>
           <w:i/>
-          <w:iCs/>
         </w:rPr>
         <w:t xml:space="preserve">when</w:t>
       </w:r>
@@ -8714,8 +10374,8 @@
       </w:r>
       <w:r>
         <w:rPr>
+          <w:bCs/>
           <w:b/>
-          <w:bCs/>
         </w:rPr>
         <w:t xml:space="preserve">TÜV Rheinland Functional Safety Engineer</w:t>
       </w:r>
@@ -8746,8 +10406,8 @@
       </w:r>
       <w:r>
         <w:rPr>
+          <w:bCs/>
           <w:b/>
-          <w:bCs/>
         </w:rPr>
         <w:t xml:space="preserve">Valero</w:t>
       </w:r>
@@ -8770,8 +10430,8 @@
       </w:r>
       <w:r>
         <w:rPr>
+          <w:bCs/>
           <w:b/>
-          <w:bCs/>
         </w:rPr>
         <w:t xml:space="preserve">12 thermocouples</w:t>
       </w:r>
@@ -8786,8 +10446,8 @@
       </w:r>
       <w:r>
         <w:rPr>
+          <w:bCs/>
           <w:b/>
-          <w:bCs/>
         </w:rPr>
         <w:t xml:space="preserve">2oo12</w:t>
       </w:r>
@@ -8802,8 +10462,8 @@
       </w:r>
       <w:r>
         <w:rPr>
+          <w:bCs/>
           <w:b/>
-          <w:bCs/>
         </w:rPr>
         <w:t xml:space="preserve">second-highest temperature reading</w:t>
       </w:r>
@@ -8826,8 +10486,8 @@
       </w:r>
       <w:r>
         <w:rPr>
+          <w:bCs/>
           <w:b/>
-          <w:bCs/>
         </w:rPr>
         <w:t xml:space="preserve">Triconex</w:t>
       </w:r>
@@ -8885,8 +10545,8 @@
         </w:pict>
       </w:r>
     </w:p>
-    <w:bookmarkEnd w:id="37"/>
-    <w:bookmarkStart w:id="38" w:name="X15d3e7498e56d655a94e21bafdc27fce26f59a3"/>
+    <w:bookmarkEnd w:id="48"/>
+    <w:bookmarkStart w:id="49" w:name="X15d3e7498e56d655a94e21bafdc27fce26f59a3"/>
     <w:p>
       <w:pPr>
         <w:pStyle w:val="Heading1"/>
@@ -8916,8 +10576,8 @@
       </w:pPr>
       <w:r>
         <w:rPr>
+          <w:bCs/>
           <w:b/>
-          <w:bCs/>
         </w:rPr>
         <w:t xml:space="preserve">Koch Industries</w:t>
       </w:r>
@@ -8932,8 +10592,8 @@
       </w:r>
       <w:r>
         <w:rPr>
+          <w:bCs/>
           <w:b/>
-          <w:bCs/>
         </w:rPr>
         <w:t xml:space="preserve">Koch Ag &amp; Energy</w:t>
       </w:r>
@@ -8948,8 +10608,8 @@
       </w:r>
       <w:r>
         <w:rPr>
+          <w:bCs/>
           <w:b/>
-          <w:bCs/>
         </w:rPr>
         <w:t xml:space="preserve">$1.7 billion</w:t>
       </w:r>
@@ -8981,7 +10641,13 @@
         <w:pStyle w:val="BodyText"/>
       </w:pPr>
       <w:r>
-        <w:t xml:space="preserve">“I know you’re angry,”</w:t>
+        <w:t xml:space="preserve">“</w:t>
+      </w:r>
+      <w:r>
+        <w:t xml:space="preserve">I know you’re angry,</w:t>
+      </w:r>
+      <w:r>
+        <w:t xml:space="preserve">”</w:t>
       </w:r>
       <w:r>
         <w:t xml:space="preserve"> </w:t>
@@ -8993,7 +10659,13 @@
         <w:t xml:space="preserve"> </w:t>
       </w:r>
       <w:r>
-        <w:t xml:space="preserve">“But I’m going to be managing a piece of a 1.7 billion dollar budget. And the first thing I’m going to need is the best Functional Safety consultants in the world.”</w:t>
+        <w:t xml:space="preserve">“</w:t>
+      </w:r>
+      <w:r>
+        <w:t xml:space="preserve">But I’m going to be managing a piece of a 1.7 billion dollar budget. And the first thing I’m going to need is the best Functional Safety consultants in the world.</w:t>
+      </w:r>
+      <w:r>
+        <w:t xml:space="preserve">”</w:t>
       </w:r>
     </w:p>
     <w:p>
@@ -9016,8 +10688,8 @@
       </w:r>
       <w:r>
         <w:rPr>
+          <w:bCs/>
           <w:b/>
-          <w:bCs/>
         </w:rPr>
         <w:t xml:space="preserve">Wichita, Kansas</w:t>
       </w:r>
@@ -9029,8 +10701,8 @@
       </w:r>
       <w:r>
         <w:rPr>
+          <w:bCs/>
           <w:b/>
-          <w:bCs/>
         </w:rPr>
         <w:t xml:space="preserve">OpEx Automation Group Leader</w:t>
       </w:r>
@@ -9066,8 +10738,8 @@
       </w:r>
       <w:r>
         <w:rPr>
+          <w:bCs/>
           <w:b/>
-          <w:bCs/>
         </w:rPr>
         <w:t xml:space="preserve">Director of Industrial Control System (ICS) Resilience</w:t>
       </w:r>
@@ -9093,8 +10765,8 @@
       </w:r>
       <w:r>
         <w:rPr>
+          <w:bCs/>
           <w:b/>
-          <w:bCs/>
         </w:rPr>
         <w:t xml:space="preserve">Cybersecurity</w:t>
       </w:r>
@@ -9115,8 +10787,8 @@
       </w:r>
       <w:r>
         <w:rPr>
+          <w:bCs/>
           <w:b/>
-          <w:bCs/>
         </w:rPr>
         <w:t xml:space="preserve">Functional Safety</w:t>
       </w:r>
@@ -9137,8 +10809,8 @@
       </w:r>
       <w:r>
         <w:rPr>
+          <w:bCs/>
           <w:b/>
-          <w:bCs/>
         </w:rPr>
         <w:t xml:space="preserve">Operations and OpEx</w:t>
       </w:r>
@@ -9161,8 +10833,8 @@
       </w:r>
       <w:r>
         <w:rPr>
+          <w:bCs/>
           <w:b/>
-          <w:bCs/>
         </w:rPr>
         <w:t xml:space="preserve">Disaster Recovery and Business Continuity (BCDR)</w:t>
       </w:r>
@@ -9177,8 +10849,8 @@
       </w:r>
       <w:r>
         <w:rPr>
+          <w:bCs/>
           <w:b/>
-          <w:bCs/>
         </w:rPr>
         <w:t xml:space="preserve">MIT Sloan School of Management</w:t>
       </w:r>
@@ -9204,8 +10876,8 @@
         </w:pict>
       </w:r>
     </w:p>
-    <w:bookmarkEnd w:id="38"/>
-    <w:bookmarkStart w:id="39" w:name="X324747ad7f8cf0477c91c6ee83f32ce2903b189"/>
+    <w:bookmarkEnd w:id="49"/>
+    <w:bookmarkStart w:id="50" w:name="X324747ad7f8cf0477c91c6ee83f32ce2903b189"/>
     <w:p>
       <w:pPr>
         <w:pStyle w:val="Heading1"/>
@@ -9241,8 +10913,8 @@
       </w:r>
       <w:r>
         <w:rPr>
+          <w:bCs/>
           <w:b/>
-          <w:bCs/>
         </w:rPr>
         <w:t xml:space="preserve">Wichita Jiu-Jitsu Club</w:t>
       </w:r>
@@ -9254,8 +10926,8 @@
       </w:r>
       <w:r>
         <w:rPr>
+          <w:bCs/>
           <w:b/>
-          <w:bCs/>
         </w:rPr>
         <w:t xml:space="preserve">Chris Haines</w:t>
       </w:r>
@@ -9275,8 +10947,8 @@
       </w:r>
       <w:r>
         <w:rPr>
+          <w:bCs/>
           <w:b/>
-          <w:bCs/>
         </w:rPr>
         <w:t xml:space="preserve">Purple Belt</w:t>
       </w:r>
@@ -9307,8 +10979,8 @@
       </w:r>
       <w:r>
         <w:rPr>
+          <w:bCs/>
           <w:b/>
-          <w:bCs/>
         </w:rPr>
         <w:t xml:space="preserve">President of Koch Specialty Plant Services (KSPS)</w:t>
       </w:r>
@@ -9335,7 +11007,13 @@
         <w:t xml:space="preserve"> </w:t>
       </w:r>
       <w:r>
-        <w:t xml:space="preserve">“Michael, how do you handle challenging personalities?”</w:t>
+        <w:t xml:space="preserve">“</w:t>
+      </w:r>
+      <w:r>
+        <w:t xml:space="preserve">Michael, how do you handle challenging personalities?</w:t>
+      </w:r>
+      <w:r>
+        <w:t xml:space="preserve">”</w:t>
       </w:r>
     </w:p>
     <w:p>
@@ -9367,7 +11045,13 @@
         <w:pStyle w:val="BodyText"/>
       </w:pPr>
       <w:r>
-        <w:t xml:space="preserve">“Let me be frank,”</w:t>
+        <w:t xml:space="preserve">“</w:t>
+      </w:r>
+      <w:r>
+        <w:t xml:space="preserve">Let me be frank,</w:t>
+      </w:r>
+      <w:r>
+        <w:t xml:space="preserve">”</w:t>
       </w:r>
       <w:r>
         <w:t xml:space="preserve"> </w:t>
@@ -9379,7 +11063,13 @@
         <w:t xml:space="preserve"> </w:t>
       </w:r>
       <w:r>
-        <w:t xml:space="preserve">“You just don’t have enough gray hair.”</w:t>
+        <w:t xml:space="preserve">“</w:t>
+      </w:r>
+      <w:r>
+        <w:t xml:space="preserve">You just don’t have enough gray hair.</w:t>
+      </w:r>
+      <w:r>
+        <w:t xml:space="preserve">”</w:t>
       </w:r>
     </w:p>
     <w:p>
@@ -9394,8 +11084,8 @@
       </w:r>
       <w:r>
         <w:rPr>
+          <w:bCs/>
           <w:b/>
-          <w:bCs/>
         </w:rPr>
         <w:t xml:space="preserve">Ceiling of Optics</w:t>
       </w:r>
@@ -9415,8 +11105,8 @@
       </w:r>
       <w:r>
         <w:rPr>
+          <w:bCs/>
           <w:b/>
-          <w:bCs/>
         </w:rPr>
         <w:t xml:space="preserve">Siemens Distributor</w:t>
       </w:r>
@@ -9432,7 +11122,13 @@
         <w:pStyle w:val="BodyText"/>
       </w:pPr>
       <w:r>
-        <w:t xml:space="preserve">“I want you to be our Chief Engineer and Technology Officer,”</w:t>
+        <w:t xml:space="preserve">“</w:t>
+      </w:r>
+      <w:r>
+        <w:t xml:space="preserve">I want you to be our Chief Engineer and Technology Officer,</w:t>
+      </w:r>
+      <w:r>
+        <w:t xml:space="preserve">”</w:t>
       </w:r>
       <w:r>
         <w:t xml:space="preserve"> </w:t>
@@ -9447,8 +11143,8 @@
       </w:pPr>
       <w:r>
         <w:rPr>
+          <w:bCs/>
           <w:b/>
-          <w:bCs/>
         </w:rPr>
         <w:t xml:space="preserve">CETO.</w:t>
       </w:r>
@@ -9471,8 +11167,8 @@
       </w:r>
       <w:r>
         <w:rPr>
+          <w:bCs/>
           <w:b/>
-          <w:bCs/>
         </w:rPr>
         <w:t xml:space="preserve">Houston</w:t>
       </w:r>
@@ -9487,8 +11183,8 @@
         </w:pict>
       </w:r>
     </w:p>
-    <w:bookmarkEnd w:id="39"/>
-    <w:bookmarkStart w:id="40" w:name="X514161ec862cc832585c269572ce3ebe99543cb"/>
+    <w:bookmarkEnd w:id="50"/>
+    <w:bookmarkStart w:id="51" w:name="X514161ec862cc832585c269572ce3ebe99543cb"/>
     <w:p>
       <w:pPr>
         <w:pStyle w:val="Heading1"/>
@@ -9524,8 +11220,8 @@
       </w:r>
       <w:r>
         <w:rPr>
+          <w:bCs/>
           <w:b/>
-          <w:bCs/>
         </w:rPr>
         <w:t xml:space="preserve">CETO</w:t>
       </w:r>
@@ -9556,8 +11252,8 @@
       </w:r>
       <w:r>
         <w:rPr>
+          <w:bCs/>
           <w:b/>
-          <w:bCs/>
         </w:rPr>
         <w:t xml:space="preserve">Calibration Business</w:t>
       </w:r>
@@ -9611,7 +11307,13 @@
         <w:t xml:space="preserve"> </w:t>
       </w:r>
       <w:r>
-        <w:t xml:space="preserve">“I can’t feel anything,”</w:t>
+        <w:t xml:space="preserve">“</w:t>
+      </w:r>
+      <w:r>
+        <w:t xml:space="preserve">I can’t feel anything,</w:t>
+      </w:r>
+      <w:r>
+        <w:t xml:space="preserve">”</w:t>
       </w:r>
       <w:r>
         <w:t xml:space="preserve"> </w:t>
@@ -9623,7 +11325,13 @@
         <w:t xml:space="preserve"> </w:t>
       </w:r>
       <w:r>
-        <w:t xml:space="preserve">“It’s normal. You’re fine.”</w:t>
+        <w:t xml:space="preserve">“</w:t>
+      </w:r>
+      <w:r>
+        <w:t xml:space="preserve">It’s normal. You’re fine.</w:t>
+      </w:r>
+      <w:r>
+        <w:t xml:space="preserve">”</w:t>
       </w:r>
     </w:p>
     <w:p>
@@ -9654,8 +11362,8 @@
       </w:r>
       <w:r>
         <w:rPr>
+          <w:bCs/>
           <w:b/>
-          <w:bCs/>
         </w:rPr>
         <w:t xml:space="preserve">Great American Loop</w:t>
       </w:r>
@@ -9685,7 +11393,13 @@
         <w:t xml:space="preserve"> </w:t>
       </w:r>
       <w:r>
-        <w:t xml:space="preserve">“normal”</w:t>
+        <w:t xml:space="preserve">“</w:t>
+      </w:r>
+      <w:r>
+        <w:t xml:space="preserve">normal</w:t>
+      </w:r>
+      <w:r>
+        <w:t xml:space="preserve">”</w:t>
       </w:r>
       <w:r>
         <w:t xml:space="preserve"> </w:t>
@@ -9701,8 +11415,8 @@
         </w:pict>
       </w:r>
     </w:p>
-    <w:bookmarkEnd w:id="40"/>
-    <w:bookmarkStart w:id="41" w:name="chapter-28-takeda-mitre-and-the-airbnbs"/>
+    <w:bookmarkEnd w:id="51"/>
+    <w:bookmarkStart w:id="52" w:name="chapter-28-takeda-mitre-and-the-airbnbs"/>
     <w:p>
       <w:pPr>
         <w:pStyle w:val="Heading1"/>
@@ -9746,8 +11460,8 @@
       </w:r>
       <w:r>
         <w:rPr>
+          <w:bCs/>
           <w:b/>
-          <w:bCs/>
         </w:rPr>
         <w:t xml:space="preserve">Takeda</w:t>
       </w:r>
@@ -9783,8 +11497,8 @@
       </w:r>
       <w:r>
         <w:rPr>
+          <w:bCs/>
           <w:b/>
-          <w:bCs/>
         </w:rPr>
         <w:t xml:space="preserve">MITRE</w:t>
       </w:r>
@@ -9806,7 +11520,13 @@
         <w:t xml:space="preserve"> </w:t>
       </w:r>
       <w:r>
-        <w:t xml:space="preserve">“mustang”</w:t>
+        <w:t xml:space="preserve">“</w:t>
+      </w:r>
+      <w:r>
+        <w:t xml:space="preserve">mustang</w:t>
+      </w:r>
+      <w:r>
+        <w:t xml:space="preserve">”</w:t>
       </w:r>
       <w:r>
         <w:t xml:space="preserve"> </w:t>
@@ -9819,8 +11539,8 @@
       </w:r>
       <w:r>
         <w:rPr>
+          <w:bCs/>
           <w:b/>
-          <w:bCs/>
         </w:rPr>
         <w:t xml:space="preserve">NIST Cybersecurity Profile for Liquefied Natural Gas (LNG)</w:t>
       </w:r>
@@ -9840,8 +11560,8 @@
       </w:r>
       <w:r>
         <w:rPr>
+          <w:bCs/>
           <w:b/>
-          <w:bCs/>
         </w:rPr>
         <w:t xml:space="preserve">Bella Vista</w:t>
       </w:r>
@@ -9883,8 +11603,8 @@
         </w:pict>
       </w:r>
     </w:p>
-    <w:bookmarkEnd w:id="41"/>
-    <w:bookmarkStart w:id="42" w:name="X20975faaf51d4d56185806d8a8b05345313fb21"/>
+    <w:bookmarkEnd w:id="52"/>
+    <w:bookmarkStart w:id="53" w:name="X20975faaf51d4d56185806d8a8b05345313fb21"/>
     <w:p>
       <w:pPr>
         <w:pStyle w:val="Heading1"/>
@@ -9919,7 +11639,13 @@
         <w:t xml:space="preserve"> </w:t>
       </w:r>
       <w:r>
-        <w:t xml:space="preserve">“normal”</w:t>
+        <w:t xml:space="preserve">“</w:t>
+      </w:r>
+      <w:r>
+        <w:t xml:space="preserve">normal</w:t>
+      </w:r>
+      <w:r>
+        <w:t xml:space="preserve">”</w:t>
       </w:r>
       <w:r>
         <w:t xml:space="preserve"> </w:t>
@@ -9941,7 +11667,13 @@
         <w:pStyle w:val="BodyText"/>
       </w:pPr>
       <w:r>
-        <w:t xml:space="preserve">“It’s really bad.”</w:t>
+        <w:t xml:space="preserve">“</w:t>
+      </w:r>
+      <w:r>
+        <w:t xml:space="preserve">It’s really bad.</w:t>
+      </w:r>
+      <w:r>
+        <w:t xml:space="preserve">”</w:t>
       </w:r>
     </w:p>
     <w:p>
@@ -9950,8 +11682,8 @@
       </w:pPr>
       <w:r>
         <w:rPr>
+          <w:iCs/>
           <w:i/>
-          <w:iCs/>
         </w:rPr>
         <w:t xml:space="preserve">What the fuck?</w:t>
       </w:r>
@@ -9968,10 +11700,24 @@
       </w:r>
       <w:r>
         <w:rPr>
+          <w:iCs/>
           <w:i/>
+        </w:rPr>
+        <w:t xml:space="preserve">“</w:t>
+      </w:r>
+      <w:r>
+        <w:rPr>
           <w:iCs/>
+          <w:i/>
         </w:rPr>
-        <w:t xml:space="preserve">“It’s really bad,”</w:t>
+        <w:t xml:space="preserve">It’s really bad,</w:t>
+      </w:r>
+      <w:r>
+        <w:rPr>
+          <w:iCs/>
+          <w:i/>
+        </w:rPr>
+        <w:t xml:space="preserve">”</w:t>
       </w:r>
       <w:r>
         <w:t xml:space="preserve"> </w:t>
@@ -10031,7 +11777,13 @@
         <w:t xml:space="preserve"> </w:t>
       </w:r>
       <w:r>
-        <w:t xml:space="preserve">“Send.”</w:t>
+        <w:t xml:space="preserve">“</w:t>
+      </w:r>
+      <w:r>
+        <w:t xml:space="preserve">Send.</w:t>
+      </w:r>
+      <w:r>
+        <w:t xml:space="preserve">”</w:t>
       </w:r>
       <w:r>
         <w:t xml:space="preserve"> </w:t>
@@ -10095,8 +11847,8 @@
         </w:pict>
       </w:r>
     </w:p>
-    <w:bookmarkEnd w:id="42"/>
-    <w:bookmarkStart w:id="43" w:name="chapter-30-does-it-light-up"/>
+    <w:bookmarkEnd w:id="53"/>
+    <w:bookmarkStart w:id="54" w:name="chapter-30-does-it-light-up"/>
     <w:p>
       <w:pPr>
         <w:pStyle w:val="Heading1"/>
@@ -10131,7 +11883,13 @@
         <w:t xml:space="preserve"> </w:t>
       </w:r>
       <w:r>
-        <w:t xml:space="preserve">“hip replacement”</w:t>
+        <w:t xml:space="preserve">“</w:t>
+      </w:r>
+      <w:r>
+        <w:t xml:space="preserve">hip replacement</w:t>
+      </w:r>
+      <w:r>
+        <w:t xml:space="preserve">”</w:t>
       </w:r>
       <w:r>
         <w:t xml:space="preserve"> </w:t>
@@ -10169,7 +11927,13 @@
         <w:pStyle w:val="BodyText"/>
       </w:pPr>
       <w:r>
-        <w:t xml:space="preserve">“Michael, for cosmetic reasons, we can put in a silicone prosthetic testicle,”</w:t>
+        <w:t xml:space="preserve">“</w:t>
+      </w:r>
+      <w:r>
+        <w:t xml:space="preserve">Michael, for cosmetic reasons, we can put in a silicone prosthetic testicle,</w:t>
+      </w:r>
+      <w:r>
+        <w:t xml:space="preserve">”</w:t>
       </w:r>
       <w:r>
         <w:t xml:space="preserve"> </w:t>
@@ -10181,7 +11945,13 @@
         <w:t xml:space="preserve"> </w:t>
       </w:r>
       <w:r>
-        <w:t xml:space="preserve">“That way everything looks normal afterward.”</w:t>
+        <w:t xml:space="preserve">“</w:t>
+      </w:r>
+      <w:r>
+        <w:t xml:space="preserve">That way everything looks normal afterward.</w:t>
+      </w:r>
+      <w:r>
+        <w:t xml:space="preserve">”</w:t>
       </w:r>
     </w:p>
     <w:p>
@@ -10197,7 +11967,13 @@
         <w:pStyle w:val="BodyText"/>
       </w:pPr>
       <w:r>
-        <w:t xml:space="preserve">“Does it light up?”</w:t>
+        <w:t xml:space="preserve">“</w:t>
+      </w:r>
+      <w:r>
+        <w:t xml:space="preserve">Does it light up?</w:t>
+      </w:r>
+      <w:r>
+        <w:t xml:space="preserve">”</w:t>
       </w:r>
       <w:r>
         <w:t xml:space="preserve"> </w:t>
@@ -10217,23 +11993,41 @@
         <w:t xml:space="preserve"> </w:t>
       </w:r>
       <w:r>
-        <w:t xml:space="preserve">“Excuse me?”</w:t>
-      </w:r>
-    </w:p>
-    <w:p>
-      <w:pPr>
-        <w:pStyle w:val="BodyText"/>
-      </w:pPr>
-      <w:r>
-        <w:t xml:space="preserve">“Does it light up? Like a flashlight?”</w:t>
-      </w:r>
-    </w:p>
-    <w:p>
-      <w:pPr>
-        <w:pStyle w:val="BodyText"/>
-      </w:pPr>
-      <w:r>
-        <w:t xml:space="preserve">“No,”</w:t>
+        <w:t xml:space="preserve">“</w:t>
+      </w:r>
+      <w:r>
+        <w:t xml:space="preserve">Excuse me?</w:t>
+      </w:r>
+      <w:r>
+        <w:t xml:space="preserve">”</w:t>
+      </w:r>
+    </w:p>
+    <w:p>
+      <w:pPr>
+        <w:pStyle w:val="BodyText"/>
+      </w:pPr>
+      <w:r>
+        <w:t xml:space="preserve">“</w:t>
+      </w:r>
+      <w:r>
+        <w:t xml:space="preserve">Does it light up? Like a flashlight?</w:t>
+      </w:r>
+      <w:r>
+        <w:t xml:space="preserve">”</w:t>
+      </w:r>
+    </w:p>
+    <w:p>
+      <w:pPr>
+        <w:pStyle w:val="BodyText"/>
+      </w:pPr>
+      <w:r>
+        <w:t xml:space="preserve">“</w:t>
+      </w:r>
+      <w:r>
+        <w:t xml:space="preserve">No,</w:t>
+      </w:r>
+      <w:r>
+        <w:t xml:space="preserve">”</w:t>
       </w:r>
       <w:r>
         <w:t xml:space="preserve"> </w:t>
@@ -10245,7 +12039,13 @@
         <w:t xml:space="preserve"> </w:t>
       </w:r>
       <w:r>
-        <w:t xml:space="preserve">“It doesn’t do anything. It’s just cosmetic.”</w:t>
+        <w:t xml:space="preserve">“</w:t>
+      </w:r>
+      <w:r>
+        <w:t xml:space="preserve">It doesn’t do anything. It’s just cosmetic.</w:t>
+      </w:r>
+      <w:r>
+        <w:t xml:space="preserve">”</w:t>
       </w:r>
     </w:p>
     <w:p>
@@ -10259,7 +12059,13 @@
         <w:t xml:space="preserve"> </w:t>
       </w:r>
       <w:r>
-        <w:t xml:space="preserve">“Then why the hell would I want it? If it doesn’t do anything, it’s just dead weight and something else to get infected. Leave it empty.”</w:t>
+        <w:t xml:space="preserve">“</w:t>
+      </w:r>
+      <w:r>
+        <w:t xml:space="preserve">Then why the hell would I want it? If it doesn’t do anything, it’s just dead weight and something else to get infected. Leave it empty.</w:t>
+      </w:r>
+      <w:r>
+        <w:t xml:space="preserve">”</w:t>
       </w:r>
     </w:p>
     <w:p>
@@ -10273,7 +12079,13 @@
         <w:t xml:space="preserve"> </w:t>
       </w:r>
       <w:r>
-        <w:t xml:space="preserve">“uni-baller”</w:t>
+        <w:t xml:space="preserve">“</w:t>
+      </w:r>
+      <w:r>
+        <w:t xml:space="preserve">uni-baller</w:t>
+      </w:r>
+      <w:r>
+        <w:t xml:space="preserve">”</w:t>
       </w:r>
       <w:r>
         <w:t xml:space="preserve"> </w:t>
@@ -10317,7 +12129,13 @@
         <w:t xml:space="preserve"> </w:t>
       </w:r>
       <w:r>
-        <w:t xml:space="preserve">“Kingpin”</w:t>
+        <w:t xml:space="preserve">“</w:t>
+      </w:r>
+      <w:r>
+        <w:t xml:space="preserve">Kingpin</w:t>
+      </w:r>
+      <w:r>
+        <w:t xml:space="preserve">”</w:t>
       </w:r>
       <w:r>
         <w:t xml:space="preserve"> </w:t>
@@ -10333,8 +12151,8 @@
         </w:pict>
       </w:r>
     </w:p>
-    <w:bookmarkEnd w:id="43"/>
-    <w:bookmarkStart w:id="44" w:name="epilogue-the-calculation"/>
+    <w:bookmarkEnd w:id="54"/>
+    <w:bookmarkStart w:id="55" w:name="epilogue-the-calculation"/>
     <w:p>
       <w:pPr>
         <w:pStyle w:val="Heading1"/>
@@ -10402,8 +12220,8 @@
       </w:r>
       <w:r>
         <w:rPr>
+          <w:bCs/>
           <w:b/>
-          <w:bCs/>
         </w:rPr>
         <w:t xml:space="preserve">American Bureau of Shipping (ABS)</w:t>
       </w:r>
@@ -10423,8 +12241,8 @@
       </w:r>
       <w:r>
         <w:rPr>
+          <w:bCs/>
           <w:b/>
-          <w:bCs/>
         </w:rPr>
         <w:t xml:space="preserve">VOO</w:t>
       </w:r>
@@ -10447,8 +12265,8 @@
       </w:r>
       <w:r>
         <w:rPr>
+          <w:bCs/>
           <w:b/>
-          <w:bCs/>
         </w:rPr>
         <w:t xml:space="preserve">Bella Vista</w:t>
       </w:r>
@@ -10468,8 +12286,8 @@
       </w:r>
       <w:r>
         <w:rPr>
+          <w:bCs/>
           <w:b/>
-          <w:bCs/>
         </w:rPr>
         <w:t xml:space="preserve">Walmart</w:t>
       </w:r>
@@ -10484,8 +12302,8 @@
       </w:r>
       <w:r>
         <w:rPr>
+          <w:bCs/>
           <w:b/>
-          <w:bCs/>
         </w:rPr>
         <w:t xml:space="preserve">Principal OT Cybersecurity Engineer</w:t>
       </w:r>
@@ -10532,8 +12350,8 @@
       </w:r>
       <w:r>
         <w:rPr>
+          <w:iCs/>
           <w:i/>
-          <w:iCs/>
         </w:rPr>
         <w:t xml:space="preserve">intelligence and guile</w:t>
       </w:r>
@@ -10575,8 +12393,8 @@
         </w:pict>
       </w:r>
     </w:p>
-    <w:bookmarkEnd w:id="44"/>
-    <w:bookmarkStart w:id="46" w:name="about-the-author"/>
+    <w:bookmarkEnd w:id="55"/>
+    <w:bookmarkStart w:id="57" w:name="about-the-author"/>
     <w:p>
       <w:pPr>
         <w:pStyle w:val="Heading1"/>
@@ -10623,15 +12441,15 @@
       </w:pPr>
       <w:r>
         <w:rPr>
+          <w:bCs/>
           <w:b/>
-          <w:bCs/>
         </w:rPr>
         <w:t xml:space="preserve">ORCID:</w:t>
       </w:r>
       <w:r>
         <w:t xml:space="preserve"> </w:t>
       </w:r>
-      <w:hyperlink r:id="rId45">
+      <w:hyperlink r:id="rId56">
         <w:r>
           <w:rPr>
             <w:rStyle w:val="Hyperlink"/>
@@ -10640,12 +12458,8 @@
         </w:r>
       </w:hyperlink>
     </w:p>
-    <w:bookmarkEnd w:id="46"/>
-    <w:sectPr>
-      <w:footnotePr>
-        <w:numRestart w:val="eachSect"/>
-      </w:footnotePr>
-    </w:sectPr>
+    <w:bookmarkEnd w:id="57"/>
+    <w:sectPr/>
   </w:body>
 </w:document>
 </file>
@@ -10676,14 +12490,14 @@
 <file path=word/numbering.xml><?xml version="1.0" encoding="utf-8"?>
 <w:numbering xmlns:w="http://schemas.openxmlformats.org/wordprocessingml/2006/main">
   <w:abstractNum w:abstractNumId="990">
-    <w:nsid w:val="0000A990"/>
+    <w:nsid w:val="A990"/>
     <w:multiLevelType w:val="multilevel"/>
     <w:lvl w:ilvl="0">
       <w:numFmt w:val="bullet"/>
       <w:lvlText w:val=" "/>
       <w:lvlJc w:val="left"/>
       <w:pPr>
-        <w:ind w:left="720" w:hanging="360"/>
+        <w:ind w:left="720" w:hanging="480"/>
       </w:pPr>
     </w:lvl>
     <w:lvl w:ilvl="1">
@@ -10691,7 +12505,7 @@
       <w:lvlText w:val=" "/>
       <w:lvlJc w:val="left"/>
       <w:pPr>
-        <w:ind w:left="1440" w:hanging="360"/>
+        <w:ind w:left="1440" w:hanging="480"/>
       </w:pPr>
     </w:lvl>
     <w:lvl w:ilvl="2">
@@ -10699,7 +12513,7 @@
       <w:lvlText w:val=" "/>
       <w:lvlJc w:val="left"/>
       <w:pPr>
-        <w:ind w:left="2160" w:hanging="360"/>
+        <w:ind w:left="2160" w:hanging="480"/>
       </w:pPr>
     </w:lvl>
     <w:lvl w:ilvl="3">
@@ -10707,7 +12521,7 @@
       <w:lvlText w:val=" "/>
       <w:lvlJc w:val="left"/>
       <w:pPr>
-        <w:ind w:left="2880" w:hanging="360"/>
+        <w:ind w:left="2880" w:hanging="480"/>
       </w:pPr>
     </w:lvl>
     <w:lvl w:ilvl="4">
@@ -10715,7 +12529,7 @@
       <w:lvlText w:val=" "/>
       <w:lvlJc w:val="left"/>
       <w:pPr>
-        <w:ind w:left="3600" w:hanging="360"/>
+        <w:ind w:left="3600" w:hanging="480"/>
       </w:pPr>
     </w:lvl>
     <w:lvl w:ilvl="5">
@@ -10723,7 +12537,7 @@
       <w:lvlText w:val=" "/>
       <w:lvlJc w:val="left"/>
       <w:pPr>
-        <w:ind w:left="4320" w:hanging="360"/>
+        <w:ind w:left="4320" w:hanging="480"/>
       </w:pPr>
     </w:lvl>
     <w:lvl w:ilvl="6">
@@ -10731,7 +12545,7 @@
       <w:lvlText w:val=" "/>
       <w:lvlJc w:val="left"/>
       <w:pPr>
-        <w:ind w:left="5040" w:hanging="360"/>
+        <w:ind w:left="5040" w:hanging="480"/>
       </w:pPr>
     </w:lvl>
     <w:lvl w:ilvl="7">
@@ -10739,7 +12553,7 @@
       <w:lvlText w:val=" "/>
       <w:lvlJc w:val="left"/>
       <w:pPr>
-        <w:ind w:left="5760" w:hanging="360"/>
+        <w:ind w:left="5760" w:hanging="480"/>
       </w:pPr>
     </w:lvl>
     <w:lvl w:ilvl="8">
@@ -10747,7 +12561,7 @@
       <w:lvlText w:val=" "/>
       <w:lvlJc w:val="left"/>
       <w:pPr>
-        <w:ind w:left="6480" w:hanging="360"/>
+        <w:ind w:left="6480" w:hanging="480"/>
       </w:pPr>
     </w:lvl>
   </w:abstractNum>
@@ -10762,10 +12576,10 @@
   <w:docDefaults>
     <w:rPrDefault>
       <w:rPr>
-        <w:rFonts w:asciiTheme="minorHAnsi" w:cstheme="minorBidi" w:eastAsiaTheme="minorEastAsia" w:hAnsiTheme="minorHAnsi"/>
+        <w:rFonts w:asciiTheme="minorHAnsi" w:cstheme="minorBidi" w:eastAsiaTheme="minorHAnsi" w:hAnsiTheme="minorHAnsi"/>
         <w:sz w:val="24"/>
         <w:szCs w:val="24"/>
-        <w:lang w:bidi="ar-SA" w:eastAsia="zh-CN" w:val="en-US"/>
+        <w:lang w:bidi="ar-SA" w:eastAsia="en-US" w:val="en-US"/>
       </w:rPr>
     </w:rPrDefault>
     <w:pPrDefault>
@@ -10783,10 +12597,10 @@
     <w:name w:val="Body Text"/>
     <w:basedOn w:val="Normal"/>
     <w:link w:val="BodyTextChar"/>
-    <w:qFormat/>
     <w:pPr>
       <w:spacing w:after="180" w:before="180"/>
     </w:pPr>
+    <w:qFormat/>
   </w:style>
   <w:style w:customStyle="1" w:styleId="FirstParagraph" w:type="paragraph">
     <w:name w:val="First Paragraph"/>
@@ -10806,94 +12620,57 @@
     <w:name w:val="Title"/>
     <w:basedOn w:val="Normal"/>
     <w:next w:val="BodyText"/>
-    <w:link w:val="TitleChar"/>
-    <w:uiPriority w:val="10"/>
     <w:qFormat/>
-    <w:rsid w:val="00A10FD9"/>
     <w:pPr>
-      <w:spacing w:after="80" w:line="240" w:lineRule="auto"/>
-      <w:contextualSpacing/>
+      <w:keepNext/>
+      <w:keepLines/>
+      <w:spacing w:after="240" w:before="480"/>
       <w:jc w:val="center"/>
     </w:pPr>
     <w:rPr>
       <w:rFonts w:asciiTheme="majorHAnsi" w:cstheme="majorBidi" w:eastAsiaTheme="majorEastAsia" w:hAnsiTheme="majorHAnsi"/>
-      <w:sz w:val="56"/>
-      <w:szCs w:val="56"/>
-    </w:rPr>
-  </w:style>
-  <w:style w:customStyle="1" w:styleId="TitleChar" w:type="character">
-    <w:name w:val="Title Char"/>
-    <w:basedOn w:val="DefaultParagraphFont"/>
-    <w:link w:val="Title"/>
-    <w:uiPriority w:val="10"/>
-    <w:rsid w:val="00A10FD9"/>
-    <w:rPr>
-      <w:rFonts w:asciiTheme="majorHAnsi" w:cstheme="majorBidi" w:eastAsiaTheme="majorEastAsia" w:hAnsiTheme="majorHAnsi"/>
-      <w:sz w:val="56"/>
-      <w:szCs w:val="56"/>
+      <w:b/>
+      <w:bCs/>
+      <w:color w:themeColor="accent1" w:themeShade="B5" w:val="345A8A"/>
+      <w:sz w:val="36"/>
+      <w:szCs w:val="36"/>
     </w:rPr>
   </w:style>
   <w:style w:styleId="Subtitle" w:type="paragraph">
     <w:name w:val="Subtitle"/>
     <w:basedOn w:val="Title"/>
     <w:next w:val="BodyText"/>
-    <w:link w:val="SubtitleChar"/>
-    <w:uiPriority w:val="11"/>
     <w:qFormat/>
-    <w:rsid w:val="00A10FD9"/>
     <w:pPr>
-      <w:numPr>
-        <w:ilvl w:val="1"/>
-      </w:numPr>
+      <w:keepNext/>
+      <w:keepLines/>
+      <w:spacing w:after="240" w:before="240"/>
+      <w:jc w:val="center"/>
     </w:pPr>
     <w:rPr>
-      <w:rFonts w:cstheme="majorBidi" w:eastAsiaTheme="majorEastAsia"/>
-      <w:spacing w:val="15"/>
-      <w:sz w:val="28"/>
-      <w:szCs w:val="28"/>
-    </w:rPr>
-  </w:style>
-  <w:style w:customStyle="1" w:styleId="SubtitleChar" w:type="character">
-    <w:name w:val="Subtitle Char"/>
-    <w:basedOn w:val="DefaultParagraphFont"/>
-    <w:link w:val="Subtitle"/>
-    <w:uiPriority w:val="11"/>
-    <w:rsid w:val="00A10FD9"/>
-    <w:rPr>
-      <w:rFonts w:cstheme="majorBidi" w:eastAsiaTheme="majorEastAsia"/>
-      <w:color w:themeColor="text1" w:themeTint="A6" w:val="595959"/>
-      <w:spacing w:val="15"/>
-      <w:sz w:val="28"/>
-      <w:szCs w:val="28"/>
+      <w:sz w:val="30"/>
+      <w:szCs w:val="30"/>
     </w:rPr>
   </w:style>
   <w:style w:customStyle="1" w:styleId="Author" w:type="paragraph">
     <w:name w:val="Author"/>
-    <w:basedOn w:val="Title"/>
     <w:next w:val="BodyText"/>
     <w:qFormat/>
     <w:pPr>
       <w:keepNext/>
       <w:keepLines/>
+      <w:jc w:val="center"/>
     </w:pPr>
-    <w:rPr>
-      <w:sz w:val="24"/>
-      <w:szCs w:val="24"/>
-    </w:rPr>
   </w:style>
   <w:style w:styleId="Date" w:type="paragraph">
     <w:name w:val="Date"/>
-    <w:basedOn w:val="Title"/>
     <w:next w:val="BodyText"/>
     <w:qFormat/>
     <w:pPr>
       <w:keepNext/>
       <w:keepLines/>
+      <w:jc w:val="center"/>
     </w:pPr>
-    <w:rPr>
-      <w:sz w:val="24"/>
-      <w:szCs w:val="24"/>
-    </w:rPr>
   </w:style>
   <w:style w:customStyle="1" w:styleId="AbstractTitle" w:type="paragraph">
     <w:name w:val="Abstract Title"/>
@@ -10903,13 +12680,15 @@
     <w:pPr>
       <w:keepNext/>
       <w:keepLines/>
+      <w:jc w:val="center"/>
       <w:spacing w:after="0" w:before="300"/>
-      <w:jc w:val="center"/>
     </w:pPr>
     <w:rPr>
-      <w:b/>
       <w:sz w:val="20"/>
       <w:szCs w:val="20"/>
+      <w:b/>
+      <w:color w:val="345A8A"/>
+      &gt;
     </w:rPr>
   </w:style>
   <w:style w:customStyle="1" w:styleId="Abstract" w:type="paragraph">
@@ -10936,321 +12715,191 @@
     <w:rPr/>
   </w:style>
   <w:style w:styleId="Heading1" w:type="paragraph">
-    <w:name w:val="heading 1"/>
+    <w:name w:val="Heading 1"/>
     <w:basedOn w:val="Normal"/>
     <w:next w:val="BodyText"/>
-    <w:link w:val="Heading1Char"/>
     <w:uiPriority w:val="9"/>
     <w:qFormat/>
-    <w:rsid w:val="00A10FD9"/>
     <w:pPr>
       <w:keepNext/>
       <w:keepLines/>
-      <w:spacing w:after="80" w:before="360"/>
+      <w:spacing w:after="0" w:before="480"/>
       <w:outlineLvl w:val="0"/>
     </w:pPr>
     <w:rPr>
       <w:rFonts w:asciiTheme="majorHAnsi" w:cstheme="majorBidi" w:eastAsiaTheme="majorEastAsia" w:hAnsiTheme="majorHAnsi"/>
-      <w:color w:themeColor="accent1" w:themeShade="BF" w:val="0F4761"/>
-      <w:sz w:val="40"/>
-      <w:szCs w:val="40"/>
+      <w:b/>
+      <w:bCs/>
+      <w:color w:themeColor="accent1" w:val="4F81BD"/>
+      <w:sz w:val="32"/>
+      <w:szCs w:val="32"/>
     </w:rPr>
   </w:style>
   <w:style w:styleId="Heading2" w:type="paragraph">
-    <w:name w:val="heading 2"/>
+    <w:name w:val="Heading 2"/>
     <w:basedOn w:val="Normal"/>
     <w:next w:val="BodyText"/>
-    <w:link w:val="Heading2Char"/>
     <w:uiPriority w:val="9"/>
-    <w:semiHidden/>
     <w:unhideWhenUsed/>
     <w:qFormat/>
-    <w:rsid w:val="00A10FD9"/>
     <w:pPr>
       <w:keepNext/>
       <w:keepLines/>
-      <w:spacing w:after="80" w:before="160"/>
+      <w:spacing w:after="0" w:before="200"/>
       <w:outlineLvl w:val="1"/>
     </w:pPr>
     <w:rPr>
       <w:rFonts w:asciiTheme="majorHAnsi" w:cstheme="majorBidi" w:eastAsiaTheme="majorEastAsia" w:hAnsiTheme="majorHAnsi"/>
-      <w:color w:themeColor="accent1" w:themeShade="BF" w:val="0F4761"/>
-      <w:sz w:val="32"/>
-      <w:szCs w:val="32"/>
-    </w:rPr>
-  </w:style>
-  <w:style w:styleId="Heading3" w:type="paragraph">
-    <w:name w:val="heading 3"/>
-    <w:basedOn w:val="Normal"/>
-    <w:next w:val="BodyText"/>
-    <w:link w:val="Heading3Char"/>
-    <w:uiPriority w:val="9"/>
-    <w:semiHidden/>
-    <w:unhideWhenUsed/>
-    <w:qFormat/>
-    <w:rsid w:val="00A10FD9"/>
-    <w:pPr>
-      <w:keepNext/>
-      <w:keepLines/>
-      <w:spacing w:after="80" w:before="160"/>
-      <w:outlineLvl w:val="2"/>
-    </w:pPr>
-    <w:rPr>
-      <w:rFonts w:cstheme="majorBidi" w:eastAsiaTheme="majorEastAsia"/>
-      <w:color w:themeColor="accent1" w:themeShade="BF" w:val="0F4761"/>
+      <w:b/>
+      <w:bCs/>
+      <w:color w:themeColor="accent1" w:val="4F81BD"/>
       <w:sz w:val="28"/>
       <w:szCs w:val="28"/>
     </w:rPr>
   </w:style>
-  <w:style w:styleId="Heading4" w:type="paragraph">
-    <w:name w:val="heading 4"/>
+  <w:style w:styleId="Heading3" w:type="paragraph">
+    <w:name w:val="Heading 3"/>
     <w:basedOn w:val="Normal"/>
     <w:next w:val="BodyText"/>
-    <w:link w:val="Heading4Char"/>
     <w:uiPriority w:val="9"/>
-    <w:semiHidden/>
     <w:unhideWhenUsed/>
     <w:qFormat/>
-    <w:rsid w:val="00A10FD9"/>
     <w:pPr>
       <w:keepNext/>
       <w:keepLines/>
-      <w:spacing w:after="40" w:before="80"/>
+      <w:spacing w:after="0" w:before="200"/>
+      <w:outlineLvl w:val="2"/>
+    </w:pPr>
+    <w:rPr>
+      <w:rFonts w:asciiTheme="majorHAnsi" w:cstheme="majorBidi" w:eastAsiaTheme="majorEastAsia" w:hAnsiTheme="majorHAnsi"/>
+      <w:b/>
+      <w:bCs/>
+      <w:color w:themeColor="accent1" w:val="4F81BD"/>
+      <w:sz w:val="24"/>
+      <w:szCs w:val="24"/>
+    </w:rPr>
+  </w:style>
+  <w:style w:styleId="Heading4" w:type="paragraph">
+    <w:name w:val="Heading 4"/>
+    <w:basedOn w:val="Normal"/>
+    <w:next w:val="BodyText"/>
+    <w:uiPriority w:val="9"/>
+    <w:unhideWhenUsed/>
+    <w:qFormat/>
+    <w:pPr>
+      <w:keepNext/>
+      <w:keepLines/>
+      <w:spacing w:after="0" w:before="200"/>
       <w:outlineLvl w:val="3"/>
     </w:pPr>
     <w:rPr>
-      <w:rFonts w:cstheme="majorBidi" w:eastAsiaTheme="majorEastAsia"/>
+      <w:rFonts w:asciiTheme="majorHAnsi" w:cstheme="majorBidi" w:eastAsiaTheme="majorEastAsia" w:hAnsiTheme="majorHAnsi"/>
       <w:i/>
-      <w:iCs/>
-      <w:color w:themeColor="accent1" w:themeShade="BF" w:val="0F4761"/>
+      <w:bCs/>
+      <w:color w:themeColor="accent1" w:val="4F81BD"/>
+      <w:sz w:val="24"/>
+      <w:szCs w:val="24"/>
     </w:rPr>
   </w:style>
   <w:style w:styleId="Heading5" w:type="paragraph">
-    <w:name w:val="heading 5"/>
+    <w:name w:val="Heading 5"/>
     <w:basedOn w:val="Normal"/>
     <w:next w:val="BodyText"/>
-    <w:link w:val="Heading5Char"/>
     <w:uiPriority w:val="9"/>
-    <w:semiHidden/>
     <w:unhideWhenUsed/>
     <w:qFormat/>
-    <w:rsid w:val="00A10FD9"/>
     <w:pPr>
       <w:keepNext/>
       <w:keepLines/>
-      <w:spacing w:after="40" w:before="80"/>
+      <w:spacing w:after="0" w:before="200"/>
       <w:outlineLvl w:val="4"/>
     </w:pPr>
     <w:rPr>
-      <w:rFonts w:cstheme="majorBidi" w:eastAsiaTheme="majorEastAsia"/>
-      <w:color w:themeColor="accent1" w:themeShade="BF" w:val="0F4761"/>
+      <w:rFonts w:asciiTheme="majorHAnsi" w:cstheme="majorBidi" w:eastAsiaTheme="majorEastAsia" w:hAnsiTheme="majorHAnsi"/>
+      <w:iCs/>
+      <w:color w:themeColor="accent1" w:val="4F81BD"/>
+      <w:sz w:val="24"/>
+      <w:szCs w:val="24"/>
     </w:rPr>
   </w:style>
   <w:style w:styleId="Heading6" w:type="paragraph">
-    <w:name w:val="heading 6"/>
+    <w:name w:val="Heading 6"/>
     <w:basedOn w:val="Normal"/>
     <w:next w:val="BodyText"/>
-    <w:link w:val="Heading6Char"/>
     <w:uiPriority w:val="9"/>
-    <w:semiHidden/>
     <w:unhideWhenUsed/>
     <w:qFormat/>
-    <w:rsid w:val="00A10FD9"/>
     <w:pPr>
       <w:keepNext/>
       <w:keepLines/>
-      <w:spacing w:after="0" w:before="40"/>
+      <w:spacing w:after="0" w:before="200"/>
       <w:outlineLvl w:val="5"/>
     </w:pPr>
     <w:rPr>
-      <w:rFonts w:cstheme="majorBidi" w:eastAsiaTheme="majorEastAsia"/>
-      <w:i/>
-      <w:iCs/>
-      <w:color w:themeColor="text1" w:themeTint="A6" w:val="595959"/>
+      <w:rFonts w:asciiTheme="majorHAnsi" w:cstheme="majorBidi" w:eastAsiaTheme="majorEastAsia" w:hAnsiTheme="majorHAnsi"/>
+      <w:color w:themeColor="accent1" w:val="4F81BD"/>
+      <w:sz w:val="24"/>
+      <w:szCs w:val="24"/>
     </w:rPr>
   </w:style>
   <w:style w:styleId="Heading7" w:type="paragraph">
-    <w:name w:val="heading 7"/>
+    <w:name w:val="Heading 7"/>
     <w:basedOn w:val="Normal"/>
     <w:next w:val="BodyText"/>
-    <w:link w:val="Heading7Char"/>
     <w:uiPriority w:val="9"/>
-    <w:semiHidden/>
     <w:unhideWhenUsed/>
     <w:qFormat/>
-    <w:rsid w:val="00A10FD9"/>
     <w:pPr>
       <w:keepNext/>
       <w:keepLines/>
-      <w:spacing w:after="0" w:before="40"/>
+      <w:spacing w:after="0" w:before="200"/>
       <w:outlineLvl w:val="6"/>
     </w:pPr>
     <w:rPr>
-      <w:rFonts w:cstheme="majorBidi" w:eastAsiaTheme="majorEastAsia"/>
-      <w:color w:themeColor="text1" w:themeTint="A6" w:val="595959"/>
+      <w:rFonts w:asciiTheme="majorHAnsi" w:cstheme="majorBidi" w:eastAsiaTheme="majorEastAsia" w:hAnsiTheme="majorHAnsi"/>
+      <w:color w:themeColor="accent1" w:val="4F81BD"/>
+      <w:sz w:val="24"/>
+      <w:szCs w:val="24"/>
     </w:rPr>
   </w:style>
   <w:style w:styleId="Heading8" w:type="paragraph">
-    <w:name w:val="heading 8"/>
+    <w:name w:val="Heading 8"/>
     <w:basedOn w:val="Normal"/>
     <w:next w:val="BodyText"/>
-    <w:link w:val="Heading8Char"/>
     <w:uiPriority w:val="9"/>
-    <w:semiHidden/>
     <w:unhideWhenUsed/>
     <w:qFormat/>
-    <w:rsid w:val="00A10FD9"/>
     <w:pPr>
       <w:keepNext/>
       <w:keepLines/>
-      <w:spacing w:after="0"/>
+      <w:spacing w:after="0" w:before="200"/>
       <w:outlineLvl w:val="7"/>
     </w:pPr>
     <w:rPr>
-      <w:rFonts w:cstheme="majorBidi" w:eastAsiaTheme="majorEastAsia"/>
-      <w:i/>
-      <w:iCs/>
-      <w:color w:themeColor="text1" w:themeTint="D8" w:val="272727"/>
+      <w:rFonts w:asciiTheme="majorHAnsi" w:cstheme="majorBidi" w:eastAsiaTheme="majorEastAsia" w:hAnsiTheme="majorHAnsi"/>
+      <w:color w:themeColor="accent1" w:val="4F81BD"/>
+      <w:sz w:val="24"/>
+      <w:szCs w:val="24"/>
     </w:rPr>
   </w:style>
   <w:style w:styleId="Heading9" w:type="paragraph">
-    <w:name w:val="heading 9"/>
+    <w:name w:val="Heading 9"/>
     <w:basedOn w:val="Normal"/>
     <w:next w:val="BodyText"/>
-    <w:link w:val="Heading9Char"/>
     <w:uiPriority w:val="9"/>
-    <w:semiHidden/>
     <w:unhideWhenUsed/>
     <w:qFormat/>
-    <w:rsid w:val="00A10FD9"/>
     <w:pPr>
       <w:keepNext/>
       <w:keepLines/>
-      <w:spacing w:after="0"/>
+      <w:spacing w:after="0" w:before="200"/>
       <w:outlineLvl w:val="8"/>
     </w:pPr>
     <w:rPr>
-      <w:rFonts w:cstheme="majorBidi" w:eastAsiaTheme="majorEastAsia"/>
-      <w:color w:themeColor="text1" w:themeTint="D8" w:val="272727"/>
-    </w:rPr>
-  </w:style>
-  <w:style w:customStyle="1" w:styleId="Heading1Char" w:type="character">
-    <w:name w:val="Heading 1 Char"/>
-    <w:basedOn w:val="DefaultParagraphFont"/>
-    <w:link w:val="Heading1"/>
-    <w:uiPriority w:val="9"/>
-    <w:rsid w:val="00A10FD9"/>
-    <w:rPr>
       <w:rFonts w:asciiTheme="majorHAnsi" w:cstheme="majorBidi" w:eastAsiaTheme="majorEastAsia" w:hAnsiTheme="majorHAnsi"/>
-      <w:color w:themeColor="accent1" w:themeShade="BF" w:val="0F4761"/>
-      <w:sz w:val="40"/>
-      <w:szCs w:val="40"/>
-    </w:rPr>
-  </w:style>
-  <w:style w:customStyle="1" w:styleId="Heading2Char" w:type="character">
-    <w:name w:val="Heading 2 Char"/>
-    <w:basedOn w:val="DefaultParagraphFont"/>
-    <w:link w:val="Heading2"/>
-    <w:uiPriority w:val="9"/>
-    <w:semiHidden/>
-    <w:rsid w:val="00A10FD9"/>
-    <w:rPr>
-      <w:rFonts w:asciiTheme="majorHAnsi" w:cstheme="majorBidi" w:eastAsiaTheme="majorEastAsia" w:hAnsiTheme="majorHAnsi"/>
-      <w:color w:themeColor="accent1" w:themeShade="BF" w:val="0F4761"/>
-      <w:sz w:val="32"/>
-      <w:szCs w:val="32"/>
-    </w:rPr>
-  </w:style>
-  <w:style w:customStyle="1" w:styleId="Heading3Char" w:type="character">
-    <w:name w:val="Heading 3 Char"/>
-    <w:basedOn w:val="DefaultParagraphFont"/>
-    <w:link w:val="Heading3"/>
-    <w:uiPriority w:val="9"/>
-    <w:semiHidden/>
-    <w:rsid w:val="00A10FD9"/>
-    <w:rPr>
-      <w:rFonts w:cstheme="majorBidi" w:eastAsiaTheme="majorEastAsia"/>
-      <w:color w:themeColor="accent1" w:themeShade="BF" w:val="0F4761"/>
-      <w:sz w:val="28"/>
-      <w:szCs w:val="28"/>
-    </w:rPr>
-  </w:style>
-  <w:style w:customStyle="1" w:styleId="Heading4Char" w:type="character">
-    <w:name w:val="Heading 4 Char"/>
-    <w:basedOn w:val="DefaultParagraphFont"/>
-    <w:link w:val="Heading4"/>
-    <w:uiPriority w:val="9"/>
-    <w:semiHidden/>
-    <w:rsid w:val="00A10FD9"/>
-    <w:rPr>
-      <w:rFonts w:cstheme="majorBidi" w:eastAsiaTheme="majorEastAsia"/>
-      <w:i/>
-      <w:iCs/>
-      <w:color w:themeColor="accent1" w:themeShade="BF" w:val="0F4761"/>
-    </w:rPr>
-  </w:style>
-  <w:style w:customStyle="1" w:styleId="Heading5Char" w:type="character">
-    <w:name w:val="Heading 5 Char"/>
-    <w:basedOn w:val="DefaultParagraphFont"/>
-    <w:link w:val="Heading5"/>
-    <w:uiPriority w:val="9"/>
-    <w:semiHidden/>
-    <w:rsid w:val="00A10FD9"/>
-    <w:rPr>
-      <w:rFonts w:cstheme="majorBidi" w:eastAsiaTheme="majorEastAsia"/>
-      <w:color w:themeColor="accent1" w:themeShade="BF" w:val="0F4761"/>
-    </w:rPr>
-  </w:style>
-  <w:style w:customStyle="1" w:styleId="Heading6Char" w:type="character">
-    <w:name w:val="Heading 6 Char"/>
-    <w:basedOn w:val="DefaultParagraphFont"/>
-    <w:link w:val="Heading6"/>
-    <w:uiPriority w:val="9"/>
-    <w:semiHidden/>
-    <w:rsid w:val="00A10FD9"/>
-    <w:rPr>
-      <w:rFonts w:cstheme="majorBidi" w:eastAsiaTheme="majorEastAsia"/>
-      <w:i/>
-      <w:iCs/>
-      <w:color w:themeColor="text1" w:themeTint="A6" w:val="595959"/>
-    </w:rPr>
-  </w:style>
-  <w:style w:customStyle="1" w:styleId="Heading7Char" w:type="character">
-    <w:name w:val="Heading 7 Char"/>
-    <w:basedOn w:val="DefaultParagraphFont"/>
-    <w:link w:val="Heading7"/>
-    <w:uiPriority w:val="9"/>
-    <w:semiHidden/>
-    <w:rsid w:val="00A10FD9"/>
-    <w:rPr>
-      <w:rFonts w:cstheme="majorBidi" w:eastAsiaTheme="majorEastAsia"/>
-      <w:color w:themeColor="text1" w:themeTint="A6" w:val="595959"/>
-    </w:rPr>
-  </w:style>
-  <w:style w:customStyle="1" w:styleId="Heading8Char" w:type="character">
-    <w:name w:val="Heading 8 Char"/>
-    <w:basedOn w:val="DefaultParagraphFont"/>
-    <w:link w:val="Heading8"/>
-    <w:uiPriority w:val="9"/>
-    <w:semiHidden/>
-    <w:rsid w:val="00A10FD9"/>
-    <w:rPr>
-      <w:rFonts w:cstheme="majorBidi" w:eastAsiaTheme="majorEastAsia"/>
-      <w:i/>
-      <w:iCs/>
-      <w:color w:themeColor="text1" w:themeTint="D8" w:val="272727"/>
-    </w:rPr>
-  </w:style>
-  <w:style w:customStyle="1" w:styleId="Heading9Char" w:type="character">
-    <w:name w:val="Heading 9 Char"/>
-    <w:basedOn w:val="DefaultParagraphFont"/>
-    <w:link w:val="Heading9"/>
-    <w:uiPriority w:val="9"/>
-    <w:semiHidden/>
-    <w:rsid w:val="00A10FD9"/>
-    <w:rPr>
-      <w:rFonts w:cstheme="majorBidi" w:eastAsiaTheme="majorEastAsia"/>
-      <w:color w:themeColor="text1" w:themeTint="D8" w:val="272727"/>
+      <w:color w:themeColor="accent1" w:val="4F81BD"/>
+      <w:sz w:val="24"/>
+      <w:szCs w:val="24"/>
     </w:rPr>
   </w:style>
   <w:style w:styleId="BlockText" w:type="paragraph">
@@ -11273,18 +12922,6 @@
     <w:unhideWhenUsed/>
     <w:qFormat/>
   </w:style>
-  <w:style w:styleId="FootnoteBlockText" w:type="paragraph">
-    <w:name w:val="Footnote Block Text"/>
-    <w:basedOn w:val="FootnoteText"/>
-    <w:next w:val="FootnoteText"/>
-    <w:uiPriority w:val="9"/>
-    <w:unhideWhenUsed/>
-    <w:qFormat/>
-    <w:pPr>
-      <w:spacing w:after="100" w:before="100"/>
-      <w:ind w:firstLine="0" w:left="480" w:right="480"/>
-    </w:pPr>
-  </w:style>
   <w:style w:default="1" w:styleId="DefaultParagraphFont" w:type="character">
     <w:name w:val="Default Paragraph Font"/>
     <w:semiHidden/>
@@ -11306,11 +12943,18 @@
       </w:tblCellMar>
     </w:tblPr>
     <w:tblStylePr w:type="firstRow">
+      <w:tblPr>
+        <w:jc w:val="left"/>
+        <w:tblInd w:type="dxa" w:w="0"/>
+      </w:tblPr>
+      <w:trPr>
+        <w:jc w:val="left"/>
+      </w:trPr>
       <w:tcPr>
+        <w:vAlign w:val="bottom"/>
         <w:tcBorders>
           <w:bottom w:val="single"/>
         </w:tcBorders>
-        <w:vAlign w:val="bottom"/>
       </w:tcPr>
     </w:tblStylePr>
   </w:style>
@@ -11425,8 +13069,8 @@
     <w:name w:val="KeywordTok"/>
     <w:basedOn w:val="VerbatimChar"/>
     <w:rPr>
+      <w:color w:val="007020"/>
       <w:b/>
-      <w:color w:val="007020"/>
     </w:rPr>
   </w:style>
   <w:style w:type="character" w:customStyle="1" w:styleId="DataTypeTok">
@@ -11503,42 +13147,42 @@
     <w:name w:val="ImportTok"/>
     <w:basedOn w:val="VerbatimChar"/>
     <w:rPr>
+      <w:color w:val="008000"/>
       <w:b/>
-      <w:color w:val="008000"/>
     </w:rPr>
   </w:style>
   <w:style w:type="character" w:customStyle="1" w:styleId="CommentTok">
     <w:name w:val="CommentTok"/>
     <w:basedOn w:val="VerbatimChar"/>
     <w:rPr>
+      <w:color w:val="60a0b0"/>
       <w:i/>
-      <w:color w:val="60a0b0"/>
     </w:rPr>
   </w:style>
   <w:style w:type="character" w:customStyle="1" w:styleId="DocumentationTok">
     <w:name w:val="DocumentationTok"/>
     <w:basedOn w:val="VerbatimChar"/>
     <w:rPr>
+      <w:color w:val="ba2121"/>
       <w:i/>
-      <w:color w:val="ba2121"/>
     </w:rPr>
   </w:style>
   <w:style w:type="character" w:customStyle="1" w:styleId="AnnotationTok">
     <w:name w:val="AnnotationTok"/>
     <w:basedOn w:val="VerbatimChar"/>
     <w:rPr>
+      <w:color w:val="60a0b0"/>
       <w:b/>
       <w:i/>
-      <w:color w:val="60a0b0"/>
     </w:rPr>
   </w:style>
   <w:style w:type="character" w:customStyle="1" w:styleId="CommentVarTok">
     <w:name w:val="CommentVarTok"/>
     <w:basedOn w:val="VerbatimChar"/>
     <w:rPr>
+      <w:color w:val="60a0b0"/>
       <w:b/>
       <w:i/>
-      <w:color w:val="60a0b0"/>
     </w:rPr>
   </w:style>
   <w:style w:type="character" w:customStyle="1" w:styleId="OtherTok">
@@ -11566,8 +13210,8 @@
     <w:name w:val="ControlFlowTok"/>
     <w:basedOn w:val="VerbatimChar"/>
     <w:rPr>
+      <w:color w:val="007020"/>
       <w:b/>
-      <w:color w:val="007020"/>
     </w:rPr>
   </w:style>
   <w:style w:type="character" w:customStyle="1" w:styleId="OperatorTok">
@@ -11612,34 +13256,34 @@
     <w:name w:val="InformationTok"/>
     <w:basedOn w:val="VerbatimChar"/>
     <w:rPr>
+      <w:color w:val="60a0b0"/>
       <w:b/>
       <w:i/>
-      <w:color w:val="60a0b0"/>
     </w:rPr>
   </w:style>
   <w:style w:type="character" w:customStyle="1" w:styleId="WarningTok">
     <w:name w:val="WarningTok"/>
     <w:basedOn w:val="VerbatimChar"/>
     <w:rPr>
+      <w:color w:val="60a0b0"/>
       <w:b/>
       <w:i/>
-      <w:color w:val="60a0b0"/>
     </w:rPr>
   </w:style>
   <w:style w:type="character" w:customStyle="1" w:styleId="AlertTok">
     <w:name w:val="AlertTok"/>
     <w:basedOn w:val="VerbatimChar"/>
     <w:rPr>
+      <w:color w:val="ff0000"/>
       <w:b/>
-      <w:color w:val="ff0000"/>
     </w:rPr>
   </w:style>
   <w:style w:type="character" w:customStyle="1" w:styleId="ErrorTok">
     <w:name w:val="ErrorTok"/>
     <w:basedOn w:val="VerbatimChar"/>
     <w:rPr>
+      <w:color w:val="ff0000"/>
       <w:b/>
-      <w:color w:val="ff0000"/>
     </w:rPr>
   </w:style>
   <w:style w:type="character" w:customStyle="1" w:styleId="NormalTok">
@@ -11661,44 +13305,44 @@
         <a:sysClr val="window" lastClr="FFFFFF"/>
       </a:lt1>
       <a:dk2>
-        <a:srgbClr val="0E2841"/>
+        <a:srgbClr val="1F497D"/>
       </a:dk2>
       <a:lt2>
-        <a:srgbClr val="E8E8E8"/>
+        <a:srgbClr val="EEECE1"/>
       </a:lt2>
       <a:accent1>
-        <a:srgbClr val="156082"/>
+        <a:srgbClr val="4F81BD"/>
       </a:accent1>
       <a:accent2>
-        <a:srgbClr val="E97132"/>
+        <a:srgbClr val="C0504D"/>
       </a:accent2>
       <a:accent3>
-        <a:srgbClr val="196B24"/>
+        <a:srgbClr val="9BBB59"/>
       </a:accent3>
       <a:accent4>
-        <a:srgbClr val="0F9ED5"/>
+        <a:srgbClr val="8064A2"/>
       </a:accent4>
       <a:accent5>
-        <a:srgbClr val="A02B93"/>
+        <a:srgbClr val="4BACC6"/>
       </a:accent5>
       <a:accent6>
-        <a:srgbClr val="4EA72E"/>
+        <a:srgbClr val="F79646"/>
       </a:accent6>
       <a:hlink>
-        <a:srgbClr val="467886"/>
+        <a:srgbClr val="0000FF"/>
       </a:hlink>
       <a:folHlink>
-        <a:srgbClr val="96607D"/>
+        <a:srgbClr val="800080"/>
       </a:folHlink>
     </a:clrScheme>
     <a:fontScheme name="Office">
       <a:majorFont>
-        <a:latin typeface="Aptos Display" panose="02110004020202020204"/>
+        <a:latin typeface="Calibri"/>
         <a:ea typeface=""/>
         <a:cs typeface=""/>
-        <a:font script="Jpan" typeface="游ゴシック Light"/>
+        <a:font script="Jpan" typeface="ＭＳ ゴシック"/>
         <a:font script="Hang" typeface="맑은 고딕"/>
-        <a:font script="Hans" typeface="等线 Light"/>
+        <a:font script="Hans" typeface="宋体"/>
         <a:font script="Hant" typeface="新細明體"/>
         <a:font script="Arab" typeface="Times New Roman"/>
         <a:font script="Hebr" typeface="Times New Roman"/>
@@ -11725,32 +13369,14 @@
         <a:font script="Mong" typeface="Mongolian Baiti"/>
         <a:font script="Viet" typeface="Times New Roman"/>
         <a:font script="Uigh" typeface="Microsoft Uighur"/>
-        <a:font script="Geor" typeface="Sylfaen"/>
-        <a:font script="Armn" typeface="Arial"/>
-        <a:font script="Bugi" typeface="Leelawadee UI"/>
-        <a:font script="Bopo" typeface="Microsoft JhengHei"/>
-        <a:font script="Java" typeface="Javanese Text"/>
-        <a:font script="Lisu" typeface="Segoe UI"/>
-        <a:font script="Mymr" typeface="Myanmar Text"/>
-        <a:font script="Nkoo" typeface="Ebrima"/>
-        <a:font script="Olck" typeface="Nirmala UI"/>
-        <a:font script="Osma" typeface="Ebrima"/>
-        <a:font script="Phag" typeface="Phagspa"/>
-        <a:font script="Syrn" typeface="Estrangelo Edessa"/>
-        <a:font script="Syrj" typeface="Estrangelo Edessa"/>
-        <a:font script="Syre" typeface="Estrangelo Edessa"/>
-        <a:font script="Sora" typeface="Nirmala UI"/>
-        <a:font script="Tale" typeface="Microsoft Tai Le"/>
-        <a:font script="Talu" typeface="Microsoft New Tai Lue"/>
-        <a:font script="Tfng" typeface="Ebrima"/>
       </a:majorFont>
       <a:minorFont>
-        <a:latin typeface="Aptos" panose="02110004020202020204"/>
+        <a:latin typeface="Cambria"/>
         <a:ea typeface=""/>
         <a:cs typeface=""/>
-        <a:font script="Jpan" typeface="游明朝"/>
+        <a:font script="Jpan" typeface="ＭＳ 明朝"/>
         <a:font script="Hang" typeface="맑은 고딕"/>
-        <a:font script="Hans" typeface="等线"/>
+        <a:font script="Hans" typeface="宋体"/>
         <a:font script="Hant" typeface="新細明體"/>
         <a:font script="Arab" typeface="Arial"/>
         <a:font script="Hebr" typeface="Arial"/>
@@ -11777,24 +13403,6 @@
         <a:font script="Mong" typeface="Mongolian Baiti"/>
         <a:font script="Viet" typeface="Arial"/>
         <a:font script="Uigh" typeface="Microsoft Uighur"/>
-        <a:font script="Geor" typeface="Sylfaen"/>
-        <a:font script="Armn" typeface="Arial"/>
-        <a:font script="Bugi" typeface="Leelawadee UI"/>
-        <a:font script="Bopo" typeface="Microsoft JhengHei"/>
-        <a:font script="Java" typeface="Javanese Text"/>
-        <a:font script="Lisu" typeface="Segoe UI"/>
-        <a:font script="Mymr" typeface="Myanmar Text"/>
-        <a:font script="Nkoo" typeface="Ebrima"/>
-        <a:font script="Olck" typeface="Nirmala UI"/>
-        <a:font script="Osma" typeface="Ebrima"/>
-        <a:font script="Phag" typeface="Phagspa"/>
-        <a:font script="Syrn" typeface="Estrangelo Edessa"/>
-        <a:font script="Syrj" typeface="Estrangelo Edessa"/>
-        <a:font script="Syre" typeface="Estrangelo Edessa"/>
-        <a:font script="Sora" typeface="Nirmala UI"/>
-        <a:font script="Tale" typeface="Microsoft Tai Le"/>
-        <a:font script="Talu" typeface="Microsoft New Tai Lue"/>
-        <a:font script="Tfng" typeface="Ebrima"/>
       </a:minorFont>
     </a:fontScheme>
     <a:fmtScheme name="Office">
@@ -11806,141 +13414,200 @@
           <a:gsLst>
             <a:gs pos="0">
               <a:schemeClr val="phClr">
-                <a:lumMod val="110000"/>
-                <a:satMod val="105000"/>
-                <a:tint val="67000"/>
+                <a:tint val="50000"/>
+                <a:satMod val="300000"/>
               </a:schemeClr>
             </a:gs>
-            <a:gs pos="50000">
+            <a:gs pos="35000">
               <a:schemeClr val="phClr">
-                <a:lumMod val="105000"/>
-                <a:satMod val="103000"/>
-                <a:tint val="73000"/>
+                <a:tint val="37000"/>
+                <a:satMod val="300000"/>
               </a:schemeClr>
             </a:gs>
             <a:gs pos="100000">
               <a:schemeClr val="phClr">
-                <a:lumMod val="105000"/>
-                <a:satMod val="109000"/>
-                <a:tint val="81000"/>
+                <a:tint val="15000"/>
+                <a:satMod val="350000"/>
               </a:schemeClr>
             </a:gs>
           </a:gsLst>
-          <a:lin ang="5400000" scaled="0"/>
+          <a:lin ang="16200000" scaled="1"/>
         </a:gradFill>
         <a:gradFill rotWithShape="1">
           <a:gsLst>
             <a:gs pos="0">
               <a:schemeClr val="phClr">
-                <a:satMod val="103000"/>
-                <a:lumMod val="102000"/>
-                <a:tint val="94000"/>
-              </a:schemeClr>
-            </a:gs>
-            <a:gs pos="50000">
-              <a:schemeClr val="phClr">
-                <a:satMod val="110000"/>
-                <a:lumMod val="100000"/>
+                <a:tint val="100000"/>
                 <a:shade val="100000"/>
+                <a:satMod val="130000"/>
               </a:schemeClr>
             </a:gs>
             <a:gs pos="100000">
               <a:schemeClr val="phClr">
-                <a:lumMod val="99000"/>
-                <a:satMod val="120000"/>
-                <a:shade val="78000"/>
+                <a:tint val="50000"/>
+                <a:shade val="100000"/>
+                <a:satMod val="350000"/>
               </a:schemeClr>
             </a:gs>
           </a:gsLst>
-          <a:lin ang="5400000" scaled="0"/>
+          <a:lin ang="16200000" scaled="0"/>
         </a:gradFill>
       </a:fillStyleLst>
       <a:lnStyleLst>
-        <a:ln w="6350" cap="flat" cmpd="sng" algn="ctr">
+        <a:ln w="9525" cap="flat" cmpd="sng" algn="ctr">
+          <a:solidFill>
+            <a:schemeClr val="phClr">
+              <a:shade val="95000"/>
+              <a:satMod val="105000"/>
+            </a:schemeClr>
+          </a:solidFill>
+          <a:prstDash val="solid"/>
+        </a:ln>
+        <a:ln w="25400" cap="flat" cmpd="sng" algn="ctr">
           <a:solidFill>
             <a:schemeClr val="phClr"/>
           </a:solidFill>
           <a:prstDash val="solid"/>
-          <a:miter lim="800000"/>
         </a:ln>
-        <a:ln w="12700" cap="flat" cmpd="sng" algn="ctr">
+        <a:ln w="38100" cap="flat" cmpd="sng" algn="ctr">
           <a:solidFill>
             <a:schemeClr val="phClr"/>
           </a:solidFill>
           <a:prstDash val="solid"/>
-          <a:miter lim="800000"/>
-        </a:ln>
-        <a:ln w="19050" cap="flat" cmpd="sng" algn="ctr">
-          <a:solidFill>
-            <a:schemeClr val="phClr"/>
-          </a:solidFill>
-          <a:prstDash val="solid"/>
-          <a:miter lim="800000"/>
         </a:ln>
       </a:lnStyleLst>
       <a:effectStyleLst>
         <a:effectStyle>
-          <a:effectLst/>
-        </a:effectStyle>
-        <a:effectStyle>
-          <a:effectLst/>
+          <a:effectLst>
+            <a:outerShdw blurRad="40000" dist="20000" dir="5400000" rotWithShape="0">
+              <a:srgbClr val="000000">
+                <a:alpha val="38000"/>
+              </a:srgbClr>
+            </a:outerShdw>
+          </a:effectLst>
         </a:effectStyle>
         <a:effectStyle>
           <a:effectLst>
-            <a:outerShdw blurRad="57150" dist="19050" dir="5400000" algn="ctr" rotWithShape="0">
+            <a:outerShdw blurRad="40000" dist="23000" dir="5400000" rotWithShape="0">
               <a:srgbClr val="000000">
-                <a:alpha val="63000"/>
+                <a:alpha val="35000"/>
               </a:srgbClr>
             </a:outerShdw>
           </a:effectLst>
+        </a:effectStyle>
+        <a:effectStyle>
+          <a:effectLst>
+            <a:outerShdw blurRad="40000" dist="23000" dir="5400000" rotWithShape="0">
+              <a:srgbClr val="000000">
+                <a:alpha val="35000"/>
+              </a:srgbClr>
+            </a:outerShdw>
+          </a:effectLst>
+          <a:scene3d>
+            <a:camera prst="orthographicFront">
+              <a:rot lat="0" lon="0" rev="0"/>
+            </a:camera>
+            <a:lightRig rig="threePt" dir="t">
+              <a:rot lat="0" lon="0" rev="1200000"/>
+            </a:lightRig>
+          </a:scene3d>
+          <a:sp3d>
+            <a:bevelT w="63500" h="25400"/>
+          </a:sp3d>
         </a:effectStyle>
       </a:effectStyleLst>
       <a:bgFillStyleLst>
         <a:solidFill>
           <a:schemeClr val="phClr"/>
         </a:solidFill>
-        <a:solidFill>
-          <a:schemeClr val="phClr">
-            <a:tint val="95000"/>
-            <a:satMod val="170000"/>
-          </a:schemeClr>
-        </a:solidFill>
         <a:gradFill rotWithShape="1">
           <a:gsLst>
             <a:gs pos="0">
               <a:schemeClr val="phClr">
-                <a:tint val="93000"/>
-                <a:satMod val="150000"/>
-                <a:shade val="98000"/>
-                <a:lumMod val="102000"/>
+                <a:tint val="40000"/>
+                <a:satMod val="350000"/>
               </a:schemeClr>
             </a:gs>
-            <a:gs pos="50000">
+            <a:gs pos="40000">
               <a:schemeClr val="phClr">
-                <a:tint val="98000"/>
-                <a:satMod val="130000"/>
-                <a:shade val="90000"/>
-                <a:lumMod val="103000"/>
+                <a:tint val="45000"/>
+                <a:shade val="99000"/>
+                <a:satMod val="350000"/>
               </a:schemeClr>
             </a:gs>
             <a:gs pos="100000">
               <a:schemeClr val="phClr">
-                <a:shade val="63000"/>
-                <a:satMod val="120000"/>
+                <a:shade val="20000"/>
+                <a:satMod val="255000"/>
               </a:schemeClr>
             </a:gs>
           </a:gsLst>
-          <a:lin ang="5400000" scaled="0"/>
+          <a:path path="circle">
+            <a:fillToRect l="50000" t="-80000" r="50000" b="180000"/>
+          </a:path>
+        </a:gradFill>
+        <a:gradFill rotWithShape="1">
+          <a:gsLst>
+            <a:gs pos="0">
+              <a:schemeClr val="phClr">
+                <a:tint val="80000"/>
+                <a:satMod val="300000"/>
+              </a:schemeClr>
+            </a:gs>
+            <a:gs pos="100000">
+              <a:schemeClr val="phClr">
+                <a:shade val="30000"/>
+                <a:satMod val="200000"/>
+              </a:schemeClr>
+            </a:gs>
+          </a:gsLst>
+          <a:path path="circle">
+            <a:fillToRect l="50000" t="50000" r="50000" b="50000"/>
+          </a:path>
         </a:gradFill>
       </a:bgFillStyleLst>
     </a:fmtScheme>
   </a:themeElements>
-  <a:objectDefaults/>
+  <a:objectDefaults>
+    <a:spDef>
+      <a:spPr/>
+      <a:bodyPr/>
+      <a:lstStyle/>
+      <a:style>
+        <a:lnRef idx="1">
+          <a:schemeClr val="accent1"/>
+        </a:lnRef>
+        <a:fillRef idx="3">
+          <a:schemeClr val="accent1"/>
+        </a:fillRef>
+        <a:effectRef idx="2">
+          <a:schemeClr val="accent1"/>
+        </a:effectRef>
+        <a:fontRef idx="minor">
+          <a:schemeClr val="lt1"/>
+        </a:fontRef>
+      </a:style>
+    </a:spDef>
+    <a:lnDef>
+      <a:spPr/>
+      <a:bodyPr/>
+      <a:lstStyle/>
+      <a:style>
+        <a:lnRef idx="2">
+          <a:schemeClr val="accent1"/>
+        </a:lnRef>
+        <a:fillRef idx="0">
+          <a:schemeClr val="accent1"/>
+        </a:fillRef>
+        <a:effectRef idx="1">
+          <a:schemeClr val="accent1"/>
+        </a:effectRef>
+        <a:fontRef idx="minor">
+          <a:schemeClr val="tx1"/>
+        </a:fontRef>
+      </a:style>
+    </a:lnDef>
+  </a:objectDefaults>
   <a:extraClrSchemeLst/>
-  <a:extLst>
-    <a:ext uri="{05A4C25C-085E-4340-85A3-A5531E510DB2}">
-      <thm15:themeFamily xmlns:thm15="http://schemas.microsoft.com/office/thememl/2012/main" name="Office Theme" id="{2E142A2C-CD16-42D6-873A-C26D2A0506FA}" vid="{1BDDFF52-6CD6-40A5-AB3C-68EB2F1E4D0A}"/>
-    </a:ext>
-  </a:extLst>
 </a:theme>
 </file>
--- a/Am_I_The_Bad_Guy_Master_Draft.docx
+++ b/Am_I_The_Bad_Guy_Master_Draft.docx
@@ -7,55 +7,7 @@
         <w:pStyle w:val="Title"/>
       </w:pPr>
       <w:r>
-        <w:t xml:space="preserve">AM</w:t>
-      </w:r>
-      <w:r>
-        <w:t xml:space="preserve"> </w:t>
-      </w:r>
-      <w:r>
-        <w:t xml:space="preserve">I</w:t>
-      </w:r>
-      <w:r>
-        <w:t xml:space="preserve"> </w:t>
-      </w:r>
-      <w:r>
-        <w:t xml:space="preserve">THE</w:t>
-      </w:r>
-      <w:r>
-        <w:t xml:space="preserve"> </w:t>
-      </w:r>
-      <w:r>
-        <w:t xml:space="preserve">BAD</w:t>
-      </w:r>
-      <w:r>
-        <w:t xml:space="preserve"> </w:t>
-      </w:r>
-      <w:r>
-        <w:t xml:space="preserve">GUY?</w:t>
-      </w:r>
-      <w:r>
-        <w:t xml:space="preserve"> </w:t>
-      </w:r>
-      <w:r>
-        <w:t xml:space="preserve">From</w:t>
-      </w:r>
-      <w:r>
-        <w:t xml:space="preserve"> </w:t>
-      </w:r>
-      <w:r>
-        <w:t xml:space="preserve">Hoodlum</w:t>
-      </w:r>
-      <w:r>
-        <w:t xml:space="preserve"> </w:t>
-      </w:r>
-      <w:r>
-        <w:t xml:space="preserve">to</w:t>
-      </w:r>
-      <w:r>
-        <w:t xml:space="preserve"> </w:t>
-      </w:r>
-      <w:r>
-        <w:t xml:space="preserve">Hopkins</w:t>
+        <w:t xml:space="preserve">AM I THE BAD GUY? From Hoodlum to Hopkins</w:t>
       </w:r>
     </w:p>
     <w:p>
@@ -63,42 +15,10 @@
         <w:pStyle w:val="Author"/>
       </w:pPr>
       <w:r>
-        <w:t xml:space="preserve">Michael</w:t>
-      </w:r>
-      <w:r>
-        <w:t xml:space="preserve"> </w:t>
-      </w:r>
-      <w:r>
-        <w:t xml:space="preserve">Thompson</w:t>
-      </w:r>
-    </w:p>
-    <w:sdt>
-      <w:sdtPr>
-        <w:docPartObj>
-          <w:docPartGallery w:val="Table of Contents"/>
-          <w:docPartUnique/>
-        </w:docPartObj>
-      </w:sdtPr>
-      <w:sdtContent>
-        <w:p>
-          <w:pPr>
-            <w:pStyle w:val="TOCHeading"/>
-          </w:pPr>
-          <w:r>
-            <w:t xml:space="preserve">Table of Contents</w:t>
-          </w:r>
-        </w:p>
-        <w:p>
-          <w:r>
-            <w:fldChar w:fldCharType="begin" w:dirty="true"/>
-            <w:instrText xml:space="preserve">TOC \o "1-3" \h \z \u</w:instrText>
-            <w:fldChar w:fldCharType="separate"/>
-            <w:fldChar w:fldCharType="end"/>
-          </w:r>
-        </w:p>
-      </w:sdtContent>
-    </w:sdt>
-    <w:bookmarkStart w:id="23" w:name="title-page"/>
+        <w:t xml:space="preserve">Michael Thompson</w:t>
+      </w:r>
+    </w:p>
+    <w:bookmarkStart w:id="12" w:name="title-page"/>
     <w:p>
       <w:pPr>
         <w:pStyle w:val="Heading1"/>
@@ -123,18 +43,18 @@
           <wp:inline>
             <wp:extent cx="5334000" cy="7950532"/>
             <wp:effectExtent b="0" l="0" r="0" t="0"/>
-            <wp:docPr descr="The Improbability of Me Book Cover" title="" id="21" name="Picture"/>
+            <wp:docPr descr="The Improbability of Me Book Cover" title="" id="10" name="Picture"/>
             <a:graphic>
               <a:graphicData uri="http://schemas.openxmlformats.org/drawingml/2006/picture">
                 <pic:pic>
                   <pic:nvPicPr>
-                    <pic:cNvPr descr="book_cover.png" id="22" name="Picture"/>
+                    <pic:cNvPr descr="book_cover.png" id="11" name="Picture"/>
                     <pic:cNvPicPr>
                       <a:picLocks noChangeArrowheads="1" noChangeAspect="1"/>
                     </pic:cNvPicPr>
                   </pic:nvPicPr>
                   <pic:blipFill>
-                    <a:blip r:embed="rId20"/>
+                    <a:blip r:embed="rId9"/>
                     <a:stretch>
                       <a:fillRect/>
                     </a:stretch>
@@ -169,8 +89,8 @@
         <w:t xml:space="preserve">The Improbability of Me Book Cover</w:t>
       </w:r>
     </w:p>
-    <w:bookmarkEnd w:id="23"/>
-    <w:bookmarkStart w:id="24" w:name="am-i-the-bad-guy"/>
+    <w:bookmarkEnd w:id="12"/>
+    <w:bookmarkStart w:id="13" w:name="am-i-the-bad-guy"/>
     <w:p>
       <w:pPr>
         <w:pStyle w:val="Heading1"/>
@@ -185,8 +105,8 @@
       </w:pPr>
       <w:r>
         <w:rPr>
+          <w:b/>
           <w:bCs/>
-          <w:b/>
         </w:rPr>
         <w:t xml:space="preserve">From Hoodlum to Hopkins</w:t>
       </w:r>
@@ -197,8 +117,8 @@
       </w:pPr>
       <w:r>
         <w:rPr>
+          <w:i/>
           <w:iCs/>
-          <w:i/>
         </w:rPr>
         <w:t xml:space="preserve">by Michael Thompson</w:t>
       </w:r>
@@ -216,24 +136,10 @@
       </w:pPr>
       <w:r>
         <w:rPr>
+          <w:i/>
           <w:iCs/>
-          <w:i/>
         </w:rPr>
-        <w:t xml:space="preserve">“</w:t>
-      </w:r>
-      <w:r>
-        <w:rPr>
-          <w:iCs/>
-          <w:i/>
-        </w:rPr>
-        <w:t xml:space="preserve">Intelligence and Guile.</w:t>
-      </w:r>
-      <w:r>
-        <w:rPr>
-          <w:iCs/>
-          <w:i/>
-        </w:rPr>
-        <w:t xml:space="preserve">”</w:t>
+        <w:t xml:space="preserve">“Intelligence and Guile.”</w:t>
       </w:r>
       <w:r>
         <w:t xml:space="preserve"> </w:t>
@@ -256,8 +162,8 @@
         </w:pict>
       </w:r>
     </w:p>
-    <w:bookmarkEnd w:id="24"/>
-    <w:bookmarkStart w:id="25" w:name="chapter-1-am-i-the-bad-guy"/>
+    <w:bookmarkEnd w:id="13"/>
+    <w:bookmarkStart w:id="14" w:name="chapter-1-am-i-the-bad-guy"/>
     <w:p>
       <w:pPr>
         <w:pStyle w:val="Heading1"/>
@@ -361,8 +267,8 @@
         <w:t xml:space="preserve">The gold is the scar. This is me.</w:t>
       </w:r>
     </w:p>
-    <w:bookmarkEnd w:id="25"/>
-    <w:bookmarkStart w:id="26" w:name="X204e9764ec6521e2a3b16d8274f3f6726bc9e4d"/>
+    <w:bookmarkEnd w:id="14"/>
+    <w:bookmarkStart w:id="15" w:name="X204e9764ec6521e2a3b16d8274f3f6726bc9e4d"/>
     <w:p>
       <w:pPr>
         <w:pStyle w:val="Heading1"/>
@@ -429,13 +335,7 @@
         <w:t xml:space="preserve"> </w:t>
       </w:r>
       <w:r>
-        <w:t xml:space="preserve">“</w:t>
-      </w:r>
-      <w:r>
-        <w:t xml:space="preserve">oh that’s so sweet,</w:t>
-      </w:r>
-      <w:r>
-        <w:t xml:space="preserve">”</w:t>
+        <w:t xml:space="preserve">“oh that’s so sweet,”</w:t>
       </w:r>
       <w:r>
         <w:t xml:space="preserve"> </w:t>
@@ -447,13 +347,7 @@
         <w:t xml:space="preserve"> </w:t>
       </w:r>
       <w:r>
-        <w:t xml:space="preserve">“</w:t>
-      </w:r>
-      <w:r>
-        <w:t xml:space="preserve">I’m gonna beat your little ass!</w:t>
-      </w:r>
-      <w:r>
-        <w:t xml:space="preserve">”</w:t>
+        <w:t xml:space="preserve">“I’m gonna beat your little ass!”</w:t>
       </w:r>
     </w:p>
     <w:p>
@@ -595,13 +489,7 @@
         <w:t xml:space="preserve"> </w:t>
       </w:r>
       <w:r>
-        <w:t xml:space="preserve">“</w:t>
-      </w:r>
-      <w:r>
-        <w:t xml:space="preserve">Pauline, look at the little chickens. They’re flying out of the soup.</w:t>
-      </w:r>
-      <w:r>
-        <w:t xml:space="preserve">”</w:t>
+        <w:t xml:space="preserve">“Pauline, look at the little chickens. They’re flying out of the soup.”</w:t>
       </w:r>
     </w:p>
     <w:p>
@@ -687,13 +575,7 @@
         <w:t xml:space="preserve"> </w:t>
       </w:r>
       <w:r>
-        <w:t xml:space="preserve">“</w:t>
-      </w:r>
-      <w:r>
-        <w:t xml:space="preserve">Say hi to your grandmother for me! Tell her how wonderful she is!</w:t>
-      </w:r>
-      <w:r>
-        <w:t xml:space="preserve">”</w:t>
+        <w:t xml:space="preserve">“Say hi to your grandmother for me! Tell her how wonderful she is!”</w:t>
       </w:r>
     </w:p>
     <w:p>
@@ -704,8 +586,8 @@
         <w:t xml:space="preserve">Pauline taught me that the credible threat of violence could create boundaries when nobody else would.</w:t>
       </w:r>
     </w:p>
-    <w:bookmarkEnd w:id="26"/>
-    <w:bookmarkStart w:id="27" w:name="chapter-3-audrey-avenue"/>
+    <w:bookmarkEnd w:id="15"/>
+    <w:bookmarkStart w:id="16" w:name="chapter-3-audrey-avenue"/>
     <w:p>
       <w:pPr>
         <w:pStyle w:val="Heading1"/>
@@ -782,19 +664,7 @@
         <w:pStyle w:val="BodyText"/>
       </w:pPr>
       <w:r>
-        <w:t xml:space="preserve">He said,</w:t>
-      </w:r>
-      <w:r>
-        <w:t xml:space="preserve"> </w:t>
-      </w:r>
-      <w:r>
-        <w:t xml:space="preserve">“</w:t>
-      </w:r>
-      <w:r>
-        <w:t xml:space="preserve">Is this them?</w:t>
-      </w:r>
-      <w:r>
-        <w:t xml:space="preserve">”</w:t>
+        <w:t xml:space="preserve">He said, “Is this them?”</w:t>
       </w:r>
     </w:p>
     <w:p>
@@ -810,19 +680,7 @@
         <w:pStyle w:val="BodyText"/>
       </w:pPr>
       <w:r>
-        <w:t xml:space="preserve">He said,</w:t>
-      </w:r>
-      <w:r>
-        <w:t xml:space="preserve"> </w:t>
-      </w:r>
-      <w:r>
-        <w:t xml:space="preserve">“</w:t>
-      </w:r>
-      <w:r>
-        <w:t xml:space="preserve">Take your shit back.</w:t>
-      </w:r>
-      <w:r>
-        <w:t xml:space="preserve">”</w:t>
+        <w:t xml:space="preserve">He said, “Take your shit back.”</w:t>
       </w:r>
     </w:p>
     <w:p>
@@ -1014,19 +872,7 @@
         <w:pStyle w:val="BodyText"/>
       </w:pPr>
       <w:r>
-        <w:t xml:space="preserve">“</w:t>
-      </w:r>
-      <w:r>
-        <w:t xml:space="preserve">Not hard enough,</w:t>
-      </w:r>
-      <w:r>
-        <w:t xml:space="preserve">”</w:t>
-      </w:r>
-      <w:r>
-        <w:t xml:space="preserve"> </w:t>
-      </w:r>
-      <w:r>
-        <w:t xml:space="preserve">J.R. said, his voice flat, ordering her to do it again.</w:t>
+        <w:t xml:space="preserve">“Not hard enough,” J.R. said, his voice flat, ordering her to do it again.</w:t>
       </w:r>
     </w:p>
     <w:p>
@@ -1069,8 +915,8 @@
         <w:t xml:space="preserve">But Brooklyn left its mark. Sometimes the world isn’t cleanly divided into good and evil. Sometimes it’s just a neighborhood where the garbage lady and the monsters share the same sidewalk. And your survival depends on knowing which one you are walking past.</w:t>
       </w:r>
     </w:p>
-    <w:bookmarkEnd w:id="27"/>
-    <w:bookmarkStart w:id="28" w:name="X0128add2613ae3062d69dcf91b8b04d5fa4e006"/>
+    <w:bookmarkEnd w:id="16"/>
+    <w:bookmarkStart w:id="17" w:name="X0128add2613ae3062d69dcf91b8b04d5fa4e006"/>
     <w:p>
       <w:pPr>
         <w:pStyle w:val="Heading1"/>
@@ -1115,19 +961,13 @@
         <w:pStyle w:val="BodyText"/>
       </w:pPr>
       <w:r>
-        <w:t xml:space="preserve">Mike’s dad, Mr. Hammonds, was an Army paratrooper who had served during the mid-80s. He wasn’t some towering action hero. He was short and stout, the kind of guy who smiled often — but it was a smile that thinly veiled the violence he was capable of. He was a genuinely nice guy, but he absolutely wasn’t the</w:t>
-      </w:r>
-      <w:r>
-        <w:t xml:space="preserve"> </w:t>
-      </w:r>
-      <w:r>
-        <w:t xml:space="preserve">“</w:t>
-      </w:r>
-      <w:r>
-        <w:t xml:space="preserve">ask twice</w:t>
-      </w:r>
-      <w:r>
-        <w:t xml:space="preserve">”</w:t>
+        <w:t xml:space="preserve">Mike’s dad, Mr. Hammonds, was an Army paratrooper who had served in the 1980s. He wasn’t some towering action hero. He was short and stout, the kind of guy who smiled often — but it was a smile that thinly veiled the violence he was capable of. He was a genuinely nice guy, but he absolutely wasn’t the</w:t>
+      </w:r>
+      <w:r>
+        <w:t xml:space="preserve"> </w:t>
+      </w:r>
+      <w:r>
+        <w:t xml:space="preserve">“ask twice”</w:t>
       </w:r>
       <w:r>
         <w:t xml:space="preserve"> </w:t>
@@ -1157,13 +997,7 @@
         <w:pStyle w:val="BodyText"/>
       </w:pPr>
       <w:r>
-        <w:t xml:space="preserve">“</w:t>
-      </w:r>
-      <w:r>
-        <w:t xml:space="preserve">You boys think fighting is about showing how tough you are,</w:t>
-      </w:r>
-      <w:r>
-        <w:t xml:space="preserve">”</w:t>
+        <w:t xml:space="preserve">“You boys think fighting is about showing how tough you are,”</w:t>
       </w:r>
       <w:r>
         <w:t xml:space="preserve"> </w:t>
@@ -1175,27 +1009,15 @@
         <w:t xml:space="preserve"> </w:t>
       </w:r>
       <w:r>
-        <w:t xml:space="preserve">“</w:t>
-      </w:r>
-      <w:r>
-        <w:t xml:space="preserve">You think it’s about standing square, trading punches like the guys on TV. That’s playground bullshit. That’s how you get your head cracked open.</w:t>
-      </w:r>
-      <w:r>
-        <w:t xml:space="preserve">”</w:t>
-      </w:r>
-    </w:p>
-    <w:p>
-      <w:pPr>
-        <w:pStyle w:val="BodyText"/>
-      </w:pPr>
-      <w:r>
-        <w:t xml:space="preserve">“</w:t>
-      </w:r>
-      <w:r>
-        <w:t xml:space="preserve">If another man puts his hands on you, he means to hurt you. You don’t trade blows. You shut him down.</w:t>
-      </w:r>
-      <w:r>
-        <w:t xml:space="preserve">”</w:t>
+        <w:t xml:space="preserve">“You think it’s about standing square, trading punches like the guys on TV. That’s playground bullshit. That’s how you get your head cracked open.”</w:t>
+      </w:r>
+    </w:p>
+    <w:p>
+      <w:pPr>
+        <w:pStyle w:val="BodyText"/>
+      </w:pPr>
+      <w:r>
+        <w:t xml:space="preserve">“If another man puts his hands on you, he means to hurt you. You don’t trade blows. You shut him down.”</w:t>
       </w:r>
     </w:p>
     <w:p>
@@ -1209,13 +1031,7 @@
         <w:t xml:space="preserve"> </w:t>
       </w:r>
       <w:r>
-        <w:t xml:space="preserve">“</w:t>
-      </w:r>
-      <w:r>
-        <w:t xml:space="preserve">Come here, Michael.</w:t>
-      </w:r>
-      <w:r>
-        <w:t xml:space="preserve">”</w:t>
+        <w:t xml:space="preserve">“Come here, Michael.”</w:t>
       </w:r>
     </w:p>
     <w:p>
@@ -1231,13 +1047,7 @@
         <w:pStyle w:val="BodyText"/>
       </w:pPr>
       <w:r>
-        <w:t xml:space="preserve">“</w:t>
-      </w:r>
-      <w:r>
-        <w:t xml:space="preserve">Let’s say a guy gets close enough to grab your shirt,</w:t>
-      </w:r>
-      <w:r>
-        <w:t xml:space="preserve">”</w:t>
+        <w:t xml:space="preserve">“Let’s say a guy gets close enough to grab your shirt,”</w:t>
       </w:r>
       <w:r>
         <w:t xml:space="preserve"> </w:t>
@@ -1249,13 +1059,7 @@
         <w:t xml:space="preserve"> </w:t>
       </w:r>
       <w:r>
-        <w:t xml:space="preserve">“</w:t>
-      </w:r>
-      <w:r>
-        <w:t xml:space="preserve">You don’t punch him in the ribs. You go for the soft tissue. You go for the ears.</w:t>
-      </w:r>
-      <w:r>
-        <w:t xml:space="preserve">”</w:t>
+        <w:t xml:space="preserve">“You don’t punch him in the ribs. You go for the soft tissue. You go for the ears.”</w:t>
       </w:r>
     </w:p>
     <w:p>
@@ -1279,13 +1083,7 @@
         <w:pStyle w:val="BodyText"/>
       </w:pPr>
       <w:r>
-        <w:t xml:space="preserve">“</w:t>
-      </w:r>
-      <w:r>
-        <w:t xml:space="preserve">When you peel a man’s ear off,</w:t>
-      </w:r>
-      <w:r>
-        <w:t xml:space="preserve">”</w:t>
+        <w:t xml:space="preserve">“When you peel a man’s ear off,”</w:t>
       </w:r>
       <w:r>
         <w:t xml:space="preserve"> </w:t>
@@ -1297,13 +1095,7 @@
         <w:t xml:space="preserve"> </w:t>
       </w:r>
       <w:r>
-        <w:t xml:space="preserve">“</w:t>
-      </w:r>
-      <w:r>
-        <w:t xml:space="preserve">that will take the fight right out of them.</w:t>
-      </w:r>
-      <w:r>
-        <w:t xml:space="preserve">”</w:t>
+        <w:t xml:space="preserve">“that will take the fight right out of them.”</w:t>
       </w:r>
     </w:p>
     <w:p>
@@ -1317,27 +1109,15 @@
         <w:t xml:space="preserve"> </w:t>
       </w:r>
       <w:r>
-        <w:t xml:space="preserve">“</w:t>
-      </w:r>
-      <w:r>
-        <w:t xml:space="preserve">What if they pin your arms, Dad?</w:t>
-      </w:r>
-      <w:r>
-        <w:t xml:space="preserve">”</w:t>
-      </w:r>
-    </w:p>
-    <w:p>
-      <w:pPr>
-        <w:pStyle w:val="BodyText"/>
-      </w:pPr>
-      <w:r>
-        <w:t xml:space="preserve">“</w:t>
-      </w:r>
-      <w:r>
-        <w:t xml:space="preserve">You still have your jaw. If a man has you wrapped up, his face is close. You bite the tip of his nose off. Doesn’t matter how big he is. He’s going to let go.</w:t>
-      </w:r>
-      <w:r>
-        <w:t xml:space="preserve">”</w:t>
+        <w:t xml:space="preserve">“What if they pin your arms, Dad?”</w:t>
+      </w:r>
+    </w:p>
+    <w:p>
+      <w:pPr>
+        <w:pStyle w:val="BodyText"/>
+      </w:pPr>
+      <w:r>
+        <w:t xml:space="preserve">“You still have your jaw. If a man has you wrapped up, his face is close. You bite the tip of his nose off. Doesn’t matter how big he is. He’s going to let go.”</w:t>
       </w:r>
     </w:p>
     <w:p>
@@ -1353,13 +1133,7 @@
         <w:pStyle w:val="BodyText"/>
       </w:pPr>
       <w:r>
-        <w:t xml:space="preserve">“</w:t>
-      </w:r>
-      <w:r>
-        <w:t xml:space="preserve">This isn’t about being mean, and it isn’t about showing off. If you have to fight, you end it. Peel the ear. Bite the nose. Survive.</w:t>
-      </w:r>
-      <w:r>
-        <w:t xml:space="preserve">”</w:t>
+        <w:t xml:space="preserve">“This isn’t about being mean, and it isn’t about showing off. If you have to fight, you end it. Peel the ear. Bite the nose. Survive.”</w:t>
       </w:r>
       <w:r>
         <w:t xml:space="preserve"> </w:t>
@@ -1408,8 +1182,8 @@
         <w:t xml:space="preserve">North Avenue was waiting.</w:t>
       </w:r>
     </w:p>
-    <w:bookmarkEnd w:id="28"/>
-    <w:bookmarkStart w:id="29" w:name="chapter-5-the-neighborhood-boys"/>
+    <w:bookmarkEnd w:id="17"/>
+    <w:bookmarkStart w:id="18" w:name="chapter-5-the-neighborhood-boys"/>
     <w:p>
       <w:pPr>
         <w:pStyle w:val="Heading1"/>
@@ -1452,13 +1226,7 @@
         <w:t xml:space="preserve"> </w:t>
       </w:r>
       <w:r>
-        <w:t xml:space="preserve">“</w:t>
-      </w:r>
-      <w:r>
-        <w:t xml:space="preserve">You the new tough guy?</w:t>
-      </w:r>
-      <w:r>
-        <w:t xml:space="preserve">”</w:t>
+        <w:t xml:space="preserve">“You the new tough guy?”</w:t>
       </w:r>
       <w:r>
         <w:t xml:space="preserve"> </w:t>
@@ -1478,13 +1246,7 @@
         <w:t xml:space="preserve"> </w:t>
       </w:r>
       <w:r>
-        <w:t xml:space="preserve">“</w:t>
-      </w:r>
-      <w:r>
-        <w:t xml:space="preserve">Do you fish?</w:t>
-      </w:r>
-      <w:r>
-        <w:t xml:space="preserve">”</w:t>
+        <w:t xml:space="preserve">“Do you fish?”</w:t>
       </w:r>
     </w:p>
     <w:p>
@@ -1514,13 +1276,7 @@
         <w:t xml:space="preserve"> </w:t>
       </w:r>
       <w:r>
-        <w:t xml:space="preserve">“</w:t>
-      </w:r>
-      <w:r>
-        <w:t xml:space="preserve">The Reverend Frank.</w:t>
-      </w:r>
-      <w:r>
-        <w:t xml:space="preserve">”</w:t>
+        <w:t xml:space="preserve">“The Reverend Frank.”</w:t>
       </w:r>
       <w:r>
         <w:t xml:space="preserve"> </w:t>
@@ -1540,13 +1296,7 @@
         <w:t xml:space="preserve"> </w:t>
       </w:r>
       <w:r>
-        <w:t xml:space="preserve">“</w:t>
-      </w:r>
-      <w:r>
-        <w:t xml:space="preserve">Blade.</w:t>
-      </w:r>
-      <w:r>
-        <w:t xml:space="preserve">”</w:t>
+        <w:t xml:space="preserve">“Blade.”</w:t>
       </w:r>
       <w:r>
         <w:t xml:space="preserve"> </w:t>
@@ -1558,13 +1308,7 @@
         <w:t xml:space="preserve"> </w:t>
       </w:r>
       <w:r>
-        <w:t xml:space="preserve">“</w:t>
-      </w:r>
-      <w:r>
-        <w:t xml:space="preserve">Make way for the Blade! The boy who don’t wait for the law!</w:t>
-      </w:r>
-      <w:r>
-        <w:t xml:space="preserve">”</w:t>
+        <w:t xml:space="preserve">“Make way for the Blade! The boy who don’t wait for the law!”</w:t>
       </w:r>
     </w:p>
     <w:p>
@@ -1610,13 +1354,7 @@
         <w:t xml:space="preserve"> </w:t>
       </w:r>
       <w:r>
-        <w:t xml:space="preserve">“</w:t>
-      </w:r>
-      <w:r>
-        <w:t xml:space="preserve">Come on, get off the bus, bitch.</w:t>
-      </w:r>
-      <w:r>
-        <w:t xml:space="preserve">”</w:t>
+        <w:t xml:space="preserve">“Come on, get off the bus, bitch.”</w:t>
       </w:r>
       <w:r>
         <w:t xml:space="preserve"> </w:t>
@@ -1628,13 +1366,7 @@
         <w:t xml:space="preserve"> </w:t>
       </w:r>
       <w:r>
-        <w:t xml:space="preserve">“</w:t>
-      </w:r>
-      <w:r>
-        <w:t xml:space="preserve">bitch,</w:t>
-      </w:r>
-      <w:r>
-        <w:t xml:space="preserve">”</w:t>
+        <w:t xml:space="preserve">“bitch,”</w:t>
       </w:r>
       <w:r>
         <w:t xml:space="preserve"> </w:t>
@@ -1662,13 +1394,7 @@
         <w:t xml:space="preserve"> </w:t>
       </w:r>
       <w:r>
-        <w:t xml:space="preserve">“</w:t>
-      </w:r>
-      <w:r>
-        <w:t xml:space="preserve">I’m going to get my cousin!</w:t>
-      </w:r>
-      <w:r>
-        <w:t xml:space="preserve">”</w:t>
+        <w:t xml:space="preserve">“I’m going to get my cousin!”</w:t>
       </w:r>
       <w:r>
         <w:t xml:space="preserve"> </w:t>
@@ -1680,13 +1406,7 @@
         <w:t xml:space="preserve"> </w:t>
       </w:r>
       <w:r>
-        <w:t xml:space="preserve">“</w:t>
-      </w:r>
-      <w:r>
-        <w:t xml:space="preserve">Go get your fat fuck cousin!</w:t>
-      </w:r>
-      <w:r>
-        <w:t xml:space="preserve">”</w:t>
+        <w:t xml:space="preserve">“Go get your fat fuck cousin!”</w:t>
       </w:r>
       <w:r>
         <w:t xml:space="preserve"> </w:t>
@@ -1706,13 +1426,7 @@
         <w:t xml:space="preserve"> </w:t>
       </w:r>
       <w:r>
-        <w:t xml:space="preserve">“</w:t>
-      </w:r>
-      <w:r>
-        <w:t xml:space="preserve">Hey Ed, I think Chris’s fat ass killed your dog.</w:t>
-      </w:r>
-      <w:r>
-        <w:t xml:space="preserve">”</w:t>
+        <w:t xml:space="preserve">“Hey Ed, I think Chris’s fat ass killed your dog.”</w:t>
       </w:r>
       <w:r>
         <w:t xml:space="preserve"> </w:t>
@@ -1804,13 +1518,7 @@
         <w:t xml:space="preserve"> </w:t>
       </w:r>
       <w:r>
-        <w:t xml:space="preserve">“</w:t>
-      </w:r>
-      <w:r>
-        <w:t xml:space="preserve">Big Head</w:t>
-      </w:r>
-      <w:r>
-        <w:t xml:space="preserve">”</w:t>
+        <w:t xml:space="preserve">“Big Head”</w:t>
       </w:r>
       <w:r>
         <w:t xml:space="preserve"> </w:t>
@@ -1883,8 +1591,8 @@
         <w:t xml:space="preserve">They were my first real team. They taught me who I wanted to be, and who I refused to become.</w:t>
       </w:r>
     </w:p>
-    <w:bookmarkEnd w:id="29"/>
-    <w:bookmarkStart w:id="30" w:name="chapter-6-the-city-that-bleeds"/>
+    <w:bookmarkEnd w:id="18"/>
+    <w:bookmarkStart w:id="19" w:name="chapter-6-the-city-that-bleeds"/>
     <w:p>
       <w:pPr>
         <w:pStyle w:val="Heading1"/>
@@ -1935,13 +1643,7 @@
         <w:t xml:space="preserve"> </w:t>
       </w:r>
       <w:r>
-        <w:t xml:space="preserve">“</w:t>
-      </w:r>
-      <w:r>
-        <w:t xml:space="preserve">City.</w:t>
-      </w:r>
-      <w:r>
-        <w:t xml:space="preserve">”</w:t>
+        <w:t xml:space="preserve">“City.”</w:t>
       </w:r>
       <w:r>
         <w:t xml:space="preserve"> </w:t>
@@ -2035,13 +1737,7 @@
         <w:pStyle w:val="BodyText"/>
       </w:pPr>
       <w:r>
-        <w:t xml:space="preserve">“</w:t>
-      </w:r>
-      <w:r>
-        <w:t xml:space="preserve">I act crazy so people don’t mess with me,</w:t>
-      </w:r>
-      <w:r>
-        <w:t xml:space="preserve">”</w:t>
+        <w:t xml:space="preserve">“I act crazy so people don’t mess with me,”</w:t>
       </w:r>
       <w:r>
         <w:t xml:space="preserve"> </w:t>
@@ -2053,13 +1749,7 @@
         <w:t xml:space="preserve"> </w:t>
       </w:r>
       <w:r>
-        <w:t xml:space="preserve">“</w:t>
-      </w:r>
-      <w:r>
-        <w:t xml:space="preserve">But I’m really actually normal. I feel like you are the other way around. I feel like you are acting normal.</w:t>
-      </w:r>
-      <w:r>
-        <w:t xml:space="preserve">”</w:t>
+        <w:t xml:space="preserve">“But I’m really actually normal. I feel like you are the other way around. I feel like you are acting normal.”</w:t>
       </w:r>
     </w:p>
     <w:p>
@@ -2070,8 +1760,8 @@
         <w:t xml:space="preserve">He was right. Inside the Castle on the Hill, I was learning to code switch. I was learning to turn on the polish. Out on those two buses, the normal kid was dying. Something else was taking the wheel.</w:t>
       </w:r>
     </w:p>
-    <w:bookmarkEnd w:id="30"/>
-    <w:bookmarkStart w:id="31" w:name="chapter-7-mechanical-failures"/>
+    <w:bookmarkEnd w:id="19"/>
+    <w:bookmarkStart w:id="20" w:name="chapter-7-mechanical-failures"/>
     <w:p>
       <w:pPr>
         <w:pStyle w:val="Heading1"/>
@@ -2130,13 +1820,7 @@
         <w:t xml:space="preserve"> </w:t>
       </w:r>
       <w:r>
-        <w:t xml:space="preserve">“</w:t>
-      </w:r>
-      <w:r>
-        <w:t xml:space="preserve">everybody off.</w:t>
-      </w:r>
-      <w:r>
-        <w:t xml:space="preserve">”</w:t>
+        <w:t xml:space="preserve">“everybody off.”</w:t>
       </w:r>
       <w:r>
         <w:t xml:space="preserve"> </w:t>
@@ -2188,13 +1872,7 @@
         <w:t xml:space="preserve"> </w:t>
       </w:r>
       <w:r>
-        <w:t xml:space="preserve">“</w:t>
-      </w:r>
-      <w:r>
-        <w:t xml:space="preserve">Why you do that, yo? Why you do that, yo?</w:t>
-      </w:r>
-      <w:r>
-        <w:t xml:space="preserve">”</w:t>
+        <w:t xml:space="preserve">“Why you do that, yo? Why you do that, yo?”</w:t>
       </w:r>
       <w:r>
         <w:t xml:space="preserve"> </w:t>
@@ -2254,13 +1932,7 @@
         <w:t xml:space="preserve"> </w:t>
       </w:r>
       <w:r>
-        <w:t xml:space="preserve">“</w:t>
-      </w:r>
-      <w:r>
-        <w:t xml:space="preserve">this is the day I became a man</w:t>
-      </w:r>
-      <w:r>
-        <w:t xml:space="preserve">”</w:t>
+        <w:t xml:space="preserve">“this is the day I became a man”</w:t>
       </w:r>
       <w:r>
         <w:t xml:space="preserve"> </w:t>
@@ -2296,13 +1968,7 @@
         <w:t xml:space="preserve"> </w:t>
       </w:r>
       <w:r>
-        <w:t xml:space="preserve">“</w:t>
-      </w:r>
-      <w:r>
-        <w:t xml:space="preserve">pay for play</w:t>
-      </w:r>
-      <w:r>
-        <w:t xml:space="preserve">”</w:t>
+        <w:t xml:space="preserve">“pay for play”</w:t>
       </w:r>
       <w:r>
         <w:t xml:space="preserve"> </w:t>
@@ -2322,13 +1988,7 @@
         <w:t xml:space="preserve"> </w:t>
       </w:r>
       <w:r>
-        <w:t xml:space="preserve">“</w:t>
-      </w:r>
-      <w:r>
-        <w:t xml:space="preserve">Speak slowly, I’m blonde.</w:t>
-      </w:r>
-      <w:r>
-        <w:t xml:space="preserve">”</w:t>
+        <w:t xml:space="preserve">“Speak slowly, I’m blonde.”</w:t>
       </w:r>
     </w:p>
     <w:p>
@@ -2344,13 +2004,7 @@
         <w:pStyle w:val="BodyText"/>
       </w:pPr>
       <w:r>
-        <w:t xml:space="preserve">“</w:t>
-      </w:r>
-      <w:r>
-        <w:t xml:space="preserve">Well, you’re fucking retarded,</w:t>
-      </w:r>
-      <w:r>
-        <w:t xml:space="preserve">”</w:t>
+        <w:t xml:space="preserve">“Well, you’re fucking retarded,”</w:t>
       </w:r>
       <w:r>
         <w:t xml:space="preserve"> </w:t>
@@ -2378,27 +2032,15 @@
         <w:t xml:space="preserve"> </w:t>
       </w:r>
       <w:r>
-        <w:t xml:space="preserve">“</w:t>
-      </w:r>
-      <w:r>
-        <w:t xml:space="preserve">There’s three of them. You got my back?</w:t>
-      </w:r>
-      <w:r>
-        <w:t xml:space="preserve">”</w:t>
-      </w:r>
-    </w:p>
-    <w:p>
-      <w:pPr>
-        <w:pStyle w:val="BodyText"/>
-      </w:pPr>
-      <w:r>
-        <w:t xml:space="preserve">“</w:t>
-      </w:r>
-      <w:r>
-        <w:t xml:space="preserve">No,</w:t>
-      </w:r>
-      <w:r>
-        <w:t xml:space="preserve">”</w:t>
+        <w:t xml:space="preserve">“There’s three of them. You got my back?”</w:t>
+      </w:r>
+    </w:p>
+    <w:p>
+      <w:pPr>
+        <w:pStyle w:val="BodyText"/>
+      </w:pPr>
+      <w:r>
+        <w:t xml:space="preserve">“No,”</w:t>
       </w:r>
       <w:r>
         <w:t xml:space="preserve"> </w:t>
@@ -2410,41 +2052,23 @@
         <w:t xml:space="preserve"> </w:t>
       </w:r>
       <w:r>
-        <w:t xml:space="preserve">“</w:t>
-      </w:r>
-      <w:r>
-        <w:t xml:space="preserve">I don’t want to get involved.</w:t>
-      </w:r>
-      <w:r>
-        <w:t xml:space="preserve">”</w:t>
-      </w:r>
-    </w:p>
-    <w:p>
-      <w:pPr>
-        <w:pStyle w:val="BodyText"/>
-      </w:pPr>
-      <w:r>
-        <w:t xml:space="preserve">“</w:t>
-      </w:r>
-      <w:r>
-        <w:t xml:space="preserve">Can you at least hold my books? If they beat my ass and throw my books down the sewer, my dad is going to kill me.</w:t>
-      </w:r>
-      <w:r>
-        <w:t xml:space="preserve">”</w:t>
-      </w:r>
-    </w:p>
-    <w:p>
-      <w:pPr>
-        <w:pStyle w:val="BodyText"/>
-      </w:pPr>
-      <w:r>
-        <w:t xml:space="preserve">“</w:t>
-      </w:r>
-      <w:r>
-        <w:t xml:space="preserve">I don’t want to be involved,</w:t>
-      </w:r>
-      <w:r>
-        <w:t xml:space="preserve">”</w:t>
+        <w:t xml:space="preserve">“I don’t want to get involved.”</w:t>
+      </w:r>
+    </w:p>
+    <w:p>
+      <w:pPr>
+        <w:pStyle w:val="BodyText"/>
+      </w:pPr>
+      <w:r>
+        <w:t xml:space="preserve">“Can you at least hold my books? If they beat my ass and throw my books down the sewer, my dad is going to kill me.”</w:t>
+      </w:r>
+    </w:p>
+    <w:p>
+      <w:pPr>
+        <w:pStyle w:val="BodyText"/>
+      </w:pPr>
+      <w:r>
+        <w:t xml:space="preserve">“I don’t want to be involved,”</w:t>
       </w:r>
       <w:r>
         <w:t xml:space="preserve"> </w:t>
@@ -2472,13 +2096,7 @@
         <w:t xml:space="preserve"> </w:t>
       </w:r>
       <w:r>
-        <w:t xml:space="preserve">“</w:t>
-      </w:r>
-      <w:r>
-        <w:t xml:space="preserve">I got your back. Don’t worry about it.</w:t>
-      </w:r>
-      <w:r>
-        <w:t xml:space="preserve">”</w:t>
+        <w:t xml:space="preserve">“I got your back. Don’t worry about it.”</w:t>
       </w:r>
     </w:p>
     <w:p>
@@ -2510,13 +2128,7 @@
         <w:pStyle w:val="BodyText"/>
       </w:pPr>
       <w:r>
-        <w:t xml:space="preserve">“</w:t>
-      </w:r>
-      <w:r>
-        <w:t xml:space="preserve">If one of you motherfuckers jump in,</w:t>
-      </w:r>
-      <w:r>
-        <w:t xml:space="preserve">”</w:t>
+        <w:t xml:space="preserve">“If one of you motherfuckers jump in,”</w:t>
       </w:r>
       <w:r>
         <w:t xml:space="preserve"> </w:t>
@@ -2528,13 +2140,7 @@
         <w:t xml:space="preserve"> </w:t>
       </w:r>
       <w:r>
-        <w:t xml:space="preserve">“</w:t>
-      </w:r>
-      <w:r>
-        <w:t xml:space="preserve">when we’re done beating your ass, I’m gonna rape your girlfriend right here.</w:t>
-      </w:r>
-      <w:r>
-        <w:t xml:space="preserve">”</w:t>
+        <w:t xml:space="preserve">“when we’re done beating your ass, I’m gonna rape your girlfriend right here.”</w:t>
       </w:r>
     </w:p>
     <w:p>
@@ -2572,13 +2178,7 @@
         <w:t xml:space="preserve"> </w:t>
       </w:r>
       <w:r>
-        <w:t xml:space="preserve">“</w:t>
-      </w:r>
-      <w:r>
-        <w:t xml:space="preserve">You go, champ! You go, champ!</w:t>
-      </w:r>
-      <w:r>
-        <w:t xml:space="preserve">”</w:t>
+        <w:t xml:space="preserve">“You go, champ! You go, champ!”</w:t>
       </w:r>
     </w:p>
     <w:p>
@@ -2602,13 +2202,7 @@
         <w:pStyle w:val="BodyText"/>
       </w:pPr>
       <w:r>
-        <w:t xml:space="preserve">“</w:t>
-      </w:r>
-      <w:r>
-        <w:t xml:space="preserve">I got a seat for you, Champ,</w:t>
-      </w:r>
-      <w:r>
-        <w:t xml:space="preserve">”</w:t>
+        <w:t xml:space="preserve">“I got a seat for you, Champ,”</w:t>
       </w:r>
       <w:r>
         <w:t xml:space="preserve"> </w:t>
@@ -2646,13 +2240,7 @@
         <w:pStyle w:val="BodyText"/>
       </w:pPr>
       <w:r>
-        <w:t xml:space="preserve">“</w:t>
-      </w:r>
-      <w:r>
-        <w:t xml:space="preserve">I like your jacket, yo.</w:t>
-      </w:r>
-      <w:r>
-        <w:t xml:space="preserve">”</w:t>
+        <w:t xml:space="preserve">“I like your jacket, yo.”</w:t>
       </w:r>
     </w:p>
     <w:p>
@@ -2666,27 +2254,15 @@
         <w:t xml:space="preserve"> </w:t>
       </w:r>
       <w:r>
-        <w:t xml:space="preserve">“</w:t>
-      </w:r>
-      <w:r>
-        <w:t xml:space="preserve">I like it too.</w:t>
-      </w:r>
-      <w:r>
-        <w:t xml:space="preserve">”</w:t>
-      </w:r>
-    </w:p>
-    <w:p>
-      <w:pPr>
-        <w:pStyle w:val="BodyText"/>
-      </w:pPr>
-      <w:r>
-        <w:t xml:space="preserve">“</w:t>
-      </w:r>
-      <w:r>
-        <w:t xml:space="preserve">Give it to me,</w:t>
-      </w:r>
-      <w:r>
-        <w:t xml:space="preserve">”</w:t>
+        <w:t xml:space="preserve">“I like it too.”</w:t>
+      </w:r>
+    </w:p>
+    <w:p>
+      <w:pPr>
+        <w:pStyle w:val="BodyText"/>
+      </w:pPr>
+      <w:r>
+        <w:t xml:space="preserve">“Give it to me,”</w:t>
       </w:r>
       <w:r>
         <w:t xml:space="preserve"> </w:t>
@@ -2714,13 +2290,7 @@
         <w:t xml:space="preserve"> </w:t>
       </w:r>
       <w:r>
-        <w:t xml:space="preserve">“</w:t>
-      </w:r>
-      <w:r>
-        <w:t xml:space="preserve">White motherfucker.</w:t>
-      </w:r>
-      <w:r>
-        <w:t xml:space="preserve">”</w:t>
+        <w:t xml:space="preserve">“White motherfucker.”</w:t>
       </w:r>
       <w:r>
         <w:t xml:space="preserve"> </w:t>
@@ -2742,13 +2312,7 @@
         <w:pStyle w:val="BodyText"/>
       </w:pPr>
       <w:r>
-        <w:t xml:space="preserve">“</w:t>
-      </w:r>
-      <w:r>
-        <w:t xml:space="preserve">A karate boy. We like karate boys around here.</w:t>
-      </w:r>
-      <w:r>
-        <w:t xml:space="preserve">”</w:t>
+        <w:t xml:space="preserve">“A karate boy. We like karate boys around here.”</w:t>
       </w:r>
     </w:p>
     <w:p>
@@ -2818,13 +2382,7 @@
         <w:t xml:space="preserve"> </w:t>
       </w:r>
       <w:r>
-        <w:t xml:space="preserve">“</w:t>
-      </w:r>
-      <w:r>
-        <w:t xml:space="preserve">Kill that white motherfucker!</w:t>
-      </w:r>
-      <w:r>
-        <w:t xml:space="preserve">”</w:t>
+        <w:t xml:space="preserve">“Kill that white motherfucker!”</w:t>
       </w:r>
     </w:p>
     <w:p>
@@ -2894,13 +2452,7 @@
         <w:t xml:space="preserve"> </w:t>
       </w:r>
       <w:r>
-        <w:t xml:space="preserve">“</w:t>
-      </w:r>
-      <w:r>
-        <w:t xml:space="preserve">They jumped me. They jumped me.</w:t>
-      </w:r>
-      <w:r>
-        <w:t xml:space="preserve">”</w:t>
+        <w:t xml:space="preserve">“They jumped me. They jumped me.”</w:t>
       </w:r>
     </w:p>
     <w:p>
@@ -2916,13 +2468,7 @@
         <w:pStyle w:val="BodyText"/>
       </w:pPr>
       <w:r>
-        <w:t xml:space="preserve">“</w:t>
-      </w:r>
-      <w:r>
-        <w:t xml:space="preserve">Bitch, if you come down this hall I will blow your fucking brains out. This place is a war zone. This is how you act in war.</w:t>
-      </w:r>
-      <w:r>
-        <w:t xml:space="preserve">”</w:t>
+        <w:t xml:space="preserve">“Bitch, if you come down this hall I will blow your fucking brains out. This place is a war zone. This is how you act in war.”</w:t>
       </w:r>
     </w:p>
     <w:p>
@@ -2944,13 +2490,7 @@
         <w:t xml:space="preserve"> </w:t>
       </w:r>
       <w:r>
-        <w:t xml:space="preserve">“</w:t>
-      </w:r>
-      <w:r>
-        <w:t xml:space="preserve">When you stab one of those animals, always yank the knife up to finish the job.</w:t>
-      </w:r>
-      <w:r>
-        <w:t xml:space="preserve">”</w:t>
+        <w:t xml:space="preserve">“When you stab one of those animals, always yank the knife up to finish the job.”</w:t>
       </w:r>
     </w:p>
     <w:p>
@@ -2972,13 +2512,7 @@
         <w:t xml:space="preserve"> </w:t>
       </w:r>
       <w:r>
-        <w:t xml:space="preserve">“</w:t>
-      </w:r>
-      <w:r>
-        <w:t xml:space="preserve">If they come at you, you better start shooting.</w:t>
-      </w:r>
-      <w:r>
-        <w:t xml:space="preserve">”</w:t>
+        <w:t xml:space="preserve">“If they come at you, you better start shooting.”</w:t>
       </w:r>
       <w:r>
         <w:t xml:space="preserve"> </w:t>
@@ -3011,8 +2545,8 @@
         <w:t xml:space="preserve">I was still learning.</w:t>
       </w:r>
     </w:p>
-    <w:bookmarkEnd w:id="31"/>
-    <w:bookmarkStart w:id="32" w:name="Xc7f51bae443ee57455858b79d92340219cff2fa"/>
+    <w:bookmarkEnd w:id="20"/>
+    <w:bookmarkStart w:id="21" w:name="Xc7f51bae443ee57455858b79d92340219cff2fa"/>
     <w:p>
       <w:pPr>
         <w:pStyle w:val="Heading1"/>
@@ -3089,13 +2623,7 @@
         <w:pStyle w:val="BodyText"/>
       </w:pPr>
       <w:r>
-        <w:t xml:space="preserve">“</w:t>
-      </w:r>
-      <w:r>
-        <w:t xml:space="preserve">Come on,</w:t>
-      </w:r>
-      <w:r>
-        <w:t xml:space="preserve">”</w:t>
+        <w:t xml:space="preserve">“Come on,”</w:t>
       </w:r>
       <w:r>
         <w:t xml:space="preserve"> </w:t>
@@ -3107,13 +2635,7 @@
         <w:t xml:space="preserve"> </w:t>
       </w:r>
       <w:r>
-        <w:t xml:space="preserve">“</w:t>
-      </w:r>
-      <w:r>
-        <w:t xml:space="preserve">I’ll knock you out.</w:t>
-      </w:r>
-      <w:r>
-        <w:t xml:space="preserve">”</w:t>
+        <w:t xml:space="preserve">“I’ll knock you out.”</w:t>
       </w:r>
     </w:p>
     <w:p>
@@ -3137,13 +2659,7 @@
         <w:pStyle w:val="BodyText"/>
       </w:pPr>
       <w:r>
-        <w:t xml:space="preserve">“</w:t>
-      </w:r>
-      <w:r>
-        <w:t xml:space="preserve">I’ll knock you out, big boy.</w:t>
-      </w:r>
-      <w:r>
-        <w:t xml:space="preserve">”</w:t>
+        <w:t xml:space="preserve">“I’ll knock you out, big boy.”</w:t>
       </w:r>
     </w:p>
     <w:p>
@@ -3159,13 +2675,7 @@
         <w:pStyle w:val="BodyText"/>
       </w:pPr>
       <w:r>
-        <w:t xml:space="preserve">“</w:t>
-      </w:r>
-      <w:r>
-        <w:t xml:space="preserve">Let’s go then.</w:t>
-      </w:r>
-      <w:r>
-        <w:t xml:space="preserve">”</w:t>
+        <w:t xml:space="preserve">“Let’s go then.”</w:t>
       </w:r>
     </w:p>
     <w:p>
@@ -3205,13 +2715,7 @@
         <w:pStyle w:val="BodyText"/>
       </w:pPr>
       <w:r>
-        <w:t xml:space="preserve">“</w:t>
-      </w:r>
-      <w:r>
-        <w:t xml:space="preserve">I’ll be back, motherfucker!</w:t>
-      </w:r>
-      <w:r>
-        <w:t xml:space="preserve">”</w:t>
+        <w:t xml:space="preserve">“I’ll be back, motherfucker!”</w:t>
       </w:r>
     </w:p>
     <w:p>
@@ -3241,13 +2745,7 @@
         <w:t xml:space="preserve"> </w:t>
       </w:r>
       <w:r>
-        <w:t xml:space="preserve">“</w:t>
-      </w:r>
-      <w:r>
-        <w:t xml:space="preserve">I bet Jerry is in that crowd.</w:t>
-      </w:r>
-      <w:r>
-        <w:t xml:space="preserve">”</w:t>
+        <w:t xml:space="preserve">“I bet Jerry is in that crowd.”</w:t>
       </w:r>
     </w:p>
     <w:p>
@@ -3261,13 +2759,7 @@
         <w:t xml:space="preserve"> </w:t>
       </w:r>
       <w:r>
-        <w:t xml:space="preserve">“</w:t>
-      </w:r>
-      <w:r>
-        <w:t xml:space="preserve">I told you I’d be back, bitch!</w:t>
-      </w:r>
-      <w:r>
-        <w:t xml:space="preserve">”</w:t>
+        <w:t xml:space="preserve">“I told you I’d be back, bitch!”</w:t>
       </w:r>
     </w:p>
     <w:p>
@@ -3307,13 +2799,7 @@
         <w:pStyle w:val="BodyText"/>
       </w:pPr>
       <w:r>
-        <w:t xml:space="preserve">“</w:t>
-      </w:r>
-      <w:r>
-        <w:t xml:space="preserve">If it’s going to be all of you against me,</w:t>
-      </w:r>
-      <w:r>
-        <w:t xml:space="preserve">”</w:t>
+        <w:t xml:space="preserve">“If it’s going to be all of you against me,”</w:t>
       </w:r>
       <w:r>
         <w:t xml:space="preserve"> </w:t>
@@ -3325,13 +2811,7 @@
         <w:t xml:space="preserve"> </w:t>
       </w:r>
       <w:r>
-        <w:t xml:space="preserve">“</w:t>
-      </w:r>
-      <w:r>
-        <w:t xml:space="preserve">it’s going to be me and this against all of you.</w:t>
-      </w:r>
-      <w:r>
-        <w:t xml:space="preserve">”</w:t>
+        <w:t xml:space="preserve">“it’s going to be me and this against all of you.”</w:t>
       </w:r>
     </w:p>
     <w:p>
@@ -3353,13 +2833,7 @@
         <w:t xml:space="preserve"> </w:t>
       </w:r>
       <w:r>
-        <w:t xml:space="preserve">“</w:t>
-      </w:r>
-      <w:r>
-        <w:t xml:space="preserve">He will stab you. He has stabbed people before.</w:t>
-      </w:r>
-      <w:r>
-        <w:t xml:space="preserve">”</w:t>
+        <w:t xml:space="preserve">“He will stab you. He has stabbed people before.”</w:t>
       </w:r>
     </w:p>
     <w:p>
@@ -3381,13 +2855,7 @@
         <w:t xml:space="preserve"> </w:t>
       </w:r>
       <w:r>
-        <w:t xml:space="preserve">“</w:t>
-      </w:r>
-      <w:r>
-        <w:t xml:space="preserve">It don’t gotta be like that, man. Jerry just wants another go.</w:t>
-      </w:r>
-      <w:r>
-        <w:t xml:space="preserve">”</w:t>
+        <w:t xml:space="preserve">“It don’t gotta be like that, man. Jerry just wants another go.”</w:t>
       </w:r>
     </w:p>
     <w:p>
@@ -3411,13 +2879,7 @@
         <w:pStyle w:val="BodyText"/>
       </w:pPr>
       <w:r>
-        <w:t xml:space="preserve">“</w:t>
-      </w:r>
-      <w:r>
-        <w:t xml:space="preserve">Fine,</w:t>
-      </w:r>
-      <w:r>
-        <w:t xml:space="preserve">”</w:t>
+        <w:t xml:space="preserve">“Fine,”</w:t>
       </w:r>
       <w:r>
         <w:t xml:space="preserve"> </w:t>
@@ -3437,13 +2899,7 @@
         <w:t xml:space="preserve"> </w:t>
       </w:r>
       <w:r>
-        <w:t xml:space="preserve">“</w:t>
-      </w:r>
-      <w:r>
-        <w:t xml:space="preserve">Hold this. If they jump me, just bring it to me. I’ll handle the rest.</w:t>
-      </w:r>
-      <w:r>
-        <w:t xml:space="preserve">”</w:t>
+        <w:t xml:space="preserve">“Hold this. If they jump me, just bring it to me. I’ll handle the rest.”</w:t>
       </w:r>
       <w:r>
         <w:t xml:space="preserve"> </w:t>
@@ -3473,13 +2929,7 @@
         <w:pStyle w:val="BodyText"/>
       </w:pPr>
       <w:r>
-        <w:t xml:space="preserve">“</w:t>
-      </w:r>
-      <w:r>
-        <w:t xml:space="preserve">Hey!</w:t>
-      </w:r>
-      <w:r>
-        <w:t xml:space="preserve">”</w:t>
+        <w:t xml:space="preserve">“Hey!”</w:t>
       </w:r>
       <w:r>
         <w:t xml:space="preserve"> </w:t>
@@ -3491,13 +2941,7 @@
         <w:t xml:space="preserve"> </w:t>
       </w:r>
       <w:r>
-        <w:t xml:space="preserve">“</w:t>
-      </w:r>
-      <w:r>
-        <w:t xml:space="preserve">No kicking!</w:t>
-      </w:r>
-      <w:r>
-        <w:t xml:space="preserve">”</w:t>
+        <w:t xml:space="preserve">“No kicking!”</w:t>
       </w:r>
     </w:p>
     <w:p>
@@ -3511,27 +2955,15 @@
         <w:t xml:space="preserve"> </w:t>
       </w:r>
       <w:r>
-        <w:t xml:space="preserve">“</w:t>
-      </w:r>
-      <w:r>
-        <w:t xml:space="preserve">You asked for this. There ain’t no rules.</w:t>
-      </w:r>
-      <w:r>
-        <w:t xml:space="preserve">”</w:t>
-      </w:r>
-    </w:p>
-    <w:p>
-      <w:pPr>
-        <w:pStyle w:val="BodyText"/>
-      </w:pPr>
-      <w:r>
-        <w:t xml:space="preserve">“</w:t>
-      </w:r>
-      <w:r>
-        <w:t xml:space="preserve">No kicking,</w:t>
-      </w:r>
-      <w:r>
-        <w:t xml:space="preserve">”</w:t>
+        <w:t xml:space="preserve">“You asked for this. There ain’t no rules.”</w:t>
+      </w:r>
+    </w:p>
+    <w:p>
+      <w:pPr>
+        <w:pStyle w:val="BodyText"/>
+      </w:pPr>
+      <w:r>
+        <w:t xml:space="preserve">“No kicking,”</w:t>
       </w:r>
       <w:r>
         <w:t xml:space="preserve"> </w:t>
@@ -3545,13 +2977,7 @@
         <w:pStyle w:val="BodyText"/>
       </w:pPr>
       <w:r>
-        <w:t xml:space="preserve">“</w:t>
-      </w:r>
-      <w:r>
-        <w:t xml:space="preserve">The next time I touch you,</w:t>
-      </w:r>
-      <w:r>
-        <w:t xml:space="preserve">”</w:t>
+        <w:t xml:space="preserve">“The next time I touch you,”</w:t>
       </w:r>
       <w:r>
         <w:t xml:space="preserve"> </w:t>
@@ -3563,13 +2989,7 @@
         <w:t xml:space="preserve"> </w:t>
       </w:r>
       <w:r>
-        <w:t xml:space="preserve">“</w:t>
-      </w:r>
-      <w:r>
-        <w:t xml:space="preserve">it’s going to be worse.</w:t>
-      </w:r>
-      <w:r>
-        <w:t xml:space="preserve">”</w:t>
+        <w:t xml:space="preserve">“it’s going to be worse.”</w:t>
       </w:r>
     </w:p>
     <w:p>
@@ -3628,8 +3048,8 @@
         <w:t xml:space="preserve">Violence implied can be as effective as violence applied. They just need to know you’re willing to take it to the end. I’ll never forget how the temperature changed when Chris said I had stabbed people before. I didn’t say it. I didn’t brag. He said it calm and matter-of-fact, and the mob went quiet.</w:t>
       </w:r>
     </w:p>
-    <w:bookmarkEnd w:id="32"/>
-    <w:bookmarkStart w:id="33" w:name="chapter-9-the-truck"/>
+    <w:bookmarkEnd w:id="21"/>
+    <w:bookmarkStart w:id="22" w:name="chapter-9-the-truck"/>
     <w:p>
       <w:pPr>
         <w:pStyle w:val="Heading1"/>
@@ -3674,7 +3094,7 @@
         <w:pStyle w:val="BodyText"/>
       </w:pPr>
       <w:r>
-        <w:t xml:space="preserve">Eddie would drive us out to Marley Station Mall, and Big Head would basically go shopping. Sam Goody for CDs. Trench coat, load up. Sports Authority, Dick’s, anything he could get his hands on.</w:t>
+        <w:t xml:space="preserve">Eddie would drive us out to Marley Station Mall, and Big Head would basically go shopping. Sam Goody for CDs. Trench coat, load up. Sports Authority, Dick’s, anything he could get his hands on. This motherfucker once stole an entire hockey stick by shoving it down his shirt, threading it through his pant leg, and stiff-walking bow-legged right out the front doors.</w:t>
       </w:r>
     </w:p>
     <w:p>
@@ -3688,13 +3108,7 @@
         <w:t xml:space="preserve"> </w:t>
       </w:r>
       <w:r>
-        <w:t xml:space="preserve">“</w:t>
-      </w:r>
-      <w:r>
-        <w:t xml:space="preserve">What’s going on?</w:t>
-      </w:r>
-      <w:r>
-        <w:t xml:space="preserve">”</w:t>
+        <w:t xml:space="preserve">“What’s going on?”</w:t>
       </w:r>
       <w:r>
         <w:t xml:space="preserve"> </w:t>
@@ -3711,8 +3125,8 @@
         <w:t xml:space="preserve">Just the daily crime wave of these assholes riding around in a cheap truck, stealing everything they could get their hands on.</w:t>
       </w:r>
     </w:p>
-    <w:bookmarkEnd w:id="33"/>
-    <w:bookmarkStart w:id="34" w:name="chapter-10-the-stet-docket"/>
+    <w:bookmarkEnd w:id="22"/>
+    <w:bookmarkStart w:id="23" w:name="chapter-10-the-stet-docket"/>
     <w:p>
       <w:pPr>
         <w:pStyle w:val="Heading1"/>
@@ -3747,13 +3161,7 @@
         <w:t xml:space="preserve"> </w:t>
       </w:r>
       <w:r>
-        <w:t xml:space="preserve">“</w:t>
-      </w:r>
-      <w:r>
-        <w:t xml:space="preserve">Let’s go be Marines,</w:t>
-      </w:r>
-      <w:r>
-        <w:t xml:space="preserve">”</w:t>
+        <w:t xml:space="preserve">“Let’s go be Marines,”</w:t>
       </w:r>
       <w:r>
         <w:t xml:space="preserve"> </w:t>
@@ -3783,27 +3191,15 @@
         <w:pStyle w:val="BodyText"/>
       </w:pPr>
       <w:r>
-        <w:t xml:space="preserve">“</w:t>
-      </w:r>
-      <w:r>
-        <w:t xml:space="preserve">What are you boys here for?</w:t>
-      </w:r>
-      <w:r>
-        <w:t xml:space="preserve">”</w:t>
-      </w:r>
-    </w:p>
-    <w:p>
-      <w:pPr>
-        <w:pStyle w:val="BodyText"/>
-      </w:pPr>
-      <w:r>
-        <w:t xml:space="preserve">“</w:t>
-      </w:r>
-      <w:r>
-        <w:t xml:space="preserve">We want to be Marines.</w:t>
-      </w:r>
-      <w:r>
-        <w:t xml:space="preserve">”</w:t>
+        <w:t xml:space="preserve">“What are you boys here for?”</w:t>
+      </w:r>
+    </w:p>
+    <w:p>
+      <w:pPr>
+        <w:pStyle w:val="BodyText"/>
+      </w:pPr>
+      <w:r>
+        <w:t xml:space="preserve">“We want to be Marines.”</w:t>
       </w:r>
     </w:p>
     <w:p>
@@ -3817,13 +3213,7 @@
         <w:t xml:space="preserve"> </w:t>
       </w:r>
       <w:r>
-        <w:t xml:space="preserve">“</w:t>
-      </w:r>
-      <w:r>
-        <w:t xml:space="preserve">Don’t do that to yourself, son. You join the Air Force, I will fly you around the world. I will give you access to fine wine and fine women. You’ll sleep in a bed, not in a foxhole.</w:t>
-      </w:r>
-      <w:r>
-        <w:t xml:space="preserve">”</w:t>
+        <w:t xml:space="preserve">“Don’t do that to yourself, son. You join the Air Force, I will fly you around the world. I will give you access to fine wine and fine women. You’ll sleep in a bed, not in a foxhole.”</w:t>
       </w:r>
     </w:p>
     <w:p>
@@ -3837,13 +3227,7 @@
         <w:t xml:space="preserve"> </w:t>
       </w:r>
       <w:r>
-        <w:t xml:space="preserve">“</w:t>
-      </w:r>
-      <w:r>
-        <w:t xml:space="preserve">around the world.</w:t>
-      </w:r>
-      <w:r>
-        <w:t xml:space="preserve">”</w:t>
+        <w:t xml:space="preserve">“around the world.”</w:t>
       </w:r>
       <w:r>
         <w:t xml:space="preserve"> </w:t>
@@ -3873,27 +3257,15 @@
         <w:pStyle w:val="BodyText"/>
       </w:pPr>
       <w:r>
-        <w:t xml:space="preserve">“</w:t>
-      </w:r>
-      <w:r>
-        <w:t xml:space="preserve">Where’s Ed? Where’s your big brother?</w:t>
-      </w:r>
-      <w:r>
-        <w:t xml:space="preserve">”</w:t>
-      </w:r>
-    </w:p>
-    <w:p>
-      <w:pPr>
-        <w:pStyle w:val="BodyText"/>
-      </w:pPr>
-      <w:r>
-        <w:t xml:space="preserve">“</w:t>
-      </w:r>
-      <w:r>
-        <w:t xml:space="preserve">I’m on my own,</w:t>
-      </w:r>
-      <w:r>
-        <w:t xml:space="preserve">”</w:t>
+        <w:t xml:space="preserve">“Where’s Ed? Where’s your big brother?”</w:t>
+      </w:r>
+    </w:p>
+    <w:p>
+      <w:pPr>
+        <w:pStyle w:val="BodyText"/>
+      </w:pPr>
+      <w:r>
+        <w:t xml:space="preserve">“I’m on my own,”</w:t>
       </w:r>
       <w:r>
         <w:t xml:space="preserve"> </w:t>
@@ -3905,13 +3277,7 @@
         <w:t xml:space="preserve"> </w:t>
       </w:r>
       <w:r>
-        <w:t xml:space="preserve">“</w:t>
-      </w:r>
-      <w:r>
-        <w:t xml:space="preserve">Ed told me to figure it out.</w:t>
-      </w:r>
-      <w:r>
-        <w:t xml:space="preserve">”</w:t>
+        <w:t xml:space="preserve">“Ed told me to figure it out.”</w:t>
       </w:r>
     </w:p>
     <w:p>
@@ -3927,13 +3293,7 @@
         <w:pStyle w:val="BodyText"/>
       </w:pPr>
       <w:r>
-        <w:t xml:space="preserve">“</w:t>
-      </w:r>
-      <w:r>
-        <w:t xml:space="preserve">Call your brother,</w:t>
-      </w:r>
-      <w:r>
-        <w:t xml:space="preserve">”</w:t>
+        <w:t xml:space="preserve">“Call your brother,”</w:t>
       </w:r>
       <w:r>
         <w:t xml:space="preserve"> </w:t>
@@ -3945,13 +3305,7 @@
         <w:t xml:space="preserve"> </w:t>
       </w:r>
       <w:r>
-        <w:t xml:space="preserve">“</w:t>
-      </w:r>
-      <w:r>
-        <w:t xml:space="preserve">This is big brother shit.</w:t>
-      </w:r>
-      <w:r>
-        <w:t xml:space="preserve">”</w:t>
+        <w:t xml:space="preserve">“This is big brother shit.”</w:t>
       </w:r>
       <w:r>
         <w:t xml:space="preserve"> </w:t>
@@ -3965,13 +3319,7 @@
         <w:pStyle w:val="BodyText"/>
       </w:pPr>
       <w:r>
-        <w:t xml:space="preserve">“</w:t>
-      </w:r>
-      <w:r>
-        <w:t xml:space="preserve">I’ll be right there.</w:t>
-      </w:r>
-      <w:r>
-        <w:t xml:space="preserve">”</w:t>
+        <w:t xml:space="preserve">“I’ll be right there.”</w:t>
       </w:r>
     </w:p>
     <w:p>
@@ -3985,13 +3333,7 @@
         <w:t xml:space="preserve"> </w:t>
       </w:r>
       <w:r>
-        <w:t xml:space="preserve">“</w:t>
-      </w:r>
-      <w:r>
-        <w:t xml:space="preserve">Are we going to do this?</w:t>
-      </w:r>
-      <w:r>
-        <w:t xml:space="preserve">”</w:t>
+        <w:t xml:space="preserve">“Are we going to do this?”</w:t>
       </w:r>
       <w:r>
         <w:t xml:space="preserve"> </w:t>
@@ -4029,13 +3371,7 @@
         <w:pStyle w:val="BodyText"/>
       </w:pPr>
       <w:r>
-        <w:t xml:space="preserve">“</w:t>
-      </w:r>
-      <w:r>
-        <w:t xml:space="preserve">Come on,</w:t>
-      </w:r>
-      <w:r>
-        <w:t xml:space="preserve">”</w:t>
+        <w:t xml:space="preserve">“Come on,”</w:t>
       </w:r>
       <w:r>
         <w:t xml:space="preserve"> </w:t>
@@ -4047,13 +3383,7 @@
         <w:t xml:space="preserve"> </w:t>
       </w:r>
       <w:r>
-        <w:t xml:space="preserve">“</w:t>
-      </w:r>
-      <w:r>
-        <w:t xml:space="preserve">Let’s go.</w:t>
-      </w:r>
-      <w:r>
-        <w:t xml:space="preserve">”</w:t>
+        <w:t xml:space="preserve">“Let’s go.”</w:t>
       </w:r>
     </w:p>
     <w:p>
@@ -4099,13 +3429,7 @@
         <w:t xml:space="preserve"> </w:t>
       </w:r>
       <w:r>
-        <w:t xml:space="preserve">“</w:t>
-      </w:r>
-      <w:r>
-        <w:t xml:space="preserve">He’s got a sword! He’s got a knife!</w:t>
-      </w:r>
-      <w:r>
-        <w:t xml:space="preserve">”</w:t>
+        <w:t xml:space="preserve">“He’s got a sword! He’s got a knife!”</w:t>
       </w:r>
     </w:p>
     <w:p>
@@ -4121,13 +3445,7 @@
         <w:pStyle w:val="BodyText"/>
       </w:pPr>
       <w:r>
-        <w:t xml:space="preserve">“</w:t>
-      </w:r>
-      <w:r>
-        <w:t xml:space="preserve">Come over here and break this motherfucker’s ribs,</w:t>
-      </w:r>
-      <w:r>
-        <w:t xml:space="preserve">”</w:t>
+        <w:t xml:space="preserve">“Come over here and break this motherfucker’s ribs,”</w:t>
       </w:r>
       <w:r>
         <w:t xml:space="preserve"> </w:t>
@@ -4149,13 +3467,7 @@
         <w:pStyle w:val="BodyText"/>
       </w:pPr>
       <w:r>
-        <w:t xml:space="preserve">“</w:t>
-      </w:r>
-      <w:r>
-        <w:t xml:space="preserve">Come on, we gotta go,</w:t>
-      </w:r>
-      <w:r>
-        <w:t xml:space="preserve">”</w:t>
+        <w:t xml:space="preserve">“Come on, we gotta go,”</w:t>
       </w:r>
       <w:r>
         <w:t xml:space="preserve"> </w:t>
@@ -4167,13 +3479,7 @@
         <w:t xml:space="preserve"> </w:t>
       </w:r>
       <w:r>
-        <w:t xml:space="preserve">“</w:t>
-      </w:r>
-      <w:r>
-        <w:t xml:space="preserve">Ain’t got time for this shit.</w:t>
-      </w:r>
-      <w:r>
-        <w:t xml:space="preserve">”</w:t>
+        <w:t xml:space="preserve">“Ain’t got time for this shit.”</w:t>
       </w:r>
     </w:p>
     <w:p>
@@ -4205,13 +3511,7 @@
         <w:pStyle w:val="BodyText"/>
       </w:pPr>
       <w:r>
-        <w:t xml:space="preserve">“</w:t>
-      </w:r>
-      <w:r>
-        <w:t xml:space="preserve">POLICE! OPEN THE GODDAMN DOOR!</w:t>
-      </w:r>
-      <w:r>
-        <w:t xml:space="preserve">”</w:t>
+        <w:t xml:space="preserve">“POLICE! OPEN THE GODDAMN DOOR!”</w:t>
       </w:r>
     </w:p>
     <w:p>
@@ -4227,13 +3527,7 @@
         <w:pStyle w:val="BodyText"/>
       </w:pPr>
       <w:r>
-        <w:t xml:space="preserve">“</w:t>
-      </w:r>
-      <w:r>
-        <w:t xml:space="preserve">Don’t let ’em in!</w:t>
-      </w:r>
-      <w:r>
-        <w:t xml:space="preserve">”</w:t>
+        <w:t xml:space="preserve">“Don’t let ’em in!”</w:t>
       </w:r>
     </w:p>
     <w:p>
@@ -4257,13 +3551,7 @@
         <w:pStyle w:val="BodyText"/>
       </w:pPr>
       <w:r>
-        <w:t xml:space="preserve">“</w:t>
-      </w:r>
-      <w:r>
-        <w:t xml:space="preserve">Where’s the fucking sword?</w:t>
-      </w:r>
-      <w:r>
-        <w:t xml:space="preserve">”</w:t>
+        <w:t xml:space="preserve">“Where’s the fucking sword?”</w:t>
       </w:r>
     </w:p>
     <w:p>
@@ -4279,27 +3567,15 @@
         <w:pStyle w:val="BodyText"/>
       </w:pPr>
       <w:r>
-        <w:t xml:space="preserve">“</w:t>
-      </w:r>
-      <w:r>
-        <w:t xml:space="preserve">What sword? I don’t have a sword. I don’t even own a sword.</w:t>
-      </w:r>
-      <w:r>
-        <w:t xml:space="preserve">”</w:t>
-      </w:r>
-    </w:p>
-    <w:p>
-      <w:pPr>
-        <w:pStyle w:val="BodyText"/>
-      </w:pPr>
-      <w:r>
-        <w:t xml:space="preserve">“</w:t>
-      </w:r>
-      <w:r>
-        <w:t xml:space="preserve">If you’re gonna be a little prick, then you’re gonna go to fucking Southern District.</w:t>
-      </w:r>
-      <w:r>
-        <w:t xml:space="preserve">”</w:t>
+        <w:t xml:space="preserve">“What sword? I don’t have a sword. I don’t even own a sword.”</w:t>
+      </w:r>
+    </w:p>
+    <w:p>
+      <w:pPr>
+        <w:pStyle w:val="BodyText"/>
+      </w:pPr>
+      <w:r>
+        <w:t xml:space="preserve">“If you’re gonna be a little prick, then you’re gonna go to fucking Southern District.”</w:t>
       </w:r>
     </w:p>
     <w:p>
@@ -4315,27 +3591,15 @@
         <w:pStyle w:val="BodyText"/>
       </w:pPr>
       <w:r>
-        <w:t xml:space="preserve">“</w:t>
-      </w:r>
-      <w:r>
-        <w:t xml:space="preserve">What you in here for, big youngin?</w:t>
-      </w:r>
-      <w:r>
-        <w:t xml:space="preserve">”</w:t>
-      </w:r>
-    </w:p>
-    <w:p>
-      <w:pPr>
-        <w:pStyle w:val="BodyText"/>
-      </w:pPr>
-      <w:r>
-        <w:t xml:space="preserve">“</w:t>
-      </w:r>
-      <w:r>
-        <w:t xml:space="preserve">I don’t know, they picked me up for a fight. But I was just sitting in my house.</w:t>
-      </w:r>
-      <w:r>
-        <w:t xml:space="preserve">”</w:t>
+        <w:t xml:space="preserve">“What you in here for, big youngin?”</w:t>
+      </w:r>
+    </w:p>
+    <w:p>
+      <w:pPr>
+        <w:pStyle w:val="BodyText"/>
+      </w:pPr>
+      <w:r>
+        <w:t xml:space="preserve">“I don’t know, they picked me up for a fight. But I was just sitting in my house.”</w:t>
       </w:r>
     </w:p>
     <w:p>
@@ -4349,27 +3613,15 @@
         <w:t xml:space="preserve"> </w:t>
       </w:r>
       <w:r>
-        <w:t xml:space="preserve">“</w:t>
-      </w:r>
-      <w:r>
-        <w:t xml:space="preserve">The violent crime task force picked me up.</w:t>
-      </w:r>
-      <w:r>
-        <w:t xml:space="preserve">”</w:t>
-      </w:r>
-    </w:p>
-    <w:p>
-      <w:pPr>
-        <w:pStyle w:val="BodyText"/>
-      </w:pPr>
-      <w:r>
-        <w:t xml:space="preserve">“</w:t>
-      </w:r>
-      <w:r>
-        <w:t xml:space="preserve">Oh man, all right, cool. Good to know.</w:t>
-      </w:r>
-      <w:r>
-        <w:t xml:space="preserve">”</w:t>
+        <w:t xml:space="preserve">“The violent crime task force picked me up.”</w:t>
+      </w:r>
+    </w:p>
+    <w:p>
+      <w:pPr>
+        <w:pStyle w:val="BodyText"/>
+      </w:pPr>
+      <w:r>
+        <w:t xml:space="preserve">“Oh man, all right, cool. Good to know.”</w:t>
       </w:r>
       <w:r>
         <w:t xml:space="preserve"> </w:t>
@@ -4413,27 +3665,15 @@
         <w:t xml:space="preserve"> </w:t>
       </w:r>
       <w:r>
-        <w:t xml:space="preserve">“</w:t>
-      </w:r>
-      <w:r>
-        <w:t xml:space="preserve">If I even get a fucking whiff of you doing something between now and January when you ship out, I’m gonna put you away.</w:t>
-      </w:r>
-      <w:r>
-        <w:t xml:space="preserve">”</w:t>
-      </w:r>
-    </w:p>
-    <w:p>
-      <w:pPr>
-        <w:pStyle w:val="BodyText"/>
-      </w:pPr>
-      <w:r>
-        <w:t xml:space="preserve">“</w:t>
-      </w:r>
-      <w:r>
-        <w:t xml:space="preserve">Understood. You won’t hear a peep out of me.</w:t>
-      </w:r>
-      <w:r>
-        <w:t xml:space="preserve">”</w:t>
+        <w:t xml:space="preserve">“If I even get a fucking whiff of you doing something between now and January when you ship out, I’m gonna put you away.”</w:t>
+      </w:r>
+    </w:p>
+    <w:p>
+      <w:pPr>
+        <w:pStyle w:val="BodyText"/>
+      </w:pPr>
+      <w:r>
+        <w:t xml:space="preserve">“Understood. You won’t hear a peep out of me.”</w:t>
       </w:r>
     </w:p>
     <w:p>
@@ -4452,8 +3692,8 @@
         <w:t xml:space="preserve">I laid low for the next couple of months. And on January 3, 1995, I shipped out, leaving Baltimore behind.</w:t>
       </w:r>
     </w:p>
-    <w:bookmarkEnd w:id="34"/>
-    <w:bookmarkStart w:id="35" w:name="chapter-11-bo-derek-and-the-asvab"/>
+    <w:bookmarkEnd w:id="23"/>
+    <w:bookmarkStart w:id="24" w:name="chapter-11-bo-derek-and-the-asvab"/>
     <w:p>
       <w:pPr>
         <w:pStyle w:val="Heading1"/>
@@ -4481,13 +3721,7 @@
         <w:t xml:space="preserve"> </w:t>
       </w:r>
       <w:r>
-        <w:t xml:space="preserve">“</w:t>
-      </w:r>
-      <w:r>
-        <w:t xml:space="preserve">Your hair is so soft and beautiful. Why you want to do this?</w:t>
-      </w:r>
-      <w:r>
-        <w:t xml:space="preserve">”</w:t>
+        <w:t xml:space="preserve">“Your hair is so soft and beautiful. Why you want to do this?”</w:t>
       </w:r>
       <w:r>
         <w:t xml:space="preserve"> </w:t>
@@ -4523,13 +3757,7 @@
         <w:t xml:space="preserve"> </w:t>
       </w:r>
       <w:r>
-        <w:t xml:space="preserve">“</w:t>
-      </w:r>
-      <w:r>
-        <w:t xml:space="preserve">What’s up?</w:t>
-      </w:r>
-      <w:r>
-        <w:t xml:space="preserve">”</w:t>
+        <w:t xml:space="preserve">“What’s up?”</w:t>
       </w:r>
     </w:p>
     <w:p>
@@ -4544,110 +3772,84 @@
       </w:r>
       <w:r>
         <w:rPr>
+          <w:i/>
           <w:iCs/>
+        </w:rPr>
+        <w:t xml:space="preserve">“What’s up? What the fuck do you mean what’s up?!”</w:t>
+      </w:r>
+      <w:r>
+        <w:t xml:space="preserve"> </w:t>
+      </w:r>
+      <w:r>
+        <w:t xml:space="preserve">he screamed, spraying spit all over in the Texas heat. Then the instructor’s eyes snapped to me. He looked at me with my freshly braided Afrolistics hair and immediately gave me my military nickname.</w:t>
+      </w:r>
+    </w:p>
+    <w:p>
+      <w:pPr>
+        <w:pStyle w:val="BodyText"/>
+      </w:pPr>
+      <w:r>
+        <w:t xml:space="preserve">“Get over here, Bo Derek!”</w:t>
+      </w:r>
+    </w:p>
+    <w:p>
+      <w:pPr>
+        <w:pStyle w:val="BodyText"/>
+      </w:pPr>
+      <w:r>
+        <w:t xml:space="preserve">For most recruits, the first day of boot camp is terrifying. They break you down to build you back up. But coming from where I came from? It wasn’t intimidating in the least. It was just a fucking guy in a hat screaming at me for standing wrong. It didn’t carry the same weight as a guy pulling a machete on me back at the rec center. It was a completely different thing.</w:t>
+      </w:r>
+    </w:p>
+    <w:p>
+      <w:pPr>
+        <w:pStyle w:val="BodyText"/>
+      </w:pPr>
+      <w:r>
+        <w:t xml:space="preserve">I actually kind of enjoyed the Air Force. I liked the structure. I loved the discipline. For the first time in my life, the rules made sense. The expectations were clear. More than anything, it was just good to finally be free of Baltimore.</w:t>
+      </w:r>
+    </w:p>
+    <w:p>
+      <w:pPr>
+        <w:pStyle w:val="BodyText"/>
+      </w:pPr>
+      <w:r>
+        <w:t xml:space="preserve">I forgot to mention this part, but back when I was at the recruiter’s office after taking the ASVAB, I had to come in and pick my guaranteed job. I scored really well on the ASVAB - 90s across the board, high 90s in electrical. They turned a book around, and I started flipping through it. I landed on</w:t>
+      </w:r>
+      <w:r>
+        <w:t xml:space="preserve"> </w:t>
+      </w:r>
+      <w:r>
+        <w:t xml:space="preserve">“Aerospace Electrical Environmental Systems Specialist.”</w:t>
+      </w:r>
+      <w:r>
+        <w:t xml:space="preserve"> </w:t>
+      </w:r>
+      <w:r>
+        <w:t xml:space="preserve">Man, I thought I was going to be in a fucking laboratory. It sounded so cool. I told them that was the one for me. That was the job I selected: 2A6X6, Aerospace Electrical Environmental Systems Specialist.</w:t>
+      </w:r>
+    </w:p>
+    <w:p>
+      <w:pPr>
+        <w:pStyle w:val="BodyText"/>
+      </w:pPr>
+      <w:r>
+        <w:t xml:space="preserve">But first, I had to get through boot camp.</w:t>
+      </w:r>
+    </w:p>
+    <w:p>
+      <w:pPr>
+        <w:pStyle w:val="BodyText"/>
+      </w:pPr>
+      <w:r>
+        <w:t xml:space="preserve">I’ll never forget one of my first basic training memories. We were lined up, freshly shaven and bald, standing in our new BDUs. I was looking out across the Lackland Air Force Base area, and I saw a fucking two-foot-tall rabbit. I had never seen anything like that before. Rabbits where I’m from are small, little fuzz buckets. This was a fucking jackrabbit standing two feet tall. I was like,</w:t>
+      </w:r>
+      <w:r>
+        <w:t xml:space="preserve"> </w:t>
+      </w:r>
+      <w:r>
+        <w:rPr>
           <w:i/>
-        </w:rPr>
-        <w:t xml:space="preserve">“</w:t>
-      </w:r>
-      <w:r>
-        <w:rPr>
           <w:iCs/>
-          <w:i/>
-        </w:rPr>
-        <w:t xml:space="preserve">What’s up? What the fuck do you mean what’s up?!</w:t>
-      </w:r>
-      <w:r>
-        <w:rPr>
-          <w:iCs/>
-          <w:i/>
-        </w:rPr>
-        <w:t xml:space="preserve">”</w:t>
-      </w:r>
-      <w:r>
-        <w:t xml:space="preserve"> </w:t>
-      </w:r>
-      <w:r>
-        <w:t xml:space="preserve">he screamed, spraying spit all over in the Texas heat. Then the instructor’s eyes snapped to me. He looked at me with my freshly braided Afrolistics hair and immediately gave me my military nickname.</w:t>
-      </w:r>
-    </w:p>
-    <w:p>
-      <w:pPr>
-        <w:pStyle w:val="BodyText"/>
-      </w:pPr>
-      <w:r>
-        <w:t xml:space="preserve">“</w:t>
-      </w:r>
-      <w:r>
-        <w:t xml:space="preserve">Get over here, Bo Derek!</w:t>
-      </w:r>
-      <w:r>
-        <w:t xml:space="preserve">”</w:t>
-      </w:r>
-    </w:p>
-    <w:p>
-      <w:pPr>
-        <w:pStyle w:val="BodyText"/>
-      </w:pPr>
-      <w:r>
-        <w:t xml:space="preserve">For most recruits, the first day of boot camp is terrifying. They break you down to build you back up. But coming from where I came from? It wasn’t intimidating in the least. It was just a fucking guy in a hat screaming at me for standing wrong. It didn’t carry the same weight as a guy pulling a machete on me back at the rec center. It was a completely different thing.</w:t>
-      </w:r>
-    </w:p>
-    <w:p>
-      <w:pPr>
-        <w:pStyle w:val="BodyText"/>
-      </w:pPr>
-      <w:r>
-        <w:t xml:space="preserve">I actually kind of enjoyed the Air Force. I liked the structure. I loved the discipline. For the first time in my life, the rules made sense. The expectations were clear. More than anything, it was just good to finally be free of Baltimore.</w:t>
-      </w:r>
-    </w:p>
-    <w:p>
-      <w:pPr>
-        <w:pStyle w:val="BodyText"/>
-      </w:pPr>
-      <w:r>
-        <w:t xml:space="preserve">I forgot to mention this part, but back when I was at the recruiter’s office after taking the ASVAB, I had to come in and pick my guaranteed job. I scored really well on the ASVAB - 90s across the board, high 90s in electrical. They turned a book around, and I started flipping through it. I landed on</w:t>
-      </w:r>
-      <w:r>
-        <w:t xml:space="preserve"> </w:t>
-      </w:r>
-      <w:r>
-        <w:t xml:space="preserve">“</w:t>
-      </w:r>
-      <w:r>
-        <w:t xml:space="preserve">Aerospace Electrical Environmental Systems Specialist.</w:t>
-      </w:r>
-      <w:r>
-        <w:t xml:space="preserve">”</w:t>
-      </w:r>
-      <w:r>
-        <w:t xml:space="preserve"> </w:t>
-      </w:r>
-      <w:r>
-        <w:t xml:space="preserve">Man, I thought I was going to be in a fucking laboratory. It sounded so cool. I told them that was the one for me. That was the job I selected: 2A6X6, Aerospace Electrical Environmental Systems Specialist.</w:t>
-      </w:r>
-    </w:p>
-    <w:p>
-      <w:pPr>
-        <w:pStyle w:val="BodyText"/>
-      </w:pPr>
-      <w:r>
-        <w:t xml:space="preserve">But first, I had to get through boot camp.</w:t>
-      </w:r>
-    </w:p>
-    <w:p>
-      <w:pPr>
-        <w:pStyle w:val="BodyText"/>
-      </w:pPr>
-      <w:r>
-        <w:t xml:space="preserve">I’ll never forget one of my first basic training memories. We were lined up, freshly shaven and bald, standing in our new BDUs. I was looking out across the Lackland Air Force Base area, and I saw a fucking two-foot-tall rabbit. I had never seen anything like that before. Rabbits where I’m from are small, little fuzz buckets. This was a fucking jackrabbit standing two feet tall. I was like,</w:t>
-      </w:r>
-      <w:r>
-        <w:t xml:space="preserve"> </w:t>
-      </w:r>
-      <w:r>
-        <w:rPr>
-          <w:iCs/>
-          <w:i/>
         </w:rPr>
         <w:t xml:space="preserve">Jesus Christ, what the fuck is that?</w:t>
       </w:r>
@@ -4670,8 +3872,8 @@
       </w:r>
       <w:r>
         <w:rPr>
+          <w:i/>
           <w:iCs/>
-          <w:i/>
         </w:rPr>
         <w:t xml:space="preserve">Where in the fuck am I? This fucking place is wild.</w:t>
       </w:r>
@@ -4696,118 +3898,80 @@
       </w:r>
       <w:r>
         <w:rPr>
+          <w:i/>
           <w:iCs/>
+        </w:rPr>
+        <w:t xml:space="preserve">“Don’t leave your fucking iron out, or Airman Bigfoot’s gonna walk through here and stub his Bigfoot ass toe!”</w:t>
+      </w:r>
+    </w:p>
+    <w:p>
+      <w:pPr>
+        <w:pStyle w:val="BodyText"/>
+      </w:pPr>
+      <w:r>
+        <w:t xml:space="preserve">Part of basic training is that these drill instructors are trained comedians. They say shit that makes you want to laugh, but if you laugh, they will fuck you up. One kid left his dog tags hanging out. They made this motherfucker walk around to everybody while we were standing at attention and introduce himself as a cow. You wanted to laugh so bad, watching this grown-ass man walk up to you shaking his tags, saying,</w:t>
+      </w:r>
+      <w:r>
+        <w:t xml:space="preserve"> </w:t>
+      </w:r>
+      <w:r>
+        <w:t xml:space="preserve">“Moo moo, I’m Elsie the cow.”</w:t>
+      </w:r>
+    </w:p>
+    <w:p>
+      <w:pPr>
+        <w:pStyle w:val="BodyText"/>
+      </w:pPr>
+      <w:r>
+        <w:t xml:space="preserve">I did get yelled at a couple of times. The first time was when we had to write our names on our underwear. It was supposed to be your last initial capitalized, followed by the last four digits of your social security number. I was sitting there listening to him, and it sounded straightforward. He said,</w:t>
+      </w:r>
+      <w:r>
+        <w:t xml:space="preserve"> </w:t>
+      </w:r>
+      <w:r>
+        <w:t xml:space="preserve">“Go ahead and write the last initial of your name and the last four digits of your social security number.”</w:t>
+      </w:r>
+    </w:p>
+    <w:p>
+      <w:pPr>
+        <w:pStyle w:val="BodyText"/>
+      </w:pPr>
+      <w:r>
+        <w:t xml:space="preserve">I started to write, and I made the</w:t>
+      </w:r>
+      <w:r>
+        <w:t xml:space="preserve"> </w:t>
+      </w:r>
+      <w:r>
+        <w:t xml:space="preserve">‘T’</w:t>
+      </w:r>
+      <w:r>
+        <w:t xml:space="preserve"> </w:t>
+      </w:r>
+      <w:r>
+        <w:t xml:space="preserve">kind of big. Then he added,</w:t>
+      </w:r>
+      <w:r>
+        <w:t xml:space="preserve"> </w:t>
+      </w:r>
+      <w:r>
+        <w:t xml:space="preserve">“Now, don’t make this fucking first letter too goddamn big.”</w:t>
+      </w:r>
+    </w:p>
+    <w:p>
+      <w:pPr>
+        <w:pStyle w:val="BodyText"/>
+      </w:pPr>
+      <w:r>
+        <w:t xml:space="preserve">I thought,</w:t>
+      </w:r>
+      <w:r>
+        <w:t xml:space="preserve"> </w:t>
+      </w:r>
+      <w:r>
+        <w:rPr>
           <w:i/>
-        </w:rPr>
-        <w:t xml:space="preserve">“</w:t>
-      </w:r>
-      <w:r>
-        <w:rPr>
           <w:iCs/>
-          <w:i/>
-        </w:rPr>
-        <w:t xml:space="preserve">Don’t leave your fucking iron out, or Airman Bigfoot’s gonna walk through here and stub his Bigfoot ass toe!</w:t>
-      </w:r>
-      <w:r>
-        <w:rPr>
-          <w:iCs/>
-          <w:i/>
-        </w:rPr>
-        <w:t xml:space="preserve">”</w:t>
-      </w:r>
-    </w:p>
-    <w:p>
-      <w:pPr>
-        <w:pStyle w:val="BodyText"/>
-      </w:pPr>
-      <w:r>
-        <w:t xml:space="preserve">Part of basic training is that these drill instructors are trained comedians. They say shit that makes you want to laugh, but if you laugh, they will fuck you up. One kid left his dog tags hanging out. They made this motherfucker walk around to everybody while we were standing at attention and introduce himself as a cow. You wanted to laugh so bad, watching this grown-ass man walk up to you shaking his tags, saying,</w:t>
-      </w:r>
-      <w:r>
-        <w:t xml:space="preserve"> </w:t>
-      </w:r>
-      <w:r>
-        <w:t xml:space="preserve">“</w:t>
-      </w:r>
-      <w:r>
-        <w:t xml:space="preserve">Moo moo, I’m Elsie the cow.</w:t>
-      </w:r>
-      <w:r>
-        <w:t xml:space="preserve">”</w:t>
-      </w:r>
-    </w:p>
-    <w:p>
-      <w:pPr>
-        <w:pStyle w:val="BodyText"/>
-      </w:pPr>
-      <w:r>
-        <w:t xml:space="preserve">I did get yelled at a couple of times. The first time was when we had to write our names on our underwear. It was supposed to be your last initial capitalized, followed by the last four digits of your social security number. I was sitting there listening to him, and it sounded straightforward. He said,</w:t>
-      </w:r>
-      <w:r>
-        <w:t xml:space="preserve"> </w:t>
-      </w:r>
-      <w:r>
-        <w:t xml:space="preserve">“</w:t>
-      </w:r>
-      <w:r>
-        <w:t xml:space="preserve">Go ahead and write the last initial of your name and the last four digits of your social security number.</w:t>
-      </w:r>
-      <w:r>
-        <w:t xml:space="preserve">”</w:t>
-      </w:r>
-    </w:p>
-    <w:p>
-      <w:pPr>
-        <w:pStyle w:val="BodyText"/>
-      </w:pPr>
-      <w:r>
-        <w:t xml:space="preserve">I started to write, and I made the</w:t>
-      </w:r>
-      <w:r>
-        <w:t xml:space="preserve"> </w:t>
-      </w:r>
-      <w:r>
-        <w:t xml:space="preserve">‘</w:t>
-      </w:r>
-      <w:r>
-        <w:t xml:space="preserve">T</w:t>
-      </w:r>
-      <w:r>
-        <w:t xml:space="preserve">’</w:t>
-      </w:r>
-      <w:r>
-        <w:t xml:space="preserve"> </w:t>
-      </w:r>
-      <w:r>
-        <w:t xml:space="preserve">kind of big. Then he added,</w:t>
-      </w:r>
-      <w:r>
-        <w:t xml:space="preserve"> </w:t>
-      </w:r>
-      <w:r>
-        <w:t xml:space="preserve">“</w:t>
-      </w:r>
-      <w:r>
-        <w:t xml:space="preserve">Now, don’t make this fucking first letter too goddamn big.</w:t>
-      </w:r>
-      <w:r>
-        <w:t xml:space="preserve">”</w:t>
-      </w:r>
-    </w:p>
-    <w:p>
-      <w:pPr>
-        <w:pStyle w:val="BodyText"/>
-      </w:pPr>
-      <w:r>
-        <w:t xml:space="preserve">I thought,</w:t>
-      </w:r>
-      <w:r>
-        <w:t xml:space="preserve"> </w:t>
-      </w:r>
-      <w:r>
-        <w:rPr>
-          <w:iCs/>
-          <w:i/>
         </w:rPr>
         <w:t xml:space="preserve">Oh, fuck.</w:t>
       </w:r>
@@ -4823,13 +3987,7 @@
         <w:t xml:space="preserve"> </w:t>
       </w:r>
       <w:r>
-        <w:t xml:space="preserve">“</w:t>
-      </w:r>
-      <w:r>
-        <w:t xml:space="preserve">Jesus Christ, Thompson, what the fuck did you do? Drink a case of Jack Daniels before you fucking wrote this on this underwear?!</w:t>
-      </w:r>
-      <w:r>
-        <w:t xml:space="preserve">”</w:t>
+        <w:t xml:space="preserve">“Jesus Christ, Thompson, what the fuck did you do? Drink a case of Jack Daniels before you fucking wrote this on this underwear?!”</w:t>
       </w:r>
     </w:p>
     <w:p>
@@ -4843,13 +4001,7 @@
         <w:t xml:space="preserve"> </w:t>
       </w:r>
       <w:r>
-        <w:t xml:space="preserve">“</w:t>
-      </w:r>
-      <w:r>
-        <w:t xml:space="preserve">Sir, Airman Thompson reports as ordered. No, sir.</w:t>
-      </w:r>
-      <w:r>
-        <w:t xml:space="preserve">”</w:t>
+        <w:t xml:space="preserve">“Sir, Airman Thompson reports as ordered. No, sir.”</w:t>
       </w:r>
       <w:r>
         <w:t xml:space="preserve"> </w:t>
@@ -4861,13 +4013,7 @@
         <w:t xml:space="preserve"> </w:t>
       </w:r>
       <w:r>
-        <w:t xml:space="preserve">“</w:t>
-      </w:r>
-      <w:r>
-        <w:t xml:space="preserve">Sir, Airman Thompson reports as ordered,</w:t>
-      </w:r>
-      <w:r>
-        <w:t xml:space="preserve">”</w:t>
+        <w:t xml:space="preserve">“Sir, Airman Thompson reports as ordered,”</w:t>
       </w:r>
       <w:r>
         <w:t xml:space="preserve"> </w:t>
@@ -4879,13 +4025,7 @@
         <w:t xml:space="preserve"> </w:t>
       </w:r>
       <w:r>
-        <w:t xml:space="preserve">“</w:t>
-      </w:r>
-      <w:r>
-        <w:t xml:space="preserve">Reporting as ordered? Reporting? Who the fuck are you? Are you Connie fucking Chung?</w:t>
-      </w:r>
-      <w:r>
-        <w:t xml:space="preserve">”</w:t>
+        <w:t xml:space="preserve">“Reporting as ordered? Reporting? Who the fuck are you? Are you Connie fucking Chung?”</w:t>
       </w:r>
       <w:r>
         <w:t xml:space="preserve"> </w:t>
@@ -4905,13 +4045,7 @@
         <w:t xml:space="preserve"> </w:t>
       </w:r>
       <w:r>
-        <w:t xml:space="preserve">“</w:t>
-      </w:r>
-      <w:r>
-        <w:t xml:space="preserve">Get in there, get out. We don’t have time for this Thompson Continental breakfast bullshit. Let’s just fucking go in there and eat.</w:t>
-      </w:r>
-      <w:r>
-        <w:t xml:space="preserve">”</w:t>
+        <w:t xml:space="preserve">“Get in there, get out. We don’t have time for this Thompson Continental breakfast bullshit. Let’s just fucking go in there and eat.”</w:t>
       </w:r>
     </w:p>
     <w:p>
@@ -4925,13 +4059,7 @@
         <w:t xml:space="preserve"> </w:t>
       </w:r>
       <w:r>
-        <w:t xml:space="preserve">“</w:t>
-      </w:r>
-      <w:r>
-        <w:t xml:space="preserve">I’m gonna give you one fucking second to get over here and unfuck yourself.</w:t>
-      </w:r>
-      <w:r>
-        <w:t xml:space="preserve">”</w:t>
+        <w:t xml:space="preserve">“I’m gonna give you one fucking second to get over here and unfuck yourself.”</w:t>
       </w:r>
     </w:p>
     <w:p>
@@ -4945,13 +4073,7 @@
         <w:t xml:space="preserve"> </w:t>
       </w:r>
       <w:r>
-        <w:t xml:space="preserve">“</w:t>
-      </w:r>
-      <w:r>
-        <w:t xml:space="preserve">Okay,</w:t>
-      </w:r>
-      <w:r>
-        <w:t xml:space="preserve">”</w:t>
+        <w:t xml:space="preserve">“Okay,”</w:t>
       </w:r>
       <w:r>
         <w:t xml:space="preserve"> </w:t>
@@ -4971,13 +4093,7 @@
         <w:t xml:space="preserve"> </w:t>
       </w:r>
       <w:r>
-        <w:t xml:space="preserve">“</w:t>
-      </w:r>
-      <w:r>
-        <w:t xml:space="preserve">You don’t know how bad I want to fucking choke you to death right now.</w:t>
-      </w:r>
-      <w:r>
-        <w:t xml:space="preserve">”</w:t>
+        <w:t xml:space="preserve">“You don’t know how bad I want to fucking choke you to death right now.”</w:t>
       </w:r>
     </w:p>
     <w:p>
@@ -4992,8 +4108,8 @@
       </w:r>
       <w:r>
         <w:rPr>
+          <w:i/>
           <w:iCs/>
-          <w:i/>
         </w:rPr>
         <w:t xml:space="preserve">This guy could probably stomp a mudhole in your ass,</w:t>
       </w:r>
@@ -5015,13 +4131,7 @@
         <w:t xml:space="preserve"> </w:t>
       </w:r>
       <w:r>
-        <w:t xml:space="preserve">“</w:t>
-      </w:r>
-      <w:r>
-        <w:t xml:space="preserve">Ever and Ever</w:t>
-      </w:r>
-      <w:r>
-        <w:t xml:space="preserve">”</w:t>
+        <w:t xml:space="preserve">“Ever and Ever”</w:t>
       </w:r>
       <w:r>
         <w:t xml:space="preserve"> </w:t>
@@ -5049,13 +4159,7 @@
         <w:t xml:space="preserve"> </w:t>
       </w:r>
       <w:r>
-        <w:t xml:space="preserve">“</w:t>
-      </w:r>
-      <w:r>
-        <w:t xml:space="preserve">Look at this fucking thing.</w:t>
-      </w:r>
-      <w:r>
-        <w:t xml:space="preserve">”</w:t>
+        <w:t xml:space="preserve">“Look at this fucking thing.”</w:t>
       </w:r>
       <w:r>
         <w:t xml:space="preserve"> </w:t>
@@ -5094,8 +4198,8 @@
         </w:pict>
       </w:r>
     </w:p>
-    <w:bookmarkEnd w:id="35"/>
-    <w:bookmarkStart w:id="36" w:name="chapter-12-culture-shock-and-cobra-gold"/>
+    <w:bookmarkEnd w:id="24"/>
+    <w:bookmarkStart w:id="25" w:name="chapter-12-culture-shock-and-cobra-gold"/>
     <w:p>
       <w:pPr>
         <w:pStyle w:val="Heading1"/>
@@ -5147,8 +4251,8 @@
       </w:r>
       <w:r>
         <w:rPr>
+          <w:i/>
           <w:iCs/>
-          <w:i/>
         </w:rPr>
         <w:t xml:space="preserve">actual</w:t>
       </w:r>
@@ -5170,13 +4274,7 @@
         <w:t xml:space="preserve"> </w:t>
       </w:r>
       <w:r>
-        <w:t xml:space="preserve">“</w:t>
-      </w:r>
-      <w:r>
-        <w:t xml:space="preserve">Strictly combat.</w:t>
-      </w:r>
-      <w:r>
-        <w:t xml:space="preserve">”</w:t>
+        <w:t xml:space="preserve">“Strictly combat.”</w:t>
       </w:r>
       <w:r>
         <w:t xml:space="preserve"> </w:t>
@@ -5188,13 +4286,7 @@
         <w:t xml:space="preserve"> </w:t>
       </w:r>
       <w:r>
-        <w:t xml:space="preserve">“</w:t>
-      </w:r>
-      <w:r>
-        <w:t xml:space="preserve">secret squirrel</w:t>
-      </w:r>
-      <w:r>
-        <w:t xml:space="preserve">”</w:t>
+        <w:t xml:space="preserve">“secret squirrel”</w:t>
       </w:r>
       <w:r>
         <w:t xml:space="preserve"> </w:t>
@@ -5214,13 +4306,7 @@
         <w:t xml:space="preserve"> </w:t>
       </w:r>
       <w:r>
-        <w:t xml:space="preserve">“</w:t>
-      </w:r>
-      <w:r>
-        <w:t xml:space="preserve">Let’s go get a beer.</w:t>
-      </w:r>
-      <w:r>
-        <w:t xml:space="preserve">”</w:t>
+        <w:t xml:space="preserve">“Let’s go get a beer.”</w:t>
       </w:r>
     </w:p>
     <w:p>
@@ -5234,13 +4320,7 @@
         <w:t xml:space="preserve"> </w:t>
       </w:r>
       <w:r>
-        <w:t xml:space="preserve">“</w:t>
-      </w:r>
-      <w:r>
-        <w:t xml:space="preserve">It doesn’t matter here in Okinawa, kid. The local law is the law, and you can drink at eighteen. You’re good to go.</w:t>
-      </w:r>
-      <w:r>
-        <w:t xml:space="preserve">”</w:t>
+        <w:t xml:space="preserve">“It doesn’t matter here in Okinawa, kid. The local law is the law, and you can drink at eighteen. You’re good to go.”</w:t>
       </w:r>
     </w:p>
     <w:p>
@@ -5256,13 +4336,7 @@
         <w:pStyle w:val="BodyText"/>
       </w:pPr>
       <w:r>
-        <w:t xml:space="preserve">“</w:t>
-      </w:r>
-      <w:r>
-        <w:t xml:space="preserve">Look,</w:t>
-      </w:r>
-      <w:r>
-        <w:t xml:space="preserve">”</w:t>
+        <w:t xml:space="preserve">“Look,”</w:t>
       </w:r>
       <w:r>
         <w:t xml:space="preserve"> </w:t>
@@ -5274,13 +4348,7 @@
         <w:t xml:space="preserve"> </w:t>
       </w:r>
       <w:r>
-        <w:t xml:space="preserve">“</w:t>
-      </w:r>
-      <w:r>
-        <w:t xml:space="preserve">I have a daughter about your age running around this island. Don’t let me ever find out she knows your name, or I’ll make your life a living hell. Do you understand me?</w:t>
-      </w:r>
-      <w:r>
-        <w:t xml:space="preserve">”</w:t>
+        <w:t xml:space="preserve">“I have a daughter about your age running around this island. Don’t let me ever find out she knows your name, or I’ll make your life a living hell. Do you understand me?”</w:t>
       </w:r>
     </w:p>
     <w:p>
@@ -5296,13 +4364,7 @@
         <w:pStyle w:val="BodyText"/>
       </w:pPr>
       <w:r>
-        <w:t xml:space="preserve">“</w:t>
-      </w:r>
-      <w:r>
-        <w:t xml:space="preserve">Yes, sir,</w:t>
-      </w:r>
-      <w:r>
-        <w:t xml:space="preserve">”</w:t>
+        <w:t xml:space="preserve">“Yes, sir,”</w:t>
       </w:r>
       <w:r>
         <w:t xml:space="preserve"> </w:t>
@@ -5314,13 +4376,7 @@
         <w:t xml:space="preserve"> </w:t>
       </w:r>
       <w:r>
-        <w:t xml:space="preserve">“</w:t>
-      </w:r>
-      <w:r>
-        <w:t xml:space="preserve">Completely understand. No issues there.</w:t>
-      </w:r>
-      <w:r>
-        <w:t xml:space="preserve">”</w:t>
+        <w:t xml:space="preserve">“Completely understand. No issues there.”</w:t>
       </w:r>
     </w:p>
     <w:p>
@@ -5344,13 +4400,7 @@
         <w:pStyle w:val="BodyText"/>
       </w:pPr>
       <w:r>
-        <w:t xml:space="preserve">“</w:t>
-      </w:r>
-      <w:r>
-        <w:t xml:space="preserve">Hey,</w:t>
-      </w:r>
-      <w:r>
-        <w:t xml:space="preserve">”</w:t>
+        <w:t xml:space="preserve">“Hey,”</w:t>
       </w:r>
       <w:r>
         <w:t xml:space="preserve"> </w:t>
@@ -5362,13 +4412,7 @@
         <w:t xml:space="preserve"> </w:t>
       </w:r>
       <w:r>
-        <w:t xml:space="preserve">“</w:t>
-      </w:r>
-      <w:r>
-        <w:t xml:space="preserve">Come on, let’s go get some taco rice.</w:t>
-      </w:r>
-      <w:r>
-        <w:t xml:space="preserve">”</w:t>
+        <w:t xml:space="preserve">“Come on, let’s go get some taco rice.”</w:t>
       </w:r>
     </w:p>
     <w:p>
@@ -5422,13 +4466,7 @@
         <w:t xml:space="preserve"> </w:t>
       </w:r>
       <w:r>
-        <w:t xml:space="preserve">“</w:t>
-      </w:r>
-      <w:r>
-        <w:t xml:space="preserve">strictly combat.</w:t>
-      </w:r>
-      <w:r>
-        <w:t xml:space="preserve">”</w:t>
+        <w:t xml:space="preserve">“strictly combat.”</w:t>
       </w:r>
       <w:r>
         <w:t xml:space="preserve"> </w:t>
@@ -5440,13 +4478,7 @@
         <w:t xml:space="preserve"> </w:t>
       </w:r>
       <w:r>
-        <w:t xml:space="preserve">“</w:t>
-      </w:r>
-      <w:r>
-        <w:t xml:space="preserve">Strictly combat.</w:t>
-      </w:r>
-      <w:r>
-        <w:t xml:space="preserve">”</w:t>
+        <w:t xml:space="preserve">“Strictly combat.”</w:t>
       </w:r>
       <w:r>
         <w:t xml:space="preserve"> </w:t>
@@ -5458,13 +4490,7 @@
         <w:t xml:space="preserve"> </w:t>
       </w:r>
       <w:r>
-        <w:t xml:space="preserve">“</w:t>
-      </w:r>
-      <w:r>
-        <w:t xml:space="preserve">strictly combat,</w:t>
-      </w:r>
-      <w:r>
-        <w:t xml:space="preserve">”</w:t>
+        <w:t xml:space="preserve">“strictly combat,”</w:t>
       </w:r>
       <w:r>
         <w:t xml:space="preserve"> </w:t>
@@ -5492,13 +4518,7 @@
         <w:t xml:space="preserve"> </w:t>
       </w:r>
       <w:r>
-        <w:t xml:space="preserve">“</w:t>
-      </w:r>
-      <w:r>
-        <w:t xml:space="preserve">Thompson, number two engine is turning on the C-130. Get your ass down here, we’re leaving now.</w:t>
-      </w:r>
-      <w:r>
-        <w:t xml:space="preserve">”</w:t>
+        <w:t xml:space="preserve">“Thompson, number two engine is turning on the C-130. Get your ass down here, we’re leaving now.”</w:t>
       </w:r>
       <w:r>
         <w:t xml:space="preserve"> </w:t>
@@ -5534,13 +4554,7 @@
         <w:t xml:space="preserve"> </w:t>
       </w:r>
       <w:r>
-        <w:t xml:space="preserve">“</w:t>
-      </w:r>
-      <w:r>
-        <w:t xml:space="preserve">Banana Lady</w:t>
-      </w:r>
-      <w:r>
-        <w:t xml:space="preserve">”</w:t>
+        <w:t xml:space="preserve">“Banana Lady”</w:t>
       </w:r>
       <w:r>
         <w:t xml:space="preserve"> </w:t>
@@ -5569,8 +4583,8 @@
       </w:r>
       <w:r>
         <w:rPr>
+          <w:i/>
           <w:iCs/>
-          <w:i/>
         </w:rPr>
         <w:t xml:space="preserve">wan wan</w:t>
       </w:r>
@@ -5585,8 +4599,8 @@
       </w:r>
       <w:r>
         <w:rPr>
+          <w:i/>
           <w:iCs/>
-          <w:i/>
         </w:rPr>
         <w:t xml:space="preserve">woof woof</w:t>
       </w:r>
@@ -5622,48 +4636,34 @@
       </w:r>
       <w:r>
         <w:rPr>
+          <w:i/>
           <w:iCs/>
+        </w:rPr>
+        <w:t xml:space="preserve">“Chotto matte! Chotto matte kudasai!”</w:t>
+      </w:r>
+    </w:p>
+    <w:p>
+      <w:pPr>
+        <w:pStyle w:val="BodyText"/>
+      </w:pPr>
+      <w:r>
+        <w:t xml:space="preserve">The guy had chased me for blocks, sprinting in the suffocating heat, just to bring me the wallet I had dropped several streets back.</w:t>
+      </w:r>
+    </w:p>
+    <w:p>
+      <w:pPr>
+        <w:pStyle w:val="BodyText"/>
+      </w:pPr>
+      <w:r>
+        <w:t xml:space="preserve">Now</w:t>
+      </w:r>
+      <w:r>
+        <w:t xml:space="preserve"> </w:t>
+      </w:r>
+      <w:r>
+        <w:rPr>
           <w:i/>
-        </w:rPr>
-        <w:t xml:space="preserve">“</w:t>
-      </w:r>
-      <w:r>
-        <w:rPr>
           <w:iCs/>
-          <w:i/>
-        </w:rPr>
-        <w:t xml:space="preserve">Chotto matte! Chotto matte kudasai!</w:t>
-      </w:r>
-      <w:r>
-        <w:rPr>
-          <w:iCs/>
-          <w:i/>
-        </w:rPr>
-        <w:t xml:space="preserve">”</w:t>
-      </w:r>
-    </w:p>
-    <w:p>
-      <w:pPr>
-        <w:pStyle w:val="BodyText"/>
-      </w:pPr>
-      <w:r>
-        <w:t xml:space="preserve">The guy had chased me for blocks, sprinting in the suffocating heat, just to bring me the wallet I had dropped several streets back.</w:t>
-      </w:r>
-    </w:p>
-    <w:p>
-      <w:pPr>
-        <w:pStyle w:val="BodyText"/>
-      </w:pPr>
-      <w:r>
-        <w:t xml:space="preserve">Now</w:t>
-      </w:r>
-      <w:r>
-        <w:t xml:space="preserve"> </w:t>
-      </w:r>
-      <w:r>
-        <w:rPr>
-          <w:iCs/>
-          <w:i/>
         </w:rPr>
         <w:t xml:space="preserve">that</w:t>
       </w:r>
@@ -5701,13 +4701,7 @@
         <w:t xml:space="preserve"> </w:t>
       </w:r>
       <w:r>
-        <w:t xml:space="preserve">“</w:t>
-      </w:r>
-      <w:r>
-        <w:t xml:space="preserve">Billy Badass</w:t>
-      </w:r>
-      <w:r>
-        <w:t xml:space="preserve">”</w:t>
+        <w:t xml:space="preserve">“Billy Badass”</w:t>
       </w:r>
       <w:r>
         <w:t xml:space="preserve"> </w:t>
@@ -5737,21 +4731,15 @@
         <w:pStyle w:val="BodyText"/>
       </w:pPr>
       <w:r>
-        <w:t xml:space="preserve">I ducked under it, took his back, and gently sunk in the hooks. I wrapped my arm around his neck for a rear naked choke. But I didn’t squeeze. I just held him there, controlling him, giving him a chance to cool off.</w:t>
-      </w:r>
-    </w:p>
-    <w:p>
-      <w:pPr>
-        <w:pStyle w:val="BodyText"/>
-      </w:pPr>
-      <w:r>
-        <w:t xml:space="preserve">“</w:t>
-      </w:r>
-      <w:r>
-        <w:t xml:space="preserve">I’m going to break your legs!</w:t>
-      </w:r>
-      <w:r>
-        <w:t xml:space="preserve">”</w:t>
+        <w:t xml:space="preserve">I ducked under it, took his back, and gently sunk in the hooks. I wrapped my arm around his neck for a rear naked choke. I learned that choke from Mike’s dad, Mr. Hammonds, the paratrooper. But I didn’t squeeze. I just held him there, controlling him, giving him a chance to cool off.</w:t>
+      </w:r>
+    </w:p>
+    <w:p>
+      <w:pPr>
+        <w:pStyle w:val="BodyText"/>
+      </w:pPr>
+      <w:r>
+        <w:t xml:space="preserve">“I’m going to break your legs!”</w:t>
       </w:r>
       <w:r>
         <w:t xml:space="preserve"> </w:t>
@@ -5771,13 +4759,7 @@
         <w:t xml:space="preserve"> </w:t>
       </w:r>
       <w:r>
-        <w:t xml:space="preserve">“</w:t>
-      </w:r>
-      <w:r>
-        <w:t xml:space="preserve">I see red and bodies hit the floor</w:t>
-      </w:r>
-      <w:r>
-        <w:t xml:space="preserve">”</w:t>
+        <w:t xml:space="preserve">“I see red and bodies hit the floor”</w:t>
       </w:r>
       <w:r>
         <w:t xml:space="preserve"> </w:t>
@@ -5791,13 +4773,7 @@
         <w:pStyle w:val="BodyText"/>
       </w:pPr>
       <w:r>
-        <w:t xml:space="preserve">“</w:t>
-      </w:r>
-      <w:r>
-        <w:t xml:space="preserve">You aren’t doing anything from here,</w:t>
-      </w:r>
-      <w:r>
-        <w:t xml:space="preserve">”</w:t>
+        <w:t xml:space="preserve">“You aren’t doing anything from here,”</w:t>
       </w:r>
       <w:r>
         <w:t xml:space="preserve"> </w:t>
@@ -5819,13 +4795,7 @@
         <w:pStyle w:val="BodyText"/>
       </w:pPr>
       <w:r>
-        <w:t xml:space="preserve">“</w:t>
-      </w:r>
-      <w:r>
-        <w:t xml:space="preserve">Okay,</w:t>
-      </w:r>
-      <w:r>
-        <w:t xml:space="preserve">”</w:t>
+        <w:t xml:space="preserve">“Okay,”</w:t>
       </w:r>
       <w:r>
         <w:t xml:space="preserve"> </w:t>
@@ -5837,13 +4807,7 @@
         <w:t xml:space="preserve"> </w:t>
       </w:r>
       <w:r>
-        <w:t xml:space="preserve">“</w:t>
-      </w:r>
-      <w:r>
-        <w:t xml:space="preserve">Nap time.</w:t>
-      </w:r>
-      <w:r>
-        <w:t xml:space="preserve">”</w:t>
+        <w:t xml:space="preserve">“Nap time.”</w:t>
       </w:r>
     </w:p>
     <w:p>
@@ -5865,13 +4829,7 @@
         <w:t xml:space="preserve"> </w:t>
       </w:r>
       <w:r>
-        <w:t xml:space="preserve">“</w:t>
-      </w:r>
-      <w:r>
-        <w:t xml:space="preserve">Whoa! You just choked out the Staff Sergeant!</w:t>
-      </w:r>
-      <w:r>
-        <w:t xml:space="preserve">”</w:t>
+        <w:t xml:space="preserve">“Whoa! You just choked out the Staff Sergeant!”</w:t>
       </w:r>
     </w:p>
     <w:p>
@@ -5893,13 +4851,7 @@
         <w:t xml:space="preserve"> </w:t>
       </w:r>
       <w:r>
-        <w:t xml:space="preserve">“</w:t>
-      </w:r>
-      <w:r>
-        <w:t xml:space="preserve">Stand Before The Man.</w:t>
-      </w:r>
-      <w:r>
-        <w:t xml:space="preserve">”</w:t>
+        <w:t xml:space="preserve">“Stand Before The Man.”</w:t>
       </w:r>
       <w:r>
         <w:t xml:space="preserve"> </w:t>
@@ -5936,8 +4888,8 @@
       </w:r>
       <w:r>
         <w:rPr>
+          <w:i/>
           <w:iCs/>
-          <w:i/>
         </w:rPr>
         <w:t xml:space="preserve">Jesus Christ, I’m glad the Marine recruiter was out of the office that day I went in to enlist.</w:t>
       </w:r>
@@ -5984,8 +4936,8 @@
       </w:r>
       <w:r>
         <w:rPr>
+          <w:i/>
           <w:iCs/>
-          <w:i/>
         </w:rPr>
         <w:t xml:space="preserve">boom</w:t>
       </w:r>
@@ -6007,13 +4959,7 @@
         <w:t xml:space="preserve"> </w:t>
       </w:r>
       <w:r>
-        <w:t xml:space="preserve">“</w:t>
-      </w:r>
-      <w:r>
-        <w:t xml:space="preserve">They probably eat those fucking things,</w:t>
-      </w:r>
-      <w:r>
-        <w:t xml:space="preserve">”</w:t>
+        <w:t xml:space="preserve">“They probably eat those fucking things,”</w:t>
       </w:r>
       <w:r>
         <w:t xml:space="preserve"> </w:t>
@@ -6025,13 +4971,7 @@
         <w:t xml:space="preserve"> </w:t>
       </w:r>
       <w:r>
-        <w:t xml:space="preserve">“</w:t>
-      </w:r>
-      <w:r>
-        <w:t xml:space="preserve">That’s why they’re so good at catching them. You watch - tomorrow they’re gonna bring you a box full of cobras and lizards looking for more glowsticks.</w:t>
-      </w:r>
-      <w:r>
-        <w:t xml:space="preserve">”</w:t>
+        <w:t xml:space="preserve">“That’s why they’re so good at catching them. You watch - tomorrow they’re gonna bring you a box full of cobras and lizards looking for more glowsticks.”</w:t>
       </w:r>
       <w:r>
         <w:t xml:space="preserve"> </w:t>
@@ -6060,8 +5000,8 @@
       </w:r>
       <w:r>
         <w:rPr>
+          <w:i/>
           <w:iCs/>
-          <w:i/>
         </w:rPr>
         <w:t xml:space="preserve">That Thai dude must think we are some real pussies.</w:t>
       </w:r>
@@ -6078,8 +5018,8 @@
       </w:r>
       <w:r>
         <w:rPr>
+          <w:i/>
           <w:iCs/>
-          <w:i/>
         </w:rPr>
         <w:t xml:space="preserve">Namman Muay</w:t>
       </w:r>
@@ -6110,8 +5050,8 @@
       </w:r>
       <w:r>
         <w:rPr>
+          <w:i/>
           <w:iCs/>
-          <w:i/>
         </w:rPr>
         <w:t xml:space="preserve">Rocky IV</w:t>
       </w:r>
@@ -6127,13 +5067,7 @@
         <w:pStyle w:val="BodyText"/>
       </w:pPr>
       <w:r>
-        <w:t xml:space="preserve">“</w:t>
-      </w:r>
-      <w:r>
-        <w:t xml:space="preserve">They can kick me here,</w:t>
-      </w:r>
-      <w:r>
-        <w:t xml:space="preserve">”</w:t>
+        <w:t xml:space="preserve">“They can kick me here,”</w:t>
       </w:r>
       <w:r>
         <w:t xml:space="preserve"> </w:t>
@@ -6145,13 +5079,7 @@
         <w:t xml:space="preserve"> </w:t>
       </w:r>
       <w:r>
-        <w:t xml:space="preserve">“</w:t>
-      </w:r>
-      <w:r>
-        <w:t xml:space="preserve">No problem. Muscle is strong.</w:t>
-      </w:r>
-      <w:r>
-        <w:t xml:space="preserve">”</w:t>
+        <w:t xml:space="preserve">“No problem. Muscle is strong.”</w:t>
       </w:r>
     </w:p>
     <w:p>
@@ -6165,13 +5093,7 @@
         <w:t xml:space="preserve"> </w:t>
       </w:r>
       <w:r>
-        <w:t xml:space="preserve">“</w:t>
-      </w:r>
-      <w:r>
-        <w:t xml:space="preserve">They can kick me here. No problem. I don’t feel.</w:t>
-      </w:r>
-      <w:r>
-        <w:t xml:space="preserve">”</w:t>
+        <w:t xml:space="preserve">“They can kick me here. No problem. I don’t feel.”</w:t>
       </w:r>
     </w:p>
     <w:p>
@@ -6185,13 +5107,7 @@
         <w:t xml:space="preserve"> </w:t>
       </w:r>
       <w:r>
-        <w:t xml:space="preserve">“</w:t>
-      </w:r>
-      <w:r>
-        <w:t xml:space="preserve">But they can’t kick me here. Head is different.</w:t>
-      </w:r>
-      <w:r>
-        <w:t xml:space="preserve">”</w:t>
+        <w:t xml:space="preserve">“But they can’t kick me here. Head is different.”</w:t>
       </w:r>
     </w:p>
     <w:p>
@@ -6213,13 +5129,7 @@
         <w:t xml:space="preserve"> </w:t>
       </w:r>
       <w:r>
-        <w:t xml:space="preserve">“</w:t>
-      </w:r>
-      <w:r>
-        <w:t xml:space="preserve">Excuse me, man. What’s your lifting regimen? How do you put on that kind of mass?</w:t>
-      </w:r>
-      <w:r>
-        <w:t xml:space="preserve">”</w:t>
+        <w:t xml:space="preserve">“Excuse me, man. What’s your lifting regimen? How do you put on that kind of mass?”</w:t>
       </w:r>
     </w:p>
     <w:p>
@@ -6235,13 +5145,7 @@
         <w:pStyle w:val="BodyText"/>
       </w:pPr>
       <w:r>
-        <w:t xml:space="preserve">“</w:t>
-      </w:r>
-      <w:r>
-        <w:t xml:space="preserve">Regimen is good,</w:t>
-      </w:r>
-      <w:r>
-        <w:t xml:space="preserve">”</w:t>
+        <w:t xml:space="preserve">“Regimen is good,”</w:t>
       </w:r>
       <w:r>
         <w:t xml:space="preserve"> </w:t>
@@ -6253,27 +5157,15 @@
         <w:t xml:space="preserve"> </w:t>
       </w:r>
       <w:r>
-        <w:t xml:space="preserve">“</w:t>
-      </w:r>
-      <w:r>
-        <w:t xml:space="preserve">But regimen is only half. If you want to get past the natural limit, you need steroids.</w:t>
-      </w:r>
-      <w:r>
-        <w:t xml:space="preserve">”</w:t>
-      </w:r>
-    </w:p>
-    <w:p>
-      <w:pPr>
-        <w:pStyle w:val="BodyText"/>
-      </w:pPr>
-      <w:r>
-        <w:t xml:space="preserve">“</w:t>
-      </w:r>
-      <w:r>
-        <w:t xml:space="preserve">I’m interested,</w:t>
-      </w:r>
-      <w:r>
-        <w:t xml:space="preserve">”</w:t>
+        <w:t xml:space="preserve">“But regimen is only half. If you want to get past the natural limit, you need steroids.”</w:t>
+      </w:r>
+    </w:p>
+    <w:p>
+      <w:pPr>
+        <w:pStyle w:val="BodyText"/>
+      </w:pPr>
+      <w:r>
+        <w:t xml:space="preserve">“I’m interested,”</w:t>
       </w:r>
       <w:r>
         <w:t xml:space="preserve"> </w:t>
@@ -6285,13 +5177,7 @@
         <w:t xml:space="preserve"> </w:t>
       </w:r>
       <w:r>
-        <w:t xml:space="preserve">“</w:t>
-      </w:r>
-      <w:r>
-        <w:t xml:space="preserve">But I’m in the Air Force. If I get hit with a random urinalysis, my career is over.</w:t>
-      </w:r>
-      <w:r>
-        <w:t xml:space="preserve">”</w:t>
+        <w:t xml:space="preserve">“But I’m in the Air Force. If I get hit with a random urinalysis, my career is over.”</w:t>
       </w:r>
     </w:p>
     <w:p>
@@ -6305,13 +5191,7 @@
         <w:t xml:space="preserve"> </w:t>
       </w:r>
       <w:r>
-        <w:t xml:space="preserve">“</w:t>
-      </w:r>
-      <w:r>
-        <w:t xml:space="preserve">Military testing is simple logic, my friend. They test for party drugs — cocaine, weed, speed. Steroid testing is very expensive. They don’t run those panels unless they already suspect you. And even then, some compounds clear in a few days. You just need to know the math of the cycle.</w:t>
-      </w:r>
-      <w:r>
-        <w:t xml:space="preserve">”</w:t>
+        <w:t xml:space="preserve">“Military testing is simple logic, my friend. They test for party drugs — cocaine, weed, speed. Steroid testing is very expensive. They don’t run those panels unless they already suspect you. And even then, some compounds clear in a few days. You just need to know the math of the cycle.”</w:t>
       </w:r>
     </w:p>
     <w:p>
@@ -6327,13 +5207,7 @@
         <w:pStyle w:val="BodyText"/>
       </w:pPr>
       <w:r>
-        <w:t xml:space="preserve">“</w:t>
-      </w:r>
-      <w:r>
-        <w:t xml:space="preserve">My name is Spartak,</w:t>
-      </w:r>
-      <w:r>
-        <w:t xml:space="preserve">”</w:t>
+        <w:t xml:space="preserve">“My name is Spartak,”</w:t>
       </w:r>
       <w:r>
         <w:t xml:space="preserve"> </w:t>
@@ -6345,13 +5219,7 @@
         <w:t xml:space="preserve"> </w:t>
       </w:r>
       <w:r>
-        <w:t xml:space="preserve">“</w:t>
-      </w:r>
-      <w:r>
-        <w:t xml:space="preserve">Spartak Todorov. I import from the state labs in Bulgaria and Thailand. Real pharmaceutical grade. If you ever want to be Superman, write me. I will hook you up.</w:t>
-      </w:r>
-      <w:r>
-        <w:t xml:space="preserve">”</w:t>
+        <w:t xml:space="preserve">“Spartak Todorov. I import from the state labs in Bulgaria and Thailand. Real pharmaceutical grade. If you ever want to be Superman, write me. I will hook you up.”</w:t>
       </w:r>
     </w:p>
     <w:p>
@@ -6373,13 +5241,7 @@
         <w:t xml:space="preserve"> </w:t>
       </w:r>
       <w:r>
-        <w:t xml:space="preserve">“</w:t>
-      </w:r>
-      <w:r>
-        <w:t xml:space="preserve">Kingpin.</w:t>
-      </w:r>
-      <w:r>
-        <w:t xml:space="preserve">”</w:t>
+        <w:t xml:space="preserve">“Kingpin.”</w:t>
       </w:r>
     </w:p>
     <w:p>
@@ -6389,8 +5251,8 @@
         </w:pict>
       </w:r>
     </w:p>
-    <w:bookmarkEnd w:id="36"/>
-    <w:bookmarkStart w:id="37" w:name="chapter-13-the-note-from-spartak"/>
+    <w:bookmarkEnd w:id="25"/>
+    <w:bookmarkStart w:id="26" w:name="chapter-13-the-note-from-spartak"/>
     <w:p>
       <w:pPr>
         <w:pStyle w:val="Heading1"/>
@@ -6427,6 +5289,14 @@
         <w:pStyle w:val="BodyText"/>
       </w:pPr>
       <w:r>
+        <w:t xml:space="preserve">The dudes there kicked the shit out of me for months. They didn’t really teach me anything. I was essentially a big mobile punching bag. Until one day we did randori. I shot double legs on all of them and choked them out one after the other. Only two could hang, and they were judo black belts.</w:t>
+      </w:r>
+    </w:p>
+    <w:p>
+      <w:pPr>
+        <w:pStyle w:val="BodyText"/>
+      </w:pPr>
+      <w:r>
         <w:t xml:space="preserve">After Okinawa, the Air Force sent me to the 94th Fighter Squadron at Langley Air Force Base in Virginia for my final year. I figured I was on the glide path to out-processing — just running out the clock on my contract before sliding back into civilian life. Instead, I got sent to the desert twice for war operations, landing at Prince Sultan Air Base (PSAB) in Saudi Arabia, turning wrenches on jets in blistering heat.</w:t>
       </w:r>
     </w:p>
@@ -6441,13 +5311,7 @@
         <w:t xml:space="preserve"> </w:t>
       </w:r>
       <w:r>
-        <w:t xml:space="preserve">“</w:t>
-      </w:r>
-      <w:r>
-        <w:t xml:space="preserve">Camel Lot,</w:t>
-      </w:r>
-      <w:r>
-        <w:t xml:space="preserve">”</w:t>
+        <w:t xml:space="preserve">“Camel Lot,”</w:t>
       </w:r>
       <w:r>
         <w:t xml:space="preserve"> </w:t>
@@ -6459,13 +5323,7 @@
         <w:t xml:space="preserve"> </w:t>
       </w:r>
       <w:r>
-        <w:t xml:space="preserve">“</w:t>
-      </w:r>
-      <w:r>
-        <w:t xml:space="preserve">Camel Snot.</w:t>
-      </w:r>
-      <w:r>
-        <w:t xml:space="preserve">”</w:t>
+        <w:t xml:space="preserve">“Camel Snot.”</w:t>
       </w:r>
       <w:r>
         <w:t xml:space="preserve"> </w:t>
@@ -6550,8 +5408,8 @@
       </w:r>
       <w:r>
         <w:rPr>
+          <w:i/>
           <w:iCs/>
-          <w:i/>
         </w:rPr>
         <w:t xml:space="preserve">SPARTAK TODOROV</w:t>
       </w:r>
@@ -6566,8 +5424,8 @@
       </w:r>
       <w:r>
         <w:rPr>
+          <w:i/>
           <w:iCs/>
-          <w:i/>
         </w:rPr>
         <w:t xml:space="preserve">If you ever want to be Superman, write me.</w:t>
       </w:r>
@@ -6594,8 +5452,8 @@
       </w:pPr>
       <w:r>
         <w:rPr>
+          <w:i/>
           <w:iCs/>
-          <w:i/>
         </w:rPr>
         <w:t xml:space="preserve">Spartak. This is Michael from the Pattaya bar a couple years ago. I am ready. How do I get started.</w:t>
       </w:r>
@@ -6614,8 +5472,8 @@
       </w:pPr>
       <w:r>
         <w:rPr>
+          <w:i/>
           <w:iCs/>
-          <w:i/>
         </w:rPr>
         <w:t xml:space="preserve">Write me here.</w:t>
       </w:r>
@@ -6643,8 +5501,8 @@
         </w:pict>
       </w:r>
     </w:p>
-    <w:bookmarkEnd w:id="37"/>
-    <w:bookmarkStart w:id="38" w:name="chapter-14-the-happy-birthday-cans"/>
+    <w:bookmarkEnd w:id="26"/>
+    <w:bookmarkStart w:id="27" w:name="chapter-14-the-happy-birthday-cans"/>
     <w:p>
       <w:pPr>
         <w:pStyle w:val="Heading1"/>
@@ -6704,8 +5562,8 @@
       </w:r>
       <w:r>
         <w:rPr>
+          <w:i/>
           <w:iCs/>
-          <w:i/>
         </w:rPr>
         <w:t xml:space="preserve">Unbreakable</w:t>
       </w:r>
@@ -6729,29 +5587,26 @@
         <w:pStyle w:val="BodyText"/>
       </w:pPr>
       <w:r>
-        <w:t xml:space="preserve">He had another big buyer in the United States, and shipping straight to him from Eastern Europe was getting tricky. He asked if he could route that guy’s boxes to my house in Baltimore. All I had to do was peel off the international label, slap a domestic USPS Priority Mail label on it, and drop it at the post office. In exchange, Spartak would give me all my personal gear for free.</w:t>
-      </w:r>
-    </w:p>
-    <w:p>
-      <w:pPr>
-        <w:pStyle w:val="BodyText"/>
-      </w:pPr>
-      <w:r>
-        <w:t xml:space="preserve">I ran the math in about three seconds. I wasn’t standing on a corner. I wasn’t dealing in locker rooms. I was just dropping a box in the mail to get free gear.</w:t>
-      </w:r>
-    </w:p>
-    <w:p>
-      <w:pPr>
-        <w:pStyle w:val="BodyText"/>
-      </w:pPr>
-      <w:r>
-        <w:t xml:space="preserve">“</w:t>
-      </w:r>
-      <w:r>
-        <w:t xml:space="preserve">Sure,</w:t>
-      </w:r>
-      <w:r>
-        <w:t xml:space="preserve">”</w:t>
+        <w:t xml:space="preserve">He had another big buyer in the United States, and shipping straight to him from Eastern Europe was getting tricky. He asked if he could route that guy’s boxes to my house in Baltimore. All I had to do was peel off the international label, slap a domestic USPS Priority Mail label on it, and drop it at the post office. In exchange, Spartak would take care of me on my personal gear.</w:t>
+      </w:r>
+      <w:r>
+        <w:t xml:space="preserve"> </w:t>
+      </w:r>
+    </w:p>
+    <w:p>
+      <w:pPr>
+        <w:pStyle w:val="BodyText"/>
+      </w:pPr>
+      <w:r>
+        <w:t xml:space="preserve">I ran the math in about three seconds. I wasn’t standing on a corner. I wasn’t dealing in locker rooms. I was just dropping a box in the mail.</w:t>
+      </w:r>
+    </w:p>
+    <w:p>
+      <w:pPr>
+        <w:pStyle w:val="BodyText"/>
+      </w:pPr>
+      <w:r>
+        <w:t xml:space="preserve">“Sure,”</w:t>
       </w:r>
       <w:r>
         <w:t xml:space="preserve"> </w:t>
@@ -6773,7 +5628,7 @@
         <w:pStyle w:val="BodyText"/>
       </w:pPr>
       <w:r>
-        <w:t xml:space="preserve">It started with one package. I re-boxed it, mailed it, and got my free cycle. But Spartak was a smart businessman, and he realized he had just found a reliable, disciplined contact in the States. I wasn’t some flaky gym rat who dipped into the product; I showed up on time and followed instructions.</w:t>
+        <w:t xml:space="preserve">It started with one package. I re-boxed it, mailed it, and got my cycle. But Spartak was a smart businessman, and he realized he had just found a reliable, disciplined contact in the States. I wasn’t some flaky gym rat who dipped into the product; I showed up on time and followed instructions.</w:t>
       </w:r>
     </w:p>
     <w:p>
@@ -6789,6 +5644,14 @@
         <w:pStyle w:val="BodyText"/>
       </w:pPr>
       <w:r>
+        <w:t xml:space="preserve">My own gear became free as it got larger. In fact, at the peak he gave me a shit load of free stuff. That’s when I started selling it as a side quest.</w:t>
+      </w:r>
+    </w:p>
+    <w:p>
+      <w:pPr>
+        <w:pStyle w:val="BodyText"/>
+      </w:pPr>
+      <w:r>
         <w:t xml:space="preserve">To get that kind of volume through JFK Airport in New York, Spartak had a guy on the inside at U.S. Customs who pushed our boxes straight through without a second look. Even then, the packaging was wild.</w:t>
       </w:r>
     </w:p>
@@ -6804,8 +5667,8 @@
       </w:r>
       <w:r>
         <w:rPr>
+          <w:i/>
           <w:iCs/>
-          <w:i/>
         </w:rPr>
         <w:t xml:space="preserve">HAPPY BIRTHDAY</w:t>
       </w:r>
@@ -6827,8 +5690,8 @@
       </w:pPr>
       <w:r>
         <w:rPr>
+          <w:i/>
           <w:iCs/>
-          <w:i/>
         </w:rPr>
         <w:t xml:space="preserve">Pssssht.</w:t>
       </w:r>
@@ -6869,8 +5732,8 @@
       </w:r>
       <w:r>
         <w:rPr>
+          <w:i/>
           <w:iCs/>
-          <w:i/>
         </w:rPr>
         <w:t xml:space="preserve">Bad Boy Pharmaceuticals</w:t>
       </w:r>
@@ -6882,8 +5745,8 @@
       </w:r>
       <w:r>
         <w:rPr>
+          <w:i/>
           <w:iCs/>
-          <w:i/>
         </w:rPr>
         <w:t xml:space="preserve">Professional Street Nigga</w:t>
       </w:r>
@@ -6906,8 +5769,8 @@
         </w:pict>
       </w:r>
     </w:p>
-    <w:bookmarkEnd w:id="38"/>
-    <w:bookmarkStart w:id="39" w:name="X19e983f3f874ad32ae8ba117be84d5bf708d1aa"/>
+    <w:bookmarkEnd w:id="27"/>
+    <w:bookmarkStart w:id="28" w:name="X19e983f3f874ad32ae8ba117be84d5bf708d1aa"/>
     <w:p>
       <w:pPr>
         <w:pStyle w:val="Heading1"/>
@@ -6982,13 +5845,7 @@
         <w:t xml:space="preserve"> </w:t>
       </w:r>
       <w:r>
-        <w:t xml:space="preserve">“</w:t>
-      </w:r>
-      <w:r>
-        <w:t xml:space="preserve">Orange</w:t>
-      </w:r>
-      <w:r>
-        <w:t xml:space="preserve">”</w:t>
+        <w:t xml:space="preserve">“Orange”</w:t>
       </w:r>
       <w:r>
         <w:t xml:space="preserve"> </w:t>
@@ -7008,19 +5865,21 @@
         <w:t xml:space="preserve"> </w:t>
       </w:r>
       <w:r>
-        <w:t xml:space="preserve">“</w:t>
-      </w:r>
-      <w:r>
-        <w:t xml:space="preserve">Kingpin’s</w:t>
-      </w:r>
-      <w:r>
-        <w:t xml:space="preserve">”</w:t>
+        <w:t xml:space="preserve">“Kingpin’s”</w:t>
       </w:r>
       <w:r>
         <w:t xml:space="preserve"> </w:t>
       </w:r>
       <w:r>
         <w:t xml:space="preserve">fortune, they never found the Orange account. They never got a dime of that money.</w:t>
+      </w:r>
+    </w:p>
+    <w:p>
+      <w:pPr>
+        <w:pStyle w:val="BodyText"/>
+      </w:pPr>
+      <w:r>
+        <w:t xml:space="preserve">Then the guy at JFK who was in on the take got popped. A master carton got opened, and that set everything in motion.</w:t>
       </w:r>
     </w:p>
     <w:p>
@@ -7030,8 +5889,8 @@
         </w:pict>
       </w:r>
     </w:p>
-    <w:bookmarkEnd w:id="39"/>
-    <w:bookmarkStart w:id="40" w:name="X1e7e20419cfd40fc63ea7ac02eb7819a84ac037"/>
+    <w:bookmarkEnd w:id="28"/>
+    <w:bookmarkStart w:id="29" w:name="X1e7e20419cfd40fc63ea7ac02eb7819a84ac037"/>
     <w:p>
       <w:pPr>
         <w:pStyle w:val="Heading1"/>
@@ -7138,13 +5997,7 @@
         <w:t xml:space="preserve"> </w:t>
       </w:r>
       <w:r>
-        <w:t xml:space="preserve">“</w:t>
-      </w:r>
-      <w:r>
-        <w:t xml:space="preserve">What’s wrong?</w:t>
-      </w:r>
-      <w:r>
-        <w:t xml:space="preserve">”</w:t>
+        <w:t xml:space="preserve">“What’s wrong?”</w:t>
       </w:r>
       <w:r>
         <w:t xml:space="preserve"> </w:t>
@@ -7174,25 +6027,13 @@
         <w:pStyle w:val="BodyText"/>
       </w:pPr>
       <w:r>
-        <w:t xml:space="preserve">“</w:t>
-      </w:r>
-      <w:r>
-        <w:t xml:space="preserve">Don’t move, motherfucker!</w:t>
-      </w:r>
-      <w:r>
-        <w:t xml:space="preserve">”</w:t>
-      </w:r>
-      <w:r>
-        <w:t xml:space="preserve"> </w:t>
-      </w:r>
-      <w:r>
-        <w:t xml:space="preserve">“</w:t>
-      </w:r>
-      <w:r>
-        <w:t xml:space="preserve">Get down, motherfucker!</w:t>
-      </w:r>
-      <w:r>
-        <w:t xml:space="preserve">”</w:t>
+        <w:t xml:space="preserve">“Don’t move, motherfucker!”</w:t>
+      </w:r>
+      <w:r>
+        <w:t xml:space="preserve"> </w:t>
+      </w:r>
+      <w:r>
+        <w:t xml:space="preserve">“Get down, motherfucker!”</w:t>
       </w:r>
     </w:p>
     <w:p>
@@ -7222,13 +6063,7 @@
         <w:t xml:space="preserve"> </w:t>
       </w:r>
       <w:r>
-        <w:t xml:space="preserve">“</w:t>
-      </w:r>
-      <w:r>
-        <w:t xml:space="preserve">investigation</w:t>
-      </w:r>
-      <w:r>
-        <w:t xml:space="preserve">”</w:t>
+        <w:t xml:space="preserve">“investigation”</w:t>
       </w:r>
       <w:r>
         <w:t xml:space="preserve"> </w:t>
@@ -7272,13 +6107,7 @@
         <w:t xml:space="preserve"> </w:t>
       </w:r>
       <w:r>
-        <w:t xml:space="preserve">“</w:t>
-      </w:r>
-      <w:r>
-        <w:t xml:space="preserve">Where’s the money?</w:t>
-      </w:r>
-      <w:r>
-        <w:t xml:space="preserve">”</w:t>
+        <w:t xml:space="preserve">“Where’s the money?”</w:t>
       </w:r>
     </w:p>
     <w:p>
@@ -7292,13 +6121,7 @@
         <w:t xml:space="preserve"> </w:t>
       </w:r>
       <w:r>
-        <w:t xml:space="preserve">“</w:t>
-      </w:r>
-      <w:r>
-        <w:t xml:space="preserve">Kingpin</w:t>
-      </w:r>
-      <w:r>
-        <w:t xml:space="preserve">”</w:t>
+        <w:t xml:space="preserve">“Kingpin”</w:t>
       </w:r>
       <w:r>
         <w:t xml:space="preserve"> </w:t>
@@ -7312,13 +6135,7 @@
         <w:pStyle w:val="BodyText"/>
       </w:pPr>
       <w:r>
-        <w:t xml:space="preserve">“</w:t>
-      </w:r>
-      <w:r>
-        <w:t xml:space="preserve">We know you got money,</w:t>
-      </w:r>
-      <w:r>
-        <w:t xml:space="preserve">”</w:t>
+        <w:t xml:space="preserve">“We know you got money,”</w:t>
       </w:r>
       <w:r>
         <w:t xml:space="preserve"> </w:t>
@@ -7340,13 +6157,7 @@
         <w:pStyle w:val="BodyText"/>
       </w:pPr>
       <w:r>
-        <w:t xml:space="preserve">“</w:t>
-      </w:r>
-      <w:r>
-        <w:t xml:space="preserve">Get a shovel,</w:t>
-      </w:r>
-      <w:r>
-        <w:t xml:space="preserve">”</w:t>
+        <w:t xml:space="preserve">“Get a shovel,”</w:t>
       </w:r>
       <w:r>
         <w:t xml:space="preserve"> </w:t>
@@ -7358,13 +6169,7 @@
         <w:t xml:space="preserve"> </w:t>
       </w:r>
       <w:r>
-        <w:t xml:space="preserve">“</w:t>
-      </w:r>
-      <w:r>
-        <w:t xml:space="preserve">and start digging.</w:t>
-      </w:r>
-      <w:r>
-        <w:t xml:space="preserve">”</w:t>
+        <w:t xml:space="preserve">“and start digging.”</w:t>
       </w:r>
     </w:p>
     <w:p>
@@ -7402,13 +6207,7 @@
         <w:t xml:space="preserve"> </w:t>
       </w:r>
       <w:r>
-        <w:t xml:space="preserve">“</w:t>
-      </w:r>
-      <w:r>
-        <w:t xml:space="preserve">rough ride.</w:t>
-      </w:r>
-      <w:r>
-        <w:t xml:space="preserve">”</w:t>
+        <w:t xml:space="preserve">“rough ride.”</w:t>
       </w:r>
       <w:r>
         <w:t xml:space="preserve"> </w:t>
@@ -7454,13 +6253,7 @@
         <w:pStyle w:val="BodyText"/>
       </w:pPr>
       <w:r>
-        <w:t xml:space="preserve">“</w:t>
-      </w:r>
-      <w:r>
-        <w:t xml:space="preserve">Who cuffed you?</w:t>
-      </w:r>
-      <w:r>
-        <w:t xml:space="preserve">”</w:t>
+        <w:t xml:space="preserve">“Who cuffed you?”</w:t>
       </w:r>
       <w:r>
         <w:t xml:space="preserve"> </w:t>
@@ -7474,41 +6267,23 @@
         <w:pStyle w:val="BodyText"/>
       </w:pPr>
       <w:r>
-        <w:t xml:space="preserve">“</w:t>
-      </w:r>
-      <w:r>
-        <w:t xml:space="preserve">I don’t know.</w:t>
-      </w:r>
-      <w:r>
-        <w:t xml:space="preserve">”</w:t>
-      </w:r>
-    </w:p>
-    <w:p>
-      <w:pPr>
-        <w:pStyle w:val="BodyText"/>
-      </w:pPr>
-      <w:r>
-        <w:t xml:space="preserve">“</w:t>
-      </w:r>
-      <w:r>
-        <w:t xml:space="preserve">How did you get the cuffs in front of you?</w:t>
-      </w:r>
-      <w:r>
-        <w:t xml:space="preserve">”</w:t>
-      </w:r>
-    </w:p>
-    <w:p>
-      <w:pPr>
-        <w:pStyle w:val="BodyText"/>
-      </w:pPr>
-      <w:r>
-        <w:t xml:space="preserve">“</w:t>
-      </w:r>
-      <w:r>
-        <w:t xml:space="preserve">I just slid them over.</w:t>
-      </w:r>
-      <w:r>
-        <w:t xml:space="preserve">”</w:t>
+        <w:t xml:space="preserve">“I don’t know.”</w:t>
+      </w:r>
+    </w:p>
+    <w:p>
+      <w:pPr>
+        <w:pStyle w:val="BodyText"/>
+      </w:pPr>
+      <w:r>
+        <w:t xml:space="preserve">“How did you get the cuffs in front of you?”</w:t>
+      </w:r>
+    </w:p>
+    <w:p>
+      <w:pPr>
+        <w:pStyle w:val="BodyText"/>
+      </w:pPr>
+      <w:r>
+        <w:t xml:space="preserve">“I just slid them over.”</w:t>
       </w:r>
     </w:p>
     <w:p>
@@ -7547,8 +6322,8 @@
       </w:r>
       <w:r>
         <w:rPr>
+          <w:i/>
           <w:iCs/>
-          <w:i/>
         </w:rPr>
         <w:t xml:space="preserve">Using an Alias.</w:t>
       </w:r>
@@ -7580,13 +6355,7 @@
         <w:pStyle w:val="BodyText"/>
       </w:pPr>
       <w:r>
-        <w:t xml:space="preserve">“</w:t>
-      </w:r>
-      <w:r>
-        <w:t xml:space="preserve">Are you a knocker, yo?</w:t>
-      </w:r>
-      <w:r>
-        <w:t xml:space="preserve">”</w:t>
+        <w:t xml:space="preserve">“Are you a knocker, yo?”</w:t>
       </w:r>
       <w:r>
         <w:t xml:space="preserve"> </w:t>
@@ -7600,13 +6369,7 @@
         <w:pStyle w:val="BodyText"/>
       </w:pPr>
       <w:r>
-        <w:t xml:space="preserve">“</w:t>
-      </w:r>
-      <w:r>
-        <w:t xml:space="preserve">I don’t know what a knocker is,</w:t>
-      </w:r>
-      <w:r>
-        <w:t xml:space="preserve">”</w:t>
+        <w:t xml:space="preserve">“I don’t know what a knocker is,”</w:t>
       </w:r>
       <w:r>
         <w:t xml:space="preserve"> </w:t>
@@ -7618,13 +6381,7 @@
         <w:t xml:space="preserve"> </w:t>
       </w:r>
       <w:r>
-        <w:t xml:space="preserve">“</w:t>
-      </w:r>
-      <w:r>
-        <w:t xml:space="preserve">I’ve been out of the loop a while.</w:t>
-      </w:r>
-      <w:r>
-        <w:t xml:space="preserve">”</w:t>
+        <w:t xml:space="preserve">“I’ve been out of the loop a while.”</w:t>
       </w:r>
     </w:p>
     <w:p>
@@ -7638,13 +6395,7 @@
         <w:t xml:space="preserve"> </w:t>
       </w:r>
       <w:r>
-        <w:t xml:space="preserve">“</w:t>
-      </w:r>
-      <w:r>
-        <w:t xml:space="preserve">knocker,</w:t>
-      </w:r>
-      <w:r>
-        <w:t xml:space="preserve">”</w:t>
+        <w:t xml:space="preserve">“knocker,”</w:t>
       </w:r>
       <w:r>
         <w:t xml:space="preserve"> </w:t>
@@ -7672,13 +6423,7 @@
         <w:t xml:space="preserve"> </w:t>
       </w:r>
       <w:r>
-        <w:t xml:space="preserve">“</w:t>
-      </w:r>
-      <w:r>
-        <w:t xml:space="preserve">Thompson.</w:t>
-      </w:r>
-      <w:r>
-        <w:t xml:space="preserve">”</w:t>
+        <w:t xml:space="preserve">“Thompson.”</w:t>
       </w:r>
     </w:p>
     <w:p>
@@ -7718,13 +6463,7 @@
         <w:pStyle w:val="BodyText"/>
       </w:pPr>
       <w:r>
-        <w:t xml:space="preserve">“</w:t>
-      </w:r>
-      <w:r>
-        <w:t xml:space="preserve">Damn, yo,</w:t>
-      </w:r>
-      <w:r>
-        <w:t xml:space="preserve">”</w:t>
+        <w:t xml:space="preserve">“Damn, yo,”</w:t>
       </w:r>
       <w:r>
         <w:t xml:space="preserve"> </w:t>
@@ -7736,13 +6475,7 @@
         <w:t xml:space="preserve"> </w:t>
       </w:r>
       <w:r>
-        <w:t xml:space="preserve">“</w:t>
-      </w:r>
-      <w:r>
-        <w:t xml:space="preserve">You better grab a Snickers. Cause you gonna be here a minute.</w:t>
-      </w:r>
-      <w:r>
-        <w:t xml:space="preserve">”</w:t>
+        <w:t xml:space="preserve">“You better grab a Snickers. Cause you gonna be here a minute.”</w:t>
       </w:r>
     </w:p>
     <w:p>
@@ -7756,13 +6489,7 @@
         <w:t xml:space="preserve"> </w:t>
       </w:r>
       <w:r>
-        <w:t xml:space="preserve">“</w:t>
-      </w:r>
-      <w:r>
-        <w:t xml:space="preserve">Yo, that’s Osama Bin Laden’s cousin, yo.</w:t>
-      </w:r>
-      <w:r>
-        <w:t xml:space="preserve">”</w:t>
+        <w:t xml:space="preserve">“Yo, that’s Osama Bin Laden’s cousin, yo.”</w:t>
       </w:r>
     </w:p>
     <w:p>
@@ -7788,8 +6515,8 @@
         </w:pict>
       </w:r>
     </w:p>
-    <w:bookmarkEnd w:id="40"/>
-    <w:bookmarkStart w:id="41" w:name="chapter-17-castle-grayskull"/>
+    <w:bookmarkEnd w:id="29"/>
+    <w:bookmarkStart w:id="30" w:name="chapter-17-castle-grayskull"/>
     <w:p>
       <w:pPr>
         <w:pStyle w:val="Heading1"/>
@@ -7832,13 +6559,7 @@
         <w:t xml:space="preserve"> </w:t>
       </w:r>
       <w:r>
-        <w:t xml:space="preserve">“</w:t>
-      </w:r>
-      <w:r>
-        <w:t xml:space="preserve">threat to myself and others.</w:t>
-      </w:r>
-      <w:r>
-        <w:t xml:space="preserve">”</w:t>
+        <w:t xml:space="preserve">“threat to myself and others.”</w:t>
       </w:r>
       <w:r>
         <w:t xml:space="preserve"> </w:t>
@@ -7866,13 +6587,7 @@
         <w:t xml:space="preserve"> </w:t>
       </w:r>
       <w:r>
-        <w:t xml:space="preserve">“</w:t>
-      </w:r>
-      <w:r>
-        <w:t xml:space="preserve">box.</w:t>
-      </w:r>
-      <w:r>
-        <w:t xml:space="preserve">”</w:t>
+        <w:t xml:space="preserve">“box.”</w:t>
       </w:r>
       <w:r>
         <w:t xml:space="preserve"> </w:t>
@@ -7900,13 +6615,7 @@
         <w:t xml:space="preserve"> </w:t>
       </w:r>
       <w:r>
-        <w:t xml:space="preserve">“</w:t>
-      </w:r>
-      <w:r>
-        <w:t xml:space="preserve">Killer K</w:t>
-      </w:r>
-      <w:r>
-        <w:t xml:space="preserve">”</w:t>
+        <w:t xml:space="preserve">“Killer K”</w:t>
       </w:r>
       <w:r>
         <w:t xml:space="preserve"> </w:t>
@@ -7958,13 +6667,7 @@
         <w:t xml:space="preserve"> </w:t>
       </w:r>
       <w:r>
-        <w:t xml:space="preserve">“</w:t>
-      </w:r>
-      <w:r>
-        <w:t xml:space="preserve">Wait just a second.</w:t>
-      </w:r>
-      <w:r>
-        <w:t xml:space="preserve">”</w:t>
+        <w:t xml:space="preserve">“Wait just a second.”</w:t>
       </w:r>
     </w:p>
     <w:p>
@@ -7973,8 +6676,8 @@
       </w:pPr>
       <w:r>
         <w:rPr>
+          <w:i/>
           <w:iCs/>
-          <w:i/>
         </w:rPr>
         <w:t xml:space="preserve">Boom.</w:t>
       </w:r>
@@ -8006,13 +6709,7 @@
         <w:pStyle w:val="BodyText"/>
       </w:pPr>
       <w:r>
-        <w:t xml:space="preserve">“</w:t>
-      </w:r>
-      <w:r>
-        <w:t xml:space="preserve">These white boys are from the same streets,</w:t>
-      </w:r>
-      <w:r>
-        <w:t xml:space="preserve">”</w:t>
+        <w:t xml:space="preserve">“These white boys are from the same streets,”</w:t>
       </w:r>
       <w:r>
         <w:t xml:space="preserve"> </w:t>
@@ -8024,13 +6721,7 @@
         <w:t xml:space="preserve"> </w:t>
       </w:r>
       <w:r>
-        <w:t xml:space="preserve">“</w:t>
-      </w:r>
-      <w:r>
-        <w:t xml:space="preserve">Watch yo ass.</w:t>
-      </w:r>
-      <w:r>
-        <w:t xml:space="preserve">”</w:t>
+        <w:t xml:space="preserve">“Watch yo ass.”</w:t>
       </w:r>
     </w:p>
     <w:p>
@@ -8060,13 +6751,7 @@
         <w:t xml:space="preserve"> </w:t>
       </w:r>
       <w:r>
-        <w:t xml:space="preserve">“</w:t>
-      </w:r>
-      <w:r>
-        <w:t xml:space="preserve">This case is complex, with international ties and complications beyond a district court.</w:t>
-      </w:r>
-      <w:r>
-        <w:t xml:space="preserve">”</w:t>
+        <w:t xml:space="preserve">“This case is complex, with international ties and complications beyond a district court.”</w:t>
       </w:r>
       <w:r>
         <w:t xml:space="preserve"> </w:t>
@@ -8088,13 +6773,7 @@
         <w:pStyle w:val="BodyText"/>
       </w:pPr>
       <w:r>
-        <w:t xml:space="preserve">“</w:t>
-      </w:r>
-      <w:r>
-        <w:t xml:space="preserve">Your Honor, Mr. Thompson is a veteran of the Air Force Special Operations Command,</w:t>
-      </w:r>
-      <w:r>
-        <w:t xml:space="preserve">”</w:t>
+        <w:t xml:space="preserve">“Your Honor, Mr. Thompson is a veteran of the Air Force Special Operations Command,”</w:t>
       </w:r>
       <w:r>
         <w:t xml:space="preserve"> </w:t>
@@ -8106,13 +6785,7 @@
         <w:t xml:space="preserve"> </w:t>
       </w:r>
       <w:r>
-        <w:t xml:space="preserve">“</w:t>
-      </w:r>
-      <w:r>
-        <w:t xml:space="preserve">He has a passport stamped around the world. He has international connections. We fear if he is released, he has the know-how and the global connections to disappear, and will never be found again.</w:t>
-      </w:r>
-      <w:r>
-        <w:t xml:space="preserve">”</w:t>
+        <w:t xml:space="preserve">“He has a passport stamped around the world. He has international connections. We fear if he is released, he has the know-how and the global connections to disappear, and will never be found again.”</w:t>
       </w:r>
     </w:p>
     <w:p>
@@ -8134,13 +6807,7 @@
         <w:t xml:space="preserve"> </w:t>
       </w:r>
       <w:r>
-        <w:t xml:space="preserve">‘</w:t>
-      </w:r>
-      <w:r>
-        <w:t xml:space="preserve">No bail.</w:t>
-      </w:r>
-      <w:r>
-        <w:t xml:space="preserve">’</w:t>
+        <w:t xml:space="preserve">‘No bail.’</w:t>
       </w:r>
       <w:r>
         <w:t xml:space="preserve"> </w:t>
@@ -8152,13 +6819,7 @@
         <w:t xml:space="preserve"> </w:t>
       </w:r>
       <w:r>
-        <w:t xml:space="preserve">‘</w:t>
-      </w:r>
-      <w:r>
-        <w:t xml:space="preserve">Killer K</w:t>
-      </w:r>
-      <w:r>
-        <w:t xml:space="preserve">’</w:t>
+        <w:t xml:space="preserve">‘Killer K’</w:t>
       </w:r>
       <w:r>
         <w:t xml:space="preserve"> </w:t>
@@ -8203,14 +6864,14 @@
       </w:r>
       <w:r>
         <w:rPr>
+          <w:i/>
           <w:iCs/>
-          <w:i/>
         </w:rPr>
         <w:t xml:space="preserve">Who the fuck is this guy?</w:t>
       </w:r>
     </w:p>
-    <w:bookmarkEnd w:id="41"/>
-    <w:bookmarkStart w:id="42" w:name="chapter-18-the-plea-deal"/>
+    <w:bookmarkEnd w:id="30"/>
+    <w:bookmarkStart w:id="31" w:name="chapter-18-the-plea-deal"/>
     <w:p>
       <w:pPr>
         <w:pStyle w:val="Heading1"/>
@@ -8287,13 +6948,7 @@
         <w:pStyle w:val="BodyText"/>
       </w:pPr>
       <w:r>
-        <w:t xml:space="preserve">“</w:t>
-      </w:r>
-      <w:r>
-        <w:t xml:space="preserve">If you fight this in court,</w:t>
-      </w:r>
-      <w:r>
-        <w:t xml:space="preserve">”</w:t>
+        <w:t xml:space="preserve">“If you fight this in court,”</w:t>
       </w:r>
       <w:r>
         <w:t xml:space="preserve"> </w:t>
@@ -8305,13 +6960,7 @@
         <w:t xml:space="preserve"> </w:t>
       </w:r>
       <w:r>
-        <w:t xml:space="preserve">“</w:t>
-      </w:r>
-      <w:r>
-        <w:t xml:space="preserve">and you lose, we will stack the charges. We will make sure you never see the outside again.</w:t>
-      </w:r>
-      <w:r>
-        <w:t xml:space="preserve">”</w:t>
+        <w:t xml:space="preserve">“and you lose, we will stack the charges. We will make sure you never see the outside again.”</w:t>
       </w:r>
     </w:p>
     <w:p>
@@ -8333,13 +6982,7 @@
         <w:t xml:space="preserve"> </w:t>
       </w:r>
       <w:r>
-        <w:t xml:space="preserve">“</w:t>
-      </w:r>
-      <w:r>
-        <w:t xml:space="preserve">Kingpin.</w:t>
-      </w:r>
-      <w:r>
-        <w:t xml:space="preserve">”</w:t>
+        <w:t xml:space="preserve">“Kingpin.”</w:t>
       </w:r>
     </w:p>
     <w:p>
@@ -8402,8 +7045,8 @@
       </w:r>
       <w:r>
         <w:rPr>
+          <w:i/>
           <w:iCs/>
-          <w:i/>
         </w:rPr>
         <w:t xml:space="preserve">Be respectful. Just take it.</w:t>
       </w:r>
@@ -8429,13 +7072,7 @@
         <w:pStyle w:val="BodyText"/>
       </w:pPr>
       <w:r>
-        <w:t xml:space="preserve">“</w:t>
-      </w:r>
-      <w:r>
-        <w:t xml:space="preserve">Your crime was one of intelligence and guile,</w:t>
-      </w:r>
-      <w:r>
-        <w:t xml:space="preserve">”</w:t>
+        <w:t xml:space="preserve">“Your crime was one of intelligence and guile,”</w:t>
       </w:r>
       <w:r>
         <w:t xml:space="preserve"> </w:t>
@@ -8447,13 +7084,7 @@
         <w:t xml:space="preserve"> </w:t>
       </w:r>
       <w:r>
-        <w:t xml:space="preserve">“</w:t>
-      </w:r>
-      <w:r>
-        <w:t xml:space="preserve">You possess a degree of intelligence and guile that makes you the most dangerous man in this courtroom.</w:t>
-      </w:r>
-      <w:r>
-        <w:t xml:space="preserve">”</w:t>
+        <w:t xml:space="preserve">“You possess a degree of intelligence and guile that makes you the most dangerous man in this courtroom.”</w:t>
       </w:r>
     </w:p>
     <w:p>
@@ -8468,8 +7099,8 @@
       </w:r>
       <w:r>
         <w:rPr>
+          <w:i/>
           <w:iCs/>
-          <w:i/>
         </w:rPr>
         <w:t xml:space="preserve">Who the fuck is this guy, Hannibal Lecter?</w:t>
       </w:r>
@@ -8512,8 +7143,8 @@
       </w:pPr>
       <w:r>
         <w:rPr>
+          <w:b/>
           <w:bCs/>
-          <w:b/>
         </w:rPr>
         <w:t xml:space="preserve">Case Number:</w:t>
       </w:r>
@@ -8528,8 +7159,8 @@
       </w:r>
       <w:r>
         <w:rPr>
+          <w:b/>
           <w:bCs/>
-          <w:b/>
         </w:rPr>
         <w:t xml:space="preserve">Case Title:</w:t>
       </w:r>
@@ -8544,8 +7175,8 @@
       </w:r>
       <w:r>
         <w:rPr>
+          <w:b/>
           <w:bCs/>
-          <w:b/>
         </w:rPr>
         <w:t xml:space="preserve">Court:</w:t>
       </w:r>
@@ -8560,8 +7191,8 @@
       </w:r>
       <w:r>
         <w:rPr>
+          <w:b/>
           <w:bCs/>
-          <w:b/>
         </w:rPr>
         <w:t xml:space="preserve">Charge:</w:t>
       </w:r>
@@ -8576,8 +7207,8 @@
       </w:r>
       <w:r>
         <w:rPr>
+          <w:b/>
           <w:bCs/>
-          <w:b/>
         </w:rPr>
         <w:t xml:space="preserve">Plea:</w:t>
       </w:r>
@@ -8592,8 +7223,8 @@
       </w:r>
       <w:r>
         <w:rPr>
+          <w:b/>
           <w:bCs/>
-          <w:b/>
         </w:rPr>
         <w:t xml:space="preserve">Disposition:</w:t>
       </w:r>
@@ -8608,8 +7239,8 @@
       </w:r>
       <w:r>
         <w:rPr>
+          <w:b/>
           <w:bCs/>
-          <w:b/>
         </w:rPr>
         <w:t xml:space="preserve">Sentence:</w:t>
       </w:r>
@@ -8624,8 +7255,8 @@
       </w:r>
       <w:r>
         <w:rPr>
+          <w:b/>
           <w:bCs/>
-          <w:b/>
         </w:rPr>
         <w:t xml:space="preserve">Probation Supervised:</w:t>
       </w:r>
@@ -8667,8 +7298,8 @@
         </w:pict>
       </w:r>
     </w:p>
-    <w:bookmarkEnd w:id="42"/>
-    <w:bookmarkStart w:id="43" w:name="chapter-19-hiding-the-hardware"/>
+    <w:bookmarkEnd w:id="31"/>
+    <w:bookmarkStart w:id="32" w:name="chapter-19-hiding-the-hardware"/>
     <w:p>
       <w:pPr>
         <w:pStyle w:val="Heading1"/>
@@ -8849,13 +7480,7 @@
         <w:pStyle w:val="BodyText"/>
       </w:pPr>
       <w:r>
-        <w:t xml:space="preserve">“</w:t>
-      </w:r>
-      <w:r>
-        <w:t xml:space="preserve">Would this be a problem?</w:t>
-      </w:r>
-      <w:r>
-        <w:t xml:space="preserve">”</w:t>
+        <w:t xml:space="preserve">“Would this be a problem?”</w:t>
       </w:r>
       <w:r>
         <w:t xml:space="preserve"> </w:t>
@@ -8885,13 +7510,7 @@
         <w:pStyle w:val="BodyText"/>
       </w:pPr>
       <w:r>
-        <w:t xml:space="preserve">“</w:t>
-      </w:r>
-      <w:r>
-        <w:t xml:space="preserve">Everyone deserves a second chance,</w:t>
-      </w:r>
-      <w:r>
-        <w:t xml:space="preserve">”</w:t>
+        <w:t xml:space="preserve">“Everyone deserves a second chance,”</w:t>
       </w:r>
       <w:r>
         <w:t xml:space="preserve"> </w:t>
@@ -8903,27 +7522,15 @@
         <w:t xml:space="preserve"> </w:t>
       </w:r>
       <w:r>
-        <w:t xml:space="preserve">“</w:t>
-      </w:r>
-      <w:r>
-        <w:t xml:space="preserve">Are you done with whatever got you that device on your leg?</w:t>
-      </w:r>
-      <w:r>
-        <w:t xml:space="preserve">”</w:t>
-      </w:r>
-    </w:p>
-    <w:p>
-      <w:pPr>
-        <w:pStyle w:val="BodyText"/>
-      </w:pPr>
-      <w:r>
-        <w:t xml:space="preserve">“</w:t>
-      </w:r>
-      <w:r>
-        <w:t xml:space="preserve">Yes,</w:t>
-      </w:r>
-      <w:r>
-        <w:t xml:space="preserve">”</w:t>
+        <w:t xml:space="preserve">“Are you done with whatever got you that device on your leg?”</w:t>
+      </w:r>
+    </w:p>
+    <w:p>
+      <w:pPr>
+        <w:pStyle w:val="BodyText"/>
+      </w:pPr>
+      <w:r>
+        <w:t xml:space="preserve">“Yes,”</w:t>
       </w:r>
       <w:r>
         <w:t xml:space="preserve"> </w:t>
@@ -8937,13 +7544,7 @@
         <w:pStyle w:val="BodyText"/>
       </w:pPr>
       <w:r>
-        <w:t xml:space="preserve">“</w:t>
-      </w:r>
-      <w:r>
-        <w:t xml:space="preserve">Start Monday.</w:t>
-      </w:r>
-      <w:r>
-        <w:t xml:space="preserve">”</w:t>
+        <w:t xml:space="preserve">“Start Monday.”</w:t>
       </w:r>
     </w:p>
     <w:p>
@@ -8965,13 +7566,7 @@
         <w:t xml:space="preserve"> </w:t>
       </w:r>
       <w:r>
-        <w:t xml:space="preserve">“</w:t>
-      </w:r>
-      <w:r>
-        <w:t xml:space="preserve">fitness for service.</w:t>
-      </w:r>
-      <w:r>
-        <w:t xml:space="preserve">”</w:t>
+        <w:t xml:space="preserve">“fitness for service.”</w:t>
       </w:r>
       <w:r>
         <w:t xml:space="preserve"> </w:t>
@@ -9039,13 +7634,7 @@
         <w:t xml:space="preserve"> </w:t>
       </w:r>
       <w:r>
-        <w:t xml:space="preserve">“</w:t>
-      </w:r>
-      <w:r>
-        <w:t xml:space="preserve">Northrop Grumman</w:t>
-      </w:r>
-      <w:r>
-        <w:t xml:space="preserve">”</w:t>
+        <w:t xml:space="preserve">“Northrop Grumman”</w:t>
       </w:r>
       <w:r>
         <w:t xml:space="preserve"> </w:t>
@@ -9085,8 +7674,8 @@
         </w:pict>
       </w:r>
     </w:p>
-    <w:bookmarkEnd w:id="43"/>
-    <w:bookmarkStart w:id="44" w:name="chapter-20-did-i-win"/>
+    <w:bookmarkEnd w:id="32"/>
+    <w:bookmarkStart w:id="33" w:name="chapter-20-did-i-win"/>
     <w:p>
       <w:pPr>
         <w:pStyle w:val="Heading1"/>
@@ -9211,27 +7800,15 @@
         <w:pStyle w:val="BodyText"/>
       </w:pPr>
       <w:r>
-        <w:t xml:space="preserve">“</w:t>
-      </w:r>
-      <w:r>
-        <w:t xml:space="preserve">Did I win?</w:t>
-      </w:r>
-      <w:r>
-        <w:t xml:space="preserve">”</w:t>
-      </w:r>
-    </w:p>
-    <w:p>
-      <w:pPr>
-        <w:pStyle w:val="BodyText"/>
-      </w:pPr>
-      <w:r>
-        <w:t xml:space="preserve">“</w:t>
-      </w:r>
-      <w:r>
-        <w:t xml:space="preserve">No. Rick choked you out.</w:t>
-      </w:r>
-      <w:r>
-        <w:t xml:space="preserve">”</w:t>
+        <w:t xml:space="preserve">“Did I win?”</w:t>
+      </w:r>
+    </w:p>
+    <w:p>
+      <w:pPr>
+        <w:pStyle w:val="BodyText"/>
+      </w:pPr>
+      <w:r>
+        <w:t xml:space="preserve">“No. Rick choked you out.”</w:t>
       </w:r>
     </w:p>
     <w:p>
@@ -9247,13 +7824,7 @@
         <w:pStyle w:val="BodyText"/>
       </w:pPr>
       <w:r>
-        <w:t xml:space="preserve">“</w:t>
-      </w:r>
-      <w:r>
-        <w:t xml:space="preserve">Well shit,</w:t>
-      </w:r>
-      <w:r>
-        <w:t xml:space="preserve">”</w:t>
+        <w:t xml:space="preserve">“Well shit,”</w:t>
       </w:r>
       <w:r>
         <w:t xml:space="preserve"> </w:t>
@@ -9265,13 +7836,7 @@
         <w:t xml:space="preserve"> </w:t>
       </w:r>
       <w:r>
-        <w:t xml:space="preserve">“</w:t>
-      </w:r>
-      <w:r>
-        <w:t xml:space="preserve">Sign me up.</w:t>
-      </w:r>
-      <w:r>
-        <w:t xml:space="preserve">”</w:t>
+        <w:t xml:space="preserve">“Sign me up.”</w:t>
       </w:r>
     </w:p>
     <w:p>
@@ -9492,8 +8057,8 @@
       </w:pPr>
       <w:r>
         <w:rPr>
+          <w:i/>
           <w:iCs/>
-          <w:i/>
         </w:rPr>
         <w:t xml:space="preserve">Did I win?</w:t>
       </w:r>
@@ -9537,8 +8102,8 @@
         </w:pict>
       </w:r>
     </w:p>
-    <w:bookmarkEnd w:id="44"/>
-    <w:bookmarkStart w:id="45" w:name="X775f2a29f7a1b28efa5e1005506fa5be477b11f"/>
+    <w:bookmarkEnd w:id="33"/>
+    <w:bookmarkStart w:id="34" w:name="X775f2a29f7a1b28efa5e1005506fa5be477b11f"/>
     <w:p>
       <w:pPr>
         <w:pStyle w:val="Heading1"/>
@@ -9606,8 +8171,8 @@
       </w:r>
       <w:r>
         <w:rPr>
+          <w:i/>
           <w:iCs/>
-          <w:i/>
         </w:rPr>
         <w:t xml:space="preserve">I</w:t>
       </w:r>
@@ -9717,13 +8282,7 @@
         <w:t xml:space="preserve"> </w:t>
       </w:r>
       <w:r>
-        <w:t xml:space="preserve">“</w:t>
-      </w:r>
-      <w:r>
-        <w:t xml:space="preserve">time to grow up</w:t>
-      </w:r>
-      <w:r>
-        <w:t xml:space="preserve">”</w:t>
+        <w:t xml:space="preserve">“time to grow up”</w:t>
       </w:r>
       <w:r>
         <w:t xml:space="preserve"> </w:t>
@@ -9743,13 +8302,7 @@
         <w:t xml:space="preserve"> </w:t>
       </w:r>
       <w:r>
-        <w:t xml:space="preserve">“</w:t>
-      </w:r>
-      <w:r>
-        <w:t xml:space="preserve">I was a drug distribution node</w:t>
-      </w:r>
-      <w:r>
-        <w:t xml:space="preserve">”</w:t>
+        <w:t xml:space="preserve">“I was a drug distribution node”</w:t>
       </w:r>
       <w:r>
         <w:t xml:space="preserve"> </w:t>
@@ -9805,8 +8358,8 @@
         </w:pict>
       </w:r>
     </w:p>
-    <w:bookmarkEnd w:id="45"/>
-    <w:bookmarkStart w:id="46" w:name="chapter-22-the-linthicum-theater"/>
+    <w:bookmarkEnd w:id="34"/>
+    <w:bookmarkStart w:id="35" w:name="chapter-22-the-linthicum-theater"/>
     <w:p>
       <w:pPr>
         <w:pStyle w:val="Heading1"/>
@@ -9858,8 +8411,8 @@
       </w:r>
       <w:r>
         <w:rPr>
+          <w:i/>
           <w:iCs/>
-          <w:i/>
         </w:rPr>
         <w:t xml:space="preserve">Terminator</w:t>
       </w:r>
@@ -9905,13 +8458,7 @@
         <w:t xml:space="preserve"> </w:t>
       </w:r>
       <w:r>
-        <w:t xml:space="preserve">“</w:t>
-      </w:r>
-      <w:r>
-        <w:t xml:space="preserve">Shut the fuck up, white motherfucker, or I’ll fuck you up.</w:t>
-      </w:r>
-      <w:r>
-        <w:t xml:space="preserve">”</w:t>
+        <w:t xml:space="preserve">“Shut the fuck up, white motherfucker, or I’ll fuck you up.”</w:t>
       </w:r>
     </w:p>
     <w:p>
@@ -9959,13 +8506,7 @@
         <w:pStyle w:val="BodyText"/>
       </w:pPr>
       <w:r>
-        <w:t xml:space="preserve">“</w:t>
-      </w:r>
-      <w:r>
-        <w:t xml:space="preserve">If you don’t put that phone away,</w:t>
-      </w:r>
-      <w:r>
-        <w:t xml:space="preserve">”</w:t>
+        <w:t xml:space="preserve">“If you don’t put that phone away,”</w:t>
       </w:r>
       <w:r>
         <w:t xml:space="preserve"> </w:t>
@@ -9977,13 +8518,7 @@
         <w:t xml:space="preserve"> </w:t>
       </w:r>
       <w:r>
-        <w:t xml:space="preserve">“</w:t>
-      </w:r>
-      <w:r>
-        <w:t xml:space="preserve">I am going to choke you to death.</w:t>
-      </w:r>
-      <w:r>
-        <w:t xml:space="preserve">”</w:t>
+        <w:t xml:space="preserve">“I am going to choke you to death.”</w:t>
       </w:r>
     </w:p>
     <w:p>
@@ -10137,8 +8672,8 @@
         </w:pict>
       </w:r>
     </w:p>
-    <w:bookmarkEnd w:id="46"/>
-    <w:bookmarkStart w:id="47" w:name="chapter-23-spartan-technology"/>
+    <w:bookmarkEnd w:id="35"/>
+    <w:bookmarkStart w:id="36" w:name="chapter-23-spartan-technology"/>
     <w:p>
       <w:pPr>
         <w:pStyle w:val="Heading1"/>
@@ -10238,8 +8773,8 @@
       </w:r>
       <w:r>
         <w:rPr>
+          <w:i/>
           <w:iCs/>
-          <w:i/>
         </w:rPr>
         <w:t xml:space="preserve">my</w:t>
       </w:r>
@@ -10297,8 +8832,8 @@
         </w:pict>
       </w:r>
     </w:p>
-    <w:bookmarkEnd w:id="47"/>
-    <w:bookmarkStart w:id="48" w:name="X60b8a515d37633f6bafb891bf07c09e1b541969"/>
+    <w:bookmarkEnd w:id="36"/>
+    <w:bookmarkStart w:id="37" w:name="X60b8a515d37633f6bafb891bf07c09e1b541969"/>
     <w:p>
       <w:pPr>
         <w:pStyle w:val="Heading1"/>
@@ -10334,8 +8869,8 @@
       </w:r>
       <w:r>
         <w:rPr>
+          <w:i/>
           <w:iCs/>
-          <w:i/>
         </w:rPr>
         <w:t xml:space="preserve">how</w:t>
       </w:r>
@@ -10350,8 +8885,8 @@
       </w:r>
       <w:r>
         <w:rPr>
+          <w:i/>
           <w:iCs/>
-          <w:i/>
         </w:rPr>
         <w:t xml:space="preserve">when</w:t>
       </w:r>
@@ -10374,8 +8909,8 @@
       </w:r>
       <w:r>
         <w:rPr>
+          <w:b/>
           <w:bCs/>
-          <w:b/>
         </w:rPr>
         <w:t xml:space="preserve">TÜV Rheinland Functional Safety Engineer</w:t>
       </w:r>
@@ -10406,8 +8941,8 @@
       </w:r>
       <w:r>
         <w:rPr>
+          <w:b/>
           <w:bCs/>
-          <w:b/>
         </w:rPr>
         <w:t xml:space="preserve">Valero</w:t>
       </w:r>
@@ -10430,8 +8965,8 @@
       </w:r>
       <w:r>
         <w:rPr>
+          <w:b/>
           <w:bCs/>
-          <w:b/>
         </w:rPr>
         <w:t xml:space="preserve">12 thermocouples</w:t>
       </w:r>
@@ -10446,8 +8981,8 @@
       </w:r>
       <w:r>
         <w:rPr>
+          <w:b/>
           <w:bCs/>
-          <w:b/>
         </w:rPr>
         <w:t xml:space="preserve">2oo12</w:t>
       </w:r>
@@ -10462,8 +8997,8 @@
       </w:r>
       <w:r>
         <w:rPr>
+          <w:b/>
           <w:bCs/>
-          <w:b/>
         </w:rPr>
         <w:t xml:space="preserve">second-highest temperature reading</w:t>
       </w:r>
@@ -10486,8 +9021,8 @@
       </w:r>
       <w:r>
         <w:rPr>
+          <w:b/>
           <w:bCs/>
-          <w:b/>
         </w:rPr>
         <w:t xml:space="preserve">Triconex</w:t>
       </w:r>
@@ -10545,8 +9080,8 @@
         </w:pict>
       </w:r>
     </w:p>
-    <w:bookmarkEnd w:id="48"/>
-    <w:bookmarkStart w:id="49" w:name="X15d3e7498e56d655a94e21bafdc27fce26f59a3"/>
+    <w:bookmarkEnd w:id="37"/>
+    <w:bookmarkStart w:id="38" w:name="X15d3e7498e56d655a94e21bafdc27fce26f59a3"/>
     <w:p>
       <w:pPr>
         <w:pStyle w:val="Heading1"/>
@@ -10576,8 +9111,8 @@
       </w:pPr>
       <w:r>
         <w:rPr>
+          <w:b/>
           <w:bCs/>
-          <w:b/>
         </w:rPr>
         <w:t xml:space="preserve">Koch Industries</w:t>
       </w:r>
@@ -10592,8 +9127,8 @@
       </w:r>
       <w:r>
         <w:rPr>
+          <w:b/>
           <w:bCs/>
-          <w:b/>
         </w:rPr>
         <w:t xml:space="preserve">Koch Ag &amp; Energy</w:t>
       </w:r>
@@ -10608,8 +9143,8 @@
       </w:r>
       <w:r>
         <w:rPr>
+          <w:b/>
           <w:bCs/>
-          <w:b/>
         </w:rPr>
         <w:t xml:space="preserve">$1.7 billion</w:t>
       </w:r>
@@ -10641,13 +9176,7 @@
         <w:pStyle w:val="BodyText"/>
       </w:pPr>
       <w:r>
-        <w:t xml:space="preserve">“</w:t>
-      </w:r>
-      <w:r>
-        <w:t xml:space="preserve">I know you’re angry,</w:t>
-      </w:r>
-      <w:r>
-        <w:t xml:space="preserve">”</w:t>
+        <w:t xml:space="preserve">“I know you’re angry,”</w:t>
       </w:r>
       <w:r>
         <w:t xml:space="preserve"> </w:t>
@@ -10659,13 +9188,7 @@
         <w:t xml:space="preserve"> </w:t>
       </w:r>
       <w:r>
-        <w:t xml:space="preserve">“</w:t>
-      </w:r>
-      <w:r>
-        <w:t xml:space="preserve">But I’m going to be managing a piece of a 1.7 billion dollar budget. And the first thing I’m going to need is the best Functional Safety consultants in the world.</w:t>
-      </w:r>
-      <w:r>
-        <w:t xml:space="preserve">”</w:t>
+        <w:t xml:space="preserve">“But I’m going to be managing a piece of a 1.7 billion dollar budget. And the first thing I’m going to need is the best Functional Safety consultants in the world.”</w:t>
       </w:r>
     </w:p>
     <w:p>
@@ -10688,8 +9211,8 @@
       </w:r>
       <w:r>
         <w:rPr>
+          <w:b/>
           <w:bCs/>
-          <w:b/>
         </w:rPr>
         <w:t xml:space="preserve">Wichita, Kansas</w:t>
       </w:r>
@@ -10701,8 +9224,8 @@
       </w:r>
       <w:r>
         <w:rPr>
+          <w:b/>
           <w:bCs/>
-          <w:b/>
         </w:rPr>
         <w:t xml:space="preserve">OpEx Automation Group Leader</w:t>
       </w:r>
@@ -10738,8 +9261,8 @@
       </w:r>
       <w:r>
         <w:rPr>
+          <w:b/>
           <w:bCs/>
-          <w:b/>
         </w:rPr>
         <w:t xml:space="preserve">Director of Industrial Control System (ICS) Resilience</w:t>
       </w:r>
@@ -10765,8 +9288,8 @@
       </w:r>
       <w:r>
         <w:rPr>
+          <w:b/>
           <w:bCs/>
-          <w:b/>
         </w:rPr>
         <w:t xml:space="preserve">Cybersecurity</w:t>
       </w:r>
@@ -10787,8 +9310,8 @@
       </w:r>
       <w:r>
         <w:rPr>
+          <w:b/>
           <w:bCs/>
-          <w:b/>
         </w:rPr>
         <w:t xml:space="preserve">Functional Safety</w:t>
       </w:r>
@@ -10809,8 +9332,8 @@
       </w:r>
       <w:r>
         <w:rPr>
+          <w:b/>
           <w:bCs/>
-          <w:b/>
         </w:rPr>
         <w:t xml:space="preserve">Operations and OpEx</w:t>
       </w:r>
@@ -10833,8 +9356,8 @@
       </w:r>
       <w:r>
         <w:rPr>
+          <w:b/>
           <w:bCs/>
-          <w:b/>
         </w:rPr>
         <w:t xml:space="preserve">Disaster Recovery and Business Continuity (BCDR)</w:t>
       </w:r>
@@ -10849,8 +9372,8 @@
       </w:r>
       <w:r>
         <w:rPr>
+          <w:b/>
           <w:bCs/>
-          <w:b/>
         </w:rPr>
         <w:t xml:space="preserve">MIT Sloan School of Management</w:t>
       </w:r>
@@ -10876,8 +9399,8 @@
         </w:pict>
       </w:r>
     </w:p>
-    <w:bookmarkEnd w:id="49"/>
-    <w:bookmarkStart w:id="50" w:name="X324747ad7f8cf0477c91c6ee83f32ce2903b189"/>
+    <w:bookmarkEnd w:id="38"/>
+    <w:bookmarkStart w:id="39" w:name="X324747ad7f8cf0477c91c6ee83f32ce2903b189"/>
     <w:p>
       <w:pPr>
         <w:pStyle w:val="Heading1"/>
@@ -10913,8 +9436,8 @@
       </w:r>
       <w:r>
         <w:rPr>
+          <w:b/>
           <w:bCs/>
-          <w:b/>
         </w:rPr>
         <w:t xml:space="preserve">Wichita Jiu-Jitsu Club</w:t>
       </w:r>
@@ -10926,8 +9449,8 @@
       </w:r>
       <w:r>
         <w:rPr>
+          <w:b/>
           <w:bCs/>
-          <w:b/>
         </w:rPr>
         <w:t xml:space="preserve">Chris Haines</w:t>
       </w:r>
@@ -10947,8 +9470,8 @@
       </w:r>
       <w:r>
         <w:rPr>
+          <w:b/>
           <w:bCs/>
-          <w:b/>
         </w:rPr>
         <w:t xml:space="preserve">Purple Belt</w:t>
       </w:r>
@@ -10979,8 +9502,8 @@
       </w:r>
       <w:r>
         <w:rPr>
+          <w:b/>
           <w:bCs/>
-          <w:b/>
         </w:rPr>
         <w:t xml:space="preserve">President of Koch Specialty Plant Services (KSPS)</w:t>
       </w:r>
@@ -11007,13 +9530,7 @@
         <w:t xml:space="preserve"> </w:t>
       </w:r>
       <w:r>
-        <w:t xml:space="preserve">“</w:t>
-      </w:r>
-      <w:r>
-        <w:t xml:space="preserve">Michael, how do you handle challenging personalities?</w:t>
-      </w:r>
-      <w:r>
-        <w:t xml:space="preserve">”</w:t>
+        <w:t xml:space="preserve">“Michael, how do you handle challenging personalities?”</w:t>
       </w:r>
     </w:p>
     <w:p>
@@ -11045,13 +9562,7 @@
         <w:pStyle w:val="BodyText"/>
       </w:pPr>
       <w:r>
-        <w:t xml:space="preserve">“</w:t>
-      </w:r>
-      <w:r>
-        <w:t xml:space="preserve">Let me be frank,</w:t>
-      </w:r>
-      <w:r>
-        <w:t xml:space="preserve">”</w:t>
+        <w:t xml:space="preserve">“Let me be frank,”</w:t>
       </w:r>
       <w:r>
         <w:t xml:space="preserve"> </w:t>
@@ -11063,13 +9574,7 @@
         <w:t xml:space="preserve"> </w:t>
       </w:r>
       <w:r>
-        <w:t xml:space="preserve">“</w:t>
-      </w:r>
-      <w:r>
-        <w:t xml:space="preserve">You just don’t have enough gray hair.</w:t>
-      </w:r>
-      <w:r>
-        <w:t xml:space="preserve">”</w:t>
+        <w:t xml:space="preserve">“You just don’t have enough gray hair.”</w:t>
       </w:r>
     </w:p>
     <w:p>
@@ -11084,8 +9589,8 @@
       </w:r>
       <w:r>
         <w:rPr>
+          <w:b/>
           <w:bCs/>
-          <w:b/>
         </w:rPr>
         <w:t xml:space="preserve">Ceiling of Optics</w:t>
       </w:r>
@@ -11105,8 +9610,8 @@
       </w:r>
       <w:r>
         <w:rPr>
+          <w:b/>
           <w:bCs/>
-          <w:b/>
         </w:rPr>
         <w:t xml:space="preserve">Siemens Distributor</w:t>
       </w:r>
@@ -11122,13 +9627,7 @@
         <w:pStyle w:val="BodyText"/>
       </w:pPr>
       <w:r>
-        <w:t xml:space="preserve">“</w:t>
-      </w:r>
-      <w:r>
-        <w:t xml:space="preserve">I want you to be our Chief Engineer and Technology Officer,</w:t>
-      </w:r>
-      <w:r>
-        <w:t xml:space="preserve">”</w:t>
+        <w:t xml:space="preserve">“I want you to be our Chief Engineer and Technology Officer,”</w:t>
       </w:r>
       <w:r>
         <w:t xml:space="preserve"> </w:t>
@@ -11143,8 +9642,8 @@
       </w:pPr>
       <w:r>
         <w:rPr>
+          <w:b/>
           <w:bCs/>
-          <w:b/>
         </w:rPr>
         <w:t xml:space="preserve">CETO.</w:t>
       </w:r>
@@ -11167,8 +9666,8 @@
       </w:r>
       <w:r>
         <w:rPr>
+          <w:b/>
           <w:bCs/>
-          <w:b/>
         </w:rPr>
         <w:t xml:space="preserve">Houston</w:t>
       </w:r>
@@ -11183,8 +9682,8 @@
         </w:pict>
       </w:r>
     </w:p>
-    <w:bookmarkEnd w:id="50"/>
-    <w:bookmarkStart w:id="51" w:name="X514161ec862cc832585c269572ce3ebe99543cb"/>
+    <w:bookmarkEnd w:id="39"/>
+    <w:bookmarkStart w:id="40" w:name="X514161ec862cc832585c269572ce3ebe99543cb"/>
     <w:p>
       <w:pPr>
         <w:pStyle w:val="Heading1"/>
@@ -11220,8 +9719,8 @@
       </w:r>
       <w:r>
         <w:rPr>
+          <w:b/>
           <w:bCs/>
-          <w:b/>
         </w:rPr>
         <w:t xml:space="preserve">CETO</w:t>
       </w:r>
@@ -11252,8 +9751,8 @@
       </w:r>
       <w:r>
         <w:rPr>
+          <w:b/>
           <w:bCs/>
-          <w:b/>
         </w:rPr>
         <w:t xml:space="preserve">Calibration Business</w:t>
       </w:r>
@@ -11307,13 +9806,7 @@
         <w:t xml:space="preserve"> </w:t>
       </w:r>
       <w:r>
-        <w:t xml:space="preserve">“</w:t>
-      </w:r>
-      <w:r>
-        <w:t xml:space="preserve">I can’t feel anything,</w:t>
-      </w:r>
-      <w:r>
-        <w:t xml:space="preserve">”</w:t>
+        <w:t xml:space="preserve">“I can’t feel anything,”</w:t>
       </w:r>
       <w:r>
         <w:t xml:space="preserve"> </w:t>
@@ -11325,13 +9818,7 @@
         <w:t xml:space="preserve"> </w:t>
       </w:r>
       <w:r>
-        <w:t xml:space="preserve">“</w:t>
-      </w:r>
-      <w:r>
-        <w:t xml:space="preserve">It’s normal. You’re fine.</w:t>
-      </w:r>
-      <w:r>
-        <w:t xml:space="preserve">”</w:t>
+        <w:t xml:space="preserve">“It’s normal. You’re fine.”</w:t>
       </w:r>
     </w:p>
     <w:p>
@@ -11362,8 +9849,8 @@
       </w:r>
       <w:r>
         <w:rPr>
+          <w:b/>
           <w:bCs/>
-          <w:b/>
         </w:rPr>
         <w:t xml:space="preserve">Great American Loop</w:t>
       </w:r>
@@ -11393,13 +9880,7 @@
         <w:t xml:space="preserve"> </w:t>
       </w:r>
       <w:r>
-        <w:t xml:space="preserve">“</w:t>
-      </w:r>
-      <w:r>
-        <w:t xml:space="preserve">normal</w:t>
-      </w:r>
-      <w:r>
-        <w:t xml:space="preserve">”</w:t>
+        <w:t xml:space="preserve">“normal”</w:t>
       </w:r>
       <w:r>
         <w:t xml:space="preserve"> </w:t>
@@ -11415,8 +9896,8 @@
         </w:pict>
       </w:r>
     </w:p>
-    <w:bookmarkEnd w:id="51"/>
-    <w:bookmarkStart w:id="52" w:name="chapter-28-takeda-mitre-and-the-airbnbs"/>
+    <w:bookmarkEnd w:id="40"/>
+    <w:bookmarkStart w:id="41" w:name="chapter-28-takeda-mitre-and-the-airbnbs"/>
     <w:p>
       <w:pPr>
         <w:pStyle w:val="Heading1"/>
@@ -11460,8 +9941,8 @@
       </w:r>
       <w:r>
         <w:rPr>
+          <w:b/>
           <w:bCs/>
-          <w:b/>
         </w:rPr>
         <w:t xml:space="preserve">Takeda</w:t>
       </w:r>
@@ -11497,8 +9978,8 @@
       </w:r>
       <w:r>
         <w:rPr>
+          <w:b/>
           <w:bCs/>
-          <w:b/>
         </w:rPr>
         <w:t xml:space="preserve">MITRE</w:t>
       </w:r>
@@ -11520,13 +10001,7 @@
         <w:t xml:space="preserve"> </w:t>
       </w:r>
       <w:r>
-        <w:t xml:space="preserve">“</w:t>
-      </w:r>
-      <w:r>
-        <w:t xml:space="preserve">mustang</w:t>
-      </w:r>
-      <w:r>
-        <w:t xml:space="preserve">”</w:t>
+        <w:t xml:space="preserve">“mustang”</w:t>
       </w:r>
       <w:r>
         <w:t xml:space="preserve"> </w:t>
@@ -11539,8 +10014,8 @@
       </w:r>
       <w:r>
         <w:rPr>
+          <w:b/>
           <w:bCs/>
-          <w:b/>
         </w:rPr>
         <w:t xml:space="preserve">NIST Cybersecurity Profile for Liquefied Natural Gas (LNG)</w:t>
       </w:r>
@@ -11560,8 +10035,8 @@
       </w:r>
       <w:r>
         <w:rPr>
+          <w:b/>
           <w:bCs/>
-          <w:b/>
         </w:rPr>
         <w:t xml:space="preserve">Bella Vista</w:t>
       </w:r>
@@ -11603,8 +10078,8 @@
         </w:pict>
       </w:r>
     </w:p>
-    <w:bookmarkEnd w:id="52"/>
-    <w:bookmarkStart w:id="53" w:name="X20975faaf51d4d56185806d8a8b05345313fb21"/>
+    <w:bookmarkEnd w:id="41"/>
+    <w:bookmarkStart w:id="42" w:name="X20975faaf51d4d56185806d8a8b05345313fb21"/>
     <w:p>
       <w:pPr>
         <w:pStyle w:val="Heading1"/>
@@ -11639,13 +10114,7 @@
         <w:t xml:space="preserve"> </w:t>
       </w:r>
       <w:r>
-        <w:t xml:space="preserve">“</w:t>
-      </w:r>
-      <w:r>
-        <w:t xml:space="preserve">normal</w:t>
-      </w:r>
-      <w:r>
-        <w:t xml:space="preserve">”</w:t>
+        <w:t xml:space="preserve">“normal”</w:t>
       </w:r>
       <w:r>
         <w:t xml:space="preserve"> </w:t>
@@ -11667,13 +10136,7 @@
         <w:pStyle w:val="BodyText"/>
       </w:pPr>
       <w:r>
-        <w:t xml:space="preserve">“</w:t>
-      </w:r>
-      <w:r>
-        <w:t xml:space="preserve">It’s really bad.</w:t>
-      </w:r>
-      <w:r>
-        <w:t xml:space="preserve">”</w:t>
+        <w:t xml:space="preserve">“It’s really bad.”</w:t>
       </w:r>
     </w:p>
     <w:p>
@@ -11682,8 +10145,8 @@
       </w:pPr>
       <w:r>
         <w:rPr>
+          <w:i/>
           <w:iCs/>
-          <w:i/>
         </w:rPr>
         <w:t xml:space="preserve">What the fuck?</w:t>
       </w:r>
@@ -11700,24 +10163,10 @@
       </w:r>
       <w:r>
         <w:rPr>
+          <w:i/>
           <w:iCs/>
-          <w:i/>
         </w:rPr>
-        <w:t xml:space="preserve">“</w:t>
-      </w:r>
-      <w:r>
-        <w:rPr>
-          <w:iCs/>
-          <w:i/>
-        </w:rPr>
-        <w:t xml:space="preserve">It’s really bad,</w:t>
-      </w:r>
-      <w:r>
-        <w:rPr>
-          <w:iCs/>
-          <w:i/>
-        </w:rPr>
-        <w:t xml:space="preserve">”</w:t>
+        <w:t xml:space="preserve">“It’s really bad,”</w:t>
       </w:r>
       <w:r>
         <w:t xml:space="preserve"> </w:t>
@@ -11777,13 +10226,7 @@
         <w:t xml:space="preserve"> </w:t>
       </w:r>
       <w:r>
-        <w:t xml:space="preserve">“</w:t>
-      </w:r>
-      <w:r>
-        <w:t xml:space="preserve">Send.</w:t>
-      </w:r>
-      <w:r>
-        <w:t xml:space="preserve">”</w:t>
+        <w:t xml:space="preserve">“Send.”</w:t>
       </w:r>
       <w:r>
         <w:t xml:space="preserve"> </w:t>
@@ -11847,8 +10290,8 @@
         </w:pict>
       </w:r>
     </w:p>
-    <w:bookmarkEnd w:id="53"/>
-    <w:bookmarkStart w:id="54" w:name="chapter-30-does-it-light-up"/>
+    <w:bookmarkEnd w:id="42"/>
+    <w:bookmarkStart w:id="43" w:name="chapter-30-does-it-light-up"/>
     <w:p>
       <w:pPr>
         <w:pStyle w:val="Heading1"/>
@@ -11883,13 +10326,7 @@
         <w:t xml:space="preserve"> </w:t>
       </w:r>
       <w:r>
-        <w:t xml:space="preserve">“</w:t>
-      </w:r>
-      <w:r>
-        <w:t xml:space="preserve">hip replacement</w:t>
-      </w:r>
-      <w:r>
-        <w:t xml:space="preserve">”</w:t>
+        <w:t xml:space="preserve">“hip replacement”</w:t>
       </w:r>
       <w:r>
         <w:t xml:space="preserve"> </w:t>
@@ -11927,13 +10364,7 @@
         <w:pStyle w:val="BodyText"/>
       </w:pPr>
       <w:r>
-        <w:t xml:space="preserve">“</w:t>
-      </w:r>
-      <w:r>
-        <w:t xml:space="preserve">Michael, for cosmetic reasons, we can put in a silicone prosthetic testicle,</w:t>
-      </w:r>
-      <w:r>
-        <w:t xml:space="preserve">”</w:t>
+        <w:t xml:space="preserve">“Michael, for cosmetic reasons, we can put in a silicone prosthetic testicle,”</w:t>
       </w:r>
       <w:r>
         <w:t xml:space="preserve"> </w:t>
@@ -11945,13 +10376,7 @@
         <w:t xml:space="preserve"> </w:t>
       </w:r>
       <w:r>
-        <w:t xml:space="preserve">“</w:t>
-      </w:r>
-      <w:r>
-        <w:t xml:space="preserve">That way everything looks normal afterward.</w:t>
-      </w:r>
-      <w:r>
-        <w:t xml:space="preserve">”</w:t>
+        <w:t xml:space="preserve">“That way everything looks normal afterward.”</w:t>
       </w:r>
     </w:p>
     <w:p>
@@ -11967,13 +10392,7 @@
         <w:pStyle w:val="BodyText"/>
       </w:pPr>
       <w:r>
-        <w:t xml:space="preserve">“</w:t>
-      </w:r>
-      <w:r>
-        <w:t xml:space="preserve">Does it light up?</w:t>
-      </w:r>
-      <w:r>
-        <w:t xml:space="preserve">”</w:t>
+        <w:t xml:space="preserve">“Does it light up?”</w:t>
       </w:r>
       <w:r>
         <w:t xml:space="preserve"> </w:t>
@@ -11993,41 +10412,23 @@
         <w:t xml:space="preserve"> </w:t>
       </w:r>
       <w:r>
-        <w:t xml:space="preserve">“</w:t>
-      </w:r>
-      <w:r>
-        <w:t xml:space="preserve">Excuse me?</w:t>
-      </w:r>
-      <w:r>
-        <w:t xml:space="preserve">”</w:t>
-      </w:r>
-    </w:p>
-    <w:p>
-      <w:pPr>
-        <w:pStyle w:val="BodyText"/>
-      </w:pPr>
-      <w:r>
-        <w:t xml:space="preserve">“</w:t>
-      </w:r>
-      <w:r>
-        <w:t xml:space="preserve">Does it light up? Like a flashlight?</w:t>
-      </w:r>
-      <w:r>
-        <w:t xml:space="preserve">”</w:t>
-      </w:r>
-    </w:p>
-    <w:p>
-      <w:pPr>
-        <w:pStyle w:val="BodyText"/>
-      </w:pPr>
-      <w:r>
-        <w:t xml:space="preserve">“</w:t>
-      </w:r>
-      <w:r>
-        <w:t xml:space="preserve">No,</w:t>
-      </w:r>
-      <w:r>
-        <w:t xml:space="preserve">”</w:t>
+        <w:t xml:space="preserve">“Excuse me?”</w:t>
+      </w:r>
+    </w:p>
+    <w:p>
+      <w:pPr>
+        <w:pStyle w:val="BodyText"/>
+      </w:pPr>
+      <w:r>
+        <w:t xml:space="preserve">“Does it light up? Like a flashlight?”</w:t>
+      </w:r>
+    </w:p>
+    <w:p>
+      <w:pPr>
+        <w:pStyle w:val="BodyText"/>
+      </w:pPr>
+      <w:r>
+        <w:t xml:space="preserve">“No,”</w:t>
       </w:r>
       <w:r>
         <w:t xml:space="preserve"> </w:t>
@@ -12039,13 +10440,7 @@
         <w:t xml:space="preserve"> </w:t>
       </w:r>
       <w:r>
-        <w:t xml:space="preserve">“</w:t>
-      </w:r>
-      <w:r>
-        <w:t xml:space="preserve">It doesn’t do anything. It’s just cosmetic.</w:t>
-      </w:r>
-      <w:r>
-        <w:t xml:space="preserve">”</w:t>
+        <w:t xml:space="preserve">“It doesn’t do anything. It’s just cosmetic.”</w:t>
       </w:r>
     </w:p>
     <w:p>
@@ -12059,13 +10454,7 @@
         <w:t xml:space="preserve"> </w:t>
       </w:r>
       <w:r>
-        <w:t xml:space="preserve">“</w:t>
-      </w:r>
-      <w:r>
-        <w:t xml:space="preserve">Then why the hell would I want it? If it doesn’t do anything, it’s just dead weight and something else to get infected. Leave it empty.</w:t>
-      </w:r>
-      <w:r>
-        <w:t xml:space="preserve">”</w:t>
+        <w:t xml:space="preserve">“Then why the hell would I want it? If it doesn’t do anything, it’s just dead weight and something else to get infected. Leave it empty.”</w:t>
       </w:r>
     </w:p>
     <w:p>
@@ -12079,13 +10468,7 @@
         <w:t xml:space="preserve"> </w:t>
       </w:r>
       <w:r>
-        <w:t xml:space="preserve">“</w:t>
-      </w:r>
-      <w:r>
-        <w:t xml:space="preserve">uni-baller</w:t>
-      </w:r>
-      <w:r>
-        <w:t xml:space="preserve">”</w:t>
+        <w:t xml:space="preserve">“uni-baller”</w:t>
       </w:r>
       <w:r>
         <w:t xml:space="preserve"> </w:t>
@@ -12129,13 +10512,7 @@
         <w:t xml:space="preserve"> </w:t>
       </w:r>
       <w:r>
-        <w:t xml:space="preserve">“</w:t>
-      </w:r>
-      <w:r>
-        <w:t xml:space="preserve">Kingpin</w:t>
-      </w:r>
-      <w:r>
-        <w:t xml:space="preserve">”</w:t>
+        <w:t xml:space="preserve">“Kingpin”</w:t>
       </w:r>
       <w:r>
         <w:t xml:space="preserve"> </w:t>
@@ -12151,8 +10528,8 @@
         </w:pict>
       </w:r>
     </w:p>
-    <w:bookmarkEnd w:id="54"/>
-    <w:bookmarkStart w:id="55" w:name="epilogue-the-calculation"/>
+    <w:bookmarkEnd w:id="43"/>
+    <w:bookmarkStart w:id="44" w:name="epilogue-the-calculation"/>
     <w:p>
       <w:pPr>
         <w:pStyle w:val="Heading1"/>
@@ -12220,8 +10597,8 @@
       </w:r>
       <w:r>
         <w:rPr>
+          <w:b/>
           <w:bCs/>
-          <w:b/>
         </w:rPr>
         <w:t xml:space="preserve">American Bureau of Shipping (ABS)</w:t>
       </w:r>
@@ -12241,8 +10618,8 @@
       </w:r>
       <w:r>
         <w:rPr>
+          <w:b/>
           <w:bCs/>
-          <w:b/>
         </w:rPr>
         <w:t xml:space="preserve">VOO</w:t>
       </w:r>
@@ -12265,8 +10642,8 @@
       </w:r>
       <w:r>
         <w:rPr>
+          <w:b/>
           <w:bCs/>
-          <w:b/>
         </w:rPr>
         <w:t xml:space="preserve">Bella Vista</w:t>
       </w:r>
@@ -12286,8 +10663,8 @@
       </w:r>
       <w:r>
         <w:rPr>
+          <w:b/>
           <w:bCs/>
-          <w:b/>
         </w:rPr>
         <w:t xml:space="preserve">Walmart</w:t>
       </w:r>
@@ -12302,8 +10679,8 @@
       </w:r>
       <w:r>
         <w:rPr>
+          <w:b/>
           <w:bCs/>
-          <w:b/>
         </w:rPr>
         <w:t xml:space="preserve">Principal OT Cybersecurity Engineer</w:t>
       </w:r>
@@ -12350,8 +10727,8 @@
       </w:r>
       <w:r>
         <w:rPr>
+          <w:i/>
           <w:iCs/>
-          <w:i/>
         </w:rPr>
         <w:t xml:space="preserve">intelligence and guile</w:t>
       </w:r>
@@ -12393,8 +10770,8 @@
         </w:pict>
       </w:r>
     </w:p>
-    <w:bookmarkEnd w:id="55"/>
-    <w:bookmarkStart w:id="57" w:name="about-the-author"/>
+    <w:bookmarkEnd w:id="44"/>
+    <w:bookmarkStart w:id="46" w:name="about-the-author"/>
     <w:p>
       <w:pPr>
         <w:pStyle w:val="Heading1"/>
@@ -12441,15 +10818,15 @@
       </w:pPr>
       <w:r>
         <w:rPr>
+          <w:b/>
           <w:bCs/>
-          <w:b/>
         </w:rPr>
         <w:t xml:space="preserve">ORCID:</w:t>
       </w:r>
       <w:r>
         <w:t xml:space="preserve"> </w:t>
       </w:r>
-      <w:hyperlink r:id="rId56">
+      <w:hyperlink r:id="rId45">
         <w:r>
           <w:rPr>
             <w:rStyle w:val="Hyperlink"/>
@@ -12458,8 +10835,12 @@
         </w:r>
       </w:hyperlink>
     </w:p>
-    <w:bookmarkEnd w:id="57"/>
-    <w:sectPr/>
+    <w:bookmarkEnd w:id="46"/>
+    <w:sectPr>
+      <w:footnotePr>
+        <w:numRestart w:val="eachSect"/>
+      </w:footnotePr>
+    </w:sectPr>
   </w:body>
 </w:document>
 </file>
@@ -12490,14 +10871,14 @@
 <file path=word/numbering.xml><?xml version="1.0" encoding="utf-8"?>
 <w:numbering xmlns:w="http://schemas.openxmlformats.org/wordprocessingml/2006/main">
   <w:abstractNum w:abstractNumId="990">
-    <w:nsid w:val="A990"/>
+    <w:nsid w:val="0000A990"/>
     <w:multiLevelType w:val="multilevel"/>
     <w:lvl w:ilvl="0">
       <w:numFmt w:val="bullet"/>
       <w:lvlText w:val=" "/>
       <w:lvlJc w:val="left"/>
       <w:pPr>
-        <w:ind w:left="720" w:hanging="480"/>
+        <w:ind w:left="720" w:hanging="360"/>
       </w:pPr>
     </w:lvl>
     <w:lvl w:ilvl="1">
@@ -12505,7 +10886,7 @@
       <w:lvlText w:val=" "/>
       <w:lvlJc w:val="left"/>
       <w:pPr>
-        <w:ind w:left="1440" w:hanging="480"/>
+        <w:ind w:left="1440" w:hanging="360"/>
       </w:pPr>
     </w:lvl>
     <w:lvl w:ilvl="2">
@@ -12513,7 +10894,7 @@
       <w:lvlText w:val=" "/>
       <w:lvlJc w:val="left"/>
       <w:pPr>
-        <w:ind w:left="2160" w:hanging="480"/>
+        <w:ind w:left="2160" w:hanging="360"/>
       </w:pPr>
     </w:lvl>
     <w:lvl w:ilvl="3">
@@ -12521,7 +10902,7 @@
       <w:lvlText w:val=" "/>
       <w:lvlJc w:val="left"/>
       <w:pPr>
-        <w:ind w:left="2880" w:hanging="480"/>
+        <w:ind w:left="2880" w:hanging="360"/>
       </w:pPr>
     </w:lvl>
     <w:lvl w:ilvl="4">
@@ -12529,7 +10910,7 @@
       <w:lvlText w:val=" "/>
       <w:lvlJc w:val="left"/>
       <w:pPr>
-        <w:ind w:left="3600" w:hanging="480"/>
+        <w:ind w:left="3600" w:hanging="360"/>
       </w:pPr>
     </w:lvl>
     <w:lvl w:ilvl="5">
@@ -12537,7 +10918,7 @@
       <w:lvlText w:val=" "/>
       <w:lvlJc w:val="left"/>
       <w:pPr>
-        <w:ind w:left="4320" w:hanging="480"/>
+        <w:ind w:left="4320" w:hanging="360"/>
       </w:pPr>
     </w:lvl>
     <w:lvl w:ilvl="6">
@@ -12545,7 +10926,7 @@
       <w:lvlText w:val=" "/>
       <w:lvlJc w:val="left"/>
       <w:pPr>
-        <w:ind w:left="5040" w:hanging="480"/>
+        <w:ind w:left="5040" w:hanging="360"/>
       </w:pPr>
     </w:lvl>
     <w:lvl w:ilvl="7">
@@ -12553,7 +10934,7 @@
       <w:lvlText w:val=" "/>
       <w:lvlJc w:val="left"/>
       <w:pPr>
-        <w:ind w:left="5760" w:hanging="480"/>
+        <w:ind w:left="5760" w:hanging="360"/>
       </w:pPr>
     </w:lvl>
     <w:lvl w:ilvl="8">
@@ -12561,7 +10942,7 @@
       <w:lvlText w:val=" "/>
       <w:lvlJc w:val="left"/>
       <w:pPr>
-        <w:ind w:left="6480" w:hanging="480"/>
+        <w:ind w:left="6480" w:hanging="360"/>
       </w:pPr>
     </w:lvl>
   </w:abstractNum>
@@ -12576,10 +10957,10 @@
   <w:docDefaults>
     <w:rPrDefault>
       <w:rPr>
-        <w:rFonts w:asciiTheme="minorHAnsi" w:cstheme="minorBidi" w:eastAsiaTheme="minorHAnsi" w:hAnsiTheme="minorHAnsi"/>
+        <w:rFonts w:asciiTheme="minorHAnsi" w:cstheme="minorBidi" w:eastAsiaTheme="minorEastAsia" w:hAnsiTheme="minorHAnsi"/>
         <w:sz w:val="24"/>
         <w:szCs w:val="24"/>
-        <w:lang w:bidi="ar-SA" w:eastAsia="en-US" w:val="en-US"/>
+        <w:lang w:bidi="ar-SA" w:eastAsia="zh-CN" w:val="en-US"/>
       </w:rPr>
     </w:rPrDefault>
     <w:pPrDefault>
@@ -12597,10 +10978,10 @@
     <w:name w:val="Body Text"/>
     <w:basedOn w:val="Normal"/>
     <w:link w:val="BodyTextChar"/>
+    <w:qFormat/>
     <w:pPr>
       <w:spacing w:after="180" w:before="180"/>
     </w:pPr>
-    <w:qFormat/>
   </w:style>
   <w:style w:customStyle="1" w:styleId="FirstParagraph" w:type="paragraph">
     <w:name w:val="First Paragraph"/>
@@ -12620,57 +11001,94 @@
     <w:name w:val="Title"/>
     <w:basedOn w:val="Normal"/>
     <w:next w:val="BodyText"/>
+    <w:link w:val="TitleChar"/>
+    <w:uiPriority w:val="10"/>
     <w:qFormat/>
+    <w:rsid w:val="00A10FD9"/>
     <w:pPr>
-      <w:keepNext/>
-      <w:keepLines/>
-      <w:spacing w:after="240" w:before="480"/>
+      <w:spacing w:after="80" w:line="240" w:lineRule="auto"/>
+      <w:contextualSpacing/>
       <w:jc w:val="center"/>
     </w:pPr>
     <w:rPr>
       <w:rFonts w:asciiTheme="majorHAnsi" w:cstheme="majorBidi" w:eastAsiaTheme="majorEastAsia" w:hAnsiTheme="majorHAnsi"/>
-      <w:b/>
-      <w:bCs/>
-      <w:color w:themeColor="accent1" w:themeShade="B5" w:val="345A8A"/>
-      <w:sz w:val="36"/>
-      <w:szCs w:val="36"/>
+      <w:sz w:val="56"/>
+      <w:szCs w:val="56"/>
+    </w:rPr>
+  </w:style>
+  <w:style w:customStyle="1" w:styleId="TitleChar" w:type="character">
+    <w:name w:val="Title Char"/>
+    <w:basedOn w:val="DefaultParagraphFont"/>
+    <w:link w:val="Title"/>
+    <w:uiPriority w:val="10"/>
+    <w:rsid w:val="00A10FD9"/>
+    <w:rPr>
+      <w:rFonts w:asciiTheme="majorHAnsi" w:cstheme="majorBidi" w:eastAsiaTheme="majorEastAsia" w:hAnsiTheme="majorHAnsi"/>
+      <w:sz w:val="56"/>
+      <w:szCs w:val="56"/>
     </w:rPr>
   </w:style>
   <w:style w:styleId="Subtitle" w:type="paragraph">
     <w:name w:val="Subtitle"/>
     <w:basedOn w:val="Title"/>
     <w:next w:val="BodyText"/>
+    <w:link w:val="SubtitleChar"/>
+    <w:uiPriority w:val="11"/>
     <w:qFormat/>
+    <w:rsid w:val="00A10FD9"/>
     <w:pPr>
-      <w:keepNext/>
-      <w:keepLines/>
-      <w:spacing w:after="240" w:before="240"/>
-      <w:jc w:val="center"/>
+      <w:numPr>
+        <w:ilvl w:val="1"/>
+      </w:numPr>
     </w:pPr>
     <w:rPr>
-      <w:sz w:val="30"/>
-      <w:szCs w:val="30"/>
+      <w:rFonts w:cstheme="majorBidi" w:eastAsiaTheme="majorEastAsia"/>
+      <w:spacing w:val="15"/>
+      <w:sz w:val="28"/>
+      <w:szCs w:val="28"/>
+    </w:rPr>
+  </w:style>
+  <w:style w:customStyle="1" w:styleId="SubtitleChar" w:type="character">
+    <w:name w:val="Subtitle Char"/>
+    <w:basedOn w:val="DefaultParagraphFont"/>
+    <w:link w:val="Subtitle"/>
+    <w:uiPriority w:val="11"/>
+    <w:rsid w:val="00A10FD9"/>
+    <w:rPr>
+      <w:rFonts w:cstheme="majorBidi" w:eastAsiaTheme="majorEastAsia"/>
+      <w:color w:themeColor="text1" w:themeTint="A6" w:val="595959"/>
+      <w:spacing w:val="15"/>
+      <w:sz w:val="28"/>
+      <w:szCs w:val="28"/>
     </w:rPr>
   </w:style>
   <w:style w:customStyle="1" w:styleId="Author" w:type="paragraph">
     <w:name w:val="Author"/>
+    <w:basedOn w:val="Title"/>
     <w:next w:val="BodyText"/>
     <w:qFormat/>
     <w:pPr>
       <w:keepNext/>
       <w:keepLines/>
-      <w:jc w:val="center"/>
     </w:pPr>
+    <w:rPr>
+      <w:sz w:val="24"/>
+      <w:szCs w:val="24"/>
+    </w:rPr>
   </w:style>
   <w:style w:styleId="Date" w:type="paragraph">
     <w:name w:val="Date"/>
+    <w:basedOn w:val="Title"/>
     <w:next w:val="BodyText"/>
     <w:qFormat/>
     <w:pPr>
       <w:keepNext/>
       <w:keepLines/>
-      <w:jc w:val="center"/>
     </w:pPr>
+    <w:rPr>
+      <w:sz w:val="24"/>
+      <w:szCs w:val="24"/>
+    </w:rPr>
   </w:style>
   <w:style w:customStyle="1" w:styleId="AbstractTitle" w:type="paragraph">
     <w:name w:val="Abstract Title"/>
@@ -12680,15 +11098,13 @@
     <w:pPr>
       <w:keepNext/>
       <w:keepLines/>
+      <w:spacing w:after="0" w:before="300"/>
       <w:jc w:val="center"/>
-      <w:spacing w:after="0" w:before="300"/>
     </w:pPr>
     <w:rPr>
+      <w:b/>
       <w:sz w:val="20"/>
       <w:szCs w:val="20"/>
-      <w:b/>
-      <w:color w:val="345A8A"/>
-      &gt;
     </w:rPr>
   </w:style>
   <w:style w:customStyle="1" w:styleId="Abstract" w:type="paragraph">
@@ -12715,191 +11131,321 @@
     <w:rPr/>
   </w:style>
   <w:style w:styleId="Heading1" w:type="paragraph">
-    <w:name w:val="Heading 1"/>
+    <w:name w:val="heading 1"/>
     <w:basedOn w:val="Normal"/>
     <w:next w:val="BodyText"/>
+    <w:link w:val="Heading1Char"/>
     <w:uiPriority w:val="9"/>
     <w:qFormat/>
+    <w:rsid w:val="00A10FD9"/>
     <w:pPr>
       <w:keepNext/>
       <w:keepLines/>
-      <w:spacing w:after="0" w:before="480"/>
+      <w:spacing w:after="80" w:before="360"/>
       <w:outlineLvl w:val="0"/>
     </w:pPr>
     <w:rPr>
       <w:rFonts w:asciiTheme="majorHAnsi" w:cstheme="majorBidi" w:eastAsiaTheme="majorEastAsia" w:hAnsiTheme="majorHAnsi"/>
-      <w:b/>
-      <w:bCs/>
-      <w:color w:themeColor="accent1" w:val="4F81BD"/>
+      <w:color w:themeColor="accent1" w:themeShade="BF" w:val="0F4761"/>
+      <w:sz w:val="40"/>
+      <w:szCs w:val="40"/>
+    </w:rPr>
+  </w:style>
+  <w:style w:styleId="Heading2" w:type="paragraph">
+    <w:name w:val="heading 2"/>
+    <w:basedOn w:val="Normal"/>
+    <w:next w:val="BodyText"/>
+    <w:link w:val="Heading2Char"/>
+    <w:uiPriority w:val="9"/>
+    <w:semiHidden/>
+    <w:unhideWhenUsed/>
+    <w:qFormat/>
+    <w:rsid w:val="00A10FD9"/>
+    <w:pPr>
+      <w:keepNext/>
+      <w:keepLines/>
+      <w:spacing w:after="80" w:before="160"/>
+      <w:outlineLvl w:val="1"/>
+    </w:pPr>
+    <w:rPr>
+      <w:rFonts w:asciiTheme="majorHAnsi" w:cstheme="majorBidi" w:eastAsiaTheme="majorEastAsia" w:hAnsiTheme="majorHAnsi"/>
+      <w:color w:themeColor="accent1" w:themeShade="BF" w:val="0F4761"/>
       <w:sz w:val="32"/>
       <w:szCs w:val="32"/>
     </w:rPr>
   </w:style>
-  <w:style w:styleId="Heading2" w:type="paragraph">
-    <w:name w:val="Heading 2"/>
+  <w:style w:styleId="Heading3" w:type="paragraph">
+    <w:name w:val="heading 3"/>
     <w:basedOn w:val="Normal"/>
     <w:next w:val="BodyText"/>
+    <w:link w:val="Heading3Char"/>
     <w:uiPriority w:val="9"/>
+    <w:semiHidden/>
     <w:unhideWhenUsed/>
     <w:qFormat/>
+    <w:rsid w:val="00A10FD9"/>
     <w:pPr>
       <w:keepNext/>
       <w:keepLines/>
-      <w:spacing w:after="0" w:before="200"/>
-      <w:outlineLvl w:val="1"/>
+      <w:spacing w:after="80" w:before="160"/>
+      <w:outlineLvl w:val="2"/>
     </w:pPr>
     <w:rPr>
-      <w:rFonts w:asciiTheme="majorHAnsi" w:cstheme="majorBidi" w:eastAsiaTheme="majorEastAsia" w:hAnsiTheme="majorHAnsi"/>
-      <w:b/>
-      <w:bCs/>
-      <w:color w:themeColor="accent1" w:val="4F81BD"/>
+      <w:rFonts w:cstheme="majorBidi" w:eastAsiaTheme="majorEastAsia"/>
+      <w:color w:themeColor="accent1" w:themeShade="BF" w:val="0F4761"/>
       <w:sz w:val="28"/>
       <w:szCs w:val="28"/>
     </w:rPr>
   </w:style>
-  <w:style w:styleId="Heading3" w:type="paragraph">
-    <w:name w:val="Heading 3"/>
+  <w:style w:styleId="Heading4" w:type="paragraph">
+    <w:name w:val="heading 4"/>
     <w:basedOn w:val="Normal"/>
     <w:next w:val="BodyText"/>
+    <w:link w:val="Heading4Char"/>
     <w:uiPriority w:val="9"/>
+    <w:semiHidden/>
     <w:unhideWhenUsed/>
     <w:qFormat/>
+    <w:rsid w:val="00A10FD9"/>
     <w:pPr>
       <w:keepNext/>
       <w:keepLines/>
-      <w:spacing w:after="0" w:before="200"/>
-      <w:outlineLvl w:val="2"/>
+      <w:spacing w:after="40" w:before="80"/>
+      <w:outlineLvl w:val="3"/>
     </w:pPr>
     <w:rPr>
-      <w:rFonts w:asciiTheme="majorHAnsi" w:cstheme="majorBidi" w:eastAsiaTheme="majorEastAsia" w:hAnsiTheme="majorHAnsi"/>
-      <w:b/>
-      <w:bCs/>
-      <w:color w:themeColor="accent1" w:val="4F81BD"/>
-      <w:sz w:val="24"/>
-      <w:szCs w:val="24"/>
+      <w:rFonts w:cstheme="majorBidi" w:eastAsiaTheme="majorEastAsia"/>
+      <w:i/>
+      <w:iCs/>
+      <w:color w:themeColor="accent1" w:themeShade="BF" w:val="0F4761"/>
     </w:rPr>
   </w:style>
-  <w:style w:styleId="Heading4" w:type="paragraph">
-    <w:name w:val="Heading 4"/>
+  <w:style w:styleId="Heading5" w:type="paragraph">
+    <w:name w:val="heading 5"/>
     <w:basedOn w:val="Normal"/>
     <w:next w:val="BodyText"/>
+    <w:link w:val="Heading5Char"/>
     <w:uiPriority w:val="9"/>
+    <w:semiHidden/>
     <w:unhideWhenUsed/>
     <w:qFormat/>
+    <w:rsid w:val="00A10FD9"/>
     <w:pPr>
       <w:keepNext/>
       <w:keepLines/>
-      <w:spacing w:after="0" w:before="200"/>
-      <w:outlineLvl w:val="3"/>
+      <w:spacing w:after="40" w:before="80"/>
+      <w:outlineLvl w:val="4"/>
     </w:pPr>
     <w:rPr>
-      <w:rFonts w:asciiTheme="majorHAnsi" w:cstheme="majorBidi" w:eastAsiaTheme="majorEastAsia" w:hAnsiTheme="majorHAnsi"/>
-      <w:i/>
-      <w:bCs/>
-      <w:color w:themeColor="accent1" w:val="4F81BD"/>
-      <w:sz w:val="24"/>
-      <w:szCs w:val="24"/>
+      <w:rFonts w:cstheme="majorBidi" w:eastAsiaTheme="majorEastAsia"/>
+      <w:color w:themeColor="accent1" w:themeShade="BF" w:val="0F4761"/>
     </w:rPr>
   </w:style>
-  <w:style w:styleId="Heading5" w:type="paragraph">
-    <w:name w:val="Heading 5"/>
+  <w:style w:styleId="Heading6" w:type="paragraph">
+    <w:name w:val="heading 6"/>
     <w:basedOn w:val="Normal"/>
     <w:next w:val="BodyText"/>
+    <w:link w:val="Heading6Char"/>
     <w:uiPriority w:val="9"/>
+    <w:semiHidden/>
     <w:unhideWhenUsed/>
     <w:qFormat/>
+    <w:rsid w:val="00A10FD9"/>
     <w:pPr>
       <w:keepNext/>
       <w:keepLines/>
-      <w:spacing w:after="0" w:before="200"/>
-      <w:outlineLvl w:val="4"/>
+      <w:spacing w:after="0" w:before="40"/>
+      <w:outlineLvl w:val="5"/>
     </w:pPr>
     <w:rPr>
-      <w:rFonts w:asciiTheme="majorHAnsi" w:cstheme="majorBidi" w:eastAsiaTheme="majorEastAsia" w:hAnsiTheme="majorHAnsi"/>
+      <w:rFonts w:cstheme="majorBidi" w:eastAsiaTheme="majorEastAsia"/>
+      <w:i/>
       <w:iCs/>
-      <w:color w:themeColor="accent1" w:val="4F81BD"/>
-      <w:sz w:val="24"/>
-      <w:szCs w:val="24"/>
+      <w:color w:themeColor="text1" w:themeTint="A6" w:val="595959"/>
     </w:rPr>
   </w:style>
-  <w:style w:styleId="Heading6" w:type="paragraph">
-    <w:name w:val="Heading 6"/>
+  <w:style w:styleId="Heading7" w:type="paragraph">
+    <w:name w:val="heading 7"/>
     <w:basedOn w:val="Normal"/>
     <w:next w:val="BodyText"/>
+    <w:link w:val="Heading7Char"/>
     <w:uiPriority w:val="9"/>
+    <w:semiHidden/>
     <w:unhideWhenUsed/>
     <w:qFormat/>
+    <w:rsid w:val="00A10FD9"/>
     <w:pPr>
       <w:keepNext/>
       <w:keepLines/>
-      <w:spacing w:after="0" w:before="200"/>
-      <w:outlineLvl w:val="5"/>
+      <w:spacing w:after="0" w:before="40"/>
+      <w:outlineLvl w:val="6"/>
     </w:pPr>
     <w:rPr>
-      <w:rFonts w:asciiTheme="majorHAnsi" w:cstheme="majorBidi" w:eastAsiaTheme="majorEastAsia" w:hAnsiTheme="majorHAnsi"/>
-      <w:color w:themeColor="accent1" w:val="4F81BD"/>
-      <w:sz w:val="24"/>
-      <w:szCs w:val="24"/>
+      <w:rFonts w:cstheme="majorBidi" w:eastAsiaTheme="majorEastAsia"/>
+      <w:color w:themeColor="text1" w:themeTint="A6" w:val="595959"/>
     </w:rPr>
   </w:style>
-  <w:style w:styleId="Heading7" w:type="paragraph">
-    <w:name w:val="Heading 7"/>
+  <w:style w:styleId="Heading8" w:type="paragraph">
+    <w:name w:val="heading 8"/>
     <w:basedOn w:val="Normal"/>
     <w:next w:val="BodyText"/>
+    <w:link w:val="Heading8Char"/>
     <w:uiPriority w:val="9"/>
+    <w:semiHidden/>
     <w:unhideWhenUsed/>
     <w:qFormat/>
+    <w:rsid w:val="00A10FD9"/>
     <w:pPr>
       <w:keepNext/>
       <w:keepLines/>
-      <w:spacing w:after="0" w:before="200"/>
-      <w:outlineLvl w:val="6"/>
+      <w:spacing w:after="0"/>
+      <w:outlineLvl w:val="7"/>
     </w:pPr>
     <w:rPr>
-      <w:rFonts w:asciiTheme="majorHAnsi" w:cstheme="majorBidi" w:eastAsiaTheme="majorEastAsia" w:hAnsiTheme="majorHAnsi"/>
-      <w:color w:themeColor="accent1" w:val="4F81BD"/>
-      <w:sz w:val="24"/>
-      <w:szCs w:val="24"/>
+      <w:rFonts w:cstheme="majorBidi" w:eastAsiaTheme="majorEastAsia"/>
+      <w:i/>
+      <w:iCs/>
+      <w:color w:themeColor="text1" w:themeTint="D8" w:val="272727"/>
     </w:rPr>
   </w:style>
-  <w:style w:styleId="Heading8" w:type="paragraph">
-    <w:name w:val="Heading 8"/>
+  <w:style w:styleId="Heading9" w:type="paragraph">
+    <w:name w:val="heading 9"/>
     <w:basedOn w:val="Normal"/>
     <w:next w:val="BodyText"/>
+    <w:link w:val="Heading9Char"/>
     <w:uiPriority w:val="9"/>
+    <w:semiHidden/>
     <w:unhideWhenUsed/>
     <w:qFormat/>
+    <w:rsid w:val="00A10FD9"/>
     <w:pPr>
       <w:keepNext/>
       <w:keepLines/>
-      <w:spacing w:after="0" w:before="200"/>
-      <w:outlineLvl w:val="7"/>
-    </w:pPr>
-    <w:rPr>
-      <w:rFonts w:asciiTheme="majorHAnsi" w:cstheme="majorBidi" w:eastAsiaTheme="majorEastAsia" w:hAnsiTheme="majorHAnsi"/>
-      <w:color w:themeColor="accent1" w:val="4F81BD"/>
-      <w:sz w:val="24"/>
-      <w:szCs w:val="24"/>
-    </w:rPr>
-  </w:style>
-  <w:style w:styleId="Heading9" w:type="paragraph">
-    <w:name w:val="Heading 9"/>
-    <w:basedOn w:val="Normal"/>
-    <w:next w:val="BodyText"/>
-    <w:uiPriority w:val="9"/>
-    <w:unhideWhenUsed/>
-    <w:qFormat/>
-    <w:pPr>
-      <w:keepNext/>
-      <w:keepLines/>
-      <w:spacing w:after="0" w:before="200"/>
+      <w:spacing w:after="0"/>
       <w:outlineLvl w:val="8"/>
     </w:pPr>
     <w:rPr>
+      <w:rFonts w:cstheme="majorBidi" w:eastAsiaTheme="majorEastAsia"/>
+      <w:color w:themeColor="text1" w:themeTint="D8" w:val="272727"/>
+    </w:rPr>
+  </w:style>
+  <w:style w:customStyle="1" w:styleId="Heading1Char" w:type="character">
+    <w:name w:val="Heading 1 Char"/>
+    <w:basedOn w:val="DefaultParagraphFont"/>
+    <w:link w:val="Heading1"/>
+    <w:uiPriority w:val="9"/>
+    <w:rsid w:val="00A10FD9"/>
+    <w:rPr>
       <w:rFonts w:asciiTheme="majorHAnsi" w:cstheme="majorBidi" w:eastAsiaTheme="majorEastAsia" w:hAnsiTheme="majorHAnsi"/>
-      <w:color w:themeColor="accent1" w:val="4F81BD"/>
-      <w:sz w:val="24"/>
-      <w:szCs w:val="24"/>
+      <w:color w:themeColor="accent1" w:themeShade="BF" w:val="0F4761"/>
+      <w:sz w:val="40"/>
+      <w:szCs w:val="40"/>
+    </w:rPr>
+  </w:style>
+  <w:style w:customStyle="1" w:styleId="Heading2Char" w:type="character">
+    <w:name w:val="Heading 2 Char"/>
+    <w:basedOn w:val="DefaultParagraphFont"/>
+    <w:link w:val="Heading2"/>
+    <w:uiPriority w:val="9"/>
+    <w:semiHidden/>
+    <w:rsid w:val="00A10FD9"/>
+    <w:rPr>
+      <w:rFonts w:asciiTheme="majorHAnsi" w:cstheme="majorBidi" w:eastAsiaTheme="majorEastAsia" w:hAnsiTheme="majorHAnsi"/>
+      <w:color w:themeColor="accent1" w:themeShade="BF" w:val="0F4761"/>
+      <w:sz w:val="32"/>
+      <w:szCs w:val="32"/>
+    </w:rPr>
+  </w:style>
+  <w:style w:customStyle="1" w:styleId="Heading3Char" w:type="character">
+    <w:name w:val="Heading 3 Char"/>
+    <w:basedOn w:val="DefaultParagraphFont"/>
+    <w:link w:val="Heading3"/>
+    <w:uiPriority w:val="9"/>
+    <w:semiHidden/>
+    <w:rsid w:val="00A10FD9"/>
+    <w:rPr>
+      <w:rFonts w:cstheme="majorBidi" w:eastAsiaTheme="majorEastAsia"/>
+      <w:color w:themeColor="accent1" w:themeShade="BF" w:val="0F4761"/>
+      <w:sz w:val="28"/>
+      <w:szCs w:val="28"/>
+    </w:rPr>
+  </w:style>
+  <w:style w:customStyle="1" w:styleId="Heading4Char" w:type="character">
+    <w:name w:val="Heading 4 Char"/>
+    <w:basedOn w:val="DefaultParagraphFont"/>
+    <w:link w:val="Heading4"/>
+    <w:uiPriority w:val="9"/>
+    <w:semiHidden/>
+    <w:rsid w:val="00A10FD9"/>
+    <w:rPr>
+      <w:rFonts w:cstheme="majorBidi" w:eastAsiaTheme="majorEastAsia"/>
+      <w:i/>
+      <w:iCs/>
+      <w:color w:themeColor="accent1" w:themeShade="BF" w:val="0F4761"/>
+    </w:rPr>
+  </w:style>
+  <w:style w:customStyle="1" w:styleId="Heading5Char" w:type="character">
+    <w:name w:val="Heading 5 Char"/>
+    <w:basedOn w:val="DefaultParagraphFont"/>
+    <w:link w:val="Heading5"/>
+    <w:uiPriority w:val="9"/>
+    <w:semiHidden/>
+    <w:rsid w:val="00A10FD9"/>
+    <w:rPr>
+      <w:rFonts w:cstheme="majorBidi" w:eastAsiaTheme="majorEastAsia"/>
+      <w:color w:themeColor="accent1" w:themeShade="BF" w:val="0F4761"/>
+    </w:rPr>
+  </w:style>
+  <w:style w:customStyle="1" w:styleId="Heading6Char" w:type="character">
+    <w:name w:val="Heading 6 Char"/>
+    <w:basedOn w:val="DefaultParagraphFont"/>
+    <w:link w:val="Heading6"/>
+    <w:uiPriority w:val="9"/>
+    <w:semiHidden/>
+    <w:rsid w:val="00A10FD9"/>
+    <w:rPr>
+      <w:rFonts w:cstheme="majorBidi" w:eastAsiaTheme="majorEastAsia"/>
+      <w:i/>
+      <w:iCs/>
+      <w:color w:themeColor="text1" w:themeTint="A6" w:val="595959"/>
+    </w:rPr>
+  </w:style>
+  <w:style w:customStyle="1" w:styleId="Heading7Char" w:type="character">
+    <w:name w:val="Heading 7 Char"/>
+    <w:basedOn w:val="DefaultParagraphFont"/>
+    <w:link w:val="Heading7"/>
+    <w:uiPriority w:val="9"/>
+    <w:semiHidden/>
+    <w:rsid w:val="00A10FD9"/>
+    <w:rPr>
+      <w:rFonts w:cstheme="majorBidi" w:eastAsiaTheme="majorEastAsia"/>
+      <w:color w:themeColor="text1" w:themeTint="A6" w:val="595959"/>
+    </w:rPr>
+  </w:style>
+  <w:style w:customStyle="1" w:styleId="Heading8Char" w:type="character">
+    <w:name w:val="Heading 8 Char"/>
+    <w:basedOn w:val="DefaultParagraphFont"/>
+    <w:link w:val="Heading8"/>
+    <w:uiPriority w:val="9"/>
+    <w:semiHidden/>
+    <w:rsid w:val="00A10FD9"/>
+    <w:rPr>
+      <w:rFonts w:cstheme="majorBidi" w:eastAsiaTheme="majorEastAsia"/>
+      <w:i/>
+      <w:iCs/>
+      <w:color w:themeColor="text1" w:themeTint="D8" w:val="272727"/>
+    </w:rPr>
+  </w:style>
+  <w:style w:customStyle="1" w:styleId="Heading9Char" w:type="character">
+    <w:name w:val="Heading 9 Char"/>
+    <w:basedOn w:val="DefaultParagraphFont"/>
+    <w:link w:val="Heading9"/>
+    <w:uiPriority w:val="9"/>
+    <w:semiHidden/>
+    <w:rsid w:val="00A10FD9"/>
+    <w:rPr>
+      <w:rFonts w:cstheme="majorBidi" w:eastAsiaTheme="majorEastAsia"/>
+      <w:color w:themeColor="text1" w:themeTint="D8" w:val="272727"/>
     </w:rPr>
   </w:style>
   <w:style w:styleId="BlockText" w:type="paragraph">
@@ -12922,6 +11468,18 @@
     <w:unhideWhenUsed/>
     <w:qFormat/>
   </w:style>
+  <w:style w:styleId="FootnoteBlockText" w:type="paragraph">
+    <w:name w:val="Footnote Block Text"/>
+    <w:basedOn w:val="FootnoteText"/>
+    <w:next w:val="FootnoteText"/>
+    <w:uiPriority w:val="9"/>
+    <w:unhideWhenUsed/>
+    <w:qFormat/>
+    <w:pPr>
+      <w:spacing w:after="100" w:before="100"/>
+      <w:ind w:firstLine="0" w:left="480" w:right="480"/>
+    </w:pPr>
+  </w:style>
   <w:style w:default="1" w:styleId="DefaultParagraphFont" w:type="character">
     <w:name w:val="Default Paragraph Font"/>
     <w:semiHidden/>
@@ -12943,18 +11501,11 @@
       </w:tblCellMar>
     </w:tblPr>
     <w:tblStylePr w:type="firstRow">
-      <w:tblPr>
-        <w:jc w:val="left"/>
-        <w:tblInd w:type="dxa" w:w="0"/>
-      </w:tblPr>
-      <w:trPr>
-        <w:jc w:val="left"/>
-      </w:trPr>
       <w:tcPr>
-        <w:vAlign w:val="bottom"/>
         <w:tcBorders>
           <w:bottom w:val="single"/>
         </w:tcBorders>
+        <w:vAlign w:val="bottom"/>
       </w:tcPr>
     </w:tblStylePr>
   </w:style>
@@ -13069,8 +11620,8 @@
     <w:name w:val="KeywordTok"/>
     <w:basedOn w:val="VerbatimChar"/>
     <w:rPr>
+      <w:b/>
       <w:color w:val="007020"/>
-      <w:b/>
     </w:rPr>
   </w:style>
   <w:style w:type="character" w:customStyle="1" w:styleId="DataTypeTok">
@@ -13147,42 +11698,42 @@
     <w:name w:val="ImportTok"/>
     <w:basedOn w:val="VerbatimChar"/>
     <w:rPr>
+      <w:b/>
       <w:color w:val="008000"/>
-      <w:b/>
     </w:rPr>
   </w:style>
   <w:style w:type="character" w:customStyle="1" w:styleId="CommentTok">
     <w:name w:val="CommentTok"/>
     <w:basedOn w:val="VerbatimChar"/>
     <w:rPr>
+      <w:i/>
       <w:color w:val="60a0b0"/>
-      <w:i/>
     </w:rPr>
   </w:style>
   <w:style w:type="character" w:customStyle="1" w:styleId="DocumentationTok">
     <w:name w:val="DocumentationTok"/>
     <w:basedOn w:val="VerbatimChar"/>
     <w:rPr>
+      <w:i/>
       <w:color w:val="ba2121"/>
-      <w:i/>
     </w:rPr>
   </w:style>
   <w:style w:type="character" w:customStyle="1" w:styleId="AnnotationTok">
     <w:name w:val="AnnotationTok"/>
     <w:basedOn w:val="VerbatimChar"/>
     <w:rPr>
-      <w:color w:val="60a0b0"/>
       <w:b/>
       <w:i/>
+      <w:color w:val="60a0b0"/>
     </w:rPr>
   </w:style>
   <w:style w:type="character" w:customStyle="1" w:styleId="CommentVarTok">
     <w:name w:val="CommentVarTok"/>
     <w:basedOn w:val="VerbatimChar"/>
     <w:rPr>
-      <w:color w:val="60a0b0"/>
       <w:b/>
       <w:i/>
+      <w:color w:val="60a0b0"/>
     </w:rPr>
   </w:style>
   <w:style w:type="character" w:customStyle="1" w:styleId="OtherTok">
@@ -13210,8 +11761,8 @@
     <w:name w:val="ControlFlowTok"/>
     <w:basedOn w:val="VerbatimChar"/>
     <w:rPr>
+      <w:b/>
       <w:color w:val="007020"/>
-      <w:b/>
     </w:rPr>
   </w:style>
   <w:style w:type="character" w:customStyle="1" w:styleId="OperatorTok">
@@ -13256,34 +11807,34 @@
     <w:name w:val="InformationTok"/>
     <w:basedOn w:val="VerbatimChar"/>
     <w:rPr>
-      <w:color w:val="60a0b0"/>
       <w:b/>
       <w:i/>
+      <w:color w:val="60a0b0"/>
     </w:rPr>
   </w:style>
   <w:style w:type="character" w:customStyle="1" w:styleId="WarningTok">
     <w:name w:val="WarningTok"/>
     <w:basedOn w:val="VerbatimChar"/>
     <w:rPr>
-      <w:color w:val="60a0b0"/>
       <w:b/>
       <w:i/>
+      <w:color w:val="60a0b0"/>
     </w:rPr>
   </w:style>
   <w:style w:type="character" w:customStyle="1" w:styleId="AlertTok">
     <w:name w:val="AlertTok"/>
     <w:basedOn w:val="VerbatimChar"/>
     <w:rPr>
+      <w:b/>
       <w:color w:val="ff0000"/>
-      <w:b/>
     </w:rPr>
   </w:style>
   <w:style w:type="character" w:customStyle="1" w:styleId="ErrorTok">
     <w:name w:val="ErrorTok"/>
     <w:basedOn w:val="VerbatimChar"/>
     <w:rPr>
+      <w:b/>
       <w:color w:val="ff0000"/>
-      <w:b/>
     </w:rPr>
   </w:style>
   <w:style w:type="character" w:customStyle="1" w:styleId="NormalTok">
@@ -13305,44 +11856,44 @@
         <a:sysClr val="window" lastClr="FFFFFF"/>
       </a:lt1>
       <a:dk2>
-        <a:srgbClr val="1F497D"/>
+        <a:srgbClr val="0E2841"/>
       </a:dk2>
       <a:lt2>
-        <a:srgbClr val="EEECE1"/>
+        <a:srgbClr val="E8E8E8"/>
       </a:lt2>
       <a:accent1>
-        <a:srgbClr val="4F81BD"/>
+        <a:srgbClr val="156082"/>
       </a:accent1>
       <a:accent2>
-        <a:srgbClr val="C0504D"/>
+        <a:srgbClr val="E97132"/>
       </a:accent2>
       <a:accent3>
-        <a:srgbClr val="9BBB59"/>
+        <a:srgbClr val="196B24"/>
       </a:accent3>
       <a:accent4>
-        <a:srgbClr val="8064A2"/>
+        <a:srgbClr val="0F9ED5"/>
       </a:accent4>
       <a:accent5>
-        <a:srgbClr val="4BACC6"/>
+        <a:srgbClr val="A02B93"/>
       </a:accent5>
       <a:accent6>
-        <a:srgbClr val="F79646"/>
+        <a:srgbClr val="4EA72E"/>
       </a:accent6>
       <a:hlink>
-        <a:srgbClr val="0000FF"/>
+        <a:srgbClr val="467886"/>
       </a:hlink>
       <a:folHlink>
-        <a:srgbClr val="800080"/>
+        <a:srgbClr val="96607D"/>
       </a:folHlink>
     </a:clrScheme>
     <a:fontScheme name="Office">
       <a:majorFont>
-        <a:latin typeface="Calibri"/>
+        <a:latin typeface="Aptos Display" panose="02110004020202020204"/>
         <a:ea typeface=""/>
         <a:cs typeface=""/>
-        <a:font script="Jpan" typeface="ＭＳ ゴシック"/>
+        <a:font script="Jpan" typeface="游ゴシック Light"/>
         <a:font script="Hang" typeface="맑은 고딕"/>
-        <a:font script="Hans" typeface="宋体"/>
+        <a:font script="Hans" typeface="等线 Light"/>
         <a:font script="Hant" typeface="新細明體"/>
         <a:font script="Arab" typeface="Times New Roman"/>
         <a:font script="Hebr" typeface="Times New Roman"/>
@@ -13369,14 +11920,32 @@
         <a:font script="Mong" typeface="Mongolian Baiti"/>
         <a:font script="Viet" typeface="Times New Roman"/>
         <a:font script="Uigh" typeface="Microsoft Uighur"/>
+        <a:font script="Geor" typeface="Sylfaen"/>
+        <a:font script="Armn" typeface="Arial"/>
+        <a:font script="Bugi" typeface="Leelawadee UI"/>
+        <a:font script="Bopo" typeface="Microsoft JhengHei"/>
+        <a:font script="Java" typeface="Javanese Text"/>
+        <a:font script="Lisu" typeface="Segoe UI"/>
+        <a:font script="Mymr" typeface="Myanmar Text"/>
+        <a:font script="Nkoo" typeface="Ebrima"/>
+        <a:font script="Olck" typeface="Nirmala UI"/>
+        <a:font script="Osma" typeface="Ebrima"/>
+        <a:font script="Phag" typeface="Phagspa"/>
+        <a:font script="Syrn" typeface="Estrangelo Edessa"/>
+        <a:font script="Syrj" typeface="Estrangelo Edessa"/>
+        <a:font script="Syre" typeface="Estrangelo Edessa"/>
+        <a:font script="Sora" typeface="Nirmala UI"/>
+        <a:font script="Tale" typeface="Microsoft Tai Le"/>
+        <a:font script="Talu" typeface="Microsoft New Tai Lue"/>
+        <a:font script="Tfng" typeface="Ebrima"/>
       </a:majorFont>
       <a:minorFont>
-        <a:latin typeface="Cambria"/>
+        <a:latin typeface="Aptos" panose="02110004020202020204"/>
         <a:ea typeface=""/>
         <a:cs typeface=""/>
-        <a:font script="Jpan" typeface="ＭＳ 明朝"/>
+        <a:font script="Jpan" typeface="游明朝"/>
         <a:font script="Hang" typeface="맑은 고딕"/>
-        <a:font script="Hans" typeface="宋体"/>
+        <a:font script="Hans" typeface="等线"/>
         <a:font script="Hant" typeface="新細明體"/>
         <a:font script="Arab" typeface="Arial"/>
         <a:font script="Hebr" typeface="Arial"/>
@@ -13403,6 +11972,24 @@
         <a:font script="Mong" typeface="Mongolian Baiti"/>
         <a:font script="Viet" typeface="Arial"/>
         <a:font script="Uigh" typeface="Microsoft Uighur"/>
+        <a:font script="Geor" typeface="Sylfaen"/>
+        <a:font script="Armn" typeface="Arial"/>
+        <a:font script="Bugi" typeface="Leelawadee UI"/>
+        <a:font script="Bopo" typeface="Microsoft JhengHei"/>
+        <a:font script="Java" typeface="Javanese Text"/>
+        <a:font script="Lisu" typeface="Segoe UI"/>
+        <a:font script="Mymr" typeface="Myanmar Text"/>
+        <a:font script="Nkoo" typeface="Ebrima"/>
+        <a:font script="Olck" typeface="Nirmala UI"/>
+        <a:font script="Osma" typeface="Ebrima"/>
+        <a:font script="Phag" typeface="Phagspa"/>
+        <a:font script="Syrn" typeface="Estrangelo Edessa"/>
+        <a:font script="Syrj" typeface="Estrangelo Edessa"/>
+        <a:font script="Syre" typeface="Estrangelo Edessa"/>
+        <a:font script="Sora" typeface="Nirmala UI"/>
+        <a:font script="Tale" typeface="Microsoft Tai Le"/>
+        <a:font script="Talu" typeface="Microsoft New Tai Lue"/>
+        <a:font script="Tfng" typeface="Ebrima"/>
       </a:minorFont>
     </a:fontScheme>
     <a:fmtScheme name="Office">
@@ -13414,200 +12001,141 @@
           <a:gsLst>
             <a:gs pos="0">
               <a:schemeClr val="phClr">
-                <a:tint val="50000"/>
-                <a:satMod val="300000"/>
+                <a:lumMod val="110000"/>
+                <a:satMod val="105000"/>
+                <a:tint val="67000"/>
               </a:schemeClr>
             </a:gs>
-            <a:gs pos="35000">
+            <a:gs pos="50000">
               <a:schemeClr val="phClr">
-                <a:tint val="37000"/>
-                <a:satMod val="300000"/>
+                <a:lumMod val="105000"/>
+                <a:satMod val="103000"/>
+                <a:tint val="73000"/>
               </a:schemeClr>
             </a:gs>
             <a:gs pos="100000">
               <a:schemeClr val="phClr">
-                <a:tint val="15000"/>
-                <a:satMod val="350000"/>
+                <a:lumMod val="105000"/>
+                <a:satMod val="109000"/>
+                <a:tint val="81000"/>
               </a:schemeClr>
             </a:gs>
           </a:gsLst>
-          <a:lin ang="16200000" scaled="1"/>
+          <a:lin ang="5400000" scaled="0"/>
         </a:gradFill>
         <a:gradFill rotWithShape="1">
           <a:gsLst>
             <a:gs pos="0">
               <a:schemeClr val="phClr">
-                <a:tint val="100000"/>
+                <a:satMod val="103000"/>
+                <a:lumMod val="102000"/>
+                <a:tint val="94000"/>
+              </a:schemeClr>
+            </a:gs>
+            <a:gs pos="50000">
+              <a:schemeClr val="phClr">
+                <a:satMod val="110000"/>
+                <a:lumMod val="100000"/>
                 <a:shade val="100000"/>
-                <a:satMod val="130000"/>
               </a:schemeClr>
             </a:gs>
             <a:gs pos="100000">
               <a:schemeClr val="phClr">
-                <a:tint val="50000"/>
-                <a:shade val="100000"/>
-                <a:satMod val="350000"/>
+                <a:lumMod val="99000"/>
+                <a:satMod val="120000"/>
+                <a:shade val="78000"/>
               </a:schemeClr>
             </a:gs>
           </a:gsLst>
-          <a:lin ang="16200000" scaled="0"/>
+          <a:lin ang="5400000" scaled="0"/>
         </a:gradFill>
       </a:fillStyleLst>
       <a:lnStyleLst>
-        <a:ln w="9525" cap="flat" cmpd="sng" algn="ctr">
-          <a:solidFill>
-            <a:schemeClr val="phClr">
-              <a:shade val="95000"/>
-              <a:satMod val="105000"/>
-            </a:schemeClr>
-          </a:solidFill>
-          <a:prstDash val="solid"/>
-        </a:ln>
-        <a:ln w="25400" cap="flat" cmpd="sng" algn="ctr">
+        <a:ln w="6350" cap="flat" cmpd="sng" algn="ctr">
           <a:solidFill>
             <a:schemeClr val="phClr"/>
           </a:solidFill>
           <a:prstDash val="solid"/>
+          <a:miter lim="800000"/>
         </a:ln>
-        <a:ln w="38100" cap="flat" cmpd="sng" algn="ctr">
+        <a:ln w="12700" cap="flat" cmpd="sng" algn="ctr">
           <a:solidFill>
             <a:schemeClr val="phClr"/>
           </a:solidFill>
           <a:prstDash val="solid"/>
+          <a:miter lim="800000"/>
+        </a:ln>
+        <a:ln w="19050" cap="flat" cmpd="sng" algn="ctr">
+          <a:solidFill>
+            <a:schemeClr val="phClr"/>
+          </a:solidFill>
+          <a:prstDash val="solid"/>
+          <a:miter lim="800000"/>
         </a:ln>
       </a:lnStyleLst>
       <a:effectStyleLst>
         <a:effectStyle>
+          <a:effectLst/>
+        </a:effectStyle>
+        <a:effectStyle>
+          <a:effectLst/>
+        </a:effectStyle>
+        <a:effectStyle>
           <a:effectLst>
-            <a:outerShdw blurRad="40000" dist="20000" dir="5400000" rotWithShape="0">
+            <a:outerShdw blurRad="57150" dist="19050" dir="5400000" algn="ctr" rotWithShape="0">
               <a:srgbClr val="000000">
-                <a:alpha val="38000"/>
+                <a:alpha val="63000"/>
               </a:srgbClr>
             </a:outerShdw>
           </a:effectLst>
-        </a:effectStyle>
-        <a:effectStyle>
-          <a:effectLst>
-            <a:outerShdw blurRad="40000" dist="23000" dir="5400000" rotWithShape="0">
-              <a:srgbClr val="000000">
-                <a:alpha val="35000"/>
-              </a:srgbClr>
-            </a:outerShdw>
-          </a:effectLst>
-        </a:effectStyle>
-        <a:effectStyle>
-          <a:effectLst>
-            <a:outerShdw blurRad="40000" dist="23000" dir="5400000" rotWithShape="0">
-              <a:srgbClr val="000000">
-                <a:alpha val="35000"/>
-              </a:srgbClr>
-            </a:outerShdw>
-          </a:effectLst>
-          <a:scene3d>
-            <a:camera prst="orthographicFront">
-              <a:rot lat="0" lon="0" rev="0"/>
-            </a:camera>
-            <a:lightRig rig="threePt" dir="t">
-              <a:rot lat="0" lon="0" rev="1200000"/>
-            </a:lightRig>
-          </a:scene3d>
-          <a:sp3d>
-            <a:bevelT w="63500" h="25400"/>
-          </a:sp3d>
         </a:effectStyle>
       </a:effectStyleLst>
       <a:bgFillStyleLst>
         <a:solidFill>
           <a:schemeClr val="phClr"/>
         </a:solidFill>
+        <a:solidFill>
+          <a:schemeClr val="phClr">
+            <a:tint val="95000"/>
+            <a:satMod val="170000"/>
+          </a:schemeClr>
+        </a:solidFill>
         <a:gradFill rotWithShape="1">
           <a:gsLst>
             <a:gs pos="0">
               <a:schemeClr val="phClr">
-                <a:tint val="40000"/>
-                <a:satMod val="350000"/>
+                <a:tint val="93000"/>
+                <a:satMod val="150000"/>
+                <a:shade val="98000"/>
+                <a:lumMod val="102000"/>
               </a:schemeClr>
             </a:gs>
-            <a:gs pos="40000">
+            <a:gs pos="50000">
               <a:schemeClr val="phClr">
-                <a:tint val="45000"/>
-                <a:shade val="99000"/>
-                <a:satMod val="350000"/>
+                <a:tint val="98000"/>
+                <a:satMod val="130000"/>
+                <a:shade val="90000"/>
+                <a:lumMod val="103000"/>
               </a:schemeClr>
             </a:gs>
             <a:gs pos="100000">
               <a:schemeClr val="phClr">
-                <a:shade val="20000"/>
-                <a:satMod val="255000"/>
+                <a:shade val="63000"/>
+                <a:satMod val="120000"/>
               </a:schemeClr>
             </a:gs>
           </a:gsLst>
-          <a:path path="circle">
-            <a:fillToRect l="50000" t="-80000" r="50000" b="180000"/>
-          </a:path>
-        </a:gradFill>
-        <a:gradFill rotWithShape="1">
-          <a:gsLst>
-            <a:gs pos="0">
-              <a:schemeClr val="phClr">
-                <a:tint val="80000"/>
-                <a:satMod val="300000"/>
-              </a:schemeClr>
-            </a:gs>
-            <a:gs pos="100000">
-              <a:schemeClr val="phClr">
-                <a:shade val="30000"/>
-                <a:satMod val="200000"/>
-              </a:schemeClr>
-            </a:gs>
-          </a:gsLst>
-          <a:path path="circle">
-            <a:fillToRect l="50000" t="50000" r="50000" b="50000"/>
-          </a:path>
+          <a:lin ang="5400000" scaled="0"/>
         </a:gradFill>
       </a:bgFillStyleLst>
     </a:fmtScheme>
   </a:themeElements>
-  <a:objectDefaults>
-    <a:spDef>
-      <a:spPr/>
-      <a:bodyPr/>
-      <a:lstStyle/>
-      <a:style>
-        <a:lnRef idx="1">
-          <a:schemeClr val="accent1"/>
-        </a:lnRef>
-        <a:fillRef idx="3">
-          <a:schemeClr val="accent1"/>
-        </a:fillRef>
-        <a:effectRef idx="2">
-          <a:schemeClr val="accent1"/>
-        </a:effectRef>
-        <a:fontRef idx="minor">
-          <a:schemeClr val="lt1"/>
-        </a:fontRef>
-      </a:style>
-    </a:spDef>
-    <a:lnDef>
-      <a:spPr/>
-      <a:bodyPr/>
-      <a:lstStyle/>
-      <a:style>
-        <a:lnRef idx="2">
-          <a:schemeClr val="accent1"/>
-        </a:lnRef>
-        <a:fillRef idx="0">
-          <a:schemeClr val="accent1"/>
-        </a:fillRef>
-        <a:effectRef idx="1">
-          <a:schemeClr val="accent1"/>
-        </a:effectRef>
-        <a:fontRef idx="minor">
-          <a:schemeClr val="tx1"/>
-        </a:fontRef>
-      </a:style>
-    </a:lnDef>
-  </a:objectDefaults>
+  <a:objectDefaults/>
   <a:extraClrSchemeLst/>
+  <a:extLst>
+    <a:ext uri="{05A4C25C-085E-4340-85A3-A5531E510DB2}">
+      <thm15:themeFamily xmlns:thm15="http://schemas.microsoft.com/office/thememl/2012/main" name="Office Theme" id="{2E142A2C-CD16-42D6-873A-C26D2A0506FA}" vid="{1BDDFF52-6CD6-40A5-AB3C-68EB2F1E4D0A}"/>
+    </a:ext>
+  </a:extLst>
 </a:theme>
 </file>
--- a/Am_I_The_Bad_Guy_Master_Draft.docx
+++ b/Am_I_The_Bad_Guy_Master_Draft.docx
@@ -1420,7 +1420,7 @@
         <w:pStyle w:val="BodyText"/>
       </w:pPr>
       <w:r>
-        <w:t xml:space="preserve">We had Eddie, a good guy whose family was even poorer than ours, but they did hustle. His dad ran a tiny cramped corner store that sold stale bread, single cigarettes, and cheap soda to keep the lights on. We were at Ed’s house once and Chris’s fat ass flopped on the sofa. That shit collapsed and red stuff started oozing out from underneath it. Artie was like,</w:t>
+        <w:t xml:space="preserve">We had Eddie, a good guy whose family was even poorer than ours, but they did hustle. His dad ran a tiny cramped corner store that sold stale bread, single cigarettes, and cheap soda to keep the lights on. We were at Eddie’s house once and Chris’s fat ass flopped on the sofa. That shit collapsed and red stuff started oozing out from underneath it. Artie was like,</w:t>
       </w:r>
       <w:r>
         <w:t xml:space="preserve"> </w:t>
@@ -1512,7 +1512,7 @@
         <w:pStyle w:val="BodyText"/>
       </w:pPr>
       <w:r>
-        <w:t xml:space="preserve">Big Ed, who we called</w:t>
+        <w:t xml:space="preserve">Ed, aka Big Ed, who we called</w:t>
       </w:r>
       <w:r>
         <w:t xml:space="preserve"> </w:t>
@@ -3086,15 +3086,15 @@
         <w:pStyle w:val="BodyText"/>
       </w:pPr>
       <w:r>
-        <w:t xml:space="preserve">Eddie would usually bring Artie Buckalew and Big Head along. Big Head was a huge pussy who betrayed me every chance he got. For whatever reason there must be some overlap between being a coward and being a thief, because Big Head was a master at it. He could steal the toast from underneath the butter before it even melted.</w:t>
-      </w:r>
-    </w:p>
-    <w:p>
-      <w:pPr>
-        <w:pStyle w:val="BodyText"/>
-      </w:pPr>
-      <w:r>
-        <w:t xml:space="preserve">Eddie would drive us out to Marley Station Mall, and Big Head would basically go shopping. Sam Goody for CDs. Trench coat, load up. Sports Authority, Dick’s, anything he could get his hands on. This motherfucker once stole an entire hockey stick by shoving it down his shirt, threading it through his pant leg, and stiff-walking bow-legged right out the front doors.</w:t>
+        <w:t xml:space="preserve">Eddie would usually bring Artie Buckalew and Big Head — Big Ed — along. Big Head was a huge pussy who betrayed me every chance he got. For whatever reason there must be some overlap between being a coward and being a thief, because Big Head was a master at it. He could steal the toast from underneath the butter before it even melted.</w:t>
+      </w:r>
+    </w:p>
+    <w:p>
+      <w:pPr>
+        <w:pStyle w:val="BodyText"/>
+      </w:pPr>
+      <w:r>
+        <w:t xml:space="preserve">Eddie would drive us out to Marley Station Mall, and Big Head would basically go shopping. Sam Goody for CDs. Trench coat, load up. Sports Authority, Dick’s, anything he could get his hands on.</w:t>
       </w:r>
     </w:p>
     <w:p>

--- a/Am_I_The_Bad_Guy_Master_Draft.docx
+++ b/Am_I_The_Bad_Guy_Master_Draft.docx
@@ -43,7 +43,7 @@
           <wp:inline>
             <wp:extent cx="5334000" cy="7950532"/>
             <wp:effectExtent b="0" l="0" r="0" t="0"/>
-            <wp:docPr descr="The Improbability of Me Book Cover" title="" id="10" name="Picture"/>
+            <wp:docPr descr="Am I the Bad Guy Book Cover" title="" id="10" name="Picture"/>
             <a:graphic>
               <a:graphicData uri="http://schemas.openxmlformats.org/drawingml/2006/picture">
                 <pic:pic>
@@ -86,7 +86,7 @@
         <w:pStyle w:val="ImageCaption"/>
       </w:pPr>
       <w:r>
-        <w:t xml:space="preserve">The Improbability of Me Book Cover</w:t>
+        <w:t xml:space="preserve">Am I the Bad Guy Book Cover</w:t>
       </w:r>
     </w:p>
     <w:bookmarkEnd w:id="12"/>
@@ -155,6 +155,16 @@
         </w:pict>
       </w:r>
     </w:p>
+    <w:bookmarkEnd w:id="13"/>
+    <w:bookmarkStart w:id="14" w:name="chapter-1-am-i-the-bad-guy"/>
+    <w:p>
+      <w:pPr>
+        <w:pStyle w:val="Heading1"/>
+      </w:pPr>
+      <w:r>
+        <w:t xml:space="preserve">Chapter 1: Am I the Bad Guy?</w:t>
+      </w:r>
+    </w:p>
     <w:p>
       <w:r>
         <w:pict>
@@ -162,14 +172,102 @@
         </w:pict>
       </w:r>
     </w:p>
-    <w:bookmarkEnd w:id="13"/>
-    <w:bookmarkStart w:id="14" w:name="chapter-1-am-i-the-bad-guy"/>
+    <w:p>
+      <w:pPr>
+        <w:pStyle w:val="FirstParagraph"/>
+      </w:pPr>
+      <w:r>
+        <w:t xml:space="preserve">I was a spectacular fuckup. The guy they point at and say don’t be that motherfucker.</w:t>
+      </w:r>
+    </w:p>
+    <w:p>
+      <w:pPr>
+        <w:pStyle w:val="BodyText"/>
+      </w:pPr>
+      <w:r>
+        <w:t xml:space="preserve">I don’t lead with it. People tell me I lived an interesting life. What they mean is the file looks ugly and the rooms I walked through looked uglier. I wait. I let you meet the engineer first. Soften the blow. The man in front of you does not match the story, and I know it. Folks I’ve known for years won’t know this until they read the book. Everybody wants to be the hero of their own shit. I’m uncomfortably aware I was the bad guy more than once.</w:t>
+      </w:r>
+    </w:p>
+    <w:p>
+      <w:pPr>
+        <w:pStyle w:val="BodyText"/>
+      </w:pPr>
+      <w:r>
+        <w:t xml:space="preserve">Didn’t start that way.</w:t>
+      </w:r>
+    </w:p>
+    <w:p>
+      <w:pPr>
+        <w:pStyle w:val="BodyText"/>
+      </w:pPr>
+      <w:r>
+        <w:t xml:space="preserve">Golden boy for a long stretch. Teacher’s pet. Top of the class. Smart-ass kid who actually was smart. Then it got away from me. That’s how it happens - you’re young, you’re certain, nobody’s snatched the wheel yet, and all of a sudden you’re the cautionary tale. This book is how easy that is. And what it takes to grab life by the throat after it already put you on the ground.</w:t>
+      </w:r>
+    </w:p>
+    <w:p>
+      <w:pPr>
+        <w:pStyle w:val="BodyText"/>
+      </w:pPr>
+      <w:r>
+        <w:t xml:space="preserve">I’ve been locked up. Freedom gone. Walked through all that shit. I’ve also sat in rooms most people will never see - critical infrastructure, national labs, federal work I still can’t talk about. Director at Koch. CTO at one of the biggest automation houses on the planet. Principal engineer now. Same body. Different jacket.</w:t>
+      </w:r>
+    </w:p>
+    <w:p>
+      <w:pPr>
+        <w:pStyle w:val="BodyText"/>
+      </w:pPr>
+      <w:r>
+        <w:t xml:space="preserve">South Baltimore kid in a North Baltimore school. Light-skinned problem in rooms that didn’t want me. That wasn’t theory. That was every day. Joined the military. They poisoned me. It’s fine. What’s a little poison between friends. I also - and I still laugh when I say it - accidentally became an international steroid kingpin. Whole East Coast, West Coast, South America pipeline. That was an adventure I did not put on the five-year plan.</w:t>
+      </w:r>
+    </w:p>
+    <w:p>
+      <w:pPr>
+        <w:pStyle w:val="BodyText"/>
+      </w:pPr>
+      <w:r>
+        <w:t xml:space="preserve">Life leaves receipts. Scars across my head and face. Fake left hip. Legs marked up. Zipper down my gut where they cut me open and took the cancerous ball the Air Force helped grow. Functional safety engineer in me looks at that and says the probability of failure on demand for my own life was damn near certain.</w:t>
+      </w:r>
+    </w:p>
+    <w:p>
+      <w:pPr>
+        <w:pStyle w:val="BodyText"/>
+      </w:pPr>
+      <w:r>
+        <w:t xml:space="preserve">I unfucked it anyway. Took the same shit that made me a fuckup and turned it into the thing that makes me dangerous in a useful way.</w:t>
+      </w:r>
+    </w:p>
+    <w:p>
+      <w:pPr>
+        <w:pStyle w:val="BodyText"/>
+      </w:pPr>
+      <w:r>
+        <w:t xml:space="preserve">Japanese got a word for the break you don’t hide. I studied the language in sixth grade and lived over there three years in the service, so yeah, I’m gonna say it: kintsugi. They fill the cracks with gold. They don’t pretend the bowl never hit the floor. They make the drop the point.</w:t>
+      </w:r>
+    </w:p>
+    <w:p>
+      <w:pPr>
+        <w:pStyle w:val="BodyText"/>
+      </w:pPr>
+      <w:r>
+        <w:t xml:space="preserve">That’s the book. How not to walk into the stupid rooms in the first place. And if you’re already in one - how to get out of that motherfucker and do it right.</w:t>
+      </w:r>
+    </w:p>
+    <w:p>
+      <w:pPr>
+        <w:pStyle w:val="BodyText"/>
+      </w:pPr>
+      <w:r>
+        <w:t xml:space="preserve">The gold is the scar. This is me.</w:t>
+      </w:r>
+    </w:p>
+    <w:bookmarkEnd w:id="14"/>
+    <w:bookmarkStart w:id="15" w:name="X204e9764ec6521e2a3b16d8274f3f6726bc9e4d"/>
     <w:p>
       <w:pPr>
         <w:pStyle w:val="Heading1"/>
       </w:pPr>
       <w:r>
-        <w:t xml:space="preserve">Chapter 1: Am I the Bad Guy?</w:t>
+        <w:t xml:space="preserve">Chapter 2: The Little Chickens and the Bleach</w:t>
       </w:r>
     </w:p>
     <w:p>
@@ -184,97 +282,311 @@
         <w:pStyle w:val="FirstParagraph"/>
       </w:pPr>
       <w:r>
-        <w:t xml:space="preserve">I was a spectacular fuckup. The guy they point at and say don’t be that motherfucker.</w:t>
-      </w:r>
-    </w:p>
-    <w:p>
-      <w:pPr>
-        <w:pStyle w:val="BodyText"/>
-      </w:pPr>
-      <w:r>
-        <w:t xml:space="preserve">I don’t lead with it. People tell me I lived an interesting life. What they mean is the file looks ugly and the rooms I walked through looked uglier. I wait. I let you meet the engineer first. Soften the blow. The man in front of you does not match the story, and I know it. Folks I’ve known for years won’t know this until they read the book. Everybody wants to be the hero of their own shit. I’m uncomfortably aware I was the bad guy more than once.</w:t>
-      </w:r>
-    </w:p>
-    <w:p>
-      <w:pPr>
-        <w:pStyle w:val="BodyText"/>
-      </w:pPr>
-      <w:r>
-        <w:t xml:space="preserve">Didn’t start that way.</w:t>
-      </w:r>
-    </w:p>
-    <w:p>
-      <w:pPr>
-        <w:pStyle w:val="BodyText"/>
-      </w:pPr>
-      <w:r>
-        <w:t xml:space="preserve">Golden boy for a long stretch. Teacher’s pet. Top of the class. Smart-ass kid who actually was smart. Then it got away from me. That’s how it happens - you’re young, you’re certain, nobody’s snatched the wheel yet, and all of a sudden you’re the cautionary tale. This book is how easy that is. And what it takes to grab life by the throat after it already put you on the ground.</w:t>
-      </w:r>
-    </w:p>
-    <w:p>
-      <w:pPr>
-        <w:pStyle w:val="BodyText"/>
-      </w:pPr>
-      <w:r>
-        <w:t xml:space="preserve">I’ve been locked up. Freedom gone. Walked through all that shit. I’ve also sat in rooms most people will never see - critical infrastructure, national labs, federal work I still can’t talk about. Director at Koch. CTO at one of the biggest automation houses on the planet. Principal engineer now. Same body. Different jacket.</w:t>
-      </w:r>
-    </w:p>
-    <w:p>
-      <w:pPr>
-        <w:pStyle w:val="BodyText"/>
-      </w:pPr>
-      <w:r>
-        <w:t xml:space="preserve">South Baltimore kid in a North Baltimore school. Light-skinned problem in rooms that didn’t want me. That wasn’t theory. That was every day. Joined the military. They poisoned me. It’s fine. What’s a little poison between friends. I also - and I still laugh when I say it - accidentally became an international steroid kingpin. Whole East Coast, West Coast, South America pipeline. That was an adventure I did not put on the five-year plan.</w:t>
-      </w:r>
-    </w:p>
-    <w:p>
-      <w:pPr>
-        <w:pStyle w:val="BodyText"/>
-      </w:pPr>
-      <w:r>
-        <w:t xml:space="preserve">Life leaves receipts. Scars across my head and face. Fake left hip. Legs marked up. Zipper down my gut where they cut me open and took the cancerous ball the Air Force helped grow. Functional safety engineer in me looks at that and says the probability of failure on demand for my own life was damn near certain.</w:t>
-      </w:r>
-    </w:p>
-    <w:p>
-      <w:pPr>
-        <w:pStyle w:val="BodyText"/>
-      </w:pPr>
-      <w:r>
-        <w:t xml:space="preserve">I unfucked it anyway. Took the same shit that made me a fuckup and turned it into the thing that makes me dangerous in a useful way.</w:t>
-      </w:r>
-    </w:p>
-    <w:p>
-      <w:pPr>
-        <w:pStyle w:val="BodyText"/>
-      </w:pPr>
-      <w:r>
-        <w:t xml:space="preserve">Japanese got a word for the break you don’t hide. I studied the language in sixth grade and lived over there three years in the service, so yeah, I’m gonna say it: kintsugi. They fill the cracks with gold. They don’t pretend the bowl never hit the floor. They make the drop the point.</w:t>
-      </w:r>
-    </w:p>
-    <w:p>
-      <w:pPr>
-        <w:pStyle w:val="BodyText"/>
-      </w:pPr>
-      <w:r>
-        <w:t xml:space="preserve">That’s the book. How not to walk into the stupid rooms in the first place. And if you’re already in one - how to get out of that motherfucker and do it right.</w:t>
-      </w:r>
-    </w:p>
-    <w:p>
-      <w:pPr>
-        <w:pStyle w:val="BodyText"/>
-      </w:pPr>
-      <w:r>
-        <w:t xml:space="preserve">The gold is the scar. This is me.</w:t>
-      </w:r>
-    </w:p>
-    <w:bookmarkEnd w:id="14"/>
-    <w:bookmarkStart w:id="15" w:name="X204e9764ec6521e2a3b16d8274f3f6726bc9e4d"/>
+        <w:t xml:space="preserve">If you want to understand the machine, you have to look at the factory where it was built.</w:t>
+      </w:r>
+    </w:p>
+    <w:p>
+      <w:pPr>
+        <w:pStyle w:val="BodyText"/>
+      </w:pPr>
+      <w:r>
+        <w:t xml:space="preserve">My factory was a row house on Williams Street, right in the Federal Hill neighborhood of Baltimore. My grandfather, Jim, a career railroad man who served in the Army Air Forces in WWII, bought the place with a GI loan for three thousand dollars. Jim was a physically large man. 6’2” with a thick frame. Even into his 80s he was hunting and pulling deer out of the woods in West Virginia. Jim would go to sleep at sundown or 7 o’clock. Whichever came first. Then he would be up the next morning at 4:30 a.m. He was a man of incredible routine. He walked or rode the train everywhere. I don’t think he ever actually got a driver’s license.</w:t>
+      </w:r>
+    </w:p>
+    <w:p>
+      <w:pPr>
+        <w:pStyle w:val="BodyText"/>
+      </w:pPr>
+      <w:r>
+        <w:t xml:space="preserve">Today, Federal Hill is gentrified and expensive — a playground of high-end bistros and young professionals. Back then, it was just Baltimore — working-class, gritty, and smelling faintly of McCormick’s spices drifting off the harbor. On humid days, the air was heavy with the sweet, sharp scent of cinnamon and nutmeg, a bizarre, pleasant mask over the city’s harder realities.</w:t>
+      </w:r>
+    </w:p>
+    <w:p>
+      <w:pPr>
+        <w:pStyle w:val="BodyText"/>
+      </w:pPr>
+      <w:r>
+        <w:t xml:space="preserve">But inside that house, the smell of McCormick’s was always overpowered by the smell of bleach and the occasional ammonia — my grandmother’s preferred cleaning products.</w:t>
+      </w:r>
+    </w:p>
+    <w:p>
+      <w:pPr>
+        <w:pStyle w:val="BodyText"/>
+      </w:pPr>
+      <w:r>
+        <w:t xml:space="preserve">That was Pauline.</w:t>
+      </w:r>
+    </w:p>
+    <w:p>
+      <w:pPr>
+        <w:pStyle w:val="BodyText"/>
+      </w:pPr>
+      <w:r>
+        <w:t xml:space="preserve">Pauline Sutherland was my maternal grandmother. She was a tiny, dark-skinned woman with high cheekbones and thick lips — my mother and I both look like her — and a presence that demanded absolute respect. She suffered no fools and took no bullshit. When you saw her ball up her fist, bite her tongue, and draw in a slow, silent breath, you knew what time it was. Someone was about to get an ass-whipping, and you just prayed it wasn’t you. I was mostly good but caught the occasional ass-whipping. She had a little plastic chandelier in her living room. I found out the individual ornaments looked like little swords. I sat there throwing a pillow up in the air knocking them off. Needless to say, when she found me it wasn’t an</w:t>
+      </w:r>
+      <w:r>
+        <w:t xml:space="preserve"> </w:t>
+      </w:r>
+      <w:r>
+        <w:t xml:space="preserve">“oh that’s so sweet,”</w:t>
+      </w:r>
+      <w:r>
+        <w:t xml:space="preserve"> </w:t>
+      </w:r>
+      <w:r>
+        <w:t xml:space="preserve">it was</w:t>
+      </w:r>
+      <w:r>
+        <w:t xml:space="preserve"> </w:t>
+      </w:r>
+      <w:r>
+        <w:t xml:space="preserve">“I’m gonna beat your little ass!”</w:t>
+      </w:r>
+    </w:p>
+    <w:p>
+      <w:pPr>
+        <w:pStyle w:val="BodyText"/>
+      </w:pPr>
+      <w:r>
+        <w:t xml:space="preserve">She kept that house incredibly clean. The kitchen had black and white linoleum tiles, polished until they shone like glass. In the winter, when the old radiators clanked and shivered, the natural gas stove was always left on, its pale blue flames hissing quietly to provide auxiliary heat. It was a house defined by its rules, its cleanliness, and my grandmother.</w:t>
+      </w:r>
+    </w:p>
+    <w:p>
+      <w:pPr>
+        <w:pStyle w:val="BodyText"/>
+      </w:pPr>
+      <w:r>
+        <w:t xml:space="preserve">I spent a lot of time with Pauline because my own mother wasn’t cut out for the job.</w:t>
+      </w:r>
+    </w:p>
+    <w:p>
+      <w:pPr>
+        <w:pStyle w:val="BodyText"/>
+      </w:pPr>
+      <w:r>
+        <w:t xml:space="preserve">My mother was young, and she simply lacked those natural maternal instincts at that stage of life. Our relationship was complicated, mostly because it barely existed. She was a drinker. I rarely saw her; she was almost always in the bars. She would play the part of a loving mother to the outside world and talk fondly of me, but in reality, her actions never backed it up. She was a shadow in my life from childhood on. I never felt like she actually wanted to be there. When she looked at me, I didn’t see warmth or connection. I saw a woman who viewed my existence as something she hadn’t planned for.</w:t>
+      </w:r>
+    </w:p>
+    <w:p>
+      <w:pPr>
+        <w:pStyle w:val="BodyText"/>
+      </w:pPr>
+      <w:r>
+        <w:t xml:space="preserve">Years later, my mother died of pancreatic cancer. It ate her away to absolutely nothing. Seeing her at the end of her life was a massive gut punch. After all, she was my mother. She gave me life. She sucked at parenting, but whatever. Seeing her in those final days gave me an unimaginable amount of pain. I got all the pain of watching her die, without any of the good memories to balance it out. How fucked up is that?</w:t>
+      </w:r>
+    </w:p>
+    <w:p>
+      <w:pPr>
+        <w:pStyle w:val="BodyText"/>
+      </w:pPr>
+      <w:r>
+        <w:t xml:space="preserve">It was at her funeral that the stark reality of my bloodline was put into sharp focus. My aunt’s boyfriend — a guy who knew both my mother and my father back in the day — was introducing me to some people at the service. He was talking about what I had accomplished and how smart I was. He paused, looked at me, and then told them point-blank that he had absolutely no idea where my intelligence came from, considering who my parents were. He wasn’t trying to be cruel; he was just stating a mathematical fact. The inputs didn’t match the outputs.</w:t>
+      </w:r>
+    </w:p>
+    <w:p>
+      <w:pPr>
+        <w:pStyle w:val="BodyText"/>
+      </w:pPr>
+      <w:r>
+        <w:t xml:space="preserve">When you are a kid, realizing your mother doesn’t want you can break you. It leaves a hollow space most people spend their entire lives trying to fill with alcohol, drugs, or toxic relationships. For me, that absence did something else. Because I didn’t have a mother looking out for me at home, I sought out motherly love from the women I encountered in the world — mostly my teachers.</w:t>
+      </w:r>
+    </w:p>
+    <w:p>
+      <w:pPr>
+        <w:pStyle w:val="BodyText"/>
+      </w:pPr>
+      <w:r>
+        <w:t xml:space="preserve">I figured it out early. If I was smart, if I performed, they would care about me.</w:t>
+      </w:r>
+    </w:p>
+    <w:p>
+      <w:pPr>
+        <w:pStyle w:val="BodyText"/>
+      </w:pPr>
+      <w:r>
+        <w:t xml:space="preserve">I remember my first-grade teacher at Thomas Johnson School 84, Ms. Krinsky. She was so kind, and to me she looked like an absolute angel. I could read and write long before I ever stepped foot in a classroom, so when she had us write stories, I poured everything I had into them. She thought I was incredibly creative, and she gave me the warm praise I had never once heard inside the walls of my own home.</w:t>
+      </w:r>
+    </w:p>
+    <w:p>
+      <w:pPr>
+        <w:pStyle w:val="BodyText"/>
+      </w:pPr>
+      <w:r>
+        <w:t xml:space="preserve">That was the spark. I felt that rush of validation. I realized that while my mother’s affection was an empty drawer, I could get attention and care from the world with school. It drove an obsession with learning that never stopped. Decades later, when I was taking my own daughter to that exact same elementary school, I ran into Ms. Krinsky again. After all those years, she still remembered the stories I wrote in her first-grade class.</w:t>
+      </w:r>
+    </w:p>
+    <w:p>
+      <w:pPr>
+        <w:pStyle w:val="BodyText"/>
+      </w:pPr>
+      <w:r>
+        <w:t xml:space="preserve">When I walked through the split entryway of the Williams Street house, past the hallway that led upstairs, I would head straight into the living room. That room was sacred. It was where the tree went at Christmas, and more importantly, it was where the encyclopedias sat. They were old World Book encyclopedias. Red. Gold lettering down the spines.</w:t>
+      </w:r>
+    </w:p>
+    <w:p>
+      <w:pPr>
+        <w:pStyle w:val="BodyText"/>
+      </w:pPr>
+      <w:r>
+        <w:t xml:space="preserve">I didn’t just look at the pictures. I sat on the floor, my back pressed against the cool wood of the baseboards, and read those encyclopedias cover to cover. I learned about functional systems, thermodynamics, ancient history, and anatomy. I built an entire worldview out of those bound pages while the gas stove hissed in the kitchen and the smell of bleach hung in the air.</w:t>
+      </w:r>
+    </w:p>
+    <w:p>
+      <w:pPr>
+        <w:pStyle w:val="BodyText"/>
+      </w:pPr>
+      <w:r>
+        <w:t xml:space="preserve">But a young brain running that hot is fragile, and Baltimore in that era wasn’t kind.</w:t>
+      </w:r>
+    </w:p>
+    <w:p>
+      <w:pPr>
+        <w:pStyle w:val="BodyText"/>
+      </w:pPr>
+      <w:r>
+        <w:t xml:space="preserve">When I was five or six years old, I contracted tuberculosis.</w:t>
+      </w:r>
+    </w:p>
+    <w:p>
+      <w:pPr>
+        <w:pStyle w:val="BodyText"/>
+      </w:pPr>
+      <w:r>
+        <w:t xml:space="preserve">TB isn’t a modern child’s disease. It’s an old-world plague. It hollows you out, eats your lungs, and burns through your vitality. I was incredibly sick, fighting a fever that rose so high it warped my grip on reality, turning the familiar kitchen into a surreal landscape of fever dreams.</w:t>
+      </w:r>
+    </w:p>
+    <w:p>
+      <w:pPr>
+        <w:pStyle w:val="BodyText"/>
+      </w:pPr>
+      <w:r>
+        <w:t xml:space="preserve">I remember sitting at the table in the kitchen, the faint smell of bleach mingling with the warm, salty broth Pauline had placed in front of me. I stared down into the bowl. The surface of the broth started to spin, the oily circles on the surface forming a tight, rapid vortex.</w:t>
+      </w:r>
+    </w:p>
+    <w:p>
+      <w:pPr>
+        <w:pStyle w:val="BodyText"/>
+      </w:pPr>
+      <w:r>
+        <w:t xml:space="preserve">Suddenly, tiny little chickens — no bigger than pennies, but fully formed and chirping silently — began flying in a spiral, rising right out of the soup, swirling up into the air in front of my face. I watched them in a fever dream, completely entranced.</w:t>
+      </w:r>
+    </w:p>
+    <w:p>
+      <w:pPr>
+        <w:pStyle w:val="BodyText"/>
+      </w:pPr>
+      <w:r>
+        <w:t xml:space="preserve">I looked up at my grandmother and told her exactly what I was seeing.</w:t>
+      </w:r>
+      <w:r>
+        <w:t xml:space="preserve"> </w:t>
+      </w:r>
+      <w:r>
+        <w:t xml:space="preserve">“Pauline, look at the little chickens. They’re flying out of the soup.”</w:t>
+      </w:r>
+    </w:p>
+    <w:p>
+      <w:pPr>
+        <w:pStyle w:val="BodyText"/>
+      </w:pPr>
+      <w:r>
+        <w:t xml:space="preserve">Pauline, the tough, no-bullshit woman who ruled the house with an iron fist and a bottle of bleach, broke down. She started crying. It is a terrifying thing for a child to see the strongest person in their world cry. She knew how sick I was. She knew the hallucination meant the fever was winning, that my brain was boiling, and that my body was on the verge of total failure.</w:t>
+      </w:r>
+    </w:p>
+    <w:p>
+      <w:pPr>
+        <w:pStyle w:val="BodyText"/>
+      </w:pPr>
+      <w:r>
+        <w:t xml:space="preserve">I survived the TB, obviously. I did a stint in Mercy Hospital while they treated me. I remember having to take that blood-red disgusting medicine. I don’t remember how long I was in there, but it felt like forever to a little boy. The fever eventually broke, the little chickens disappeared back into the broth, and the Williams Street house went back to its normal operations.</w:t>
+      </w:r>
+    </w:p>
+    <w:p>
+      <w:pPr>
+        <w:pStyle w:val="BodyText"/>
+      </w:pPr>
+      <w:r>
+        <w:t xml:space="preserve">But I never forgot it. The mind can absorb encyclopedias and build whole worlds. It is still housed in a body that can fail.</w:t>
+      </w:r>
+    </w:p>
+    <w:p>
+      <w:pPr>
+        <w:pStyle w:val="BodyText"/>
+      </w:pPr>
+      <w:r>
+        <w:t xml:space="preserve">I learned how to read from those books. I learned how to survive from Pauline. And I learned that, eventually, you have to look out for yourself, because the people who are supposed to protect you aren’t always going to be there.</w:t>
+      </w:r>
+    </w:p>
+    <w:p>
+      <w:pPr>
+        <w:pStyle w:val="BodyText"/>
+      </w:pPr>
+      <w:r>
+        <w:t xml:space="preserve">Pauline loved me. That love came out as discipline. In her house, you did what you were told, and you didn’t step out of line. I rarely caught the wrong end of her balled-up fist because I was a good boy. I was smart enough to read the room.</w:t>
+      </w:r>
+    </w:p>
+    <w:p>
+      <w:pPr>
+        <w:pStyle w:val="BodyText"/>
+      </w:pPr>
+      <w:r>
+        <w:t xml:space="preserve">But if you were on Pauline’s good side, that same ferocity became a shield.</w:t>
+      </w:r>
+    </w:p>
+    <w:p>
+      <w:pPr>
+        <w:pStyle w:val="BodyText"/>
+      </w:pPr>
+      <w:r>
+        <w:t xml:space="preserve">There was a substitute teacher at my school named Ms. Parsons. One day, for reasons I can barely remember now, she decided to be mean to me. She singled me out, treated me poorly, and made the mistake of letting me go home upset.</w:t>
+      </w:r>
+    </w:p>
+    <w:p>
+      <w:pPr>
+        <w:pStyle w:val="BodyText"/>
+      </w:pPr>
+      <w:r>
+        <w:t xml:space="preserve">Pauline didn’t write a strongly worded letter to the principal. She didn’t call the school board to complain. That wasn’t the Baltimore way.</w:t>
+      </w:r>
+    </w:p>
+    <w:p>
+      <w:pPr>
+        <w:pStyle w:val="BodyText"/>
+      </w:pPr>
+      <w:r>
+        <w:t xml:space="preserve">Pauline went straight to the school, marched into the building, and confronted Ms. Parsons directly. She looked that substitute teacher in the eye and promised, with absolute, terrifying sincerity, to beat her to death.</w:t>
+      </w:r>
+    </w:p>
+    <w:p>
+      <w:pPr>
+        <w:pStyle w:val="BodyText"/>
+      </w:pPr>
+      <w:r>
+        <w:t xml:space="preserve">It wasn’t an idle threat. Pauline had the kind of presence that made you believe every word she said. She put the fear of God into that woman. From that day forward, Ms. Parsons never crossed me again. In fact, for years as I grew older, whenever I saw Ms. Parsons, she would smile nervously and say,</w:t>
+      </w:r>
+      <w:r>
+        <w:t xml:space="preserve"> </w:t>
+      </w:r>
+      <w:r>
+        <w:t xml:space="preserve">“Say hi to your grandmother for me! Tell her how wonderful she is!”</w:t>
+      </w:r>
+    </w:p>
+    <w:p>
+      <w:pPr>
+        <w:pStyle w:val="BodyText"/>
+      </w:pPr>
+      <w:r>
+        <w:t xml:space="preserve">Pauline taught me that the credible threat of violence could create boundaries when nobody else would.</w:t>
+      </w:r>
+    </w:p>
+    <w:bookmarkEnd w:id="15"/>
+    <w:bookmarkStart w:id="16" w:name="chapter-3-audrey-avenue"/>
     <w:p>
       <w:pPr>
         <w:pStyle w:val="Heading1"/>
       </w:pPr>
       <w:r>
-        <w:t xml:space="preserve">Chapter 2: The Little Chickens and the Bleach</w:t>
+        <w:t xml:space="preserve">Chapter 3: Audrey Avenue</w:t>
       </w:r>
     </w:p>
     <w:p>
@@ -289,311 +601,321 @@
         <w:pStyle w:val="FirstParagraph"/>
       </w:pPr>
       <w:r>
-        <w:t xml:space="preserve">If you want to understand the machine, you have to look at the factory where it was built.</w:t>
-      </w:r>
-    </w:p>
-    <w:p>
-      <w:pPr>
-        <w:pStyle w:val="BodyText"/>
-      </w:pPr>
-      <w:r>
-        <w:t xml:space="preserve">My factory was a row house on Williams Street, right in the Federal Hill neighborhood of Baltimore. My grandfather, Jim, a career railroad man and Air Force veteran from WWII, bought the place with a GI loan for three thousand dollars. Jim was a physically large man. 6’2” with a thick frame. Even into his 80s he was hunting and pulling deer out of the woods in West Virginia. Jim would go to sleep at sundown or 7 o’clock. Whichever came first. Then he would be up the next morning at 4:30 a.m. He was a man of incredible routine. He walked or rode the train everywhere. I don’t think he ever actually got a driver’s license.</w:t>
-      </w:r>
-    </w:p>
-    <w:p>
-      <w:pPr>
-        <w:pStyle w:val="BodyText"/>
-      </w:pPr>
-      <w:r>
-        <w:t xml:space="preserve">Today, Federal Hill is gentrified and expensive — a playground of high-end bistros and young professionals. Back then, it was just Baltimore — working-class, gritty, and smelling faintly of McCormick’s spices drifting off the harbor. On humid days, the air was heavy with the sweet, sharp scent of cinnamon and nutmeg, a bizarre, pleasant mask over the city’s harder realities.</w:t>
-      </w:r>
-    </w:p>
-    <w:p>
-      <w:pPr>
-        <w:pStyle w:val="BodyText"/>
-      </w:pPr>
-      <w:r>
-        <w:t xml:space="preserve">But inside that house, the smell of McCormick’s was always overpowered by the smell of bleach and the occasional ammonia — my grandmother’s preferred cleaning products.</w:t>
-      </w:r>
-    </w:p>
-    <w:p>
-      <w:pPr>
-        <w:pStyle w:val="BodyText"/>
-      </w:pPr>
-      <w:r>
-        <w:t xml:space="preserve">That was Pauline.</w:t>
-      </w:r>
-    </w:p>
-    <w:p>
-      <w:pPr>
-        <w:pStyle w:val="BodyText"/>
-      </w:pPr>
-      <w:r>
-        <w:t xml:space="preserve">Pauline Sutherland was my maternal grandmother. She was a tiny, dark-skinned woman with high cheekbones and thick lips — my mother and I both look like her — and a presence that demanded absolute respect. She suffered no fools and took no bullshit. When you saw her ball up her fist, bite her tongue, and draw in a slow, silent breath, you knew what time it was. Someone was about to get an ass-whipping, and you just prayed it wasn’t you. I was mostly good but caught the occasional ass-whipping. She had a little plastic chandelier in her living room. I found out the individual ornaments looked like little swords. I sat there throwing a pillow up in the air knocking them off. Needless to say, when she found me it wasn’t an</w:t>
-      </w:r>
-      <w:r>
-        <w:t xml:space="preserve"> </w:t>
-      </w:r>
-      <w:r>
-        <w:t xml:space="preserve">“oh that’s so sweet,”</w:t>
-      </w:r>
-      <w:r>
-        <w:t xml:space="preserve"> </w:t>
-      </w:r>
-      <w:r>
-        <w:t xml:space="preserve">it was</w:t>
-      </w:r>
-      <w:r>
-        <w:t xml:space="preserve"> </w:t>
-      </w:r>
-      <w:r>
-        <w:t xml:space="preserve">“I’m gonna beat your little ass!”</w:t>
-      </w:r>
-    </w:p>
-    <w:p>
-      <w:pPr>
-        <w:pStyle w:val="BodyText"/>
-      </w:pPr>
-      <w:r>
-        <w:t xml:space="preserve">She kept that house incredibly clean. The kitchen had black and white linoleum tiles, polished until they shone like glass. In the winter, when the old radiators clanked and shivered, the natural gas stove was always left on, its pale blue flames hissing quietly to provide auxiliary heat. It was a house defined by its rules, its cleanliness, and my grandmother.</w:t>
-      </w:r>
-    </w:p>
-    <w:p>
-      <w:pPr>
-        <w:pStyle w:val="BodyText"/>
-      </w:pPr>
-      <w:r>
-        <w:t xml:space="preserve">I spent a lot of time with Pauline because my own mother wasn’t cut out for the job.</w:t>
-      </w:r>
-    </w:p>
-    <w:p>
-      <w:pPr>
-        <w:pStyle w:val="BodyText"/>
-      </w:pPr>
-      <w:r>
-        <w:t xml:space="preserve">My mother was young, and she simply lacked those natural maternal instincts at that stage of life. Our relationship was complicated, mostly because it barely existed. She was a drinker. I rarely saw her; she was almost always in the bars. She would play the part of a loving mother to the outside world and talk fondly of me, but in reality, her actions never backed it up. She was a shadow in my life from childhood on. I never felt like she actually wanted to be there. When she looked at me, I didn’t see warmth or connection. I saw a woman who viewed my existence as something she hadn’t planned for.</w:t>
-      </w:r>
-    </w:p>
-    <w:p>
-      <w:pPr>
-        <w:pStyle w:val="BodyText"/>
-      </w:pPr>
-      <w:r>
-        <w:t xml:space="preserve">Years later, my mother died of pancreatic cancer. It ate her away to absolutely nothing. Seeing her at the end of her life was a massive gut punch. After all, she was my mother. She gave me life. She sucked at parenting, but whatever. Seeing her in those final days gave me an unimaginable amount of pain. I got all the pain of watching her die, without any of the good memories to balance it out. How fucked up is that?</w:t>
-      </w:r>
-    </w:p>
-    <w:p>
-      <w:pPr>
-        <w:pStyle w:val="BodyText"/>
-      </w:pPr>
-      <w:r>
-        <w:t xml:space="preserve">It was at her funeral that the stark reality of my bloodline was put into sharp focus. My aunt’s boyfriend — a guy who knew both my mother and my father back in the day — was introducing me to some people at the service. He was talking about what I had accomplished and how smart I was. He paused, looked at me, and then told them point-blank that he had absolutely no idea where my intelligence came from, considering who my parents were. He wasn’t trying to be cruel; he was just stating a mathematical fact. The inputs didn’t match the outputs.</w:t>
-      </w:r>
-    </w:p>
-    <w:p>
-      <w:pPr>
-        <w:pStyle w:val="BodyText"/>
-      </w:pPr>
-      <w:r>
-        <w:t xml:space="preserve">When you are a kid, realizing your mother doesn’t want you can break you. It leaves a hollow space most people spend their entire lives trying to fill with alcohol, drugs, or toxic relationships. For me, that absence did something else. Because I didn’t have a mother looking out for me at home, I sought out motherly love from the women I encountered in the world — mostly my teachers.</w:t>
-      </w:r>
-    </w:p>
-    <w:p>
-      <w:pPr>
-        <w:pStyle w:val="BodyText"/>
-      </w:pPr>
-      <w:r>
-        <w:t xml:space="preserve">I figured it out early. If I was smart, if I performed, they would care about me.</w:t>
-      </w:r>
-    </w:p>
-    <w:p>
-      <w:pPr>
-        <w:pStyle w:val="BodyText"/>
-      </w:pPr>
-      <w:r>
-        <w:t xml:space="preserve">I remember my first-grade teacher at Thomas Johnson School 84, Ms. Krinsky. She was so kind, and to me she looked like an absolute angel. I could read and write long before I ever stepped foot in a classroom, so when she had us write stories, I poured everything I had into them. She thought I was incredibly creative, and she gave me the warm praise I had never once heard inside the walls of my own home.</w:t>
-      </w:r>
-    </w:p>
-    <w:p>
-      <w:pPr>
-        <w:pStyle w:val="BodyText"/>
-      </w:pPr>
-      <w:r>
-        <w:t xml:space="preserve">That was the spark. I felt that rush of validation. I realized that while my mother’s affection was an empty drawer, I could get attention and care from the world with school. It drove an obsession with learning that never stopped. Decades later, when I was taking my own daughter to that exact same elementary school, I ran into Ms. Krinsky again. After all those years, she still remembered the stories I wrote in her first-grade class.</w:t>
-      </w:r>
-    </w:p>
-    <w:p>
-      <w:pPr>
-        <w:pStyle w:val="BodyText"/>
-      </w:pPr>
-      <w:r>
-        <w:t xml:space="preserve">When I walked through the split entryway of the Williams Street house, past the hallway that led upstairs, I would head straight into the living room. That room was sacred. It was where the tree went at Christmas, and more importantly, it was where the encyclopedias sat. They were old World Book encyclopedias. Red. Gold lettering down the spines.</w:t>
-      </w:r>
-    </w:p>
-    <w:p>
-      <w:pPr>
-        <w:pStyle w:val="BodyText"/>
-      </w:pPr>
-      <w:r>
-        <w:t xml:space="preserve">I didn’t just look at the pictures. I sat on the floor, my back pressed against the cool wood of the baseboards, and read those encyclopedias cover to cover. I learned about functional systems, thermodynamics, ancient history, and anatomy. I built an entire worldview out of those bound pages while the gas stove hissed in the kitchen and the smell of bleach hung in the air.</w:t>
-      </w:r>
-    </w:p>
-    <w:p>
-      <w:pPr>
-        <w:pStyle w:val="BodyText"/>
-      </w:pPr>
-      <w:r>
-        <w:t xml:space="preserve">But a young brain running that hot is fragile, and Baltimore in that era wasn’t kind.</w:t>
-      </w:r>
-    </w:p>
-    <w:p>
-      <w:pPr>
-        <w:pStyle w:val="BodyText"/>
-      </w:pPr>
-      <w:r>
-        <w:t xml:space="preserve">When I was five or six years old, I contracted tuberculosis.</w:t>
-      </w:r>
-    </w:p>
-    <w:p>
-      <w:pPr>
-        <w:pStyle w:val="BodyText"/>
-      </w:pPr>
-      <w:r>
-        <w:t xml:space="preserve">TB isn’t a modern child’s disease. It’s an old-world plague. It hollows you out, eats your lungs, and burns through your vitality. I was incredibly sick, fighting a fever that rose so high it warped my grip on reality, turning the familiar kitchen into a surreal landscape of fever dreams.</w:t>
-      </w:r>
-    </w:p>
-    <w:p>
-      <w:pPr>
-        <w:pStyle w:val="BodyText"/>
-      </w:pPr>
-      <w:r>
-        <w:t xml:space="preserve">I remember sitting at the table in the kitchen, the faint smell of bleach mingling with the warm, salty broth Pauline had placed in front of me. I stared down into the bowl. The surface of the broth started to spin, the oily circles on the surface forming a tight, rapid vortex.</w:t>
-      </w:r>
-    </w:p>
-    <w:p>
-      <w:pPr>
-        <w:pStyle w:val="BodyText"/>
-      </w:pPr>
-      <w:r>
-        <w:t xml:space="preserve">Suddenly, tiny little chickens — no bigger than pennies, but fully formed and chirping silently — began flying in a spiral, rising right out of the soup, swirling up into the air in front of my face. I watched them in a fever dream, completely entranced.</w:t>
-      </w:r>
-    </w:p>
-    <w:p>
-      <w:pPr>
-        <w:pStyle w:val="BodyText"/>
-      </w:pPr>
-      <w:r>
-        <w:t xml:space="preserve">I looked up at my grandmother and told her exactly what I was seeing.</w:t>
-      </w:r>
-      <w:r>
-        <w:t xml:space="preserve"> </w:t>
-      </w:r>
-      <w:r>
-        <w:t xml:space="preserve">“Pauline, look at the little chickens. They’re flying out of the soup.”</w:t>
-      </w:r>
-    </w:p>
-    <w:p>
-      <w:pPr>
-        <w:pStyle w:val="BodyText"/>
-      </w:pPr>
-      <w:r>
-        <w:t xml:space="preserve">Pauline, the tough, no-bullshit woman who ruled the house with an iron fist and a bottle of bleach, broke down. She started crying. It is a terrifying thing for a child to see the strongest person in their world cry. She knew how sick I was. She knew the hallucination meant the fever was winning, that my brain was boiling, and that my body was on the verge of total failure.</w:t>
-      </w:r>
-    </w:p>
-    <w:p>
-      <w:pPr>
-        <w:pStyle w:val="BodyText"/>
-      </w:pPr>
-      <w:r>
-        <w:t xml:space="preserve">I survived the TB, obviously. I did a stint in Mercy Hospital while they treated me. I remember having to take that blood-red disgusting medicine. I don’t remember how long I was in there, but it felt like forever to a little boy. The fever eventually broke, the little chickens disappeared back into the broth, and the Williams Street house went back to its normal operations.</w:t>
-      </w:r>
-    </w:p>
-    <w:p>
-      <w:pPr>
-        <w:pStyle w:val="BodyText"/>
-      </w:pPr>
-      <w:r>
-        <w:t xml:space="preserve">But I never forgot it. The mind can absorb encyclopedias and build whole worlds. It is still housed in a body that can fail.</w:t>
-      </w:r>
-    </w:p>
-    <w:p>
-      <w:pPr>
-        <w:pStyle w:val="BodyText"/>
-      </w:pPr>
-      <w:r>
-        <w:t xml:space="preserve">I learned how to read from those books. I learned how to survive from Pauline. And I learned that, eventually, you have to look out for yourself, because the people who are supposed to protect you aren’t always going to be there.</w:t>
-      </w:r>
-    </w:p>
-    <w:p>
-      <w:pPr>
-        <w:pStyle w:val="BodyText"/>
-      </w:pPr>
-      <w:r>
-        <w:t xml:space="preserve">Pauline loved me. That love came out as discipline. In her house, you did what you were told, and you didn’t step out of line. I rarely caught the wrong end of her balled-up fist because I was a good boy. I was smart enough to read the room.</w:t>
-      </w:r>
-    </w:p>
-    <w:p>
-      <w:pPr>
-        <w:pStyle w:val="BodyText"/>
-      </w:pPr>
-      <w:r>
-        <w:t xml:space="preserve">But if you were on Pauline’s good side, that same ferocity became a shield.</w:t>
-      </w:r>
-    </w:p>
-    <w:p>
-      <w:pPr>
-        <w:pStyle w:val="BodyText"/>
-      </w:pPr>
-      <w:r>
-        <w:t xml:space="preserve">There was a substitute teacher at my school named Ms. Parsons. One day, for reasons I can barely remember now, she decided to be mean to me. She singled me out, treated me poorly, and made the mistake of letting me go home upset.</w:t>
-      </w:r>
-    </w:p>
-    <w:p>
-      <w:pPr>
-        <w:pStyle w:val="BodyText"/>
-      </w:pPr>
-      <w:r>
-        <w:t xml:space="preserve">Pauline didn’t write a strongly worded letter to the principal. She didn’t call the school board to complain. That wasn’t the Baltimore way.</w:t>
-      </w:r>
-    </w:p>
-    <w:p>
-      <w:pPr>
-        <w:pStyle w:val="BodyText"/>
-      </w:pPr>
-      <w:r>
-        <w:t xml:space="preserve">Pauline went straight to the school, marched into the building, and confronted Ms. Parsons directly. She looked that substitute teacher in the eye and promised, with absolute, terrifying sincerity, to beat her to death.</w:t>
-      </w:r>
-    </w:p>
-    <w:p>
-      <w:pPr>
-        <w:pStyle w:val="BodyText"/>
-      </w:pPr>
-      <w:r>
-        <w:t xml:space="preserve">It wasn’t an idle threat. Pauline had the kind of presence that made you believe every word she said. She put the fear of God into that woman. From that day forward, Ms. Parsons never crossed me again. In fact, for years as I grew older, whenever I saw Ms. Parsons, she would smile nervously and say,</w:t>
-      </w:r>
-      <w:r>
-        <w:t xml:space="preserve"> </w:t>
-      </w:r>
-      <w:r>
-        <w:t xml:space="preserve">“Say hi to your grandmother for me! Tell her how wonderful she is!”</w:t>
-      </w:r>
-    </w:p>
-    <w:p>
-      <w:pPr>
-        <w:pStyle w:val="BodyText"/>
-      </w:pPr>
-      <w:r>
-        <w:t xml:space="preserve">Pauline taught me that the credible threat of violence could create boundaries when nobody else would.</w:t>
-      </w:r>
-    </w:p>
-    <w:bookmarkEnd w:id="15"/>
-    <w:bookmarkStart w:id="16" w:name="chapter-3-audrey-avenue"/>
+        <w:t xml:space="preserve">In my early years, I spent a lot of time being passed around. I lived with my grandparents on and off. My mother and father would get together and try to play house until that shit just fell apart — usually in a cataclysmic eruption of violence.</w:t>
+      </w:r>
+    </w:p>
+    <w:p>
+      <w:pPr>
+        <w:pStyle w:val="BodyText"/>
+      </w:pPr>
+      <w:r>
+        <w:t xml:space="preserve">I would typically live with my father when my mother ran off. When I was 10 or 11, we moved to Audrey Ave.</w:t>
+      </w:r>
+    </w:p>
+    <w:p>
+      <w:pPr>
+        <w:pStyle w:val="BodyText"/>
+      </w:pPr>
+      <w:r>
+        <w:t xml:space="preserve">Audrey Avenue was in Brooklyn, a neighborhood in South Baltimore. In the geography of the city, Brooklyn is where you go when you slide. It’s a purgatory of low-cost apartments, chemical tank farms, and a shittier class of people. When you end up in Brooklyn, you are there for one of two reasons: you are there to completely give up and let the city dissolve you, or you are there to get your shit together.</w:t>
+      </w:r>
+    </w:p>
+    <w:p>
+      <w:pPr>
+        <w:pStyle w:val="BodyText"/>
+      </w:pPr>
+      <w:r>
+        <w:t xml:space="preserve">My dad was trying to get his shit together.</w:t>
+      </w:r>
+    </w:p>
+    <w:p>
+      <w:pPr>
+        <w:pStyle w:val="BodyText"/>
+      </w:pPr>
+      <w:r>
+        <w:t xml:space="preserve">Just like my mother lacked maternal instincts, my dad was young and figuring out the father thing as we went. He did his best, but times were incredibly tough. He was working piecemeal work at Locke Insulators. Locke Insulators was probably one of the biggest polluters of the harbor. He used to tell me how they would just throw shit into the harbor. Everybody threw shit into the harbor; it’s almost like that’s what it’s for. It takes shit you no longer want or no longer want to be found. Now, that could be cracked insulators, chemical waste, guns, or bodies. Locke Insulators was adjacent to Cherry Hill. It was an even shittier place.</w:t>
+      </w:r>
+    </w:p>
+    <w:p>
+      <w:pPr>
+        <w:pStyle w:val="BodyText"/>
+      </w:pPr>
+      <w:r>
+        <w:t xml:space="preserve">He would come home late at night, his steel-toed boots making a heavy, tired thud on the floor. He was a kind of skilled laborer, crafting the big industrial insulators you see on electrical distribution lines. My father was actually a fairly intelligent man. He knew those streets, but he took a couple of college classes. He never graduated, but I always remember him having a sharp mind for math. My father has a thick old-school Baltimore City accent. My wife, a native of Detroit, cannot understand him. She’s not sure it’s actually English.</w:t>
+      </w:r>
+    </w:p>
+    <w:p>
+      <w:pPr>
+        <w:pStyle w:val="BodyText"/>
+      </w:pPr>
+      <w:r>
+        <w:t xml:space="preserve">One of my first lessons of this new area came one day when I was in the alley tossing a football in the air and catching it. Some older kids came by and just took my shit. They were teenagers, probably fourteen or fifteen. They didn’t give a fuck. Well, I ran and told my dad. We walked those motherfuckers down. We found them, and they were standing around.</w:t>
+      </w:r>
+    </w:p>
+    <w:p>
+      <w:pPr>
+        <w:pStyle w:val="BodyText"/>
+      </w:pPr>
+      <w:r>
+        <w:t xml:space="preserve">He said, “Is this them?”</w:t>
+      </w:r>
+    </w:p>
+    <w:p>
+      <w:pPr>
+        <w:pStyle w:val="BodyText"/>
+      </w:pPr>
+      <w:r>
+        <w:t xml:space="preserve">I said yes.</w:t>
+      </w:r>
+    </w:p>
+    <w:p>
+      <w:pPr>
+        <w:pStyle w:val="BodyText"/>
+      </w:pPr>
+      <w:r>
+        <w:t xml:space="preserve">He said, “Take your shit back.”</w:t>
+      </w:r>
+    </w:p>
+    <w:p>
+      <w:pPr>
+        <w:pStyle w:val="BodyText"/>
+      </w:pPr>
+      <w:r>
+        <w:t xml:space="preserve">I took my ball. He threatened them, told them if they touched me he was going to fucking kill them. Then he told me to punch the motherfucker in the face that took my ball. I paused, and he yelled at me to hit him.</w:t>
+      </w:r>
+    </w:p>
+    <w:p>
+      <w:pPr>
+        <w:pStyle w:val="BodyText"/>
+      </w:pPr>
+      <w:r>
+        <w:t xml:space="preserve">It was like a crack I heard in my mind, like thunder. Hit him. Hit him again.</w:t>
+      </w:r>
+    </w:p>
+    <w:p>
+      <w:pPr>
+        <w:pStyle w:val="BodyText"/>
+      </w:pPr>
+      <w:r>
+        <w:t xml:space="preserve">I just started punching the kid over and over. He started crying. I had blood on my fist from his nose and mouth. I cut my fist on his teeth. After that, I picked my ball back up off the ground, and we went home.</w:t>
+      </w:r>
+    </w:p>
+    <w:p>
+      <w:pPr>
+        <w:pStyle w:val="BodyText"/>
+      </w:pPr>
+      <w:r>
+        <w:t xml:space="preserve">We lived in old, World War II-era housing — brick rowhouses that had been chopped up and converted into cheap, run-down apartments. Our place was small, cramped, and entirely stripped of anything resembling luxury. The walls were stark white, and they always smelled faintly of fresh, cheap paint. The landlords didn’t actually clean anything between tenants. Whenever a new person came along, they would just roll a fresh coat of cheap latex white paint directly over whatever grime, grease, or dead bugs were left behind by the last people. If you looked closely at the walls, you could see the raised outlines of dirt clods and hair permanently sealed under the gloss.</w:t>
+      </w:r>
+    </w:p>
+    <w:p>
+      <w:pPr>
+        <w:pStyle w:val="BodyText"/>
+      </w:pPr>
+      <w:r>
+        <w:t xml:space="preserve">I didn’t even have a bed. I slept on a squeaking metal military cot in the corner of the small room, the canvas stretched tight and thin over the frame.</w:t>
+      </w:r>
+    </w:p>
+    <w:p>
+      <w:pPr>
+        <w:pStyle w:val="BodyText"/>
+      </w:pPr>
+      <w:r>
+        <w:t xml:space="preserve">And there were roaches. There are always roaches when you live in places like that, but Audrey Avenue had them bad. They infested the hollow sheetrock walls. If you clicked the light switch on, the white walls would instantly come alive as they scattered. That memory branded itself into me. To this day, I haven’t seen a roach in years, but if my kids leave food, wrappers, or a dirty glass out on the counter, I will lose my temper and scream at them. My brain doesn’t see a harmless soda can. It sees the start of a brown, scratching army coming to reclaim my home. I’ve never been able to shake it.</w:t>
+      </w:r>
+    </w:p>
+    <w:p>
+      <w:pPr>
+        <w:pStyle w:val="BodyText"/>
+      </w:pPr>
+      <w:r>
+        <w:t xml:space="preserve">The people on Audrey Avenue were a strange mix of the broken and the bizarre.</w:t>
+      </w:r>
+    </w:p>
+    <w:p>
+      <w:pPr>
+        <w:pStyle w:val="BodyText"/>
+      </w:pPr>
+      <w:r>
+        <w:t xml:space="preserve">For the most part, they were nice, bound together by being poor in the same place. There was a lady who worked sanitation — we just called her the garbage lady — who used to comb through the trash on her routes in the wealthier zip codes. Whenever she found toys that people in better neighborhoods had thrown away, she would bring them home in her canvas bag and hand them out to us poor kids on the block. It was a beautiful, small act of kindness in a place that didn’t have much of it to spare.</w:t>
+      </w:r>
+    </w:p>
+    <w:p>
+      <w:pPr>
+        <w:pStyle w:val="BodyText"/>
+      </w:pPr>
+      <w:r>
+        <w:t xml:space="preserve">There is another story from Brooklyn that brings tears to my eyes even to this day. I had a friend named John. He was a good kid, but his mother had six kids by six different dads, and she kept John out of school a lot to help with all those kids since none of their dads were in the picture. Because of that, he was pretty far behind.</w:t>
+      </w:r>
+    </w:p>
+    <w:p>
+      <w:pPr>
+        <w:pStyle w:val="BodyText"/>
+      </w:pPr>
+      <w:r>
+        <w:t xml:space="preserve">John’s older brother was Tim. Tim was the fucking baddest dude. He did karate and was known as a tough motherfucker in the neighborhood. We all looked up to him. He was like sixteen or seventeen, and we were around eleven or twelve. He was a total ladies’ man. All the girls were chasing after him.</w:t>
+      </w:r>
+    </w:p>
+    <w:p>
+      <w:pPr>
+        <w:pStyle w:val="BodyText"/>
+      </w:pPr>
+      <w:r>
+        <w:t xml:space="preserve">This fucking guy even knew how to use nunchucks. I was actually coming back with a wooden dowel to make my own set — my dad had taken me to the hardware store to get it — when we were hit by a drunk bitch on Hanover Street. We were at a red light on his motorcycle, and she plowed right through us. My shit was fucked up for weeks. It also ruptured my eardrum, and I had a massive scar on my leg from bouncing off her windshield and skidding across the ground. I only remember the sensation of flying through the air. Because of that accident, I never got to make those nunchucks.</w:t>
+      </w:r>
+    </w:p>
+    <w:p>
+      <w:pPr>
+        <w:pStyle w:val="BodyText"/>
+      </w:pPr>
+      <w:r>
+        <w:t xml:space="preserve">Well, it turns out Tim was gay. It wasn’t a time or a place for that, especially not in a neighborhood like Brooklyn, and that pressure took its toll on him. One day, he blew his brains out with a shotgun in his room. John and I actually found him.</w:t>
+      </w:r>
+    </w:p>
+    <w:p>
+      <w:pPr>
+        <w:pStyle w:val="BodyText"/>
+      </w:pPr>
+      <w:r>
+        <w:t xml:space="preserve">It’s another one of those things burned into my mind. It fucks me up even to this day. I get choked up even just thinking about it.</w:t>
+      </w:r>
+    </w:p>
+    <w:p>
+      <w:pPr>
+        <w:pStyle w:val="BodyText"/>
+      </w:pPr>
+      <w:r>
+        <w:t xml:space="preserve">It fucked John up even worse. He wound up catching his apartment on fire. We left Brooklyn shortly after that.</w:t>
+      </w:r>
+    </w:p>
+    <w:p>
+      <w:pPr>
+        <w:pStyle w:val="BodyText"/>
+      </w:pPr>
+      <w:r>
+        <w:t xml:space="preserve">And then there were Nancy and Sandy.</w:t>
+      </w:r>
+    </w:p>
+    <w:p>
+      <w:pPr>
+        <w:pStyle w:val="BodyText"/>
+      </w:pPr>
+      <w:r>
+        <w:t xml:space="preserve">If Audrey Avenue was purgatory, Nancy and Sandy were the wardens. They were short and morbidly obese, with rolls upon rolls of fat that pushed up their cheeks and made their eyes look like permanent, squinty slits. They lived on the block, and they operated one of the most terrifying setups I have ever witnessed.</w:t>
+      </w:r>
+    </w:p>
+    <w:p>
+      <w:pPr>
+        <w:pStyle w:val="BodyText"/>
+      </w:pPr>
+      <w:r>
+        <w:t xml:space="preserve">They literally kept slaves.</w:t>
+      </w:r>
+    </w:p>
+    <w:p>
+      <w:pPr>
+        <w:pStyle w:val="BodyText"/>
+      </w:pPr>
+      <w:r>
+        <w:t xml:space="preserve">There were two other girls, sisters named Misty and Pam. Unlike Nancy and Sandy, Misty and Pam were rail-thin, looking like they survived on water and fear. I’m not sure how they wound up in this — whether they were runaways or abandoned relatives — but Nancy claimed ownership over Misty, and Sandy claimed ownership over Pam. It wasn’t a metaphor. These girls were forced to do all the housework, the cooking, the cleaning — everything. Whenever Nancy or Sandy would bellow their names from the porch, the two skinny sisters would come running like whipped dogs.</w:t>
+      </w:r>
+    </w:p>
+    <w:p>
+      <w:pPr>
+        <w:pStyle w:val="BodyText"/>
+      </w:pPr>
+      <w:r>
+        <w:t xml:space="preserve">They weren’t chained. It was terror. Nancy and Sandy yelled at them constantly, called them every name in the book, and it wasn’t uncommon to see them casually pull the girls’ hair or slap them hard in the face in front of the entire neighborhood. The block watched, but no one intervened. In South Baltimore, you didn’t call the cops. You minded your own business.</w:t>
+      </w:r>
+    </w:p>
+    <w:p>
+      <w:pPr>
+        <w:pStyle w:val="BodyText"/>
+      </w:pPr>
+      <w:r>
+        <w:t xml:space="preserve">I never understood why Misty and Pam didn’t just walk away. The cruelty was normalized, and it extended to the rest of their family too.</w:t>
+      </w:r>
+    </w:p>
+    <w:p>
+      <w:pPr>
+        <w:pStyle w:val="BodyText"/>
+      </w:pPr>
+      <w:r>
+        <w:t xml:space="preserve">I remember one chilly afternoon, I was at Nancy’s house. Nancy’s husband ran a ghetto video store out of the house. He would get movies and tape them and lend them out. I was hanging out with Nancy’s son when Nancy and Sandy’s brother, J.R., decided Misty needed to be punished. I don’t recall exactly what she did — I think she might have left the gas stove on unattended while boiling water. J.R. was absolutely livid. He was a big, blocky dude, and he stood over her screaming while she cowered on the floor, weeping.</w:t>
+      </w:r>
+    </w:p>
+    <w:p>
+      <w:pPr>
+        <w:pStyle w:val="BodyText"/>
+      </w:pPr>
+      <w:r>
+        <w:t xml:space="preserve">J.R. ordered her to bang her own head against the concrete floor.</w:t>
+      </w:r>
+    </w:p>
+    <w:p>
+      <w:pPr>
+        <w:pStyle w:val="BodyText"/>
+      </w:pPr>
+      <w:r>
+        <w:t xml:space="preserve">She cried, shaking, but she did it. She hit her head on the ground.</w:t>
+      </w:r>
+    </w:p>
+    <w:p>
+      <w:pPr>
+        <w:pStyle w:val="BodyText"/>
+      </w:pPr>
+      <w:r>
+        <w:t xml:space="preserve">“Not hard enough,” J.R. said, his voice flat, ordering her to do it again.</w:t>
+      </w:r>
+    </w:p>
+    <w:p>
+      <w:pPr>
+        <w:pStyle w:val="BodyText"/>
+      </w:pPr>
+      <w:r>
+        <w:t xml:space="preserve">Misty slammed her own head into the floor with everything she had. It made a sickening, heavy, hollow thud that vibrated through the apartment. When she finally sat up, she looked completely dazed, blood trickling from her nose. That must have been enough, because he finally turned and left her alone.</w:t>
+      </w:r>
+    </w:p>
+    <w:p>
+      <w:pPr>
+        <w:pStyle w:val="BodyText"/>
+      </w:pPr>
+      <w:r>
+        <w:t xml:space="preserve">I think Misty and Pam eventually escaped, but the memory of them — and that thud — stuck with me forever.</w:t>
+      </w:r>
+    </w:p>
+    <w:p>
+      <w:pPr>
+        <w:pStyle w:val="BodyText"/>
+      </w:pPr>
+      <w:r>
+        <w:t xml:space="preserve">You had a woman digging toys out of the garbage to make poor kids smile, living right down the street from that. Same block.</w:t>
+      </w:r>
+    </w:p>
+    <w:p>
+      <w:pPr>
+        <w:pStyle w:val="BodyText"/>
+      </w:pPr>
+      <w:r>
+        <w:t xml:space="preserve">It was a chaotic, bizarre environment, but my dad kept us moving forward. He used Brooklyn for what it was meant to be used for: a place to grind, get his shit together, and build a platform. Eventually his double shifts paid off. We climbed out of the slide, left Audrey Avenue behind, and moved up to Johnson Street.</w:t>
+      </w:r>
+    </w:p>
+    <w:p>
+      <w:pPr>
+        <w:pStyle w:val="BodyText"/>
+      </w:pPr>
+      <w:r>
+        <w:t xml:space="preserve">But Brooklyn left its mark. Sometimes the world isn’t cleanly divided into good and evil. Sometimes it’s just a neighborhood where the garbage lady and the monsters share the same sidewalk. And your survival depends on knowing which one you are walking past.</w:t>
+      </w:r>
+    </w:p>
+    <w:bookmarkEnd w:id="16"/>
+    <w:bookmarkStart w:id="17" w:name="X0128add2613ae3062d69dcf91b8b04d5fa4e006"/>
     <w:p>
       <w:pPr>
         <w:pStyle w:val="Heading1"/>
       </w:pPr>
       <w:r>
-        <w:t xml:space="preserve">Chapter 3: Audrey Avenue</w:t>
+        <w:t xml:space="preserve">Chapter 4: Peeling Ears with the Paratrooper</w:t>
       </w:r>
     </w:p>
     <w:p>
@@ -608,321 +930,259 @@
         <w:pStyle w:val="FirstParagraph"/>
       </w:pPr>
       <w:r>
-        <w:t xml:space="preserve">In my early years, I spent a lot of time being passed around. I lived with my grandparents on and off. My mother and father would get together and try to play house until that shit just fell apart — usually in a cataclysmic eruption of violence.</w:t>
-      </w:r>
-    </w:p>
-    <w:p>
-      <w:pPr>
-        <w:pStyle w:val="BodyText"/>
-      </w:pPr>
-      <w:r>
-        <w:t xml:space="preserve">I would typically live with my father when my mother ran off. When I was 10 or 11, we moved to Audrey Ave.</w:t>
-      </w:r>
-    </w:p>
-    <w:p>
-      <w:pPr>
-        <w:pStyle w:val="BodyText"/>
-      </w:pPr>
-      <w:r>
-        <w:t xml:space="preserve">Audrey Avenue was in Brooklyn, a neighborhood in South Baltimore. In the geography of the city, Brooklyn is where you go when you slide. It’s a purgatory of low-cost apartments, chemical tank farms, and a shittier class of people. When you end up in Brooklyn, you are there for one of two reasons: you are there to completely give up and let the city dissolve you, or you are there to get your shit together.</w:t>
-      </w:r>
-    </w:p>
-    <w:p>
-      <w:pPr>
-        <w:pStyle w:val="BodyText"/>
-      </w:pPr>
-      <w:r>
-        <w:t xml:space="preserve">My dad was trying to get his shit together.</w:t>
-      </w:r>
-    </w:p>
-    <w:p>
-      <w:pPr>
-        <w:pStyle w:val="BodyText"/>
-      </w:pPr>
-      <w:r>
-        <w:t xml:space="preserve">Just like my mother lacked maternal instincts, my dad was young and figuring out the father thing as we went. He did his best, but times were incredibly tough. He was working piecemeal work at Locke Insulators. Locke Insulators was probably one of the biggest polluters of the harbor. He used to tell me how they would just throw shit into the harbor. Everybody threw shit into the harbor; it’s almost like that’s what it’s for. It takes shit you no longer want or no longer want to be found. Now, that could be cracked insulators, chemical waste, guns, or bodies. Locke Insulators was adjacent to Cherry Hill. It was an even shittier place.</w:t>
-      </w:r>
-    </w:p>
-    <w:p>
-      <w:pPr>
-        <w:pStyle w:val="BodyText"/>
-      </w:pPr>
-      <w:r>
-        <w:t xml:space="preserve">He would come home late at night, his steel-toed boots making a heavy, tired thud on the floor. He was a kind of skilled laborer, crafting the big industrial insulators you see on electrical distribution lines. My father was actually a fairly intelligent man. He knew those streets, but he took a couple of college classes. He never graduated, but I always remember him having a sharp mind for math. My father has a thick old-school Baltimore City accent. My wife, a native of Detroit, cannot understand him. She’s not sure it’s actually English.</w:t>
-      </w:r>
-    </w:p>
-    <w:p>
-      <w:pPr>
-        <w:pStyle w:val="BodyText"/>
-      </w:pPr>
-      <w:r>
-        <w:t xml:space="preserve">One of my first lessons of this new area came one day when I was in the alley tossing a football in the air and catching it. Some older kids came by and just took my shit. They were teenagers, probably fourteen or fifteen. They didn’t give a fuck. Well, I ran and told my dad. We walked those motherfuckers down. We found them, and they were standing around.</w:t>
-      </w:r>
-    </w:p>
-    <w:p>
-      <w:pPr>
-        <w:pStyle w:val="BodyText"/>
-      </w:pPr>
-      <w:r>
-        <w:t xml:space="preserve">He said, “Is this them?”</w:t>
-      </w:r>
-    </w:p>
-    <w:p>
-      <w:pPr>
-        <w:pStyle w:val="BodyText"/>
-      </w:pPr>
-      <w:r>
-        <w:t xml:space="preserve">I said yes.</w:t>
-      </w:r>
-    </w:p>
-    <w:p>
-      <w:pPr>
-        <w:pStyle w:val="BodyText"/>
-      </w:pPr>
-      <w:r>
-        <w:t xml:space="preserve">He said, “Take your shit back.”</w:t>
-      </w:r>
-    </w:p>
-    <w:p>
-      <w:pPr>
-        <w:pStyle w:val="BodyText"/>
-      </w:pPr>
-      <w:r>
-        <w:t xml:space="preserve">I took my ball. He threatened them, told them if they touched me he was going to fucking kill them. Then he told me to punch the motherfucker in the face that took my ball. I paused, and he yelled at me to hit him.</w:t>
-      </w:r>
-    </w:p>
-    <w:p>
-      <w:pPr>
-        <w:pStyle w:val="BodyText"/>
-      </w:pPr>
-      <w:r>
-        <w:t xml:space="preserve">It was like a crack I heard in my mind, like thunder. Hit him. Hit him again.</w:t>
-      </w:r>
-    </w:p>
-    <w:p>
-      <w:pPr>
-        <w:pStyle w:val="BodyText"/>
-      </w:pPr>
-      <w:r>
-        <w:t xml:space="preserve">I just started punching the kid over and over. He started crying. I had blood on my fist from his nose and mouth. I cut my fist on his teeth. After that, I picked my ball back up off the ground, and we went home.</w:t>
-      </w:r>
-    </w:p>
-    <w:p>
-      <w:pPr>
-        <w:pStyle w:val="BodyText"/>
-      </w:pPr>
-      <w:r>
-        <w:t xml:space="preserve">We lived in old, World War II-era housing — brick rowhouses that had been chopped up and converted into cheap, run-down apartments. Our place was small, cramped, and entirely stripped of anything resembling luxury. The walls were stark white, and they always smelled faintly of fresh, cheap paint. The landlords didn’t actually clean anything between tenants. Whenever a new person came along, they would just roll a fresh coat of cheap latex white paint directly over whatever grime, grease, or dead bugs were left behind by the last people. If you looked closely at the walls, you could see the raised outlines of dirt clods and hair permanently sealed under the gloss.</w:t>
-      </w:r>
-    </w:p>
-    <w:p>
-      <w:pPr>
-        <w:pStyle w:val="BodyText"/>
-      </w:pPr>
-      <w:r>
-        <w:t xml:space="preserve">I didn’t even have a bed. I slept on a squeaking metal military cot in the corner of the small room, the canvas stretched tight and thin over the frame.</w:t>
-      </w:r>
-    </w:p>
-    <w:p>
-      <w:pPr>
-        <w:pStyle w:val="BodyText"/>
-      </w:pPr>
-      <w:r>
-        <w:t xml:space="preserve">And there were roaches. There are always roaches when you live in places like that, but Audrey Avenue had them bad. They infested the hollow sheetrock walls. If you clicked the light switch on, the white walls would instantly come alive as they scattered. That memory branded itself into me. To this day, I haven’t seen a roach in years, but if my kids leave food, wrappers, or a dirty glass out on the counter, I will lose my temper and scream at them. My brain doesn’t see a harmless soda can. It sees the start of a brown, scratching army coming to reclaim my home. I’ve never been able to shake it.</w:t>
-      </w:r>
-    </w:p>
-    <w:p>
-      <w:pPr>
-        <w:pStyle w:val="BodyText"/>
-      </w:pPr>
-      <w:r>
-        <w:t xml:space="preserve">The people on Audrey Avenue were a strange mix of the broken and the bizarre.</w:t>
-      </w:r>
-    </w:p>
-    <w:p>
-      <w:pPr>
-        <w:pStyle w:val="BodyText"/>
-      </w:pPr>
-      <w:r>
-        <w:t xml:space="preserve">For the most part, they were nice, bound together by being poor in the same place. There was a lady who worked sanitation — we just called her the garbage lady — who used to comb through the trash on her routes in the wealthier zip codes. Whenever she found toys that people in better neighborhoods had thrown away, she would bring them home in her canvas bag and hand them out to us poor kids on the block. It was a beautiful, small act of kindness in a place that didn’t have much of it to spare.</w:t>
-      </w:r>
-    </w:p>
-    <w:p>
-      <w:pPr>
-        <w:pStyle w:val="BodyText"/>
-      </w:pPr>
-      <w:r>
-        <w:t xml:space="preserve">There is another story from Brooklyn that brings tears to my eyes even to this day. I had a friend named John. He was a good kid, but his mother had six kids by six different dads, and she kept John out of school a lot to help with all those kids since none of their dads were in the picture. Because of that, he was pretty far behind.</w:t>
-      </w:r>
-    </w:p>
-    <w:p>
-      <w:pPr>
-        <w:pStyle w:val="BodyText"/>
-      </w:pPr>
-      <w:r>
-        <w:t xml:space="preserve">John’s older brother was Tim. Tim was the fucking baddest dude. He did karate and was known as a tough motherfucker in the neighborhood. We all looked up to him. He was like sixteen or seventeen, and we were around eleven or twelve. He was a total ladies’ man. All the girls were chasing after him.</w:t>
-      </w:r>
-    </w:p>
-    <w:p>
-      <w:pPr>
-        <w:pStyle w:val="BodyText"/>
-      </w:pPr>
-      <w:r>
-        <w:t xml:space="preserve">This fucking guy even knew how to use nunchucks. I was actually coming back with a wooden dowel to make my own set — my dad had taken me to the hardware store to get it — when we were hit by a drunk bitch on Hanover Street. We were at a red light on his motorcycle, and she plowed right through us. My shit was fucked up for weeks. It also ruptured my eardrum, and I had a massive scar on my leg from bouncing off her windshield and skidding across the ground. I only remember the sensation of flying through the air. Because of that accident, I never got to make those nunchucks.</w:t>
-      </w:r>
-    </w:p>
-    <w:p>
-      <w:pPr>
-        <w:pStyle w:val="BodyText"/>
-      </w:pPr>
-      <w:r>
-        <w:t xml:space="preserve">Well, it turns out Tim was gay. It wasn’t a time or a place for that, especially not in a neighborhood like Brooklyn, and that pressure took its toll on him. One day, he blew his brains out with a shotgun in his room. John and I actually found him.</w:t>
-      </w:r>
-    </w:p>
-    <w:p>
-      <w:pPr>
-        <w:pStyle w:val="BodyText"/>
-      </w:pPr>
-      <w:r>
-        <w:t xml:space="preserve">It’s another one of those things burned into my mind. It fucks me up even to this day. I get choked up even just thinking about it.</w:t>
-      </w:r>
-    </w:p>
-    <w:p>
-      <w:pPr>
-        <w:pStyle w:val="BodyText"/>
-      </w:pPr>
-      <w:r>
-        <w:t xml:space="preserve">It fucked John up even worse. He wound up catching his apartment on fire. We left Brooklyn shortly after that.</w:t>
-      </w:r>
-    </w:p>
-    <w:p>
-      <w:pPr>
-        <w:pStyle w:val="BodyText"/>
-      </w:pPr>
-      <w:r>
-        <w:t xml:space="preserve">And then there were Nancy and Sandy.</w:t>
-      </w:r>
-    </w:p>
-    <w:p>
-      <w:pPr>
-        <w:pStyle w:val="BodyText"/>
-      </w:pPr>
-      <w:r>
-        <w:t xml:space="preserve">If Audrey Avenue was purgatory, Nancy and Sandy were the wardens. They were short and morbidly obese, with rolls upon rolls of fat that pushed up their cheeks and made their eyes look like permanent, squinty slits. They lived on the block, and they operated one of the most terrifying setups I have ever witnessed.</w:t>
-      </w:r>
-    </w:p>
-    <w:p>
-      <w:pPr>
-        <w:pStyle w:val="BodyText"/>
-      </w:pPr>
-      <w:r>
-        <w:t xml:space="preserve">They literally kept slaves.</w:t>
-      </w:r>
-    </w:p>
-    <w:p>
-      <w:pPr>
-        <w:pStyle w:val="BodyText"/>
-      </w:pPr>
-      <w:r>
-        <w:t xml:space="preserve">There were two other girls, sisters named Misty and Pam. Unlike Nancy and Sandy, Misty and Pam were rail-thin, looking like they survived on water and fear. I’m not sure how they wound up in this — whether they were runaways or abandoned relatives — but Nancy claimed ownership over Misty, and Sandy claimed ownership over Pam. It wasn’t a metaphor. These girls were forced to do all the housework, the cooking, the cleaning — everything. Whenever Nancy or Sandy would bellow their names from the porch, the two skinny sisters would come running like whipped dogs.</w:t>
-      </w:r>
-    </w:p>
-    <w:p>
-      <w:pPr>
-        <w:pStyle w:val="BodyText"/>
-      </w:pPr>
-      <w:r>
-        <w:t xml:space="preserve">They weren’t chained. It was terror. Nancy and Sandy yelled at them constantly, called them every name in the book, and it wasn’t uncommon to see them casually pull the girls’ hair or slap them hard in the face in front of the entire neighborhood. The block watched, but no one intervened. In South Baltimore, you didn’t call the cops. You minded your own business.</w:t>
-      </w:r>
-    </w:p>
-    <w:p>
-      <w:pPr>
-        <w:pStyle w:val="BodyText"/>
-      </w:pPr>
-      <w:r>
-        <w:t xml:space="preserve">I never understood why Misty and Pam didn’t just walk away. The cruelty was normalized, and it extended to the rest of their family too.</w:t>
-      </w:r>
-    </w:p>
-    <w:p>
-      <w:pPr>
-        <w:pStyle w:val="BodyText"/>
-      </w:pPr>
-      <w:r>
-        <w:t xml:space="preserve">I remember one chilly afternoon, I was at Nancy’s house. Nancy’s husband ran a ghetto video store out of the house. He would get movies and tape them and lend them out. I was hanging out with Nancy’s son when Nancy and Sandy’s brother, J.R., decided Misty needed to be punished. I don’t recall exactly what she did — I think she might have left the gas stove on unattended while boiling water. J.R. was absolutely livid. He was a big, blocky dude, and he stood over her screaming while she cowered on the floor, weeping.</w:t>
-      </w:r>
-    </w:p>
-    <w:p>
-      <w:pPr>
-        <w:pStyle w:val="BodyText"/>
-      </w:pPr>
-      <w:r>
-        <w:t xml:space="preserve">J.R. ordered her to bang her own head against the concrete floor.</w:t>
-      </w:r>
-    </w:p>
-    <w:p>
-      <w:pPr>
-        <w:pStyle w:val="BodyText"/>
-      </w:pPr>
-      <w:r>
-        <w:t xml:space="preserve">She cried, shaking, but she did it. She hit her head on the ground.</w:t>
-      </w:r>
-    </w:p>
-    <w:p>
-      <w:pPr>
-        <w:pStyle w:val="BodyText"/>
-      </w:pPr>
-      <w:r>
-        <w:t xml:space="preserve">“Not hard enough,” J.R. said, his voice flat, ordering her to do it again.</w:t>
-      </w:r>
-    </w:p>
-    <w:p>
-      <w:pPr>
-        <w:pStyle w:val="BodyText"/>
-      </w:pPr>
-      <w:r>
-        <w:t xml:space="preserve">Misty slammed her own head into the floor with everything she had. It made a sickening, heavy, hollow thud that vibrated through the apartment. When she finally sat up, she looked completely dazed, blood trickling from her nose. That must have been enough, because he finally turned and left her alone.</w:t>
-      </w:r>
-    </w:p>
-    <w:p>
-      <w:pPr>
-        <w:pStyle w:val="BodyText"/>
-      </w:pPr>
-      <w:r>
-        <w:t xml:space="preserve">I think Misty and Pam eventually escaped, but the memory of them — and that thud — stuck with me forever.</w:t>
-      </w:r>
-    </w:p>
-    <w:p>
-      <w:pPr>
-        <w:pStyle w:val="BodyText"/>
-      </w:pPr>
-      <w:r>
-        <w:t xml:space="preserve">You had a woman digging toys out of the garbage to make poor kids smile, living right down the street from that. Same block.</w:t>
-      </w:r>
-    </w:p>
-    <w:p>
-      <w:pPr>
-        <w:pStyle w:val="BodyText"/>
-      </w:pPr>
-      <w:r>
-        <w:t xml:space="preserve">It was a chaotic, bizarre environment, but my dad kept us moving forward. He used Brooklyn for what it was meant to be used for: a place to grind, get his shit together, and build a platform. Eventually his double shifts paid off. We climbed out of the slide, left Audrey Avenue behind, and moved up to Johnson Street.</w:t>
-      </w:r>
-    </w:p>
-    <w:p>
-      <w:pPr>
-        <w:pStyle w:val="BodyText"/>
-      </w:pPr>
-      <w:r>
-        <w:t xml:space="preserve">But Brooklyn left its mark. Sometimes the world isn’t cleanly divided into good and evil. Sometimes it’s just a neighborhood where the garbage lady and the monsters share the same sidewalk. And your survival depends on knowing which one you are walking past.</w:t>
-      </w:r>
-    </w:p>
-    <w:bookmarkEnd w:id="16"/>
-    <w:bookmarkStart w:id="17" w:name="X0128add2613ae3062d69dcf91b8b04d5fa4e006"/>
+        <w:t xml:space="preserve">By the time I was twelve, my environment shifted. I moved out of Pauline’s house and went to live exclusively with my dad on Johnson Street.</w:t>
+      </w:r>
+    </w:p>
+    <w:p>
+      <w:pPr>
+        <w:pStyle w:val="BodyText"/>
+      </w:pPr>
+      <w:r>
+        <w:t xml:space="preserve">Johnson Street was different. It was a place where boys had to figure out how to become men, usually through trial and error. My best friend, Mike, lived just a few blocks away on Light Street. Mike and I were inseparable.</w:t>
+      </w:r>
+    </w:p>
+    <w:p>
+      <w:pPr>
+        <w:pStyle w:val="BodyText"/>
+      </w:pPr>
+      <w:r>
+        <w:t xml:space="preserve">But the real education didn’t come from the streets. It came from Mike’s living room.</w:t>
+      </w:r>
+    </w:p>
+    <w:p>
+      <w:pPr>
+        <w:pStyle w:val="BodyText"/>
+      </w:pPr>
+      <w:r>
+        <w:t xml:space="preserve">Mike’s dad, Mr. Hammonds, was an Army paratrooper who had served in the 1980s. He wasn’t some towering action hero. He was short and stout, the kind of guy who smiled often — but it was a smile that thinly veiled the violence he was capable of. He was a genuinely nice guy, but he absolutely wasn’t the</w:t>
+      </w:r>
+      <w:r>
+        <w:t xml:space="preserve"> </w:t>
+      </w:r>
+      <w:r>
+        <w:t xml:space="preserve">“ask twice”</w:t>
+      </w:r>
+      <w:r>
+        <w:t xml:space="preserve"> </w:t>
+      </w:r>
+      <w:r>
+        <w:t xml:space="preserve">kind of guy. Sometimes he didn’t ask once. I remember one afternoon Mike and I were in his room fixing a bike tire, and Mike had his stereo playing too loud. Instead of yelling for us to turn it down, Mr. Hammonds walked down the hall and kicked a massive hole straight through Mike’s bedroom door. Message received.</w:t>
+      </w:r>
+    </w:p>
+    <w:p>
+      <w:pPr>
+        <w:pStyle w:val="BodyText"/>
+      </w:pPr>
+      <w:r>
+        <w:t xml:space="preserve">When he wasn’t kicking in doors, he sat in a cracked vinyl recliner in their narrow rowhouse living room. Mike and I would sit on the carpet at his feet, twelve years old, looking up at him.</w:t>
+      </w:r>
+    </w:p>
+    <w:p>
+      <w:pPr>
+        <w:pStyle w:val="BodyText"/>
+      </w:pPr>
+      <w:r>
+        <w:t xml:space="preserve">He didn’t yell. He didn’t boast. When he spoke of fighting, he talked like a man explaining a tool.</w:t>
+      </w:r>
+    </w:p>
+    <w:p>
+      <w:pPr>
+        <w:pStyle w:val="BodyText"/>
+      </w:pPr>
+      <w:r>
+        <w:t xml:space="preserve">“You boys think fighting is about showing how tough you are,”</w:t>
+      </w:r>
+      <w:r>
+        <w:t xml:space="preserve"> </w:t>
+      </w:r>
+      <w:r>
+        <w:t xml:space="preserve">he said.</w:t>
+      </w:r>
+      <w:r>
+        <w:t xml:space="preserve"> </w:t>
+      </w:r>
+      <w:r>
+        <w:t xml:space="preserve">“You think it’s about standing square, trading punches like the guys on TV. That’s playground bullshit. That’s how you get your head cracked open.”</w:t>
+      </w:r>
+    </w:p>
+    <w:p>
+      <w:pPr>
+        <w:pStyle w:val="BodyText"/>
+      </w:pPr>
+      <w:r>
+        <w:t xml:space="preserve">“If another man puts his hands on you, he means to hurt you. You don’t trade blows. You shut him down.”</w:t>
+      </w:r>
+    </w:p>
+    <w:p>
+      <w:pPr>
+        <w:pStyle w:val="BodyText"/>
+      </w:pPr>
+      <w:r>
+        <w:t xml:space="preserve">He looked at Mike, then pointed at me.</w:t>
+      </w:r>
+      <w:r>
+        <w:t xml:space="preserve"> </w:t>
+      </w:r>
+      <w:r>
+        <w:t xml:space="preserve">“Come here, Michael.”</w:t>
+      </w:r>
+    </w:p>
+    <w:p>
+      <w:pPr>
+        <w:pStyle w:val="BodyText"/>
+      </w:pPr>
+      <w:r>
+        <w:t xml:space="preserve">I stood up and walked over to the recliner. He didn’t stand. He didn’t need to. He gripped my shoulder, thumb in behind the collarbone, and a sharp pain shot down my arm. My knees buckled.</w:t>
+      </w:r>
+    </w:p>
+    <w:p>
+      <w:pPr>
+        <w:pStyle w:val="BodyText"/>
+      </w:pPr>
+      <w:r>
+        <w:t xml:space="preserve">“Let’s say a guy gets close enough to grab your shirt,”</w:t>
+      </w:r>
+      <w:r>
+        <w:t xml:space="preserve"> </w:t>
+      </w:r>
+      <w:r>
+        <w:t xml:space="preserve">he said. I could smell the coffee on his breath.</w:t>
+      </w:r>
+      <w:r>
+        <w:t xml:space="preserve"> </w:t>
+      </w:r>
+      <w:r>
+        <w:t xml:space="preserve">“You don’t punch him in the ribs. You go for the soft tissue. You go for the ears.”</w:t>
+      </w:r>
+    </w:p>
+    <w:p>
+      <w:pPr>
+        <w:pStyle w:val="BodyText"/>
+      </w:pPr>
+      <w:r>
+        <w:t xml:space="preserve">He pinched the top of my left ear. He didn’t crank it. He didn’t have to.</w:t>
+      </w:r>
+    </w:p>
+    <w:p>
+      <w:pPr>
+        <w:pStyle w:val="BodyText"/>
+      </w:pPr>
+      <w:r>
+        <w:t xml:space="preserve">He told us what an ear actually is — cartilage and skin, no real defense — and what happens if you rip it. He gave it a tiny tug. White flash of pain. Teeth chattering.</w:t>
+      </w:r>
+    </w:p>
+    <w:p>
+      <w:pPr>
+        <w:pStyle w:val="BodyText"/>
+      </w:pPr>
+      <w:r>
+        <w:t xml:space="preserve">“When you peel a man’s ear off,”</w:t>
+      </w:r>
+      <w:r>
+        <w:t xml:space="preserve"> </w:t>
+      </w:r>
+      <w:r>
+        <w:t xml:space="preserve">he said,</w:t>
+      </w:r>
+      <w:r>
+        <w:t xml:space="preserve"> </w:t>
+      </w:r>
+      <w:r>
+        <w:t xml:space="preserve">“that will take the fight right out of them.”</w:t>
+      </w:r>
+    </w:p>
+    <w:p>
+      <w:pPr>
+        <w:pStyle w:val="BodyText"/>
+      </w:pPr>
+      <w:r>
+        <w:t xml:space="preserve">Mike, from the floor:</w:t>
+      </w:r>
+      <w:r>
+        <w:t xml:space="preserve"> </w:t>
+      </w:r>
+      <w:r>
+        <w:t xml:space="preserve">“What if they pin your arms, Dad?”</w:t>
+      </w:r>
+    </w:p>
+    <w:p>
+      <w:pPr>
+        <w:pStyle w:val="BodyText"/>
+      </w:pPr>
+      <w:r>
+        <w:t xml:space="preserve">“You still have your jaw. If a man has you wrapped up, his face is close. You bite the tip of his nose off. Doesn’t matter how big he is. He’s going to let go.”</w:t>
+      </w:r>
+    </w:p>
+    <w:p>
+      <w:pPr>
+        <w:pStyle w:val="BodyText"/>
+      </w:pPr>
+      <w:r>
+        <w:t xml:space="preserve">He sat with that a second.</w:t>
+      </w:r>
+    </w:p>
+    <w:p>
+      <w:pPr>
+        <w:pStyle w:val="BodyText"/>
+      </w:pPr>
+      <w:r>
+        <w:t xml:space="preserve">“This isn’t about being mean, and it isn’t about showing off. If you have to fight, you end it. Peel the ear. Bite the nose. Survive.”</w:t>
+      </w:r>
+      <w:r>
+        <w:t xml:space="preserve"> </w:t>
+      </w:r>
+      <w:r>
+        <w:t xml:space="preserve">He taught us how to choke a man. He showed us how to break a collarbone. It was way better than a bullshit McDojo karate class.</w:t>
+      </w:r>
+    </w:p>
+    <w:p>
+      <w:pPr>
+        <w:pStyle w:val="BodyText"/>
+      </w:pPr>
+      <w:r>
+        <w:t xml:space="preserve">I went back to my spot on the carpet, ear still burning, and I stored it.</w:t>
+      </w:r>
+    </w:p>
+    <w:p>
+      <w:pPr>
+        <w:pStyle w:val="BodyText"/>
+      </w:pPr>
+      <w:r>
+        <w:t xml:space="preserve">To Mr. Hammonds the body had places you could break that ended the fight. I didn’t need it explained twice.</w:t>
+      </w:r>
+    </w:p>
+    <w:p>
+      <w:pPr>
+        <w:pStyle w:val="BodyText"/>
+      </w:pPr>
+      <w:r>
+        <w:t xml:space="preserve">Between Pauline’s rage and the paratrooper’s living room, I was getting an education I did not have a name for yet.</w:t>
+      </w:r>
+    </w:p>
+    <w:p>
+      <w:pPr>
+        <w:pStyle w:val="BodyText"/>
+      </w:pPr>
+      <w:r>
+        <w:t xml:space="preserve">I was going to need it.</w:t>
+      </w:r>
+    </w:p>
+    <w:p>
+      <w:pPr>
+        <w:pStyle w:val="BodyText"/>
+      </w:pPr>
+      <w:r>
+        <w:t xml:space="preserve">North Avenue was waiting.</w:t>
+      </w:r>
+    </w:p>
+    <w:bookmarkEnd w:id="17"/>
+    <w:bookmarkStart w:id="18" w:name="chapter-5-the-neighborhood-boys"/>
     <w:p>
       <w:pPr>
         <w:pStyle w:val="Heading1"/>
       </w:pPr>
       <w:r>
-        <w:t xml:space="preserve">Chapter 4: Peeling Ears with the Paratrooper</w:t>
+        <w:t xml:space="preserve">Chapter 5: The Neighborhood Boys</w:t>
       </w:r>
     </w:p>
     <w:p>
@@ -937,259 +1197,401 @@
         <w:pStyle w:val="FirstParagraph"/>
       </w:pPr>
       <w:r>
-        <w:t xml:space="preserve">By the time I was twelve, my environment shifted. I moved out of Pauline’s house and went to live exclusively with my dad on Johnson Street.</w:t>
-      </w:r>
-    </w:p>
-    <w:p>
-      <w:pPr>
-        <w:pStyle w:val="BodyText"/>
-      </w:pPr>
-      <w:r>
-        <w:t xml:space="preserve">Johnson Street was different. It was a place where boys had to figure out how to become men, usually through trial and error. My best friend, Mike, lived just a few blocks away on Light Street. Mike and I were inseparable.</w:t>
-      </w:r>
-    </w:p>
-    <w:p>
-      <w:pPr>
-        <w:pStyle w:val="BodyText"/>
-      </w:pPr>
-      <w:r>
-        <w:t xml:space="preserve">But the real education didn’t come from the streets. It came from Mike’s living room.</w:t>
-      </w:r>
-    </w:p>
-    <w:p>
-      <w:pPr>
-        <w:pStyle w:val="BodyText"/>
-      </w:pPr>
-      <w:r>
-        <w:t xml:space="preserve">Mike’s dad, Mr. Hammonds, was an Army paratrooper who had served in the 1980s. He wasn’t some towering action hero. He was short and stout, the kind of guy who smiled often — but it was a smile that thinly veiled the violence he was capable of. He was a genuinely nice guy, but he absolutely wasn’t the</w:t>
-      </w:r>
-      <w:r>
-        <w:t xml:space="preserve"> </w:t>
-      </w:r>
-      <w:r>
-        <w:t xml:space="preserve">“ask twice”</w:t>
-      </w:r>
-      <w:r>
-        <w:t xml:space="preserve"> </w:t>
-      </w:r>
-      <w:r>
-        <w:t xml:space="preserve">kind of guy. Sometimes he didn’t ask once. I remember one afternoon Mike and I were in his room fixing a bike tire, and Mike had his stereo playing too loud. Instead of yelling for us to turn it down, Mr. Hammonds walked down the hall and kicked a massive hole straight through Mike’s bedroom door. Message received.</w:t>
-      </w:r>
-    </w:p>
-    <w:p>
-      <w:pPr>
-        <w:pStyle w:val="BodyText"/>
-      </w:pPr>
-      <w:r>
-        <w:t xml:space="preserve">When he wasn’t kicking in doors, he sat in a cracked vinyl recliner in their narrow rowhouse living room. Mike and I would sit on the carpet at his feet, twelve years old, looking up at him.</w:t>
-      </w:r>
-    </w:p>
-    <w:p>
-      <w:pPr>
-        <w:pStyle w:val="BodyText"/>
-      </w:pPr>
-      <w:r>
-        <w:t xml:space="preserve">He didn’t yell. He didn’t boast. When he spoke of fighting, he talked like a man explaining a tool.</w:t>
-      </w:r>
-    </w:p>
-    <w:p>
-      <w:pPr>
-        <w:pStyle w:val="BodyText"/>
-      </w:pPr>
-      <w:r>
-        <w:t xml:space="preserve">“You boys think fighting is about showing how tough you are,”</w:t>
-      </w:r>
-      <w:r>
-        <w:t xml:space="preserve"> </w:t>
-      </w:r>
-      <w:r>
-        <w:t xml:space="preserve">he said.</w:t>
-      </w:r>
-      <w:r>
-        <w:t xml:space="preserve"> </w:t>
-      </w:r>
-      <w:r>
-        <w:t xml:space="preserve">“You think it’s about standing square, trading punches like the guys on TV. That’s playground bullshit. That’s how you get your head cracked open.”</w:t>
-      </w:r>
-    </w:p>
-    <w:p>
-      <w:pPr>
-        <w:pStyle w:val="BodyText"/>
-      </w:pPr>
-      <w:r>
-        <w:t xml:space="preserve">“If another man puts his hands on you, he means to hurt you. You don’t trade blows. You shut him down.”</w:t>
-      </w:r>
-    </w:p>
-    <w:p>
-      <w:pPr>
-        <w:pStyle w:val="BodyText"/>
-      </w:pPr>
-      <w:r>
-        <w:t xml:space="preserve">He looked at Mike, then pointed at me.</w:t>
-      </w:r>
-      <w:r>
-        <w:t xml:space="preserve"> </w:t>
-      </w:r>
-      <w:r>
-        <w:t xml:space="preserve">“Come here, Michael.”</w:t>
-      </w:r>
-    </w:p>
-    <w:p>
-      <w:pPr>
-        <w:pStyle w:val="BodyText"/>
-      </w:pPr>
-      <w:r>
-        <w:t xml:space="preserve">I stood up and walked over to the recliner. He didn’t stand. He didn’t need to. He gripped my shoulder, thumb in behind the collarbone, and a sharp pain shot down my arm. My knees buckled.</w:t>
-      </w:r>
-    </w:p>
-    <w:p>
-      <w:pPr>
-        <w:pStyle w:val="BodyText"/>
-      </w:pPr>
-      <w:r>
-        <w:t xml:space="preserve">“Let’s say a guy gets close enough to grab your shirt,”</w:t>
-      </w:r>
-      <w:r>
-        <w:t xml:space="preserve"> </w:t>
-      </w:r>
-      <w:r>
-        <w:t xml:space="preserve">he said. I could smell the coffee on his breath.</w:t>
-      </w:r>
-      <w:r>
-        <w:t xml:space="preserve"> </w:t>
-      </w:r>
-      <w:r>
-        <w:t xml:space="preserve">“You don’t punch him in the ribs. You go for the soft tissue. You go for the ears.”</w:t>
-      </w:r>
-    </w:p>
-    <w:p>
-      <w:pPr>
-        <w:pStyle w:val="BodyText"/>
-      </w:pPr>
-      <w:r>
-        <w:t xml:space="preserve">He pinched the top of my left ear. He didn’t crank it. He didn’t have to.</w:t>
-      </w:r>
-    </w:p>
-    <w:p>
-      <w:pPr>
-        <w:pStyle w:val="BodyText"/>
-      </w:pPr>
-      <w:r>
-        <w:t xml:space="preserve">He told us what an ear actually is — cartilage and skin, no real defense — and what happens if you rip it. He gave it a tiny tug. White flash of pain. Teeth chattering.</w:t>
-      </w:r>
-    </w:p>
-    <w:p>
-      <w:pPr>
-        <w:pStyle w:val="BodyText"/>
-      </w:pPr>
-      <w:r>
-        <w:t xml:space="preserve">“When you peel a man’s ear off,”</w:t>
-      </w:r>
-      <w:r>
-        <w:t xml:space="preserve"> </w:t>
-      </w:r>
-      <w:r>
-        <w:t xml:space="preserve">he said,</w:t>
-      </w:r>
-      <w:r>
-        <w:t xml:space="preserve"> </w:t>
-      </w:r>
-      <w:r>
-        <w:t xml:space="preserve">“that will take the fight right out of them.”</w:t>
-      </w:r>
-    </w:p>
-    <w:p>
-      <w:pPr>
-        <w:pStyle w:val="BodyText"/>
-      </w:pPr>
-      <w:r>
-        <w:t xml:space="preserve">Mike, from the floor:</w:t>
-      </w:r>
-      <w:r>
-        <w:t xml:space="preserve"> </w:t>
-      </w:r>
-      <w:r>
-        <w:t xml:space="preserve">“What if they pin your arms, Dad?”</w:t>
-      </w:r>
-    </w:p>
-    <w:p>
-      <w:pPr>
-        <w:pStyle w:val="BodyText"/>
-      </w:pPr>
-      <w:r>
-        <w:t xml:space="preserve">“You still have your jaw. If a man has you wrapped up, his face is close. You bite the tip of his nose off. Doesn’t matter how big he is. He’s going to let go.”</w:t>
-      </w:r>
-    </w:p>
-    <w:p>
-      <w:pPr>
-        <w:pStyle w:val="BodyText"/>
-      </w:pPr>
-      <w:r>
-        <w:t xml:space="preserve">He sat with that a second.</w:t>
-      </w:r>
-    </w:p>
-    <w:p>
-      <w:pPr>
-        <w:pStyle w:val="BodyText"/>
-      </w:pPr>
-      <w:r>
-        <w:t xml:space="preserve">“This isn’t about being mean, and it isn’t about showing off. If you have to fight, you end it. Peel the ear. Bite the nose. Survive.”</w:t>
-      </w:r>
-      <w:r>
-        <w:t xml:space="preserve"> </w:t>
-      </w:r>
-      <w:r>
-        <w:t xml:space="preserve">He taught us how to choke a man. He showed us how to break a collarbone. It was way better than a bullshit McDojo karate class.</w:t>
-      </w:r>
-    </w:p>
-    <w:p>
-      <w:pPr>
-        <w:pStyle w:val="BodyText"/>
-      </w:pPr>
-      <w:r>
-        <w:t xml:space="preserve">I went back to my spot on the carpet, ear still burning, and I stored it.</w:t>
-      </w:r>
-    </w:p>
-    <w:p>
-      <w:pPr>
-        <w:pStyle w:val="BodyText"/>
-      </w:pPr>
-      <w:r>
-        <w:t xml:space="preserve">To Mr. Hammonds the body had places you could break that ended the fight. I didn’t need it explained twice.</w:t>
-      </w:r>
-    </w:p>
-    <w:p>
-      <w:pPr>
-        <w:pStyle w:val="BodyText"/>
-      </w:pPr>
-      <w:r>
-        <w:t xml:space="preserve">Between Pauline’s rage and the paratrooper’s living room, I was getting an education I did not have a name for yet.</w:t>
-      </w:r>
-    </w:p>
-    <w:p>
-      <w:pPr>
-        <w:pStyle w:val="BodyText"/>
-      </w:pPr>
-      <w:r>
-        <w:t xml:space="preserve">I was going to need it.</w:t>
-      </w:r>
-    </w:p>
-    <w:p>
-      <w:pPr>
-        <w:pStyle w:val="BodyText"/>
-      </w:pPr>
-      <w:r>
-        <w:t xml:space="preserve">North Avenue was waiting.</w:t>
-      </w:r>
-    </w:p>
-    <w:bookmarkEnd w:id="17"/>
-    <w:bookmarkStart w:id="18" w:name="chapter-5-the-neighborhood-boys"/>
+        <w:t xml:space="preserve">You don’t survive a place like South Baltimore alone. You survive in packs.</w:t>
+      </w:r>
+    </w:p>
+    <w:p>
+      <w:pPr>
+        <w:pStyle w:val="BodyText"/>
+      </w:pPr>
+      <w:r>
+        <w:t xml:space="preserve">Mine was a bunch of kids from the same rowhouses, same broke families, same streets. At the center of it was Mike.</w:t>
+      </w:r>
+    </w:p>
+    <w:p>
+      <w:pPr>
+        <w:pStyle w:val="BodyText"/>
+      </w:pPr>
+      <w:r>
+        <w:t xml:space="preserve">Like his dad, the paratrooper, Mike was a bit of a brute — thick-necked, solid, and comfortable in the middle of a fight. We didn’t become friends through polite introductions. We became friends through a 7th-grade schoolyard scuffle. Mike was supposed to be the tough guy on the playground, a reputation he guarded fiercely. I walked up to him during recess. I said,</w:t>
+      </w:r>
+      <w:r>
+        <w:t xml:space="preserve"> </w:t>
+      </w:r>
+      <w:r>
+        <w:t xml:space="preserve">“You the new tough guy?”</w:t>
+      </w:r>
+      <w:r>
+        <w:t xml:space="preserve"> </w:t>
+      </w:r>
+      <w:r>
+        <w:t xml:space="preserve">and before he could say anything I swept his legs out from under him and put him flat on his back in the dirt. We have been friends for almost 40 years, and he still remembers that as a cheap shot and gives me shit to this day.</w:t>
+      </w:r>
+    </w:p>
+    <w:p>
+      <w:pPr>
+        <w:pStyle w:val="BodyText"/>
+      </w:pPr>
+      <w:r>
+        <w:t xml:space="preserve">Instead of getting up and trying to kill me, Mike lay there in the dust, looked up at me with a grin, and asked,</w:t>
+      </w:r>
+      <w:r>
+        <w:t xml:space="preserve"> </w:t>
+      </w:r>
+      <w:r>
+        <w:t xml:space="preserve">“Do you fish?”</w:t>
+      </w:r>
+    </w:p>
+    <w:p>
+      <w:pPr>
+        <w:pStyle w:val="BodyText"/>
+      </w:pPr>
+      <w:r>
+        <w:t xml:space="preserve">I said yes. From that moment on, we were inseparable. Same language: casual violence, loyalty, dark sarcastic humor. I have countless stories about Mike, mostly involving us trying to get out of catastrophic trouble we had put ourselves in.</w:t>
+      </w:r>
+    </w:p>
+    <w:p>
+      <w:pPr>
+        <w:pStyle w:val="BodyText"/>
+      </w:pPr>
+      <w:r>
+        <w:t xml:space="preserve">Then there was Chris. He was the one who stood behind me on the stoop in Curtis Bay holding the bayonet during the Jerry Rose standoff. Chris was a fat slob and a bit of a pussy and spoiled. His mom was a nurse, and his stepdad was a massive stevedore down at the docks named Frank Door. A stevedore at the Baltimore docks is effectively an organized crime ring. They steal everything. If it comes and goes through the port of Baltimore, these guys get some.</w:t>
+      </w:r>
+    </w:p>
+    <w:p>
+      <w:pPr>
+        <w:pStyle w:val="BodyText"/>
+      </w:pPr>
+      <w:r>
+        <w:t xml:space="preserve">Frank was a legend in our circle — a rotund man with a voice that rattled the windows. We called him</w:t>
+      </w:r>
+      <w:r>
+        <w:t xml:space="preserve"> </w:t>
+      </w:r>
+      <w:r>
+        <w:t xml:space="preserve">“The Reverend Frank.”</w:t>
+      </w:r>
+      <w:r>
+        <w:t xml:space="preserve"> </w:t>
+      </w:r>
+      <w:r>
+        <w:t xml:space="preserve">Whenever he got drunk, which was practically every day, he would stand up in the middle of the living room on Light Street and start preaching fire-and-brimstone sermons about whatever. Don’t get me wrong. Frank wasn’t a fucking religious man. Not by any stretch. He’d just be sweating through his tank top, preaching to whoever was in the room about the fucking Blacks or whoever he felt wronged him that day. Frank was also the man who gave me my moniker. After the incident on North Avenue — where the locking mechanism on my Buck folding knife failed and I ended up burying the collapsed blade into my attacker’s chest — Frank caught wind of the story. From that day forward, he refused to call me Michael.</w:t>
+      </w:r>
+    </w:p>
+    <w:p>
+      <w:pPr>
+        <w:pStyle w:val="BodyText"/>
+      </w:pPr>
+      <w:r>
+        <w:t xml:space="preserve">To The Reverend Frank, I was simply</w:t>
+      </w:r>
+      <w:r>
+        <w:t xml:space="preserve"> </w:t>
+      </w:r>
+      <w:r>
+        <w:t xml:space="preserve">“Blade.”</w:t>
+      </w:r>
+      <w:r>
+        <w:t xml:space="preserve"> </w:t>
+      </w:r>
+      <w:r>
+        <w:t xml:space="preserve">He would roar it out whenever I walked through the door:</w:t>
+      </w:r>
+      <w:r>
+        <w:t xml:space="preserve"> </w:t>
+      </w:r>
+      <w:r>
+        <w:t xml:space="preserve">“Make way for the Blade! The boy who don’t wait for the law!”</w:t>
+      </w:r>
+    </w:p>
+    <w:p>
+      <w:pPr>
+        <w:pStyle w:val="BodyText"/>
+      </w:pPr>
+      <w:r>
+        <w:t xml:space="preserve">We spent a lot of time sitting on Light Street on Chris’s front stoop, just watching what was going on. That stoop was our theater, and we saw some wild shit. Up the street there was a little corner store owned by an old man. Directly across from it was Wu’s sub shop, where I would catch the bus for school. Across from the corner store was the Light House bar, and across from that was an old-man bar where you could get a coddie — a very Baltimore delicacy. A little codfish cake on a cracker with a pack of mustard. You got them for like 50 cents. The old-man bar had all the staples: the pickled onion, those little red hot sausages in the red water. Hmm hmm good. I forget the name of it. We saw countless fights between drunks pouring out of those bars. It was our version of Friday night fights.</w:t>
+      </w:r>
+    </w:p>
+    <w:p>
+      <w:pPr>
+        <w:pStyle w:val="BodyText"/>
+      </w:pPr>
+      <w:r>
+        <w:t xml:space="preserve">From that stoop we would watch the Kirby house directly across from Chris’s place. Catfish Kirby lived there. The house would get raided by the police and it would look like something straight out of a movie. The cops would rush in through the front door, and a split second later you’d see Catfish throw himself out the second-floor window trying to escape. He almost never got away. They always get you. That same house sat there for years with absolutely no electricity. It was a crackhouse, but I’d say it was a crackhouse for a slightly higher caliber of crackhead. It was South Baltimore after all, not some Westport shithole or Cherry Hill fucking bullshit. We were better than them.</w:t>
+      </w:r>
+    </w:p>
+    <w:p>
+      <w:pPr>
+        <w:pStyle w:val="BodyText"/>
+      </w:pPr>
+      <w:r>
+        <w:t xml:space="preserve">We saw all types of drunks and weirdos come down Light Street. Once some random Black lady rolled up to the stoop and asked me if she could live with just one liver. She was obviously not right in the head. Some doctor probably told her something she couldn’t understand, so she figured she would just ask a random white child for medical advice. I told her she only had one liver, but she did have two kidneys. I told her she could live with one kidney, though. She was really glad to hear this, thanked me, and continued on her way down the block. This was back in the 90s. A Black person walking around our neighborhood was just not something that happened. Now, the lady would likely get a pass as long as she didn’t run into a drunk crazy coming out of one of the corner bars, or Fat Charlie.</w:t>
+      </w:r>
+    </w:p>
+    <w:p>
+      <w:pPr>
+        <w:pStyle w:val="BodyText"/>
+      </w:pPr>
+      <w:r>
+        <w:t xml:space="preserve">Fat Charlie was a huge fat slob who bullied the younger kids. He was not fond of Black people, which kept a kind of tense, unspoken balance on that strip. Baltimore has been mostly Black for a long time. In many areas of the city I was the clear minority, and I was routinely targeted, cornered, and jumped purely because of my race. That was the geography. But at least in South Baltimore, because of guys like Fat Charlie and the local pack, there was a boundary.</w:t>
+      </w:r>
+    </w:p>
+    <w:p>
+      <w:pPr>
+        <w:pStyle w:val="BodyText"/>
+      </w:pPr>
+      <w:r>
+        <w:t xml:space="preserve">I remember once I was getting off the 64 at the Light Street stop and some of the Cherry Hill boys were talking shit as I got off. They were losers from Southern High School, which was my zone school. I said,</w:t>
+      </w:r>
+      <w:r>
+        <w:t xml:space="preserve"> </w:t>
+      </w:r>
+      <w:r>
+        <w:t xml:space="preserve">“Come on, get off the bus, bitch.”</w:t>
+      </w:r>
+      <w:r>
+        <w:t xml:space="preserve"> </w:t>
+      </w:r>
+      <w:r>
+        <w:t xml:space="preserve">It might’ve been more than</w:t>
+      </w:r>
+      <w:r>
+        <w:t xml:space="preserve"> </w:t>
+      </w:r>
+      <w:r>
+        <w:t xml:space="preserve">“bitch,”</w:t>
+      </w:r>
+      <w:r>
+        <w:t xml:space="preserve"> </w:t>
+      </w:r>
+      <w:r>
+        <w:t xml:space="preserve">with a smirk, because I knew they wouldn’t. I could see Fat Charlie standing on the corner. I’ve seen it happen before. I watched him throw, with pinpoint accuracy, a full bottle of beer across the street and brain this dude who I assumed wandered in from Cherry Hill. He threw that shit like Dan Marino and the guy dropped. He jumped back up as Charlie was running across the street. He tried to run, but his shit was all fucked up. He stumbled and tripped, but lucky for him, even concussed, he was faster than that fat fuck.</w:t>
+      </w:r>
+    </w:p>
+    <w:p>
+      <w:pPr>
+        <w:pStyle w:val="BodyText"/>
+      </w:pPr>
+      <w:r>
+        <w:t xml:space="preserve">That boundary didn’t mean you were safe from the local pack either. You didn’t know if Fat Charlie was going to tackle you and pound your head in until you lost consciousness, or bite you — he was a biter — but he would guard against anybody coming in and starting shit. He was actually one of the first fights I got into after moving to South Baltimore. He was around seventeen or eighteen, and I was only eleven or twelve. He beat me up outside Wu’s. The reason? I beat his high score on the Burger Time arcade game.</w:t>
+      </w:r>
+    </w:p>
+    <w:p>
+      <w:pPr>
+        <w:pStyle w:val="BodyText"/>
+      </w:pPr>
+      <w:r>
+        <w:t xml:space="preserve">I fought him a second time at the basketball court outside my house. I had just gotten done whipping his cousin Bruno’s ass. That little bitch scrambled off crying, yelling,</w:t>
+      </w:r>
+      <w:r>
+        <w:t xml:space="preserve"> </w:t>
+      </w:r>
+      <w:r>
+        <w:t xml:space="preserve">“I’m going to get my cousin!”</w:t>
+      </w:r>
+      <w:r>
+        <w:t xml:space="preserve"> </w:t>
+      </w:r>
+      <w:r>
+        <w:t xml:space="preserve">I just laughed.</w:t>
+      </w:r>
+      <w:r>
+        <w:t xml:space="preserve"> </w:t>
+      </w:r>
+      <w:r>
+        <w:t xml:space="preserve">“Go get your fat fuck cousin!”</w:t>
+      </w:r>
+      <w:r>
+        <w:t xml:space="preserve"> </w:t>
+      </w:r>
+      <w:r>
+        <w:t xml:space="preserve">By the time Fat Charlie lumbered onto the court, my adrenaline had dumped. I felt like a newborn kitten. Charlie threw me down on the concrete, punched me, and then bit me on my chest. Who the fuck bites a little kid on the chest? A fucking psycho, that’s who.</w:t>
+      </w:r>
+    </w:p>
+    <w:p>
+      <w:pPr>
+        <w:pStyle w:val="BodyText"/>
+      </w:pPr>
+      <w:r>
+        <w:t xml:space="preserve">We had Eddie, a good guy whose family was even poorer than ours, but they did hustle. His dad ran a tiny cramped corner store that sold stale bread, single cigarettes, and cheap soda to keep the lights on. We were at Eddie’s house once and Chris’s fat ass flopped on the sofa. That shit collapsed and red stuff started oozing out from underneath it. Artie was like,</w:t>
+      </w:r>
+      <w:r>
+        <w:t xml:space="preserve"> </w:t>
+      </w:r>
+      <w:r>
+        <w:t xml:space="preserve">“Hey Ed, I think Chris’s fat ass killed your dog.”</w:t>
+      </w:r>
+      <w:r>
+        <w:t xml:space="preserve"> </w:t>
+      </w:r>
+      <w:r>
+        <w:t xml:space="preserve">We all stared thinking Chris flattened Eddie’s dog. As it turned out, they were using a tomato sauce can as a sofa leg. Eddie also had some kind of bone deformity that made bones grow out of his joints at weird angles.</w:t>
+      </w:r>
+    </w:p>
+    <w:p>
+      <w:pPr>
+        <w:pStyle w:val="BodyText"/>
+      </w:pPr>
+      <w:r>
+        <w:t xml:space="preserve">We had Artie Buckalew. Artie was probably the poorest kid in the group, wearing the same faded, oil-stained t-shirt for days, but you wouldn’t know it from hanging out with him. Hilarious, loyal, good-hearted, with a thick speech impediment — a mushy, rapid-fire South Baltimore drawl. He had a heated rivalry with Mike for a reason no one could remember. It might have been Mike finding an old discarded guitar and smashing it over his head.</w:t>
+      </w:r>
+    </w:p>
+    <w:p>
+      <w:pPr>
+        <w:pStyle w:val="BodyText"/>
+      </w:pPr>
+      <w:r>
+        <w:t xml:space="preserve">Then there was Jesse Wright. Jesse lived on the street directly behind my house, and he was a complete dirtball. Greasy, grimy, always filthy. Kind of a pussy too. He lived under the protection of his two older brothers. His one older brother used to say he had a dream where a plane load of Mexicans crashed into Cherry Hill. He would say it was the best dream he ever had. I’m not sure where his hatred for Mexicans came from. There weren’t that many back then in Baltimore.</w:t>
+      </w:r>
+    </w:p>
+    <w:p>
+      <w:pPr>
+        <w:pStyle w:val="BodyText"/>
+      </w:pPr>
+      <w:r>
+        <w:t xml:space="preserve">And then there was Spunky.</w:t>
+      </w:r>
+    </w:p>
+    <w:p>
+      <w:pPr>
+        <w:pStyle w:val="BodyText"/>
+      </w:pPr>
+      <w:r>
+        <w:t xml:space="preserve">Spunky’s real name was Patrick. His parents called him Spunky because he was born really premature. They said he was so small they brought him home in a shoebox, and though the doctors thought he was going to die, he survived. One of them remarked he had a lot of spunk. Thus, Spunky. Again, probably a result of all the chemicals in the area. He was intellectually disabled — he was retarded — but you never, under any circumstances, brought that up around him. He was a wrecking ball. Shorter side, but he had that strength.</w:t>
+      </w:r>
+    </w:p>
+    <w:p>
+      <w:pPr>
+        <w:pStyle w:val="BodyText"/>
+      </w:pPr>
+      <w:r>
+        <w:t xml:space="preserve">One day we were hanging out on the front stoop of Spunk’s house. The younger McFarland boy, his neighbor, came over and started shit with him. Spunk didn’t really have any conflict resolution skills outside of punching the other side in the mouth. So he hauled off and smashed the younger McFarland, folding him like a fourth-grade love letter.</w:t>
+      </w:r>
+    </w:p>
+    <w:p>
+      <w:pPr>
+        <w:pStyle w:val="BodyText"/>
+      </w:pPr>
+      <w:r>
+        <w:t xml:space="preserve">When the boy got his shit together, he went in the house and got his older brother. Now, this might be uncommon now, but I still teach my kids: if someone fucks with your brother — I don’t care who it is — you better beat that ass. This is our culture. Unfortunately the older McFarland didn’t have a lot to give, but he knew his dad would beat his ass worse if he didn’t try.</w:t>
+      </w:r>
+    </w:p>
+    <w:p>
+      <w:pPr>
+        <w:pStyle w:val="BodyText"/>
+      </w:pPr>
+      <w:r>
+        <w:t xml:space="preserve">He came out running and threw a punch that hit Spunk but hardly registered. That was the trigger. Spunk grabbed him and started wailing. The commotion brought the McFarland father running out of the house. The dad grabbed Spunk. Spunk turned and landed a wild haymaker right to his jaw.</w:t>
+      </w:r>
+    </w:p>
+    <w:p>
+      <w:pPr>
+        <w:pStyle w:val="BodyText"/>
+      </w:pPr>
+      <w:r>
+        <w:t xml:space="preserve">Here is something I learned: always look at the back. If the opposition has a wide, strong back, their punch is going to do damage. Spunk was a fat fuck, but he had a strong back. Strong back, weak mind. When Spunk connected, bodies hit the floor. The father dropped. In the course of minutes, Spunk put down the whole bloodline.</w:t>
+      </w:r>
+    </w:p>
+    <w:p>
+      <w:pPr>
+        <w:pStyle w:val="BodyText"/>
+      </w:pPr>
+      <w:r>
+        <w:t xml:space="preserve">Not everyone in the pack was defined by brute force. Some were defined by what they failed to become.</w:t>
+      </w:r>
+    </w:p>
+    <w:p>
+      <w:pPr>
+        <w:pStyle w:val="BodyText"/>
+      </w:pPr>
+      <w:r>
+        <w:t xml:space="preserve">Ed, aka Big Ed, who we called</w:t>
+      </w:r>
+      <w:r>
+        <w:t xml:space="preserve"> </w:t>
+      </w:r>
+      <w:r>
+        <w:t xml:space="preserve">“Big Head”</w:t>
+      </w:r>
+      <w:r>
+        <w:t xml:space="preserve"> </w:t>
+      </w:r>
+      <w:r>
+        <w:t xml:space="preserve">because of his massive skull, went to high school with me at Baltimore City College. Ed probably would’ve been a school shooter, but he was too much of a pussy. He constantly tried to craft an image as a badass, but we all knew him. He was a bitch. Heavy-set, probably around 5’10”, and he folded the second physical pressure turned on.</w:t>
+      </w:r>
+    </w:p>
+    <w:p>
+      <w:pPr>
+        <w:pStyle w:val="BodyText"/>
+      </w:pPr>
+      <w:r>
+        <w:t xml:space="preserve">Ed left his own brother to get beat up at the ’84 Rec center, and I had to go get him. Ed abandoned me on Greenmount Avenue when I had to stab a dude in the neck with a pen. Ed wouldn’t even get off the bus when three guys wanted to fight. My boy Rob Croft had to have my back instead.</w:t>
+      </w:r>
+    </w:p>
+    <w:p>
+      <w:pPr>
+        <w:pStyle w:val="BodyText"/>
+      </w:pPr>
+      <w:r>
+        <w:t xml:space="preserve">He lost all of his teeth one summer when we were playing wall ball at the abandoned warehouse down the street. Spunky had this big-ass wooden bat. He swung, and the bat slipped out of his hands. It flew over and hit Ed right in the mouth and destroyed his teeth. His family didn’t have insurance, so after a trip to the emergency room he just carried on with a mouth full of smashed teeth. I don’t think he ever got them fixed. Getting hit in the face with a bat made Ed think he was a badass. He still couldn’t fight, and he didn’t have the heart for it.</w:t>
+      </w:r>
+    </w:p>
+    <w:p>
+      <w:pPr>
+        <w:pStyle w:val="BodyText"/>
+      </w:pPr>
+      <w:r>
+        <w:t xml:space="preserve">There was one area where Ed was fearless: stealing.</w:t>
+      </w:r>
+    </w:p>
+    <w:p>
+      <w:pPr>
+        <w:pStyle w:val="BodyText"/>
+      </w:pPr>
+      <w:r>
+        <w:t xml:space="preserve">Ed was a prolific thief. When Eddie Aaron got his driver’s license, we would get in his beat-up car and go to Marley Station mall, where Ed would steal everything not nailed down. Coward in a fight, fearless thief. This motherfucker once stole an entire hockey stick by putting it down his shirt and threading it all the way down through his pant leg, then walked out of the mall stiff-legged like he had a crippling disorder.</w:t>
+      </w:r>
+    </w:p>
+    <w:p>
+      <w:pPr>
+        <w:pStyle w:val="BodyText"/>
+      </w:pPr>
+      <w:r>
+        <w:t xml:space="preserve">Ed had a staggering mathematical mind. Exceptionally smart. And almost no emotional intelligence or drive. He was a weird fuck.</w:t>
+      </w:r>
+    </w:p>
+    <w:p>
+      <w:pPr>
+        <w:pStyle w:val="BodyText"/>
+      </w:pPr>
+      <w:r>
+        <w:t xml:space="preserve">Today I work the jobs I work. Big Ed became a lunch-meat slicer at a couple of grocery stores in Baltimore. Tremendous wasted potential. A mind like that measuring ounces of bologna.</w:t>
+      </w:r>
+    </w:p>
+    <w:p>
+      <w:pPr>
+        <w:pStyle w:val="BodyText"/>
+      </w:pPr>
+      <w:r>
+        <w:t xml:space="preserve">Looking back, that crew was killers, dreamers, hustlers, and casualties. We learned how to fight from a paratrooper, got our nicknames from a drunken stevedore, and watched a genius slice lunch meat because he couldn’t get past his own fear.</w:t>
+      </w:r>
+    </w:p>
+    <w:p>
+      <w:pPr>
+        <w:pStyle w:val="BodyText"/>
+      </w:pPr>
+      <w:r>
+        <w:t xml:space="preserve">They were my first real team. They taught me who I wanted to be, and who I refused to become.</w:t>
+      </w:r>
+    </w:p>
+    <w:bookmarkEnd w:id="18"/>
+    <w:bookmarkStart w:id="19" w:name="chapter-6-the-city-that-bleeds"/>
     <w:p>
       <w:pPr>
         <w:pStyle w:val="Heading1"/>
       </w:pPr>
       <w:r>
-        <w:t xml:space="preserve">Chapter 5: The Neighborhood Boys</w:t>
+        <w:t xml:space="preserve">Chapter 6: The City That Bleeds</w:t>
       </w:r>
     </w:p>
     <w:p>
@@ -1204,401 +1606,161 @@
         <w:pStyle w:val="FirstParagraph"/>
       </w:pPr>
       <w:r>
-        <w:t xml:space="preserve">You don’t survive a place like South Baltimore alone. You survive in packs.</w:t>
-      </w:r>
-    </w:p>
-    <w:p>
-      <w:pPr>
-        <w:pStyle w:val="BodyText"/>
-      </w:pPr>
-      <w:r>
-        <w:t xml:space="preserve">Mine was a bunch of kids from the same rowhouses, same broke families, same streets. At the center of it was Mike.</w:t>
-      </w:r>
-    </w:p>
-    <w:p>
-      <w:pPr>
-        <w:pStyle w:val="BodyText"/>
-      </w:pPr>
-      <w:r>
-        <w:t xml:space="preserve">Like his dad, the paratrooper, Mike was a bit of a brute — thick-necked, solid, and comfortable in the middle of a fight. We didn’t become friends through polite introductions. We became friends through a 7th-grade schoolyard scuffle. Mike was supposed to be the tough guy on the playground, a reputation he guarded fiercely. I walked up to him during recess. I said,</w:t>
-      </w:r>
-      <w:r>
-        <w:t xml:space="preserve"> </w:t>
-      </w:r>
-      <w:r>
-        <w:t xml:space="preserve">“You the new tough guy?”</w:t>
-      </w:r>
-      <w:r>
-        <w:t xml:space="preserve"> </w:t>
-      </w:r>
-      <w:r>
-        <w:t xml:space="preserve">and before he could say anything I swept his legs out from under him and put him flat on his back in the dirt. We have been friends for almost 40 years, and he still remembers that as a cheap shot and gives me shit to this day.</w:t>
-      </w:r>
-    </w:p>
-    <w:p>
-      <w:pPr>
-        <w:pStyle w:val="BodyText"/>
-      </w:pPr>
-      <w:r>
-        <w:t xml:space="preserve">Instead of getting up and trying to kill me, Mike lay there in the dust, looked up at me with a grin, and asked,</w:t>
-      </w:r>
-      <w:r>
-        <w:t xml:space="preserve"> </w:t>
-      </w:r>
-      <w:r>
-        <w:t xml:space="preserve">“Do you fish?”</w:t>
-      </w:r>
-    </w:p>
-    <w:p>
-      <w:pPr>
-        <w:pStyle w:val="BodyText"/>
-      </w:pPr>
-      <w:r>
-        <w:t xml:space="preserve">I said yes. From that moment on, we were inseparable. Same language: casual violence, loyalty, dark sarcastic humor. I have countless stories about Mike, mostly involving us trying to get out of catastrophic trouble we had put ourselves in.</w:t>
-      </w:r>
-    </w:p>
-    <w:p>
-      <w:pPr>
-        <w:pStyle w:val="BodyText"/>
-      </w:pPr>
-      <w:r>
-        <w:t xml:space="preserve">Then there was Chris. He was the one who stood behind me on the stoop in Curtis Bay holding the bayonet during the Jerry Rose standoff. Chris was a fat slob and a bit of a pussy and spoiled. His mom was a nurse, and his stepdad was a massive stevedore down at the docks named Frank Door. A stevedore at the Baltimore docks is effectively an organized crime ring. They steal everything. If it comes and goes through the port of Baltimore, these guys get some.</w:t>
-      </w:r>
-    </w:p>
-    <w:p>
-      <w:pPr>
-        <w:pStyle w:val="BodyText"/>
-      </w:pPr>
-      <w:r>
-        <w:t xml:space="preserve">Frank was a legend in our circle — a rotund man with a voice that rattled the windows. We called him</w:t>
-      </w:r>
-      <w:r>
-        <w:t xml:space="preserve"> </w:t>
-      </w:r>
-      <w:r>
-        <w:t xml:space="preserve">“The Reverend Frank.”</w:t>
-      </w:r>
-      <w:r>
-        <w:t xml:space="preserve"> </w:t>
-      </w:r>
-      <w:r>
-        <w:t xml:space="preserve">Whenever he got drunk, which was practically every day, he would stand up in the middle of the living room on Light Street and start preaching fire-and-brimstone sermons about whatever. Don’t get me wrong. Frank wasn’t a fucking religious man. Not by any stretch. He’d just be sweating through his tank top, preaching to whoever was in the room about the fucking Blacks or whoever he felt wronged him that day. Frank was also the man who gave me my moniker. After the incident on North Avenue — where the locking mechanism on my Buck folding knife failed and I ended up burying the collapsed blade into my attacker’s chest — Frank caught wind of the story. From that day forward, he refused to call me Michael.</w:t>
-      </w:r>
-    </w:p>
-    <w:p>
-      <w:pPr>
-        <w:pStyle w:val="BodyText"/>
-      </w:pPr>
-      <w:r>
-        <w:t xml:space="preserve">To The Reverend Frank, I was simply</w:t>
-      </w:r>
-      <w:r>
-        <w:t xml:space="preserve"> </w:t>
-      </w:r>
-      <w:r>
-        <w:t xml:space="preserve">“Blade.”</w:t>
-      </w:r>
-      <w:r>
-        <w:t xml:space="preserve"> </w:t>
-      </w:r>
-      <w:r>
-        <w:t xml:space="preserve">He would roar it out whenever I walked through the door:</w:t>
-      </w:r>
-      <w:r>
-        <w:t xml:space="preserve"> </w:t>
-      </w:r>
-      <w:r>
-        <w:t xml:space="preserve">“Make way for the Blade! The boy who don’t wait for the law!”</w:t>
-      </w:r>
-    </w:p>
-    <w:p>
-      <w:pPr>
-        <w:pStyle w:val="BodyText"/>
-      </w:pPr>
-      <w:r>
-        <w:t xml:space="preserve">We spent a lot of time sitting on Light Street on Chris’s front stoop, just watching what was going on. That stoop was our theater, and we saw some wild shit. Up the street there was a little corner store owned by an old man. Directly across from it was Woo’s sub shop, where I would catch the bus for school. Across from the corner store was the Light House bar, and across from that was an old-man bar where you could get a coddie — a very Baltimore delicacy. A little codfish cake on a cracker with a pack of mustard. You got them for like 50 cents. The old-man bar had all the staples: the pickled onion, those little red hot sausages in the red water. Hmm hmm good. I forget the name of it. We saw countless fights between drunks pouring out of those bars. It was our version of Friday night fights.</w:t>
-      </w:r>
-    </w:p>
-    <w:p>
-      <w:pPr>
-        <w:pStyle w:val="BodyText"/>
-      </w:pPr>
-      <w:r>
-        <w:t xml:space="preserve">From that stoop we would watch the Kirby house directly across from Chris’s place. Catfish Kirby lived there. The house would get raided by the police and it would look like something straight out of a movie. The cops would rush in through the front door, and a split second later you’d see Catfish throw himself out the second-floor window trying to escape. He almost never got away. They always get you. That same house sat there for years with absolutely no electricity. It was a crackhouse, but I’d say it was a crackhouse for a slightly higher caliber of crackhead. It was South Baltimore after all, not some Westport shithole or Cherry Hill fucking bullshit. We were better than them.</w:t>
-      </w:r>
-    </w:p>
-    <w:p>
-      <w:pPr>
-        <w:pStyle w:val="BodyText"/>
-      </w:pPr>
-      <w:r>
-        <w:t xml:space="preserve">We saw all types of drunks and weirdos come down Light Street. Once some random Black lady rolled up to the stoop and asked me if she could live with just one liver. She was obviously not right in the head. Some doctor probably told her something she couldn’t understand, so she figured she would just ask a random white child for medical advice. I told her she only had one liver, but she did have two kidneys. I told her she could live with one kidney, though. She was really glad to hear this, thanked me, and continued on her way down the block. This was back in the 90s. A Black person walking around our neighborhood was just not something that happened. Now, the lady would likely get a pass as long as she didn’t run into a drunk crazy coming out of one of the corner bars, or Fat Charlie.</w:t>
-      </w:r>
-    </w:p>
-    <w:p>
-      <w:pPr>
-        <w:pStyle w:val="BodyText"/>
-      </w:pPr>
-      <w:r>
-        <w:t xml:space="preserve">Fat Charlie was a huge fat slob who bullied the younger kids. He was not fond of Black people, which kept a kind of tense, unspoken balance on that strip. Baltimore has been mostly Black for a long time. In many areas of the city I was the clear minority, and I was routinely targeted, cornered, and jumped purely because of my race. That was the geography. But at least in South Baltimore, because of guys like Fat Charlie and the local pack, there was a boundary.</w:t>
-      </w:r>
-    </w:p>
-    <w:p>
-      <w:pPr>
-        <w:pStyle w:val="BodyText"/>
-      </w:pPr>
-      <w:r>
-        <w:t xml:space="preserve">I remember once I was getting off the 64 at the Light Street stop and some of the Cherry Hill boys were talking shit as I got off. They were losers from Southern High School, which was my zone school. I said,</w:t>
-      </w:r>
-      <w:r>
-        <w:t xml:space="preserve"> </w:t>
-      </w:r>
-      <w:r>
-        <w:t xml:space="preserve">“Come on, get off the bus, bitch.”</w:t>
-      </w:r>
-      <w:r>
-        <w:t xml:space="preserve"> </w:t>
-      </w:r>
-      <w:r>
-        <w:t xml:space="preserve">It might’ve been more than</w:t>
-      </w:r>
-      <w:r>
-        <w:t xml:space="preserve"> </w:t>
-      </w:r>
-      <w:r>
-        <w:t xml:space="preserve">“bitch,”</w:t>
-      </w:r>
-      <w:r>
-        <w:t xml:space="preserve"> </w:t>
-      </w:r>
-      <w:r>
-        <w:t xml:space="preserve">with a smirk, because I knew they wouldn’t. I could see Fat Charlie standing on the corner. I’ve seen it happen before. I watched him throw, with pinpoint accuracy, a full bottle of beer across the street and brain this dude who I assumed wandered in from Cherry Hill. He threw that shit like Dan Marino and the guy dropped. He jumped back up as Charlie was running across the street. He tried to run, but his shit was all fucked up. He stumbled and tripped, but lucky for him, even concussed, he was faster than that fat fuck.</w:t>
-      </w:r>
-    </w:p>
-    <w:p>
-      <w:pPr>
-        <w:pStyle w:val="BodyText"/>
-      </w:pPr>
-      <w:r>
-        <w:t xml:space="preserve">That boundary didn’t mean you were safe from the local pack either. You didn’t know if Fat Charlie was going to tackle you and pound your head in until you lost consciousness, or bite you — he was a biter — but he would guard against anybody coming in and starting shit. He was actually one of the first fights I got into after moving to South Baltimore. He was around seventeen or eighteen, and I was only eleven or twelve. He beat me up outside Woo’s. The reason? I beat his high score on the Burger Time arcade game.</w:t>
-      </w:r>
-    </w:p>
-    <w:p>
-      <w:pPr>
-        <w:pStyle w:val="BodyText"/>
-      </w:pPr>
-      <w:r>
-        <w:t xml:space="preserve">I fought him a second time at the basketball court outside my house. I had just gotten done whipping his cousin Bruno’s ass. That little bitch scrambled off crying, yelling,</w:t>
-      </w:r>
-      <w:r>
-        <w:t xml:space="preserve"> </w:t>
-      </w:r>
-      <w:r>
-        <w:t xml:space="preserve">“I’m going to get my cousin!”</w:t>
-      </w:r>
-      <w:r>
-        <w:t xml:space="preserve"> </w:t>
-      </w:r>
-      <w:r>
-        <w:t xml:space="preserve">I just laughed.</w:t>
-      </w:r>
-      <w:r>
-        <w:t xml:space="preserve"> </w:t>
-      </w:r>
-      <w:r>
-        <w:t xml:space="preserve">“Go get your fat fuck cousin!”</w:t>
-      </w:r>
-      <w:r>
-        <w:t xml:space="preserve"> </w:t>
-      </w:r>
-      <w:r>
-        <w:t xml:space="preserve">By the time Fat Charlie lumbered onto the court, my adrenaline had dumped. I felt like a newborn kitten. Charlie threw me down on the concrete, punched me, and then bit me on my chest. Who the fuck bites a little kid on the chest? A fucking psycho, that’s who.</w:t>
-      </w:r>
-    </w:p>
-    <w:p>
-      <w:pPr>
-        <w:pStyle w:val="BodyText"/>
-      </w:pPr>
-      <w:r>
-        <w:t xml:space="preserve">We had Eddie, a good guy whose family was even poorer than ours, but they did hustle. His dad ran a tiny cramped corner store that sold stale bread, single cigarettes, and cheap soda to keep the lights on. We were at Eddie’s house once and Chris’s fat ass flopped on the sofa. That shit collapsed and red stuff started oozing out from underneath it. Artie was like,</w:t>
-      </w:r>
-      <w:r>
-        <w:t xml:space="preserve"> </w:t>
-      </w:r>
-      <w:r>
-        <w:t xml:space="preserve">“Hey Ed, I think Chris’s fat ass killed your dog.”</w:t>
-      </w:r>
-      <w:r>
-        <w:t xml:space="preserve"> </w:t>
-      </w:r>
-      <w:r>
-        <w:t xml:space="preserve">We all stared thinking Chris flattened Eddie’s dog. As it turned out, they were using a tomato sauce can as a sofa leg. Eddie also had some kind of bone deformity that made bones grow out of his joints at weird angles.</w:t>
-      </w:r>
-    </w:p>
-    <w:p>
-      <w:pPr>
-        <w:pStyle w:val="BodyText"/>
-      </w:pPr>
-      <w:r>
-        <w:t xml:space="preserve">We had Artie Buckalew. Artie was probably the poorest kid in the group, wearing the same faded, oil-stained t-shirt for days, but you wouldn’t know it from hanging out with him. Hilarious, loyal, good-hearted, with a thick speech impediment — a mushy, rapid-fire South Baltimore drawl. He had a heated rivalry with Mike for a reason no one could remember. It might have been Mike finding an old discarded guitar and smashing it over his head.</w:t>
-      </w:r>
-    </w:p>
-    <w:p>
-      <w:pPr>
-        <w:pStyle w:val="BodyText"/>
-      </w:pPr>
-      <w:r>
-        <w:t xml:space="preserve">Then there was Jesse. Jesse lived on the street directly behind my house, and he was a complete dirtball. Greasy, grimy, always filthy. Kind of a pussy too. He lived under the protection of his two older brothers. His one older brother used to say he had a dream where a plane load of Mexicans crashed into Cherry Hill. He would say it was the best dream he ever had. I’m not sure where his hatred for Mexicans came from. There weren’t that many back then in Baltimore.</w:t>
-      </w:r>
-    </w:p>
-    <w:p>
-      <w:pPr>
-        <w:pStyle w:val="BodyText"/>
-      </w:pPr>
-      <w:r>
-        <w:t xml:space="preserve">And then there was Spunky.</w:t>
-      </w:r>
-    </w:p>
-    <w:p>
-      <w:pPr>
-        <w:pStyle w:val="BodyText"/>
-      </w:pPr>
-      <w:r>
-        <w:t xml:space="preserve">Spunky’s real name was Patrick. His parents called him Spunky because he was born really premature. They said he was so small they brought him home in a shoebox, and though the doctors thought he was going to die, he survived. One of them remarked he had a lot of spunk. Thus, Spunky. Again, probably a result of all the chemicals in the area. He was intellectually disabled — he was retarded — but you never, under any circumstances, brought that up around him. He was a wrecking ball. Shorter side, but he had that strength.</w:t>
-      </w:r>
-    </w:p>
-    <w:p>
-      <w:pPr>
-        <w:pStyle w:val="BodyText"/>
-      </w:pPr>
-      <w:r>
-        <w:t xml:space="preserve">One day we were hanging out on the front stoop of Spunk’s house. The younger McFarland boy, his neighbor, came over and started shit with him. Spunk didn’t really have any conflict resolution skills outside of punching the other side in the mouth. So he hauled off and smashed the younger McFarland, folding him like a fourth-grade love letter.</w:t>
-      </w:r>
-    </w:p>
-    <w:p>
-      <w:pPr>
-        <w:pStyle w:val="BodyText"/>
-      </w:pPr>
-      <w:r>
-        <w:t xml:space="preserve">When the boy got his shit together, he went in the house and got his older brother. Now, this might be uncommon now, but I still teach my kids: if someone fucks with your brother — I don’t care who it is — you better beat that ass. This is our culture. Unfortunately the older McFarland didn’t have a lot to give, but he knew his dad would beat his ass worse if he didn’t try.</w:t>
-      </w:r>
-    </w:p>
-    <w:p>
-      <w:pPr>
-        <w:pStyle w:val="BodyText"/>
-      </w:pPr>
-      <w:r>
-        <w:t xml:space="preserve">He came out running and threw a punch that hit Spunk but hardly registered. That was the trigger. Spunk grabbed him and started wailing. The commotion brought the McFarland father running out of the house. The dad grabbed Spunk. Spunk turned and landed a wild haymaker right to his jaw.</w:t>
-      </w:r>
-    </w:p>
-    <w:p>
-      <w:pPr>
-        <w:pStyle w:val="BodyText"/>
-      </w:pPr>
-      <w:r>
-        <w:t xml:space="preserve">Here is something I learned: always look at the back. If the opposition has a wide, strong back, their punch is going to do damage. Spunk was a fat fuck, but he had a strong back. Strong back, weak mind. When Spunk connected, bodies hit the floor. The father dropped. In the course of minutes, Spunk put down the whole bloodline.</w:t>
-      </w:r>
-    </w:p>
-    <w:p>
-      <w:pPr>
-        <w:pStyle w:val="BodyText"/>
-      </w:pPr>
-      <w:r>
-        <w:t xml:space="preserve">Not everyone in the pack was defined by brute force. Some were defined by what they failed to become.</w:t>
-      </w:r>
-    </w:p>
-    <w:p>
-      <w:pPr>
-        <w:pStyle w:val="BodyText"/>
-      </w:pPr>
-      <w:r>
-        <w:t xml:space="preserve">Ed, aka Big Ed, who we called</w:t>
-      </w:r>
-      <w:r>
-        <w:t xml:space="preserve"> </w:t>
-      </w:r>
-      <w:r>
-        <w:t xml:space="preserve">“Big Head”</w:t>
-      </w:r>
-      <w:r>
-        <w:t xml:space="preserve"> </w:t>
-      </w:r>
-      <w:r>
-        <w:t xml:space="preserve">because of his massive skull, went to high school with me at Baltimore City College. Ed probably would’ve been a school shooter, but he was too much of a pussy. He constantly tried to craft an image as a badass, but we all knew him. He was a bitch. Heavy-set, probably around 5’10”, and he folded the second physical pressure turned on.</w:t>
-      </w:r>
-    </w:p>
-    <w:p>
-      <w:pPr>
-        <w:pStyle w:val="BodyText"/>
-      </w:pPr>
-      <w:r>
-        <w:t xml:space="preserve">Ed left his own brother to get beat up at the ’84 Rec center, and I had to go get him. Ed abandoned me on Greenmount Avenue when I had to stab a dude in the neck with a pen. Ed wouldn’t even get off the bus when three guys wanted to fight. My boy Rob Croft had to have my back instead.</w:t>
-      </w:r>
-    </w:p>
-    <w:p>
-      <w:pPr>
-        <w:pStyle w:val="BodyText"/>
-      </w:pPr>
-      <w:r>
-        <w:t xml:space="preserve">He lost all of his teeth one summer when we were playing wall ball at the abandoned warehouse down the street. Spunky had this big-ass wooden bat. He swung, and the bat slipped out of his hands. It flew over and hit Ed right in the mouth and destroyed his teeth. His family didn’t have insurance, so after a trip to the emergency room he just carried on with a mouth full of smashed teeth. I don’t think he ever got them fixed. Getting hit in the face with a bat made Ed think he was a badass. He still couldn’t fight, and he didn’t have the heart for it.</w:t>
-      </w:r>
-    </w:p>
-    <w:p>
-      <w:pPr>
-        <w:pStyle w:val="BodyText"/>
-      </w:pPr>
-      <w:r>
-        <w:t xml:space="preserve">There was one area where Ed was fearless: stealing.</w:t>
-      </w:r>
-    </w:p>
-    <w:p>
-      <w:pPr>
-        <w:pStyle w:val="BodyText"/>
-      </w:pPr>
-      <w:r>
-        <w:t xml:space="preserve">Ed was a prolific thief. When Eddie Aaron got his driver’s license, we would get in his beat-up car and go to Marley Station mall, where Ed would steal everything not nailed down. Coward in a fight, fearless thief. This motherfucker once stole an entire hockey stick by putting it down his shirt and threading it all the way down through his pant leg, then walked out of the mall stiff-legged like he had a crippling disorder.</w:t>
-      </w:r>
-    </w:p>
-    <w:p>
-      <w:pPr>
-        <w:pStyle w:val="BodyText"/>
-      </w:pPr>
-      <w:r>
-        <w:t xml:space="preserve">Ed had a staggering mathematical mind. Exceptionally smart. And almost no emotional intelligence or drive. He was a weird fuck.</w:t>
-      </w:r>
-    </w:p>
-    <w:p>
-      <w:pPr>
-        <w:pStyle w:val="BodyText"/>
-      </w:pPr>
-      <w:r>
-        <w:t xml:space="preserve">Today I work the jobs I work. Big Ed became a lunch-meat slicer at a couple of grocery stores in Baltimore. Tremendous wasted potential. A mind like that measuring ounces of bologna.</w:t>
-      </w:r>
-    </w:p>
-    <w:p>
-      <w:pPr>
-        <w:pStyle w:val="BodyText"/>
-      </w:pPr>
-      <w:r>
-        <w:t xml:space="preserve">Looking back, that crew was killers, dreamers, hustlers, and casualties. We learned how to fight from a paratrooper, got our nicknames from a drunken stevedore, and watched a genius slice lunch meat because he couldn’t get past his own fear.</w:t>
-      </w:r>
-    </w:p>
-    <w:p>
-      <w:pPr>
-        <w:pStyle w:val="BodyText"/>
-      </w:pPr>
-      <w:r>
-        <w:t xml:space="preserve">They were my first real team. They taught me who I wanted to be, and who I refused to become.</w:t>
-      </w:r>
-    </w:p>
-    <w:bookmarkEnd w:id="18"/>
-    <w:bookmarkStart w:id="19" w:name="chapter-6-the-city-that-bleeds"/>
+        <w:t xml:space="preserve">The irony of the Baltimore City Public School system is that trying to get a better education usually meant increasing your chances of getting killed on the way to class.</w:t>
+      </w:r>
+    </w:p>
+    <w:p>
+      <w:pPr>
+        <w:pStyle w:val="BodyText"/>
+      </w:pPr>
+      <w:r>
+        <w:t xml:space="preserve">My father meant well. When it came time for high school, he knew that Southern High School — my designated zoned school — was an absolute shithole. It was a holding pen for the neighborhood’s future inmates. So he pushed for me to go somewhere better.</w:t>
+      </w:r>
+    </w:p>
+    <w:p>
+      <w:pPr>
+        <w:pStyle w:val="BodyText"/>
+      </w:pPr>
+      <w:r>
+        <w:t xml:space="preserve">I got accepted into Baltimore City College High School.</w:t>
+      </w:r>
+    </w:p>
+    <w:p>
+      <w:pPr>
+        <w:pStyle w:val="BodyText"/>
+      </w:pPr>
+      <w:r>
+        <w:t xml:space="preserve">We all loved</w:t>
+      </w:r>
+      <w:r>
+        <w:t xml:space="preserve"> </w:t>
+      </w:r>
+      <w:r>
+        <w:t xml:space="preserve">“City.”</w:t>
+      </w:r>
+      <w:r>
+        <w:t xml:space="preserve"> </w:t>
+      </w:r>
+      <w:r>
+        <w:t xml:space="preserve">We were proud of it. Founded in 1839, it’s the third-oldest public high school in the United States. It sits on a hill at 33rd Street and The Alameda, housed in a massive Gothic-style stone building. They literally call it the Castle on the Hill. City was a magnet school, designed to bring together the top ten percent of students from all of Baltimore City Schools. You didn’t just win a lottery to get in there. You had to be smart. The people there were good people, for the most part, especially after freshman year, when the kids who couldn’t hang got purged off the roster.</w:t>
+      </w:r>
+    </w:p>
+    <w:p>
+      <w:pPr>
+        <w:pStyle w:val="BodyText"/>
+      </w:pPr>
+      <w:r>
+        <w:t xml:space="preserve">Inside the Castle, we had teachers who actually cared if we survived. I vividly remember Ms. Stukes Maurice. She sat us down one day and explained code switching. She told us, point-blank, that if we wanted to make it in the professional world, we needed to know how to talk like white people. We needed to know how to turn the street off and turn the polish on. She was preparing us for a world that most kids in our neighborhoods would never see. Ms. Stukes Maurice was a Black Panther, and she was very proud of it. She made sure to tell us every chance she got. She was a nice lady. I always kind of felt like she didn’t like me because I was white, but she was all right.</w:t>
+      </w:r>
+    </w:p>
+    <w:p>
+      <w:pPr>
+        <w:pStyle w:val="BodyText"/>
+      </w:pPr>
+      <w:r>
+        <w:t xml:space="preserve">But to get to that world, to reach the Castle on the Hill, I had to survive the commute.</w:t>
+      </w:r>
+    </w:p>
+    <w:p>
+      <w:pPr>
+        <w:pStyle w:val="BodyText"/>
+      </w:pPr>
+      <w:r>
+        <w:t xml:space="preserve">In the late 1980s, Mayor Kurt Schmoke — who happened to be a City College alumnus himself — launched a massive literacy campaign with a catchy slogan: The City That Reads. They painted it on benches all over town. But this was Baltimore. The murder rate was skyrocketing, and the streets were darker than a PR campaign. It didn’t take long for the locals to take out their spray cans and correct the benches. Everywhere you looked, the slogan was crossed out and rewritten.</w:t>
+      </w:r>
+    </w:p>
+    <w:p>
+      <w:pPr>
+        <w:pStyle w:val="BodyText"/>
+      </w:pPr>
+      <w:r>
+        <w:t xml:space="preserve">It became The City That Bleeds.</w:t>
+      </w:r>
+    </w:p>
+    <w:p>
+      <w:pPr>
+        <w:pStyle w:val="BodyText"/>
+      </w:pPr>
+      <w:r>
+        <w:t xml:space="preserve">I was a fresh fourteen-year-old kid, and to get to my prestigious high school I had to catch two different city buses straight through the worst, most violent neighborhoods in a bleeding city. The first bus I caught every morning was right in front of Wu’s convenience store. Wu was a Korean lady who owned the sub shop on the corner of the 1800 block of Light Street. She knew Gabby’s grandmother, who owned the shop over in Westport. They didn’t compete. They actually all knew each other. The local Korean business owners participated in a traditional money-pooling system — like a kye — where every month twenty of them would throw in thousands of dollars, and they’d take turns collecting the pot to do renovations or handle big expenses. It was a fascinating way to do business.</w:t>
+      </w:r>
+    </w:p>
+    <w:p>
+      <w:pPr>
+        <w:pStyle w:val="BodyText"/>
+      </w:pPr>
+      <w:r>
+        <w:t xml:space="preserve">Out on the street, business was different.</w:t>
+      </w:r>
+    </w:p>
+    <w:p>
+      <w:pPr>
+        <w:pStyle w:val="BodyText"/>
+      </w:pPr>
+      <w:r>
+        <w:t xml:space="preserve">There is a distinct, unforgettable stink to a Baltimore City bus. A humid mixture of exhaust, stale sweat, cheap malt liquor, and desperation. Those buses were rolling thunderdomes. Packed metal tubes.</w:t>
+      </w:r>
+    </w:p>
+    <w:p>
+      <w:pPr>
+        <w:pStyle w:val="BodyText"/>
+      </w:pPr>
+      <w:r>
+        <w:t xml:space="preserve">One of our regular sights on the route was a schizophrenic guy we called the Devil Dog from Hell. He would stand at the bus stop right in front of Wu’s, violently beating a payphone with a black plastic trash bag, screaming about the devil dogs from hell and how the phone company was putting things into his head. He was a wild one, but honestly he was the least of our problems. The crazy ones were predictable. It was the sane ones you had to worry about.</w:t>
+      </w:r>
+    </w:p>
+    <w:p>
+      <w:pPr>
+        <w:pStyle w:val="BodyText"/>
+      </w:pPr>
+      <w:r>
+        <w:t xml:space="preserve">On those buses, fights broke out over nothing. Eye contact held a second too long. A scuffed sneaker. A perceived slight. That was the baseline. You either looked like you might do something, or you became prey.</w:t>
+      </w:r>
+    </w:p>
+    <w:p>
+      <w:pPr>
+        <w:pStyle w:val="BodyText"/>
+      </w:pPr>
+      <w:r>
+        <w:t xml:space="preserve">A kid named Jake caught on to it. Jake was one of the guys at school, and one day at lunch he was looking at me.</w:t>
+      </w:r>
+    </w:p>
+    <w:p>
+      <w:pPr>
+        <w:pStyle w:val="BodyText"/>
+      </w:pPr>
+      <w:r>
+        <w:t xml:space="preserve">“I act crazy so people don’t mess with me,”</w:t>
+      </w:r>
+      <w:r>
+        <w:t xml:space="preserve"> </w:t>
+      </w:r>
+      <w:r>
+        <w:t xml:space="preserve">Jake said, shaking his head.</w:t>
+      </w:r>
+      <w:r>
+        <w:t xml:space="preserve"> </w:t>
+      </w:r>
+      <w:r>
+        <w:t xml:space="preserve">“But I’m really actually normal. I feel like you are the other way around. I feel like you are acting normal.”</w:t>
+      </w:r>
+    </w:p>
+    <w:p>
+      <w:pPr>
+        <w:pStyle w:val="BodyText"/>
+      </w:pPr>
+      <w:r>
+        <w:t xml:space="preserve">He was right. Inside the Castle on the Hill, I was learning to code switch. I was learning to turn on the polish. Out on those two buses, the normal kid was dying. Something else was taking the wheel.</w:t>
+      </w:r>
+    </w:p>
+    <w:bookmarkEnd w:id="19"/>
+    <w:bookmarkStart w:id="20" w:name="chapter-7-mechanical-failures"/>
     <w:p>
       <w:pPr>
         <w:pStyle w:val="Heading1"/>
       </w:pPr>
       <w:r>
-        <w:t xml:space="preserve">Chapter 6: The City That Bleeds</w:t>
+        <w:t xml:space="preserve">Chapter 7: Mechanical Failures</w:t>
       </w:r>
     </w:p>
     <w:p>
@@ -1613,161 +1775,777 @@
         <w:pStyle w:val="FirstParagraph"/>
       </w:pPr>
       <w:r>
-        <w:t xml:space="preserve">The irony of the Baltimore City Public School system is that trying to get a better education usually meant increasing your chances of getting killed on the way to class.</w:t>
-      </w:r>
-    </w:p>
-    <w:p>
-      <w:pPr>
-        <w:pStyle w:val="BodyText"/>
-      </w:pPr>
-      <w:r>
-        <w:t xml:space="preserve">My father meant well. When it came time for high school, he knew that Southern High School — my designated zoned school — was an absolute shithole. It was a holding pen for the neighborhood’s future inmates. So he pushed for me to go somewhere better.</w:t>
-      </w:r>
-    </w:p>
-    <w:p>
-      <w:pPr>
-        <w:pStyle w:val="BodyText"/>
-      </w:pPr>
-      <w:r>
-        <w:t xml:space="preserve">I got accepted into Baltimore City College High School.</w:t>
-      </w:r>
-    </w:p>
-    <w:p>
-      <w:pPr>
-        <w:pStyle w:val="BodyText"/>
-      </w:pPr>
-      <w:r>
-        <w:t xml:space="preserve">We all loved</w:t>
-      </w:r>
-      <w:r>
-        <w:t xml:space="preserve"> </w:t>
-      </w:r>
-      <w:r>
-        <w:t xml:space="preserve">“City.”</w:t>
-      </w:r>
-      <w:r>
-        <w:t xml:space="preserve"> </w:t>
-      </w:r>
-      <w:r>
-        <w:t xml:space="preserve">We were proud of it. Founded in 1839, it’s the third-oldest public high school in the United States. It sits on a hill at 33rd Street and The Alameda, housed in a massive Gothic-style stone building. They literally call it the Castle on the Hill. City was a magnet school, designed to bring together the top ten percent of students from all of Baltimore City Schools. You didn’t just win a lottery to get in there. You had to be smart. The people there were good people, for the most part, especially after freshman year, when the kids who couldn’t hang got purged off the roster.</w:t>
-      </w:r>
-    </w:p>
-    <w:p>
-      <w:pPr>
-        <w:pStyle w:val="BodyText"/>
-      </w:pPr>
-      <w:r>
-        <w:t xml:space="preserve">Inside the Castle, we had teachers who actually cared if we survived. I vividly remember Ms. Stukes Maurice. She sat us down one day and explained code switching. She told us, point-blank, that if we wanted to make it in the professional world, we needed to know how to talk like white people. We needed to know how to turn the street off and turn the polish on. She was preparing us for a world that most kids in our neighborhoods would never see. Ms. Stukes Maurice was a Black Panther, and she was very proud of it. She made sure to tell us every chance she got. She was a nice lady. I always kind of felt like she didn’t like me because I was white, but she was all right.</w:t>
-      </w:r>
-    </w:p>
-    <w:p>
-      <w:pPr>
-        <w:pStyle w:val="BodyText"/>
-      </w:pPr>
-      <w:r>
-        <w:t xml:space="preserve">But to get to that world, to reach the Castle on the Hill, I had to survive the commute.</w:t>
-      </w:r>
-    </w:p>
-    <w:p>
-      <w:pPr>
-        <w:pStyle w:val="BodyText"/>
-      </w:pPr>
-      <w:r>
-        <w:t xml:space="preserve">In the late 1980s, Mayor Kurt Schmoke — who happened to be a City College alumnus himself — launched a massive literacy campaign with a catchy slogan: The City That Reads. They painted it on benches all over town. But this was Baltimore. The murder rate was skyrocketing, and the streets were darker than a PR campaign. It didn’t take long for the locals to take out their spray cans and correct the benches. Everywhere you looked, the slogan was crossed out and rewritten.</w:t>
-      </w:r>
-    </w:p>
-    <w:p>
-      <w:pPr>
-        <w:pStyle w:val="BodyText"/>
-      </w:pPr>
-      <w:r>
-        <w:t xml:space="preserve">It became The City That Bleeds.</w:t>
-      </w:r>
-    </w:p>
-    <w:p>
-      <w:pPr>
-        <w:pStyle w:val="BodyText"/>
-      </w:pPr>
-      <w:r>
-        <w:t xml:space="preserve">I was a fresh fourteen-year-old kid, and to get to my prestigious high school I had to catch two different city buses straight through the worst, most violent neighborhoods in a bleeding city. The first bus I caught every morning was right in front of Wu’s convenience store. Wu was a Korean lady who owned the sub shop on the corner of the 1800 block of Light Street. She knew Gabby’s grandmother, who owned the shop over in Westport. They didn’t compete. They actually all knew each other. The local Korean business owners participated in a traditional money-pooling system — like a kye — where every month twenty of them would throw in thousands of dollars, and they’d take turns collecting the pot to do renovations or handle big expenses. It was a fascinating way to do business.</w:t>
-      </w:r>
-    </w:p>
-    <w:p>
-      <w:pPr>
-        <w:pStyle w:val="BodyText"/>
-      </w:pPr>
-      <w:r>
-        <w:t xml:space="preserve">Out on the street, business was different.</w:t>
-      </w:r>
-    </w:p>
-    <w:p>
-      <w:pPr>
-        <w:pStyle w:val="BodyText"/>
-      </w:pPr>
-      <w:r>
-        <w:t xml:space="preserve">There is a distinct, unforgettable stink to a Baltimore City bus. A humid mixture of exhaust, stale sweat, cheap malt liquor, and desperation. Those buses were rolling thunderdomes. Packed metal tubes.</w:t>
-      </w:r>
-    </w:p>
-    <w:p>
-      <w:pPr>
-        <w:pStyle w:val="BodyText"/>
-      </w:pPr>
-      <w:r>
-        <w:t xml:space="preserve">One of our regular sights on the route was a schizophrenic guy we called the Devil Dog from Hell. He would stand at the bus stop right in front of Wu’s, violently beating a payphone with a black plastic trash bag, screaming about the devil dogs from hell and how the phone company was putting things into his head. He was a wild one, but honestly he was the least of our problems. The crazy ones were predictable. It was the sane ones you had to worry about.</w:t>
-      </w:r>
-    </w:p>
-    <w:p>
-      <w:pPr>
-        <w:pStyle w:val="BodyText"/>
-      </w:pPr>
-      <w:r>
-        <w:t xml:space="preserve">On those buses, fights broke out over nothing. Eye contact held a second too long. A scuffed sneaker. A perceived slight. That was the baseline. You either looked like you might do something, or you became prey.</w:t>
-      </w:r>
-    </w:p>
-    <w:p>
-      <w:pPr>
-        <w:pStyle w:val="BodyText"/>
-      </w:pPr>
-      <w:r>
-        <w:t xml:space="preserve">A kid named Jake caught on to it. Jake was one of the guys at school, and one day at lunch he was looking at me.</w:t>
-      </w:r>
-    </w:p>
-    <w:p>
-      <w:pPr>
-        <w:pStyle w:val="BodyText"/>
-      </w:pPr>
-      <w:r>
-        <w:t xml:space="preserve">“I act crazy so people don’t mess with me,”</w:t>
-      </w:r>
-      <w:r>
-        <w:t xml:space="preserve"> </w:t>
-      </w:r>
-      <w:r>
-        <w:t xml:space="preserve">Jake said, shaking his head.</w:t>
-      </w:r>
-      <w:r>
-        <w:t xml:space="preserve"> </w:t>
-      </w:r>
-      <w:r>
-        <w:t xml:space="preserve">“But I’m really actually normal. I feel like you are the other way around. I feel like you are acting normal.”</w:t>
-      </w:r>
-    </w:p>
-    <w:p>
-      <w:pPr>
-        <w:pStyle w:val="BodyText"/>
-      </w:pPr>
-      <w:r>
-        <w:t xml:space="preserve">He was right. Inside the Castle on the Hill, I was learning to code switch. I was learning to turn on the polish. Out on those two buses, the normal kid was dying. Something else was taking the wheel.</w:t>
-      </w:r>
-    </w:p>
-    <w:bookmarkEnd w:id="19"/>
-    <w:bookmarkStart w:id="20" w:name="chapter-7-mechanical-failures"/>
+        <w:t xml:space="preserve">I was fourteen the first time I had to stab someone.</w:t>
+      </w:r>
+    </w:p>
+    <w:p>
+      <w:pPr>
+        <w:pStyle w:val="BodyText"/>
+      </w:pPr>
+      <w:r>
+        <w:t xml:space="preserve">It’s a fucking shame that a kid growing up in America has to say that sentence out loud. People hear it and assume I’m bragging or exaggerating. I’m not. I was a tall, lanky kid, still soft around the edges, who hadn’t fully grown into his bones yet. Baltimore didn’t care what I looked like. Baltimore only cared that I was standing in the wrong place.</w:t>
+      </w:r>
+    </w:p>
+    <w:p>
+      <w:pPr>
+        <w:pStyle w:val="BodyText"/>
+      </w:pPr>
+      <w:r>
+        <w:t xml:space="preserve">I had just gotten the hang of the buses to and from school. From my house it was the 64 to the 3, or the 64 to the 36. I preferred the 64 to the 3. It didn’t take me through any nicer an area, but if I was coming home I could take the 3 to the Inner Harbor, and in a worst-case scenario I could always walk home. It’s not like the ride was any nicer. It was still a shithole regardless of the bus line.</w:t>
+      </w:r>
+    </w:p>
+    <w:p>
+      <w:pPr>
+        <w:pStyle w:val="BodyText"/>
+      </w:pPr>
+      <w:r>
+        <w:t xml:space="preserve">Sometimes you just had to take what you get. One day, as is often the case in Baltimore, the temperature hit 90 early enough in the morning that they had to send us home. Baltimore City schools didn’t have air conditioning. All that money in that school system and no AC. Where did it go? I think we all know.</w:t>
+      </w:r>
+    </w:p>
+    <w:p>
+      <w:pPr>
+        <w:pStyle w:val="BodyText"/>
+      </w:pPr>
+      <w:r>
+        <w:t xml:space="preserve">So there I was, catching the 36 at school to get to the 64. As luck would have it, the 36 broke down on North Ave. The driver kicked everyone off. No explanations. No backup plan. Just</w:t>
+      </w:r>
+      <w:r>
+        <w:t xml:space="preserve"> </w:t>
+      </w:r>
+      <w:r>
+        <w:t xml:space="preserve">“everybody off.”</w:t>
+      </w:r>
+      <w:r>
+        <w:t xml:space="preserve"> </w:t>
+      </w:r>
+      <w:r>
+        <w:t xml:space="preserve">That was MTA back then. It still is in some places.</w:t>
+      </w:r>
+    </w:p>
+    <w:p>
+      <w:pPr>
+        <w:pStyle w:val="BodyText"/>
+      </w:pPr>
+      <w:r>
+        <w:t xml:space="preserve">It was only a few more blocks to the next connecting stop, so me and Big Ed decided to walk it.</w:t>
+      </w:r>
+    </w:p>
+    <w:p>
+      <w:pPr>
+        <w:pStyle w:val="BodyText"/>
+      </w:pPr>
+      <w:r>
+        <w:t xml:space="preserve">Bad idea. That walk took us down North Avenue, right across the street from Greenmount Cemetery. If you know Baltimore, you know Greenmount. High stone walls, miles of graves, dead leaves, and silence. A city of the dead sitting in the middle of the city of the living, or what passes for living. We were on the opposite side of the street, just trying to get past it.</w:t>
+      </w:r>
+    </w:p>
+    <w:p>
+      <w:pPr>
+        <w:pStyle w:val="BodyText"/>
+      </w:pPr>
+      <w:r>
+        <w:t xml:space="preserve">We were halfway down the block when it happened. I didn’t hear footsteps. I didn’t hear yelling. I just felt my body jerk violently sideways. A grown man came flying in from behind and clotheslined me so hard my feet left the ground. I hit the pavement hard. Before I could get up, they grabbed me and dragged me into a side street.</w:t>
+      </w:r>
+    </w:p>
+    <w:p>
+      <w:pPr>
+        <w:pStyle w:val="BodyText"/>
+      </w:pPr>
+      <w:r>
+        <w:t xml:space="preserve">Ed didn’t wait. He ran. I can’t blame him. He was fourteen too. But that moment burned something into me: when things go bad, you might be completely alone.</w:t>
+      </w:r>
+    </w:p>
+    <w:p>
+      <w:pPr>
+        <w:pStyle w:val="BodyText"/>
+      </w:pPr>
+      <w:r>
+        <w:t xml:space="preserve">Two grown men stood over me, screaming.</w:t>
+      </w:r>
+      <w:r>
+        <w:t xml:space="preserve"> </w:t>
+      </w:r>
+      <w:r>
+        <w:t xml:space="preserve">“Why you do that, yo? Why you do that, yo?”</w:t>
+      </w:r>
+      <w:r>
+        <w:t xml:space="preserve"> </w:t>
+      </w:r>
+      <w:r>
+        <w:t xml:space="preserve">I hadn’t said a word. I hadn’t even looked at them. They kept repeating it like it gave them a reason to beat the hell out of a white kid. They punched me, kicked me into the brick wall, cracked my ribs.</w:t>
+      </w:r>
+    </w:p>
+    <w:p>
+      <w:pPr>
+        <w:pStyle w:val="BodyText"/>
+      </w:pPr>
+      <w:r>
+        <w:t xml:space="preserve">My confusion lasted maybe three seconds. Then I thought they were going to beat me to death. I reached into my pocket. All I had was a cheap pen. I wasn’t carrying a knife yet. I was still innocent enough to think I didn’t need one.</w:t>
+      </w:r>
+    </w:p>
+    <w:p>
+      <w:pPr>
+        <w:pStyle w:val="BodyText"/>
+      </w:pPr>
+      <w:r>
+        <w:t xml:space="preserve">One of them grabbed my collar and yanked me up to his face.</w:t>
+      </w:r>
+    </w:p>
+    <w:p>
+      <w:pPr>
+        <w:pStyle w:val="BodyText"/>
+      </w:pPr>
+      <w:r>
+        <w:t xml:space="preserve">No thought. No hesitation. Just a wild, desperate swing. The pen went into his neck. To this day I can’t remember the guy’s face. People have told me that’s the mind protecting a fourteen-year-old boy. I do remember the feeling of it sticking. Even now it brings a smile to my face. I hope that fucking loser lived and changed his ways. I believe in second chances.</w:t>
+      </w:r>
+    </w:p>
+    <w:p>
+      <w:pPr>
+        <w:pStyle w:val="BodyText"/>
+      </w:pPr>
+      <w:r>
+        <w:t xml:space="preserve">His friend saw it and took off running like he’d been shot.</w:t>
+      </w:r>
+    </w:p>
+    <w:p>
+      <w:pPr>
+        <w:pStyle w:val="BodyText"/>
+      </w:pPr>
+      <w:r>
+        <w:t xml:space="preserve">I bolted. Full sprint. No looking back. I walked the rest of the way home, a long way, thinking one stupid thing the whole time: I hope I don’t catch hell from my dad for tearing my dorky white-and-green striped shirt.</w:t>
+      </w:r>
+    </w:p>
+    <w:p>
+      <w:pPr>
+        <w:pStyle w:val="BodyText"/>
+      </w:pPr>
+      <w:r>
+        <w:t xml:space="preserve">I don’t know what happened to the guy I stabbed. All I know is he didn’t chase me. That moment changed something in me. Not in a dramatic</w:t>
+      </w:r>
+      <w:r>
+        <w:t xml:space="preserve"> </w:t>
+      </w:r>
+      <w:r>
+        <w:t xml:space="preserve">“this is the day I became a man”</w:t>
+      </w:r>
+      <w:r>
+        <w:t xml:space="preserve"> </w:t>
+      </w:r>
+      <w:r>
+        <w:t xml:space="preserve">way. More like a quiet switch flipping. At fourteen I learned: grown men will hurt a kid, the world will not pause to help you, and your friends might run. Your only chance is whatever you can do in the next quarter-second.</w:t>
+      </w:r>
+    </w:p>
+    <w:p>
+      <w:pPr>
+        <w:pStyle w:val="BodyText"/>
+      </w:pPr>
+      <w:r>
+        <w:t xml:space="preserve">People hear stories like this and think trauma. Pain. Psychological scars. For me it wasn’t a wound. It was information. The world showed me how it worked. I adjusted.</w:t>
+      </w:r>
+    </w:p>
+    <w:p>
+      <w:pPr>
+        <w:pStyle w:val="BodyText"/>
+      </w:pPr>
+      <w:r>
+        <w:t xml:space="preserve">Sometime later that same year I was catching the bus from City College to the 64 switch at North Avenue. It was me, Big Ed — who had fled during the pen stabbing — and a kid named Rob Croft.</w:t>
+      </w:r>
+    </w:p>
+    <w:p>
+      <w:pPr>
+        <w:pStyle w:val="BodyText"/>
+      </w:pPr>
+      <w:r>
+        <w:t xml:space="preserve">Rob was a ginger with strawberry-blonde hair, and he had the most hollow, dead eyes I had ever seen on a kid. He was white trash like me, but he was broken on a level I couldn’t even comprehend. The rumor was that he was a victim of the local</w:t>
+      </w:r>
+      <w:r>
+        <w:t xml:space="preserve"> </w:t>
+      </w:r>
+      <w:r>
+        <w:t xml:space="preserve">“pay for play”</w:t>
+      </w:r>
+      <w:r>
+        <w:t xml:space="preserve"> </w:t>
+      </w:r>
+      <w:r>
+        <w:t xml:space="preserve">pedophiles in his neighborhood. Whatever happened to him, it left him profoundly damaged. But we were school friends, and I liked talking to him.</w:t>
+      </w:r>
+    </w:p>
+    <w:p>
+      <w:pPr>
+        <w:pStyle w:val="BodyText"/>
+      </w:pPr>
+      <w:r>
+        <w:t xml:space="preserve">We were on the bus when this skinny little skater punk and his friends started running their mouths. He was with a fat kid who looked like the Hawaiian Punch mascot, a tall goofy kid in a trench coat, and a pretty girl named Sasha. They were all white kids. The skater punk had a piece of paper with a printed-out joke on it — something stupid like,</w:t>
+      </w:r>
+      <w:r>
+        <w:t xml:space="preserve"> </w:t>
+      </w:r>
+      <w:r>
+        <w:t xml:space="preserve">“Speak slowly, I’m blonde.”</w:t>
+      </w:r>
+    </w:p>
+    <w:p>
+      <w:pPr>
+        <w:pStyle w:val="BodyText"/>
+      </w:pPr>
+      <w:r>
+        <w:t xml:space="preserve">I didn’t get the joke. I told him as much.</w:t>
+      </w:r>
+    </w:p>
+    <w:p>
+      <w:pPr>
+        <w:pStyle w:val="BodyText"/>
+      </w:pPr>
+      <w:r>
+        <w:t xml:space="preserve">“Well, you’re fucking retarded,”</w:t>
+      </w:r>
+      <w:r>
+        <w:t xml:space="preserve"> </w:t>
+      </w:r>
+      <w:r>
+        <w:t xml:space="preserve">he said.</w:t>
+      </w:r>
+    </w:p>
+    <w:p>
+      <w:pPr>
+        <w:pStyle w:val="BodyText"/>
+      </w:pPr>
+      <w:r>
+        <w:t xml:space="preserve">I was instantly furious. I hadn’t even engaged this kid, and he was taking shots. The argument escalated for the entire fifteen-minute ride to North Avenue. I finally told him to get off the bus at the next stop so I could beat his ass.</w:t>
+      </w:r>
+    </w:p>
+    <w:p>
+      <w:pPr>
+        <w:pStyle w:val="BodyText"/>
+      </w:pPr>
+      <w:r>
+        <w:t xml:space="preserve">I turned to Big Ed.</w:t>
+      </w:r>
+      <w:r>
+        <w:t xml:space="preserve"> </w:t>
+      </w:r>
+      <w:r>
+        <w:t xml:space="preserve">“There’s three of them. You got my back?”</w:t>
+      </w:r>
+    </w:p>
+    <w:p>
+      <w:pPr>
+        <w:pStyle w:val="BodyText"/>
+      </w:pPr>
+      <w:r>
+        <w:t xml:space="preserve">“No,”</w:t>
+      </w:r>
+      <w:r>
+        <w:t xml:space="preserve"> </w:t>
+      </w:r>
+      <w:r>
+        <w:t xml:space="preserve">Ed said.</w:t>
+      </w:r>
+      <w:r>
+        <w:t xml:space="preserve"> </w:t>
+      </w:r>
+      <w:r>
+        <w:t xml:space="preserve">“I don’t want to get involved.”</w:t>
+      </w:r>
+    </w:p>
+    <w:p>
+      <w:pPr>
+        <w:pStyle w:val="BodyText"/>
+      </w:pPr>
+      <w:r>
+        <w:t xml:space="preserve">“Can you at least hold my books? If they beat my ass and throw my books down the sewer, my dad is going to kill me.”</w:t>
+      </w:r>
+    </w:p>
+    <w:p>
+      <w:pPr>
+        <w:pStyle w:val="BodyText"/>
+      </w:pPr>
+      <w:r>
+        <w:t xml:space="preserve">“I don’t want to be involved,”</w:t>
+      </w:r>
+      <w:r>
+        <w:t xml:space="preserve"> </w:t>
+      </w:r>
+      <w:r>
+        <w:t xml:space="preserve">Ed repeated.</w:t>
+      </w:r>
+    </w:p>
+    <w:p>
+      <w:pPr>
+        <w:pStyle w:val="BodyText"/>
+      </w:pPr>
+      <w:r>
+        <w:t xml:space="preserve">That was Big Ed. Always reliable when the temperature rose.</w:t>
+      </w:r>
+    </w:p>
+    <w:p>
+      <w:pPr>
+        <w:pStyle w:val="BodyText"/>
+      </w:pPr>
+      <w:r>
+        <w:t xml:space="preserve">Rob Croft, sitting there in a cheap grey jacket with black sleeves, looked at me. His voice was ice-cold.</w:t>
+      </w:r>
+      <w:r>
+        <w:t xml:space="preserve"> </w:t>
+      </w:r>
+      <w:r>
+        <w:t xml:space="preserve">“I got your back. Don’t worry about it.”</w:t>
+      </w:r>
+    </w:p>
+    <w:p>
+      <w:pPr>
+        <w:pStyle w:val="BodyText"/>
+      </w:pPr>
+      <w:r>
+        <w:t xml:space="preserve">We got off the bus at North Avenue. The skater punk, Hawaiian Punch, Trench Coat, and Sasha followed us out.</w:t>
+      </w:r>
+    </w:p>
+    <w:p>
+      <w:pPr>
+        <w:pStyle w:val="BodyText"/>
+      </w:pPr>
+      <w:r>
+        <w:t xml:space="preserve">The bus driver didn’t pull away. He put the bus in park, leaned out the window, and settled in to watch the show.</w:t>
+      </w:r>
+    </w:p>
+    <w:p>
+      <w:pPr>
+        <w:pStyle w:val="BodyText"/>
+      </w:pPr>
+      <w:r>
+        <w:t xml:space="preserve">The skater punk started yapping again. Before I could even swing, Rob Croft stepped forward. He didn’t yell. He didn’t posture. He just looked at Hawaiian Punch and Trench Coat with those dead eyes and pointed at Sasha.</w:t>
+      </w:r>
+    </w:p>
+    <w:p>
+      <w:pPr>
+        <w:pStyle w:val="BodyText"/>
+      </w:pPr>
+      <w:r>
+        <w:t xml:space="preserve">“If one of you motherfuckers jump in,”</w:t>
+      </w:r>
+      <w:r>
+        <w:t xml:space="preserve"> </w:t>
+      </w:r>
+      <w:r>
+        <w:t xml:space="preserve">Rob said, flat and calm,</w:t>
+      </w:r>
+      <w:r>
+        <w:t xml:space="preserve"> </w:t>
+      </w:r>
+      <w:r>
+        <w:t xml:space="preserve">“when we’re done beating your ass, I’m gonna rape your girlfriend right here.”</w:t>
+      </w:r>
+    </w:p>
+    <w:p>
+      <w:pPr>
+        <w:pStyle w:val="BodyText"/>
+      </w:pPr>
+      <w:r>
+        <w:t xml:space="preserve">I was stunned. Who the fuck says that? Rob did, because he was dead inside and broken. It was his way of standing up for his friend.</w:t>
+      </w:r>
+    </w:p>
+    <w:p>
+      <w:pPr>
+        <w:pStyle w:val="BodyText"/>
+      </w:pPr>
+      <w:r>
+        <w:t xml:space="preserve">The two friends froze. They were expecting a standard teenage fistfight. They were not expecting that. They backed off. It was just me and the skater punk.</w:t>
+      </w:r>
+    </w:p>
+    <w:p>
+      <w:pPr>
+        <w:pStyle w:val="BodyText"/>
+      </w:pPr>
+      <w:r>
+        <w:t xml:space="preserve">The kid panicked and dove at me, trying to grab my balls for a takedown. In South Baltimore we are taught early to protect against cheap shots. I stuffed it, dropped him to the pavement, and beat the hell out of him. Boom, boom, boom. He was crying like a little bitch. Not an ounce of self-respect. I didn’t stab him. I just gave him an ass-whipping. They don’t know how lucky they were that Rob was there. If I was alone and they jumped me, it would have gone differently. At that point in my life I had already been jumped once with a pen in my pocket. The thought crossed my mind. The fight going the way it did saved their lives.</w:t>
+      </w:r>
+    </w:p>
+    <w:p>
+      <w:pPr>
+        <w:pStyle w:val="BodyText"/>
+      </w:pPr>
+      <w:r>
+        <w:t xml:space="preserve">And the entire time, the adult bus driver was hanging out of his window, cheering.</w:t>
+      </w:r>
+      <w:r>
+        <w:t xml:space="preserve"> </w:t>
+      </w:r>
+      <w:r>
+        <w:t xml:space="preserve">“You go, champ! You go, champ!”</w:t>
+      </w:r>
+    </w:p>
+    <w:p>
+      <w:pPr>
+        <w:pStyle w:val="BodyText"/>
+      </w:pPr>
+      <w:r>
+        <w:t xml:space="preserve">The kid eventually scrambled up, wiped the blood off his face, and wandered off with his friends. I never saw any of them again. A lot of kids disappeared during the great filter of freshman year at City. Rob Croft was probably one of them. Another tragic loss to the streets of Baltimore. I don’t know what happened to him, but if he didn’t kill himself, he almost certainly ended up in prison. There was no coming back from where he was.</w:t>
+      </w:r>
+    </w:p>
+    <w:p>
+      <w:pPr>
+        <w:pStyle w:val="BodyText"/>
+      </w:pPr>
+      <w:r>
+        <w:t xml:space="preserve">The next day, when I got on the bus, that same driver pointed to the seat right behind him.</w:t>
+      </w:r>
+    </w:p>
+    <w:p>
+      <w:pPr>
+        <w:pStyle w:val="BodyText"/>
+      </w:pPr>
+      <w:r>
+        <w:t xml:space="preserve">“I got a seat for you, Champ,”</w:t>
+      </w:r>
+      <w:r>
+        <w:t xml:space="preserve"> </w:t>
+      </w:r>
+      <w:r>
+        <w:t xml:space="preserve">he said. He saved that seat for me and called me Champ for the rest of the year.</w:t>
+      </w:r>
+    </w:p>
+    <w:p>
+      <w:pPr>
+        <w:pStyle w:val="BodyText"/>
+      </w:pPr>
+      <w:r>
+        <w:t xml:space="preserve">That was North Avenue. A year later, on that same road, it got tested again.</w:t>
+      </w:r>
+    </w:p>
+    <w:p>
+      <w:pPr>
+        <w:pStyle w:val="BodyText"/>
+      </w:pPr>
+      <w:r>
+        <w:t xml:space="preserve">The corner of St. Paul and North Avenue was the kind of place where something bad could find you even if you weren’t looking for it. November, creeping up on Thanksgiving. Flat, cloudy gray sky. North Avenue a busy four-lane divided street. Tall brick and concrete on either side like a canyon, diesel and gas from the MTA buses, horns, the greasy smell of lake trout and chicken boxes drifting down the block. Busted pavement and a big black cast-iron fence in front of the old cathedral. A place that looked holy from a distance and meant nothing on the ground. God didn’t hang around there. The crackheads did. The stickup crews did. Kids like me did, because that was where the bus stopped.</w:t>
+      </w:r>
+    </w:p>
+    <w:p>
+      <w:pPr>
+        <w:pStyle w:val="BodyText"/>
+      </w:pPr>
+      <w:r>
+        <w:t xml:space="preserve">I was fifteen. I saw them coming from a mile away. My friend Matt and I were waiting for the next bus when a group of five guys walked by and eyed us. They saw Matt’s Starter jacket and went around the corner to plan their move. When they came back they walked straight up to him.</w:t>
+      </w:r>
+    </w:p>
+    <w:p>
+      <w:pPr>
+        <w:pStyle w:val="BodyText"/>
+      </w:pPr>
+      <w:r>
+        <w:t xml:space="preserve">“I like your jacket, yo.”</w:t>
+      </w:r>
+    </w:p>
+    <w:p>
+      <w:pPr>
+        <w:pStyle w:val="BodyText"/>
+      </w:pPr>
+      <w:r>
+        <w:t xml:space="preserve">Matt said,</w:t>
+      </w:r>
+      <w:r>
+        <w:t xml:space="preserve"> </w:t>
+      </w:r>
+      <w:r>
+        <w:t xml:space="preserve">“I like it too.”</w:t>
+      </w:r>
+    </w:p>
+    <w:p>
+      <w:pPr>
+        <w:pStyle w:val="BodyText"/>
+      </w:pPr>
+      <w:r>
+        <w:t xml:space="preserve">“Give it to me,”</w:t>
+      </w:r>
+      <w:r>
+        <w:t xml:space="preserve"> </w:t>
+      </w:r>
+      <w:r>
+        <w:t xml:space="preserve">one of them said, and punched him.</w:t>
+      </w:r>
+    </w:p>
+    <w:p>
+      <w:pPr>
+        <w:pStyle w:val="BodyText"/>
+      </w:pPr>
+      <w:r>
+        <w:t xml:space="preserve">Matt was a soccer player, not a fighter. He ran his ass off. I probably could have run too.</w:t>
+      </w:r>
+    </w:p>
+    <w:p>
+      <w:pPr>
+        <w:pStyle w:val="BodyText"/>
+      </w:pPr>
+      <w:r>
+        <w:t xml:space="preserve">Marcello came at me first. Five of them circled in, my back pinned against the cast-iron fence. I remember his face like a sketch: hard eyes, lip curled.</w:t>
+      </w:r>
+      <w:r>
+        <w:t xml:space="preserve"> </w:t>
+      </w:r>
+      <w:r>
+        <w:t xml:space="preserve">“White motherfucker.”</w:t>
+      </w:r>
+      <w:r>
+        <w:t xml:space="preserve"> </w:t>
+      </w:r>
+      <w:r>
+        <w:t xml:space="preserve">He was talking shit, trying to get in my head. I was already past listening.</w:t>
+      </w:r>
+    </w:p>
+    <w:p>
+      <w:pPr>
+        <w:pStyle w:val="BodyText"/>
+      </w:pPr>
+      <w:r>
+        <w:t xml:space="preserve">I kicked him in the face. Split his lip. For one second the circle hesitated. Marcello wiped his mouth and grinned.</w:t>
+      </w:r>
+    </w:p>
+    <w:p>
+      <w:pPr>
+        <w:pStyle w:val="BodyText"/>
+      </w:pPr>
+      <w:r>
+        <w:t xml:space="preserve">“A karate boy. We like karate boys around here.”</w:t>
+      </w:r>
+    </w:p>
+    <w:p>
+      <w:pPr>
+        <w:pStyle w:val="BodyText"/>
+      </w:pPr>
+      <w:r>
+        <w:t xml:space="preserve">Before the words finished, another one came in from behind and smashed me over the head with a board. The shock split my scalp open. Warm blood ran instantly. The world rang like metal. I staggered, and that was the opening Jesse Davis needed (a different Jesse, not my friend Jesse Wright). He rushed me, grabbing, pulling, trying to drag me to the ground. He was heavier, older. If he got me down they would stomp me.</w:t>
+      </w:r>
+    </w:p>
+    <w:p>
+      <w:pPr>
+        <w:pStyle w:val="BodyText"/>
+      </w:pPr>
+      <w:r>
+        <w:t xml:space="preserve">My left hand was already in my pocket, on my old folding Buck knife. As Jesse tried to drag me down I turned sideways, flicked the blade open, and swung. It wasn’t flashy. It was a left hook to the body, with a knife. I didn’t show it to him. I drove it into his chest.</w:t>
+      </w:r>
+    </w:p>
+    <w:p>
+      <w:pPr>
+        <w:pStyle w:val="BodyText"/>
+      </w:pPr>
+      <w:r>
+        <w:t xml:space="preserve">I felt the blade go through the jacket. Then I felt it hit bone. A sudden snap ran through my hand. The force was too much for the pin. The lock failed. The blade collapsed back against the handle and cut me. It didn’t take my fingers off, but it was close.</w:t>
+      </w:r>
+    </w:p>
+    <w:p>
+      <w:pPr>
+        <w:pStyle w:val="BodyText"/>
+      </w:pPr>
+      <w:r>
+        <w:t xml:space="preserve">I snapped my arm back to go again, but I didn’t have to. I heard the air leave his chest like someone letting the air out of a tire. The fight left him. He melted off me. Eyes wide, confused, still in the middle of attacking me.</w:t>
+      </w:r>
+    </w:p>
+    <w:p>
+      <w:pPr>
+        <w:pStyle w:val="BodyText"/>
+      </w:pPr>
+      <w:r>
+        <w:t xml:space="preserve">The circle froze. That shock was the only gap I was going to get. I ran straight through it and sprinted into North Avenue traffic without looking. Tires shrieked. Horns blasted. Cars swerved. I didn’t care. I hit the far sidewalk, grabbed the heavy door, and burst into the Kentucky Fried Chicken.</w:t>
+      </w:r>
+    </w:p>
+    <w:p>
+      <w:pPr>
+        <w:pStyle w:val="BodyText"/>
+      </w:pPr>
+      <w:r>
+        <w:t xml:space="preserve">I had maybe ten seconds. I ran to the counter and yelled at the workers behind the bulletproof plexiglass to call 911. They just stared and laughed like it was a joke.</w:t>
+      </w:r>
+    </w:p>
+    <w:p>
+      <w:pPr>
+        <w:pStyle w:val="BodyText"/>
+      </w:pPr>
+      <w:r>
+        <w:t xml:space="preserve">Then the heavy glass doors blew open. The crew flooded in behind me. They dragged Jesse inside and laid him across a booth. His chest barely moved. The laughter behind the glass stopped. This wasn’t a joke anymore.</w:t>
+      </w:r>
+    </w:p>
+    <w:p>
+      <w:pPr>
+        <w:pStyle w:val="BodyText"/>
+      </w:pPr>
+      <w:r>
+        <w:t xml:space="preserve">Suddenly it wasn’t just the crew. Grown adults who had nothing to do with the fight started shouting from the corners.</w:t>
+      </w:r>
+      <w:r>
+        <w:t xml:space="preserve"> </w:t>
+      </w:r>
+      <w:r>
+        <w:t xml:space="preserve">“Kill that white motherfucker!”</w:t>
+      </w:r>
+    </w:p>
+    <w:p>
+      <w:pPr>
+        <w:pStyle w:val="BodyText"/>
+      </w:pPr>
+      <w:r>
+        <w:t xml:space="preserve">I was on my own again. Me against an entire neighborhood.</w:t>
+      </w:r>
+    </w:p>
+    <w:p>
+      <w:pPr>
+        <w:pStyle w:val="BodyText"/>
+      </w:pPr>
+      <w:r>
+        <w:t xml:space="preserve">I looked down at my hand. The knife was useless. Lock sheared. Blade loose. They didn’t know that. From the outside it still looked like a knife in a kid’s hand who had just used it.</w:t>
+      </w:r>
+    </w:p>
+    <w:p>
+      <w:pPr>
+        <w:pStyle w:val="BodyText"/>
+      </w:pPr>
+      <w:r>
+        <w:t xml:space="preserve">The circle started forming again, tighter this time, trying to get behind me. I scrambled for anything I could throw: salt shakers, pepper shakers, plastic trays.</w:t>
+      </w:r>
+    </w:p>
+    <w:p>
+      <w:pPr>
+        <w:pStyle w:val="BodyText"/>
+      </w:pPr>
+      <w:r>
+        <w:t xml:space="preserve">Then someone swung from my blind spot and smashed a forty-ounce bottle over my head. The world went white. My forehead split open. Blood poured into my eye. I tasted iron. I felt myself slipping.</w:t>
+      </w:r>
+    </w:p>
+    <w:p>
+      <w:pPr>
+        <w:pStyle w:val="BodyText"/>
+      </w:pPr>
+      <w:r>
+        <w:t xml:space="preserve">I fought through a side gap and ran for the hallway to the bathroom. Narrow space. One or two at a time. I hit them with the door, pushed inside, and slammed the lock. The broken Buck knife went into the toilet.</w:t>
+      </w:r>
+    </w:p>
+    <w:p>
+      <w:pPr>
+        <w:pStyle w:val="BodyText"/>
+      </w:pPr>
+      <w:r>
+        <w:t xml:space="preserve">I looked in the mirror. Short spiked hair matted with blood. One eye swollen shut. I looked half dead. I laughed. Not because it was funny. Because for a second I was still standing.</w:t>
+      </w:r>
+    </w:p>
+    <w:p>
+      <w:pPr>
+        <w:pStyle w:val="BodyText"/>
+      </w:pPr>
+      <w:r>
+        <w:t xml:space="preserve">Then the knock came. Baltimore Police Department. At first I didn’t believe them. I dropped to the floor, looked through the vent, and saw the blue pants. Real uniforms. I opened the door.</w:t>
+      </w:r>
+    </w:p>
+    <w:p>
+      <w:pPr>
+        <w:pStyle w:val="BodyText"/>
+      </w:pPr>
+      <w:r>
+        <w:t xml:space="preserve">They kicked the shit out of me immediately. I don’t blame them. All they knew was that a crazy white kid had stabbed someone and was locked in a bathroom in a packed KFC on North Avenue. I kept saying,</w:t>
+      </w:r>
+      <w:r>
+        <w:t xml:space="preserve"> </w:t>
+      </w:r>
+      <w:r>
+        <w:t xml:space="preserve">“They jumped me. They jumped me.”</w:t>
+      </w:r>
+    </w:p>
+    <w:p>
+      <w:pPr>
+        <w:pStyle w:val="BodyText"/>
+      </w:pPr>
+      <w:r>
+        <w:t xml:space="preserve">Eventually the story sorted itself out. One cop stood in the hallway blocking Jesse’s aunt from reaching me. She was screaming that I killed her boy, that she wanted me dead. The officer, a big blond blocky dude, didn’t flinch.</w:t>
+      </w:r>
+    </w:p>
+    <w:p>
+      <w:pPr>
+        <w:pStyle w:val="BodyText"/>
+      </w:pPr>
+      <w:r>
+        <w:t xml:space="preserve">“Bitch, if you come down this hall I will blow your fucking brains out. This place is a war zone. This is how you act in war.”</w:t>
+      </w:r>
+    </w:p>
+    <w:p>
+      <w:pPr>
+        <w:pStyle w:val="BodyText"/>
+      </w:pPr>
+      <w:r>
+        <w:t xml:space="preserve">Paramedics finally got inside. They wrapped my head in so much gauze I looked like a mummy. When they rolled me out the crowd still wanted blood. I gave them the finger. Got one in.</w:t>
+      </w:r>
+    </w:p>
+    <w:p>
+      <w:pPr>
+        <w:pStyle w:val="BodyText"/>
+      </w:pPr>
+      <w:r>
+        <w:t xml:space="preserve">In the ambulance the escorting cop told me not to worry. I did what I had to do. Then he said something no cop would ever say on record:</w:t>
+      </w:r>
+      <w:r>
+        <w:t xml:space="preserve"> </w:t>
+      </w:r>
+      <w:r>
+        <w:t xml:space="preserve">“When you stab one of those animals, always yank the knife up to finish the job.”</w:t>
+      </w:r>
+    </w:p>
+    <w:p>
+      <w:pPr>
+        <w:pStyle w:val="BodyText"/>
+      </w:pPr>
+      <w:r>
+        <w:t xml:space="preserve">They took Jesse and me to different hospitals on opposite sides of the city. The doctor dug glass out of my scalp, poked into the wound to make sure nothing was lodged, then stitched me closed. I felt every pull.</w:t>
+      </w:r>
+    </w:p>
+    <w:p>
+      <w:pPr>
+        <w:pStyle w:val="BodyText"/>
+      </w:pPr>
+      <w:r>
+        <w:t xml:space="preserve">A few days later I went back to school. Instant legend. My father told me flat out they would kill me if they saw me again. He handed me a .38 and said,</w:t>
+      </w:r>
+      <w:r>
+        <w:t xml:space="preserve"> </w:t>
+      </w:r>
+      <w:r>
+        <w:t xml:space="preserve">“If they come at you, you better start shooting.”</w:t>
+      </w:r>
+      <w:r>
+        <w:t xml:space="preserve"> </w:t>
+      </w:r>
+      <w:r>
+        <w:t xml:space="preserve">Even the principal looked at me like she knew I was armed. To this day I appreciate Dr. Harris. She could have caused me a lot of trouble, but I think she understood I was just trying to go to school.</w:t>
+      </w:r>
+    </w:p>
+    <w:p>
+      <w:pPr>
+        <w:pStyle w:val="BodyText"/>
+      </w:pPr>
+      <w:r>
+        <w:t xml:space="preserve">There were certain realities when you were just trying to get from A to B in Baltimore.</w:t>
+      </w:r>
+    </w:p>
+    <w:p>
+      <w:pPr>
+        <w:pStyle w:val="BodyText"/>
+      </w:pPr>
+      <w:r>
+        <w:t xml:space="preserve">And I knew something else, too. I never carried a folding knife again. A lock is a promise, and promises break. From that day on I only carried a fixed blade. One piece of steel. No moving parts to fail you when it counted.</w:t>
+      </w:r>
+    </w:p>
+    <w:p>
+      <w:pPr>
+        <w:pStyle w:val="BodyText"/>
+      </w:pPr>
+      <w:r>
+        <w:t xml:space="preserve">I was still learning.</w:t>
+      </w:r>
+    </w:p>
+    <w:bookmarkEnd w:id="20"/>
+    <w:bookmarkStart w:id="21" w:name="Xc7f51bae443ee57455858b79d92340219cff2fa"/>
     <w:p>
       <w:pPr>
         <w:pStyle w:val="Heading1"/>
       </w:pPr>
       <w:r>
-        <w:t xml:space="preserve">Chapter 7: Mechanical Failures</w:t>
+        <w:t xml:space="preserve">Chapter 8: The Bayonet and the Rules of Engagement</w:t>
       </w:r>
     </w:p>
     <w:p>
@@ -1782,777 +2560,495 @@
         <w:pStyle w:val="FirstParagraph"/>
       </w:pPr>
       <w:r>
-        <w:t xml:space="preserve">I was fourteen the first time I had to stab someone.</w:t>
-      </w:r>
-    </w:p>
-    <w:p>
-      <w:pPr>
-        <w:pStyle w:val="BodyText"/>
-      </w:pPr>
-      <w:r>
-        <w:t xml:space="preserve">It’s a fucking shame that a kid growing up in America has to say that sentence out loud. People hear it and assume I’m bragging or exaggerating. I’m not. I was a tall, lanky kid, still soft around the edges, who hadn’t fully grown into his bones yet. Baltimore didn’t care what I looked like. Baltimore only cared that I was standing in the wrong place.</w:t>
-      </w:r>
-    </w:p>
-    <w:p>
-      <w:pPr>
-        <w:pStyle w:val="BodyText"/>
-      </w:pPr>
-      <w:r>
-        <w:t xml:space="preserve">I had just gotten the hang of the buses to and from school. From my house it was the 64 to the 3, or the 64 to the 36. I preferred the 64 to the 3. It didn’t take me through any nicer an area, but if I was coming home I could take the 3 to the Inner Harbor, and in a worst-case scenario I could always walk home. It’s not like the ride was any nicer. It was still a shithole regardless of the bus line.</w:t>
-      </w:r>
-    </w:p>
-    <w:p>
-      <w:pPr>
-        <w:pStyle w:val="BodyText"/>
-      </w:pPr>
-      <w:r>
-        <w:t xml:space="preserve">Sometimes you just had to take what you get. One day, as is often the case in Baltimore, the temperature hit 90 early enough in the morning that they had to send us home. Baltimore City schools didn’t have air conditioning. All that money in that school system and no AC. Where did it go? I think we all know.</w:t>
-      </w:r>
-    </w:p>
-    <w:p>
-      <w:pPr>
-        <w:pStyle w:val="BodyText"/>
-      </w:pPr>
-      <w:r>
-        <w:t xml:space="preserve">So there I was, catching the 36 at school to get to the 64. As luck would have it, the 36 broke down on North Ave. The driver kicked everyone off. No explanations. No backup plan. Just</w:t>
-      </w:r>
-      <w:r>
-        <w:t xml:space="preserve"> </w:t>
-      </w:r>
-      <w:r>
-        <w:t xml:space="preserve">“everybody off.”</w:t>
-      </w:r>
-      <w:r>
-        <w:t xml:space="preserve"> </w:t>
-      </w:r>
-      <w:r>
-        <w:t xml:space="preserve">That was MTA back then. It still is in some places.</w:t>
-      </w:r>
-    </w:p>
-    <w:p>
-      <w:pPr>
-        <w:pStyle w:val="BodyText"/>
-      </w:pPr>
-      <w:r>
-        <w:t xml:space="preserve">It was only a few more blocks to the next connecting stop, so me and Big Ed decided to walk it.</w:t>
-      </w:r>
-    </w:p>
-    <w:p>
-      <w:pPr>
-        <w:pStyle w:val="BodyText"/>
-      </w:pPr>
-      <w:r>
-        <w:t xml:space="preserve">Bad idea. That walk took us down North Avenue, right across the street from Greenmount Cemetery. If you know Baltimore, you know Greenmount. High stone walls, miles of graves, dead leaves, and silence. A city of the dead sitting in the middle of the city of the living, or what passes for living. We were on the opposite side of the street, just trying to get past it.</w:t>
-      </w:r>
-    </w:p>
-    <w:p>
-      <w:pPr>
-        <w:pStyle w:val="BodyText"/>
-      </w:pPr>
-      <w:r>
-        <w:t xml:space="preserve">We were halfway down the block when it happened. I didn’t hear footsteps. I didn’t hear yelling. I just felt my body jerk violently sideways. A grown man came flying in from behind and clotheslined me so hard my feet left the ground. I hit the pavement hard. Before I could get up, they grabbed me and dragged me into a side street.</w:t>
-      </w:r>
-    </w:p>
-    <w:p>
-      <w:pPr>
-        <w:pStyle w:val="BodyText"/>
-      </w:pPr>
-      <w:r>
-        <w:t xml:space="preserve">Ed didn’t wait. He ran. I can’t blame him. He was fourteen too. But that moment burned something into me: when things go bad, you might be completely alone.</w:t>
-      </w:r>
-    </w:p>
-    <w:p>
-      <w:pPr>
-        <w:pStyle w:val="BodyText"/>
-      </w:pPr>
-      <w:r>
-        <w:t xml:space="preserve">Two grown men stood over me, screaming.</w:t>
-      </w:r>
-      <w:r>
-        <w:t xml:space="preserve"> </w:t>
-      </w:r>
-      <w:r>
-        <w:t xml:space="preserve">“Why you do that, yo? Why you do that, yo?”</w:t>
-      </w:r>
-      <w:r>
-        <w:t xml:space="preserve"> </w:t>
-      </w:r>
-      <w:r>
-        <w:t xml:space="preserve">I hadn’t said a word. I hadn’t even looked at them. They kept repeating it like it gave them a reason to beat the hell out of a white kid. They punched me, kicked me into the brick wall, cracked my ribs.</w:t>
-      </w:r>
-    </w:p>
-    <w:p>
-      <w:pPr>
-        <w:pStyle w:val="BodyText"/>
-      </w:pPr>
-      <w:r>
-        <w:t xml:space="preserve">My confusion lasted maybe three seconds. Then I thought they were going to beat me to death. I reached into my pocket. All I had was a cheap pen. I wasn’t carrying a knife yet. I was still innocent enough to think I didn’t need one.</w:t>
-      </w:r>
-    </w:p>
-    <w:p>
-      <w:pPr>
-        <w:pStyle w:val="BodyText"/>
-      </w:pPr>
-      <w:r>
-        <w:t xml:space="preserve">One of them grabbed my collar and yanked me up to his face.</w:t>
-      </w:r>
-    </w:p>
-    <w:p>
-      <w:pPr>
-        <w:pStyle w:val="BodyText"/>
-      </w:pPr>
-      <w:r>
-        <w:t xml:space="preserve">No thought. No hesitation. Just a wild, desperate swing. The pen went into his neck. To this day I can’t remember the guy’s face. People have told me that’s the mind protecting a fourteen-year-old boy. I do remember the feeling of it sticking. Even now it brings a smile to my face. I hope that fucking loser lived and changed his ways. I believe in second chances.</w:t>
-      </w:r>
-    </w:p>
-    <w:p>
-      <w:pPr>
-        <w:pStyle w:val="BodyText"/>
-      </w:pPr>
-      <w:r>
-        <w:t xml:space="preserve">His friend saw it and took off running like he’d been shot.</w:t>
-      </w:r>
-    </w:p>
-    <w:p>
-      <w:pPr>
-        <w:pStyle w:val="BodyText"/>
-      </w:pPr>
-      <w:r>
-        <w:t xml:space="preserve">I bolted. Full sprint. No looking back. I walked the rest of the way home, a long way, thinking one stupid thing the whole time: I hope I don’t catch hell from my dad for tearing my dorky white-and-green striped shirt.</w:t>
-      </w:r>
-    </w:p>
-    <w:p>
-      <w:pPr>
-        <w:pStyle w:val="BodyText"/>
-      </w:pPr>
-      <w:r>
-        <w:t xml:space="preserve">I don’t know what happened to the guy I stabbed. All I know is he didn’t chase me. That moment changed something in me. Not in a dramatic</w:t>
-      </w:r>
-      <w:r>
-        <w:t xml:space="preserve"> </w:t>
-      </w:r>
-      <w:r>
-        <w:t xml:space="preserve">“this is the day I became a man”</w:t>
-      </w:r>
-      <w:r>
-        <w:t xml:space="preserve"> </w:t>
-      </w:r>
-      <w:r>
-        <w:t xml:space="preserve">way. More like a quiet switch flipping. At fourteen I learned: grown men will hurt a kid, the world will not pause to help you, and your friends might run. Your only chance is whatever you can do in the next quarter-second.</w:t>
-      </w:r>
-    </w:p>
-    <w:p>
-      <w:pPr>
-        <w:pStyle w:val="BodyText"/>
-      </w:pPr>
-      <w:r>
-        <w:t xml:space="preserve">People hear stories like this and think trauma. Pain. Psychological scars. For me it wasn’t a wound. It was information. The world showed me how it worked. I adjusted.</w:t>
-      </w:r>
-    </w:p>
-    <w:p>
-      <w:pPr>
-        <w:pStyle w:val="BodyText"/>
-      </w:pPr>
-      <w:r>
-        <w:t xml:space="preserve">Sometime later that same year I was catching the bus from City College to the 64 switch at North Avenue. It was me, Big Ed — who had fled during the pen stabbing — and a kid named Rob Croft.</w:t>
-      </w:r>
-    </w:p>
-    <w:p>
-      <w:pPr>
-        <w:pStyle w:val="BodyText"/>
-      </w:pPr>
-      <w:r>
-        <w:t xml:space="preserve">Rob was a ginger with strawberry-blonde hair, and he had the most hollow, dead eyes I had ever seen on a kid. He was white trash like me, but he was broken on a level I couldn’t even comprehend. The rumor was that he was a victim of the local</w:t>
-      </w:r>
-      <w:r>
-        <w:t xml:space="preserve"> </w:t>
-      </w:r>
-      <w:r>
-        <w:t xml:space="preserve">“pay for play”</w:t>
-      </w:r>
-      <w:r>
-        <w:t xml:space="preserve"> </w:t>
-      </w:r>
-      <w:r>
-        <w:t xml:space="preserve">pedophiles in his neighborhood. Whatever happened to him, it left him profoundly damaged. But we were school friends, and I liked talking to him.</w:t>
-      </w:r>
-    </w:p>
-    <w:p>
-      <w:pPr>
-        <w:pStyle w:val="BodyText"/>
-      </w:pPr>
-      <w:r>
-        <w:t xml:space="preserve">We were on the bus when this skinny little skater punk and his friends started running their mouths. He was with a fat kid who looked like the Hawaiian Punch mascot, a tall goofy kid in a trench coat, and a pretty girl named Sasha. They were all white kids. The skater punk had a piece of paper with a printed-out joke on it — something stupid like,</w:t>
-      </w:r>
-      <w:r>
-        <w:t xml:space="preserve"> </w:t>
-      </w:r>
-      <w:r>
-        <w:t xml:space="preserve">“Speak slowly, I’m blonde.”</w:t>
-      </w:r>
-    </w:p>
-    <w:p>
-      <w:pPr>
-        <w:pStyle w:val="BodyText"/>
-      </w:pPr>
-      <w:r>
-        <w:t xml:space="preserve">I didn’t get the joke. I told him as much.</w:t>
-      </w:r>
-    </w:p>
-    <w:p>
-      <w:pPr>
-        <w:pStyle w:val="BodyText"/>
-      </w:pPr>
-      <w:r>
-        <w:t xml:space="preserve">“Well, you’re fucking retarded,”</w:t>
-      </w:r>
-      <w:r>
-        <w:t xml:space="preserve"> </w:t>
-      </w:r>
-      <w:r>
-        <w:t xml:space="preserve">he said.</w:t>
-      </w:r>
-    </w:p>
-    <w:p>
-      <w:pPr>
-        <w:pStyle w:val="BodyText"/>
-      </w:pPr>
-      <w:r>
-        <w:t xml:space="preserve">I was instantly furious. I hadn’t even engaged this kid, and he was taking shots. The argument escalated for the entire fifteen-minute ride to North Avenue. I finally told him to get off the bus at the next stop so I could beat his ass.</w:t>
-      </w:r>
-    </w:p>
-    <w:p>
-      <w:pPr>
-        <w:pStyle w:val="BodyText"/>
-      </w:pPr>
-      <w:r>
-        <w:t xml:space="preserve">I turned to Big Ed.</w:t>
-      </w:r>
-      <w:r>
-        <w:t xml:space="preserve"> </w:t>
-      </w:r>
-      <w:r>
-        <w:t xml:space="preserve">“There’s three of them. You got my back?”</w:t>
-      </w:r>
-    </w:p>
-    <w:p>
-      <w:pPr>
-        <w:pStyle w:val="BodyText"/>
-      </w:pPr>
-      <w:r>
-        <w:t xml:space="preserve">“No,”</w:t>
-      </w:r>
-      <w:r>
-        <w:t xml:space="preserve"> </w:t>
-      </w:r>
-      <w:r>
-        <w:t xml:space="preserve">Ed said.</w:t>
-      </w:r>
-      <w:r>
-        <w:t xml:space="preserve"> </w:t>
-      </w:r>
-      <w:r>
-        <w:t xml:space="preserve">“I don’t want to get involved.”</w:t>
-      </w:r>
-    </w:p>
-    <w:p>
-      <w:pPr>
-        <w:pStyle w:val="BodyText"/>
-      </w:pPr>
-      <w:r>
-        <w:t xml:space="preserve">“Can you at least hold my books? If they beat my ass and throw my books down the sewer, my dad is going to kill me.”</w:t>
-      </w:r>
-    </w:p>
-    <w:p>
-      <w:pPr>
-        <w:pStyle w:val="BodyText"/>
-      </w:pPr>
-      <w:r>
-        <w:t xml:space="preserve">“I don’t want to be involved,”</w:t>
-      </w:r>
-      <w:r>
-        <w:t xml:space="preserve"> </w:t>
-      </w:r>
-      <w:r>
-        <w:t xml:space="preserve">Ed repeated.</w:t>
-      </w:r>
-    </w:p>
-    <w:p>
-      <w:pPr>
-        <w:pStyle w:val="BodyText"/>
-      </w:pPr>
-      <w:r>
-        <w:t xml:space="preserve">That was Big Ed. Always reliable when the temperature rose.</w:t>
-      </w:r>
-    </w:p>
-    <w:p>
-      <w:pPr>
-        <w:pStyle w:val="BodyText"/>
-      </w:pPr>
-      <w:r>
-        <w:t xml:space="preserve">Rob Croft, sitting there in a cheap grey jacket with black sleeves, looked at me. His voice was ice-cold.</w:t>
-      </w:r>
-      <w:r>
-        <w:t xml:space="preserve"> </w:t>
-      </w:r>
-      <w:r>
-        <w:t xml:space="preserve">“I got your back. Don’t worry about it.”</w:t>
-      </w:r>
-    </w:p>
-    <w:p>
-      <w:pPr>
-        <w:pStyle w:val="BodyText"/>
-      </w:pPr>
-      <w:r>
-        <w:t xml:space="preserve">We got off the bus at North Avenue. The skater punk, Hawaiian Punch, Trench Coat, and Sasha followed us out.</w:t>
-      </w:r>
-    </w:p>
-    <w:p>
-      <w:pPr>
-        <w:pStyle w:val="BodyText"/>
-      </w:pPr>
-      <w:r>
-        <w:t xml:space="preserve">The bus driver didn’t pull away. He put the bus in park, leaned out the window, and settled in to watch the show.</w:t>
-      </w:r>
-    </w:p>
-    <w:p>
-      <w:pPr>
-        <w:pStyle w:val="BodyText"/>
-      </w:pPr>
-      <w:r>
-        <w:t xml:space="preserve">The skater punk started yapping again. Before I could even swing, Rob Croft stepped forward. He didn’t yell. He didn’t posture. He just looked at Hawaiian Punch and Trench Coat with those dead eyes and pointed at Sasha.</w:t>
-      </w:r>
-    </w:p>
-    <w:p>
-      <w:pPr>
-        <w:pStyle w:val="BodyText"/>
-      </w:pPr>
-      <w:r>
-        <w:t xml:space="preserve">“If one of you motherfuckers jump in,”</w:t>
-      </w:r>
-      <w:r>
-        <w:t xml:space="preserve"> </w:t>
-      </w:r>
-      <w:r>
-        <w:t xml:space="preserve">Rob said, flat and calm,</w:t>
-      </w:r>
-      <w:r>
-        <w:t xml:space="preserve"> </w:t>
-      </w:r>
-      <w:r>
-        <w:t xml:space="preserve">“when we’re done beating your ass, I’m gonna rape your girlfriend right here.”</w:t>
-      </w:r>
-    </w:p>
-    <w:p>
-      <w:pPr>
-        <w:pStyle w:val="BodyText"/>
-      </w:pPr>
-      <w:r>
-        <w:t xml:space="preserve">I was stunned. Who the fuck says that? Rob did, because he was dead inside and broken. It was his way of standing up for his friend.</w:t>
-      </w:r>
-    </w:p>
-    <w:p>
-      <w:pPr>
-        <w:pStyle w:val="BodyText"/>
-      </w:pPr>
-      <w:r>
-        <w:t xml:space="preserve">The two friends froze. They were expecting a standard teenage fistfight. They were not expecting that. They backed off. It was just me and the skater punk.</w:t>
-      </w:r>
-    </w:p>
-    <w:p>
-      <w:pPr>
-        <w:pStyle w:val="BodyText"/>
-      </w:pPr>
-      <w:r>
-        <w:t xml:space="preserve">The kid panicked and dove at me, trying to grab my balls for a takedown. In South Baltimore we are taught early to protect against cheap shots. I stuffed it, dropped him to the pavement, and beat the hell out of him. Boom, boom, boom. He was crying like a little bitch. Not an ounce of self-respect. I didn’t stab him. I just gave him an ass-whipping. They don’t know how lucky they were that Rob was there. If I was alone and they jumped me, it would have gone differently. At that point in my life I had already been jumped once with a pen in my pocket. The thought crossed my mind. The fight going the way it did saved their lives.</w:t>
-      </w:r>
-    </w:p>
-    <w:p>
-      <w:pPr>
-        <w:pStyle w:val="BodyText"/>
-      </w:pPr>
-      <w:r>
-        <w:t xml:space="preserve">And the entire time, the adult bus driver was hanging out of his window, cheering.</w:t>
-      </w:r>
-      <w:r>
-        <w:t xml:space="preserve"> </w:t>
-      </w:r>
-      <w:r>
-        <w:t xml:space="preserve">“You go, champ! You go, champ!”</w:t>
-      </w:r>
-    </w:p>
-    <w:p>
-      <w:pPr>
-        <w:pStyle w:val="BodyText"/>
-      </w:pPr>
-      <w:r>
-        <w:t xml:space="preserve">The kid eventually scrambled up, wiped the blood off his face, and wandered off with his friends. I never saw any of them again. A lot of kids disappeared during the great filter of freshman year at City. Rob Croft was probably one of them. Another tragic loss to the streets of Baltimore. I don’t know what happened to him, but if he didn’t kill himself, he almost certainly ended up in prison. There was no coming back from where he was.</w:t>
-      </w:r>
-    </w:p>
-    <w:p>
-      <w:pPr>
-        <w:pStyle w:val="BodyText"/>
-      </w:pPr>
-      <w:r>
-        <w:t xml:space="preserve">The next day, when I got on the bus, that same driver pointed to the seat right behind him.</w:t>
-      </w:r>
-    </w:p>
-    <w:p>
-      <w:pPr>
-        <w:pStyle w:val="BodyText"/>
-      </w:pPr>
-      <w:r>
-        <w:t xml:space="preserve">“I got a seat for you, Champ,”</w:t>
-      </w:r>
-      <w:r>
-        <w:t xml:space="preserve"> </w:t>
-      </w:r>
-      <w:r>
-        <w:t xml:space="preserve">he said. He saved that seat for me and called me Champ for the rest of the year.</w:t>
-      </w:r>
-    </w:p>
-    <w:p>
-      <w:pPr>
-        <w:pStyle w:val="BodyText"/>
-      </w:pPr>
-      <w:r>
-        <w:t xml:space="preserve">That was North Avenue. A year later, on that same road, it got tested again.</w:t>
-      </w:r>
-    </w:p>
-    <w:p>
-      <w:pPr>
-        <w:pStyle w:val="BodyText"/>
-      </w:pPr>
-      <w:r>
-        <w:t xml:space="preserve">The corner of St. Paul and North Avenue was the kind of place where something bad could find you even if you weren’t looking for it. November, creeping up on Thanksgiving. Flat, cloudy gray sky. North Avenue a busy four-lane divided street. Tall brick and concrete on either side like a canyon, diesel and gas from the MTA buses, horns, the greasy smell of lake trout and chicken boxes drifting down the block. Busted pavement and a big black cast-iron fence in front of the old cathedral. A place that looked holy from a distance and meant nothing on the ground. God didn’t hang around there. The crackheads did. The stickup crews did. Kids like me did, because that was where the bus stopped.</w:t>
-      </w:r>
-    </w:p>
-    <w:p>
-      <w:pPr>
-        <w:pStyle w:val="BodyText"/>
-      </w:pPr>
-      <w:r>
-        <w:t xml:space="preserve">I was fifteen. I saw them coming from a mile away. My friend Matt and I were waiting for the next bus when a group of five guys walked by and eyed us. They saw Matt’s Starter jacket and went around the corner to plan their move. When they came back they walked straight up to him.</w:t>
-      </w:r>
-    </w:p>
-    <w:p>
-      <w:pPr>
-        <w:pStyle w:val="BodyText"/>
-      </w:pPr>
-      <w:r>
-        <w:t xml:space="preserve">“I like your jacket, yo.”</w:t>
-      </w:r>
-    </w:p>
-    <w:p>
-      <w:pPr>
-        <w:pStyle w:val="BodyText"/>
-      </w:pPr>
-      <w:r>
-        <w:t xml:space="preserve">Matt said,</w:t>
-      </w:r>
-      <w:r>
-        <w:t xml:space="preserve"> </w:t>
-      </w:r>
-      <w:r>
-        <w:t xml:space="preserve">“I like it too.”</w:t>
-      </w:r>
-    </w:p>
-    <w:p>
-      <w:pPr>
-        <w:pStyle w:val="BodyText"/>
-      </w:pPr>
-      <w:r>
-        <w:t xml:space="preserve">“Give it to me,”</w:t>
-      </w:r>
-      <w:r>
-        <w:t xml:space="preserve"> </w:t>
-      </w:r>
-      <w:r>
-        <w:t xml:space="preserve">one of them said, and punched him.</w:t>
-      </w:r>
-    </w:p>
-    <w:p>
-      <w:pPr>
-        <w:pStyle w:val="BodyText"/>
-      </w:pPr>
-      <w:r>
-        <w:t xml:space="preserve">Matt was a soccer player, not a fighter. He ran his ass off. I probably could have run too.</w:t>
-      </w:r>
-    </w:p>
-    <w:p>
-      <w:pPr>
-        <w:pStyle w:val="BodyText"/>
-      </w:pPr>
-      <w:r>
-        <w:t xml:space="preserve">Marcello came at me first. Five of them circled in, my back pinned against the cast-iron fence. I remember his face like a sketch: hard eyes, lip curled.</w:t>
-      </w:r>
-      <w:r>
-        <w:t xml:space="preserve"> </w:t>
-      </w:r>
-      <w:r>
-        <w:t xml:space="preserve">“White motherfucker.”</w:t>
-      </w:r>
-      <w:r>
-        <w:t xml:space="preserve"> </w:t>
-      </w:r>
-      <w:r>
-        <w:t xml:space="preserve">He was talking shit, trying to get in my head. I was already past listening.</w:t>
-      </w:r>
-    </w:p>
-    <w:p>
-      <w:pPr>
-        <w:pStyle w:val="BodyText"/>
-      </w:pPr>
-      <w:r>
-        <w:t xml:space="preserve">I kicked him in the face. Split his lip. For one second the circle hesitated. Marcello wiped his mouth and grinned.</w:t>
-      </w:r>
-    </w:p>
-    <w:p>
-      <w:pPr>
-        <w:pStyle w:val="BodyText"/>
-      </w:pPr>
-      <w:r>
-        <w:t xml:space="preserve">“A karate boy. We like karate boys around here.”</w:t>
-      </w:r>
-    </w:p>
-    <w:p>
-      <w:pPr>
-        <w:pStyle w:val="BodyText"/>
-      </w:pPr>
-      <w:r>
-        <w:t xml:space="preserve">Before the words finished, another one came in from behind and smashed me over the head with a board. The shock split my scalp open. Warm blood ran instantly. The world rang like metal. I staggered, and that was the opening Jesse needed. He rushed me, grabbing, pulling, trying to drag me to the ground. He was heavier, older. If he got me down they would stomp me.</w:t>
-      </w:r>
-    </w:p>
-    <w:p>
-      <w:pPr>
-        <w:pStyle w:val="BodyText"/>
-      </w:pPr>
-      <w:r>
-        <w:t xml:space="preserve">My left hand was already in my pocket, on my old folding Buck knife. As Jesse tried to drag me down I turned sideways, flicked the blade open, and swung. It wasn’t flashy. It was a left hook to the body, with a knife. I didn’t show it to him. I drove it into his chest.</w:t>
-      </w:r>
-    </w:p>
-    <w:p>
-      <w:pPr>
-        <w:pStyle w:val="BodyText"/>
-      </w:pPr>
-      <w:r>
-        <w:t xml:space="preserve">I felt the blade go through the jacket. Then I felt it hit bone. A sudden snap ran through my hand. The force was too much for the pin. The lock failed. The blade collapsed back against the handle and cut me. It didn’t take my fingers off, but it was close.</w:t>
-      </w:r>
-    </w:p>
-    <w:p>
-      <w:pPr>
-        <w:pStyle w:val="BodyText"/>
-      </w:pPr>
-      <w:r>
-        <w:t xml:space="preserve">I snapped my arm back to go again, but I didn’t have to. I heard the air leave his chest like someone letting the air out of a tire. The fight left him. He melted off me. Eyes wide, confused, still in the middle of attacking me.</w:t>
-      </w:r>
-    </w:p>
-    <w:p>
-      <w:pPr>
-        <w:pStyle w:val="BodyText"/>
-      </w:pPr>
-      <w:r>
-        <w:t xml:space="preserve">The circle froze. That shock was the only gap I was going to get. I ran straight through it and sprinted into North Avenue traffic without looking. Tires shrieked. Horns blasted. Cars swerved. I didn’t care. I hit the far sidewalk, grabbed the heavy door, and burst into the Kentucky Fried Chicken.</w:t>
-      </w:r>
-    </w:p>
-    <w:p>
-      <w:pPr>
-        <w:pStyle w:val="BodyText"/>
-      </w:pPr>
-      <w:r>
-        <w:t xml:space="preserve">I had maybe ten seconds. I ran to the counter and yelled at the workers behind the bulletproof plexiglass to call 911. They just stared and laughed like it was a joke.</w:t>
-      </w:r>
-    </w:p>
-    <w:p>
-      <w:pPr>
-        <w:pStyle w:val="BodyText"/>
-      </w:pPr>
-      <w:r>
-        <w:t xml:space="preserve">Then the heavy glass doors blew open. The crew flooded in behind me. They dragged Jesse inside and laid him across a booth. His chest barely moved. The laughter behind the glass stopped. This wasn’t a joke anymore.</w:t>
-      </w:r>
-    </w:p>
-    <w:p>
-      <w:pPr>
-        <w:pStyle w:val="BodyText"/>
-      </w:pPr>
-      <w:r>
-        <w:t xml:space="preserve">Suddenly it wasn’t just the crew. Grown adults who had nothing to do with the fight started shouting from the corners.</w:t>
-      </w:r>
-      <w:r>
-        <w:t xml:space="preserve"> </w:t>
-      </w:r>
-      <w:r>
-        <w:t xml:space="preserve">“Kill that white motherfucker!”</w:t>
-      </w:r>
-    </w:p>
-    <w:p>
-      <w:pPr>
-        <w:pStyle w:val="BodyText"/>
-      </w:pPr>
-      <w:r>
-        <w:t xml:space="preserve">I was on my own again. Me against an entire neighborhood.</w:t>
-      </w:r>
-    </w:p>
-    <w:p>
-      <w:pPr>
-        <w:pStyle w:val="BodyText"/>
-      </w:pPr>
-      <w:r>
-        <w:t xml:space="preserve">I looked down at my hand. The knife was useless. Lock sheared. Blade loose. They didn’t know that. From the outside it still looked like a knife in a kid’s hand who had just used it.</w:t>
-      </w:r>
-    </w:p>
-    <w:p>
-      <w:pPr>
-        <w:pStyle w:val="BodyText"/>
-      </w:pPr>
-      <w:r>
-        <w:t xml:space="preserve">The circle started forming again, tighter this time, trying to get behind me. I scrambled for anything I could throw: salt shakers, pepper shakers, plastic trays.</w:t>
-      </w:r>
-    </w:p>
-    <w:p>
-      <w:pPr>
-        <w:pStyle w:val="BodyText"/>
-      </w:pPr>
-      <w:r>
-        <w:t xml:space="preserve">Then someone swung from my blind spot and smashed a forty-ounce bottle over my head. The world went white. My forehead split open. Blood poured into my eye. I tasted iron. I felt myself slipping.</w:t>
-      </w:r>
-    </w:p>
-    <w:p>
-      <w:pPr>
-        <w:pStyle w:val="BodyText"/>
-      </w:pPr>
-      <w:r>
-        <w:t xml:space="preserve">I fought through a side gap and ran for the hallway to the bathroom. Narrow space. One or two at a time. I hit them with the door, pushed inside, and slammed the lock. The broken Buck knife went into the toilet.</w:t>
-      </w:r>
-    </w:p>
-    <w:p>
-      <w:pPr>
-        <w:pStyle w:val="BodyText"/>
-      </w:pPr>
-      <w:r>
-        <w:t xml:space="preserve">I looked in the mirror. Short spiked hair matted with blood. One eye swollen shut. I looked half dead. I laughed. Not because it was funny. Because for a second I was still standing.</w:t>
-      </w:r>
-    </w:p>
-    <w:p>
-      <w:pPr>
-        <w:pStyle w:val="BodyText"/>
-      </w:pPr>
-      <w:r>
-        <w:t xml:space="preserve">Then the knock came. Baltimore Police Department. At first I didn’t believe them. I dropped to the floor, looked through the vent, and saw the blue pants. Real uniforms. I opened the door.</w:t>
-      </w:r>
-    </w:p>
-    <w:p>
-      <w:pPr>
-        <w:pStyle w:val="BodyText"/>
-      </w:pPr>
-      <w:r>
-        <w:t xml:space="preserve">They kicked the shit out of me immediately. I don’t blame them. All they knew was that a crazy white kid had stabbed someone and was locked in a bathroom in a packed KFC on North Avenue. I kept saying,</w:t>
-      </w:r>
-      <w:r>
-        <w:t xml:space="preserve"> </w:t>
-      </w:r>
-      <w:r>
-        <w:t xml:space="preserve">“They jumped me. They jumped me.”</w:t>
-      </w:r>
-    </w:p>
-    <w:p>
-      <w:pPr>
-        <w:pStyle w:val="BodyText"/>
-      </w:pPr>
-      <w:r>
-        <w:t xml:space="preserve">Eventually the story sorted itself out. One cop stood in the hallway blocking Jesse’s aunt from reaching me. She was screaming that I killed her boy, that she wanted me dead. The officer, a big blond blocky dude, didn’t flinch.</w:t>
-      </w:r>
-    </w:p>
-    <w:p>
-      <w:pPr>
-        <w:pStyle w:val="BodyText"/>
-      </w:pPr>
-      <w:r>
-        <w:t xml:space="preserve">“Bitch, if you come down this hall I will blow your fucking brains out. This place is a war zone. This is how you act in war.”</w:t>
-      </w:r>
-    </w:p>
-    <w:p>
-      <w:pPr>
-        <w:pStyle w:val="BodyText"/>
-      </w:pPr>
-      <w:r>
-        <w:t xml:space="preserve">Paramedics finally got inside. They wrapped my head in so much gauze I looked like a mummy. When they rolled me out the crowd still wanted blood. I gave them the finger. Got one in.</w:t>
-      </w:r>
-    </w:p>
-    <w:p>
-      <w:pPr>
-        <w:pStyle w:val="BodyText"/>
-      </w:pPr>
-      <w:r>
-        <w:t xml:space="preserve">In the ambulance the escorting cop told me not to worry. I did what I had to do. Then he said something no cop would ever say on record:</w:t>
-      </w:r>
-      <w:r>
-        <w:t xml:space="preserve"> </w:t>
-      </w:r>
-      <w:r>
-        <w:t xml:space="preserve">“When you stab one of those animals, always yank the knife up to finish the job.”</w:t>
-      </w:r>
-    </w:p>
-    <w:p>
-      <w:pPr>
-        <w:pStyle w:val="BodyText"/>
-      </w:pPr>
-      <w:r>
-        <w:t xml:space="preserve">They took Jesse and me to different hospitals on opposite sides of the city. The doctor dug glass out of my scalp, poked into the wound to make sure nothing was lodged, then stitched me closed. I felt every pull.</w:t>
-      </w:r>
-    </w:p>
-    <w:p>
-      <w:pPr>
-        <w:pStyle w:val="BodyText"/>
-      </w:pPr>
-      <w:r>
-        <w:t xml:space="preserve">A few days later I went back to school. Instant legend. My father told me flat out they would kill me if they saw me again. He handed me a .38 and said,</w:t>
-      </w:r>
-      <w:r>
-        <w:t xml:space="preserve"> </w:t>
-      </w:r>
-      <w:r>
-        <w:t xml:space="preserve">“If they come at you, you better start shooting.”</w:t>
-      </w:r>
-      <w:r>
-        <w:t xml:space="preserve"> </w:t>
-      </w:r>
-      <w:r>
-        <w:t xml:space="preserve">Even the principal looked at me like she knew I was armed. To this day I appreciate Dr. Harris. She could have caused me a lot of trouble, but I think she understood I was just trying to go to school.</w:t>
-      </w:r>
-    </w:p>
-    <w:p>
-      <w:pPr>
-        <w:pStyle w:val="BodyText"/>
-      </w:pPr>
-      <w:r>
-        <w:t xml:space="preserve">There were certain realities when you were just trying to get from A to B in Baltimore.</w:t>
-      </w:r>
-    </w:p>
-    <w:p>
-      <w:pPr>
-        <w:pStyle w:val="BodyText"/>
-      </w:pPr>
-      <w:r>
-        <w:t xml:space="preserve">And I knew something else, too. I never carried a folding knife again. A lock is a promise, and promises break. From that day on I only carried a fixed blade. One piece of steel. No moving parts to fail you when it counted.</w:t>
-      </w:r>
-    </w:p>
-    <w:p>
-      <w:pPr>
-        <w:pStyle w:val="BodyText"/>
-      </w:pPr>
-      <w:r>
-        <w:t xml:space="preserve">I was still learning.</w:t>
-      </w:r>
-    </w:p>
-    <w:bookmarkEnd w:id="20"/>
-    <w:bookmarkStart w:id="21" w:name="Xc7f51bae443ee57455858b79d92340219cff2fa"/>
+        <w:t xml:space="preserve">There are shitholes, and then there is Curtis Bay.</w:t>
+      </w:r>
+    </w:p>
+    <w:p>
+      <w:pPr>
+        <w:pStyle w:val="BodyText"/>
+      </w:pPr>
+      <w:r>
+        <w:t xml:space="preserve">It sits on the southern tip of the city, smelling like chemical runoff and industrial exhaust. I was there hanging out at my friend Chris’s grandmother’s house. I had brought something with me that day. A piece of history. My grandfather, Charlie Thompson, was a Marine in World War II. He had given me his old service bayonet. Heavy steel. Bakelite handle. A weapon designed for the Pacific theater, now sitting on a stoop in South Baltimore because Chris’s grandmother’s husband liked war memorabilia. Chris’s grandfather was a good man. He died of cancer. Everyone in Curtis Bay dies of cancer.</w:t>
+      </w:r>
+    </w:p>
+    <w:p>
+      <w:pPr>
+        <w:pStyle w:val="BodyText"/>
+      </w:pPr>
+      <w:r>
+        <w:t xml:space="preserve">We were sitting out front when the trouble started. It was stupid. Trouble in Baltimore usually is.</w:t>
+      </w:r>
+    </w:p>
+    <w:p>
+      <w:pPr>
+        <w:pStyle w:val="BodyText"/>
+      </w:pPr>
+      <w:r>
+        <w:t xml:space="preserve">Some neighborhood girls were walking by, messing with Chris. They were flirting in that aggressive way people do around there, throwing shaving cream at him. Chris wiped it off his face and flicked it back. It was playing. It was nothing.</w:t>
+      </w:r>
+    </w:p>
+    <w:p>
+      <w:pPr>
+        <w:pStyle w:val="BodyText"/>
+      </w:pPr>
+      <w:r>
+        <w:t xml:space="preserve">Except the foam didn’t hit the girls. It landed on Jerry Rose.</w:t>
+      </w:r>
+    </w:p>
+    <w:p>
+      <w:pPr>
+        <w:pStyle w:val="BodyText"/>
+      </w:pPr>
+      <w:r>
+        <w:t xml:space="preserve">Jerry was a local guy who, in typical Baltimore fashion, had an ego made of glass. He didn’t see the joke. He became inconsolable. He started screaming, posturing, demanding respect. He wanted to fight Chris.</w:t>
+      </w:r>
+    </w:p>
+    <w:p>
+      <w:pPr>
+        <w:pStyle w:val="BodyText"/>
+      </w:pPr>
+      <w:r>
+        <w:t xml:space="preserve">Chris was a good friend, but he wasn’t built for that. I knew it, and he knew it. I stepped in.</w:t>
+      </w:r>
+    </w:p>
+    <w:p>
+      <w:pPr>
+        <w:pStyle w:val="BodyText"/>
+      </w:pPr>
+      <w:r>
+        <w:t xml:space="preserve">“Come on,”</w:t>
+      </w:r>
+      <w:r>
+        <w:t xml:space="preserve"> </w:t>
+      </w:r>
+      <w:r>
+        <w:t xml:space="preserve">Jerry said, turning his focus to me.</w:t>
+      </w:r>
+      <w:r>
+        <w:t xml:space="preserve"> </w:t>
+      </w:r>
+      <w:r>
+        <w:t xml:space="preserve">“I’ll knock you out.”</w:t>
+      </w:r>
+    </w:p>
+    <w:p>
+      <w:pPr>
+        <w:pStyle w:val="BodyText"/>
+      </w:pPr>
+      <w:r>
+        <w:t xml:space="preserve">I didn’t respond.</w:t>
+      </w:r>
+    </w:p>
+    <w:p>
+      <w:pPr>
+        <w:pStyle w:val="BodyText"/>
+      </w:pPr>
+      <w:r>
+        <w:t xml:space="preserve">Then he added the line that somehow hit different:</w:t>
+      </w:r>
+    </w:p>
+    <w:p>
+      <w:pPr>
+        <w:pStyle w:val="BodyText"/>
+      </w:pPr>
+      <w:r>
+        <w:t xml:space="preserve">“I’ll knock you out, big boy.”</w:t>
+      </w:r>
+    </w:p>
+    <w:p>
+      <w:pPr>
+        <w:pStyle w:val="BodyText"/>
+      </w:pPr>
+      <w:r>
+        <w:t xml:space="preserve">For some reason that one phrase struck a nerve I still can’t explain. Something in me flipped.</w:t>
+      </w:r>
+    </w:p>
+    <w:p>
+      <w:pPr>
+        <w:pStyle w:val="BodyText"/>
+      </w:pPr>
+      <w:r>
+        <w:t xml:space="preserve">“Let’s go then.”</w:t>
+      </w:r>
+    </w:p>
+    <w:p>
+      <w:pPr>
+        <w:pStyle w:val="BodyText"/>
+      </w:pPr>
+      <w:r>
+        <w:t xml:space="preserve">I didn’t wait. I walked him down. He started backpedaling across the street, realizing too late that I wasn’t playing. I caught him in the middle of Church Street.</w:t>
+      </w:r>
+    </w:p>
+    <w:p>
+      <w:pPr>
+        <w:pStyle w:val="BodyText"/>
+      </w:pPr>
+      <w:r>
+        <w:t xml:space="preserve">I threw a low kick into his calf. I had success doing this sparring with my friends, so I kept it in my bag. Being my friend wasn’t always easy. I used to practice on them and would routinely knock them down with that same sweep. We played rough as hell.</w:t>
+      </w:r>
+    </w:p>
+    <w:p>
+      <w:pPr>
+        <w:pStyle w:val="BodyText"/>
+      </w:pPr>
+      <w:r>
+        <w:t xml:space="preserve">The moment his leg buckled I followed with a straight cross that dropped him to the asphalt.</w:t>
+      </w:r>
+    </w:p>
+    <w:p>
+      <w:pPr>
+        <w:pStyle w:val="BodyText"/>
+      </w:pPr>
+      <w:r>
+        <w:t xml:space="preserve">He wasn’t out, but he was done. He scrambled up, humiliated, and ran down the alley.</w:t>
+      </w:r>
+    </w:p>
+    <w:p>
+      <w:pPr>
+        <w:pStyle w:val="BodyText"/>
+      </w:pPr>
+      <w:r>
+        <w:t xml:space="preserve">“I’ll be back, motherfucker!”</w:t>
+      </w:r>
+    </w:p>
+    <w:p>
+      <w:pPr>
+        <w:pStyle w:val="BodyText"/>
+      </w:pPr>
+      <w:r>
+        <w:t xml:space="preserve">I walked back to the stoop and sat down. Me and Chris laughed about it. We thought it was over.</w:t>
+      </w:r>
+    </w:p>
+    <w:p>
+      <w:pPr>
+        <w:pStyle w:val="BodyText"/>
+      </w:pPr>
+      <w:r>
+        <w:t xml:space="preserve">Ten minutes later, the alley filled up.</w:t>
+      </w:r>
+    </w:p>
+    <w:p>
+      <w:pPr>
+        <w:pStyle w:val="BodyText"/>
+      </w:pPr>
+      <w:r>
+        <w:t xml:space="preserve">Chris nudged me.</w:t>
+      </w:r>
+      <w:r>
+        <w:t xml:space="preserve"> </w:t>
+      </w:r>
+      <w:r>
+        <w:t xml:space="preserve">“I bet Jerry is in that crowd.”</w:t>
+      </w:r>
+    </w:p>
+    <w:p>
+      <w:pPr>
+        <w:pStyle w:val="BodyText"/>
+      </w:pPr>
+      <w:r>
+        <w:t xml:space="preserve">He was right. A mob was moving toward us, and right in the front was Jerry’s little muppet ass, bouncing around, pointing, yelling,</w:t>
+      </w:r>
+      <w:r>
+        <w:t xml:space="preserve"> </w:t>
+      </w:r>
+      <w:r>
+        <w:t xml:space="preserve">“I told you I’d be back, bitch!”</w:t>
+      </w:r>
+    </w:p>
+    <w:p>
+      <w:pPr>
+        <w:pStyle w:val="BodyText"/>
+      </w:pPr>
+      <w:r>
+        <w:t xml:space="preserve">One on one is a fight. One on ten is a hospitalization.</w:t>
+      </w:r>
+    </w:p>
+    <w:p>
+      <w:pPr>
+        <w:pStyle w:val="BodyText"/>
+      </w:pPr>
+      <w:r>
+        <w:t xml:space="preserve">I jumped off the stoop. I grabbed the bayonet.</w:t>
+      </w:r>
+    </w:p>
+    <w:p>
+      <w:pPr>
+        <w:pStyle w:val="BodyText"/>
+      </w:pPr>
+      <w:r>
+        <w:t xml:space="preserve">Just like on North Avenue, I had choices. I could’ve run. I was fast and in great shape from wrestling. No one would’ve blamed me. I could’ve gone inside. I didn’t. I wasn’t brave. I was fucking stupid. That theme would keep showing up.</w:t>
+      </w:r>
+    </w:p>
+    <w:p>
+      <w:pPr>
+        <w:pStyle w:val="BodyText"/>
+      </w:pPr>
+      <w:r>
+        <w:t xml:space="preserve">I pulled it from its metal sheath. That satisfying rubbing sound of steel on steel. I walked out to the center of the street to meet the line.</w:t>
+      </w:r>
+    </w:p>
+    <w:p>
+      <w:pPr>
+        <w:pStyle w:val="BodyText"/>
+      </w:pPr>
+      <w:r>
+        <w:t xml:space="preserve">“If it’s going to be all of you against me,”</w:t>
+      </w:r>
+      <w:r>
+        <w:t xml:space="preserve"> </w:t>
+      </w:r>
+      <w:r>
+        <w:t xml:space="preserve">I said,</w:t>
+      </w:r>
+      <w:r>
+        <w:t xml:space="preserve"> </w:t>
+      </w:r>
+      <w:r>
+        <w:t xml:space="preserve">“it’s going to be me and this against all of you.”</w:t>
+      </w:r>
+    </w:p>
+    <w:p>
+      <w:pPr>
+        <w:pStyle w:val="BodyText"/>
+      </w:pPr>
+      <w:r>
+        <w:t xml:space="preserve">The crowd hesitated. They wanted to stomp a kid, not get cut by a Marine’s bayonet.</w:t>
+      </w:r>
+    </w:p>
+    <w:p>
+      <w:pPr>
+        <w:pStyle w:val="BodyText"/>
+      </w:pPr>
+      <w:r>
+        <w:t xml:space="preserve">Chris, from the back, matter-of-fact, almost melancholy, like he already knew the outcome and felt a little bad for them:</w:t>
+      </w:r>
+      <w:r>
+        <w:t xml:space="preserve"> </w:t>
+      </w:r>
+      <w:r>
+        <w:t xml:space="preserve">“He will stab you. He has stabbed people before.”</w:t>
+      </w:r>
+    </w:p>
+    <w:p>
+      <w:pPr>
+        <w:pStyle w:val="BodyText"/>
+      </w:pPr>
+      <w:r>
+        <w:t xml:space="preserve">Best reference letter I ever got. The mob got quiet. No one wants to get stabbed.</w:t>
+      </w:r>
+    </w:p>
+    <w:p>
+      <w:pPr>
+        <w:pStyle w:val="BodyText"/>
+      </w:pPr>
+      <w:r>
+        <w:t xml:space="preserve">One of the guys stepped forward, hands up.</w:t>
+      </w:r>
+      <w:r>
+        <w:t xml:space="preserve"> </w:t>
+      </w:r>
+      <w:r>
+        <w:t xml:space="preserve">“It don’t gotta be like that, man. Jerry just wants another go.”</w:t>
+      </w:r>
+    </w:p>
+    <w:p>
+      <w:pPr>
+        <w:pStyle w:val="BodyText"/>
+      </w:pPr>
+      <w:r>
+        <w:t xml:space="preserve">I looked at Jerry. I looked at the crowd.</w:t>
+      </w:r>
+    </w:p>
+    <w:p>
+      <w:pPr>
+        <w:pStyle w:val="BodyText"/>
+      </w:pPr>
+      <w:r>
+        <w:t xml:space="preserve">Truth is, I was way more balls than brains back then. Far more likely they jump me the second the bayonet is out of reach. But beating Jerry’s ass earlier had felt so good. I went ahead with it anyway.</w:t>
+      </w:r>
+    </w:p>
+    <w:p>
+      <w:pPr>
+        <w:pStyle w:val="BodyText"/>
+      </w:pPr>
+      <w:r>
+        <w:t xml:space="preserve">“Fine,”</w:t>
+      </w:r>
+      <w:r>
+        <w:t xml:space="preserve"> </w:t>
+      </w:r>
+      <w:r>
+        <w:t xml:space="preserve">I said.</w:t>
+      </w:r>
+    </w:p>
+    <w:p>
+      <w:pPr>
+        <w:pStyle w:val="BodyText"/>
+      </w:pPr>
+      <w:r>
+        <w:t xml:space="preserve">I turned to Chris and handed him the bayonet.</w:t>
+      </w:r>
+      <w:r>
+        <w:t xml:space="preserve"> </w:t>
+      </w:r>
+      <w:r>
+        <w:t xml:space="preserve">“Hold this. If they jump me, just bring it to me. I’ll handle the rest.”</w:t>
+      </w:r>
+      <w:r>
+        <w:t xml:space="preserve"> </w:t>
+      </w:r>
+      <w:r>
+        <w:t xml:space="preserve">Chris wasn’t built for that life. I was still pretty sure he’d bring it, if only because he knew what I’d do if he didn’t.</w:t>
+      </w:r>
+    </w:p>
+    <w:p>
+      <w:pPr>
+        <w:pStyle w:val="BodyText"/>
+      </w:pPr>
+      <w:r>
+        <w:t xml:space="preserve">I met Jerry on the street line. Here we go again.</w:t>
+      </w:r>
+    </w:p>
+    <w:p>
+      <w:pPr>
+        <w:pStyle w:val="BodyText"/>
+      </w:pPr>
+      <w:r>
+        <w:t xml:space="preserve">Same combination. The leg kick landed hard. I missed the cross, but the damage was done. Jerry stumbled back limping and looking panicked.</w:t>
+      </w:r>
+    </w:p>
+    <w:p>
+      <w:pPr>
+        <w:pStyle w:val="BodyText"/>
+      </w:pPr>
+      <w:r>
+        <w:t xml:space="preserve">“Hey!”</w:t>
+      </w:r>
+      <w:r>
+        <w:t xml:space="preserve"> </w:t>
+      </w:r>
+      <w:r>
+        <w:t xml:space="preserve">he yelled.</w:t>
+      </w:r>
+      <w:r>
+        <w:t xml:space="preserve"> </w:t>
+      </w:r>
+      <w:r>
+        <w:t xml:space="preserve">“No kicking!”</w:t>
+      </w:r>
+    </w:p>
+    <w:p>
+      <w:pPr>
+        <w:pStyle w:val="BodyText"/>
+      </w:pPr>
+      <w:r>
+        <w:t xml:space="preserve">I actually laughed.</w:t>
+      </w:r>
+      <w:r>
+        <w:t xml:space="preserve"> </w:t>
+      </w:r>
+      <w:r>
+        <w:t xml:space="preserve">“You asked for this. There ain’t no rules.”</w:t>
+      </w:r>
+    </w:p>
+    <w:p>
+      <w:pPr>
+        <w:pStyle w:val="BodyText"/>
+      </w:pPr>
+      <w:r>
+        <w:t xml:space="preserve">“No kicking,”</w:t>
+      </w:r>
+      <w:r>
+        <w:t xml:space="preserve"> </w:t>
+      </w:r>
+      <w:r>
+        <w:t xml:space="preserve">he pleaded. The crowd was silent. They were watching their champion try to negotiate the terms of his own ass-kicking.</w:t>
+      </w:r>
+    </w:p>
+    <w:p>
+      <w:pPr>
+        <w:pStyle w:val="BodyText"/>
+      </w:pPr>
+      <w:r>
+        <w:t xml:space="preserve">“The next time I touch you,”</w:t>
+      </w:r>
+      <w:r>
+        <w:t xml:space="preserve"> </w:t>
+      </w:r>
+      <w:r>
+        <w:t xml:space="preserve">I said,</w:t>
+      </w:r>
+      <w:r>
+        <w:t xml:space="preserve"> </w:t>
+      </w:r>
+      <w:r>
+        <w:t xml:space="preserve">“it’s going to be worse.”</w:t>
+      </w:r>
+    </w:p>
+    <w:p>
+      <w:pPr>
+        <w:pStyle w:val="BodyText"/>
+      </w:pPr>
+      <w:r>
+        <w:t xml:space="preserve">Jerry started rethinking his life choices. That second kick was setting in. He lost his nerve. He looked back at his friends, hoping they would save him. They just told him to get back in there. They wanted blood, even if it was his.</w:t>
+      </w:r>
+    </w:p>
+    <w:p>
+      <w:pPr>
+        <w:pStyle w:val="BodyText"/>
+      </w:pPr>
+      <w:r>
+        <w:t xml:space="preserve">He came back out for one last try. Slow. Hesitant.</w:t>
+      </w:r>
+    </w:p>
+    <w:p>
+      <w:pPr>
+        <w:pStyle w:val="BodyText"/>
+      </w:pPr>
+      <w:r>
+        <w:t xml:space="preserve">I didn’t even punch him. I just bitch-slapped the shit out of him. The sound cracked through the street. A punch is violence. A slap is disrespect.</w:t>
+      </w:r>
+    </w:p>
+    <w:p>
+      <w:pPr>
+        <w:pStyle w:val="BodyText"/>
+      </w:pPr>
+      <w:r>
+        <w:t xml:space="preserve">Jerry wilted. He turned around, walked back into the crowd, and disappeared down the alley.</w:t>
+      </w:r>
+    </w:p>
+    <w:p>
+      <w:pPr>
+        <w:pStyle w:val="BodyText"/>
+      </w:pPr>
+      <w:r>
+        <w:t xml:space="preserve">His friends lingered for a second. Some of them actually came over and nodded, saying we were cool. They respected the outcome. I nodded back, but I walked straight to Chris and took the bayonet back. I stayed on edge until we were back inside the house with the door locked.</w:t>
+      </w:r>
+    </w:p>
+    <w:p>
+      <w:pPr>
+        <w:pStyle w:val="BodyText"/>
+      </w:pPr>
+      <w:r>
+        <w:t xml:space="preserve">I looked at the bayonet. It had done its job without drawing a drop of blood.</w:t>
+      </w:r>
+    </w:p>
+    <w:p>
+      <w:pPr>
+        <w:pStyle w:val="BodyText"/>
+      </w:pPr>
+      <w:r>
+        <w:t xml:space="preserve">Violence implied can be as effective as violence applied. They just need to know you’re willing to take it to the end. I’ll never forget how the temperature changed when Chris said I had stabbed people before. I didn’t say it. I didn’t brag. He said it calm and matter-of-fact, and the mob went quiet.</w:t>
+      </w:r>
+    </w:p>
+    <w:bookmarkEnd w:id="21"/>
+    <w:bookmarkStart w:id="22" w:name="chapter-9-the-truck"/>
     <w:p>
       <w:pPr>
         <w:pStyle w:val="Heading1"/>
       </w:pPr>
       <w:r>
-        <w:t xml:space="preserve">Chapter 8: The Bayonet and the Rules of Engagement</w:t>
+        <w:t xml:space="preserve">Chapter 9: The Truck</w:t>
       </w:r>
     </w:p>
     <w:p>
@@ -2567,495 +3063,69 @@
         <w:pStyle w:val="FirstParagraph"/>
       </w:pPr>
       <w:r>
-        <w:t xml:space="preserve">There are shitholes, and then there is Curtis Bay.</w:t>
-      </w:r>
-    </w:p>
-    <w:p>
-      <w:pPr>
-        <w:pStyle w:val="BodyText"/>
-      </w:pPr>
-      <w:r>
-        <w:t xml:space="preserve">It sits on the southern tip of the city, smelling like chemical runoff and industrial exhaust. I was there hanging out at my friend Chris’s grandmother’s house. I had brought something with me that day. A piece of history. My grandfather, Charlie Thompson, was a Marine in World War II. He had given me his old service bayonet. Heavy steel. Bakelite handle. A weapon designed for the Pacific theater, now sitting on a stoop in South Baltimore because Chris’s grandmother’s husband liked war memorabilia. Chris’s grandfather was a good man. He died of cancer. Everyone in Curtis Bay dies of cancer.</w:t>
-      </w:r>
-    </w:p>
-    <w:p>
-      <w:pPr>
-        <w:pStyle w:val="BodyText"/>
-      </w:pPr>
-      <w:r>
-        <w:t xml:space="preserve">We were sitting out front when the trouble started. It was stupid. Trouble in Baltimore usually is.</w:t>
-      </w:r>
-    </w:p>
-    <w:p>
-      <w:pPr>
-        <w:pStyle w:val="BodyText"/>
-      </w:pPr>
-      <w:r>
-        <w:t xml:space="preserve">Some neighborhood girls were walking by, messing with Chris. They were flirting in that aggressive way people do around there, throwing shaving cream at him. Chris wiped it off his face and flicked it back. It was playing. It was nothing.</w:t>
-      </w:r>
-    </w:p>
-    <w:p>
-      <w:pPr>
-        <w:pStyle w:val="BodyText"/>
-      </w:pPr>
-      <w:r>
-        <w:t xml:space="preserve">Except the foam didn’t hit the girls. It landed on Jerry Rose.</w:t>
-      </w:r>
-    </w:p>
-    <w:p>
-      <w:pPr>
-        <w:pStyle w:val="BodyText"/>
-      </w:pPr>
-      <w:r>
-        <w:t xml:space="preserve">Jerry was a local guy who, in typical Baltimore fashion, had an ego made of glass. He didn’t see the joke. He became inconsolable. He started screaming, posturing, demanding respect. He wanted to fight Chris.</w:t>
-      </w:r>
-    </w:p>
-    <w:p>
-      <w:pPr>
-        <w:pStyle w:val="BodyText"/>
-      </w:pPr>
-      <w:r>
-        <w:t xml:space="preserve">Chris was a good friend, but he wasn’t built for that. I knew it, and he knew it. I stepped in.</w:t>
-      </w:r>
-    </w:p>
-    <w:p>
-      <w:pPr>
-        <w:pStyle w:val="BodyText"/>
-      </w:pPr>
-      <w:r>
-        <w:t xml:space="preserve">“Come on,”</w:t>
-      </w:r>
-      <w:r>
-        <w:t xml:space="preserve"> </w:t>
-      </w:r>
-      <w:r>
-        <w:t xml:space="preserve">Jerry said, turning his focus to me.</w:t>
-      </w:r>
-      <w:r>
-        <w:t xml:space="preserve"> </w:t>
-      </w:r>
-      <w:r>
-        <w:t xml:space="preserve">“I’ll knock you out.”</w:t>
-      </w:r>
-    </w:p>
-    <w:p>
-      <w:pPr>
-        <w:pStyle w:val="BodyText"/>
-      </w:pPr>
-      <w:r>
-        <w:t xml:space="preserve">I didn’t respond.</w:t>
-      </w:r>
-    </w:p>
-    <w:p>
-      <w:pPr>
-        <w:pStyle w:val="BodyText"/>
-      </w:pPr>
-      <w:r>
-        <w:t xml:space="preserve">Then he added the line that somehow hit different:</w:t>
-      </w:r>
-    </w:p>
-    <w:p>
-      <w:pPr>
-        <w:pStyle w:val="BodyText"/>
-      </w:pPr>
-      <w:r>
-        <w:t xml:space="preserve">“I’ll knock you out, big boy.”</w:t>
-      </w:r>
-    </w:p>
-    <w:p>
-      <w:pPr>
-        <w:pStyle w:val="BodyText"/>
-      </w:pPr>
-      <w:r>
-        <w:t xml:space="preserve">For some reason that one phrase struck a nerve I still can’t explain. Something in me flipped.</w:t>
-      </w:r>
-    </w:p>
-    <w:p>
-      <w:pPr>
-        <w:pStyle w:val="BodyText"/>
-      </w:pPr>
-      <w:r>
-        <w:t xml:space="preserve">“Let’s go then.”</w:t>
-      </w:r>
-    </w:p>
-    <w:p>
-      <w:pPr>
-        <w:pStyle w:val="BodyText"/>
-      </w:pPr>
-      <w:r>
-        <w:t xml:space="preserve">I didn’t wait. I walked him down. He started backpedaling across the street, realizing too late that I wasn’t playing. I caught him in the middle of Church Street.</w:t>
-      </w:r>
-    </w:p>
-    <w:p>
-      <w:pPr>
-        <w:pStyle w:val="BodyText"/>
-      </w:pPr>
-      <w:r>
-        <w:t xml:space="preserve">I threw a low kick into his calf. I had success doing this sparring with my friends, so I kept it in my bag. Being my friend wasn’t always easy. I used to practice on them and would routinely knock them down with that same sweep. We played rough as hell.</w:t>
-      </w:r>
-    </w:p>
-    <w:p>
-      <w:pPr>
-        <w:pStyle w:val="BodyText"/>
-      </w:pPr>
-      <w:r>
-        <w:t xml:space="preserve">The moment his leg buckled I followed with a straight cross that dropped him to the asphalt.</w:t>
-      </w:r>
-    </w:p>
-    <w:p>
-      <w:pPr>
-        <w:pStyle w:val="BodyText"/>
-      </w:pPr>
-      <w:r>
-        <w:t xml:space="preserve">He wasn’t out, but he was done. He scrambled up, humiliated, and ran down the alley.</w:t>
-      </w:r>
-    </w:p>
-    <w:p>
-      <w:pPr>
-        <w:pStyle w:val="BodyText"/>
-      </w:pPr>
-      <w:r>
-        <w:t xml:space="preserve">“I’ll be back, motherfucker!”</w:t>
-      </w:r>
-    </w:p>
-    <w:p>
-      <w:pPr>
-        <w:pStyle w:val="BodyText"/>
-      </w:pPr>
-      <w:r>
-        <w:t xml:space="preserve">I walked back to the stoop and sat down. Me and Chris laughed about it. We thought it was over.</w:t>
-      </w:r>
-    </w:p>
-    <w:p>
-      <w:pPr>
-        <w:pStyle w:val="BodyText"/>
-      </w:pPr>
-      <w:r>
-        <w:t xml:space="preserve">Ten minutes later, the alley filled up.</w:t>
-      </w:r>
-    </w:p>
-    <w:p>
-      <w:pPr>
-        <w:pStyle w:val="BodyText"/>
-      </w:pPr>
-      <w:r>
-        <w:t xml:space="preserve">Chris nudged me.</w:t>
-      </w:r>
-      <w:r>
-        <w:t xml:space="preserve"> </w:t>
-      </w:r>
-      <w:r>
-        <w:t xml:space="preserve">“I bet Jerry is in that crowd.”</w:t>
-      </w:r>
-    </w:p>
-    <w:p>
-      <w:pPr>
-        <w:pStyle w:val="BodyText"/>
-      </w:pPr>
-      <w:r>
-        <w:t xml:space="preserve">He was right. A mob was moving toward us, and right in the front was Jerry’s little muppet ass, bouncing around, pointing, yelling,</w:t>
-      </w:r>
-      <w:r>
-        <w:t xml:space="preserve"> </w:t>
-      </w:r>
-      <w:r>
-        <w:t xml:space="preserve">“I told you I’d be back, bitch!”</w:t>
-      </w:r>
-    </w:p>
-    <w:p>
-      <w:pPr>
-        <w:pStyle w:val="BodyText"/>
-      </w:pPr>
-      <w:r>
-        <w:t xml:space="preserve">One on one is a fight. One on ten is a hospitalization.</w:t>
-      </w:r>
-    </w:p>
-    <w:p>
-      <w:pPr>
-        <w:pStyle w:val="BodyText"/>
-      </w:pPr>
-      <w:r>
-        <w:t xml:space="preserve">I jumped off the stoop. I grabbed the bayonet.</w:t>
-      </w:r>
-    </w:p>
-    <w:p>
-      <w:pPr>
-        <w:pStyle w:val="BodyText"/>
-      </w:pPr>
-      <w:r>
-        <w:t xml:space="preserve">Just like on North Avenue, I had choices. I could’ve run. I was fast and in great shape from wrestling. No one would’ve blamed me. I could’ve gone inside. I didn’t. I wasn’t brave. I was fucking stupid. That theme would keep showing up.</w:t>
-      </w:r>
-    </w:p>
-    <w:p>
-      <w:pPr>
-        <w:pStyle w:val="BodyText"/>
-      </w:pPr>
-      <w:r>
-        <w:t xml:space="preserve">I pulled it from its metal sheath. That satisfying rubbing sound of steel on steel. I walked out to the center of the street to meet the line.</w:t>
-      </w:r>
-    </w:p>
-    <w:p>
-      <w:pPr>
-        <w:pStyle w:val="BodyText"/>
-      </w:pPr>
-      <w:r>
-        <w:t xml:space="preserve">“If it’s going to be all of you against me,”</w:t>
-      </w:r>
-      <w:r>
-        <w:t xml:space="preserve"> </w:t>
-      </w:r>
-      <w:r>
-        <w:t xml:space="preserve">I said,</w:t>
-      </w:r>
-      <w:r>
-        <w:t xml:space="preserve"> </w:t>
-      </w:r>
-      <w:r>
-        <w:t xml:space="preserve">“it’s going to be me and this against all of you.”</w:t>
-      </w:r>
-    </w:p>
-    <w:p>
-      <w:pPr>
-        <w:pStyle w:val="BodyText"/>
-      </w:pPr>
-      <w:r>
-        <w:t xml:space="preserve">The crowd hesitated. They wanted to stomp a kid, not get cut by a Marine’s bayonet.</w:t>
-      </w:r>
-    </w:p>
-    <w:p>
-      <w:pPr>
-        <w:pStyle w:val="BodyText"/>
-      </w:pPr>
-      <w:r>
-        <w:t xml:space="preserve">Chris, from the back, matter-of-fact, almost melancholy, like he already knew the outcome and felt a little bad for them:</w:t>
-      </w:r>
-      <w:r>
-        <w:t xml:space="preserve"> </w:t>
-      </w:r>
-      <w:r>
-        <w:t xml:space="preserve">“He will stab you. He has stabbed people before.”</w:t>
-      </w:r>
-    </w:p>
-    <w:p>
-      <w:pPr>
-        <w:pStyle w:val="BodyText"/>
-      </w:pPr>
-      <w:r>
-        <w:t xml:space="preserve">Best reference letter I ever got. The mob got quiet. No one wants to get stabbed.</w:t>
-      </w:r>
-    </w:p>
-    <w:p>
-      <w:pPr>
-        <w:pStyle w:val="BodyText"/>
-      </w:pPr>
-      <w:r>
-        <w:t xml:space="preserve">One of the guys stepped forward, hands up.</w:t>
-      </w:r>
-      <w:r>
-        <w:t xml:space="preserve"> </w:t>
-      </w:r>
-      <w:r>
-        <w:t xml:space="preserve">“It don’t gotta be like that, man. Jerry just wants another go.”</w:t>
-      </w:r>
-    </w:p>
-    <w:p>
-      <w:pPr>
-        <w:pStyle w:val="BodyText"/>
-      </w:pPr>
-      <w:r>
-        <w:t xml:space="preserve">I looked at Jerry. I looked at the crowd.</w:t>
-      </w:r>
-    </w:p>
-    <w:p>
-      <w:pPr>
-        <w:pStyle w:val="BodyText"/>
-      </w:pPr>
-      <w:r>
-        <w:t xml:space="preserve">Truth is, I was way more balls than brains back then. Far more likely they jump me the second the bayonet is out of reach. But beating Jerry’s ass earlier had felt so good. I went ahead with it anyway.</w:t>
-      </w:r>
-    </w:p>
-    <w:p>
-      <w:pPr>
-        <w:pStyle w:val="BodyText"/>
-      </w:pPr>
-      <w:r>
-        <w:t xml:space="preserve">“Fine,”</w:t>
-      </w:r>
-      <w:r>
-        <w:t xml:space="preserve"> </w:t>
-      </w:r>
-      <w:r>
-        <w:t xml:space="preserve">I said.</w:t>
-      </w:r>
-    </w:p>
-    <w:p>
-      <w:pPr>
-        <w:pStyle w:val="BodyText"/>
-      </w:pPr>
-      <w:r>
-        <w:t xml:space="preserve">I turned to Chris and handed him the bayonet.</w:t>
-      </w:r>
-      <w:r>
-        <w:t xml:space="preserve"> </w:t>
-      </w:r>
-      <w:r>
-        <w:t xml:space="preserve">“Hold this. If they jump me, just bring it to me. I’ll handle the rest.”</w:t>
-      </w:r>
-      <w:r>
-        <w:t xml:space="preserve"> </w:t>
-      </w:r>
-      <w:r>
-        <w:t xml:space="preserve">Chris wasn’t built for that life. I was still pretty sure he’d bring it, if only because he knew what I’d do if he didn’t.</w:t>
-      </w:r>
-    </w:p>
-    <w:p>
-      <w:pPr>
-        <w:pStyle w:val="BodyText"/>
-      </w:pPr>
-      <w:r>
-        <w:t xml:space="preserve">I met Jerry on the street line. Here we go again.</w:t>
-      </w:r>
-    </w:p>
-    <w:p>
-      <w:pPr>
-        <w:pStyle w:val="BodyText"/>
-      </w:pPr>
-      <w:r>
-        <w:t xml:space="preserve">Same combination. The leg kick landed hard. I missed the cross, but the damage was done. Jerry stumbled back limping and looking panicked.</w:t>
-      </w:r>
-    </w:p>
-    <w:p>
-      <w:pPr>
-        <w:pStyle w:val="BodyText"/>
-      </w:pPr>
-      <w:r>
-        <w:t xml:space="preserve">“Hey!”</w:t>
-      </w:r>
-      <w:r>
-        <w:t xml:space="preserve"> </w:t>
-      </w:r>
-      <w:r>
-        <w:t xml:space="preserve">he yelled.</w:t>
-      </w:r>
-      <w:r>
-        <w:t xml:space="preserve"> </w:t>
-      </w:r>
-      <w:r>
-        <w:t xml:space="preserve">“No kicking!”</w:t>
-      </w:r>
-    </w:p>
-    <w:p>
-      <w:pPr>
-        <w:pStyle w:val="BodyText"/>
-      </w:pPr>
-      <w:r>
-        <w:t xml:space="preserve">I actually laughed.</w:t>
-      </w:r>
-      <w:r>
-        <w:t xml:space="preserve"> </w:t>
-      </w:r>
-      <w:r>
-        <w:t xml:space="preserve">“You asked for this. There ain’t no rules.”</w:t>
-      </w:r>
-    </w:p>
-    <w:p>
-      <w:pPr>
-        <w:pStyle w:val="BodyText"/>
-      </w:pPr>
-      <w:r>
-        <w:t xml:space="preserve">“No kicking,”</w:t>
-      </w:r>
-      <w:r>
-        <w:t xml:space="preserve"> </w:t>
-      </w:r>
-      <w:r>
-        <w:t xml:space="preserve">he pleaded. The crowd was silent. They were watching their champion try to negotiate the terms of his own ass-kicking.</w:t>
-      </w:r>
-    </w:p>
-    <w:p>
-      <w:pPr>
-        <w:pStyle w:val="BodyText"/>
-      </w:pPr>
-      <w:r>
-        <w:t xml:space="preserve">“The next time I touch you,”</w:t>
-      </w:r>
-      <w:r>
-        <w:t xml:space="preserve"> </w:t>
-      </w:r>
-      <w:r>
-        <w:t xml:space="preserve">I said,</w:t>
-      </w:r>
-      <w:r>
-        <w:t xml:space="preserve"> </w:t>
-      </w:r>
-      <w:r>
-        <w:t xml:space="preserve">“it’s going to be worse.”</w:t>
-      </w:r>
-    </w:p>
-    <w:p>
-      <w:pPr>
-        <w:pStyle w:val="BodyText"/>
-      </w:pPr>
-      <w:r>
-        <w:t xml:space="preserve">Jerry started rethinking his life choices. That second kick was setting in. He lost his nerve. He looked back at his friends, hoping they would save him. They just told him to get back in there. They wanted blood, even if it was his.</w:t>
-      </w:r>
-    </w:p>
-    <w:p>
-      <w:pPr>
-        <w:pStyle w:val="BodyText"/>
-      </w:pPr>
-      <w:r>
-        <w:t xml:space="preserve">He came back out for one last try. Slow. Hesitant.</w:t>
-      </w:r>
-    </w:p>
-    <w:p>
-      <w:pPr>
-        <w:pStyle w:val="BodyText"/>
-      </w:pPr>
-      <w:r>
-        <w:t xml:space="preserve">I didn’t even punch him. I just bitch-slapped the shit out of him. The sound cracked through the street. A punch is violence. A slap is disrespect.</w:t>
-      </w:r>
-    </w:p>
-    <w:p>
-      <w:pPr>
-        <w:pStyle w:val="BodyText"/>
-      </w:pPr>
-      <w:r>
-        <w:t xml:space="preserve">Jerry wilted. He turned around, walked back into the crowd, and disappeared down the alley.</w:t>
-      </w:r>
-    </w:p>
-    <w:p>
-      <w:pPr>
-        <w:pStyle w:val="BodyText"/>
-      </w:pPr>
-      <w:r>
-        <w:t xml:space="preserve">His friends lingered for a second. Some of them actually came over and nodded, saying we were cool. They respected the outcome. I nodded back, but I walked straight to Chris and took the bayonet back. I stayed on edge until we were back inside the house with the door locked.</w:t>
-      </w:r>
-    </w:p>
-    <w:p>
-      <w:pPr>
-        <w:pStyle w:val="BodyText"/>
-      </w:pPr>
-      <w:r>
-        <w:t xml:space="preserve">I looked at the bayonet. It had done its job without drawing a drop of blood.</w:t>
-      </w:r>
-    </w:p>
-    <w:p>
-      <w:pPr>
-        <w:pStyle w:val="BodyText"/>
-      </w:pPr>
-      <w:r>
-        <w:t xml:space="preserve">Violence implied can be as effective as violence applied. They just need to know you’re willing to take it to the end. I’ll never forget how the temperature changed when Chris said I had stabbed people before. I didn’t say it. I didn’t brag. He said it calm and matter-of-fact, and the mob went quiet.</w:t>
-      </w:r>
-    </w:p>
-    <w:bookmarkEnd w:id="21"/>
-    <w:bookmarkStart w:id="22" w:name="chapter-9-the-truck"/>
+        <w:t xml:space="preserve">I personally was never a thief. I have a disdain for thievery. I think it’s the absolute lowest form of shit you can be. But not everyone in my crew shared that sentiment.</w:t>
+      </w:r>
+    </w:p>
+    <w:p>
+      <w:pPr>
+        <w:pStyle w:val="BodyText"/>
+      </w:pPr>
+      <w:r>
+        <w:t xml:space="preserve">Around that time, Eddie Aaron got his driver’s license and picked up a cheap old truck — maybe a Toyota Tacoma or something like that. Beat-up, but it meant freedom. We would put our pennies together, pile in, and drive out to a place in Glen Burnie called Doc Ribs. Tragic story. The man who owned it made incredible food, but he got robbed so many times — not by us, for the record — that it eventually drove him out of business. In Baltimore they say you only need a lid on the basket if you catch one crab. Drop a second crab in and you don’t need the lid. Whenever one tries to climb out, the others pull him back down. Doc Ribs couldn’t get out.</w:t>
+      </w:r>
+    </w:p>
+    <w:p>
+      <w:pPr>
+        <w:pStyle w:val="BodyText"/>
+      </w:pPr>
+      <w:r>
+        <w:t xml:space="preserve">Eddie would usually bring Artie Buckalew and Big Head — Big Ed — along. Big Head was a huge pussy who betrayed me every chance he got. For whatever reason there must be some overlap between being a coward and being a thief, because Big Head was a master at it. He could steal the toast from underneath the butter before it even melted.</w:t>
+      </w:r>
+    </w:p>
+    <w:p>
+      <w:pPr>
+        <w:pStyle w:val="BodyText"/>
+      </w:pPr>
+      <w:r>
+        <w:t xml:space="preserve">Eddie would drive us out to Marley Station Mall, and Big Head would basically go shopping. Sam Goody for CDs. Trench coat, load up. Sports Authority, Dick’s, anything he could get his hands on.</w:t>
+      </w:r>
+    </w:p>
+    <w:p>
+      <w:pPr>
+        <w:pStyle w:val="BodyText"/>
+      </w:pPr>
+      <w:r>
+        <w:t xml:space="preserve">Artie was right there with him. Another one who could lift just about anything. And Eddie was a genius at getting CDs out of those rigid plastic security cases. Wasted mind. Wasted potential. Brilliant at that. If he slipped and the door alarms went off, Eddie would just stop, put his hands up with a confused look like,</w:t>
+      </w:r>
+      <w:r>
+        <w:t xml:space="preserve"> </w:t>
+      </w:r>
+      <w:r>
+        <w:t xml:space="preserve">“What’s going on?”</w:t>
+      </w:r>
+      <w:r>
+        <w:t xml:space="preserve"> </w:t>
+      </w:r>
+      <w:r>
+        <w:t xml:space="preserve">The mall cops would usually wave him through. None of them ever got busted. None of them ever paid the consequences.</w:t>
+      </w:r>
+    </w:p>
+    <w:p>
+      <w:pPr>
+        <w:pStyle w:val="BodyText"/>
+      </w:pPr>
+      <w:r>
+        <w:t xml:space="preserve">Just the daily crime wave of these assholes riding around in a cheap truck, stealing everything they could get their hands on.</w:t>
+      </w:r>
+    </w:p>
+    <w:bookmarkEnd w:id="22"/>
+    <w:bookmarkStart w:id="23" w:name="chapter-10-the-stet-docket"/>
     <w:p>
       <w:pPr>
         <w:pStyle w:val="Heading1"/>
       </w:pPr>
       <w:r>
-        <w:t xml:space="preserve">Chapter 9: The Truck</w:t>
+        <w:t xml:space="preserve">Chapter 10: The Stet Docket</w:t>
       </w:r>
     </w:p>
     <w:p>
@@ -3070,69 +3140,559 @@
         <w:pStyle w:val="FirstParagraph"/>
       </w:pPr>
       <w:r>
-        <w:t xml:space="preserve">I personally was never a thief. I have a disdain for thievery. I think it’s the absolute lowest form of shit you can be. But not everyone in my crew shared that sentiment.</w:t>
-      </w:r>
-    </w:p>
-    <w:p>
-      <w:pPr>
-        <w:pStyle w:val="BodyText"/>
-      </w:pPr>
-      <w:r>
-        <w:t xml:space="preserve">Around that time, Eddie Aaron got his driver’s license and picked up a cheap old truck — maybe a Toyota Tacoma or something like that. Beat-up, but it meant freedom. We would put our pennies together, pile in, and drive out to a place in Glen Burnie called Doc Ribs. Tragic story. The man who owned it made incredible food, but he got robbed so many times — not by us, for the record — that it eventually drove him out of business. In Baltimore they say you only need a lid on the basket if you catch one crab. Drop a second crab in and you don’t need the lid. Whenever one tries to climb out, the others pull him back down. Doc Ribs couldn’t get out.</w:t>
-      </w:r>
-    </w:p>
-    <w:p>
-      <w:pPr>
-        <w:pStyle w:val="BodyText"/>
-      </w:pPr>
-      <w:r>
-        <w:t xml:space="preserve">Eddie would usually bring Artie Buckalew and Big Head — Big Ed — along. Big Head was a huge pussy who betrayed me every chance he got. For whatever reason there must be some overlap between being a coward and being a thief, because Big Head was a master at it. He could steal the toast from underneath the butter before it even melted.</w:t>
-      </w:r>
-    </w:p>
-    <w:p>
-      <w:pPr>
-        <w:pStyle w:val="BodyText"/>
-      </w:pPr>
-      <w:r>
-        <w:t xml:space="preserve">Eddie would drive us out to Marley Station Mall, and Big Head would basically go shopping. Sam Goody for CDs. Trench coat, load up. Sports Authority, Dick’s, anything he could get his hands on.</w:t>
-      </w:r>
-    </w:p>
-    <w:p>
-      <w:pPr>
-        <w:pStyle w:val="BodyText"/>
-      </w:pPr>
-      <w:r>
-        <w:t xml:space="preserve">Artie was right there with him. Another one who could lift just about anything. And Eddie was a genius at getting CDs out of those rigid plastic security cases. Wasted mind. Wasted potential. Brilliant at that. If he slipped and the door alarms went off, Eddie would just stop, put his hands up with a confused look like,</w:t>
-      </w:r>
-      <w:r>
-        <w:t xml:space="preserve"> </w:t>
-      </w:r>
-      <w:r>
-        <w:t xml:space="preserve">“What’s going on?”</w:t>
-      </w:r>
-      <w:r>
-        <w:t xml:space="preserve"> </w:t>
-      </w:r>
-      <w:r>
-        <w:t xml:space="preserve">The mall cops would usually wave him through. None of them ever got busted. None of them ever paid the consequences.</w:t>
-      </w:r>
-    </w:p>
-    <w:p>
-      <w:pPr>
-        <w:pStyle w:val="BodyText"/>
-      </w:pPr>
-      <w:r>
-        <w:t xml:space="preserve">Just the daily crime wave of these assholes riding around in a cheap truck, stealing everything they could get their hands on.</w:t>
-      </w:r>
-    </w:p>
-    <w:bookmarkEnd w:id="22"/>
-    <w:bookmarkStart w:id="23" w:name="chapter-10-the-stet-docket"/>
+        <w:t xml:space="preserve">The years rolled on, and the walls of Baltimore started to feel closer together. I needed an exit.</w:t>
+      </w:r>
+    </w:p>
+    <w:p>
+      <w:pPr>
+        <w:pStyle w:val="BodyText"/>
+      </w:pPr>
+      <w:r>
+        <w:t xml:space="preserve">My buddy from City, Kareem, had a plan.</w:t>
+      </w:r>
+      <w:r>
+        <w:t xml:space="preserve"> </w:t>
+      </w:r>
+      <w:r>
+        <w:t xml:space="preserve">“Let’s go be Marines,”</w:t>
+      </w:r>
+      <w:r>
+        <w:t xml:space="preserve"> </w:t>
+      </w:r>
+      <w:r>
+        <w:t xml:space="preserve">he said.</w:t>
+      </w:r>
+    </w:p>
+    <w:p>
+      <w:pPr>
+        <w:pStyle w:val="BodyText"/>
+      </w:pPr>
+      <w:r>
+        <w:t xml:space="preserve">I figured, all right, whatever. It made sense. The Marines were tough, they were respected, and more importantly they were away from fucking Baltimore. I wanted money for school. I wanted to see the world. Specifically, I wanted to go to Japan. I had been studying Japanese since the sixth grade — a little piece of discipline and culture that just didn’t fit with the chaos around me.</w:t>
+      </w:r>
+    </w:p>
+    <w:p>
+      <w:pPr>
+        <w:pStyle w:val="BodyText"/>
+      </w:pPr>
+      <w:r>
+        <w:t xml:space="preserve">We went to the enlistment office, ready to sign our lives away to the Corps. But the Marine recruiter was out to lunch or doing PT, or whatever Marines do. The office was empty. Just as we turned to leave, Tech Sergeant Cartwright walked out of the Air Force office next door. He looked at us and smiled.</w:t>
+      </w:r>
+    </w:p>
+    <w:p>
+      <w:pPr>
+        <w:pStyle w:val="BodyText"/>
+      </w:pPr>
+      <w:r>
+        <w:t xml:space="preserve">“What are you boys here for?”</w:t>
+      </w:r>
+    </w:p>
+    <w:p>
+      <w:pPr>
+        <w:pStyle w:val="BodyText"/>
+      </w:pPr>
+      <w:r>
+        <w:t xml:space="preserve">“We want to be Marines.”</w:t>
+      </w:r>
+    </w:p>
+    <w:p>
+      <w:pPr>
+        <w:pStyle w:val="BodyText"/>
+      </w:pPr>
+      <w:r>
+        <w:t xml:space="preserve">Cartwright shook his head like a disappointed father.</w:t>
+      </w:r>
+      <w:r>
+        <w:t xml:space="preserve"> </w:t>
+      </w:r>
+      <w:r>
+        <w:t xml:space="preserve">“Don’t do that to yourself, son. You join the Air Force, I will fly you around the world. I will give you access to fine wine and fine women. You’ll sleep in a bed, not in a foxhole.”</w:t>
+      </w:r>
+    </w:p>
+    <w:p>
+      <w:pPr>
+        <w:pStyle w:val="BodyText"/>
+      </w:pPr>
+      <w:r>
+        <w:t xml:space="preserve">I didn’t need to hear about the wine. I just needed to hear</w:t>
+      </w:r>
+      <w:r>
+        <w:t xml:space="preserve"> </w:t>
+      </w:r>
+      <w:r>
+        <w:t xml:space="preserve">“around the world.”</w:t>
+      </w:r>
+      <w:r>
+        <w:t xml:space="preserve"> </w:t>
+      </w:r>
+      <w:r>
+        <w:t xml:space="preserve">Anything that got me out of Baltimore was the right path. I signed the papers for the Delayed Enlistment Program right then and there. I was seventeen. I signed up before my birthday. Ship date: January 3, 1995. I had months to kill. I just had to stay out of trouble.</w:t>
+      </w:r>
+    </w:p>
+    <w:p>
+      <w:pPr>
+        <w:pStyle w:val="BodyText"/>
+      </w:pPr>
+      <w:r>
+        <w:t xml:space="preserve">That’s not always as easy as it sounds.</w:t>
+      </w:r>
+    </w:p>
+    <w:p>
+      <w:pPr>
+        <w:pStyle w:val="BodyText"/>
+      </w:pPr>
+      <w:r>
+        <w:t xml:space="preserve">One night I was sitting at home. I was sick, feeling under the weather, just trying to keep a low profile, when the phone rang. Charlie O’Heron — Big Ed’s younger brother. He was up the street at the School 84 Rec Center, and he was panicked. Some guys were threatening to kill him.</w:t>
+      </w:r>
+    </w:p>
+    <w:p>
+      <w:pPr>
+        <w:pStyle w:val="BodyText"/>
+      </w:pPr>
+      <w:r>
+        <w:t xml:space="preserve">“Where’s Ed? Where’s your big brother?”</w:t>
+      </w:r>
+    </w:p>
+    <w:p>
+      <w:pPr>
+        <w:pStyle w:val="BodyText"/>
+      </w:pPr>
+      <w:r>
+        <w:t xml:space="preserve">“I’m on my own,”</w:t>
+      </w:r>
+      <w:r>
+        <w:t xml:space="preserve"> </w:t>
+      </w:r>
+      <w:r>
+        <w:t xml:space="preserve">Charlie said.</w:t>
+      </w:r>
+      <w:r>
+        <w:t xml:space="preserve"> </w:t>
+      </w:r>
+      <w:r>
+        <w:t xml:space="preserve">“Ed told me to figure it out.”</w:t>
+      </w:r>
+    </w:p>
+    <w:p>
+      <w:pPr>
+        <w:pStyle w:val="BodyText"/>
+      </w:pPr>
+      <w:r>
+        <w:t xml:space="preserve">That fucking burned me up. You don’t leave your brother on his own. That’s a direct violation of the code.</w:t>
+      </w:r>
+    </w:p>
+    <w:p>
+      <w:pPr>
+        <w:pStyle w:val="BodyText"/>
+      </w:pPr>
+      <w:r>
+        <w:t xml:space="preserve">“Call your brother,”</w:t>
+      </w:r>
+      <w:r>
+        <w:t xml:space="preserve"> </w:t>
+      </w:r>
+      <w:r>
+        <w:t xml:space="preserve">I said.</w:t>
+      </w:r>
+      <w:r>
+        <w:t xml:space="preserve"> </w:t>
+      </w:r>
+      <w:r>
+        <w:t xml:space="preserve">“This is big brother shit.”</w:t>
+      </w:r>
+      <w:r>
+        <w:t xml:space="preserve"> </w:t>
+      </w:r>
+      <w:r>
+        <w:t xml:space="preserve">But if Ed wasn’t going to step up, I had to.</w:t>
+      </w:r>
+    </w:p>
+    <w:p>
+      <w:pPr>
+        <w:pStyle w:val="BodyText"/>
+      </w:pPr>
+      <w:r>
+        <w:t xml:space="preserve">“I’ll be right there.”</w:t>
+      </w:r>
+    </w:p>
+    <w:p>
+      <w:pPr>
+        <w:pStyle w:val="BodyText"/>
+      </w:pPr>
+      <w:r>
+        <w:t xml:space="preserve">I called Mike Hammonds and told him the situation. Mike didn’t ask how many guys there were, or if they had guns. He just asked,</w:t>
+      </w:r>
+      <w:r>
+        <w:t xml:space="preserve"> </w:t>
+      </w:r>
+      <w:r>
+        <w:t xml:space="preserve">“Are we going to do this?”</w:t>
+      </w:r>
+      <w:r>
+        <w:t xml:space="preserve"> </w:t>
+      </w:r>
+      <w:r>
+        <w:t xml:space="preserve">He said he’d be right there. Minutes later, he rolled up.</w:t>
+      </w:r>
+    </w:p>
+    <w:p>
+      <w:pPr>
+        <w:pStyle w:val="BodyText"/>
+      </w:pPr>
+      <w:r>
+        <w:t xml:space="preserve">Charlie told us it was a whole group of them, so I grabbed a small sword and tucked it inside my jacket, under my arm. People see a wide blade and they freeze. We walked up to the Rec Center.</w:t>
+      </w:r>
+    </w:p>
+    <w:p>
+      <w:pPr>
+        <w:pStyle w:val="BodyText"/>
+      </w:pPr>
+      <w:r>
+        <w:t xml:space="preserve">Mike and I walked in. Charlie was already there. He pointed out the issue. He’d been playing ball, things got rough, and he tried to walk away. Someone threw a basketball at his face. Charlie just caught it and set it down. Small act of defiance. It enraged the guy. They told Charlie that the second he stepped outside, they were going to beat him to death.</w:t>
+      </w:r>
+    </w:p>
+    <w:p>
+      <w:pPr>
+        <w:pStyle w:val="BodyText"/>
+      </w:pPr>
+      <w:r>
+        <w:t xml:space="preserve">There was no fighting inside the 84 Rec. You got caught fighting in there, you got kicked out permanently. Then where would you go? So everybody kind of respected it. Holy ground.</w:t>
+      </w:r>
+    </w:p>
+    <w:p>
+      <w:pPr>
+        <w:pStyle w:val="BodyText"/>
+      </w:pPr>
+      <w:r>
+        <w:t xml:space="preserve">“Come on,”</w:t>
+      </w:r>
+      <w:r>
+        <w:t xml:space="preserve"> </w:t>
+      </w:r>
+      <w:r>
+        <w:t xml:space="preserve">I said.</w:t>
+      </w:r>
+      <w:r>
+        <w:t xml:space="preserve"> </w:t>
+      </w:r>
+      <w:r>
+        <w:t xml:space="preserve">“Let’s go.”</w:t>
+      </w:r>
+    </w:p>
+    <w:p>
+      <w:pPr>
+        <w:pStyle w:val="BodyText"/>
+      </w:pPr>
+      <w:r>
+        <w:t xml:space="preserve">We walked out the doors. Mike first, Charlie next, me a couple of feet behind. As soon as we crossed the threshold, it was pandemonium. Seconds. The crowd swarmed. Charlie on the ground, getting pummeled. Mike throwing bombs, fighting off two or three guys at once.</w:t>
+      </w:r>
+    </w:p>
+    <w:p>
+      <w:pPr>
+        <w:pStyle w:val="BodyText"/>
+      </w:pPr>
+      <w:r>
+        <w:t xml:space="preserve">I moved toward Charlie. I figured Hammonds had his shit under control. Two guys stomping Charlie. I rushed them and knocked them off. One of them ran up a little ramp by the Rec — a small retaining wall — and jumped off it like he thought he was Bruce Lee.</w:t>
+      </w:r>
+    </w:p>
+    <w:p>
+      <w:pPr>
+        <w:pStyle w:val="BodyText"/>
+      </w:pPr>
+      <w:r>
+        <w:t xml:space="preserve">I swung with my left, a hard overhand, and completely connected. I punched that motherfucker right in his forearm and heard a loud snap. That was Mike Lowry. Broke his arm. He was on the ground crying like a bitch.</w:t>
+      </w:r>
+    </w:p>
+    <w:p>
+      <w:pPr>
+        <w:pStyle w:val="BodyText"/>
+      </w:pPr>
+      <w:r>
+        <w:t xml:space="preserve">That’s when I realized things were getting serious. I pulled out the sword.</w:t>
+      </w:r>
+    </w:p>
+    <w:p>
+      <w:pPr>
+        <w:pStyle w:val="BodyText"/>
+      </w:pPr>
+      <w:r>
+        <w:t xml:space="preserve">Everybody started yelling,</w:t>
+      </w:r>
+      <w:r>
+        <w:t xml:space="preserve"> </w:t>
+      </w:r>
+      <w:r>
+        <w:t xml:space="preserve">“He’s got a sword! He’s got a knife!”</w:t>
+      </w:r>
+    </w:p>
+    <w:p>
+      <w:pPr>
+        <w:pStyle w:val="BodyText"/>
+      </w:pPr>
+      <w:r>
+        <w:t xml:space="preserve">I looked over at Mike. He had some guy locked up in a WWF DDT-style hold, ready to smash the guy’s head into the concrete. Mike looked over at me, calm, honestly looking like he was having a good time.</w:t>
+      </w:r>
+    </w:p>
+    <w:p>
+      <w:pPr>
+        <w:pStyle w:val="BodyText"/>
+      </w:pPr>
+      <w:r>
+        <w:t xml:space="preserve">“Come over here and break this motherfucker’s ribs,”</w:t>
+      </w:r>
+      <w:r>
+        <w:t xml:space="preserve"> </w:t>
+      </w:r>
+      <w:r>
+        <w:t xml:space="preserve">Mike said.</w:t>
+      </w:r>
+    </w:p>
+    <w:p>
+      <w:pPr>
+        <w:pStyle w:val="BodyText"/>
+      </w:pPr>
+      <w:r>
+        <w:t xml:space="preserve">I walked over. The sea of people parted. I didn’t use the blade. I kicked that guy in the ass.</w:t>
+      </w:r>
+    </w:p>
+    <w:p>
+      <w:pPr>
+        <w:pStyle w:val="BodyText"/>
+      </w:pPr>
+      <w:r>
+        <w:t xml:space="preserve">“Come on, we gotta go,”</w:t>
+      </w:r>
+      <w:r>
+        <w:t xml:space="preserve"> </w:t>
+      </w:r>
+      <w:r>
+        <w:t xml:space="preserve">I said.</w:t>
+      </w:r>
+      <w:r>
+        <w:t xml:space="preserve"> </w:t>
+      </w:r>
+      <w:r>
+        <w:t xml:space="preserve">“Ain’t got time for this shit.”</w:t>
+      </w:r>
+    </w:p>
+    <w:p>
+      <w:pPr>
+        <w:pStyle w:val="BodyText"/>
+      </w:pPr>
+      <w:r>
+        <w:t xml:space="preserve">We walked away. No one followed.</w:t>
+      </w:r>
+    </w:p>
+    <w:p>
+      <w:pPr>
+        <w:pStyle w:val="BodyText"/>
+      </w:pPr>
+      <w:r>
+        <w:t xml:space="preserve">I went back to my house. The adrenaline faded and I was just sick again. I sat down.</w:t>
+      </w:r>
+    </w:p>
+    <w:p>
+      <w:pPr>
+        <w:pStyle w:val="BodyText"/>
+      </w:pPr>
+      <w:r>
+        <w:t xml:space="preserve">Then came a knock. Not a normal knock. It rattled the wooden frame.</w:t>
+      </w:r>
+    </w:p>
+    <w:p>
+      <w:pPr>
+        <w:pStyle w:val="BodyText"/>
+      </w:pPr>
+      <w:r>
+        <w:t xml:space="preserve">“POLICE! OPEN THE GODDAMN DOOR!”</w:t>
+      </w:r>
+    </w:p>
+    <w:p>
+      <w:pPr>
+        <w:pStyle w:val="BodyText"/>
+      </w:pPr>
+      <w:r>
+        <w:t xml:space="preserve">I bolted up. I looked at my younger sister. She was already headed for the door.</w:t>
+      </w:r>
+    </w:p>
+    <w:p>
+      <w:pPr>
+        <w:pStyle w:val="BodyText"/>
+      </w:pPr>
+      <w:r>
+        <w:t xml:space="preserve">“Don’t let ’em in!”</w:t>
+      </w:r>
+    </w:p>
+    <w:p>
+      <w:pPr>
+        <w:pStyle w:val="BodyText"/>
+      </w:pPr>
+      <w:r>
+        <w:t xml:space="preserve">She was young, and the badge had a presence over her. She didn’t know what to do. She opened the door.</w:t>
+      </w:r>
+    </w:p>
+    <w:p>
+      <w:pPr>
+        <w:pStyle w:val="BodyText"/>
+      </w:pPr>
+      <w:r>
+        <w:t xml:space="preserve">In came two Baltimore Police officers from the Southern District. They didn’t care about warrants or civil rights. They were hyped up on their own shit.</w:t>
+      </w:r>
+    </w:p>
+    <w:p>
+      <w:pPr>
+        <w:pStyle w:val="BodyText"/>
+      </w:pPr>
+      <w:r>
+        <w:t xml:space="preserve">“Where’s the fucking sword?”</w:t>
+      </w:r>
+    </w:p>
+    <w:p>
+      <w:pPr>
+        <w:pStyle w:val="BodyText"/>
+      </w:pPr>
+      <w:r>
+        <w:t xml:space="preserve">So much for snitches get stitches. Those little bitches ratted me out.</w:t>
+      </w:r>
+    </w:p>
+    <w:p>
+      <w:pPr>
+        <w:pStyle w:val="BodyText"/>
+      </w:pPr>
+      <w:r>
+        <w:t xml:space="preserve">“What sword? I don’t have a sword. I don’t even own a sword.”</w:t>
+      </w:r>
+    </w:p>
+    <w:p>
+      <w:pPr>
+        <w:pStyle w:val="BodyText"/>
+      </w:pPr>
+      <w:r>
+        <w:t xml:space="preserve">“If you’re gonna be a little prick, then you’re gonna go to fucking Southern District.”</w:t>
+      </w:r>
+    </w:p>
+    <w:p>
+      <w:pPr>
+        <w:pStyle w:val="BodyText"/>
+      </w:pPr>
+      <w:r>
+        <w:t xml:space="preserve">They cuffed me and hauled me down to Southern District lockup. I was hanging out in the cell with all kinds of wonderful and interesting people. The Black guy in the cell next to me leaned over.</w:t>
+      </w:r>
+    </w:p>
+    <w:p>
+      <w:pPr>
+        <w:pStyle w:val="BodyText"/>
+      </w:pPr>
+      <w:r>
+        <w:t xml:space="preserve">“What you in here for, big youngin?”</w:t>
+      </w:r>
+    </w:p>
+    <w:p>
+      <w:pPr>
+        <w:pStyle w:val="BodyText"/>
+      </w:pPr>
+      <w:r>
+        <w:t xml:space="preserve">“I don’t know, they picked me up for a fight. But I was just sitting in my house.”</w:t>
+      </w:r>
+    </w:p>
+    <w:p>
+      <w:pPr>
+        <w:pStyle w:val="BodyText"/>
+      </w:pPr>
+      <w:r>
+        <w:t xml:space="preserve">He looked at me.</w:t>
+      </w:r>
+      <w:r>
+        <w:t xml:space="preserve"> </w:t>
+      </w:r>
+      <w:r>
+        <w:t xml:space="preserve">“The violent crime task force picked me up.”</w:t>
+      </w:r>
+    </w:p>
+    <w:p>
+      <w:pPr>
+        <w:pStyle w:val="BodyText"/>
+      </w:pPr>
+      <w:r>
+        <w:t xml:space="preserve">“Oh man, all right, cool. Good to know.”</w:t>
+      </w:r>
+      <w:r>
+        <w:t xml:space="preserve"> </w:t>
+      </w:r>
+      <w:r>
+        <w:t xml:space="preserve">He was pretty chill.</w:t>
+      </w:r>
+    </w:p>
+    <w:p>
+      <w:pPr>
+        <w:pStyle w:val="BodyText"/>
+      </w:pPr>
+      <w:r>
+        <w:t xml:space="preserve">I sat there and waited. And waited. And waited. The next morning the police came by. They brought me a goddamn Egg McMuffin and a cup of black coffee. I don’t even drink coffee, but that’s what they gave you in the Southern District holding tank, so I sat there eating a shitty McMuffin and drinking shitty black coffee.</w:t>
+      </w:r>
+    </w:p>
+    <w:p>
+      <w:pPr>
+        <w:pStyle w:val="BodyText"/>
+      </w:pPr>
+      <w:r>
+        <w:t xml:space="preserve">Eventually my dad came to get me. I think he had a connection and was able to talk the commissioner down. This kid is already signed up for the Air Force. Don’t destroy his life over this stupid shit.</w:t>
+      </w:r>
+    </w:p>
+    <w:p>
+      <w:pPr>
+        <w:pStyle w:val="BodyText"/>
+      </w:pPr>
+      <w:r>
+        <w:t xml:space="preserve">The commissioner saw it my dad’s way. No real trial. I stood in front of him and he gave me a Stet docket. Indefinite postponement of the charges.</w:t>
+      </w:r>
+    </w:p>
+    <w:p>
+      <w:pPr>
+        <w:pStyle w:val="BodyText"/>
+      </w:pPr>
+      <w:r>
+        <w:t xml:space="preserve">He was pretty straightforward.</w:t>
+      </w:r>
+      <w:r>
+        <w:t xml:space="preserve"> </w:t>
+      </w:r>
+      <w:r>
+        <w:t xml:space="preserve">“If I even get a fucking whiff of you doing something between now and January when you ship out, I’m gonna put you away.”</w:t>
+      </w:r>
+    </w:p>
+    <w:p>
+      <w:pPr>
+        <w:pStyle w:val="BodyText"/>
+      </w:pPr>
+      <w:r>
+        <w:t xml:space="preserve">“Understood. You won’t hear a peep out of me.”</w:t>
+      </w:r>
+    </w:p>
+    <w:p>
+      <w:pPr>
+        <w:pStyle w:val="BodyText"/>
+      </w:pPr>
+      <w:r>
+        <w:t xml:space="preserve">Charlie actually just died a few months ago. He had a lot of demons he fought over the years.</w:t>
+      </w:r>
+    </w:p>
+    <w:p>
+      <w:pPr>
+        <w:pStyle w:val="BodyText"/>
+      </w:pPr>
+      <w:r>
+        <w:t xml:space="preserve">I laid low for the next couple of months. And on January 3, 1995, I shipped out, leaving Baltimore behind.</w:t>
+      </w:r>
+    </w:p>
+    <w:bookmarkEnd w:id="23"/>
+    <w:bookmarkStart w:id="24" w:name="chapter-11-bo-derek-and-the-asvab"/>
     <w:p>
       <w:pPr>
         <w:pStyle w:val="Heading1"/>
       </w:pPr>
       <w:r>
-        <w:t xml:space="preserve">Chapter 10: The Stet Docket</w:t>
+        <w:t xml:space="preserve">Chapter 11: Bo Derek and the ASVAB</w:t>
       </w:r>
     </w:p>
     <w:p>
@@ -3140,566 +3700,6 @@
         <w:pict>
           <v:rect style="width:0;height:1.5pt" o:hralign="center" o:hrstd="t" o:hr="t"/>
         </w:pict>
-      </w:r>
-    </w:p>
-    <w:p>
-      <w:pPr>
-        <w:pStyle w:val="FirstParagraph"/>
-      </w:pPr>
-      <w:r>
-        <w:t xml:space="preserve">The years rolled on, and the walls of Baltimore started to feel closer together. I needed an exit.</w:t>
-      </w:r>
-    </w:p>
-    <w:p>
-      <w:pPr>
-        <w:pStyle w:val="BodyText"/>
-      </w:pPr>
-      <w:r>
-        <w:t xml:space="preserve">My buddy from City, Kareem, had a plan.</w:t>
-      </w:r>
-      <w:r>
-        <w:t xml:space="preserve"> </w:t>
-      </w:r>
-      <w:r>
-        <w:t xml:space="preserve">“Let’s go be Marines,”</w:t>
-      </w:r>
-      <w:r>
-        <w:t xml:space="preserve"> </w:t>
-      </w:r>
-      <w:r>
-        <w:t xml:space="preserve">he said.</w:t>
-      </w:r>
-    </w:p>
-    <w:p>
-      <w:pPr>
-        <w:pStyle w:val="BodyText"/>
-      </w:pPr>
-      <w:r>
-        <w:t xml:space="preserve">I figured, all right, whatever. It made sense. The Marines were tough, they were respected, and more importantly they were away from fucking Baltimore. I wanted money for school. I wanted to see the world. Specifically, I wanted to go to Japan. I had been studying Japanese since the sixth grade — a little piece of discipline and culture that just didn’t fit with the chaos around me.</w:t>
-      </w:r>
-    </w:p>
-    <w:p>
-      <w:pPr>
-        <w:pStyle w:val="BodyText"/>
-      </w:pPr>
-      <w:r>
-        <w:t xml:space="preserve">We went to the enlistment office, ready to sign our lives away to the Corps. But the Marine recruiter was out to lunch or doing PT, or whatever Marines do. The office was empty. Just as we turned to leave, Tech Sergeant Cartwright walked out of the Air Force office next door. He looked at us and smiled.</w:t>
-      </w:r>
-    </w:p>
-    <w:p>
-      <w:pPr>
-        <w:pStyle w:val="BodyText"/>
-      </w:pPr>
-      <w:r>
-        <w:t xml:space="preserve">“What are you boys here for?”</w:t>
-      </w:r>
-    </w:p>
-    <w:p>
-      <w:pPr>
-        <w:pStyle w:val="BodyText"/>
-      </w:pPr>
-      <w:r>
-        <w:t xml:space="preserve">“We want to be Marines.”</w:t>
-      </w:r>
-    </w:p>
-    <w:p>
-      <w:pPr>
-        <w:pStyle w:val="BodyText"/>
-      </w:pPr>
-      <w:r>
-        <w:t xml:space="preserve">Cartwright shook his head like a disappointed father.</w:t>
-      </w:r>
-      <w:r>
-        <w:t xml:space="preserve"> </w:t>
-      </w:r>
-      <w:r>
-        <w:t xml:space="preserve">“Don’t do that to yourself, son. You join the Air Force, I will fly you around the world. I will give you access to fine wine and fine women. You’ll sleep in a bed, not in a foxhole.”</w:t>
-      </w:r>
-    </w:p>
-    <w:p>
-      <w:pPr>
-        <w:pStyle w:val="BodyText"/>
-      </w:pPr>
-      <w:r>
-        <w:t xml:space="preserve">I didn’t need to hear about the wine. I just needed to hear</w:t>
-      </w:r>
-      <w:r>
-        <w:t xml:space="preserve"> </w:t>
-      </w:r>
-      <w:r>
-        <w:t xml:space="preserve">“around the world.”</w:t>
-      </w:r>
-      <w:r>
-        <w:t xml:space="preserve"> </w:t>
-      </w:r>
-      <w:r>
-        <w:t xml:space="preserve">Anything that got me out of Baltimore was the right path. I signed the papers for the Delayed Enlistment Program right then and there. I was seventeen. Ship date: January 3, 1995. I had a few months to kill. I just had to stay out of trouble.</w:t>
-      </w:r>
-    </w:p>
-    <w:p>
-      <w:pPr>
-        <w:pStyle w:val="BodyText"/>
-      </w:pPr>
-      <w:r>
-        <w:t xml:space="preserve">That’s not always as easy as it sounds.</w:t>
-      </w:r>
-    </w:p>
-    <w:p>
-      <w:pPr>
-        <w:pStyle w:val="BodyText"/>
-      </w:pPr>
-      <w:r>
-        <w:t xml:space="preserve">One night I was sitting at home. I was sick, feeling under the weather, just trying to keep a low profile, when the phone rang. Charlie O’Heron — Big Ed’s younger brother. He was up the street at the School 84 Rec Center, and he was panicked. Some guys were threatening to kill him.</w:t>
-      </w:r>
-    </w:p>
-    <w:p>
-      <w:pPr>
-        <w:pStyle w:val="BodyText"/>
-      </w:pPr>
-      <w:r>
-        <w:t xml:space="preserve">“Where’s Ed? Where’s your big brother?”</w:t>
-      </w:r>
-    </w:p>
-    <w:p>
-      <w:pPr>
-        <w:pStyle w:val="BodyText"/>
-      </w:pPr>
-      <w:r>
-        <w:t xml:space="preserve">“I’m on my own,”</w:t>
-      </w:r>
-      <w:r>
-        <w:t xml:space="preserve"> </w:t>
-      </w:r>
-      <w:r>
-        <w:t xml:space="preserve">Charlie said.</w:t>
-      </w:r>
-      <w:r>
-        <w:t xml:space="preserve"> </w:t>
-      </w:r>
-      <w:r>
-        <w:t xml:space="preserve">“Ed told me to figure it out.”</w:t>
-      </w:r>
-    </w:p>
-    <w:p>
-      <w:pPr>
-        <w:pStyle w:val="BodyText"/>
-      </w:pPr>
-      <w:r>
-        <w:t xml:space="preserve">That fucking burned me up. You don’t leave your brother on his own. That’s a direct violation of the code.</w:t>
-      </w:r>
-    </w:p>
-    <w:p>
-      <w:pPr>
-        <w:pStyle w:val="BodyText"/>
-      </w:pPr>
-      <w:r>
-        <w:t xml:space="preserve">“Call your brother,”</w:t>
-      </w:r>
-      <w:r>
-        <w:t xml:space="preserve"> </w:t>
-      </w:r>
-      <w:r>
-        <w:t xml:space="preserve">I said.</w:t>
-      </w:r>
-      <w:r>
-        <w:t xml:space="preserve"> </w:t>
-      </w:r>
-      <w:r>
-        <w:t xml:space="preserve">“This is big brother shit.”</w:t>
-      </w:r>
-      <w:r>
-        <w:t xml:space="preserve"> </w:t>
-      </w:r>
-      <w:r>
-        <w:t xml:space="preserve">But if Ed wasn’t going to step up, I had to.</w:t>
-      </w:r>
-    </w:p>
-    <w:p>
-      <w:pPr>
-        <w:pStyle w:val="BodyText"/>
-      </w:pPr>
-      <w:r>
-        <w:t xml:space="preserve">“I’ll be right there.”</w:t>
-      </w:r>
-    </w:p>
-    <w:p>
-      <w:pPr>
-        <w:pStyle w:val="BodyText"/>
-      </w:pPr>
-      <w:r>
-        <w:t xml:space="preserve">I called Mike Hammonds and told him the situation. Mike didn’t ask how many guys there were, or if they had guns. He just asked,</w:t>
-      </w:r>
-      <w:r>
-        <w:t xml:space="preserve"> </w:t>
-      </w:r>
-      <w:r>
-        <w:t xml:space="preserve">“Are we going to do this?”</w:t>
-      </w:r>
-      <w:r>
-        <w:t xml:space="preserve"> </w:t>
-      </w:r>
-      <w:r>
-        <w:t xml:space="preserve">He said he’d be right there. Minutes later, he rolled up.</w:t>
-      </w:r>
-    </w:p>
-    <w:p>
-      <w:pPr>
-        <w:pStyle w:val="BodyText"/>
-      </w:pPr>
-      <w:r>
-        <w:t xml:space="preserve">Charlie told us it was a whole group of them, so I grabbed a small sword and tucked it inside my jacket, under my arm. People see a wide blade and they freeze. We walked up to the Rec Center.</w:t>
-      </w:r>
-    </w:p>
-    <w:p>
-      <w:pPr>
-        <w:pStyle w:val="BodyText"/>
-      </w:pPr>
-      <w:r>
-        <w:t xml:space="preserve">Mike and I walked in. Charlie was already there. He pointed out the issue. He’d been playing ball, things got rough, and he tried to walk away. Someone threw a basketball at his face. Charlie just caught it and set it down. Small act of defiance. It enraged the guy. They told Charlie that the second he stepped outside, they were going to beat him to death.</w:t>
-      </w:r>
-    </w:p>
-    <w:p>
-      <w:pPr>
-        <w:pStyle w:val="BodyText"/>
-      </w:pPr>
-      <w:r>
-        <w:t xml:space="preserve">There was no fighting inside the 84 Rec. You got caught fighting in there, you got kicked out permanently. Then where would you go? So everybody kind of respected it. Holy ground.</w:t>
-      </w:r>
-    </w:p>
-    <w:p>
-      <w:pPr>
-        <w:pStyle w:val="BodyText"/>
-      </w:pPr>
-      <w:r>
-        <w:t xml:space="preserve">“Come on,”</w:t>
-      </w:r>
-      <w:r>
-        <w:t xml:space="preserve"> </w:t>
-      </w:r>
-      <w:r>
-        <w:t xml:space="preserve">I said.</w:t>
-      </w:r>
-      <w:r>
-        <w:t xml:space="preserve"> </w:t>
-      </w:r>
-      <w:r>
-        <w:t xml:space="preserve">“Let’s go.”</w:t>
-      </w:r>
-    </w:p>
-    <w:p>
-      <w:pPr>
-        <w:pStyle w:val="BodyText"/>
-      </w:pPr>
-      <w:r>
-        <w:t xml:space="preserve">We walked out the doors. Mike first, Charlie next, me a couple of feet behind. As soon as we crossed the threshold, it was pandemonium. Seconds. The crowd swarmed. Charlie on the ground, getting pummeled. Mike throwing bombs, fighting off two or three guys at once.</w:t>
-      </w:r>
-    </w:p>
-    <w:p>
-      <w:pPr>
-        <w:pStyle w:val="BodyText"/>
-      </w:pPr>
-      <w:r>
-        <w:t xml:space="preserve">I moved toward Charlie. I figured Hammonds had his shit under control. Two guys stomping Charlie. I rushed them and knocked them off. One of them ran up a little ramp by the Rec — a small retaining wall — and jumped off it like he thought he was Bruce Lee.</w:t>
-      </w:r>
-    </w:p>
-    <w:p>
-      <w:pPr>
-        <w:pStyle w:val="BodyText"/>
-      </w:pPr>
-      <w:r>
-        <w:t xml:space="preserve">I swung with my left, a hard overhand, and completely connected. I punched that motherfucker right in his forearm and heard a loud snap. That was Mike Lowry. Broke his arm. He was on the ground crying like a bitch.</w:t>
-      </w:r>
-    </w:p>
-    <w:p>
-      <w:pPr>
-        <w:pStyle w:val="BodyText"/>
-      </w:pPr>
-      <w:r>
-        <w:t xml:space="preserve">That’s when I realized things were getting serious. I pulled out the sword.</w:t>
-      </w:r>
-    </w:p>
-    <w:p>
-      <w:pPr>
-        <w:pStyle w:val="BodyText"/>
-      </w:pPr>
-      <w:r>
-        <w:t xml:space="preserve">Everybody started yelling,</w:t>
-      </w:r>
-      <w:r>
-        <w:t xml:space="preserve"> </w:t>
-      </w:r>
-      <w:r>
-        <w:t xml:space="preserve">“He’s got a sword! He’s got a knife!”</w:t>
-      </w:r>
-    </w:p>
-    <w:p>
-      <w:pPr>
-        <w:pStyle w:val="BodyText"/>
-      </w:pPr>
-      <w:r>
-        <w:t xml:space="preserve">I looked over at Mike. He had some guy locked up in a WWF DDT-style hold, ready to smash the guy’s head into the concrete. Mike looked over at me, calm, honestly looking like he was having a good time.</w:t>
-      </w:r>
-    </w:p>
-    <w:p>
-      <w:pPr>
-        <w:pStyle w:val="BodyText"/>
-      </w:pPr>
-      <w:r>
-        <w:t xml:space="preserve">“Come over here and break this motherfucker’s ribs,”</w:t>
-      </w:r>
-      <w:r>
-        <w:t xml:space="preserve"> </w:t>
-      </w:r>
-      <w:r>
-        <w:t xml:space="preserve">Mike said.</w:t>
-      </w:r>
-    </w:p>
-    <w:p>
-      <w:pPr>
-        <w:pStyle w:val="BodyText"/>
-      </w:pPr>
-      <w:r>
-        <w:t xml:space="preserve">I walked over. The sea of people parted. I didn’t use the blade. I kicked that guy in the ass.</w:t>
-      </w:r>
-    </w:p>
-    <w:p>
-      <w:pPr>
-        <w:pStyle w:val="BodyText"/>
-      </w:pPr>
-      <w:r>
-        <w:t xml:space="preserve">“Come on, we gotta go,”</w:t>
-      </w:r>
-      <w:r>
-        <w:t xml:space="preserve"> </w:t>
-      </w:r>
-      <w:r>
-        <w:t xml:space="preserve">I said.</w:t>
-      </w:r>
-      <w:r>
-        <w:t xml:space="preserve"> </w:t>
-      </w:r>
-      <w:r>
-        <w:t xml:space="preserve">“Ain’t got time for this shit.”</w:t>
-      </w:r>
-    </w:p>
-    <w:p>
-      <w:pPr>
-        <w:pStyle w:val="BodyText"/>
-      </w:pPr>
-      <w:r>
-        <w:t xml:space="preserve">We walked away. No one followed.</w:t>
-      </w:r>
-    </w:p>
-    <w:p>
-      <w:pPr>
-        <w:pStyle w:val="BodyText"/>
-      </w:pPr>
-      <w:r>
-        <w:t xml:space="preserve">I went back to my house. The adrenaline faded and I was just sick again. I sat down.</w:t>
-      </w:r>
-    </w:p>
-    <w:p>
-      <w:pPr>
-        <w:pStyle w:val="BodyText"/>
-      </w:pPr>
-      <w:r>
-        <w:t xml:space="preserve">Then came a knock. Not a normal knock. It rattled the wooden frame.</w:t>
-      </w:r>
-    </w:p>
-    <w:p>
-      <w:pPr>
-        <w:pStyle w:val="BodyText"/>
-      </w:pPr>
-      <w:r>
-        <w:t xml:space="preserve">“POLICE! OPEN THE GODDAMN DOOR!”</w:t>
-      </w:r>
-    </w:p>
-    <w:p>
-      <w:pPr>
-        <w:pStyle w:val="BodyText"/>
-      </w:pPr>
-      <w:r>
-        <w:t xml:space="preserve">I bolted up. I looked at my younger sister. She was already headed for the door.</w:t>
-      </w:r>
-    </w:p>
-    <w:p>
-      <w:pPr>
-        <w:pStyle w:val="BodyText"/>
-      </w:pPr>
-      <w:r>
-        <w:t xml:space="preserve">“Don’t let ’em in!”</w:t>
-      </w:r>
-    </w:p>
-    <w:p>
-      <w:pPr>
-        <w:pStyle w:val="BodyText"/>
-      </w:pPr>
-      <w:r>
-        <w:t xml:space="preserve">She was young, and the badge had a presence over her. She didn’t know what to do. She opened the door.</w:t>
-      </w:r>
-    </w:p>
-    <w:p>
-      <w:pPr>
-        <w:pStyle w:val="BodyText"/>
-      </w:pPr>
-      <w:r>
-        <w:t xml:space="preserve">In came two Baltimore Police officers from the Southern District. They didn’t care about warrants or civil rights. They were hyped up on their own shit.</w:t>
-      </w:r>
-    </w:p>
-    <w:p>
-      <w:pPr>
-        <w:pStyle w:val="BodyText"/>
-      </w:pPr>
-      <w:r>
-        <w:t xml:space="preserve">“Where’s the fucking sword?”</w:t>
-      </w:r>
-    </w:p>
-    <w:p>
-      <w:pPr>
-        <w:pStyle w:val="BodyText"/>
-      </w:pPr>
-      <w:r>
-        <w:t xml:space="preserve">So much for snitches get stitches. Those little bitches ratted me out.</w:t>
-      </w:r>
-    </w:p>
-    <w:p>
-      <w:pPr>
-        <w:pStyle w:val="BodyText"/>
-      </w:pPr>
-      <w:r>
-        <w:t xml:space="preserve">“What sword? I don’t have a sword. I don’t even own a sword.”</w:t>
-      </w:r>
-    </w:p>
-    <w:p>
-      <w:pPr>
-        <w:pStyle w:val="BodyText"/>
-      </w:pPr>
-      <w:r>
-        <w:t xml:space="preserve">“If you’re gonna be a little prick, then you’re gonna go to fucking Southern District.”</w:t>
-      </w:r>
-    </w:p>
-    <w:p>
-      <w:pPr>
-        <w:pStyle w:val="BodyText"/>
-      </w:pPr>
-      <w:r>
-        <w:t xml:space="preserve">They cuffed me and hauled me down to Southern District lockup. I was hanging out in the cell with all kinds of wonderful and interesting people. The Black guy in the cell next to me leaned over.</w:t>
-      </w:r>
-    </w:p>
-    <w:p>
-      <w:pPr>
-        <w:pStyle w:val="BodyText"/>
-      </w:pPr>
-      <w:r>
-        <w:t xml:space="preserve">“What you in here for, big youngin?”</w:t>
-      </w:r>
-    </w:p>
-    <w:p>
-      <w:pPr>
-        <w:pStyle w:val="BodyText"/>
-      </w:pPr>
-      <w:r>
-        <w:t xml:space="preserve">“I don’t know, they picked me up for a fight. But I was just sitting in my house.”</w:t>
-      </w:r>
-    </w:p>
-    <w:p>
-      <w:pPr>
-        <w:pStyle w:val="BodyText"/>
-      </w:pPr>
-      <w:r>
-        <w:t xml:space="preserve">He looked at me.</w:t>
-      </w:r>
-      <w:r>
-        <w:t xml:space="preserve"> </w:t>
-      </w:r>
-      <w:r>
-        <w:t xml:space="preserve">“The violent crime task force picked me up.”</w:t>
-      </w:r>
-    </w:p>
-    <w:p>
-      <w:pPr>
-        <w:pStyle w:val="BodyText"/>
-      </w:pPr>
-      <w:r>
-        <w:t xml:space="preserve">“Oh man, all right, cool. Good to know.”</w:t>
-      </w:r>
-      <w:r>
-        <w:t xml:space="preserve"> </w:t>
-      </w:r>
-      <w:r>
-        <w:t xml:space="preserve">He was pretty chill.</w:t>
-      </w:r>
-    </w:p>
-    <w:p>
-      <w:pPr>
-        <w:pStyle w:val="BodyText"/>
-      </w:pPr>
-      <w:r>
-        <w:t xml:space="preserve">I sat there and waited. And waited. And waited. The next morning the police came by. They brought me a goddamn Egg McMuffin and a cup of black coffee. I don’t even drink coffee, but that’s what they gave you in the Southern District holding tank, so I sat there eating a shitty McMuffin and drinking shitty black coffee.</w:t>
-      </w:r>
-    </w:p>
-    <w:p>
-      <w:pPr>
-        <w:pStyle w:val="BodyText"/>
-      </w:pPr>
-      <w:r>
-        <w:t xml:space="preserve">Eventually my dad came to get me. I think he had a connection and was able to talk the commissioner down. This kid is already signed up for the Air Force. Don’t destroy his life over this stupid shit.</w:t>
-      </w:r>
-    </w:p>
-    <w:p>
-      <w:pPr>
-        <w:pStyle w:val="BodyText"/>
-      </w:pPr>
-      <w:r>
-        <w:t xml:space="preserve">The commissioner saw it my dad’s way. No real trial. I stood in front of him and he gave me a Stet docket. Indefinite postponement of the charges.</w:t>
-      </w:r>
-    </w:p>
-    <w:p>
-      <w:pPr>
-        <w:pStyle w:val="BodyText"/>
-      </w:pPr>
-      <w:r>
-        <w:t xml:space="preserve">He was pretty straightforward.</w:t>
-      </w:r>
-      <w:r>
-        <w:t xml:space="preserve"> </w:t>
-      </w:r>
-      <w:r>
-        <w:t xml:space="preserve">“If I even get a fucking whiff of you doing something between now and January when you ship out, I’m gonna put you away.”</w:t>
-      </w:r>
-    </w:p>
-    <w:p>
-      <w:pPr>
-        <w:pStyle w:val="BodyText"/>
-      </w:pPr>
-      <w:r>
-        <w:t xml:space="preserve">“Understood. You won’t hear a peep out of me.”</w:t>
-      </w:r>
-    </w:p>
-    <w:p>
-      <w:pPr>
-        <w:pStyle w:val="BodyText"/>
-      </w:pPr>
-      <w:r>
-        <w:t xml:space="preserve">Charlie actually just died a few months ago. He had a lot of demons he fought over the years.</w:t>
-      </w:r>
-    </w:p>
-    <w:p>
-      <w:pPr>
-        <w:pStyle w:val="BodyText"/>
-      </w:pPr>
-      <w:r>
-        <w:t xml:space="preserve">I laid low for the next couple of months. And on January 3, 1995, I shipped out, leaving Baltimore behind.</w:t>
-      </w:r>
-    </w:p>
-    <w:bookmarkEnd w:id="23"/>
-    <w:bookmarkStart w:id="24" w:name="chapter-11-bo-derek-and-the-asvab"/>
-    <w:p>
-      <w:pPr>
-        <w:pStyle w:val="Heading1"/>
-      </w:pPr>
-      <w:r>
-        <w:t xml:space="preserve">Chapter 11: Bo Derek and the ASVAB</w:t>
       </w:r>
     </w:p>
     <w:p>
@@ -3797,7 +3797,7 @@
         <w:pStyle w:val="BodyText"/>
       </w:pPr>
       <w:r>
-        <w:t xml:space="preserve">For most recruits, the first day of boot camp is terrifying. They break you down to build you back up. But coming from where I came from? It wasn’t intimidating in the least. It was just a fucking guy in a hat screaming at me for standing wrong. It didn’t carry the same weight as a guy pulling a machete on me back at the rec center. It was a completely different thing.</w:t>
+        <w:t xml:space="preserve">For most recruits, the first day of boot camp is terrifying. They break you down to build you back up. But coming from where I came from? It wasn’t intimidating in the least. It was just a fucking guy in a hat screaming at me for standing wrong. It didn’t carry the same weight as a mob waiting for me outside the rec center. It was a completely different thing.</w:t>
       </w:r>
     </w:p>
     <w:p>
@@ -4191,13 +4191,6 @@
         </w:pict>
       </w:r>
     </w:p>
-    <w:p>
-      <w:r>
-        <w:pict>
-          <v:rect style="width:0;height:1.5pt" o:hralign="center" o:hrstd="t" o:hr="t"/>
-        </w:pict>
-      </w:r>
-    </w:p>
     <w:bookmarkEnd w:id="24"/>
     <w:bookmarkStart w:id="25" w:name="chapter-12-culture-shock-and-cobra-gold"/>
     <w:p>
@@ -4913,7 +4906,7 @@
         <w:pStyle w:val="BodyText"/>
       </w:pPr>
       <w:r>
-        <w:t xml:space="preserve">Down at the open airfield where our planes were parked, local life bled right onto the tarmac. There was a Kao Pad fried rice stand set up nearby, and one day I noticed a couple of local kids wandering around the flight line. I was told to go shoo them away. As I was walking over to them, I startled a massive lizard. This motherfucker stood straight up on two feet and ran away. I had never seen shit like that in my life.</w:t>
+        <w:t xml:space="preserve">Down at the open airfield where our planes were parked, local life bled right onto the tarmac. There was a Khao Pad fried rice stand set up nearby, and one day I noticed a couple of local kids wandering around the flight line. I was told to go shoo them away. As I was walking over to them, I startled a massive lizard. This motherfucker stood straight up on two feet and ran away. I had never seen shit like that in my life.</w:t>
       </w:r>
     </w:p>
     <w:p>
@@ -5644,7 +5637,7 @@
         <w:pStyle w:val="BodyText"/>
       </w:pPr>
       <w:r>
-        <w:t xml:space="preserve">My own gear became free as it got larger. In fact, at the peak he gave me a shit load of free stuff. That’s when I started selling it as a side quest.</w:t>
+        <w:t xml:space="preserve">My own gear became free as it got larger. In fact, at the peak he gave me a shitload of free stuff. That’s when I started selling it as a side quest.</w:t>
       </w:r>
     </w:p>
     <w:p>
@@ -5717,14 +5710,6 @@
         <w:pStyle w:val="BodyText"/>
       </w:pPr>
       <w:r>
-        <w:t xml:space="preserve">As the volume grew, my free cut grew with it — way more than I could ever put in my own body. So I started selling the extra to guys locally.</w:t>
-      </w:r>
-    </w:p>
-    <w:p>
-      <w:pPr>
-        <w:pStyle w:val="BodyText"/>
-      </w:pPr>
-      <w:r>
         <w:t xml:space="preserve">Jesus fucking Christ, I was so retarded. I actually had business cards printed up. If you know me, of course I did. The company was called</w:t>
       </w:r>
       <w:r>
@@ -5851,7 +5836,7 @@
         <w:t xml:space="preserve"> </w:t>
       </w:r>
       <w:r>
-        <w:t xml:space="preserve">bank account — not under my primary Social Security Number, but under my second Social Security Number (a byproduct of my messy childhood, which I’ll explain shortly). I funneled my side-hustle money into that account, completely separate from my regular bank.</w:t>
+        <w:t xml:space="preserve">bank account — not under my primary Social Security Number, but under my second Social Security Number (a byproduct of my messy childhood: my mother and father were always on again, off again, and they both wound up submitting the paperwork; since computers were still a new thing in ’76, I wound up with two Social Security numbers). I funneled my side-hustle money into that account, completely separate from my regular bank.</w:t>
       </w:r>
     </w:p>
     <w:p>
@@ -5919,23 +5904,35 @@
         <w:pStyle w:val="BodyText"/>
       </w:pPr>
       <w:r>
-        <w:t xml:space="preserve">It didn’t start as a criminal empire. It started small and transactional. I bought a few vials of Test. A pack of Anadrol, some Deca, Dianabol. Eventually, some HGH. I was treating my body like a science experiment, mixing compounds to see what I responded to. I had even learned how to buy Trenbolone Acetate meant for bovine use, extract the cattle pellets, separate the binder, and purify it into top-notch liquid Tren. I never sold it - it was strictly for my own personal use - but that little home-chemistry experiment was exactly how they eventually managed to slap me with a 'Manufacturing' charge.</w:t>
-      </w:r>
-    </w:p>
-    <w:p>
-      <w:pPr>
-        <w:pStyle w:val="BodyText"/>
-      </w:pPr>
-      <w:r>
-        <w:t xml:space="preserve">The results were undeniable. I grew into a monster. I had a 54-inch chest. I was walking around at 6’3”, 265 pounds of lean, steroided mass. People who hadn’t seen me in a while stopped staring at my face and started staring at my silhouette. Girls at the mall would stop me and ask if I was real, or if I was wearing some kind of muscle suit under my clothes.</w:t>
-      </w:r>
-    </w:p>
-    <w:p>
-      <w:pPr>
-        <w:pStyle w:val="BodyText"/>
-      </w:pPr>
-      <w:r>
-        <w:t xml:space="preserve">Life felt good. I had landed a prestigious job as an A&amp;P (Airframe and Powerplant) Mechanic with DYNCorp, a private military corporation. I wasn’t fixing regular jets anymore; I was working on the SAM FOX mission at Andrews Air Force Base. These were the VIP aircraft - the ones carrying the First Lady, the Cabinet, and the Vice President. I was literally turning wrenches on Air Force Two.</w:t>
+        <w:t xml:space="preserve">I was treating my body like a science experiment, mixing compounds to see what I responded to. I had even learned how to buy Trenbolone Acetate meant for bovine use, extract the cattle pellets, separate the binder, and purify it into top-notch liquid Tren. I never sold it - it was strictly for my own personal use - but that little home-chemistry experiment was exactly how they eventually managed to slap me with a</w:t>
+      </w:r>
+      <w:r>
+        <w:t xml:space="preserve"> </w:t>
+      </w:r>
+      <w:r>
+        <w:t xml:space="preserve">‘Manufacturing’</w:t>
+      </w:r>
+      <w:r>
+        <w:t xml:space="preserve"> </w:t>
+      </w:r>
+      <w:r>
+        <w:t xml:space="preserve">charge.</w:t>
+      </w:r>
+    </w:p>
+    <w:p>
+      <w:pPr>
+        <w:pStyle w:val="BodyText"/>
+      </w:pPr>
+      <w:r>
+        <w:t xml:space="preserve">The results were undeniable. I grew into a monster. People who hadn’t seen me in a while stopped staring at my face and started staring at my silhouette. Girls at the mall would stop me and ask if I was real, or if I was wearing some kind of muscle suit under my clothes.</w:t>
+      </w:r>
+    </w:p>
+    <w:p>
+      <w:pPr>
+        <w:pStyle w:val="BodyText"/>
+      </w:pPr>
+      <w:r>
+        <w:t xml:space="preserve">Life felt good. I had landed a prestigious job as an A&amp;P (Airframe and Powerplant) Mechanic with DynCorp, a private military corporation. I wasn’t fixing regular jets anymore; I was working on the SAM FOX mission at Andrews Air Force Base. These were the VIP aircraft - the ones carrying the First Lady, the Cabinet, and the Vice President. I was literally turning wrenches on Air Force Two.</w:t>
       </w:r>
     </w:p>
     <w:p>
@@ -6069,23 +6066,23 @@
         <w:t xml:space="preserve"> </w:t>
       </w:r>
       <w:r>
-        <w:t xml:space="preserve">that I was former Air Force Special Operations. They had already raided my house and found passports with stamps from all over the world. They found two Social Security numbers (a long story I’ll explain later). They found my DD-214 and saw the Armed Forces Expeditionary Medals from my desert deployments. I don't know if they checked my federal security clearance - I doubt they were that smart. They claimed they had been watching me for months. I doubt that, too.</w:t>
-      </w:r>
-    </w:p>
-    <w:p>
-      <w:pPr>
-        <w:pStyle w:val="BodyText"/>
-      </w:pPr>
-      <w:r>
-        <w:t xml:space="preserve">In typical BCPD fashion, they had half the story but got it all wrong. Yeah, I was in AFSOC, but I fixed planes. I wasn't a fucking commando. Unfortunately, there was no time to clear this up. They came at me hard.</w:t>
-      </w:r>
-    </w:p>
-    <w:p>
-      <w:pPr>
-        <w:pStyle w:val="BodyText"/>
-      </w:pPr>
-      <w:r>
-        <w:t xml:space="preserve">To the Baltimore City Police Department, I wasn't just a guy who sold some juice. I was Jason fucking Bourne. They were terrified I was going to snap the handcuffs and start snapping necks.</w:t>
+        <w:t xml:space="preserve">that I was former Air Force Special Operations. They had already raided my house and found passports with stamps from all over the world. They found two Social Security numbers. They found my DD-214 and saw the Armed Forces Expeditionary Medals from my desert deployments. I don’t know if they checked my federal security clearance - I doubt they were that smart. They claimed they had been watching me for months. I doubt that, too.</w:t>
+      </w:r>
+    </w:p>
+    <w:p>
+      <w:pPr>
+        <w:pStyle w:val="BodyText"/>
+      </w:pPr>
+      <w:r>
+        <w:t xml:space="preserve">In typical BCPD fashion, they had half the story but got it all wrong. Yeah, I was in AFSOC, but I fixed planes. I wasn’t a fucking commando. Unfortunately, there was no time to clear this up. They came at me hard.</w:t>
+      </w:r>
+    </w:p>
+    <w:p>
+      <w:pPr>
+        <w:pStyle w:val="BodyText"/>
+      </w:pPr>
+      <w:r>
+        <w:t xml:space="preserve">To the Baltimore City Police Department, I wasn’t just a guy who sold some juice. I was Jason fucking Bourne. They were terrified I was going to snap the handcuffs and start snapping necks.</w:t>
       </w:r>
     </w:p>
     <w:p>
@@ -6299,23 +6296,23 @@
         <w:pStyle w:val="BodyText"/>
       </w:pPr>
       <w:r>
-        <w:t xml:space="preserve">The booking officer, a woman who barely spoke English, asked for my information. I gave her my ID. She looked at it and wrote the name down wrong.</w:t>
-      </w:r>
-    </w:p>
-    <w:p>
-      <w:pPr>
-        <w:pStyle w:val="BodyText"/>
-      </w:pPr>
-      <w:r>
-        <w:t xml:space="preserve">That dumb fucking bitch. BCPD is Baltimore's finest, but that ain't saying much. She was probably crooked as hell, too. Dumb as a box of rocks, so fat her rolls were spilling out of her shitty uniform.</w:t>
-      </w:r>
-    </w:p>
-    <w:p>
-      <w:pPr>
-        <w:pStyle w:val="BodyText"/>
-      </w:pPr>
-      <w:r>
-        <w:t xml:space="preserve">Just like that, I caught another charge:</w:t>
+        <w:t xml:space="preserve">The booking officer, a woman who barely spoke English, asked for my information. I gave her my driver’s license. She misread it and wrote my name down as Mitchell.</w:t>
+      </w:r>
+    </w:p>
+    <w:p>
+      <w:pPr>
+        <w:pStyle w:val="BodyText"/>
+      </w:pPr>
+      <w:r>
+        <w:t xml:space="preserve">That dumb fucking bitch. BCPD is Baltimore’s finest, but that ain’t saying much. She was probably crooked as hell, too. Dumb as a box of rocks, so fat her rolls were spilling out of her shitty uniform.</w:t>
+      </w:r>
+    </w:p>
+    <w:p>
+      <w:pPr>
+        <w:pStyle w:val="BodyText"/>
+      </w:pPr>
+      <w:r>
+        <w:t xml:space="preserve">Just like that, they tried to give me another charge for that as well:</w:t>
       </w:r>
       <w:r>
         <w:t xml:space="preserve"> </w:t>
@@ -6331,15 +6328,15 @@
         <w:t xml:space="preserve"> </w:t>
       </w:r>
       <w:r>
-        <w:t xml:space="preserve">I didn’t use an alias. She just didn’t know how to read. Welcome to the system.</w:t>
-      </w:r>
-    </w:p>
-    <w:p>
-      <w:pPr>
-        <w:pStyle w:val="BodyText"/>
-      </w:pPr>
-      <w:r>
-        <w:t xml:space="preserve">They led me into the holding cell. At Central Booking, everyone waits in the tank. When they process your paperwork, they slide the charge sheet under the door. Every time a paper slides under, everyone gathers around to see what you’re in for. It's the only entertainment in the room. It also lets everyone know who's who in the zoo.</w:t>
+        <w:t xml:space="preserve">I didn’t use an alias. The intake officer just misread my license. Welcome to the system.</w:t>
+      </w:r>
+    </w:p>
+    <w:p>
+      <w:pPr>
+        <w:pStyle w:val="BodyText"/>
+      </w:pPr>
+      <w:r>
+        <w:t xml:space="preserve">They led me into the holding cell. At Central Booking, everyone waits in the tank. When they process your paperwork, they slide the charge sheet under the door. Every time a paper slides under, everyone gathers around to see what you’re in for. It’s the only entertainment in the room. It also lets everyone know who’s who in the zoo.</w:t>
       </w:r>
     </w:p>
     <w:p>
@@ -6545,7 +6542,7 @@
         <w:pStyle w:val="BodyText"/>
       </w:pPr>
       <w:r>
-        <w:t xml:space="preserve">I was standing there stripped bare for intake, and I remember the intake officer - a different obese, bald-headed Black woman - went and got her friend. They stood there and ogled me together. At six-foot-three and two hundred and sixty-five pounds of pure pharmaceutical muscle, I was an anomaly in their world.</w:t>
+        <w:t xml:space="preserve">I was standing there stripped bare for intake, and I remember the intake officer - a different obese, bald-headed Black woman - went and got her friend. They stood there and ogled me together. At my size, all pharmaceutical muscle, I was an anomaly in their world.</w:t>
       </w:r>
     </w:p>
     <w:p>
@@ -6870,16 +6867,6 @@
         <w:t xml:space="preserve">Who the fuck is this guy?</w:t>
       </w:r>
     </w:p>
-    <w:bookmarkEnd w:id="30"/>
-    <w:bookmarkStart w:id="31" w:name="chapter-18-the-plea-deal"/>
-    <w:p>
-      <w:pPr>
-        <w:pStyle w:val="Heading1"/>
-      </w:pPr>
-      <w:r>
-        <w:t xml:space="preserve">Chapter 18: The Plea Deal</w:t>
-      </w:r>
-    </w:p>
     <w:p>
       <w:r>
         <w:pict>
@@ -6887,6 +6874,23 @@
         </w:pict>
       </w:r>
     </w:p>
+    <w:bookmarkEnd w:id="30"/>
+    <w:bookmarkStart w:id="31" w:name="chapter-18-the-plea-deal"/>
+    <w:p>
+      <w:pPr>
+        <w:pStyle w:val="Heading1"/>
+      </w:pPr>
+      <w:r>
+        <w:t xml:space="preserve">Chapter 18: The Plea Deal</w:t>
+      </w:r>
+    </w:p>
+    <w:p>
+      <w:r>
+        <w:pict>
+          <v:rect style="width:0;height:1.5pt" o:hralign="center" o:hrstd="t" o:hr="t"/>
+        </w:pict>
+      </w:r>
+    </w:p>
     <w:p>
       <w:pPr>
         <w:pStyle w:val="FirstParagraph"/>
@@ -6908,7 +6912,7 @@
         <w:pStyle w:val="BodyText"/>
       </w:pPr>
       <w:r>
-        <w:t xml:space="preserve">The feds realized the local case wouldn't hold up under the microscopic scrutiny of a federal courtroom. So, they quietly backed out and deferred the entire mess over to the State of Maryland. Ultimately, my charges were not federal charges; they were state charges.</w:t>
+        <w:t xml:space="preserve">The feds realized the local case wouldn’t hold up under the microscopic scrutiny of a federal courtroom. So, they quietly backed out and deferred the entire mess over to the State of Maryland. Ultimately, my charges were not federal charges; they were state charges.</w:t>
       </w:r>
     </w:p>
     <w:p>
@@ -6940,7 +6944,7 @@
         <w:pStyle w:val="BodyText"/>
       </w:pPr>
       <w:r>
-        <w:t xml:space="preserve">Eventually, the state prosecutors came to the table. They knew their case was built on a shaky, corrupt foundation, but they also knew they had the leverage of the system behind them. They gave me an ultimatum.</w:t>
+        <w:t xml:space="preserve">They knew their case was built on a shaky, corrupt foundation, but they also knew they had the leverage of the system behind them. They gave me an ultimatum.</w:t>
       </w:r>
     </w:p>
     <w:p>
@@ -7272,6 +7276,14 @@
         <w:pStyle w:val="FirstParagraph"/>
       </w:pPr>
       <w:r>
+        <w:t xml:space="preserve">Yes, it says Mitchell. That’s the name the intake officer got from misreading my driver’s license at Central Booking, and it stuck to the paperwork.</w:t>
+      </w:r>
+    </w:p>
+    <w:p>
+      <w:pPr>
+        <w:pStyle w:val="BodyText"/>
+      </w:pPr>
+      <w:r>
         <w:t xml:space="preserve">I took the deal. I walked out of that courtroom in August or September of 2003 with a state felony record and an ankle monitor strapped to my leg. I was legally confined to my house. I couldn’t leave without permission. The government was tracking my every movement. I had lost my freedom, my money, and my reputation.</w:t>
       </w:r>
     </w:p>
@@ -8204,7 +8216,10 @@
         <w:pStyle w:val="BodyText"/>
       </w:pPr>
       <w:r>
-        <w:t xml:space="preserve">By the time the ankle monitor came off, I was deep in one of my most toxic entanglements. I knew I needed to get out of it. I knew I needed something different. But I was working nights, which meant there was no opportunity to go out and meet people through normal channels. My social life was the inside of a calibration lab and the fluorescent glow of a late-shift break room.</w:t>
+        <w:t xml:space="preserve">By 2007, a couple of years after the ankle monitor came off, I was deep in one of my most toxic entanglements. I knew I needed to get out of it. I knew I needed something different. But I was working nights, which meant there was no opportunity to go out and meet people through normal channels. My social life was the inside of a calibration lab and the fluorescent glow of a late-shift break room.</w:t>
+      </w:r>
+      <w:r>
+        <w:t xml:space="preserve"> </w:t>
       </w:r>
     </w:p>
     <w:p>
@@ -8316,7 +8331,7 @@
         <w:pStyle w:val="BodyText"/>
       </w:pPr>
       <w:r>
-        <w:t xml:space="preserve">That was around 2007. I was wrapping up my time at FMC, and my career was about to launch into the stratosphere. But more importantly, I had finally found the one person who would stand next to me through everything that came after - the nuclear plants, the Koch boardrooms, the miserable CETO job in Houston, the cancer, the surgeries, and the cross-country road trip where a time bomb was riding in the passenger seat.</w:t>
+        <w:t xml:space="preserve">That was 2007. I was wrapping up my time at FMC, and my career was about to launch into the stratosphere. But more importantly, I had finally found the one person who would stand next to me through everything that came after - the nuclear plants, the Koch boardrooms, the miserable CETO job in Houston, the cancer, the surgeries, and the cross-country road trip where a time bomb was riding in the front seat.</w:t>
       </w:r>
     </w:p>
     <w:p>
@@ -8822,7 +8837,18 @@
         <w:pStyle w:val="BodyText"/>
       </w:pPr>
       <w:r>
-        <w:t xml:space="preserve">Then Koch Industries called with a $1.7 billion project, and it was time to make an even bigger jump.</w:t>
+        <w:t xml:space="preserve">But Spartan didn’t last. I wound up dissolving Spartan Technology. Johnny, my crazy ass partner, got too fucking crazy, and we had to part ways.</w:t>
+      </w:r>
+    </w:p>
+    <w:p>
+      <w:pPr>
+        <w:pStyle w:val="BodyText"/>
+      </w:pPr>
+      <w:r>
+        <w:t xml:space="preserve">Then I got the chance to work for Dr. Angela Summers, and it was time to make an even bigger jump.</w:t>
+      </w:r>
+      <w:r>
+        <w:t xml:space="preserve"> </w:t>
       </w:r>
     </w:p>
     <w:p>
@@ -8854,7 +8880,7 @@
         <w:pStyle w:val="FirstParagraph"/>
       </w:pPr>
       <w:r>
-        <w:t xml:space="preserve">Before Koch, I went down to Houston to work for Dr. Angela Summers at SIS-TECH.</w:t>
+        <w:t xml:space="preserve">Before Koch, I went down to Houston to work for Dr. Angela Summers at SIS-TECH. She is the mother of functional safety engineering.</w:t>
       </w:r>
     </w:p>
     <w:p>
@@ -8902,7 +8928,7 @@
         <w:pStyle w:val="BodyText"/>
       </w:pPr>
       <w:r>
-        <w:t xml:space="preserve">I studied under her, absorbed the IEC 61511 process safety standards, and earned my</w:t>
+        <w:t xml:space="preserve">She trained me personally. I studied under her, absorbed the IEC 61511 process safety standards, and earned my</w:t>
       </w:r>
       <w:r>
         <w:t xml:space="preserve"> </w:t>
@@ -9074,6 +9100,14 @@
       </w:r>
     </w:p>
     <w:p>
+      <w:pPr>
+        <w:pStyle w:val="BodyText"/>
+      </w:pPr>
+      <w:r>
+        <w:t xml:space="preserve">Then Koch Industries called with a $1.7 billion project.</w:t>
+      </w:r>
+    </w:p>
+    <w:p>
       <w:r>
         <w:pict>
           <v:rect style="width:0;height:1.5pt" o:hralign="center" o:hrstd="t" o:hr="t"/>
@@ -9160,7 +9194,7 @@
         <w:pStyle w:val="BodyText"/>
       </w:pPr>
       <w:r>
-        <w:t xml:space="preserve">I walked into Angela’s office in Houston to break the news. She was pissed. Big-time pissed. She had trained me, stamped me with a TÜV certification, and now I was walking out the door.</w:t>
+        <w:t xml:space="preserve">I walked into Angela’s office in Houston to break the news. She was pissed. Extremely pissed. She had trained me, stamped me with a TÜV certification, and now I was walking out the door.</w:t>
       </w:r>
     </w:p>
     <w:p>
@@ -9800,7 +9834,7 @@
         <w:pStyle w:val="BodyText"/>
       </w:pPr>
       <w:r>
-        <w:t xml:space="preserve">He examined me for thirty seconds and waved it off.</w:t>
+        <w:t xml:space="preserve">The first doctor couldn’t even feel it. She was unfamiliar with the equipment. She examined me for thirty seconds and waved it off.</w:t>
       </w:r>
       <w:r>
         <w:t xml:space="preserve"> </w:t>
@@ -9812,7 +9846,7 @@
         <w:t xml:space="preserve"> </w:t>
       </w:r>
       <w:r>
-        <w:t xml:space="preserve">he said.</w:t>
+        <w:t xml:space="preserve">she said.</w:t>
       </w:r>
       <w:r>
         <w:t xml:space="preserve"> </w:t>
@@ -9826,7 +9860,16 @@
         <w:pStyle w:val="BodyText"/>
       </w:pPr>
       <w:r>
-        <w:t xml:space="preserve">He sent me home without an ultrasound. And because I was busy and wanted to believe him, I listened.</w:t>
+        <w:t xml:space="preserve">She sent me home without an ultrasound.</w:t>
+      </w:r>
+      <w:r>
+        <w:t xml:space="preserve"> </w:t>
+      </w:r>
+      <w:r>
+        <w:t xml:space="preserve"> </w:t>
+      </w:r>
+      <w:r>
+        <w:t xml:space="preserve">And because I was busy and wanted to believe him, I listened.</w:t>
       </w:r>
     </w:p>
     <w:p>
@@ -9886,7 +9929,7 @@
         <w:t xml:space="preserve"> </w:t>
       </w:r>
       <w:r>
-        <w:t xml:space="preserve">pencil-tip lump from Wichita had grown into a heavy, undeniable mass. The time bomb was ticking.</w:t>
+        <w:t xml:space="preserve">lump from Wichita was still there. It was still tiny, about the size of a pencil tip, but the time bomb was ticking.</w:t>
       </w:r>
     </w:p>
     <w:p>
@@ -10809,7 +10852,19 @@
         <w:pStyle w:val="BodyText"/>
       </w:pPr>
       <w:r>
-        <w:t xml:space="preserve">A convicted felon and former drug kingpin, Michael has rebuilt his life through intellect, resilience, and a systems-engineering mindset, proving that no starting point is too broken to engineer a masterpiece.</w:t>
+        <w:t xml:space="preserve">A convicted felon once labeled a</w:t>
+      </w:r>
+      <w:r>
+        <w:t xml:space="preserve"> </w:t>
+      </w:r>
+      <w:r>
+        <w:t xml:space="preserve">“Kingpin,”</w:t>
+      </w:r>
+      <w:r>
+        <w:t xml:space="preserve"> </w:t>
+      </w:r>
+      <w:r>
+        <w:t xml:space="preserve">Michael has rebuilt his life through intellect, resilience, and a systems-engineering mindset, proving that no starting point is too broken to engineer a masterpiece.</w:t>
       </w:r>
     </w:p>
     <w:p>

--- a/Am_I_The_Bad_Guy_Master_Draft.docx
+++ b/Am_I_The_Bad_Guy_Master_Draft.docx
@@ -7757,6 +7757,14 @@
       </w:pPr>
       <w:r>
         <w:t xml:space="preserve">The coach was John Rallo. John was 6’4” and 260, a Renzo Gracie brown belt. He didn’t give me a speech. He didn’t ask about my background. He looked at me, and he sent me over to wrestle a guy named Rick Desper.</w:t>
+      </w:r>
+    </w:p>
+    <w:p>
+      <w:pPr>
+        <w:pStyle w:val="BodyText"/>
+      </w:pPr>
+      <w:r>
+        <w:t xml:space="preserve">So about Rick. Rick was like 5’7” and maybe 150 pounds.</w:t>
       </w:r>
     </w:p>
     <w:p>

--- a/Am_I_The_Bad_Guy_Master_Draft.docx
+++ b/Am_I_The_Bad_Guy_Master_Draft.docx
@@ -7708,7 +7708,7 @@
         <w:pStyle w:val="FirstParagraph"/>
       </w:pPr>
       <w:r>
-        <w:t xml:space="preserve">The first thing I did when that band came off my ankle was sit down at the computer and type three letters into Google.</w:t>
+        <w:t xml:space="preserve">The first thing I did when that band came off my ankle was sit down at the computer and type three letters and a city into Google.</w:t>
       </w:r>
     </w:p>
     <w:p>

--- a/Am_I_The_Bad_Guy_Master_Draft.docx
+++ b/Am_I_The_Bad_Guy_Master_Draft.docx
@@ -9529,7 +9529,16 @@
         <w:pStyle w:val="BodyText"/>
       </w:pPr>
       <w:r>
-        <w:t xml:space="preserve">Between the corporate pressure at Koch, the MIT Sloan coursework, and grinding on the mats every night, I was redlining my body and ignoring the fatigue building up underneath.</w:t>
+        <w:t xml:space="preserve">Between the corporate pressure at Koch, the MIT Sloan coursework, going to The Johns Hopkins University Whiting School of Engineering (and yes, we pronounce the</w:t>
+      </w:r>
+      <w:r>
+        <w:t xml:space="preserve"> </w:t>
+      </w:r>
+      <w:r>
+        <w:t xml:space="preserve">“The”</w:t>
+      </w:r>
+      <w:r>
+        <w:t xml:space="preserve">), and grinding on the mats every night, I was redlining my body and ignoring the fatigue building up underneath.</w:t>
       </w:r>
     </w:p>
     <w:p>

--- a/Am_I_The_Bad_Guy_Master_Draft.docx
+++ b/Am_I_The_Bad_Guy_Master_Draft.docx
@@ -8757,7 +8757,7 @@
         <w:pStyle w:val="BodyText"/>
       </w:pPr>
       <w:r>
-        <w:t xml:space="preserve">By then, I had moved from TAI over to BGE/Exelon. I was stationed down at Spring Gardens on the Patapsco River, re-engineering the natural gas distribution system for Baltimore City and working on the plant’s Liquefied Natural Gas (LNG) control systems. It was serious, high-consequence work — the kind where a bad calibration doesn’t just cost money, it levels a city block.</w:t>
+        <w:t xml:space="preserve">By then, I had moved from TAI over to BGE/Exelon. I was stationed down at Spring Gardens on the Patapsco River, re-engineering the natural gas distribution system for Baltimore City and working on the plant’s Liquefied Natural Gas (LNG) control systems. It was serious, high-consequence work — the kind where a bad calibration doesn’t just cost money, it levels a city block. That’s also when I started at The Johns Hopkins University Whiting School of Engineering, way back in Baltimore, and I kept chipping away at it from there.</w:t>
       </w:r>
     </w:p>
     <w:p>
@@ -9529,7 +9529,7 @@
         <w:pStyle w:val="BodyText"/>
       </w:pPr>
       <w:r>
-        <w:t xml:space="preserve">Between the corporate pressure at Koch, the MIT Sloan coursework, going to The Johns Hopkins University Whiting School of Engineering (and yes, we pronounce the</w:t>
+        <w:t xml:space="preserve">Between the corporate pressure at Koch, the MIT Sloan coursework, still chipping away at The Johns Hopkins University Whiting School of Engineering (and yes, we pronounce the</w:t>
       </w:r>
       <w:r>
         <w:t xml:space="preserve"> </w:t>

--- a/Am_I_The_Bad_Guy_Master_Draft.docx
+++ b/Am_I_The_Bad_Guy_Master_Draft.docx
@@ -9407,31 +9407,15 @@
         <w:t xml:space="preserve"> </w:t>
       </w:r>
       <w:r>
-        <w:t xml:space="preserve">strategy and sent me to the</w:t>
-      </w:r>
-      <w:r>
-        <w:t xml:space="preserve"> </w:t>
-      </w:r>
-      <w:r>
-        <w:rPr>
-          <w:b/>
-          <w:bCs/>
-        </w:rPr>
-        <w:t xml:space="preserve">MIT Sloan School of Management</w:t>
-      </w:r>
-      <w:r>
-        <w:t xml:space="preserve"> </w:t>
-      </w:r>
-      <w:r>
-        <w:t xml:space="preserve">to sharpen the frameworks.</w:t>
-      </w:r>
-    </w:p>
-    <w:p>
-      <w:pPr>
-        <w:pStyle w:val="BodyText"/>
-      </w:pPr>
-      <w:r>
-        <w:t xml:space="preserve">A guy who had once sat in a Baltimore holding cell staring at fourteen felony counts was now sitting at MIT Sloan and in executive suites in Wichita, solving billion-dollar problems.</w:t>
+        <w:t xml:space="preserve">strategy.</w:t>
+      </w:r>
+    </w:p>
+    <w:p>
+      <w:pPr>
+        <w:pStyle w:val="BodyText"/>
+      </w:pPr>
+      <w:r>
+        <w:t xml:space="preserve">A guy who had once sat in a Baltimore holding cell staring at fourteen felony counts was now sitting in executive suites in Wichita, solving billion-dollar problems.</w:t>
       </w:r>
     </w:p>
     <w:p>
@@ -9529,7 +9513,7 @@
         <w:pStyle w:val="BodyText"/>
       </w:pPr>
       <w:r>
-        <w:t xml:space="preserve">Between the corporate pressure at Koch, the MIT Sloan coursework, still chipping away at The Johns Hopkins University Whiting School of Engineering (and yes, we pronounce the</w:t>
+        <w:t xml:space="preserve">Between the corporate pressure at Koch, still chipping away at The Johns Hopkins University Whiting School of Engineering (and yes, we pronounce the</w:t>
       </w:r>
       <w:r>
         <w:t xml:space="preserve"> </w:t>

--- a/Am_I_The_Bad_Guy_Master_Draft.docx
+++ b/Am_I_The_Bad_Guy_Master_Draft.docx
@@ -8757,7 +8757,7 @@
         <w:pStyle w:val="BodyText"/>
       </w:pPr>
       <w:r>
-        <w:t xml:space="preserve">By then, I had moved from TAI over to BGE/Exelon. I was stationed down at Spring Gardens on the Patapsco River, re-engineering the natural gas distribution system for Baltimore City and working on the plant’s Liquefied Natural Gas (LNG) control systems. It was serious, high-consequence work — the kind where a bad calibration doesn’t just cost money, it levels a city block. That’s also when I started at The Johns Hopkins University Whiting School of Engineering, way back in Baltimore, and I kept chipping away at it from there.</w:t>
+        <w:t xml:space="preserve">By then, I had moved from TAI over to BGE/Exelon. I was stationed down at Spring Gardens on the Patapsco River, re-engineering the natural gas distribution system for Baltimore City and working on the plant’s Liquefied Natural Gas (LNG) control systems. It was serious, high-consequence work — the kind where a bad calibration doesn’t just cost money, it levels a city block. That’s also when I started at The Johns Hopkins University Whiting School of Engineering, way back in Baltimore, and I kept chipping away at it from there until I graduated in 2015.</w:t>
       </w:r>
     </w:p>
     <w:p>
@@ -10845,7 +10845,7 @@
         <w:pStyle w:val="BodyText"/>
       </w:pPr>
       <w:r>
-        <w:t xml:space="preserve">He holds a Master of Science in Systems Engineering from Johns Hopkins University and a Bachelor of Science in Information Systems Science from the University of Maryland. He holds several advanced certifications, including ISA Certified Automation Professional, TÜV Functional Safety Engineer, Six Sigma Master Black Belt, and an FAA Airframe and Powerplant License.</w:t>
+        <w:t xml:space="preserve">He holds a Master of Science in Systems Engineering (2015) from The Johns Hopkins University and a Bachelor of Science in Information Systems Science from the University of Maryland. He holds several advanced certifications, including ISA Certified Automation Professional, TÜV Functional Safety Engineer, Six Sigma Master Black Belt, and an FAA Airframe and Powerplant License.</w:t>
       </w:r>
     </w:p>
     <w:p>
